--- a/spec/LSD.docx
+++ b/spec/LSD.docx
@@ -4,6 +4,7 @@
   <w:body>
     <w:p>
       <w:pPr>
+        <w:jc w:val="both"/>
         <w:rPr>
           <w:rFonts w:asciiTheme="majorBidi" w:hAnsiTheme="majorBidi" w:cstheme="majorBidi"/>
           <w:sz w:val="36"/>
@@ -23,6 +24,7 @@
     </w:p>
     <w:p>
       <w:pPr>
+        <w:jc w:val="both"/>
         <w:rPr>
           <w:rFonts w:asciiTheme="majorBidi" w:hAnsiTheme="majorBidi" w:cstheme="majorBidi"/>
           <w:sz w:val="36"/>
@@ -42,6 +44,7 @@
     </w:p>
     <w:p>
       <w:pPr>
+        <w:jc w:val="both"/>
         <w:rPr>
           <w:rFonts w:asciiTheme="majorBidi" w:hAnsiTheme="majorBidi" w:cstheme="majorBidi"/>
           <w:sz w:val="36"/>
@@ -61,6 +64,7 @@
     </w:p>
     <w:p>
       <w:pPr>
+        <w:jc w:val="both"/>
         <w:rPr>
           <w:rFonts w:asciiTheme="majorBidi" w:hAnsiTheme="majorBidi" w:cstheme="majorBidi"/>
           <w:sz w:val="36"/>
@@ -75,28 +79,26 @@
           <w:szCs w:val="36"/>
           <w:lang w:val="en-US"/>
         </w:rPr>
-        <w:t>Date: 25 April 2026 AD</w:t>
-      </w:r>
-    </w:p>
-    <w:p>
-      <w:pPr>
+        <w:t xml:space="preserve">Date: </w:t>
+      </w:r>
+      <w:r>
         <w:rPr>
           <w:rFonts w:asciiTheme="majorBidi" w:hAnsiTheme="majorBidi" w:cstheme="majorBidi"/>
           <w:sz w:val="36"/>
           <w:szCs w:val="36"/>
           <w:lang w:val="en-US"/>
         </w:rPr>
-      </w:pPr>
-    </w:p>
-    <w:p>
-      <w:pPr>
+        <w:t>18</w:t>
+      </w:r>
+      <w:r>
         <w:rPr>
           <w:rFonts w:asciiTheme="majorBidi" w:hAnsiTheme="majorBidi" w:cstheme="majorBidi"/>
           <w:sz w:val="36"/>
           <w:szCs w:val="36"/>
           <w:lang w:val="en-US"/>
         </w:rPr>
-      </w:pPr>
+        <w:t xml:space="preserve"> </w:t>
+      </w:r>
       <w:r>
         <w:rPr>
           <w:rFonts w:asciiTheme="majorBidi" w:hAnsiTheme="majorBidi" w:cstheme="majorBidi"/>
@@ -104,11 +106,52 @@
           <w:szCs w:val="36"/>
           <w:lang w:val="en-US"/>
         </w:rPr>
+        <w:t xml:space="preserve">May </w:t>
+      </w:r>
+      <w:r>
+        <w:rPr>
+          <w:rFonts w:asciiTheme="majorBidi" w:hAnsiTheme="majorBidi" w:cstheme="majorBidi"/>
+          <w:sz w:val="36"/>
+          <w:szCs w:val="36"/>
+          <w:lang w:val="en-US"/>
+        </w:rPr>
+        <w:t>2026 AD</w:t>
+      </w:r>
+    </w:p>
+    <w:p>
+      <w:pPr>
+        <w:jc w:val="both"/>
+        <w:rPr>
+          <w:rFonts w:asciiTheme="majorBidi" w:hAnsiTheme="majorBidi" w:cstheme="majorBidi"/>
+          <w:sz w:val="36"/>
+          <w:szCs w:val="36"/>
+          <w:lang w:val="en-US"/>
+        </w:rPr>
+      </w:pPr>
+    </w:p>
+    <w:p>
+      <w:pPr>
+        <w:jc w:val="both"/>
+        <w:rPr>
+          <w:rFonts w:asciiTheme="majorBidi" w:hAnsiTheme="majorBidi" w:cstheme="majorBidi"/>
+          <w:sz w:val="36"/>
+          <w:szCs w:val="36"/>
+          <w:lang w:val="en-US"/>
+        </w:rPr>
+      </w:pPr>
+      <w:r>
+        <w:rPr>
+          <w:rFonts w:asciiTheme="majorBidi" w:hAnsiTheme="majorBidi" w:cstheme="majorBidi"/>
+          <w:sz w:val="36"/>
+          <w:szCs w:val="36"/>
+          <w:lang w:val="en-US"/>
+        </w:rPr>
         <w:br w:type="page"/>
       </w:r>
     </w:p>
     <w:p>
       <w:pPr>
+        <w:jc w:val="both"/>
         <w:rPr>
           <w:rFonts w:asciiTheme="majorBidi" w:hAnsiTheme="majorBidi" w:cstheme="majorBidi"/>
           <w:sz w:val="28"/>
@@ -129,6 +172,7 @@
     </w:p>
     <w:p>
       <w:pPr>
+        <w:jc w:val="both"/>
         <w:rPr>
           <w:rFonts w:asciiTheme="majorBidi" w:hAnsiTheme="majorBidi" w:cstheme="majorBidi"/>
           <w:lang w:val="en-US"/>
@@ -144,6 +188,7 @@
     </w:p>
     <w:p>
       <w:pPr>
+        <w:jc w:val="both"/>
         <w:rPr>
           <w:rFonts w:asciiTheme="majorBidi" w:hAnsiTheme="majorBidi" w:cstheme="majorBidi"/>
           <w:lang w:val="en-US"/>
@@ -180,6 +225,7 @@
     </w:p>
     <w:p>
       <w:pPr>
+        <w:jc w:val="both"/>
         <w:rPr>
           <w:rFonts w:asciiTheme="majorBidi" w:hAnsiTheme="majorBidi" w:cstheme="majorBidi"/>
           <w:lang w:val="en-US"/>
@@ -195,6 +241,7 @@
     </w:p>
     <w:p>
       <w:pPr>
+        <w:jc w:val="both"/>
         <w:rPr>
           <w:rFonts w:asciiTheme="majorBidi" w:hAnsiTheme="majorBidi" w:cstheme="majorBidi"/>
           <w:lang w:val="en-US"/>
@@ -210,6 +257,15 @@
     </w:p>
     <w:sdt>
       <w:sdtPr>
+        <w:rPr>
+          <w:rFonts w:asciiTheme="minorHAnsi" w:eastAsiaTheme="minorHAnsi" w:hAnsiTheme="minorHAnsi" w:cstheme="minorBidi"/>
+          <w:color w:val="auto"/>
+          <w:kern w:val="2"/>
+          <w:sz w:val="24"/>
+          <w:szCs w:val="24"/>
+          <w:lang w:val="en-GB"/>
+          <w14:ligatures w14:val="standardContextual"/>
+        </w:rPr>
         <w:id w:val="-1644576960"/>
         <w:docPartObj>
           <w:docPartGallery w:val="Table of Contents"/>
@@ -218,22 +274,16 @@
       </w:sdtPr>
       <w:sdtEndPr>
         <w:rPr>
-          <w:rFonts w:asciiTheme="minorHAnsi" w:eastAsiaTheme="minorHAnsi" w:hAnsiTheme="minorHAnsi" w:cstheme="minorBidi"/>
           <w:b/>
           <w:bCs/>
           <w:noProof/>
-          <w:color w:val="auto"/>
-          <w:kern w:val="2"/>
-          <w:sz w:val="24"/>
-          <w:szCs w:val="24"/>
-          <w:lang w:val="en-GB"/>
-          <w14:ligatures w14:val="standardContextual"/>
         </w:rPr>
       </w:sdtEndPr>
       <w:sdtContent>
         <w:p>
           <w:pPr>
             <w:pStyle w:val="TOCHeading"/>
+            <w:jc w:val="both"/>
           </w:pPr>
           <w:r>
             <w:t>Table of Contents</w:t>
@@ -243,8 +293,10 @@
           <w:pPr>
             <w:pStyle w:val="TOC1"/>
             <w:tabs>
+              <w:tab w:val="left" w:pos="480"/>
               <w:tab w:val="right" w:leader="dot" w:pos="9736"/>
             </w:tabs>
+            <w:jc w:val="both"/>
             <w:rPr>
               <w:rFonts w:eastAsiaTheme="minorEastAsia"/>
               <w:noProof/>
@@ -260,7 +312,7 @@
           <w:r>
             <w:fldChar w:fldCharType="separate"/>
           </w:r>
-          <w:hyperlink w:anchor="_Toc228013451" w:history="1">
+          <w:hyperlink w:anchor="_Toc230027572" w:history="1">
             <w:r>
               <w:rPr>
                 <w:rStyle w:val="Hyperlink"/>
@@ -268,6 +320,23 @@
                 <w:noProof/>
                 <w:lang w:val="en-US"/>
               </w:rPr>
+              <w:t>1.</w:t>
+            </w:r>
+            <w:r>
+              <w:rPr>
+                <w:rFonts w:eastAsiaTheme="minorEastAsia"/>
+                <w:noProof/>
+                <w:lang w:eastAsia="en-GB"/>
+              </w:rPr>
+              <w:tab/>
+            </w:r>
+            <w:r>
+              <w:rPr>
+                <w:rStyle w:val="Hyperlink"/>
+                <w:rFonts w:asciiTheme="majorBidi" w:hAnsiTheme="majorBidi" w:cstheme="majorBidi"/>
+                <w:noProof/>
+                <w:lang w:val="en-US"/>
+              </w:rPr>
               <w:t>Introduction</w:t>
             </w:r>
             <w:r>
@@ -289,7 +358,7 @@
                 <w:noProof/>
                 <w:webHidden/>
               </w:rPr>
-              <w:instrText xml:space="preserve"> PAGEREF _Toc228013451 \h </w:instrText>
+              <w:instrText xml:space="preserve"> PAGEREF _Toc230027572 \h </w:instrText>
             </w:r>
             <w:r>
               <w:rPr>
@@ -327,11 +396,14 @@
               <w:tab w:val="left" w:pos="960"/>
               <w:tab w:val="right" w:leader="dot" w:pos="9736"/>
             </w:tabs>
+            <w:jc w:val="both"/>
             <w:rPr>
+              <w:rFonts w:eastAsiaTheme="minorEastAsia"/>
               <w:noProof/>
+              <w:lang w:eastAsia="en-GB"/>
             </w:rPr>
           </w:pPr>
-          <w:hyperlink w:anchor="_Toc228013452" w:history="1">
+          <w:hyperlink w:anchor="_Toc230027573" w:history="1">
             <w:r>
               <w:rPr>
                 <w:rStyle w:val="Hyperlink"/>
@@ -343,7 +415,9 @@
             </w:r>
             <w:r>
               <w:rPr>
-                <w:noProof/>
+                <w:rFonts w:eastAsiaTheme="minorEastAsia"/>
+                <w:noProof/>
+                <w:lang w:eastAsia="en-GB"/>
               </w:rPr>
               <w:tab/>
             </w:r>
@@ -354,7 +428,7 @@
                 <w:noProof/>
                 <w:lang w:val="en-US"/>
               </w:rPr>
-              <w:t>Purpose</w:t>
+              <w:t>Overview</w:t>
             </w:r>
             <w:r>
               <w:rPr>
@@ -375,7 +449,7 @@
                 <w:noProof/>
                 <w:webHidden/>
               </w:rPr>
-              <w:instrText xml:space="preserve"> PAGEREF _Toc228013452 \h </w:instrText>
+              <w:instrText xml:space="preserve"> PAGEREF _Toc230027573 \h </w:instrText>
             </w:r>
             <w:r>
               <w:rPr>
@@ -413,11 +487,14 @@
               <w:tab w:val="left" w:pos="960"/>
               <w:tab w:val="right" w:leader="dot" w:pos="9736"/>
             </w:tabs>
+            <w:jc w:val="both"/>
             <w:rPr>
+              <w:rFonts w:eastAsiaTheme="minorEastAsia"/>
               <w:noProof/>
+              <w:lang w:eastAsia="en-GB"/>
             </w:rPr>
           </w:pPr>
-          <w:hyperlink w:anchor="_Toc228013453" w:history="1">
+          <w:hyperlink w:anchor="_Toc230027574" w:history="1">
             <w:r>
               <w:rPr>
                 <w:rStyle w:val="Hyperlink"/>
@@ -429,7 +506,9 @@
             </w:r>
             <w:r>
               <w:rPr>
-                <w:noProof/>
+                <w:rFonts w:eastAsiaTheme="minorEastAsia"/>
+                <w:noProof/>
+                <w:lang w:eastAsia="en-GB"/>
               </w:rPr>
               <w:tab/>
             </w:r>
@@ -440,7 +519,7 @@
                 <w:noProof/>
                 <w:lang w:val="en-US"/>
               </w:rPr>
-              <w:t>Design Goals</w:t>
+              <w:t>Motivation</w:t>
             </w:r>
             <w:r>
               <w:rPr>
@@ -461,7 +540,7 @@
                 <w:noProof/>
                 <w:webHidden/>
               </w:rPr>
-              <w:instrText xml:space="preserve"> PAGEREF _Toc228013453 \h </w:instrText>
+              <w:instrText xml:space="preserve"> PAGEREF _Toc230027574 \h </w:instrText>
             </w:r>
             <w:r>
               <w:rPr>
@@ -493,6 +572,1283 @@
           </w:hyperlink>
         </w:p>
         <w:p>
+          <w:pPr>
+            <w:pStyle w:val="TOC2"/>
+            <w:tabs>
+              <w:tab w:val="left" w:pos="960"/>
+              <w:tab w:val="right" w:leader="dot" w:pos="9736"/>
+            </w:tabs>
+            <w:jc w:val="both"/>
+            <w:rPr>
+              <w:rFonts w:eastAsiaTheme="minorEastAsia"/>
+              <w:noProof/>
+              <w:lang w:eastAsia="en-GB"/>
+            </w:rPr>
+          </w:pPr>
+          <w:hyperlink w:anchor="_Toc230027575" w:history="1">
+            <w:r>
+              <w:rPr>
+                <w:rStyle w:val="Hyperlink"/>
+                <w:rFonts w:asciiTheme="majorBidi" w:hAnsiTheme="majorBidi" w:cstheme="majorBidi"/>
+                <w:noProof/>
+                <w:lang w:val="en-US"/>
+              </w:rPr>
+              <w:t>1.3</w:t>
+            </w:r>
+            <w:r>
+              <w:rPr>
+                <w:rFonts w:eastAsiaTheme="minorEastAsia"/>
+                <w:noProof/>
+                <w:lang w:eastAsia="en-GB"/>
+              </w:rPr>
+              <w:tab/>
+            </w:r>
+            <w:r>
+              <w:rPr>
+                <w:rStyle w:val="Hyperlink"/>
+                <w:rFonts w:asciiTheme="majorBidi" w:hAnsiTheme="majorBidi" w:cstheme="majorBidi"/>
+                <w:noProof/>
+                <w:lang w:val="en-US"/>
+              </w:rPr>
+              <w:t>Design Goals</w:t>
+            </w:r>
+            <w:r>
+              <w:rPr>
+                <w:noProof/>
+                <w:webHidden/>
+              </w:rPr>
+              <w:tab/>
+            </w:r>
+            <w:r>
+              <w:rPr>
+                <w:noProof/>
+                <w:webHidden/>
+              </w:rPr>
+              <w:fldChar w:fldCharType="begin"/>
+            </w:r>
+            <w:r>
+              <w:rPr>
+                <w:noProof/>
+                <w:webHidden/>
+              </w:rPr>
+              <w:instrText xml:space="preserve"> PAGEREF _Toc230027575 \h </w:instrText>
+            </w:r>
+            <w:r>
+              <w:rPr>
+                <w:noProof/>
+                <w:webHidden/>
+              </w:rPr>
+            </w:r>
+            <w:r>
+              <w:rPr>
+                <w:noProof/>
+                <w:webHidden/>
+              </w:rPr>
+              <w:fldChar w:fldCharType="separate"/>
+            </w:r>
+            <w:r>
+              <w:rPr>
+                <w:noProof/>
+                <w:webHidden/>
+              </w:rPr>
+              <w:t>4</w:t>
+            </w:r>
+            <w:r>
+              <w:rPr>
+                <w:noProof/>
+                <w:webHidden/>
+              </w:rPr>
+              <w:fldChar w:fldCharType="end"/>
+            </w:r>
+          </w:hyperlink>
+        </w:p>
+        <w:p>
+          <w:pPr>
+            <w:pStyle w:val="TOC2"/>
+            <w:tabs>
+              <w:tab w:val="left" w:pos="960"/>
+              <w:tab w:val="right" w:leader="dot" w:pos="9736"/>
+            </w:tabs>
+            <w:jc w:val="both"/>
+            <w:rPr>
+              <w:rFonts w:eastAsiaTheme="minorEastAsia"/>
+              <w:noProof/>
+              <w:lang w:eastAsia="en-GB"/>
+            </w:rPr>
+          </w:pPr>
+          <w:hyperlink w:anchor="_Toc230027576" w:history="1">
+            <w:r>
+              <w:rPr>
+                <w:rStyle w:val="Hyperlink"/>
+                <w:rFonts w:asciiTheme="majorBidi" w:hAnsiTheme="majorBidi" w:cstheme="majorBidi"/>
+                <w:noProof/>
+                <w:lang w:val="en-US"/>
+              </w:rPr>
+              <w:t>1.4</w:t>
+            </w:r>
+            <w:r>
+              <w:rPr>
+                <w:rFonts w:eastAsiaTheme="minorEastAsia"/>
+                <w:noProof/>
+                <w:lang w:eastAsia="en-GB"/>
+              </w:rPr>
+              <w:tab/>
+            </w:r>
+            <w:r>
+              <w:rPr>
+                <w:rStyle w:val="Hyperlink"/>
+                <w:rFonts w:asciiTheme="majorBidi" w:hAnsiTheme="majorBidi" w:cstheme="majorBidi"/>
+                <w:noProof/>
+                <w:lang w:val="en-US"/>
+              </w:rPr>
+              <w:t>Intended Audience</w:t>
+            </w:r>
+            <w:r>
+              <w:rPr>
+                <w:noProof/>
+                <w:webHidden/>
+              </w:rPr>
+              <w:tab/>
+            </w:r>
+            <w:r>
+              <w:rPr>
+                <w:noProof/>
+                <w:webHidden/>
+              </w:rPr>
+              <w:fldChar w:fldCharType="begin"/>
+            </w:r>
+            <w:r>
+              <w:rPr>
+                <w:noProof/>
+                <w:webHidden/>
+              </w:rPr>
+              <w:instrText xml:space="preserve"> PAGEREF _Toc230027576 \h </w:instrText>
+            </w:r>
+            <w:r>
+              <w:rPr>
+                <w:noProof/>
+                <w:webHidden/>
+              </w:rPr>
+            </w:r>
+            <w:r>
+              <w:rPr>
+                <w:noProof/>
+                <w:webHidden/>
+              </w:rPr>
+              <w:fldChar w:fldCharType="separate"/>
+            </w:r>
+            <w:r>
+              <w:rPr>
+                <w:noProof/>
+                <w:webHidden/>
+              </w:rPr>
+              <w:t>4</w:t>
+            </w:r>
+            <w:r>
+              <w:rPr>
+                <w:noProof/>
+                <w:webHidden/>
+              </w:rPr>
+              <w:fldChar w:fldCharType="end"/>
+            </w:r>
+          </w:hyperlink>
+        </w:p>
+        <w:p>
+          <w:pPr>
+            <w:pStyle w:val="TOC1"/>
+            <w:tabs>
+              <w:tab w:val="left" w:pos="480"/>
+              <w:tab w:val="right" w:leader="dot" w:pos="9736"/>
+            </w:tabs>
+            <w:jc w:val="both"/>
+            <w:rPr>
+              <w:rFonts w:eastAsiaTheme="minorEastAsia"/>
+              <w:noProof/>
+              <w:lang w:eastAsia="en-GB"/>
+            </w:rPr>
+          </w:pPr>
+          <w:hyperlink w:anchor="_Toc230027577" w:history="1">
+            <w:r>
+              <w:rPr>
+                <w:rStyle w:val="Hyperlink"/>
+                <w:rFonts w:asciiTheme="majorBidi" w:hAnsiTheme="majorBidi" w:cstheme="majorBidi"/>
+                <w:noProof/>
+                <w:lang w:val="en-US"/>
+              </w:rPr>
+              <w:t>2.</w:t>
+            </w:r>
+            <w:r>
+              <w:rPr>
+                <w:rFonts w:eastAsiaTheme="minorEastAsia"/>
+                <w:noProof/>
+                <w:lang w:eastAsia="en-GB"/>
+              </w:rPr>
+              <w:tab/>
+            </w:r>
+            <w:r>
+              <w:rPr>
+                <w:rStyle w:val="Hyperlink"/>
+                <w:rFonts w:asciiTheme="majorBidi" w:hAnsiTheme="majorBidi" w:cstheme="majorBidi"/>
+                <w:noProof/>
+                <w:lang w:val="en-US"/>
+              </w:rPr>
+              <w:t>Lexical Structure</w:t>
+            </w:r>
+            <w:r>
+              <w:rPr>
+                <w:noProof/>
+                <w:webHidden/>
+              </w:rPr>
+              <w:tab/>
+            </w:r>
+            <w:r>
+              <w:rPr>
+                <w:noProof/>
+                <w:webHidden/>
+              </w:rPr>
+              <w:fldChar w:fldCharType="begin"/>
+            </w:r>
+            <w:r>
+              <w:rPr>
+                <w:noProof/>
+                <w:webHidden/>
+              </w:rPr>
+              <w:instrText xml:space="preserve"> PAGEREF _Toc230027577 \h </w:instrText>
+            </w:r>
+            <w:r>
+              <w:rPr>
+                <w:noProof/>
+                <w:webHidden/>
+              </w:rPr>
+            </w:r>
+            <w:r>
+              <w:rPr>
+                <w:noProof/>
+                <w:webHidden/>
+              </w:rPr>
+              <w:fldChar w:fldCharType="separate"/>
+            </w:r>
+            <w:r>
+              <w:rPr>
+                <w:noProof/>
+                <w:webHidden/>
+              </w:rPr>
+              <w:t>4</w:t>
+            </w:r>
+            <w:r>
+              <w:rPr>
+                <w:noProof/>
+                <w:webHidden/>
+              </w:rPr>
+              <w:fldChar w:fldCharType="end"/>
+            </w:r>
+          </w:hyperlink>
+        </w:p>
+        <w:p>
+          <w:pPr>
+            <w:pStyle w:val="TOC1"/>
+            <w:tabs>
+              <w:tab w:val="left" w:pos="480"/>
+              <w:tab w:val="right" w:leader="dot" w:pos="9736"/>
+            </w:tabs>
+            <w:jc w:val="both"/>
+            <w:rPr>
+              <w:rFonts w:eastAsiaTheme="minorEastAsia"/>
+              <w:noProof/>
+              <w:lang w:eastAsia="en-GB"/>
+            </w:rPr>
+          </w:pPr>
+          <w:hyperlink w:anchor="_Toc230027578" w:history="1">
+            <w:r>
+              <w:rPr>
+                <w:rStyle w:val="Hyperlink"/>
+                <w:rFonts w:asciiTheme="majorBidi" w:hAnsiTheme="majorBidi" w:cstheme="majorBidi"/>
+                <w:noProof/>
+                <w:lang w:val="en-US"/>
+              </w:rPr>
+              <w:t>3.</w:t>
+            </w:r>
+            <w:r>
+              <w:rPr>
+                <w:rFonts w:eastAsiaTheme="minorEastAsia"/>
+                <w:noProof/>
+                <w:lang w:eastAsia="en-GB"/>
+              </w:rPr>
+              <w:tab/>
+            </w:r>
+            <w:r>
+              <w:rPr>
+                <w:rStyle w:val="Hyperlink"/>
+                <w:rFonts w:asciiTheme="majorBidi" w:hAnsiTheme="majorBidi" w:cstheme="majorBidi"/>
+                <w:noProof/>
+                <w:lang w:val="en-US"/>
+              </w:rPr>
+              <w:t>Types</w:t>
+            </w:r>
+            <w:r>
+              <w:rPr>
+                <w:noProof/>
+                <w:webHidden/>
+              </w:rPr>
+              <w:tab/>
+            </w:r>
+            <w:r>
+              <w:rPr>
+                <w:noProof/>
+                <w:webHidden/>
+              </w:rPr>
+              <w:fldChar w:fldCharType="begin"/>
+            </w:r>
+            <w:r>
+              <w:rPr>
+                <w:noProof/>
+                <w:webHidden/>
+              </w:rPr>
+              <w:instrText xml:space="preserve"> PAGEREF _Toc230027578 \h </w:instrText>
+            </w:r>
+            <w:r>
+              <w:rPr>
+                <w:noProof/>
+                <w:webHidden/>
+              </w:rPr>
+            </w:r>
+            <w:r>
+              <w:rPr>
+                <w:noProof/>
+                <w:webHidden/>
+              </w:rPr>
+              <w:fldChar w:fldCharType="separate"/>
+            </w:r>
+            <w:r>
+              <w:rPr>
+                <w:noProof/>
+                <w:webHidden/>
+              </w:rPr>
+              <w:t>4</w:t>
+            </w:r>
+            <w:r>
+              <w:rPr>
+                <w:noProof/>
+                <w:webHidden/>
+              </w:rPr>
+              <w:fldChar w:fldCharType="end"/>
+            </w:r>
+          </w:hyperlink>
+        </w:p>
+        <w:p>
+          <w:pPr>
+            <w:pStyle w:val="TOC1"/>
+            <w:tabs>
+              <w:tab w:val="left" w:pos="480"/>
+              <w:tab w:val="right" w:leader="dot" w:pos="9736"/>
+            </w:tabs>
+            <w:jc w:val="both"/>
+            <w:rPr>
+              <w:rFonts w:eastAsiaTheme="minorEastAsia"/>
+              <w:noProof/>
+              <w:lang w:eastAsia="en-GB"/>
+            </w:rPr>
+          </w:pPr>
+          <w:hyperlink w:anchor="_Toc230027579" w:history="1">
+            <w:r>
+              <w:rPr>
+                <w:rStyle w:val="Hyperlink"/>
+                <w:rFonts w:asciiTheme="majorBidi" w:hAnsiTheme="majorBidi" w:cstheme="majorBidi"/>
+                <w:noProof/>
+                <w:lang w:val="en-US"/>
+              </w:rPr>
+              <w:t>4.</w:t>
+            </w:r>
+            <w:r>
+              <w:rPr>
+                <w:rFonts w:eastAsiaTheme="minorEastAsia"/>
+                <w:noProof/>
+                <w:lang w:eastAsia="en-GB"/>
+              </w:rPr>
+              <w:tab/>
+            </w:r>
+            <w:r>
+              <w:rPr>
+                <w:rStyle w:val="Hyperlink"/>
+                <w:rFonts w:asciiTheme="majorBidi" w:hAnsiTheme="majorBidi" w:cstheme="majorBidi"/>
+                <w:noProof/>
+                <w:lang w:val="en-US"/>
+              </w:rPr>
+              <w:t>Operators</w:t>
+            </w:r>
+            <w:r>
+              <w:rPr>
+                <w:noProof/>
+                <w:webHidden/>
+              </w:rPr>
+              <w:tab/>
+            </w:r>
+            <w:r>
+              <w:rPr>
+                <w:noProof/>
+                <w:webHidden/>
+              </w:rPr>
+              <w:fldChar w:fldCharType="begin"/>
+            </w:r>
+            <w:r>
+              <w:rPr>
+                <w:noProof/>
+                <w:webHidden/>
+              </w:rPr>
+              <w:instrText xml:space="preserve"> PAGEREF _Toc230027579 \h </w:instrText>
+            </w:r>
+            <w:r>
+              <w:rPr>
+                <w:noProof/>
+                <w:webHidden/>
+              </w:rPr>
+            </w:r>
+            <w:r>
+              <w:rPr>
+                <w:noProof/>
+                <w:webHidden/>
+              </w:rPr>
+              <w:fldChar w:fldCharType="separate"/>
+            </w:r>
+            <w:r>
+              <w:rPr>
+                <w:noProof/>
+                <w:webHidden/>
+              </w:rPr>
+              <w:t>4</w:t>
+            </w:r>
+            <w:r>
+              <w:rPr>
+                <w:noProof/>
+                <w:webHidden/>
+              </w:rPr>
+              <w:fldChar w:fldCharType="end"/>
+            </w:r>
+          </w:hyperlink>
+        </w:p>
+        <w:p>
+          <w:pPr>
+            <w:pStyle w:val="TOC1"/>
+            <w:tabs>
+              <w:tab w:val="left" w:pos="480"/>
+              <w:tab w:val="right" w:leader="dot" w:pos="9736"/>
+            </w:tabs>
+            <w:jc w:val="both"/>
+            <w:rPr>
+              <w:rFonts w:eastAsiaTheme="minorEastAsia"/>
+              <w:noProof/>
+              <w:lang w:eastAsia="en-GB"/>
+            </w:rPr>
+          </w:pPr>
+          <w:hyperlink w:anchor="_Toc230027580" w:history="1">
+            <w:r>
+              <w:rPr>
+                <w:rStyle w:val="Hyperlink"/>
+                <w:rFonts w:asciiTheme="majorBidi" w:hAnsiTheme="majorBidi" w:cstheme="majorBidi"/>
+                <w:noProof/>
+                <w:lang w:val="en-US"/>
+              </w:rPr>
+              <w:t>5.</w:t>
+            </w:r>
+            <w:r>
+              <w:rPr>
+                <w:rFonts w:eastAsiaTheme="minorEastAsia"/>
+                <w:noProof/>
+                <w:lang w:eastAsia="en-GB"/>
+              </w:rPr>
+              <w:tab/>
+            </w:r>
+            <w:r>
+              <w:rPr>
+                <w:rStyle w:val="Hyperlink"/>
+                <w:rFonts w:asciiTheme="majorBidi" w:hAnsiTheme="majorBidi" w:cstheme="majorBidi"/>
+                <w:noProof/>
+                <w:lang w:val="en-US"/>
+              </w:rPr>
+              <w:t>Expressions</w:t>
+            </w:r>
+            <w:r>
+              <w:rPr>
+                <w:noProof/>
+                <w:webHidden/>
+              </w:rPr>
+              <w:tab/>
+            </w:r>
+            <w:r>
+              <w:rPr>
+                <w:noProof/>
+                <w:webHidden/>
+              </w:rPr>
+              <w:fldChar w:fldCharType="begin"/>
+            </w:r>
+            <w:r>
+              <w:rPr>
+                <w:noProof/>
+                <w:webHidden/>
+              </w:rPr>
+              <w:instrText xml:space="preserve"> PAGEREF _Toc230027580 \h </w:instrText>
+            </w:r>
+            <w:r>
+              <w:rPr>
+                <w:noProof/>
+                <w:webHidden/>
+              </w:rPr>
+            </w:r>
+            <w:r>
+              <w:rPr>
+                <w:noProof/>
+                <w:webHidden/>
+              </w:rPr>
+              <w:fldChar w:fldCharType="separate"/>
+            </w:r>
+            <w:r>
+              <w:rPr>
+                <w:noProof/>
+                <w:webHidden/>
+              </w:rPr>
+              <w:t>4</w:t>
+            </w:r>
+            <w:r>
+              <w:rPr>
+                <w:noProof/>
+                <w:webHidden/>
+              </w:rPr>
+              <w:fldChar w:fldCharType="end"/>
+            </w:r>
+          </w:hyperlink>
+        </w:p>
+        <w:p>
+          <w:pPr>
+            <w:pStyle w:val="TOC1"/>
+            <w:tabs>
+              <w:tab w:val="left" w:pos="480"/>
+              <w:tab w:val="right" w:leader="dot" w:pos="9736"/>
+            </w:tabs>
+            <w:jc w:val="both"/>
+            <w:rPr>
+              <w:rFonts w:eastAsiaTheme="minorEastAsia"/>
+              <w:noProof/>
+              <w:lang w:eastAsia="en-GB"/>
+            </w:rPr>
+          </w:pPr>
+          <w:hyperlink w:anchor="_Toc230027581" w:history="1">
+            <w:r>
+              <w:rPr>
+                <w:rStyle w:val="Hyperlink"/>
+                <w:rFonts w:asciiTheme="majorBidi" w:hAnsiTheme="majorBidi" w:cstheme="majorBidi"/>
+                <w:noProof/>
+                <w:lang w:val="en-US"/>
+              </w:rPr>
+              <w:t>6.</w:t>
+            </w:r>
+            <w:r>
+              <w:rPr>
+                <w:rFonts w:eastAsiaTheme="minorEastAsia"/>
+                <w:noProof/>
+                <w:lang w:eastAsia="en-GB"/>
+              </w:rPr>
+              <w:tab/>
+            </w:r>
+            <w:r>
+              <w:rPr>
+                <w:rStyle w:val="Hyperlink"/>
+                <w:rFonts w:asciiTheme="majorBidi" w:hAnsiTheme="majorBidi" w:cstheme="majorBidi"/>
+                <w:noProof/>
+                <w:lang w:val="en-US"/>
+              </w:rPr>
+              <w:t>Statements</w:t>
+            </w:r>
+            <w:r>
+              <w:rPr>
+                <w:noProof/>
+                <w:webHidden/>
+              </w:rPr>
+              <w:tab/>
+            </w:r>
+            <w:r>
+              <w:rPr>
+                <w:noProof/>
+                <w:webHidden/>
+              </w:rPr>
+              <w:fldChar w:fldCharType="begin"/>
+            </w:r>
+            <w:r>
+              <w:rPr>
+                <w:noProof/>
+                <w:webHidden/>
+              </w:rPr>
+              <w:instrText xml:space="preserve"> PAGEREF _Toc230027581 \h </w:instrText>
+            </w:r>
+            <w:r>
+              <w:rPr>
+                <w:noProof/>
+                <w:webHidden/>
+              </w:rPr>
+            </w:r>
+            <w:r>
+              <w:rPr>
+                <w:noProof/>
+                <w:webHidden/>
+              </w:rPr>
+              <w:fldChar w:fldCharType="separate"/>
+            </w:r>
+            <w:r>
+              <w:rPr>
+                <w:noProof/>
+                <w:webHidden/>
+              </w:rPr>
+              <w:t>4</w:t>
+            </w:r>
+            <w:r>
+              <w:rPr>
+                <w:noProof/>
+                <w:webHidden/>
+              </w:rPr>
+              <w:fldChar w:fldCharType="end"/>
+            </w:r>
+          </w:hyperlink>
+        </w:p>
+        <w:p>
+          <w:pPr>
+            <w:pStyle w:val="TOC1"/>
+            <w:tabs>
+              <w:tab w:val="left" w:pos="480"/>
+              <w:tab w:val="right" w:leader="dot" w:pos="9736"/>
+            </w:tabs>
+            <w:jc w:val="both"/>
+            <w:rPr>
+              <w:rFonts w:eastAsiaTheme="minorEastAsia"/>
+              <w:noProof/>
+              <w:lang w:eastAsia="en-GB"/>
+            </w:rPr>
+          </w:pPr>
+          <w:hyperlink w:anchor="_Toc230027582" w:history="1">
+            <w:r>
+              <w:rPr>
+                <w:rStyle w:val="Hyperlink"/>
+                <w:rFonts w:asciiTheme="majorBidi" w:hAnsiTheme="majorBidi" w:cstheme="majorBidi"/>
+                <w:noProof/>
+                <w:lang w:val="en-US"/>
+              </w:rPr>
+              <w:t>7.</w:t>
+            </w:r>
+            <w:r>
+              <w:rPr>
+                <w:rFonts w:eastAsiaTheme="minorEastAsia"/>
+                <w:noProof/>
+                <w:lang w:eastAsia="en-GB"/>
+              </w:rPr>
+              <w:tab/>
+            </w:r>
+            <w:r>
+              <w:rPr>
+                <w:rStyle w:val="Hyperlink"/>
+                <w:rFonts w:asciiTheme="majorBidi" w:hAnsiTheme="majorBidi" w:cstheme="majorBidi"/>
+                <w:noProof/>
+                <w:lang w:val="en-US"/>
+              </w:rPr>
+              <w:t>Functions</w:t>
+            </w:r>
+            <w:r>
+              <w:rPr>
+                <w:noProof/>
+                <w:webHidden/>
+              </w:rPr>
+              <w:tab/>
+            </w:r>
+            <w:r>
+              <w:rPr>
+                <w:noProof/>
+                <w:webHidden/>
+              </w:rPr>
+              <w:fldChar w:fldCharType="begin"/>
+            </w:r>
+            <w:r>
+              <w:rPr>
+                <w:noProof/>
+                <w:webHidden/>
+              </w:rPr>
+              <w:instrText xml:space="preserve"> PAGEREF _Toc230027582 \h </w:instrText>
+            </w:r>
+            <w:r>
+              <w:rPr>
+                <w:noProof/>
+                <w:webHidden/>
+              </w:rPr>
+            </w:r>
+            <w:r>
+              <w:rPr>
+                <w:noProof/>
+                <w:webHidden/>
+              </w:rPr>
+              <w:fldChar w:fldCharType="separate"/>
+            </w:r>
+            <w:r>
+              <w:rPr>
+                <w:noProof/>
+                <w:webHidden/>
+              </w:rPr>
+              <w:t>4</w:t>
+            </w:r>
+            <w:r>
+              <w:rPr>
+                <w:noProof/>
+                <w:webHidden/>
+              </w:rPr>
+              <w:fldChar w:fldCharType="end"/>
+            </w:r>
+          </w:hyperlink>
+        </w:p>
+        <w:p>
+          <w:pPr>
+            <w:pStyle w:val="TOC1"/>
+            <w:tabs>
+              <w:tab w:val="left" w:pos="480"/>
+              <w:tab w:val="right" w:leader="dot" w:pos="9736"/>
+            </w:tabs>
+            <w:jc w:val="both"/>
+            <w:rPr>
+              <w:rFonts w:eastAsiaTheme="minorEastAsia"/>
+              <w:noProof/>
+              <w:lang w:eastAsia="en-GB"/>
+            </w:rPr>
+          </w:pPr>
+          <w:hyperlink w:anchor="_Toc230027583" w:history="1">
+            <w:r>
+              <w:rPr>
+                <w:rStyle w:val="Hyperlink"/>
+                <w:rFonts w:asciiTheme="majorBidi" w:hAnsiTheme="majorBidi" w:cstheme="majorBidi"/>
+                <w:noProof/>
+                <w:lang w:val="en-US"/>
+              </w:rPr>
+              <w:t>8.</w:t>
+            </w:r>
+            <w:r>
+              <w:rPr>
+                <w:rFonts w:eastAsiaTheme="minorEastAsia"/>
+                <w:noProof/>
+                <w:lang w:eastAsia="en-GB"/>
+              </w:rPr>
+              <w:tab/>
+            </w:r>
+            <w:r>
+              <w:rPr>
+                <w:rStyle w:val="Hyperlink"/>
+                <w:rFonts w:asciiTheme="majorBidi" w:hAnsiTheme="majorBidi" w:cstheme="majorBidi"/>
+                <w:noProof/>
+                <w:lang w:val="en-US"/>
+              </w:rPr>
+              <w:t>Classes</w:t>
+            </w:r>
+            <w:r>
+              <w:rPr>
+                <w:noProof/>
+                <w:webHidden/>
+              </w:rPr>
+              <w:tab/>
+            </w:r>
+            <w:r>
+              <w:rPr>
+                <w:noProof/>
+                <w:webHidden/>
+              </w:rPr>
+              <w:fldChar w:fldCharType="begin"/>
+            </w:r>
+            <w:r>
+              <w:rPr>
+                <w:noProof/>
+                <w:webHidden/>
+              </w:rPr>
+              <w:instrText xml:space="preserve"> PAGEREF _Toc230027583 \h </w:instrText>
+            </w:r>
+            <w:r>
+              <w:rPr>
+                <w:noProof/>
+                <w:webHidden/>
+              </w:rPr>
+            </w:r>
+            <w:r>
+              <w:rPr>
+                <w:noProof/>
+                <w:webHidden/>
+              </w:rPr>
+              <w:fldChar w:fldCharType="separate"/>
+            </w:r>
+            <w:r>
+              <w:rPr>
+                <w:noProof/>
+                <w:webHidden/>
+              </w:rPr>
+              <w:t>4</w:t>
+            </w:r>
+            <w:r>
+              <w:rPr>
+                <w:noProof/>
+                <w:webHidden/>
+              </w:rPr>
+              <w:fldChar w:fldCharType="end"/>
+            </w:r>
+          </w:hyperlink>
+        </w:p>
+        <w:p>
+          <w:pPr>
+            <w:pStyle w:val="TOC1"/>
+            <w:tabs>
+              <w:tab w:val="left" w:pos="480"/>
+              <w:tab w:val="right" w:leader="dot" w:pos="9736"/>
+            </w:tabs>
+            <w:jc w:val="both"/>
+            <w:rPr>
+              <w:rFonts w:eastAsiaTheme="minorEastAsia"/>
+              <w:noProof/>
+              <w:lang w:eastAsia="en-GB"/>
+            </w:rPr>
+          </w:pPr>
+          <w:hyperlink w:anchor="_Toc230027584" w:history="1">
+            <w:r>
+              <w:rPr>
+                <w:rStyle w:val="Hyperlink"/>
+                <w:rFonts w:asciiTheme="majorBidi" w:hAnsiTheme="majorBidi" w:cstheme="majorBidi"/>
+                <w:noProof/>
+                <w:lang w:val="en-US"/>
+              </w:rPr>
+              <w:t>9.</w:t>
+            </w:r>
+            <w:r>
+              <w:rPr>
+                <w:rFonts w:eastAsiaTheme="minorEastAsia"/>
+                <w:noProof/>
+                <w:lang w:eastAsia="en-GB"/>
+              </w:rPr>
+              <w:tab/>
+            </w:r>
+            <w:r>
+              <w:rPr>
+                <w:rStyle w:val="Hyperlink"/>
+                <w:rFonts w:asciiTheme="majorBidi" w:hAnsiTheme="majorBidi" w:cstheme="majorBidi"/>
+                <w:noProof/>
+                <w:lang w:val="en-US"/>
+              </w:rPr>
+              <w:t>Error Handling</w:t>
+            </w:r>
+            <w:r>
+              <w:rPr>
+                <w:noProof/>
+                <w:webHidden/>
+              </w:rPr>
+              <w:tab/>
+            </w:r>
+            <w:r>
+              <w:rPr>
+                <w:noProof/>
+                <w:webHidden/>
+              </w:rPr>
+              <w:fldChar w:fldCharType="begin"/>
+            </w:r>
+            <w:r>
+              <w:rPr>
+                <w:noProof/>
+                <w:webHidden/>
+              </w:rPr>
+              <w:instrText xml:space="preserve"> PAGEREF _Toc230027584 \h </w:instrText>
+            </w:r>
+            <w:r>
+              <w:rPr>
+                <w:noProof/>
+                <w:webHidden/>
+              </w:rPr>
+            </w:r>
+            <w:r>
+              <w:rPr>
+                <w:noProof/>
+                <w:webHidden/>
+              </w:rPr>
+              <w:fldChar w:fldCharType="separate"/>
+            </w:r>
+            <w:r>
+              <w:rPr>
+                <w:noProof/>
+                <w:webHidden/>
+              </w:rPr>
+              <w:t>4</w:t>
+            </w:r>
+            <w:r>
+              <w:rPr>
+                <w:noProof/>
+                <w:webHidden/>
+              </w:rPr>
+              <w:fldChar w:fldCharType="end"/>
+            </w:r>
+          </w:hyperlink>
+        </w:p>
+        <w:p>
+          <w:pPr>
+            <w:pStyle w:val="TOC1"/>
+            <w:tabs>
+              <w:tab w:val="left" w:pos="720"/>
+              <w:tab w:val="right" w:leader="dot" w:pos="9736"/>
+            </w:tabs>
+            <w:jc w:val="both"/>
+            <w:rPr>
+              <w:rFonts w:eastAsiaTheme="minorEastAsia"/>
+              <w:noProof/>
+              <w:lang w:eastAsia="en-GB"/>
+            </w:rPr>
+          </w:pPr>
+          <w:hyperlink w:anchor="_Toc230027585" w:history="1">
+            <w:r>
+              <w:rPr>
+                <w:rStyle w:val="Hyperlink"/>
+                <w:rFonts w:asciiTheme="majorBidi" w:hAnsiTheme="majorBidi" w:cstheme="majorBidi"/>
+                <w:noProof/>
+                <w:lang w:val="en-US"/>
+              </w:rPr>
+              <w:t>10.</w:t>
+            </w:r>
+            <w:r>
+              <w:rPr>
+                <w:rFonts w:eastAsiaTheme="minorEastAsia"/>
+                <w:noProof/>
+                <w:lang w:eastAsia="en-GB"/>
+              </w:rPr>
+              <w:tab/>
+            </w:r>
+            <w:r>
+              <w:rPr>
+                <w:rStyle w:val="Hyperlink"/>
+                <w:rFonts w:asciiTheme="majorBidi" w:hAnsiTheme="majorBidi" w:cstheme="majorBidi"/>
+                <w:noProof/>
+                <w:lang w:val="en-US"/>
+              </w:rPr>
+              <w:t>Modules</w:t>
+            </w:r>
+            <w:r>
+              <w:rPr>
+                <w:noProof/>
+                <w:webHidden/>
+              </w:rPr>
+              <w:tab/>
+            </w:r>
+            <w:r>
+              <w:rPr>
+                <w:noProof/>
+                <w:webHidden/>
+              </w:rPr>
+              <w:fldChar w:fldCharType="begin"/>
+            </w:r>
+            <w:r>
+              <w:rPr>
+                <w:noProof/>
+                <w:webHidden/>
+              </w:rPr>
+              <w:instrText xml:space="preserve"> PAGEREF _Toc230027585 \h </w:instrText>
+            </w:r>
+            <w:r>
+              <w:rPr>
+                <w:noProof/>
+                <w:webHidden/>
+              </w:rPr>
+            </w:r>
+            <w:r>
+              <w:rPr>
+                <w:noProof/>
+                <w:webHidden/>
+              </w:rPr>
+              <w:fldChar w:fldCharType="separate"/>
+            </w:r>
+            <w:r>
+              <w:rPr>
+                <w:noProof/>
+                <w:webHidden/>
+              </w:rPr>
+              <w:t>4</w:t>
+            </w:r>
+            <w:r>
+              <w:rPr>
+                <w:noProof/>
+                <w:webHidden/>
+              </w:rPr>
+              <w:fldChar w:fldCharType="end"/>
+            </w:r>
+          </w:hyperlink>
+        </w:p>
+        <w:p>
+          <w:pPr>
+            <w:pStyle w:val="TOC1"/>
+            <w:tabs>
+              <w:tab w:val="left" w:pos="720"/>
+              <w:tab w:val="right" w:leader="dot" w:pos="9736"/>
+            </w:tabs>
+            <w:jc w:val="both"/>
+            <w:rPr>
+              <w:rFonts w:eastAsiaTheme="minorEastAsia"/>
+              <w:noProof/>
+              <w:lang w:eastAsia="en-GB"/>
+            </w:rPr>
+          </w:pPr>
+          <w:hyperlink w:anchor="_Toc230027586" w:history="1">
+            <w:r>
+              <w:rPr>
+                <w:rStyle w:val="Hyperlink"/>
+                <w:rFonts w:asciiTheme="majorBidi" w:hAnsiTheme="majorBidi" w:cstheme="majorBidi"/>
+                <w:noProof/>
+                <w:lang w:val="en-US"/>
+              </w:rPr>
+              <w:t>11.</w:t>
+            </w:r>
+            <w:r>
+              <w:rPr>
+                <w:rFonts w:eastAsiaTheme="minorEastAsia"/>
+                <w:noProof/>
+                <w:lang w:eastAsia="en-GB"/>
+              </w:rPr>
+              <w:tab/>
+            </w:r>
+            <w:r>
+              <w:rPr>
+                <w:rStyle w:val="Hyperlink"/>
+                <w:rFonts w:asciiTheme="majorBidi" w:hAnsiTheme="majorBidi" w:cstheme="majorBidi"/>
+                <w:noProof/>
+                <w:lang w:val="en-US"/>
+              </w:rPr>
+              <w:t>Standard Library Reference</w:t>
+            </w:r>
+            <w:r>
+              <w:rPr>
+                <w:noProof/>
+                <w:webHidden/>
+              </w:rPr>
+              <w:tab/>
+            </w:r>
+            <w:r>
+              <w:rPr>
+                <w:noProof/>
+                <w:webHidden/>
+              </w:rPr>
+              <w:fldChar w:fldCharType="begin"/>
+            </w:r>
+            <w:r>
+              <w:rPr>
+                <w:noProof/>
+                <w:webHidden/>
+              </w:rPr>
+              <w:instrText xml:space="preserve"> PAGEREF _Toc230027586 \h </w:instrText>
+            </w:r>
+            <w:r>
+              <w:rPr>
+                <w:noProof/>
+                <w:webHidden/>
+              </w:rPr>
+            </w:r>
+            <w:r>
+              <w:rPr>
+                <w:noProof/>
+                <w:webHidden/>
+              </w:rPr>
+              <w:fldChar w:fldCharType="separate"/>
+            </w:r>
+            <w:r>
+              <w:rPr>
+                <w:noProof/>
+                <w:webHidden/>
+              </w:rPr>
+              <w:t>5</w:t>
+            </w:r>
+            <w:r>
+              <w:rPr>
+                <w:noProof/>
+                <w:webHidden/>
+              </w:rPr>
+              <w:fldChar w:fldCharType="end"/>
+            </w:r>
+          </w:hyperlink>
+        </w:p>
+        <w:p>
+          <w:pPr>
+            <w:pStyle w:val="TOC1"/>
+            <w:tabs>
+              <w:tab w:val="left" w:pos="720"/>
+              <w:tab w:val="right" w:leader="dot" w:pos="9736"/>
+            </w:tabs>
+            <w:jc w:val="both"/>
+            <w:rPr>
+              <w:rFonts w:eastAsiaTheme="minorEastAsia"/>
+              <w:noProof/>
+              <w:lang w:eastAsia="en-GB"/>
+            </w:rPr>
+          </w:pPr>
+          <w:hyperlink w:anchor="_Toc230027587" w:history="1">
+            <w:r>
+              <w:rPr>
+                <w:rStyle w:val="Hyperlink"/>
+                <w:rFonts w:asciiTheme="majorBidi" w:hAnsiTheme="majorBidi" w:cstheme="majorBidi"/>
+                <w:noProof/>
+                <w:lang w:val="en-US"/>
+              </w:rPr>
+              <w:t>12.</w:t>
+            </w:r>
+            <w:r>
+              <w:rPr>
+                <w:rFonts w:eastAsiaTheme="minorEastAsia"/>
+                <w:noProof/>
+                <w:lang w:eastAsia="en-GB"/>
+              </w:rPr>
+              <w:tab/>
+            </w:r>
+            <w:r>
+              <w:rPr>
+                <w:rStyle w:val="Hyperlink"/>
+                <w:rFonts w:asciiTheme="majorBidi" w:hAnsiTheme="majorBidi" w:cstheme="majorBidi"/>
+                <w:noProof/>
+                <w:lang w:val="en-US"/>
+              </w:rPr>
+              <w:t>The ML Pipeline</w:t>
+            </w:r>
+            <w:r>
+              <w:rPr>
+                <w:noProof/>
+                <w:webHidden/>
+              </w:rPr>
+              <w:tab/>
+            </w:r>
+            <w:r>
+              <w:rPr>
+                <w:noProof/>
+                <w:webHidden/>
+              </w:rPr>
+              <w:fldChar w:fldCharType="begin"/>
+            </w:r>
+            <w:r>
+              <w:rPr>
+                <w:noProof/>
+                <w:webHidden/>
+              </w:rPr>
+              <w:instrText xml:space="preserve"> PAGEREF _Toc230027587 \h </w:instrText>
+            </w:r>
+            <w:r>
+              <w:rPr>
+                <w:noProof/>
+                <w:webHidden/>
+              </w:rPr>
+            </w:r>
+            <w:r>
+              <w:rPr>
+                <w:noProof/>
+                <w:webHidden/>
+              </w:rPr>
+              <w:fldChar w:fldCharType="separate"/>
+            </w:r>
+            <w:r>
+              <w:rPr>
+                <w:noProof/>
+                <w:webHidden/>
+              </w:rPr>
+              <w:t>5</w:t>
+            </w:r>
+            <w:r>
+              <w:rPr>
+                <w:noProof/>
+                <w:webHidden/>
+              </w:rPr>
+              <w:fldChar w:fldCharType="end"/>
+            </w:r>
+          </w:hyperlink>
+        </w:p>
+        <w:p>
+          <w:pPr>
+            <w:pStyle w:val="TOC1"/>
+            <w:tabs>
+              <w:tab w:val="left" w:pos="720"/>
+              <w:tab w:val="right" w:leader="dot" w:pos="9736"/>
+            </w:tabs>
+            <w:jc w:val="both"/>
+            <w:rPr>
+              <w:rFonts w:eastAsiaTheme="minorEastAsia"/>
+              <w:noProof/>
+              <w:lang w:eastAsia="en-GB"/>
+            </w:rPr>
+          </w:pPr>
+          <w:hyperlink w:anchor="_Toc230027588" w:history="1">
+            <w:r>
+              <w:rPr>
+                <w:rStyle w:val="Hyperlink"/>
+                <w:rFonts w:asciiTheme="majorBidi" w:hAnsiTheme="majorBidi" w:cstheme="majorBidi"/>
+                <w:noProof/>
+                <w:lang w:val="en-US"/>
+              </w:rPr>
+              <w:t>13.</w:t>
+            </w:r>
+            <w:r>
+              <w:rPr>
+                <w:rFonts w:eastAsiaTheme="minorEastAsia"/>
+                <w:noProof/>
+                <w:lang w:eastAsia="en-GB"/>
+              </w:rPr>
+              <w:tab/>
+            </w:r>
+            <w:r>
+              <w:rPr>
+                <w:rStyle w:val="Hyperlink"/>
+                <w:rFonts w:asciiTheme="majorBidi" w:hAnsiTheme="majorBidi" w:cstheme="majorBidi"/>
+                <w:noProof/>
+                <w:lang w:val="en-US"/>
+              </w:rPr>
+              <w:t>Grammar Reference</w:t>
+            </w:r>
+            <w:r>
+              <w:rPr>
+                <w:noProof/>
+                <w:webHidden/>
+              </w:rPr>
+              <w:tab/>
+            </w:r>
+            <w:r>
+              <w:rPr>
+                <w:noProof/>
+                <w:webHidden/>
+              </w:rPr>
+              <w:fldChar w:fldCharType="begin"/>
+            </w:r>
+            <w:r>
+              <w:rPr>
+                <w:noProof/>
+                <w:webHidden/>
+              </w:rPr>
+              <w:instrText xml:space="preserve"> PAGEREF _Toc230027588 \h </w:instrText>
+            </w:r>
+            <w:r>
+              <w:rPr>
+                <w:noProof/>
+                <w:webHidden/>
+              </w:rPr>
+            </w:r>
+            <w:r>
+              <w:rPr>
+                <w:noProof/>
+                <w:webHidden/>
+              </w:rPr>
+              <w:fldChar w:fldCharType="separate"/>
+            </w:r>
+            <w:r>
+              <w:rPr>
+                <w:noProof/>
+                <w:webHidden/>
+              </w:rPr>
+              <w:t>5</w:t>
+            </w:r>
+            <w:r>
+              <w:rPr>
+                <w:noProof/>
+                <w:webHidden/>
+              </w:rPr>
+              <w:fldChar w:fldCharType="end"/>
+            </w:r>
+          </w:hyperlink>
+        </w:p>
+        <w:p>
+          <w:pPr>
+            <w:jc w:val="both"/>
+          </w:pPr>
           <w:r>
             <w:rPr>
               <w:b/>
@@ -506,6 +1862,17 @@
     </w:sdt>
     <w:p>
       <w:pPr>
+        <w:jc w:val="both"/>
+        <w:rPr>
+          <w:rFonts w:asciiTheme="majorBidi" w:hAnsiTheme="majorBidi" w:cstheme="majorBidi"/>
+          <w:lang w:val="en-US"/>
+        </w:rPr>
+      </w:pPr>
+    </w:p>
+    <w:p>
+      <w:pPr>
+        <w:ind w:left="426" w:hanging="426"/>
+        <w:jc w:val="both"/>
         <w:rPr>
           <w:rFonts w:asciiTheme="majorBidi" w:hAnsiTheme="majorBidi" w:cstheme="majorBidi"/>
           <w:lang w:val="en-US"/>
@@ -521,6 +1888,13 @@
     </w:p>
     <w:p>
       <w:pPr>
+        <w:pStyle w:val="ListParagraph"/>
+        <w:numPr>
+          <w:ilvl w:val="0"/>
+          <w:numId w:val="2"/>
+        </w:numPr>
+        <w:ind w:left="425" w:hanging="425"/>
+        <w:jc w:val="both"/>
         <w:outlineLvl w:val="0"/>
         <w:rPr>
           <w:rFonts w:asciiTheme="majorBidi" w:hAnsiTheme="majorBidi" w:cstheme="majorBidi"/>
@@ -529,7 +1903,7 @@
           <w:lang w:val="en-US"/>
         </w:rPr>
       </w:pPr>
-      <w:bookmarkStart w:id="0" w:name="_Toc228013451"/>
+      <w:bookmarkStart w:id="0" w:name="_Toc230027572"/>
       <w:r>
         <w:rPr>
           <w:rFonts w:asciiTheme="majorBidi" w:hAnsiTheme="majorBidi" w:cstheme="majorBidi"/>
@@ -547,77 +1921,77 @@
         <w:pStyle w:val="ListParagraph"/>
         <w:numPr>
           <w:ilvl w:val="1"/>
-          <w:numId w:val="1"/>
+          <w:numId w:val="2"/>
         </w:numPr>
-        <w:ind w:left="357" w:hanging="357"/>
+        <w:ind w:left="845"/>
+        <w:jc w:val="both"/>
         <w:outlineLvl w:val="1"/>
         <w:rPr>
           <w:rFonts w:asciiTheme="majorBidi" w:hAnsiTheme="majorBidi" w:cstheme="majorBidi"/>
-          <w:sz w:val="26"/>
-          <w:szCs w:val="26"/>
-          <w:lang w:val="en-US"/>
-        </w:rPr>
-      </w:pPr>
-      <w:bookmarkStart w:id="1" w:name="_Toc228013452"/>
-      <w:r>
-        <w:rPr>
-          <w:rFonts w:asciiTheme="majorBidi" w:hAnsiTheme="majorBidi" w:cstheme="majorBidi"/>
-          <w:sz w:val="26"/>
-          <w:szCs w:val="26"/>
-          <w:lang w:val="en-US"/>
-        </w:rPr>
-        <w:t>Purpose</w:t>
+          <w:lang w:val="en-US"/>
+        </w:rPr>
+      </w:pPr>
+      <w:bookmarkStart w:id="1" w:name="_Toc230027573"/>
+      <w:r>
+        <w:rPr>
+          <w:rFonts w:asciiTheme="majorBidi" w:hAnsiTheme="majorBidi" w:cstheme="majorBidi"/>
+          <w:lang w:val="en-US"/>
+        </w:rPr>
+        <w:t>Overview</w:t>
       </w:r>
       <w:bookmarkEnd w:id="1"/>
     </w:p>
     <w:p>
       <w:pPr>
         <w:pStyle w:val="ListParagraph"/>
-        <w:ind w:left="360"/>
-        <w:rPr>
-          <w:rFonts w:asciiTheme="majorBidi" w:hAnsiTheme="majorBidi" w:cstheme="majorBidi"/>
-          <w:lang w:val="en-US"/>
-        </w:rPr>
-      </w:pPr>
-      <w:r>
-        <w:rPr>
-          <w:rFonts w:asciiTheme="majorBidi" w:hAnsiTheme="majorBidi" w:cstheme="majorBidi"/>
-          <w:lang w:val="en-US"/>
-        </w:rPr>
-        <w:t>Pulse is a programming language built for AI and machine learning development. It is designed to eliminate the gap between how ML workflows are conceptually described and how they are actually written in code. In conventional languages, a data scientist must import tensor libraries, instantiate model objects from external frameworks, and manually compose transformation pipelines, none of which are concepts the language itself understands. Pulse treats these as core language constructs, not library dependencies.</w:t>
-      </w:r>
-    </w:p>
-    <w:p>
-      <w:pPr>
-        <w:pStyle w:val="ListParagraph"/>
-        <w:ind w:left="360"/>
-        <w:rPr>
-          <w:rFonts w:asciiTheme="majorBidi" w:hAnsiTheme="majorBidi" w:cstheme="majorBidi"/>
-          <w:lang w:val="en-US"/>
-        </w:rPr>
-      </w:pPr>
-    </w:p>
-    <w:p>
-      <w:pPr>
-        <w:pStyle w:val="ListParagraph"/>
-        <w:ind w:left="360"/>
-        <w:rPr>
-          <w:rFonts w:asciiTheme="majorBidi" w:hAnsiTheme="majorBidi" w:cstheme="majorBidi"/>
-          <w:lang w:val="en-US"/>
-        </w:rPr>
-      </w:pPr>
-      <w:r>
-        <w:rPr>
-          <w:rFonts w:asciiTheme="majorBidi" w:hAnsiTheme="majorBidi" w:cstheme="majorBidi"/>
-          <w:lang w:val="en-US"/>
-        </w:rPr>
-        <w:t>The language targets three groups: AI developers who prototype models frequently, researchers who need expressive and readable experiment code, and students learning ML concepts without the overhead of a general-purpose language’s ecosystem.</w:t>
-      </w:r>
-    </w:p>
-    <w:p>
-      <w:pPr>
-        <w:pStyle w:val="ListParagraph"/>
-        <w:ind w:left="360"/>
+        <w:ind w:left="846"/>
+        <w:jc w:val="both"/>
+        <w:rPr>
+          <w:rFonts w:asciiTheme="majorBidi" w:hAnsiTheme="majorBidi" w:cstheme="majorBidi"/>
+          <w:lang w:val="en-US"/>
+        </w:rPr>
+      </w:pPr>
+      <w:r>
+        <w:rPr>
+          <w:rFonts w:asciiTheme="majorBidi" w:hAnsiTheme="majorBidi" w:cstheme="majorBidi"/>
+          <w:lang w:val="en-US"/>
+        </w:rPr>
+        <w:t xml:space="preserve">Pulse is a domain-specific programming language designed for artificial intelligence and machine learning. </w:t>
+      </w:r>
+      <w:r>
+        <w:rPr>
+          <w:rFonts w:asciiTheme="majorBidi" w:hAnsiTheme="majorBidi" w:cstheme="majorBidi"/>
+          <w:lang w:val="en-US"/>
+        </w:rPr>
+        <w:t>Although focused on ML, it also supports general-purpose programming.</w:t>
+      </w:r>
+      <w:r>
+        <w:rPr>
+          <w:rFonts w:asciiTheme="majorBidi" w:hAnsiTheme="majorBidi" w:cstheme="majorBidi"/>
+          <w:lang w:val="en-US"/>
+        </w:rPr>
+        <w:t xml:space="preserve"> </w:t>
+      </w:r>
+      <w:r>
+        <w:rPr>
+          <w:rFonts w:asciiTheme="majorBidi" w:hAnsiTheme="majorBidi" w:cstheme="majorBidi"/>
+          <w:lang w:val="en-US"/>
+        </w:rPr>
+        <w:t xml:space="preserve">It is implemented </w:t>
+      </w:r>
+      <w:r>
+        <w:rPr>
+          <w:rFonts w:asciiTheme="majorBidi" w:hAnsiTheme="majorBidi" w:cstheme="majorBidi"/>
+          <w:lang w:val="en-US"/>
+        </w:rPr>
+        <w:t>entirely from scratch in Python, with performance-critical components offloaded to C/C++ for efficiency. Unlike general-purpose languages that treat machine learning as an afterthought addressed through third-party libraries, Pulse is built around AI from the ground up – the language itself understands tensors, models, and datasets as native constructs rather than imported abstractions. Pulse v1.0 is the first stable release of the language and covers the full pipeline from data loading to model training and evaluation.</w:t>
+      </w:r>
+    </w:p>
+    <w:p>
+      <w:pPr>
+        <w:pStyle w:val="ListParagraph"/>
+        <w:ind w:left="846"/>
+        <w:jc w:val="both"/>
         <w:rPr>
           <w:rFonts w:asciiTheme="majorBidi" w:hAnsiTheme="majorBidi" w:cstheme="majorBidi"/>
           <w:lang w:val="en-US"/>
@@ -629,220 +2003,1648 @@
         <w:pStyle w:val="ListParagraph"/>
         <w:numPr>
           <w:ilvl w:val="1"/>
-          <w:numId w:val="1"/>
+          <w:numId w:val="2"/>
         </w:numPr>
-        <w:ind w:left="357" w:hanging="357"/>
+        <w:ind w:left="845"/>
+        <w:jc w:val="both"/>
         <w:outlineLvl w:val="1"/>
         <w:rPr>
           <w:rFonts w:asciiTheme="majorBidi" w:hAnsiTheme="majorBidi" w:cstheme="majorBidi"/>
-          <w:sz w:val="26"/>
-          <w:szCs w:val="26"/>
-          <w:lang w:val="en-US"/>
-        </w:rPr>
-      </w:pPr>
-      <w:bookmarkStart w:id="2" w:name="_Toc228013453"/>
-      <w:r>
-        <w:rPr>
-          <w:rFonts w:asciiTheme="majorBidi" w:hAnsiTheme="majorBidi" w:cstheme="majorBidi"/>
-          <w:sz w:val="26"/>
-          <w:szCs w:val="26"/>
+          <w:lang w:val="en-US"/>
+        </w:rPr>
+      </w:pPr>
+      <w:bookmarkStart w:id="2" w:name="_Toc230027574"/>
+      <w:r>
+        <w:rPr>
+          <w:rFonts w:asciiTheme="majorBidi" w:hAnsiTheme="majorBidi" w:cstheme="majorBidi"/>
+          <w:lang w:val="en-US"/>
+        </w:rPr>
+        <w:t>Motivation</w:t>
+      </w:r>
+      <w:bookmarkEnd w:id="2"/>
+    </w:p>
+    <w:p>
+      <w:pPr>
+        <w:pStyle w:val="ListParagraph"/>
+        <w:ind w:left="846"/>
+        <w:jc w:val="both"/>
+        <w:rPr>
+          <w:rFonts w:asciiTheme="majorBidi" w:hAnsiTheme="majorBidi" w:cstheme="majorBidi"/>
+          <w:lang w:val="en-US"/>
+        </w:rPr>
+      </w:pPr>
+      <w:r>
+        <w:rPr>
+          <w:rFonts w:asciiTheme="majorBidi" w:hAnsiTheme="majorBidi" w:cstheme="majorBidi"/>
+          <w:lang w:val="en-US"/>
+        </w:rPr>
+        <w:t xml:space="preserve">Modern AI development relies on a fragmented ecosystem of external libraries. A typical Python ML project imports NumPy for numerical arrays, pandas for data manipulation, scikit-learn for models, and several other packages just to get started. Each of these libraries has its own API design, its own conventions, and its own learning curve, creating significant friction especially for developers who are new to the field. Pulse addresses this problem directly by treating AI constructs as native language features </w:t>
+      </w:r>
+      <w:r>
+        <w:rPr>
+          <w:rFonts w:asciiTheme="majorBidi" w:hAnsiTheme="majorBidi" w:cstheme="majorBidi"/>
+          <w:lang w:val="en-US"/>
+        </w:rPr>
+        <w:t>rather than imported dependencies. Tensors and their operations are first-class values in the language with dedicated syntax and semantics. The standard library provides datasets, models, preprocessing utilities, evaluation metrics, and educational tooling as integral parts of the language itself, so a complete ML workflow requires no external imports at all.</w:t>
+      </w:r>
+    </w:p>
+    <w:p>
+      <w:pPr>
+        <w:pStyle w:val="ListParagraph"/>
+        <w:ind w:left="846"/>
+        <w:jc w:val="both"/>
+        <w:rPr>
+          <w:rFonts w:asciiTheme="majorBidi" w:hAnsiTheme="majorBidi" w:cstheme="majorBidi"/>
+          <w:lang w:val="en-US"/>
+        </w:rPr>
+      </w:pPr>
+    </w:p>
+    <w:p>
+      <w:pPr>
+        <w:pStyle w:val="ListParagraph"/>
+        <w:numPr>
+          <w:ilvl w:val="1"/>
+          <w:numId w:val="2"/>
+        </w:numPr>
+        <w:ind w:left="845"/>
+        <w:jc w:val="both"/>
+        <w:outlineLvl w:val="1"/>
+        <w:rPr>
+          <w:rFonts w:asciiTheme="majorBidi" w:hAnsiTheme="majorBidi" w:cstheme="majorBidi"/>
+          <w:lang w:val="en-US"/>
+        </w:rPr>
+      </w:pPr>
+      <w:bookmarkStart w:id="3" w:name="_Toc230027575"/>
+      <w:r>
+        <w:rPr>
+          <w:rFonts w:asciiTheme="majorBidi" w:hAnsiTheme="majorBidi" w:cstheme="majorBidi"/>
           <w:lang w:val="en-US"/>
         </w:rPr>
         <w:t>Design Goals</w:t>
       </w:r>
-      <w:bookmarkEnd w:id="2"/>
-    </w:p>
-    <w:p>
-      <w:pPr>
-        <w:pStyle w:val="ListParagraph"/>
-        <w:ind w:left="360"/>
-        <w:rPr>
-          <w:rFonts w:asciiTheme="majorBidi" w:hAnsiTheme="majorBidi" w:cstheme="majorBidi"/>
-          <w:lang w:val="en-US"/>
-        </w:rPr>
-      </w:pPr>
-      <w:r>
-        <w:rPr>
-          <w:rFonts w:asciiTheme="majorBidi" w:hAnsiTheme="majorBidi" w:cstheme="majorBidi"/>
-          <w:lang w:val="en-US"/>
-        </w:rPr>
-        <w:t>AI-first syntax: Tensors, models, and pipelines are language-level constructs. They are not imported from external sources; they exist natively in the language.</w:t>
-      </w:r>
-    </w:p>
-    <w:p>
-      <w:pPr>
-        <w:pStyle w:val="ListParagraph"/>
-        <w:ind w:left="360"/>
-        <w:rPr>
-          <w:rFonts w:asciiTheme="majorBidi" w:hAnsiTheme="majorBidi" w:cstheme="majorBidi"/>
-          <w:lang w:val="en-US"/>
-        </w:rPr>
-      </w:pPr>
-    </w:p>
-    <w:p>
-      <w:pPr>
-        <w:pStyle w:val="ListParagraph"/>
-        <w:ind w:left="360"/>
-        <w:rPr>
-          <w:rFonts w:asciiTheme="majorBidi" w:hAnsiTheme="majorBidi" w:cstheme="majorBidi"/>
-          <w:lang w:val="en-US"/>
-        </w:rPr>
-      </w:pPr>
-      <w:r>
-        <w:rPr>
-          <w:rFonts w:asciiTheme="majorBidi" w:hAnsiTheme="majorBidi" w:cstheme="majorBidi"/>
-          <w:lang w:val="en-US"/>
-        </w:rPr>
-        <w:t>Minimal boilerplate: A model can be declared, trained, and used for inference in three lines. The language does not require type annotations, class hierarchies, or configuration objects to perform standard ML tasks.</w:t>
-      </w:r>
-    </w:p>
-    <w:p>
-      <w:pPr>
-        <w:pStyle w:val="ListParagraph"/>
-        <w:ind w:left="360"/>
-        <w:rPr>
-          <w:rFonts w:asciiTheme="majorBidi" w:hAnsiTheme="majorBidi" w:cstheme="majorBidi"/>
-          <w:lang w:val="en-US"/>
-        </w:rPr>
-      </w:pPr>
-    </w:p>
-    <w:p>
-      <w:pPr>
-        <w:pStyle w:val="ListParagraph"/>
-        <w:ind w:left="360"/>
-        <w:rPr>
-          <w:rFonts w:asciiTheme="majorBidi" w:hAnsiTheme="majorBidi" w:cstheme="majorBidi"/>
-          <w:lang w:val="en-US"/>
-        </w:rPr>
-      </w:pPr>
-      <w:r>
-        <w:rPr>
-          <w:rFonts w:asciiTheme="majorBidi" w:hAnsiTheme="majorBidi" w:cstheme="majorBidi"/>
-          <w:lang w:val="en-US"/>
-        </w:rPr>
-        <w:t>Uniform model interface: Every ML model in Pulse exposes the same interface, i.e., .train(), .predict(), .score() regardless of the underlying algorithm. This makes models interchangeable without API changes.</w:t>
-      </w:r>
-    </w:p>
-    <w:p>
-      <w:pPr>
-        <w:pStyle w:val="ListParagraph"/>
-        <w:ind w:left="360"/>
-        <w:rPr>
-          <w:rFonts w:asciiTheme="majorBidi" w:hAnsiTheme="majorBidi" w:cstheme="majorBidi"/>
-          <w:lang w:val="en-US"/>
-        </w:rPr>
-      </w:pPr>
-    </w:p>
-    <w:p>
-      <w:pPr>
-        <w:pStyle w:val="ListParagraph"/>
-        <w:ind w:left="360"/>
-        <w:rPr>
-          <w:rFonts w:asciiTheme="majorBidi" w:hAnsiTheme="majorBidi" w:cstheme="majorBidi"/>
-          <w:lang w:val="en-US"/>
-        </w:rPr>
-      </w:pPr>
-      <w:r>
-        <w:rPr>
-          <w:rFonts w:asciiTheme="majorBidi" w:hAnsiTheme="majorBidi" w:cstheme="majorBidi"/>
-          <w:lang w:val="en-US"/>
-        </w:rPr>
-        <w:t>Pipeline-oriented data flow: The |&gt; operator allows data transformations to be expressed as linear chains rather than nested function calls, reflecting how ML preprocessing pipelines are naturally described.</w:t>
-      </w:r>
-    </w:p>
-    <w:p>
-      <w:pPr>
-        <w:pStyle w:val="ListParagraph"/>
-        <w:ind w:left="360"/>
-        <w:rPr>
-          <w:rFonts w:asciiTheme="majorBidi" w:hAnsiTheme="majorBidi" w:cstheme="majorBidi"/>
-          <w:lang w:val="en-US"/>
-        </w:rPr>
-      </w:pPr>
-    </w:p>
-    <w:p>
-      <w:pPr>
-        <w:pStyle w:val="ListParagraph"/>
-        <w:ind w:left="360"/>
-        <w:rPr>
-          <w:rFonts w:asciiTheme="majorBidi" w:hAnsiTheme="majorBidi" w:cstheme="majorBidi"/>
-          <w:lang w:val="en-US"/>
-        </w:rPr>
-      </w:pPr>
-      <w:r>
-        <w:rPr>
-          <w:rFonts w:asciiTheme="majorBidi" w:hAnsiTheme="majorBidi" w:cstheme="majorBidi"/>
-          <w:lang w:val="en-US"/>
-        </w:rPr>
-        <w:t>Readable error reporting: Runtime errors, include source location, line context, and a visual pointer to the offending token. This is built into the language, not added as a debugging tool.</w:t>
-      </w:r>
-    </w:p>
-    <w:p>
-      <w:pPr>
-        <w:pStyle w:val="ListParagraph"/>
-        <w:ind w:left="360"/>
-        <w:rPr>
-          <w:rFonts w:asciiTheme="majorBidi" w:hAnsiTheme="majorBidi" w:cstheme="majorBidi"/>
-          <w:lang w:val="en-US"/>
-        </w:rPr>
-      </w:pPr>
-    </w:p>
-    <w:p>
-      <w:pPr>
-        <w:pStyle w:val="ListParagraph"/>
-        <w:ind w:left="360"/>
-        <w:rPr>
-          <w:rFonts w:asciiTheme="majorBidi" w:hAnsiTheme="majorBidi" w:cstheme="majorBidi"/>
-          <w:lang w:val="en-US"/>
-        </w:rPr>
-      </w:pPr>
-      <w:r>
-        <w:rPr>
-          <w:rFonts w:asciiTheme="majorBidi" w:hAnsiTheme="majorBidi" w:cstheme="majorBidi"/>
-          <w:lang w:val="en-US"/>
-        </w:rPr>
-        <w:t>Interpreter-based and portable: Pulse runs on a tree-walking interpreter implemented in Python. It requires no compilation step and no build toolchain, making it suitable for rapid experimentation.</w:t>
-      </w:r>
-    </w:p>
-    <w:p>
-      <w:pPr>
-        <w:pStyle w:val="ListParagraph"/>
-        <w:ind w:left="360"/>
-        <w:rPr>
-          <w:rFonts w:asciiTheme="majorBidi" w:hAnsiTheme="majorBidi" w:cstheme="majorBidi"/>
-          <w:lang w:val="en-US"/>
-        </w:rPr>
-      </w:pPr>
-    </w:p>
-    <w:p>
-      <w:pPr>
-        <w:pStyle w:val="ListParagraph"/>
-        <w:ind w:left="360"/>
-        <w:rPr>
-          <w:rFonts w:asciiTheme="majorBidi" w:hAnsiTheme="majorBidi" w:cstheme="majorBidi"/>
-          <w:lang w:val="en-US"/>
-        </w:rPr>
-      </w:pPr>
-      <w:r>
-        <w:rPr>
-          <w:rFonts w:asciiTheme="majorBidi" w:hAnsiTheme="majorBidi" w:cstheme="majorBidi"/>
-          <w:lang w:val="en-US"/>
-        </w:rPr>
-        <w:t>Familiar syntax for Python users: Pulse uses indentation-based block structure and a syntax influenced by Python, lowering the barrier to entry for the largest existing ML developer community.</w:t>
-      </w:r>
-    </w:p>
-    <w:p>
-      <w:pPr>
-        <w:rPr>
-          <w:rFonts w:asciiTheme="majorBidi" w:hAnsiTheme="majorBidi" w:cstheme="majorBidi"/>
-          <w:lang w:val="en-US"/>
-        </w:rPr>
-      </w:pPr>
-    </w:p>
-    <w:p>
-      <w:pPr>
-        <w:rPr>
-          <w:rFonts w:asciiTheme="majorBidi" w:hAnsiTheme="majorBidi" w:cstheme="majorBidi"/>
+      <w:bookmarkEnd w:id="3"/>
+    </w:p>
+    <w:p>
+      <w:pPr>
+        <w:pStyle w:val="ListParagraph"/>
+        <w:ind w:left="846"/>
+        <w:jc w:val="both"/>
+        <w:rPr>
+          <w:rFonts w:asciiTheme="majorBidi" w:hAnsiTheme="majorBidi" w:cstheme="majorBidi"/>
+          <w:lang w:val="en-US"/>
+        </w:rPr>
+      </w:pPr>
+      <w:r>
+        <w:rPr>
+          <w:rFonts w:asciiTheme="majorBidi" w:hAnsiTheme="majorBidi" w:cstheme="majorBidi"/>
+          <w:lang w:val="en-US"/>
+        </w:rPr>
+        <w:t xml:space="preserve">Pulse was designed around four core principles. First, it should be </w:t>
+      </w:r>
+      <w:r>
+        <w:rPr>
+          <w:rFonts w:asciiTheme="majorBidi" w:hAnsiTheme="majorBidi" w:cstheme="majorBidi"/>
+          <w:b/>
+          <w:bCs/>
+          <w:lang w:val="en-US"/>
+        </w:rPr>
+        <w:t>AI-native</w:t>
+      </w:r>
+      <w:r>
+        <w:rPr>
+          <w:rFonts w:asciiTheme="majorBidi" w:hAnsiTheme="majorBidi" w:cstheme="majorBidi"/>
+          <w:lang w:val="en-US"/>
+        </w:rPr>
+        <w:t xml:space="preserve"> – tensors, models, and datasets are built into the language rather than bolted on through libraries, giving them consistent syntax and deep integration with the rest of the language. Second, it should be </w:t>
+      </w:r>
+      <w:r>
+        <w:rPr>
+          <w:rFonts w:asciiTheme="majorBidi" w:hAnsiTheme="majorBidi" w:cstheme="majorBidi"/>
+          <w:b/>
+          <w:bCs/>
+          <w:lang w:val="en-US"/>
+        </w:rPr>
+        <w:t>accessible</w:t>
+      </w:r>
+      <w:r>
+        <w:rPr>
+          <w:rFonts w:asciiTheme="majorBidi" w:hAnsiTheme="majorBidi" w:cstheme="majorBidi"/>
+          <w:lang w:val="en-US"/>
+        </w:rPr>
+        <w:t xml:space="preserve"> – the syntax is clean, readable, and familiar to anyone with experience in modern scripting languages, keeping the barrier to entry low. Third it should be </w:t>
+      </w:r>
+      <w:r>
+        <w:rPr>
+          <w:rFonts w:asciiTheme="majorBidi" w:hAnsiTheme="majorBidi" w:cstheme="majorBidi"/>
+          <w:b/>
+          <w:bCs/>
+          <w:lang w:val="en-US"/>
+        </w:rPr>
+        <w:t>educational</w:t>
+      </w:r>
+      <w:r>
+        <w:rPr>
+          <w:rFonts w:asciiTheme="majorBidi" w:hAnsiTheme="majorBidi" w:cstheme="majorBidi"/>
+          <w:lang w:val="en-US"/>
+        </w:rPr>
+        <w:t xml:space="preserve"> – the </w:t>
+      </w:r>
+      <w:r>
+        <w:rPr>
+          <w:rStyle w:val="CodeChar"/>
+        </w:rPr>
+        <w:t>learn</w:t>
+      </w:r>
+      <w:r>
+        <w:rPr>
+          <w:rFonts w:asciiTheme="majorBidi" w:hAnsiTheme="majorBidi" w:cstheme="majorBidi"/>
+          <w:lang w:val="en-US"/>
+        </w:rPr>
+        <w:t xml:space="preserve"> standard library module provides interactive step-by-step walkthroughs of common ML algorithms, so students can follow full pipeline. Fourth, it should be </w:t>
+      </w:r>
+      <w:r>
+        <w:rPr>
+          <w:rFonts w:asciiTheme="majorBidi" w:hAnsiTheme="majorBidi" w:cstheme="majorBidi"/>
+          <w:b/>
+          <w:bCs/>
+          <w:lang w:val="en-US"/>
+        </w:rPr>
+        <w:t>self-contained</w:t>
+      </w:r>
+      <w:r>
+        <w:rPr>
+          <w:rFonts w:asciiTheme="majorBidi" w:hAnsiTheme="majorBidi" w:cstheme="majorBidi"/>
+          <w:lang w:val="en-US"/>
+        </w:rPr>
+        <w:t xml:space="preserve"> – a Pulse program can load a dataset, preprocess it, train a model, evaluate performance, and explain what the model learned, all without a single external import statement.</w:t>
+      </w:r>
+    </w:p>
+    <w:p>
+      <w:pPr>
+        <w:pStyle w:val="ListParagraph"/>
+        <w:ind w:left="846"/>
+        <w:jc w:val="both"/>
+        <w:rPr>
+          <w:rFonts w:asciiTheme="majorBidi" w:hAnsiTheme="majorBidi" w:cstheme="majorBidi"/>
+          <w:lang w:val="en-US"/>
+        </w:rPr>
+      </w:pPr>
+    </w:p>
+    <w:p>
+      <w:pPr>
+        <w:pStyle w:val="ListParagraph"/>
+        <w:numPr>
+          <w:ilvl w:val="1"/>
+          <w:numId w:val="2"/>
+        </w:numPr>
+        <w:ind w:left="845"/>
+        <w:jc w:val="both"/>
+        <w:outlineLvl w:val="1"/>
+        <w:rPr>
+          <w:rFonts w:asciiTheme="majorBidi" w:hAnsiTheme="majorBidi" w:cstheme="majorBidi"/>
+          <w:lang w:val="en-US"/>
+        </w:rPr>
+      </w:pPr>
+      <w:bookmarkStart w:id="4" w:name="_Toc230027576"/>
+      <w:r>
+        <w:rPr>
+          <w:rFonts w:asciiTheme="majorBidi" w:hAnsiTheme="majorBidi" w:cstheme="majorBidi"/>
+          <w:lang w:val="en-US"/>
+        </w:rPr>
+        <w:t>Intended Audience</w:t>
+      </w:r>
+      <w:bookmarkEnd w:id="4"/>
+    </w:p>
+    <w:p>
+      <w:pPr>
+        <w:pStyle w:val="ListParagraph"/>
+        <w:ind w:left="846"/>
+        <w:jc w:val="both"/>
+        <w:rPr>
+          <w:rFonts w:asciiTheme="majorBidi" w:hAnsiTheme="majorBidi" w:cstheme="majorBidi"/>
+          <w:lang w:val="en-US"/>
+        </w:rPr>
+      </w:pPr>
+      <w:r>
+        <w:rPr>
+          <w:rFonts w:asciiTheme="majorBidi" w:hAnsiTheme="majorBidi" w:cstheme="majorBidi"/>
+          <w:lang w:val="en-US"/>
+        </w:rPr>
+        <w:t xml:space="preserve">Pulse is designed for anyone who wants to write AI programs, regardless of their background or experience level. Students learning machine learning for the first time will find the clean syntax, built-in datasets, and educational tooling approachable and forgiving. Engineers prototyping models quickly will appreciate that the full ML pipeline is available without any setup or dependency management. The language intentionally does not target low-level systems programming or web development – it is focused specifically on the AI domain and </w:t>
+      </w:r>
+      <w:r>
+        <w:rPr>
+          <w:rFonts w:asciiTheme="majorBidi" w:hAnsiTheme="majorBidi" w:cstheme="majorBidi"/>
+          <w:lang w:val="en-US"/>
+        </w:rPr>
+        <w:lastRenderedPageBreak/>
+        <w:t>optimized for that use case. This focus allows the language to make design decisions, like tensor literals and native model types, that a general-purpose language could not justify.</w:t>
+      </w:r>
+    </w:p>
+    <w:p>
+      <w:pPr>
+        <w:pStyle w:val="ListParagraph"/>
+        <w:ind w:left="426"/>
+        <w:jc w:val="both"/>
+        <w:rPr>
+          <w:rFonts w:asciiTheme="majorBidi" w:hAnsiTheme="majorBidi" w:cstheme="majorBidi"/>
+          <w:lang w:val="en-US"/>
+        </w:rPr>
+      </w:pPr>
+    </w:p>
+    <w:p>
+      <w:pPr>
+        <w:pStyle w:val="ListParagraph"/>
+        <w:numPr>
+          <w:ilvl w:val="0"/>
+          <w:numId w:val="2"/>
+        </w:numPr>
+        <w:ind w:left="425" w:hanging="425"/>
+        <w:jc w:val="both"/>
+        <w:outlineLvl w:val="0"/>
+        <w:rPr>
+          <w:rFonts w:asciiTheme="majorBidi" w:hAnsiTheme="majorBidi" w:cstheme="majorBidi"/>
+          <w:sz w:val="28"/>
+          <w:szCs w:val="28"/>
+          <w:lang w:val="en-US"/>
+        </w:rPr>
+      </w:pPr>
+      <w:bookmarkStart w:id="5" w:name="_Toc230027577"/>
+      <w:r>
+        <w:rPr>
+          <w:rFonts w:asciiTheme="majorBidi" w:hAnsiTheme="majorBidi" w:cstheme="majorBidi"/>
+          <w:sz w:val="28"/>
+          <w:szCs w:val="28"/>
+          <w:lang w:val="en-US"/>
+        </w:rPr>
+        <w:t>Lexical Structure</w:t>
+      </w:r>
+      <w:bookmarkEnd w:id="5"/>
+    </w:p>
+    <w:p>
+      <w:pPr>
+        <w:pStyle w:val="ListParagraph"/>
+        <w:numPr>
+          <w:ilvl w:val="1"/>
+          <w:numId w:val="2"/>
+        </w:numPr>
+        <w:ind w:left="845"/>
+        <w:jc w:val="both"/>
+        <w:outlineLvl w:val="1"/>
+        <w:rPr>
+          <w:rFonts w:asciiTheme="majorBidi" w:hAnsiTheme="majorBidi" w:cstheme="majorBidi"/>
+          <w:lang w:val="en-US"/>
+        </w:rPr>
+      </w:pPr>
+      <w:r>
+        <w:rPr>
+          <w:rFonts w:asciiTheme="majorBidi" w:hAnsiTheme="majorBidi" w:cstheme="majorBidi"/>
+          <w:lang w:val="en-US"/>
+        </w:rPr>
+        <w:t>Source Encoding</w:t>
+      </w:r>
+    </w:p>
+    <w:p>
+      <w:pPr>
+        <w:pStyle w:val="ListParagraph"/>
+        <w:ind w:left="846"/>
+        <w:jc w:val="both"/>
+        <w:rPr>
+          <w:rFonts w:asciiTheme="majorBidi" w:hAnsiTheme="majorBidi" w:cstheme="majorBidi"/>
+          <w:lang w:val="en-US"/>
+        </w:rPr>
+      </w:pPr>
+      <w:r>
+        <w:rPr>
+          <w:rFonts w:asciiTheme="majorBidi" w:hAnsiTheme="majorBidi" w:cstheme="majorBidi"/>
+          <w:lang w:val="en-US"/>
+        </w:rPr>
+        <w:t xml:space="preserve">Pulse source files are plain text encoded in UTF-8. Source files use the </w:t>
+      </w:r>
+      <w:r>
+        <w:rPr>
+          <w:rStyle w:val="CodeChar"/>
+        </w:rPr>
+        <w:t>.pul</w:t>
+      </w:r>
+      <w:r>
+        <w:rPr>
+          <w:rFonts w:asciiTheme="majorBidi" w:hAnsiTheme="majorBidi" w:cstheme="majorBidi"/>
+          <w:lang w:val="en-US"/>
+        </w:rPr>
+        <w:t xml:space="preserve"> file extension by convention. The lexer reads the entire source file as a single string before tokenization begins, allowing it to report precise error messages with line numbers, column positions, and source context for every lexical error it </w:t>
+      </w:r>
+      <w:r>
+        <w:rPr>
+          <w:rFonts w:asciiTheme="majorBidi" w:hAnsiTheme="majorBidi" w:cstheme="majorBidi"/>
+          <w:lang w:val="en-US"/>
+        </w:rPr>
+        <w:t>encounters</w:t>
+      </w:r>
+      <w:r>
+        <w:rPr>
+          <w:rFonts w:asciiTheme="majorBidi" w:hAnsiTheme="majorBidi" w:cstheme="majorBidi"/>
+          <w:lang w:val="en-US"/>
+        </w:rPr>
+        <w:t>.</w:t>
+      </w:r>
+    </w:p>
+    <w:p>
+      <w:pPr>
+        <w:pStyle w:val="ListParagraph"/>
+        <w:ind w:left="846"/>
+        <w:jc w:val="both"/>
+        <w:rPr>
+          <w:rFonts w:asciiTheme="majorBidi" w:hAnsiTheme="majorBidi" w:cstheme="majorBidi"/>
+          <w:lang w:val="en-US"/>
+        </w:rPr>
+      </w:pPr>
+    </w:p>
+    <w:p>
+      <w:pPr>
+        <w:pStyle w:val="ListParagraph"/>
+        <w:numPr>
+          <w:ilvl w:val="1"/>
+          <w:numId w:val="2"/>
+        </w:numPr>
+        <w:ind w:left="845"/>
+        <w:jc w:val="both"/>
+        <w:outlineLvl w:val="1"/>
+        <w:rPr>
+          <w:rFonts w:asciiTheme="majorBidi" w:hAnsiTheme="majorBidi" w:cstheme="majorBidi"/>
+          <w:lang w:val="en-US"/>
+        </w:rPr>
+      </w:pPr>
+      <w:r>
+        <w:rPr>
+          <w:rFonts w:asciiTheme="majorBidi" w:hAnsiTheme="majorBidi" w:cstheme="majorBidi"/>
+          <w:lang w:val="en-US"/>
+        </w:rPr>
+        <w:t>Comments</w:t>
+      </w:r>
+    </w:p>
+    <w:p>
+      <w:pPr>
+        <w:pStyle w:val="ListParagraph"/>
+        <w:ind w:left="846"/>
+        <w:jc w:val="both"/>
+        <w:rPr>
+          <w:rFonts w:asciiTheme="majorBidi" w:hAnsiTheme="majorBidi" w:cstheme="majorBidi"/>
+          <w:lang w:val="en-US"/>
+        </w:rPr>
+      </w:pPr>
+      <w:r>
+        <w:rPr>
+          <w:rFonts w:asciiTheme="majorBidi" w:hAnsiTheme="majorBidi" w:cstheme="majorBidi"/>
+          <w:lang w:val="en-US"/>
+        </w:rPr>
+        <w:t xml:space="preserve">Pulse supports single-line comments only. A comment begins with the </w:t>
+      </w:r>
+      <w:r>
+        <w:rPr>
+          <w:rStyle w:val="CodeChar"/>
+        </w:rPr>
+        <w:t>#</w:t>
+      </w:r>
+      <w:r>
+        <w:rPr>
+          <w:rFonts w:asciiTheme="majorBidi" w:hAnsiTheme="majorBidi" w:cstheme="majorBidi"/>
+          <w:lang w:val="en-US"/>
+        </w:rPr>
+        <w:t xml:space="preserve"> character and extends to the end of the line. Everything from the </w:t>
+      </w:r>
+      <w:r>
+        <w:rPr>
+          <w:rStyle w:val="CodeChar"/>
+        </w:rPr>
+        <w:t>#</w:t>
+      </w:r>
+      <w:r>
+        <w:rPr>
+          <w:rFonts w:asciiTheme="majorBidi" w:hAnsiTheme="majorBidi" w:cstheme="majorBidi"/>
+          <w:lang w:val="en-US"/>
+        </w:rPr>
+        <w:t xml:space="preserve"> to the newline is ignored by the lexer and has no effect on program execution. There is no multi-line comment syntax – consecutive single-l</w:t>
+      </w:r>
+      <w:r>
+        <w:rPr>
+          <w:rFonts w:asciiTheme="majorBidi" w:hAnsiTheme="majorBidi" w:cstheme="majorBidi"/>
+          <w:lang w:val="en-US"/>
+        </w:rPr>
+        <w:t>i</w:t>
+      </w:r>
+      <w:r>
+        <w:rPr>
+          <w:rFonts w:asciiTheme="majorBidi" w:hAnsiTheme="majorBidi" w:cstheme="majorBidi"/>
+          <w:lang w:val="en-US"/>
+        </w:rPr>
+        <w:t>n</w:t>
+      </w:r>
+      <w:r>
+        <w:rPr>
+          <w:rFonts w:asciiTheme="majorBidi" w:hAnsiTheme="majorBidi" w:cstheme="majorBidi"/>
+          <w:lang w:val="en-US"/>
+        </w:rPr>
+        <w:t>e</w:t>
+      </w:r>
+      <w:r>
+        <w:rPr>
+          <w:rFonts w:asciiTheme="majorBidi" w:hAnsiTheme="majorBidi" w:cstheme="majorBidi"/>
+          <w:lang w:val="en-US"/>
+        </w:rPr>
+        <w:t xml:space="preserve"> comments are used for multi-line commentary instead.</w:t>
+      </w:r>
+    </w:p>
+    <w:p>
+      <w:pPr>
+        <w:pStyle w:val="Code"/>
+      </w:pPr>
+      <w:r>
+        <w:t># This is a comment</w:t>
+      </w:r>
+    </w:p>
+    <w:p>
+      <w:pPr>
+        <w:pStyle w:val="Code"/>
+      </w:pPr>
+      <w:r>
+        <w:t xml:space="preserve">x = 42 </w:t>
+      </w:r>
+      <w:r>
+        <w:t xml:space="preserve">  </w:t>
+      </w:r>
+      <w:r>
+        <w:t># This is an inline comment</w:t>
+      </w:r>
+    </w:p>
+    <w:p>
+      <w:pPr>
+        <w:pStyle w:val="ListParagraph"/>
+        <w:ind w:left="846"/>
+        <w:jc w:val="both"/>
+        <w:rPr>
+          <w:rFonts w:asciiTheme="majorBidi" w:hAnsiTheme="majorBidi" w:cstheme="majorBidi"/>
+          <w:lang w:val="en-US"/>
+        </w:rPr>
+      </w:pPr>
+    </w:p>
+    <w:p>
+      <w:pPr>
+        <w:pStyle w:val="ListParagraph"/>
+        <w:numPr>
+          <w:ilvl w:val="1"/>
+          <w:numId w:val="2"/>
+        </w:numPr>
+        <w:ind w:left="845"/>
+        <w:jc w:val="both"/>
+        <w:outlineLvl w:val="1"/>
+        <w:rPr>
+          <w:rFonts w:asciiTheme="majorBidi" w:hAnsiTheme="majorBidi" w:cstheme="majorBidi"/>
+          <w:lang w:val="en-US"/>
+        </w:rPr>
+      </w:pPr>
+      <w:r>
+        <w:rPr>
+          <w:rFonts w:asciiTheme="majorBidi" w:hAnsiTheme="majorBidi" w:cstheme="majorBidi"/>
+          <w:lang w:val="en-US"/>
+        </w:rPr>
+        <w:t>Indentation</w:t>
+      </w:r>
+    </w:p>
+    <w:p>
+      <w:pPr>
+        <w:pStyle w:val="ListParagraph"/>
+        <w:ind w:left="846"/>
+        <w:jc w:val="both"/>
+        <w:rPr>
+          <w:rFonts w:asciiTheme="majorBidi" w:hAnsiTheme="majorBidi" w:cstheme="majorBidi"/>
+          <w:lang w:val="en-US"/>
+        </w:rPr>
+      </w:pPr>
+      <w:r>
+        <w:rPr>
+          <w:rFonts w:asciiTheme="majorBidi" w:hAnsiTheme="majorBidi" w:cstheme="majorBidi"/>
+          <w:lang w:val="en-US"/>
+        </w:rPr>
+        <w:t xml:space="preserve">Pulse uses indentation to define block structure, similar to Python. Blocks are opened by a colon at the end of a statement and closed when the indentation level returns to the level of the enclosing block. The lexer </w:t>
+      </w:r>
+      <w:r>
+        <w:rPr>
+          <w:rFonts w:asciiTheme="majorBidi" w:hAnsiTheme="majorBidi" w:cstheme="majorBidi"/>
+          <w:lang w:val="en-US"/>
+        </w:rPr>
+        <w:t>automa</w:t>
+      </w:r>
+      <w:r>
+        <w:rPr>
+          <w:rFonts w:asciiTheme="majorBidi" w:hAnsiTheme="majorBidi" w:cstheme="majorBidi"/>
+          <w:lang w:val="en-US"/>
+        </w:rPr>
+        <w:t xml:space="preserve">tically generates </w:t>
+      </w:r>
+      <w:r>
+        <w:rPr>
+          <w:rStyle w:val="CodeChar"/>
+        </w:rPr>
+        <w:t>INDENT</w:t>
+      </w:r>
+      <w:r>
+        <w:rPr>
+          <w:rFonts w:asciiTheme="majorBidi" w:hAnsiTheme="majorBidi" w:cstheme="majorBidi"/>
+          <w:lang w:val="en-US"/>
+        </w:rPr>
+        <w:t xml:space="preserve"> and </w:t>
+      </w:r>
+      <w:r>
+        <w:rPr>
+          <w:rStyle w:val="CodeChar"/>
+        </w:rPr>
+        <w:t>DEDENT</w:t>
+      </w:r>
+      <w:r>
+        <w:rPr>
+          <w:rFonts w:asciiTheme="majorBidi" w:hAnsiTheme="majorBidi" w:cstheme="majorBidi"/>
+          <w:lang w:val="en-US"/>
+        </w:rPr>
+        <w:t xml:space="preserve"> tokens as indentation increases and decreases, which the parser uses to delimit blocks without requiring explicit braces or keywords.</w:t>
+      </w:r>
+    </w:p>
+    <w:p>
+      <w:pPr>
+        <w:pStyle w:val="ListParagraph"/>
+        <w:ind w:left="846"/>
+        <w:jc w:val="both"/>
+        <w:rPr>
+          <w:rFonts w:asciiTheme="majorBidi" w:hAnsiTheme="majorBidi" w:cstheme="majorBidi"/>
+          <w:lang w:val="en-US"/>
+        </w:rPr>
+      </w:pPr>
+      <w:r>
+        <w:rPr>
+          <w:rFonts w:asciiTheme="majorBidi" w:hAnsiTheme="majorBidi" w:cstheme="majorBidi"/>
+          <w:lang w:val="en-US"/>
+        </w:rPr>
+        <w:t>Only spaces are permitted for indentation. Each indentation level must be consistent within a block – mixing indentation widths within the same block is a lexical error.</w:t>
+      </w:r>
+    </w:p>
+    <w:p>
+      <w:pPr>
+        <w:pStyle w:val="Code"/>
+      </w:pPr>
+      <w:r>
+        <w:t>def greet(name):</w:t>
+      </w:r>
+    </w:p>
+    <w:p>
+      <w:pPr>
+        <w:pStyle w:val="Code"/>
+      </w:pPr>
+      <w:r>
+        <w:t xml:space="preserve">    if name == "world":</w:t>
+      </w:r>
+    </w:p>
+    <w:p>
+      <w:pPr>
+        <w:pStyle w:val="Code"/>
+      </w:pPr>
+      <w:r>
+        <w:t xml:space="preserve">        </w:t>
+      </w:r>
+      <w:proofErr w:type="gramStart"/>
+      <w:r>
+        <w:t>print(</w:t>
+      </w:r>
+      <w:proofErr w:type="gramEnd"/>
+      <w:r>
+        <w:t>"Hello, world!")</w:t>
+      </w:r>
+    </w:p>
+    <w:p>
+      <w:pPr>
+        <w:pStyle w:val="Code"/>
+      </w:pPr>
+      <w:r>
+        <w:t xml:space="preserve">    else:</w:t>
+      </w:r>
+    </w:p>
+    <w:p>
+      <w:pPr>
+        <w:pStyle w:val="Code"/>
+      </w:pPr>
+      <w:r>
+        <w:t xml:space="preserve">        </w:t>
+      </w:r>
+      <w:proofErr w:type="gramStart"/>
+      <w:r>
+        <w:t>print(</w:t>
+      </w:r>
+      <w:proofErr w:type="gramEnd"/>
+      <w:r>
+        <w:t>"Hello, " + name)</w:t>
+      </w:r>
+    </w:p>
+    <w:p>
+      <w:pPr>
+        <w:pStyle w:val="ListParagraph"/>
+        <w:ind w:left="846"/>
+        <w:jc w:val="both"/>
+        <w:rPr>
+          <w:rFonts w:asciiTheme="majorBidi" w:hAnsiTheme="majorBidi" w:cstheme="majorBidi"/>
+          <w:lang w:val="en-US"/>
+        </w:rPr>
+      </w:pPr>
+    </w:p>
+    <w:p>
+      <w:pPr>
+        <w:pStyle w:val="ListParagraph"/>
+        <w:numPr>
+          <w:ilvl w:val="1"/>
+          <w:numId w:val="2"/>
+        </w:numPr>
+        <w:jc w:val="both"/>
+        <w:rPr>
+          <w:rFonts w:asciiTheme="majorBidi" w:hAnsiTheme="majorBidi" w:cstheme="majorBidi"/>
+          <w:lang w:val="en-US"/>
+        </w:rPr>
+      </w:pPr>
+      <w:r>
+        <w:rPr>
+          <w:rFonts w:asciiTheme="majorBidi" w:hAnsiTheme="majorBidi" w:cstheme="majorBidi"/>
+          <w:lang w:val="en-US"/>
+        </w:rPr>
+        <w:t>Tokens</w:t>
+      </w:r>
+    </w:p>
+    <w:p>
+      <w:pPr>
+        <w:pStyle w:val="ListParagraph"/>
+        <w:numPr>
+          <w:ilvl w:val="1"/>
+          <w:numId w:val="2"/>
+        </w:numPr>
+        <w:ind w:left="845"/>
+        <w:jc w:val="both"/>
+        <w:outlineLvl w:val="1"/>
+        <w:rPr>
+          <w:rFonts w:asciiTheme="majorBidi" w:hAnsiTheme="majorBidi" w:cstheme="majorBidi"/>
+          <w:lang w:val="en-US"/>
+        </w:rPr>
+      </w:pPr>
+      <w:r>
+        <w:rPr>
+          <w:rFonts w:asciiTheme="majorBidi" w:hAnsiTheme="majorBidi" w:cstheme="majorBidi"/>
+          <w:lang w:val="en-US"/>
+        </w:rPr>
+        <w:t>Numeric Literals</w:t>
+      </w:r>
+    </w:p>
+    <w:p>
+      <w:pPr>
+        <w:pStyle w:val="ListParagraph"/>
+        <w:ind w:left="846"/>
+        <w:jc w:val="both"/>
+        <w:rPr>
+          <w:rFonts w:asciiTheme="majorBidi" w:hAnsiTheme="majorBidi" w:cstheme="majorBidi"/>
+          <w:lang w:val="en-US"/>
+        </w:rPr>
+      </w:pPr>
+      <w:r>
+        <w:rPr>
+          <w:rFonts w:asciiTheme="majorBidi" w:hAnsiTheme="majorBidi" w:cstheme="majorBidi"/>
+          <w:lang w:val="en-US"/>
+        </w:rPr>
+        <w:t>Pulse has a single numeric type that covers both integers and floating-point values. Numeric literals are written as standard decimal integers or floating-point numbers with an optional fractional part and optional exponent.</w:t>
+      </w:r>
+    </w:p>
+    <w:p>
+      <w:pPr>
+        <w:pStyle w:val="Code"/>
+      </w:pPr>
+      <w:r>
+        <w:t>42            # integer</w:t>
+      </w:r>
+    </w:p>
+    <w:p>
+      <w:pPr>
+        <w:pStyle w:val="Code"/>
+      </w:pPr>
+      <w:r>
+        <w:t>3.14         # float</w:t>
+      </w:r>
+    </w:p>
+    <w:p>
+      <w:pPr>
+        <w:pStyle w:val="Code"/>
+      </w:pPr>
+      <w:r>
+        <w:t>0.001       # small float</w:t>
+      </w:r>
+    </w:p>
+    <w:p>
+      <w:pPr>
+        <w:pStyle w:val="ListParagraph"/>
+        <w:ind w:left="846"/>
+        <w:jc w:val="both"/>
+        <w:rPr>
+          <w:rFonts w:asciiTheme="majorBidi" w:hAnsiTheme="majorBidi" w:cstheme="majorBidi"/>
+          <w:lang w:val="en-US"/>
+        </w:rPr>
+      </w:pPr>
+      <w:r>
+        <w:rPr>
+          <w:rFonts w:asciiTheme="majorBidi" w:hAnsiTheme="majorBidi" w:cstheme="majorBidi"/>
+          <w:lang w:val="en-US"/>
+        </w:rPr>
+        <w:t>Underscores in numeric literals are not supported in Pulse v1.0.</w:t>
+      </w:r>
+    </w:p>
+    <w:p>
+      <w:pPr>
+        <w:pStyle w:val="ListParagraph"/>
+        <w:ind w:left="846"/>
+        <w:jc w:val="both"/>
+        <w:rPr>
+          <w:rFonts w:asciiTheme="majorBidi" w:hAnsiTheme="majorBidi" w:cstheme="majorBidi"/>
+          <w:lang w:val="en-US"/>
+        </w:rPr>
+      </w:pPr>
+    </w:p>
+    <w:p>
+      <w:pPr>
+        <w:pStyle w:val="ListParagraph"/>
+        <w:numPr>
+          <w:ilvl w:val="1"/>
+          <w:numId w:val="2"/>
+        </w:numPr>
+        <w:ind w:left="845"/>
+        <w:jc w:val="both"/>
+        <w:outlineLvl w:val="1"/>
+        <w:rPr>
+          <w:rFonts w:asciiTheme="majorBidi" w:hAnsiTheme="majorBidi" w:cstheme="majorBidi"/>
+          <w:lang w:val="en-US"/>
+        </w:rPr>
+      </w:pPr>
+      <w:r>
+        <w:rPr>
+          <w:rFonts w:asciiTheme="majorBidi" w:hAnsiTheme="majorBidi" w:cstheme="majorBidi"/>
+          <w:lang w:val="en-US"/>
+        </w:rPr>
+        <w:t>String Literals</w:t>
+      </w:r>
+    </w:p>
+    <w:p>
+      <w:pPr>
+        <w:pStyle w:val="ListParagraph"/>
+        <w:ind w:left="846"/>
+        <w:jc w:val="both"/>
+        <w:rPr>
+          <w:rFonts w:asciiTheme="majorBidi" w:hAnsiTheme="majorBidi" w:cstheme="majorBidi"/>
+          <w:lang w:val="en-US"/>
+        </w:rPr>
+      </w:pPr>
+      <w:r>
+        <w:rPr>
+          <w:rFonts w:asciiTheme="majorBidi" w:hAnsiTheme="majorBidi" w:cstheme="majorBidi"/>
+          <w:lang w:val="en-US"/>
+        </w:rPr>
+        <w:t xml:space="preserve">Strings literals are enclosed in either single quotes or double quotes. Both forms are equivalent. Escape sequences inside string literals follow standard conventions - </w:t>
+      </w:r>
+      <w:r>
+        <w:rPr>
+          <w:rStyle w:val="CodeChar"/>
+        </w:rPr>
+        <w:t>\n</w:t>
+      </w:r>
+      <w:r>
+        <w:rPr>
+          <w:rFonts w:asciiTheme="majorBidi" w:hAnsiTheme="majorBidi" w:cstheme="majorBidi"/>
+          <w:lang w:val="en-US"/>
+        </w:rPr>
+        <w:t xml:space="preserve"> for newline, </w:t>
+      </w:r>
+      <w:r>
+        <w:rPr>
+          <w:rStyle w:val="CodeChar"/>
+        </w:rPr>
+        <w:t>\t</w:t>
+      </w:r>
+      <w:r>
+        <w:rPr>
+          <w:rFonts w:asciiTheme="majorBidi" w:hAnsiTheme="majorBidi" w:cstheme="majorBidi"/>
+          <w:lang w:val="en-US"/>
+        </w:rPr>
+        <w:t xml:space="preserve"> for tab, </w:t>
+      </w:r>
+      <w:r>
+        <w:rPr>
+          <w:rStyle w:val="CodeChar"/>
+        </w:rPr>
+        <w:t>\\</w:t>
+      </w:r>
+      <w:r>
+        <w:rPr>
+          <w:rFonts w:asciiTheme="majorBidi" w:hAnsiTheme="majorBidi" w:cstheme="majorBidi"/>
+          <w:lang w:val="en-US"/>
+        </w:rPr>
+        <w:t xml:space="preserve"> for literal backslash, </w:t>
+      </w:r>
+      <w:r>
+        <w:rPr>
+          <w:rStyle w:val="CodeChar"/>
+        </w:rPr>
+        <w:t>\"</w:t>
+      </w:r>
+      <w:r>
+        <w:rPr>
+          <w:rFonts w:asciiTheme="majorBidi" w:hAnsiTheme="majorBidi" w:cstheme="majorBidi"/>
+          <w:lang w:val="en-US"/>
+        </w:rPr>
+        <w:t xml:space="preserve"> or </w:t>
+      </w:r>
+      <w:r>
+        <w:rPr>
+          <w:rStyle w:val="CodeChar"/>
+        </w:rPr>
+        <w:t>\'</w:t>
+      </w:r>
+      <w:r>
+        <w:rPr>
+          <w:rFonts w:asciiTheme="majorBidi" w:hAnsiTheme="majorBidi" w:cstheme="majorBidi"/>
+          <w:lang w:val="en-US"/>
+        </w:rPr>
+        <w:t xml:space="preserve"> for quote characters.</w:t>
+      </w:r>
+    </w:p>
+    <w:p>
+      <w:pPr>
+        <w:pStyle w:val="Code"/>
+      </w:pPr>
+      <w:r>
+        <w:t>"hello"</w:t>
+      </w:r>
+    </w:p>
+    <w:p>
+      <w:pPr>
+        <w:pStyle w:val="Code"/>
+      </w:pPr>
+      <w:r>
+        <w:t>'world'</w:t>
+      </w:r>
+    </w:p>
+    <w:p>
+      <w:pPr>
+        <w:pStyle w:val="Code"/>
+      </w:pPr>
+      <w:r>
+        <w:t>"</w:t>
+      </w:r>
+      <w:proofErr w:type="gramStart"/>
+      <w:r>
+        <w:t>line</w:t>
+      </w:r>
+      <w:proofErr w:type="gramEnd"/>
+      <w:r>
+        <w:t xml:space="preserve"> one\</w:t>
+      </w:r>
+      <w:proofErr w:type="spellStart"/>
+      <w:r>
+        <w:t>nline</w:t>
+      </w:r>
+      <w:proofErr w:type="spellEnd"/>
+      <w:r>
+        <w:t xml:space="preserve"> two"</w:t>
+      </w:r>
+    </w:p>
+    <w:p>
+      <w:pPr>
+        <w:pStyle w:val="ListParagraph"/>
+        <w:ind w:left="846"/>
+        <w:jc w:val="both"/>
+        <w:rPr>
+          <w:rFonts w:asciiTheme="majorBidi" w:hAnsiTheme="majorBidi" w:cstheme="majorBidi"/>
+          <w:lang w:val="en-US"/>
+        </w:rPr>
+      </w:pPr>
+      <w:r>
+        <w:rPr>
+          <w:rFonts w:asciiTheme="majorBidi" w:hAnsiTheme="majorBidi" w:cstheme="majorBidi"/>
+          <w:lang w:val="en-US"/>
+        </w:rPr>
+        <w:t>Triple-quotes strings are also supported using either """ or '''</w:t>
+      </w:r>
+      <w:r>
+        <w:rPr>
+          <w:rFonts w:asciiTheme="majorBidi" w:hAnsiTheme="majorBidi" w:cstheme="majorBidi"/>
+          <w:lang w:val="en-US"/>
+        </w:rPr>
+        <w:t>. Triple-quoted strings may span multiple lines are preserver all whitespace and newlines between the delimiters. They are commonly used for multi-line text or documentation strings.</w:t>
+      </w:r>
+    </w:p>
+    <w:p>
+      <w:pPr>
+        <w:pStyle w:val="Code"/>
+      </w:pPr>
+      <w:r>
+        <w:t>"""</w:t>
+      </w:r>
+    </w:p>
+    <w:p>
+      <w:pPr>
+        <w:pStyle w:val="Code"/>
+      </w:pPr>
+      <w:r>
+        <w:t xml:space="preserve">This is a </w:t>
+      </w:r>
+    </w:p>
+    <w:p>
+      <w:pPr>
+        <w:pStyle w:val="Code"/>
+      </w:pPr>
+      <w:r>
+        <w:t>multi-line string</w:t>
+      </w:r>
+    </w:p>
+    <w:p>
+      <w:pPr>
+        <w:pStyle w:val="Code"/>
+      </w:pPr>
+      <w:r>
+        <w:t>"""</w:t>
+      </w:r>
+    </w:p>
+    <w:p>
+      <w:pPr>
+        <w:pStyle w:val="ListParagraph"/>
+        <w:ind w:left="846"/>
+        <w:jc w:val="both"/>
+        <w:rPr>
+          <w:rFonts w:asciiTheme="majorBidi" w:hAnsiTheme="majorBidi" w:cstheme="majorBidi"/>
+          <w:lang w:val="en-US"/>
+        </w:rPr>
+      </w:pPr>
+    </w:p>
+    <w:p>
+      <w:pPr>
+        <w:pStyle w:val="ListParagraph"/>
+        <w:numPr>
+          <w:ilvl w:val="1"/>
+          <w:numId w:val="2"/>
+        </w:numPr>
+        <w:jc w:val="both"/>
+        <w:rPr>
+          <w:rFonts w:asciiTheme="majorBidi" w:hAnsiTheme="majorBidi" w:cstheme="majorBidi"/>
+          <w:lang w:val="en-US"/>
+        </w:rPr>
+      </w:pPr>
+      <w:r>
+        <w:rPr>
+          <w:rFonts w:asciiTheme="majorBidi" w:hAnsiTheme="majorBidi" w:cstheme="majorBidi"/>
+          <w:lang w:val="en-US"/>
+        </w:rPr>
+        <w:t>F-Strings</w:t>
+      </w:r>
+    </w:p>
+    <w:p>
+      <w:pPr>
+        <w:pStyle w:val="ListParagraph"/>
+        <w:numPr>
+          <w:ilvl w:val="1"/>
+          <w:numId w:val="2"/>
+        </w:numPr>
+        <w:jc w:val="both"/>
+        <w:rPr>
+          <w:rFonts w:asciiTheme="majorBidi" w:hAnsiTheme="majorBidi" w:cstheme="majorBidi"/>
+          <w:lang w:val="en-US"/>
+        </w:rPr>
+      </w:pPr>
+      <w:r>
+        <w:rPr>
+          <w:rFonts w:asciiTheme="majorBidi" w:hAnsiTheme="majorBidi" w:cstheme="majorBidi"/>
+          <w:lang w:val="en-US"/>
+        </w:rPr>
+        <w:t>Tensor Literals</w:t>
+      </w:r>
+    </w:p>
+    <w:p>
+      <w:pPr>
+        <w:pStyle w:val="ListParagraph"/>
+        <w:numPr>
+          <w:ilvl w:val="1"/>
+          <w:numId w:val="2"/>
+        </w:numPr>
+        <w:jc w:val="both"/>
+        <w:rPr>
+          <w:rFonts w:asciiTheme="majorBidi" w:hAnsiTheme="majorBidi" w:cstheme="majorBidi"/>
+          <w:lang w:val="en-US"/>
+        </w:rPr>
+      </w:pPr>
+      <w:r>
+        <w:rPr>
+          <w:rFonts w:asciiTheme="majorBidi" w:hAnsiTheme="majorBidi" w:cstheme="majorBidi"/>
+          <w:lang w:val="en-US"/>
+        </w:rPr>
+        <w:t>Boolean and Null Literals</w:t>
+      </w:r>
+    </w:p>
+    <w:p>
+      <w:pPr>
+        <w:pStyle w:val="ListParagraph"/>
+        <w:ind w:left="426"/>
+        <w:jc w:val="both"/>
+        <w:rPr>
+          <w:rFonts w:asciiTheme="majorBidi" w:hAnsiTheme="majorBidi" w:cstheme="majorBidi"/>
+          <w:lang w:val="en-US"/>
+        </w:rPr>
+      </w:pPr>
+    </w:p>
+    <w:p>
+      <w:pPr>
+        <w:pStyle w:val="ListParagraph"/>
+        <w:numPr>
+          <w:ilvl w:val="0"/>
+          <w:numId w:val="2"/>
+        </w:numPr>
+        <w:ind w:left="425" w:hanging="425"/>
+        <w:jc w:val="both"/>
+        <w:outlineLvl w:val="0"/>
+        <w:rPr>
+          <w:rFonts w:asciiTheme="majorBidi" w:hAnsiTheme="majorBidi" w:cstheme="majorBidi"/>
+          <w:sz w:val="28"/>
+          <w:szCs w:val="28"/>
+          <w:lang w:val="en-US"/>
+        </w:rPr>
+      </w:pPr>
+      <w:bookmarkStart w:id="6" w:name="_Toc230027578"/>
+      <w:r>
+        <w:rPr>
+          <w:rFonts w:asciiTheme="majorBidi" w:hAnsiTheme="majorBidi" w:cstheme="majorBidi"/>
+          <w:sz w:val="28"/>
+          <w:szCs w:val="28"/>
+          <w:lang w:val="en-US"/>
+        </w:rPr>
+        <w:t>Types</w:t>
+      </w:r>
+      <w:bookmarkEnd w:id="6"/>
+    </w:p>
+    <w:p>
+      <w:pPr>
+        <w:pStyle w:val="ListParagraph"/>
+        <w:ind w:left="426"/>
+        <w:jc w:val="both"/>
+        <w:rPr>
+          <w:rFonts w:asciiTheme="majorBidi" w:hAnsiTheme="majorBidi" w:cstheme="majorBidi"/>
+          <w:sz w:val="28"/>
+          <w:szCs w:val="28"/>
+          <w:lang w:val="en-US"/>
+        </w:rPr>
+      </w:pPr>
+    </w:p>
+    <w:p>
+      <w:pPr>
+        <w:pStyle w:val="ListParagraph"/>
+        <w:ind w:left="426"/>
+        <w:jc w:val="both"/>
+        <w:rPr>
+          <w:rFonts w:asciiTheme="majorBidi" w:hAnsiTheme="majorBidi" w:cstheme="majorBidi"/>
+          <w:sz w:val="28"/>
+          <w:szCs w:val="28"/>
+          <w:lang w:val="en-US"/>
+        </w:rPr>
+      </w:pPr>
+    </w:p>
+    <w:p>
+      <w:pPr>
+        <w:pStyle w:val="ListParagraph"/>
+        <w:numPr>
+          <w:ilvl w:val="0"/>
+          <w:numId w:val="2"/>
+        </w:numPr>
+        <w:ind w:left="425" w:hanging="425"/>
+        <w:jc w:val="both"/>
+        <w:outlineLvl w:val="0"/>
+        <w:rPr>
+          <w:rFonts w:asciiTheme="majorBidi" w:hAnsiTheme="majorBidi" w:cstheme="majorBidi"/>
+          <w:sz w:val="28"/>
+          <w:szCs w:val="28"/>
+          <w:lang w:val="en-US"/>
+        </w:rPr>
+      </w:pPr>
+      <w:bookmarkStart w:id="7" w:name="_Toc230027579"/>
+      <w:r>
+        <w:rPr>
+          <w:rFonts w:asciiTheme="majorBidi" w:hAnsiTheme="majorBidi" w:cstheme="majorBidi"/>
+          <w:sz w:val="28"/>
+          <w:szCs w:val="28"/>
+          <w:lang w:val="en-US"/>
+        </w:rPr>
+        <w:t>Operators</w:t>
+      </w:r>
+      <w:bookmarkEnd w:id="7"/>
+    </w:p>
+    <w:p>
+      <w:pPr>
+        <w:pStyle w:val="ListParagraph"/>
+        <w:ind w:left="426"/>
+        <w:jc w:val="both"/>
+        <w:rPr>
+          <w:rFonts w:asciiTheme="majorBidi" w:hAnsiTheme="majorBidi" w:cstheme="majorBidi"/>
+          <w:sz w:val="28"/>
+          <w:szCs w:val="28"/>
+          <w:lang w:val="en-US"/>
+        </w:rPr>
+      </w:pPr>
+    </w:p>
+    <w:p>
+      <w:pPr>
+        <w:pStyle w:val="ListParagraph"/>
+        <w:ind w:left="426"/>
+        <w:jc w:val="both"/>
+        <w:rPr>
+          <w:rFonts w:asciiTheme="majorBidi" w:hAnsiTheme="majorBidi" w:cstheme="majorBidi"/>
+          <w:sz w:val="28"/>
+          <w:szCs w:val="28"/>
+          <w:lang w:val="en-US"/>
+        </w:rPr>
+      </w:pPr>
+    </w:p>
+    <w:p>
+      <w:pPr>
+        <w:pStyle w:val="ListParagraph"/>
+        <w:numPr>
+          <w:ilvl w:val="0"/>
+          <w:numId w:val="2"/>
+        </w:numPr>
+        <w:ind w:left="425" w:hanging="425"/>
+        <w:jc w:val="both"/>
+        <w:outlineLvl w:val="0"/>
+        <w:rPr>
+          <w:rFonts w:asciiTheme="majorBidi" w:hAnsiTheme="majorBidi" w:cstheme="majorBidi"/>
+          <w:sz w:val="28"/>
+          <w:szCs w:val="28"/>
+          <w:lang w:val="en-US"/>
+        </w:rPr>
+      </w:pPr>
+      <w:bookmarkStart w:id="8" w:name="_Toc230027580"/>
+      <w:r>
+        <w:rPr>
+          <w:rFonts w:asciiTheme="majorBidi" w:hAnsiTheme="majorBidi" w:cstheme="majorBidi"/>
+          <w:sz w:val="28"/>
+          <w:szCs w:val="28"/>
+          <w:lang w:val="en-US"/>
+        </w:rPr>
+        <w:t>Expressions</w:t>
+      </w:r>
+      <w:bookmarkEnd w:id="8"/>
+    </w:p>
+    <w:p>
+      <w:pPr>
+        <w:pStyle w:val="ListParagraph"/>
+        <w:ind w:left="426"/>
+        <w:jc w:val="both"/>
+        <w:rPr>
+          <w:rFonts w:asciiTheme="majorBidi" w:hAnsiTheme="majorBidi" w:cstheme="majorBidi"/>
+          <w:sz w:val="28"/>
+          <w:szCs w:val="28"/>
+          <w:lang w:val="en-US"/>
+        </w:rPr>
+      </w:pPr>
+    </w:p>
+    <w:p>
+      <w:pPr>
+        <w:pStyle w:val="ListParagraph"/>
+        <w:ind w:left="426"/>
+        <w:jc w:val="both"/>
+        <w:rPr>
+          <w:rFonts w:asciiTheme="majorBidi" w:hAnsiTheme="majorBidi" w:cstheme="majorBidi"/>
+          <w:sz w:val="28"/>
+          <w:szCs w:val="28"/>
+          <w:lang w:val="en-US"/>
+        </w:rPr>
+      </w:pPr>
+    </w:p>
+    <w:p>
+      <w:pPr>
+        <w:pStyle w:val="ListParagraph"/>
+        <w:numPr>
+          <w:ilvl w:val="0"/>
+          <w:numId w:val="2"/>
+        </w:numPr>
+        <w:ind w:left="425" w:hanging="425"/>
+        <w:jc w:val="both"/>
+        <w:outlineLvl w:val="0"/>
+        <w:rPr>
+          <w:rFonts w:asciiTheme="majorBidi" w:hAnsiTheme="majorBidi" w:cstheme="majorBidi"/>
+          <w:sz w:val="28"/>
+          <w:szCs w:val="28"/>
+          <w:lang w:val="en-US"/>
+        </w:rPr>
+      </w:pPr>
+      <w:bookmarkStart w:id="9" w:name="_Toc230027581"/>
+      <w:r>
+        <w:rPr>
+          <w:rFonts w:asciiTheme="majorBidi" w:hAnsiTheme="majorBidi" w:cstheme="majorBidi"/>
+          <w:sz w:val="28"/>
+          <w:szCs w:val="28"/>
+          <w:lang w:val="en-US"/>
+        </w:rPr>
+        <w:t>Statements</w:t>
+      </w:r>
+      <w:bookmarkEnd w:id="9"/>
+    </w:p>
+    <w:p>
+      <w:pPr>
+        <w:pStyle w:val="ListParagraph"/>
+        <w:ind w:left="426"/>
+        <w:jc w:val="both"/>
+        <w:rPr>
+          <w:rFonts w:asciiTheme="majorBidi" w:hAnsiTheme="majorBidi" w:cstheme="majorBidi"/>
+          <w:sz w:val="28"/>
+          <w:szCs w:val="28"/>
+          <w:lang w:val="en-US"/>
+        </w:rPr>
+      </w:pPr>
+    </w:p>
+    <w:p>
+      <w:pPr>
+        <w:pStyle w:val="ListParagraph"/>
+        <w:ind w:left="426"/>
+        <w:jc w:val="both"/>
+        <w:rPr>
+          <w:rFonts w:asciiTheme="majorBidi" w:hAnsiTheme="majorBidi" w:cstheme="majorBidi"/>
+          <w:sz w:val="28"/>
+          <w:szCs w:val="28"/>
+          <w:lang w:val="en-US"/>
+        </w:rPr>
+      </w:pPr>
+    </w:p>
+    <w:p>
+      <w:pPr>
+        <w:pStyle w:val="ListParagraph"/>
+        <w:numPr>
+          <w:ilvl w:val="0"/>
+          <w:numId w:val="2"/>
+        </w:numPr>
+        <w:ind w:left="425" w:hanging="425"/>
+        <w:jc w:val="both"/>
+        <w:outlineLvl w:val="0"/>
+        <w:rPr>
+          <w:rFonts w:asciiTheme="majorBidi" w:hAnsiTheme="majorBidi" w:cstheme="majorBidi"/>
+          <w:sz w:val="28"/>
+          <w:szCs w:val="28"/>
+          <w:lang w:val="en-US"/>
+        </w:rPr>
+      </w:pPr>
+      <w:bookmarkStart w:id="10" w:name="_Toc230027582"/>
+      <w:r>
+        <w:rPr>
+          <w:rFonts w:asciiTheme="majorBidi" w:hAnsiTheme="majorBidi" w:cstheme="majorBidi"/>
+          <w:sz w:val="28"/>
+          <w:szCs w:val="28"/>
+          <w:lang w:val="en-US"/>
+        </w:rPr>
+        <w:t>Functions</w:t>
+      </w:r>
+      <w:bookmarkEnd w:id="10"/>
+    </w:p>
+    <w:p>
+      <w:pPr>
+        <w:pStyle w:val="ListParagraph"/>
+        <w:ind w:left="426"/>
+        <w:jc w:val="both"/>
+        <w:rPr>
+          <w:rFonts w:asciiTheme="majorBidi" w:hAnsiTheme="majorBidi" w:cstheme="majorBidi"/>
+          <w:sz w:val="28"/>
+          <w:szCs w:val="28"/>
+          <w:lang w:val="en-US"/>
+        </w:rPr>
+      </w:pPr>
+    </w:p>
+    <w:p>
+      <w:pPr>
+        <w:pStyle w:val="ListParagraph"/>
+        <w:ind w:left="426"/>
+        <w:jc w:val="both"/>
+        <w:rPr>
+          <w:rFonts w:asciiTheme="majorBidi" w:hAnsiTheme="majorBidi" w:cstheme="majorBidi"/>
+          <w:sz w:val="28"/>
+          <w:szCs w:val="28"/>
+          <w:lang w:val="en-US"/>
+        </w:rPr>
+      </w:pPr>
+    </w:p>
+    <w:p>
+      <w:pPr>
+        <w:pStyle w:val="ListParagraph"/>
+        <w:numPr>
+          <w:ilvl w:val="0"/>
+          <w:numId w:val="2"/>
+        </w:numPr>
+        <w:ind w:left="425" w:hanging="425"/>
+        <w:jc w:val="both"/>
+        <w:outlineLvl w:val="0"/>
+        <w:rPr>
+          <w:rFonts w:asciiTheme="majorBidi" w:hAnsiTheme="majorBidi" w:cstheme="majorBidi"/>
+          <w:sz w:val="28"/>
+          <w:szCs w:val="28"/>
+          <w:lang w:val="en-US"/>
+        </w:rPr>
+      </w:pPr>
+      <w:bookmarkStart w:id="11" w:name="_Toc230027583"/>
+      <w:r>
+        <w:rPr>
+          <w:rFonts w:asciiTheme="majorBidi" w:hAnsiTheme="majorBidi" w:cstheme="majorBidi"/>
+          <w:sz w:val="28"/>
+          <w:szCs w:val="28"/>
+          <w:lang w:val="en-US"/>
+        </w:rPr>
+        <w:t>Classes</w:t>
+      </w:r>
+      <w:bookmarkEnd w:id="11"/>
+    </w:p>
+    <w:p>
+      <w:pPr>
+        <w:pStyle w:val="ListParagraph"/>
+        <w:ind w:left="426"/>
+        <w:jc w:val="both"/>
+        <w:rPr>
+          <w:rFonts w:asciiTheme="majorBidi" w:hAnsiTheme="majorBidi" w:cstheme="majorBidi"/>
+          <w:sz w:val="28"/>
+          <w:szCs w:val="28"/>
+          <w:lang w:val="en-US"/>
+        </w:rPr>
+      </w:pPr>
+    </w:p>
+    <w:p>
+      <w:pPr>
+        <w:pStyle w:val="ListParagraph"/>
+        <w:ind w:left="426"/>
+        <w:jc w:val="both"/>
+        <w:rPr>
+          <w:rFonts w:asciiTheme="majorBidi" w:hAnsiTheme="majorBidi" w:cstheme="majorBidi"/>
+          <w:sz w:val="28"/>
+          <w:szCs w:val="28"/>
+          <w:lang w:val="en-US"/>
+        </w:rPr>
+      </w:pPr>
+    </w:p>
+    <w:p>
+      <w:pPr>
+        <w:pStyle w:val="ListParagraph"/>
+        <w:numPr>
+          <w:ilvl w:val="0"/>
+          <w:numId w:val="2"/>
+        </w:numPr>
+        <w:ind w:left="425" w:hanging="425"/>
+        <w:jc w:val="both"/>
+        <w:outlineLvl w:val="0"/>
+        <w:rPr>
+          <w:rFonts w:asciiTheme="majorBidi" w:hAnsiTheme="majorBidi" w:cstheme="majorBidi"/>
+          <w:sz w:val="28"/>
+          <w:szCs w:val="28"/>
+          <w:lang w:val="en-US"/>
+        </w:rPr>
+      </w:pPr>
+      <w:bookmarkStart w:id="12" w:name="_Toc230027584"/>
+      <w:r>
+        <w:rPr>
+          <w:rFonts w:asciiTheme="majorBidi" w:hAnsiTheme="majorBidi" w:cstheme="majorBidi"/>
+          <w:sz w:val="28"/>
+          <w:szCs w:val="28"/>
+          <w:lang w:val="en-US"/>
+        </w:rPr>
+        <w:t>Error Handling</w:t>
+      </w:r>
+      <w:bookmarkEnd w:id="12"/>
+    </w:p>
+    <w:p>
+      <w:pPr>
+        <w:pStyle w:val="ListParagraph"/>
+        <w:ind w:left="426"/>
+        <w:jc w:val="both"/>
+        <w:rPr>
+          <w:rFonts w:asciiTheme="majorBidi" w:hAnsiTheme="majorBidi" w:cstheme="majorBidi"/>
+          <w:sz w:val="28"/>
+          <w:szCs w:val="28"/>
+          <w:lang w:val="en-US"/>
+        </w:rPr>
+      </w:pPr>
+    </w:p>
+    <w:p>
+      <w:pPr>
+        <w:pStyle w:val="ListParagraph"/>
+        <w:ind w:left="426"/>
+        <w:jc w:val="both"/>
+        <w:rPr>
+          <w:rFonts w:asciiTheme="majorBidi" w:hAnsiTheme="majorBidi" w:cstheme="majorBidi"/>
+          <w:sz w:val="28"/>
+          <w:szCs w:val="28"/>
+          <w:lang w:val="en-US"/>
+        </w:rPr>
+      </w:pPr>
+    </w:p>
+    <w:p>
+      <w:pPr>
+        <w:pStyle w:val="ListParagraph"/>
+        <w:numPr>
+          <w:ilvl w:val="0"/>
+          <w:numId w:val="2"/>
+        </w:numPr>
+        <w:ind w:left="425" w:hanging="425"/>
+        <w:jc w:val="both"/>
+        <w:outlineLvl w:val="0"/>
+        <w:rPr>
+          <w:rFonts w:asciiTheme="majorBidi" w:hAnsiTheme="majorBidi" w:cstheme="majorBidi"/>
+          <w:sz w:val="28"/>
+          <w:szCs w:val="28"/>
+          <w:lang w:val="en-US"/>
+        </w:rPr>
+      </w:pPr>
+      <w:bookmarkStart w:id="13" w:name="_Toc230027585"/>
+      <w:r>
+        <w:rPr>
+          <w:rFonts w:asciiTheme="majorBidi" w:hAnsiTheme="majorBidi" w:cstheme="majorBidi"/>
+          <w:sz w:val="28"/>
+          <w:szCs w:val="28"/>
+          <w:lang w:val="en-US"/>
+        </w:rPr>
+        <w:t>Modules</w:t>
+      </w:r>
+      <w:bookmarkEnd w:id="13"/>
+    </w:p>
+    <w:p>
+      <w:pPr>
+        <w:pStyle w:val="ListParagraph"/>
+        <w:ind w:left="426"/>
+        <w:jc w:val="both"/>
+        <w:rPr>
+          <w:rFonts w:asciiTheme="majorBidi" w:hAnsiTheme="majorBidi" w:cstheme="majorBidi"/>
+          <w:sz w:val="28"/>
+          <w:szCs w:val="28"/>
+          <w:lang w:val="en-US"/>
+        </w:rPr>
+      </w:pPr>
+    </w:p>
+    <w:p>
+      <w:pPr>
+        <w:pStyle w:val="ListParagraph"/>
+        <w:ind w:left="426"/>
+        <w:jc w:val="both"/>
+        <w:rPr>
+          <w:rFonts w:asciiTheme="majorBidi" w:hAnsiTheme="majorBidi" w:cstheme="majorBidi"/>
+          <w:sz w:val="28"/>
+          <w:szCs w:val="28"/>
+          <w:lang w:val="en-US"/>
+        </w:rPr>
+      </w:pPr>
+    </w:p>
+    <w:p>
+      <w:pPr>
+        <w:pStyle w:val="ListParagraph"/>
+        <w:numPr>
+          <w:ilvl w:val="0"/>
+          <w:numId w:val="2"/>
+        </w:numPr>
+        <w:ind w:left="425" w:hanging="425"/>
+        <w:jc w:val="both"/>
+        <w:outlineLvl w:val="0"/>
+        <w:rPr>
+          <w:rFonts w:asciiTheme="majorBidi" w:hAnsiTheme="majorBidi" w:cstheme="majorBidi"/>
+          <w:sz w:val="28"/>
+          <w:szCs w:val="28"/>
+          <w:lang w:val="en-US"/>
+        </w:rPr>
+      </w:pPr>
+      <w:bookmarkStart w:id="14" w:name="_Toc230027586"/>
+      <w:r>
+        <w:rPr>
+          <w:rFonts w:asciiTheme="majorBidi" w:hAnsiTheme="majorBidi" w:cstheme="majorBidi"/>
+          <w:sz w:val="28"/>
+          <w:szCs w:val="28"/>
+          <w:lang w:val="en-US"/>
+        </w:rPr>
+        <w:t>Standard Library Reference</w:t>
+      </w:r>
+      <w:bookmarkEnd w:id="14"/>
+    </w:p>
+    <w:p>
+      <w:pPr>
+        <w:pStyle w:val="ListParagraph"/>
+        <w:ind w:left="426"/>
+        <w:jc w:val="both"/>
+        <w:rPr>
+          <w:rFonts w:asciiTheme="majorBidi" w:hAnsiTheme="majorBidi" w:cstheme="majorBidi"/>
+          <w:sz w:val="28"/>
+          <w:szCs w:val="28"/>
+          <w:lang w:val="en-US"/>
+        </w:rPr>
+      </w:pPr>
+    </w:p>
+    <w:p>
+      <w:pPr>
+        <w:pStyle w:val="ListParagraph"/>
+        <w:ind w:left="426"/>
+        <w:jc w:val="both"/>
+        <w:rPr>
+          <w:rFonts w:asciiTheme="majorBidi" w:hAnsiTheme="majorBidi" w:cstheme="majorBidi"/>
+          <w:sz w:val="28"/>
+          <w:szCs w:val="28"/>
+          <w:lang w:val="en-US"/>
+        </w:rPr>
+      </w:pPr>
+    </w:p>
+    <w:p>
+      <w:pPr>
+        <w:pStyle w:val="ListParagraph"/>
+        <w:numPr>
+          <w:ilvl w:val="0"/>
+          <w:numId w:val="2"/>
+        </w:numPr>
+        <w:ind w:left="425" w:hanging="425"/>
+        <w:jc w:val="both"/>
+        <w:outlineLvl w:val="0"/>
+        <w:rPr>
+          <w:rFonts w:asciiTheme="majorBidi" w:hAnsiTheme="majorBidi" w:cstheme="majorBidi"/>
+          <w:sz w:val="28"/>
+          <w:szCs w:val="28"/>
+          <w:lang w:val="en-US"/>
+        </w:rPr>
+      </w:pPr>
+      <w:bookmarkStart w:id="15" w:name="_Toc230027587"/>
+      <w:r>
+        <w:rPr>
+          <w:rFonts w:asciiTheme="majorBidi" w:hAnsiTheme="majorBidi" w:cstheme="majorBidi"/>
+          <w:sz w:val="28"/>
+          <w:szCs w:val="28"/>
+          <w:lang w:val="en-US"/>
+        </w:rPr>
+        <w:t>The ML Pipeline</w:t>
+      </w:r>
+      <w:bookmarkEnd w:id="15"/>
+    </w:p>
+    <w:p>
+      <w:pPr>
+        <w:pStyle w:val="ListParagraph"/>
+        <w:ind w:left="426"/>
+        <w:jc w:val="both"/>
+        <w:rPr>
+          <w:rFonts w:asciiTheme="majorBidi" w:hAnsiTheme="majorBidi" w:cstheme="majorBidi"/>
+          <w:sz w:val="28"/>
+          <w:szCs w:val="28"/>
+          <w:lang w:val="en-US"/>
+        </w:rPr>
+      </w:pPr>
+    </w:p>
+    <w:p>
+      <w:pPr>
+        <w:pStyle w:val="ListParagraph"/>
+        <w:ind w:left="426"/>
+        <w:jc w:val="both"/>
+        <w:rPr>
+          <w:rFonts w:asciiTheme="majorBidi" w:hAnsiTheme="majorBidi" w:cstheme="majorBidi"/>
+          <w:sz w:val="28"/>
+          <w:szCs w:val="28"/>
+          <w:lang w:val="en-US"/>
+        </w:rPr>
+      </w:pPr>
+    </w:p>
+    <w:p>
+      <w:pPr>
+        <w:pStyle w:val="ListParagraph"/>
+        <w:numPr>
+          <w:ilvl w:val="0"/>
+          <w:numId w:val="2"/>
+        </w:numPr>
+        <w:ind w:left="425" w:hanging="425"/>
+        <w:jc w:val="both"/>
+        <w:outlineLvl w:val="0"/>
+        <w:rPr>
+          <w:rFonts w:asciiTheme="majorBidi" w:hAnsiTheme="majorBidi" w:cstheme="majorBidi"/>
+          <w:sz w:val="28"/>
+          <w:szCs w:val="28"/>
+          <w:lang w:val="en-US"/>
+        </w:rPr>
+      </w:pPr>
+      <w:bookmarkStart w:id="16" w:name="_Toc230027588"/>
+      <w:r>
+        <w:rPr>
+          <w:rFonts w:asciiTheme="majorBidi" w:hAnsiTheme="majorBidi" w:cstheme="majorBidi"/>
+          <w:sz w:val="28"/>
+          <w:szCs w:val="28"/>
+          <w:lang w:val="en-US"/>
+        </w:rPr>
+        <w:t>Grammar Reference</w:t>
+      </w:r>
+      <w:bookmarkEnd w:id="16"/>
+    </w:p>
+    <w:p>
+      <w:pPr>
+        <w:pStyle w:val="ListParagraph"/>
+        <w:ind w:left="426"/>
+        <w:jc w:val="both"/>
+        <w:rPr>
+          <w:rFonts w:asciiTheme="majorBidi" w:hAnsiTheme="majorBidi" w:cstheme="majorBidi"/>
+          <w:sz w:val="28"/>
+          <w:szCs w:val="28"/>
           <w:lang w:val="en-US"/>
         </w:rPr>
       </w:pPr>
@@ -860,6 +3662,124 @@
 <file path=word/numbering.xml><?xml version="1.0" encoding="utf-8"?>
 <w:numbering xmlns:wpc="http://schemas.microsoft.com/office/word/2010/wordprocessingCanvas" xmlns:cx="http://schemas.microsoft.com/office/drawing/2014/chartex" xmlns:cx1="http://schemas.microsoft.com/office/drawing/2015/9/8/chartex" xmlns:cx2="http://schemas.microsoft.com/office/drawing/2015/10/21/chartex" xmlns:cx3="http://schemas.microsoft.com/office/drawing/2016/5/9/chartex" xmlns:cx4="http://schemas.microsoft.com/office/drawing/2016/5/10/chartex" xmlns:cx5="http://schemas.microsoft.com/office/drawing/2016/5/11/chartex" xmlns:cx6="http://schemas.microsoft.com/office/drawing/2016/5/12/chartex" xmlns:cx7="http://schemas.microsoft.com/office/drawing/2016/5/13/chartex" xmlns:cx8="http://schemas.microsoft.com/office/drawing/2016/5/14/chartex" xmlns:mc="http://schemas.openxmlformats.org/markup-compatibility/2006" xmlns:aink="http://schemas.microsoft.com/office/drawing/2016/ink" xmlns:am3d="http://schemas.microsoft.com/office/drawing/2017/model3d" xmlns:o="urn:schemas-microsoft-com:office:office" xmlns:oel="http://schemas.microsoft.com/office/2019/extlst" xmlns:r="http://schemas.openxmlformats.org/officeDocument/2006/relationships" xmlns:m="http://schemas.openxmlformats.org/officeDocument/2006/math" xmlns:v="urn:schemas-microsoft-com:vml" xmlns:wp14="http://schemas.microsoft.com/office/word/2010/wordprocessingDrawing" xmlns:wp="http://schemas.openxmlformats.org/drawingml/2006/wordprocessingDrawing" xmlns:w10="urn:schemas-microsoft-com:office:word" xmlns:w="http://schemas.openxmlformats.org/wordprocessingml/2006/main" xmlns:w14="http://schemas.microsoft.com/office/word/2010/wordml" xmlns:w15="http://schemas.microsoft.com/office/word/2012/wordml" xmlns:w16cex="http://schemas.microsoft.com/office/word/2018/wordml/cex" xmlns:w16cid="http://schemas.microsoft.com/office/word/2016/wordml/cid" xmlns:w16="http://schemas.microsoft.com/office/word/2018/wordml" xmlns:w16du="http://schemas.microsoft.com/office/word/2023/wordml/word16du" xmlns:w16sdtdh="http://schemas.microsoft.com/office/word/2020/wordml/sdtdatahash" xmlns:w16sdtfl="http://schemas.microsoft.com/office/word/2024/wordml/sdtformatlock" xmlns:w16se="http://schemas.microsoft.com/office/word/2015/wordml/symex" xmlns:wpg="http://schemas.microsoft.com/office/word/2010/wordprocessingGroup" xmlns:wpi="http://schemas.microsoft.com/office/word/2010/wordprocessingInk" xmlns:wne="http://schemas.microsoft.com/office/word/2006/wordml" xmlns:wps="http://schemas.microsoft.com/office/word/2010/wordprocessingShape" mc:Ignorable="w14 w15 w16se w16cid w16 w16cex w16sdtdh w16sdtfl w16du wp14">
   <w:abstractNum w:abstractNumId="0" w15:restartNumberingAfterBreak="0">
+    <w:nsid w:val="1AC10DA0"/>
+    <w:multiLevelType w:val="multilevel"/>
+    <w:tmpl w:val="3D6A6E60"/>
+    <w:lvl w:ilvl="0">
+      <w:start w:val="1"/>
+      <w:numFmt w:val="decimal"/>
+      <w:lvlText w:val="%1."/>
+      <w:lvlJc w:val="left"/>
+      <w:pPr>
+        <w:ind w:left="360" w:hanging="360"/>
+      </w:pPr>
+    </w:lvl>
+    <w:lvl w:ilvl="1">
+      <w:start w:val="1"/>
+      <w:numFmt w:val="decimal"/>
+      <w:isLgl/>
+      <w:lvlText w:val="%1.%2"/>
+      <w:lvlJc w:val="left"/>
+      <w:pPr>
+        <w:ind w:left="846" w:hanging="420"/>
+      </w:pPr>
+      <w:rPr>
+        <w:rFonts w:hint="default"/>
+      </w:rPr>
+    </w:lvl>
+    <w:lvl w:ilvl="2">
+      <w:start w:val="1"/>
+      <w:numFmt w:val="decimal"/>
+      <w:isLgl/>
+      <w:lvlText w:val="%1.%2.%3"/>
+      <w:lvlJc w:val="left"/>
+      <w:pPr>
+        <w:ind w:left="1572" w:hanging="720"/>
+      </w:pPr>
+      <w:rPr>
+        <w:rFonts w:hint="default"/>
+      </w:rPr>
+    </w:lvl>
+    <w:lvl w:ilvl="3">
+      <w:start w:val="1"/>
+      <w:numFmt w:val="decimal"/>
+      <w:isLgl/>
+      <w:lvlText w:val="%1.%2.%3.%4"/>
+      <w:lvlJc w:val="left"/>
+      <w:pPr>
+        <w:ind w:left="2358" w:hanging="1080"/>
+      </w:pPr>
+      <w:rPr>
+        <w:rFonts w:hint="default"/>
+      </w:rPr>
+    </w:lvl>
+    <w:lvl w:ilvl="4">
+      <w:start w:val="1"/>
+      <w:numFmt w:val="decimal"/>
+      <w:isLgl/>
+      <w:lvlText w:val="%1.%2.%3.%4.%5"/>
+      <w:lvlJc w:val="left"/>
+      <w:pPr>
+        <w:ind w:left="2784" w:hanging="1080"/>
+      </w:pPr>
+      <w:rPr>
+        <w:rFonts w:hint="default"/>
+      </w:rPr>
+    </w:lvl>
+    <w:lvl w:ilvl="5">
+      <w:start w:val="1"/>
+      <w:numFmt w:val="decimal"/>
+      <w:isLgl/>
+      <w:lvlText w:val="%1.%2.%3.%4.%5.%6"/>
+      <w:lvlJc w:val="left"/>
+      <w:pPr>
+        <w:ind w:left="3570" w:hanging="1440"/>
+      </w:pPr>
+      <w:rPr>
+        <w:rFonts w:hint="default"/>
+      </w:rPr>
+    </w:lvl>
+    <w:lvl w:ilvl="6">
+      <w:start w:val="1"/>
+      <w:numFmt w:val="decimal"/>
+      <w:isLgl/>
+      <w:lvlText w:val="%1.%2.%3.%4.%5.%6.%7"/>
+      <w:lvlJc w:val="left"/>
+      <w:pPr>
+        <w:ind w:left="3996" w:hanging="1440"/>
+      </w:pPr>
+      <w:rPr>
+        <w:rFonts w:hint="default"/>
+      </w:rPr>
+    </w:lvl>
+    <w:lvl w:ilvl="7">
+      <w:start w:val="1"/>
+      <w:numFmt w:val="decimal"/>
+      <w:isLgl/>
+      <w:lvlText w:val="%1.%2.%3.%4.%5.%6.%7.%8"/>
+      <w:lvlJc w:val="left"/>
+      <w:pPr>
+        <w:ind w:left="4782" w:hanging="1800"/>
+      </w:pPr>
+      <w:rPr>
+        <w:rFonts w:hint="default"/>
+      </w:rPr>
+    </w:lvl>
+    <w:lvl w:ilvl="8">
+      <w:start w:val="1"/>
+      <w:numFmt w:val="decimal"/>
+      <w:isLgl/>
+      <w:lvlText w:val="%1.%2.%3.%4.%5.%6.%7.%8.%9"/>
+      <w:lvlJc w:val="left"/>
+      <w:pPr>
+        <w:ind w:left="5568" w:hanging="2160"/>
+      </w:pPr>
+      <w:rPr>
+        <w:rFonts w:hint="default"/>
+      </w:rPr>
+    </w:lvl>
+  </w:abstractNum>
+  <w:abstractNum w:abstractNumId="1" w15:restartNumberingAfterBreak="0">
     <w:nsid w:val="2D00085D"/>
     <w:multiLevelType w:val="multilevel"/>
     <w:tmpl w:val="0554CBA6"/>
@@ -973,6 +3893,9 @@
     </w:lvl>
   </w:abstractNum>
   <w:num w:numId="1" w16cid:durableId="186062004">
+    <w:abstractNumId w:val="1"/>
+  </w:num>
+  <w:num w:numId="2" w16cid:durableId="256866195">
     <w:abstractNumId w:val="0"/>
   </w:num>
 </w:numbering>
@@ -1826,6 +4749,7 @@
   <w:style w:type="paragraph" w:styleId="ListParagraph">
     <w:name w:val="List Paragraph"/>
     <w:basedOn w:val="Normal"/>
+    <w:link w:val="ListParagraphChar"/>
     <w:uiPriority w:val="34"/>
     <w:qFormat/>
     <w:rsid w:val="00FC3915"/>
@@ -1950,6 +4874,42 @@
       <w:spacing w:after="100"/>
       <w:ind w:left="240"/>
     </w:pPr>
+  </w:style>
+  <w:style w:type="paragraph" w:customStyle="1" w:styleId="Code">
+    <w:name w:val="Code"/>
+    <w:basedOn w:val="ListParagraph"/>
+    <w:link w:val="CodeChar"/>
+    <w:qFormat/>
+    <w:rsid w:val="00525544"/>
+    <w:pPr>
+      <w:shd w:val="clear" w:color="auto" w:fill="D9D9D9" w:themeFill="background1" w:themeFillShade="D9"/>
+      <w:ind w:left="846"/>
+      <w:jc w:val="both"/>
+    </w:pPr>
+    <w:rPr>
+      <w:rFonts w:ascii="Consolas" w:hAnsi="Consolas" w:cstheme="majorBidi"/>
+      <w:sz w:val="22"/>
+      <w:lang w:val="en-US"/>
+    </w:rPr>
+  </w:style>
+  <w:style w:type="character" w:customStyle="1" w:styleId="ListParagraphChar">
+    <w:name w:val="List Paragraph Char"/>
+    <w:basedOn w:val="DefaultParagraphFont"/>
+    <w:link w:val="ListParagraph"/>
+    <w:uiPriority w:val="34"/>
+    <w:rsid w:val="00525544"/>
+  </w:style>
+  <w:style w:type="character" w:customStyle="1" w:styleId="CodeChar">
+    <w:name w:val="Code Char"/>
+    <w:basedOn w:val="ListParagraphChar"/>
+    <w:link w:val="Code"/>
+    <w:rsid w:val="00525544"/>
+    <w:rPr>
+      <w:rFonts w:ascii="Consolas" w:hAnsi="Consolas" w:cstheme="majorBidi"/>
+      <w:sz w:val="22"/>
+      <w:shd w:val="clear" w:color="auto" w:fill="D9D9D9" w:themeFill="background1" w:themeFillShade="D9"/>
+      <w:lang w:val="en-US"/>
+    </w:rPr>
   </w:style>
 </w:styles>
 </file>

--- a/spec/LSD.docx
+++ b/spec/LSD.docx
@@ -296,7 +296,6 @@
               <w:tab w:val="left" w:pos="480"/>
               <w:tab w:val="right" w:leader="dot" w:pos="9736"/>
             </w:tabs>
-            <w:jc w:val="both"/>
             <w:rPr>
               <w:rFonts w:eastAsiaTheme="minorEastAsia"/>
               <w:noProof/>
@@ -312,7 +311,7 @@
           <w:r>
             <w:fldChar w:fldCharType="separate"/>
           </w:r>
-          <w:hyperlink w:anchor="_Toc230027572" w:history="1">
+          <w:hyperlink w:anchor="_Toc230634098" w:history="1">
             <w:r>
               <w:rPr>
                 <w:rStyle w:val="Hyperlink"/>
@@ -358,7 +357,7 @@
                 <w:noProof/>
                 <w:webHidden/>
               </w:rPr>
-              <w:instrText xml:space="preserve"> PAGEREF _Toc230027572 \h </w:instrText>
+              <w:instrText xml:space="preserve"> PAGEREF _Toc230634098 \h </w:instrText>
             </w:r>
             <w:r>
               <w:rPr>
@@ -378,7 +377,7 @@
                 <w:noProof/>
                 <w:webHidden/>
               </w:rPr>
-              <w:t>4</w:t>
+              <w:t>5</w:t>
             </w:r>
             <w:r>
               <w:rPr>
@@ -396,14 +395,13 @@
               <w:tab w:val="left" w:pos="960"/>
               <w:tab w:val="right" w:leader="dot" w:pos="9736"/>
             </w:tabs>
-            <w:jc w:val="both"/>
             <w:rPr>
               <w:rFonts w:eastAsiaTheme="minorEastAsia"/>
               <w:noProof/>
               <w:lang w:eastAsia="en-GB"/>
             </w:rPr>
           </w:pPr>
-          <w:hyperlink w:anchor="_Toc230027573" w:history="1">
+          <w:hyperlink w:anchor="_Toc230634099" w:history="1">
             <w:r>
               <w:rPr>
                 <w:rStyle w:val="Hyperlink"/>
@@ -449,7 +447,7 @@
                 <w:noProof/>
                 <w:webHidden/>
               </w:rPr>
-              <w:instrText xml:space="preserve"> PAGEREF _Toc230027573 \h </w:instrText>
+              <w:instrText xml:space="preserve"> PAGEREF _Toc230634099 \h </w:instrText>
             </w:r>
             <w:r>
               <w:rPr>
@@ -469,7 +467,7 @@
                 <w:noProof/>
                 <w:webHidden/>
               </w:rPr>
-              <w:t>4</w:t>
+              <w:t>5</w:t>
             </w:r>
             <w:r>
               <w:rPr>
@@ -487,14 +485,13 @@
               <w:tab w:val="left" w:pos="960"/>
               <w:tab w:val="right" w:leader="dot" w:pos="9736"/>
             </w:tabs>
-            <w:jc w:val="both"/>
             <w:rPr>
               <w:rFonts w:eastAsiaTheme="minorEastAsia"/>
               <w:noProof/>
               <w:lang w:eastAsia="en-GB"/>
             </w:rPr>
           </w:pPr>
-          <w:hyperlink w:anchor="_Toc230027574" w:history="1">
+          <w:hyperlink w:anchor="_Toc230634100" w:history="1">
             <w:r>
               <w:rPr>
                 <w:rStyle w:val="Hyperlink"/>
@@ -540,7 +537,7 @@
                 <w:noProof/>
                 <w:webHidden/>
               </w:rPr>
-              <w:instrText xml:space="preserve"> PAGEREF _Toc230027574 \h </w:instrText>
+              <w:instrText xml:space="preserve"> PAGEREF _Toc230634100 \h </w:instrText>
             </w:r>
             <w:r>
               <w:rPr>
@@ -560,7 +557,7 @@
                 <w:noProof/>
                 <w:webHidden/>
               </w:rPr>
-              <w:t>4</w:t>
+              <w:t>5</w:t>
             </w:r>
             <w:r>
               <w:rPr>
@@ -578,14 +575,13 @@
               <w:tab w:val="left" w:pos="960"/>
               <w:tab w:val="right" w:leader="dot" w:pos="9736"/>
             </w:tabs>
-            <w:jc w:val="both"/>
             <w:rPr>
               <w:rFonts w:eastAsiaTheme="minorEastAsia"/>
               <w:noProof/>
               <w:lang w:eastAsia="en-GB"/>
             </w:rPr>
           </w:pPr>
-          <w:hyperlink w:anchor="_Toc230027575" w:history="1">
+          <w:hyperlink w:anchor="_Toc230634101" w:history="1">
             <w:r>
               <w:rPr>
                 <w:rStyle w:val="Hyperlink"/>
@@ -631,7 +627,7 @@
                 <w:noProof/>
                 <w:webHidden/>
               </w:rPr>
-              <w:instrText xml:space="preserve"> PAGEREF _Toc230027575 \h </w:instrText>
+              <w:instrText xml:space="preserve"> PAGEREF _Toc230634101 \h </w:instrText>
             </w:r>
             <w:r>
               <w:rPr>
@@ -651,7 +647,7 @@
                 <w:noProof/>
                 <w:webHidden/>
               </w:rPr>
-              <w:t>4</w:t>
+              <w:t>5</w:t>
             </w:r>
             <w:r>
               <w:rPr>
@@ -669,14 +665,13 @@
               <w:tab w:val="left" w:pos="960"/>
               <w:tab w:val="right" w:leader="dot" w:pos="9736"/>
             </w:tabs>
-            <w:jc w:val="both"/>
             <w:rPr>
               <w:rFonts w:eastAsiaTheme="minorEastAsia"/>
               <w:noProof/>
               <w:lang w:eastAsia="en-GB"/>
             </w:rPr>
           </w:pPr>
-          <w:hyperlink w:anchor="_Toc230027576" w:history="1">
+          <w:hyperlink w:anchor="_Toc230634102" w:history="1">
             <w:r>
               <w:rPr>
                 <w:rStyle w:val="Hyperlink"/>
@@ -722,7 +717,7 @@
                 <w:noProof/>
                 <w:webHidden/>
               </w:rPr>
-              <w:instrText xml:space="preserve"> PAGEREF _Toc230027576 \h </w:instrText>
+              <w:instrText xml:space="preserve"> PAGEREF _Toc230634102 \h </w:instrText>
             </w:r>
             <w:r>
               <w:rPr>
@@ -742,7 +737,7 @@
                 <w:noProof/>
                 <w:webHidden/>
               </w:rPr>
-              <w:t>4</w:t>
+              <w:t>5</w:t>
             </w:r>
             <w:r>
               <w:rPr>
@@ -760,14 +755,13 @@
               <w:tab w:val="left" w:pos="480"/>
               <w:tab w:val="right" w:leader="dot" w:pos="9736"/>
             </w:tabs>
-            <w:jc w:val="both"/>
             <w:rPr>
               <w:rFonts w:eastAsiaTheme="minorEastAsia"/>
               <w:noProof/>
               <w:lang w:eastAsia="en-GB"/>
             </w:rPr>
           </w:pPr>
-          <w:hyperlink w:anchor="_Toc230027577" w:history="1">
+          <w:hyperlink w:anchor="_Toc230634103" w:history="1">
             <w:r>
               <w:rPr>
                 <w:rStyle w:val="Hyperlink"/>
@@ -813,7 +807,7 @@
                 <w:noProof/>
                 <w:webHidden/>
               </w:rPr>
-              <w:instrText xml:space="preserve"> PAGEREF _Toc230027577 \h </w:instrText>
+              <w:instrText xml:space="preserve"> PAGEREF _Toc230634103 \h </w:instrText>
             </w:r>
             <w:r>
               <w:rPr>
@@ -833,7 +827,817 @@
                 <w:noProof/>
                 <w:webHidden/>
               </w:rPr>
-              <w:t>4</w:t>
+              <w:t>6</w:t>
+            </w:r>
+            <w:r>
+              <w:rPr>
+                <w:noProof/>
+                <w:webHidden/>
+              </w:rPr>
+              <w:fldChar w:fldCharType="end"/>
+            </w:r>
+          </w:hyperlink>
+        </w:p>
+        <w:p>
+          <w:pPr>
+            <w:pStyle w:val="TOC2"/>
+            <w:tabs>
+              <w:tab w:val="left" w:pos="960"/>
+              <w:tab w:val="right" w:leader="dot" w:pos="9736"/>
+            </w:tabs>
+            <w:rPr>
+              <w:rFonts w:eastAsiaTheme="minorEastAsia"/>
+              <w:noProof/>
+              <w:lang w:eastAsia="en-GB"/>
+            </w:rPr>
+          </w:pPr>
+          <w:hyperlink w:anchor="_Toc230634104" w:history="1">
+            <w:r>
+              <w:rPr>
+                <w:rStyle w:val="Hyperlink"/>
+                <w:rFonts w:asciiTheme="majorBidi" w:hAnsiTheme="majorBidi" w:cstheme="majorBidi"/>
+                <w:noProof/>
+                <w:lang w:val="en-US"/>
+              </w:rPr>
+              <w:t>2.1</w:t>
+            </w:r>
+            <w:r>
+              <w:rPr>
+                <w:rFonts w:eastAsiaTheme="minorEastAsia"/>
+                <w:noProof/>
+                <w:lang w:eastAsia="en-GB"/>
+              </w:rPr>
+              <w:tab/>
+            </w:r>
+            <w:r>
+              <w:rPr>
+                <w:rStyle w:val="Hyperlink"/>
+                <w:rFonts w:asciiTheme="majorBidi" w:hAnsiTheme="majorBidi" w:cstheme="majorBidi"/>
+                <w:noProof/>
+                <w:lang w:val="en-US"/>
+              </w:rPr>
+              <w:t>Source Encoding</w:t>
+            </w:r>
+            <w:r>
+              <w:rPr>
+                <w:noProof/>
+                <w:webHidden/>
+              </w:rPr>
+              <w:tab/>
+            </w:r>
+            <w:r>
+              <w:rPr>
+                <w:noProof/>
+                <w:webHidden/>
+              </w:rPr>
+              <w:fldChar w:fldCharType="begin"/>
+            </w:r>
+            <w:r>
+              <w:rPr>
+                <w:noProof/>
+                <w:webHidden/>
+              </w:rPr>
+              <w:instrText xml:space="preserve"> PAGEREF _Toc230634104 \h </w:instrText>
+            </w:r>
+            <w:r>
+              <w:rPr>
+                <w:noProof/>
+                <w:webHidden/>
+              </w:rPr>
+            </w:r>
+            <w:r>
+              <w:rPr>
+                <w:noProof/>
+                <w:webHidden/>
+              </w:rPr>
+              <w:fldChar w:fldCharType="separate"/>
+            </w:r>
+            <w:r>
+              <w:rPr>
+                <w:noProof/>
+                <w:webHidden/>
+              </w:rPr>
+              <w:t>6</w:t>
+            </w:r>
+            <w:r>
+              <w:rPr>
+                <w:noProof/>
+                <w:webHidden/>
+              </w:rPr>
+              <w:fldChar w:fldCharType="end"/>
+            </w:r>
+          </w:hyperlink>
+        </w:p>
+        <w:p>
+          <w:pPr>
+            <w:pStyle w:val="TOC2"/>
+            <w:tabs>
+              <w:tab w:val="left" w:pos="960"/>
+              <w:tab w:val="right" w:leader="dot" w:pos="9736"/>
+            </w:tabs>
+            <w:rPr>
+              <w:rFonts w:eastAsiaTheme="minorEastAsia"/>
+              <w:noProof/>
+              <w:lang w:eastAsia="en-GB"/>
+            </w:rPr>
+          </w:pPr>
+          <w:hyperlink w:anchor="_Toc230634105" w:history="1">
+            <w:r>
+              <w:rPr>
+                <w:rStyle w:val="Hyperlink"/>
+                <w:rFonts w:asciiTheme="majorBidi" w:hAnsiTheme="majorBidi" w:cstheme="majorBidi"/>
+                <w:noProof/>
+                <w:lang w:val="en-US"/>
+              </w:rPr>
+              <w:t>2.2</w:t>
+            </w:r>
+            <w:r>
+              <w:rPr>
+                <w:rFonts w:eastAsiaTheme="minorEastAsia"/>
+                <w:noProof/>
+                <w:lang w:eastAsia="en-GB"/>
+              </w:rPr>
+              <w:tab/>
+            </w:r>
+            <w:r>
+              <w:rPr>
+                <w:rStyle w:val="Hyperlink"/>
+                <w:rFonts w:asciiTheme="majorBidi" w:hAnsiTheme="majorBidi" w:cstheme="majorBidi"/>
+                <w:noProof/>
+                <w:lang w:val="en-US"/>
+              </w:rPr>
+              <w:t>Comments</w:t>
+            </w:r>
+            <w:r>
+              <w:rPr>
+                <w:noProof/>
+                <w:webHidden/>
+              </w:rPr>
+              <w:tab/>
+            </w:r>
+            <w:r>
+              <w:rPr>
+                <w:noProof/>
+                <w:webHidden/>
+              </w:rPr>
+              <w:fldChar w:fldCharType="begin"/>
+            </w:r>
+            <w:r>
+              <w:rPr>
+                <w:noProof/>
+                <w:webHidden/>
+              </w:rPr>
+              <w:instrText xml:space="preserve"> PAGEREF _Toc230634105 \h </w:instrText>
+            </w:r>
+            <w:r>
+              <w:rPr>
+                <w:noProof/>
+                <w:webHidden/>
+              </w:rPr>
+            </w:r>
+            <w:r>
+              <w:rPr>
+                <w:noProof/>
+                <w:webHidden/>
+              </w:rPr>
+              <w:fldChar w:fldCharType="separate"/>
+            </w:r>
+            <w:r>
+              <w:rPr>
+                <w:noProof/>
+                <w:webHidden/>
+              </w:rPr>
+              <w:t>6</w:t>
+            </w:r>
+            <w:r>
+              <w:rPr>
+                <w:noProof/>
+                <w:webHidden/>
+              </w:rPr>
+              <w:fldChar w:fldCharType="end"/>
+            </w:r>
+          </w:hyperlink>
+        </w:p>
+        <w:p>
+          <w:pPr>
+            <w:pStyle w:val="TOC2"/>
+            <w:tabs>
+              <w:tab w:val="left" w:pos="960"/>
+              <w:tab w:val="right" w:leader="dot" w:pos="9736"/>
+            </w:tabs>
+            <w:rPr>
+              <w:rFonts w:eastAsiaTheme="minorEastAsia"/>
+              <w:noProof/>
+              <w:lang w:eastAsia="en-GB"/>
+            </w:rPr>
+          </w:pPr>
+          <w:hyperlink w:anchor="_Toc230634106" w:history="1">
+            <w:r>
+              <w:rPr>
+                <w:rStyle w:val="Hyperlink"/>
+                <w:rFonts w:asciiTheme="majorBidi" w:hAnsiTheme="majorBidi" w:cstheme="majorBidi"/>
+                <w:noProof/>
+                <w:lang w:val="en-US"/>
+              </w:rPr>
+              <w:t>2.3</w:t>
+            </w:r>
+            <w:r>
+              <w:rPr>
+                <w:rFonts w:eastAsiaTheme="minorEastAsia"/>
+                <w:noProof/>
+                <w:lang w:eastAsia="en-GB"/>
+              </w:rPr>
+              <w:tab/>
+            </w:r>
+            <w:r>
+              <w:rPr>
+                <w:rStyle w:val="Hyperlink"/>
+                <w:rFonts w:asciiTheme="majorBidi" w:hAnsiTheme="majorBidi" w:cstheme="majorBidi"/>
+                <w:noProof/>
+                <w:lang w:val="en-US"/>
+              </w:rPr>
+              <w:t>Indentation</w:t>
+            </w:r>
+            <w:r>
+              <w:rPr>
+                <w:noProof/>
+                <w:webHidden/>
+              </w:rPr>
+              <w:tab/>
+            </w:r>
+            <w:r>
+              <w:rPr>
+                <w:noProof/>
+                <w:webHidden/>
+              </w:rPr>
+              <w:fldChar w:fldCharType="begin"/>
+            </w:r>
+            <w:r>
+              <w:rPr>
+                <w:noProof/>
+                <w:webHidden/>
+              </w:rPr>
+              <w:instrText xml:space="preserve"> PAGEREF _Toc230634106 \h </w:instrText>
+            </w:r>
+            <w:r>
+              <w:rPr>
+                <w:noProof/>
+                <w:webHidden/>
+              </w:rPr>
+            </w:r>
+            <w:r>
+              <w:rPr>
+                <w:noProof/>
+                <w:webHidden/>
+              </w:rPr>
+              <w:fldChar w:fldCharType="separate"/>
+            </w:r>
+            <w:r>
+              <w:rPr>
+                <w:noProof/>
+                <w:webHidden/>
+              </w:rPr>
+              <w:t>6</w:t>
+            </w:r>
+            <w:r>
+              <w:rPr>
+                <w:noProof/>
+                <w:webHidden/>
+              </w:rPr>
+              <w:fldChar w:fldCharType="end"/>
+            </w:r>
+          </w:hyperlink>
+        </w:p>
+        <w:p>
+          <w:pPr>
+            <w:pStyle w:val="TOC2"/>
+            <w:tabs>
+              <w:tab w:val="left" w:pos="960"/>
+              <w:tab w:val="right" w:leader="dot" w:pos="9736"/>
+            </w:tabs>
+            <w:rPr>
+              <w:rFonts w:eastAsiaTheme="minorEastAsia"/>
+              <w:noProof/>
+              <w:lang w:eastAsia="en-GB"/>
+            </w:rPr>
+          </w:pPr>
+          <w:hyperlink w:anchor="_Toc230634107" w:history="1">
+            <w:r>
+              <w:rPr>
+                <w:rStyle w:val="Hyperlink"/>
+                <w:rFonts w:asciiTheme="majorBidi" w:hAnsiTheme="majorBidi" w:cstheme="majorBidi"/>
+                <w:noProof/>
+                <w:lang w:val="en-US"/>
+              </w:rPr>
+              <w:t>2.4</w:t>
+            </w:r>
+            <w:r>
+              <w:rPr>
+                <w:rFonts w:eastAsiaTheme="minorEastAsia"/>
+                <w:noProof/>
+                <w:lang w:eastAsia="en-GB"/>
+              </w:rPr>
+              <w:tab/>
+            </w:r>
+            <w:r>
+              <w:rPr>
+                <w:rStyle w:val="Hyperlink"/>
+                <w:rFonts w:asciiTheme="majorBidi" w:hAnsiTheme="majorBidi" w:cstheme="majorBidi"/>
+                <w:noProof/>
+                <w:lang w:val="en-US"/>
+              </w:rPr>
+              <w:t>Tokens</w:t>
+            </w:r>
+            <w:r>
+              <w:rPr>
+                <w:noProof/>
+                <w:webHidden/>
+              </w:rPr>
+              <w:tab/>
+            </w:r>
+            <w:r>
+              <w:rPr>
+                <w:noProof/>
+                <w:webHidden/>
+              </w:rPr>
+              <w:fldChar w:fldCharType="begin"/>
+            </w:r>
+            <w:r>
+              <w:rPr>
+                <w:noProof/>
+                <w:webHidden/>
+              </w:rPr>
+              <w:instrText xml:space="preserve"> PAGEREF _Toc230634107 \h </w:instrText>
+            </w:r>
+            <w:r>
+              <w:rPr>
+                <w:noProof/>
+                <w:webHidden/>
+              </w:rPr>
+            </w:r>
+            <w:r>
+              <w:rPr>
+                <w:noProof/>
+                <w:webHidden/>
+              </w:rPr>
+              <w:fldChar w:fldCharType="separate"/>
+            </w:r>
+            <w:r>
+              <w:rPr>
+                <w:noProof/>
+                <w:webHidden/>
+              </w:rPr>
+              <w:t>6</w:t>
+            </w:r>
+            <w:r>
+              <w:rPr>
+                <w:noProof/>
+                <w:webHidden/>
+              </w:rPr>
+              <w:fldChar w:fldCharType="end"/>
+            </w:r>
+          </w:hyperlink>
+        </w:p>
+        <w:p>
+          <w:pPr>
+            <w:pStyle w:val="TOC2"/>
+            <w:tabs>
+              <w:tab w:val="left" w:pos="960"/>
+              <w:tab w:val="right" w:leader="dot" w:pos="9736"/>
+            </w:tabs>
+            <w:rPr>
+              <w:rFonts w:eastAsiaTheme="minorEastAsia"/>
+              <w:noProof/>
+              <w:lang w:eastAsia="en-GB"/>
+            </w:rPr>
+          </w:pPr>
+          <w:hyperlink w:anchor="_Toc230634108" w:history="1">
+            <w:r>
+              <w:rPr>
+                <w:rStyle w:val="Hyperlink"/>
+                <w:rFonts w:asciiTheme="majorBidi" w:hAnsiTheme="majorBidi" w:cstheme="majorBidi"/>
+                <w:noProof/>
+                <w:lang w:val="en-US"/>
+              </w:rPr>
+              <w:t>2.5</w:t>
+            </w:r>
+            <w:r>
+              <w:rPr>
+                <w:rFonts w:eastAsiaTheme="minorEastAsia"/>
+                <w:noProof/>
+                <w:lang w:eastAsia="en-GB"/>
+              </w:rPr>
+              <w:tab/>
+            </w:r>
+            <w:r>
+              <w:rPr>
+                <w:rStyle w:val="Hyperlink"/>
+                <w:rFonts w:asciiTheme="majorBidi" w:hAnsiTheme="majorBidi" w:cstheme="majorBidi"/>
+                <w:noProof/>
+                <w:lang w:val="en-US"/>
+              </w:rPr>
+              <w:t>Numeric Literals</w:t>
+            </w:r>
+            <w:r>
+              <w:rPr>
+                <w:noProof/>
+                <w:webHidden/>
+              </w:rPr>
+              <w:tab/>
+            </w:r>
+            <w:r>
+              <w:rPr>
+                <w:noProof/>
+                <w:webHidden/>
+              </w:rPr>
+              <w:fldChar w:fldCharType="begin"/>
+            </w:r>
+            <w:r>
+              <w:rPr>
+                <w:noProof/>
+                <w:webHidden/>
+              </w:rPr>
+              <w:instrText xml:space="preserve"> PAGEREF _Toc230634108 \h </w:instrText>
+            </w:r>
+            <w:r>
+              <w:rPr>
+                <w:noProof/>
+                <w:webHidden/>
+              </w:rPr>
+            </w:r>
+            <w:r>
+              <w:rPr>
+                <w:noProof/>
+                <w:webHidden/>
+              </w:rPr>
+              <w:fldChar w:fldCharType="separate"/>
+            </w:r>
+            <w:r>
+              <w:rPr>
+                <w:noProof/>
+                <w:webHidden/>
+              </w:rPr>
+              <w:t>7</w:t>
+            </w:r>
+            <w:r>
+              <w:rPr>
+                <w:noProof/>
+                <w:webHidden/>
+              </w:rPr>
+              <w:fldChar w:fldCharType="end"/>
+            </w:r>
+          </w:hyperlink>
+        </w:p>
+        <w:p>
+          <w:pPr>
+            <w:pStyle w:val="TOC2"/>
+            <w:tabs>
+              <w:tab w:val="left" w:pos="960"/>
+              <w:tab w:val="right" w:leader="dot" w:pos="9736"/>
+            </w:tabs>
+            <w:rPr>
+              <w:rFonts w:eastAsiaTheme="minorEastAsia"/>
+              <w:noProof/>
+              <w:lang w:eastAsia="en-GB"/>
+            </w:rPr>
+          </w:pPr>
+          <w:hyperlink w:anchor="_Toc230634109" w:history="1">
+            <w:r>
+              <w:rPr>
+                <w:rStyle w:val="Hyperlink"/>
+                <w:rFonts w:asciiTheme="majorBidi" w:hAnsiTheme="majorBidi" w:cstheme="majorBidi"/>
+                <w:noProof/>
+                <w:lang w:val="en-US"/>
+              </w:rPr>
+              <w:t>2.6</w:t>
+            </w:r>
+            <w:r>
+              <w:rPr>
+                <w:rFonts w:eastAsiaTheme="minorEastAsia"/>
+                <w:noProof/>
+                <w:lang w:eastAsia="en-GB"/>
+              </w:rPr>
+              <w:tab/>
+            </w:r>
+            <w:r>
+              <w:rPr>
+                <w:rStyle w:val="Hyperlink"/>
+                <w:rFonts w:asciiTheme="majorBidi" w:hAnsiTheme="majorBidi" w:cstheme="majorBidi"/>
+                <w:noProof/>
+                <w:lang w:val="en-US"/>
+              </w:rPr>
+              <w:t>String Literals</w:t>
+            </w:r>
+            <w:r>
+              <w:rPr>
+                <w:noProof/>
+                <w:webHidden/>
+              </w:rPr>
+              <w:tab/>
+            </w:r>
+            <w:r>
+              <w:rPr>
+                <w:noProof/>
+                <w:webHidden/>
+              </w:rPr>
+              <w:fldChar w:fldCharType="begin"/>
+            </w:r>
+            <w:r>
+              <w:rPr>
+                <w:noProof/>
+                <w:webHidden/>
+              </w:rPr>
+              <w:instrText xml:space="preserve"> PAGEREF _Toc230634109 \h </w:instrText>
+            </w:r>
+            <w:r>
+              <w:rPr>
+                <w:noProof/>
+                <w:webHidden/>
+              </w:rPr>
+            </w:r>
+            <w:r>
+              <w:rPr>
+                <w:noProof/>
+                <w:webHidden/>
+              </w:rPr>
+              <w:fldChar w:fldCharType="separate"/>
+            </w:r>
+            <w:r>
+              <w:rPr>
+                <w:noProof/>
+                <w:webHidden/>
+              </w:rPr>
+              <w:t>7</w:t>
+            </w:r>
+            <w:r>
+              <w:rPr>
+                <w:noProof/>
+                <w:webHidden/>
+              </w:rPr>
+              <w:fldChar w:fldCharType="end"/>
+            </w:r>
+          </w:hyperlink>
+        </w:p>
+        <w:p>
+          <w:pPr>
+            <w:pStyle w:val="TOC2"/>
+            <w:tabs>
+              <w:tab w:val="left" w:pos="960"/>
+              <w:tab w:val="right" w:leader="dot" w:pos="9736"/>
+            </w:tabs>
+            <w:rPr>
+              <w:rFonts w:eastAsiaTheme="minorEastAsia"/>
+              <w:noProof/>
+              <w:lang w:eastAsia="en-GB"/>
+            </w:rPr>
+          </w:pPr>
+          <w:hyperlink w:anchor="_Toc230634110" w:history="1">
+            <w:r>
+              <w:rPr>
+                <w:rStyle w:val="Hyperlink"/>
+                <w:rFonts w:asciiTheme="majorBidi" w:hAnsiTheme="majorBidi" w:cstheme="majorBidi"/>
+                <w:noProof/>
+                <w:lang w:val="en-US"/>
+              </w:rPr>
+              <w:t>2.7</w:t>
+            </w:r>
+            <w:r>
+              <w:rPr>
+                <w:rFonts w:eastAsiaTheme="minorEastAsia"/>
+                <w:noProof/>
+                <w:lang w:eastAsia="en-GB"/>
+              </w:rPr>
+              <w:tab/>
+            </w:r>
+            <w:r>
+              <w:rPr>
+                <w:rStyle w:val="Hyperlink"/>
+                <w:rFonts w:asciiTheme="majorBidi" w:hAnsiTheme="majorBidi" w:cstheme="majorBidi"/>
+                <w:noProof/>
+                <w:lang w:val="en-US"/>
+              </w:rPr>
+              <w:t>F-Strings</w:t>
+            </w:r>
+            <w:r>
+              <w:rPr>
+                <w:noProof/>
+                <w:webHidden/>
+              </w:rPr>
+              <w:tab/>
+            </w:r>
+            <w:r>
+              <w:rPr>
+                <w:noProof/>
+                <w:webHidden/>
+              </w:rPr>
+              <w:fldChar w:fldCharType="begin"/>
+            </w:r>
+            <w:r>
+              <w:rPr>
+                <w:noProof/>
+                <w:webHidden/>
+              </w:rPr>
+              <w:instrText xml:space="preserve"> PAGEREF _Toc230634110 \h </w:instrText>
+            </w:r>
+            <w:r>
+              <w:rPr>
+                <w:noProof/>
+                <w:webHidden/>
+              </w:rPr>
+            </w:r>
+            <w:r>
+              <w:rPr>
+                <w:noProof/>
+                <w:webHidden/>
+              </w:rPr>
+              <w:fldChar w:fldCharType="separate"/>
+            </w:r>
+            <w:r>
+              <w:rPr>
+                <w:noProof/>
+                <w:webHidden/>
+              </w:rPr>
+              <w:t>7</w:t>
+            </w:r>
+            <w:r>
+              <w:rPr>
+                <w:noProof/>
+                <w:webHidden/>
+              </w:rPr>
+              <w:fldChar w:fldCharType="end"/>
+            </w:r>
+          </w:hyperlink>
+        </w:p>
+        <w:p>
+          <w:pPr>
+            <w:pStyle w:val="TOC2"/>
+            <w:tabs>
+              <w:tab w:val="left" w:pos="960"/>
+              <w:tab w:val="right" w:leader="dot" w:pos="9736"/>
+            </w:tabs>
+            <w:rPr>
+              <w:rFonts w:eastAsiaTheme="minorEastAsia"/>
+              <w:noProof/>
+              <w:lang w:eastAsia="en-GB"/>
+            </w:rPr>
+          </w:pPr>
+          <w:hyperlink w:anchor="_Toc230634111" w:history="1">
+            <w:r>
+              <w:rPr>
+                <w:rStyle w:val="Hyperlink"/>
+                <w:rFonts w:asciiTheme="majorBidi" w:hAnsiTheme="majorBidi" w:cstheme="majorBidi"/>
+                <w:noProof/>
+                <w:lang w:val="en-US"/>
+              </w:rPr>
+              <w:t>2.8</w:t>
+            </w:r>
+            <w:r>
+              <w:rPr>
+                <w:rFonts w:eastAsiaTheme="minorEastAsia"/>
+                <w:noProof/>
+                <w:lang w:eastAsia="en-GB"/>
+              </w:rPr>
+              <w:tab/>
+            </w:r>
+            <w:r>
+              <w:rPr>
+                <w:rStyle w:val="Hyperlink"/>
+                <w:rFonts w:asciiTheme="majorBidi" w:hAnsiTheme="majorBidi" w:cstheme="majorBidi"/>
+                <w:noProof/>
+                <w:lang w:val="en-US"/>
+              </w:rPr>
+              <w:t>Tensor Literals</w:t>
+            </w:r>
+            <w:r>
+              <w:rPr>
+                <w:noProof/>
+                <w:webHidden/>
+              </w:rPr>
+              <w:tab/>
+            </w:r>
+            <w:r>
+              <w:rPr>
+                <w:noProof/>
+                <w:webHidden/>
+              </w:rPr>
+              <w:fldChar w:fldCharType="begin"/>
+            </w:r>
+            <w:r>
+              <w:rPr>
+                <w:noProof/>
+                <w:webHidden/>
+              </w:rPr>
+              <w:instrText xml:space="preserve"> PAGEREF _Toc230634111 \h </w:instrText>
+            </w:r>
+            <w:r>
+              <w:rPr>
+                <w:noProof/>
+                <w:webHidden/>
+              </w:rPr>
+            </w:r>
+            <w:r>
+              <w:rPr>
+                <w:noProof/>
+                <w:webHidden/>
+              </w:rPr>
+              <w:fldChar w:fldCharType="separate"/>
+            </w:r>
+            <w:r>
+              <w:rPr>
+                <w:noProof/>
+                <w:webHidden/>
+              </w:rPr>
+              <w:t>8</w:t>
+            </w:r>
+            <w:r>
+              <w:rPr>
+                <w:noProof/>
+                <w:webHidden/>
+              </w:rPr>
+              <w:fldChar w:fldCharType="end"/>
+            </w:r>
+          </w:hyperlink>
+        </w:p>
+        <w:p>
+          <w:pPr>
+            <w:pStyle w:val="TOC2"/>
+            <w:tabs>
+              <w:tab w:val="left" w:pos="960"/>
+              <w:tab w:val="right" w:leader="dot" w:pos="9736"/>
+            </w:tabs>
+            <w:rPr>
+              <w:rFonts w:eastAsiaTheme="minorEastAsia"/>
+              <w:noProof/>
+              <w:lang w:eastAsia="en-GB"/>
+            </w:rPr>
+          </w:pPr>
+          <w:hyperlink w:anchor="_Toc230634112" w:history="1">
+            <w:r>
+              <w:rPr>
+                <w:rStyle w:val="Hyperlink"/>
+                <w:rFonts w:asciiTheme="majorBidi" w:hAnsiTheme="majorBidi" w:cstheme="majorBidi"/>
+                <w:noProof/>
+                <w:lang w:val="en-US"/>
+              </w:rPr>
+              <w:t>2.9</w:t>
+            </w:r>
+            <w:r>
+              <w:rPr>
+                <w:rFonts w:eastAsiaTheme="minorEastAsia"/>
+                <w:noProof/>
+                <w:lang w:eastAsia="en-GB"/>
+              </w:rPr>
+              <w:tab/>
+            </w:r>
+            <w:r>
+              <w:rPr>
+                <w:rStyle w:val="Hyperlink"/>
+                <w:rFonts w:asciiTheme="majorBidi" w:hAnsiTheme="majorBidi" w:cstheme="majorBidi"/>
+                <w:noProof/>
+                <w:lang w:val="en-US"/>
+              </w:rPr>
+              <w:t>Boolean and Null Literals</w:t>
+            </w:r>
+            <w:r>
+              <w:rPr>
+                <w:noProof/>
+                <w:webHidden/>
+              </w:rPr>
+              <w:tab/>
+            </w:r>
+            <w:r>
+              <w:rPr>
+                <w:noProof/>
+                <w:webHidden/>
+              </w:rPr>
+              <w:fldChar w:fldCharType="begin"/>
+            </w:r>
+            <w:r>
+              <w:rPr>
+                <w:noProof/>
+                <w:webHidden/>
+              </w:rPr>
+              <w:instrText xml:space="preserve"> PAGEREF _Toc230634112 \h </w:instrText>
+            </w:r>
+            <w:r>
+              <w:rPr>
+                <w:noProof/>
+                <w:webHidden/>
+              </w:rPr>
+            </w:r>
+            <w:r>
+              <w:rPr>
+                <w:noProof/>
+                <w:webHidden/>
+              </w:rPr>
+              <w:fldChar w:fldCharType="separate"/>
+            </w:r>
+            <w:r>
+              <w:rPr>
+                <w:noProof/>
+                <w:webHidden/>
+              </w:rPr>
+              <w:t>8</w:t>
             </w:r>
             <w:r>
               <w:rPr>
@@ -851,14 +1655,13 @@
               <w:tab w:val="left" w:pos="480"/>
               <w:tab w:val="right" w:leader="dot" w:pos="9736"/>
             </w:tabs>
-            <w:jc w:val="both"/>
             <w:rPr>
               <w:rFonts w:eastAsiaTheme="minorEastAsia"/>
               <w:noProof/>
               <w:lang w:eastAsia="en-GB"/>
             </w:rPr>
           </w:pPr>
-          <w:hyperlink w:anchor="_Toc230027578" w:history="1">
+          <w:hyperlink w:anchor="_Toc230634113" w:history="1">
             <w:r>
               <w:rPr>
                 <w:rStyle w:val="Hyperlink"/>
@@ -904,7 +1707,7 @@
                 <w:noProof/>
                 <w:webHidden/>
               </w:rPr>
-              <w:instrText xml:space="preserve"> PAGEREF _Toc230027578 \h </w:instrText>
+              <w:instrText xml:space="preserve"> PAGEREF _Toc230634113 \h </w:instrText>
             </w:r>
             <w:r>
               <w:rPr>
@@ -924,7 +1727,1177 @@
                 <w:noProof/>
                 <w:webHidden/>
               </w:rPr>
-              <w:t>4</w:t>
+              <w:t>8</w:t>
+            </w:r>
+            <w:r>
+              <w:rPr>
+                <w:noProof/>
+                <w:webHidden/>
+              </w:rPr>
+              <w:fldChar w:fldCharType="end"/>
+            </w:r>
+          </w:hyperlink>
+        </w:p>
+        <w:p>
+          <w:pPr>
+            <w:pStyle w:val="TOC2"/>
+            <w:tabs>
+              <w:tab w:val="left" w:pos="960"/>
+              <w:tab w:val="right" w:leader="dot" w:pos="9736"/>
+            </w:tabs>
+            <w:rPr>
+              <w:rFonts w:eastAsiaTheme="minorEastAsia"/>
+              <w:noProof/>
+              <w:lang w:eastAsia="en-GB"/>
+            </w:rPr>
+          </w:pPr>
+          <w:hyperlink w:anchor="_Toc230634114" w:history="1">
+            <w:r>
+              <w:rPr>
+                <w:rStyle w:val="Hyperlink"/>
+                <w:rFonts w:asciiTheme="majorBidi" w:hAnsiTheme="majorBidi" w:cstheme="majorBidi"/>
+                <w:noProof/>
+                <w:lang w:val="en-US"/>
+              </w:rPr>
+              <w:t>3.1</w:t>
+            </w:r>
+            <w:r>
+              <w:rPr>
+                <w:rFonts w:eastAsiaTheme="minorEastAsia"/>
+                <w:noProof/>
+                <w:lang w:eastAsia="en-GB"/>
+              </w:rPr>
+              <w:tab/>
+            </w:r>
+            <w:r>
+              <w:rPr>
+                <w:rStyle w:val="Hyperlink"/>
+                <w:rFonts w:asciiTheme="majorBidi" w:hAnsiTheme="majorBidi" w:cstheme="majorBidi"/>
+                <w:noProof/>
+                <w:lang w:val="en-US"/>
+              </w:rPr>
+              <w:t>Overview</w:t>
+            </w:r>
+            <w:r>
+              <w:rPr>
+                <w:noProof/>
+                <w:webHidden/>
+              </w:rPr>
+              <w:tab/>
+            </w:r>
+            <w:r>
+              <w:rPr>
+                <w:noProof/>
+                <w:webHidden/>
+              </w:rPr>
+              <w:fldChar w:fldCharType="begin"/>
+            </w:r>
+            <w:r>
+              <w:rPr>
+                <w:noProof/>
+                <w:webHidden/>
+              </w:rPr>
+              <w:instrText xml:space="preserve"> PAGEREF _Toc230634114 \h </w:instrText>
+            </w:r>
+            <w:r>
+              <w:rPr>
+                <w:noProof/>
+                <w:webHidden/>
+              </w:rPr>
+            </w:r>
+            <w:r>
+              <w:rPr>
+                <w:noProof/>
+                <w:webHidden/>
+              </w:rPr>
+              <w:fldChar w:fldCharType="separate"/>
+            </w:r>
+            <w:r>
+              <w:rPr>
+                <w:noProof/>
+                <w:webHidden/>
+              </w:rPr>
+              <w:t>8</w:t>
+            </w:r>
+            <w:r>
+              <w:rPr>
+                <w:noProof/>
+                <w:webHidden/>
+              </w:rPr>
+              <w:fldChar w:fldCharType="end"/>
+            </w:r>
+          </w:hyperlink>
+        </w:p>
+        <w:p>
+          <w:pPr>
+            <w:pStyle w:val="TOC2"/>
+            <w:tabs>
+              <w:tab w:val="left" w:pos="960"/>
+              <w:tab w:val="right" w:leader="dot" w:pos="9736"/>
+            </w:tabs>
+            <w:rPr>
+              <w:rFonts w:eastAsiaTheme="minorEastAsia"/>
+              <w:noProof/>
+              <w:lang w:eastAsia="en-GB"/>
+            </w:rPr>
+          </w:pPr>
+          <w:hyperlink w:anchor="_Toc230634115" w:history="1">
+            <w:r>
+              <w:rPr>
+                <w:rStyle w:val="Hyperlink"/>
+                <w:rFonts w:asciiTheme="majorBidi" w:hAnsiTheme="majorBidi" w:cstheme="majorBidi"/>
+                <w:noProof/>
+                <w:lang w:val="en-US"/>
+              </w:rPr>
+              <w:t>3.2</w:t>
+            </w:r>
+            <w:r>
+              <w:rPr>
+                <w:rFonts w:eastAsiaTheme="minorEastAsia"/>
+                <w:noProof/>
+                <w:lang w:eastAsia="en-GB"/>
+              </w:rPr>
+              <w:tab/>
+            </w:r>
+            <w:r>
+              <w:rPr>
+                <w:rStyle w:val="Hyperlink"/>
+                <w:rFonts w:asciiTheme="majorBidi" w:hAnsiTheme="majorBidi" w:cstheme="majorBidi"/>
+                <w:noProof/>
+                <w:lang w:val="en-US"/>
+              </w:rPr>
+              <w:t>Number</w:t>
+            </w:r>
+            <w:r>
+              <w:rPr>
+                <w:noProof/>
+                <w:webHidden/>
+              </w:rPr>
+              <w:tab/>
+            </w:r>
+            <w:r>
+              <w:rPr>
+                <w:noProof/>
+                <w:webHidden/>
+              </w:rPr>
+              <w:fldChar w:fldCharType="begin"/>
+            </w:r>
+            <w:r>
+              <w:rPr>
+                <w:noProof/>
+                <w:webHidden/>
+              </w:rPr>
+              <w:instrText xml:space="preserve"> PAGEREF _Toc230634115 \h </w:instrText>
+            </w:r>
+            <w:r>
+              <w:rPr>
+                <w:noProof/>
+                <w:webHidden/>
+              </w:rPr>
+            </w:r>
+            <w:r>
+              <w:rPr>
+                <w:noProof/>
+                <w:webHidden/>
+              </w:rPr>
+              <w:fldChar w:fldCharType="separate"/>
+            </w:r>
+            <w:r>
+              <w:rPr>
+                <w:noProof/>
+                <w:webHidden/>
+              </w:rPr>
+              <w:t>8</w:t>
+            </w:r>
+            <w:r>
+              <w:rPr>
+                <w:noProof/>
+                <w:webHidden/>
+              </w:rPr>
+              <w:fldChar w:fldCharType="end"/>
+            </w:r>
+          </w:hyperlink>
+        </w:p>
+        <w:p>
+          <w:pPr>
+            <w:pStyle w:val="TOC2"/>
+            <w:tabs>
+              <w:tab w:val="left" w:pos="960"/>
+              <w:tab w:val="right" w:leader="dot" w:pos="9736"/>
+            </w:tabs>
+            <w:rPr>
+              <w:rFonts w:eastAsiaTheme="minorEastAsia"/>
+              <w:noProof/>
+              <w:lang w:eastAsia="en-GB"/>
+            </w:rPr>
+          </w:pPr>
+          <w:hyperlink w:anchor="_Toc230634116" w:history="1">
+            <w:r>
+              <w:rPr>
+                <w:rStyle w:val="Hyperlink"/>
+                <w:rFonts w:asciiTheme="majorBidi" w:hAnsiTheme="majorBidi" w:cstheme="majorBidi"/>
+                <w:noProof/>
+                <w:lang w:val="en-US"/>
+              </w:rPr>
+              <w:t>3.3</w:t>
+            </w:r>
+            <w:r>
+              <w:rPr>
+                <w:rFonts w:eastAsiaTheme="minorEastAsia"/>
+                <w:noProof/>
+                <w:lang w:eastAsia="en-GB"/>
+              </w:rPr>
+              <w:tab/>
+            </w:r>
+            <w:r>
+              <w:rPr>
+                <w:rStyle w:val="Hyperlink"/>
+                <w:rFonts w:asciiTheme="majorBidi" w:hAnsiTheme="majorBidi" w:cstheme="majorBidi"/>
+                <w:noProof/>
+                <w:lang w:val="en-US"/>
+              </w:rPr>
+              <w:t>String</w:t>
+            </w:r>
+            <w:r>
+              <w:rPr>
+                <w:noProof/>
+                <w:webHidden/>
+              </w:rPr>
+              <w:tab/>
+            </w:r>
+            <w:r>
+              <w:rPr>
+                <w:noProof/>
+                <w:webHidden/>
+              </w:rPr>
+              <w:fldChar w:fldCharType="begin"/>
+            </w:r>
+            <w:r>
+              <w:rPr>
+                <w:noProof/>
+                <w:webHidden/>
+              </w:rPr>
+              <w:instrText xml:space="preserve"> PAGEREF _Toc230634116 \h </w:instrText>
+            </w:r>
+            <w:r>
+              <w:rPr>
+                <w:noProof/>
+                <w:webHidden/>
+              </w:rPr>
+            </w:r>
+            <w:r>
+              <w:rPr>
+                <w:noProof/>
+                <w:webHidden/>
+              </w:rPr>
+              <w:fldChar w:fldCharType="separate"/>
+            </w:r>
+            <w:r>
+              <w:rPr>
+                <w:noProof/>
+                <w:webHidden/>
+              </w:rPr>
+              <w:t>8</w:t>
+            </w:r>
+            <w:r>
+              <w:rPr>
+                <w:noProof/>
+                <w:webHidden/>
+              </w:rPr>
+              <w:fldChar w:fldCharType="end"/>
+            </w:r>
+          </w:hyperlink>
+        </w:p>
+        <w:p>
+          <w:pPr>
+            <w:pStyle w:val="TOC2"/>
+            <w:tabs>
+              <w:tab w:val="left" w:pos="960"/>
+              <w:tab w:val="right" w:leader="dot" w:pos="9736"/>
+            </w:tabs>
+            <w:rPr>
+              <w:rFonts w:eastAsiaTheme="minorEastAsia"/>
+              <w:noProof/>
+              <w:lang w:eastAsia="en-GB"/>
+            </w:rPr>
+          </w:pPr>
+          <w:hyperlink w:anchor="_Toc230634117" w:history="1">
+            <w:r>
+              <w:rPr>
+                <w:rStyle w:val="Hyperlink"/>
+                <w:rFonts w:asciiTheme="majorBidi" w:hAnsiTheme="majorBidi" w:cstheme="majorBidi"/>
+                <w:noProof/>
+                <w:lang w:val="en-US"/>
+              </w:rPr>
+              <w:t>3.4</w:t>
+            </w:r>
+            <w:r>
+              <w:rPr>
+                <w:rFonts w:eastAsiaTheme="minorEastAsia"/>
+                <w:noProof/>
+                <w:lang w:eastAsia="en-GB"/>
+              </w:rPr>
+              <w:tab/>
+            </w:r>
+            <w:r>
+              <w:rPr>
+                <w:rStyle w:val="Hyperlink"/>
+                <w:rFonts w:asciiTheme="majorBidi" w:hAnsiTheme="majorBidi" w:cstheme="majorBidi"/>
+                <w:noProof/>
+                <w:lang w:val="en-US"/>
+              </w:rPr>
+              <w:t>Boolean</w:t>
+            </w:r>
+            <w:r>
+              <w:rPr>
+                <w:noProof/>
+                <w:webHidden/>
+              </w:rPr>
+              <w:tab/>
+            </w:r>
+            <w:r>
+              <w:rPr>
+                <w:noProof/>
+                <w:webHidden/>
+              </w:rPr>
+              <w:fldChar w:fldCharType="begin"/>
+            </w:r>
+            <w:r>
+              <w:rPr>
+                <w:noProof/>
+                <w:webHidden/>
+              </w:rPr>
+              <w:instrText xml:space="preserve"> PAGEREF _Toc230634117 \h </w:instrText>
+            </w:r>
+            <w:r>
+              <w:rPr>
+                <w:noProof/>
+                <w:webHidden/>
+              </w:rPr>
+            </w:r>
+            <w:r>
+              <w:rPr>
+                <w:noProof/>
+                <w:webHidden/>
+              </w:rPr>
+              <w:fldChar w:fldCharType="separate"/>
+            </w:r>
+            <w:r>
+              <w:rPr>
+                <w:noProof/>
+                <w:webHidden/>
+              </w:rPr>
+              <w:t>9</w:t>
+            </w:r>
+            <w:r>
+              <w:rPr>
+                <w:noProof/>
+                <w:webHidden/>
+              </w:rPr>
+              <w:fldChar w:fldCharType="end"/>
+            </w:r>
+          </w:hyperlink>
+        </w:p>
+        <w:p>
+          <w:pPr>
+            <w:pStyle w:val="TOC2"/>
+            <w:tabs>
+              <w:tab w:val="left" w:pos="960"/>
+              <w:tab w:val="right" w:leader="dot" w:pos="9736"/>
+            </w:tabs>
+            <w:rPr>
+              <w:rFonts w:eastAsiaTheme="minorEastAsia"/>
+              <w:noProof/>
+              <w:lang w:eastAsia="en-GB"/>
+            </w:rPr>
+          </w:pPr>
+          <w:hyperlink w:anchor="_Toc230634118" w:history="1">
+            <w:r>
+              <w:rPr>
+                <w:rStyle w:val="Hyperlink"/>
+                <w:rFonts w:asciiTheme="majorBidi" w:hAnsiTheme="majorBidi" w:cstheme="majorBidi"/>
+                <w:noProof/>
+                <w:lang w:val="en-US"/>
+              </w:rPr>
+              <w:t>3.5</w:t>
+            </w:r>
+            <w:r>
+              <w:rPr>
+                <w:rFonts w:eastAsiaTheme="minorEastAsia"/>
+                <w:noProof/>
+                <w:lang w:eastAsia="en-GB"/>
+              </w:rPr>
+              <w:tab/>
+            </w:r>
+            <w:r>
+              <w:rPr>
+                <w:rStyle w:val="Hyperlink"/>
+                <w:rFonts w:asciiTheme="majorBidi" w:hAnsiTheme="majorBidi" w:cstheme="majorBidi"/>
+                <w:noProof/>
+                <w:lang w:val="en-US"/>
+              </w:rPr>
+              <w:t>Null</w:t>
+            </w:r>
+            <w:r>
+              <w:rPr>
+                <w:noProof/>
+                <w:webHidden/>
+              </w:rPr>
+              <w:tab/>
+            </w:r>
+            <w:r>
+              <w:rPr>
+                <w:noProof/>
+                <w:webHidden/>
+              </w:rPr>
+              <w:fldChar w:fldCharType="begin"/>
+            </w:r>
+            <w:r>
+              <w:rPr>
+                <w:noProof/>
+                <w:webHidden/>
+              </w:rPr>
+              <w:instrText xml:space="preserve"> PAGEREF _Toc230634118 \h </w:instrText>
+            </w:r>
+            <w:r>
+              <w:rPr>
+                <w:noProof/>
+                <w:webHidden/>
+              </w:rPr>
+            </w:r>
+            <w:r>
+              <w:rPr>
+                <w:noProof/>
+                <w:webHidden/>
+              </w:rPr>
+              <w:fldChar w:fldCharType="separate"/>
+            </w:r>
+            <w:r>
+              <w:rPr>
+                <w:noProof/>
+                <w:webHidden/>
+              </w:rPr>
+              <w:t>9</w:t>
+            </w:r>
+            <w:r>
+              <w:rPr>
+                <w:noProof/>
+                <w:webHidden/>
+              </w:rPr>
+              <w:fldChar w:fldCharType="end"/>
+            </w:r>
+          </w:hyperlink>
+        </w:p>
+        <w:p>
+          <w:pPr>
+            <w:pStyle w:val="TOC2"/>
+            <w:tabs>
+              <w:tab w:val="left" w:pos="960"/>
+              <w:tab w:val="right" w:leader="dot" w:pos="9736"/>
+            </w:tabs>
+            <w:rPr>
+              <w:rFonts w:eastAsiaTheme="minorEastAsia"/>
+              <w:noProof/>
+              <w:lang w:eastAsia="en-GB"/>
+            </w:rPr>
+          </w:pPr>
+          <w:hyperlink w:anchor="_Toc230634119" w:history="1">
+            <w:r>
+              <w:rPr>
+                <w:rStyle w:val="Hyperlink"/>
+                <w:rFonts w:asciiTheme="majorBidi" w:hAnsiTheme="majorBidi" w:cstheme="majorBidi"/>
+                <w:noProof/>
+                <w:lang w:val="en-US"/>
+              </w:rPr>
+              <w:t>3.6</w:t>
+            </w:r>
+            <w:r>
+              <w:rPr>
+                <w:rFonts w:eastAsiaTheme="minorEastAsia"/>
+                <w:noProof/>
+                <w:lang w:eastAsia="en-GB"/>
+              </w:rPr>
+              <w:tab/>
+            </w:r>
+            <w:r>
+              <w:rPr>
+                <w:rStyle w:val="Hyperlink"/>
+                <w:rFonts w:asciiTheme="majorBidi" w:hAnsiTheme="majorBidi" w:cstheme="majorBidi"/>
+                <w:noProof/>
+                <w:lang w:val="en-US"/>
+              </w:rPr>
+              <w:t>List</w:t>
+            </w:r>
+            <w:r>
+              <w:rPr>
+                <w:noProof/>
+                <w:webHidden/>
+              </w:rPr>
+              <w:tab/>
+            </w:r>
+            <w:r>
+              <w:rPr>
+                <w:noProof/>
+                <w:webHidden/>
+              </w:rPr>
+              <w:fldChar w:fldCharType="begin"/>
+            </w:r>
+            <w:r>
+              <w:rPr>
+                <w:noProof/>
+                <w:webHidden/>
+              </w:rPr>
+              <w:instrText xml:space="preserve"> PAGEREF _Toc230634119 \h </w:instrText>
+            </w:r>
+            <w:r>
+              <w:rPr>
+                <w:noProof/>
+                <w:webHidden/>
+              </w:rPr>
+            </w:r>
+            <w:r>
+              <w:rPr>
+                <w:noProof/>
+                <w:webHidden/>
+              </w:rPr>
+              <w:fldChar w:fldCharType="separate"/>
+            </w:r>
+            <w:r>
+              <w:rPr>
+                <w:noProof/>
+                <w:webHidden/>
+              </w:rPr>
+              <w:t>9</w:t>
+            </w:r>
+            <w:r>
+              <w:rPr>
+                <w:noProof/>
+                <w:webHidden/>
+              </w:rPr>
+              <w:fldChar w:fldCharType="end"/>
+            </w:r>
+          </w:hyperlink>
+        </w:p>
+        <w:p>
+          <w:pPr>
+            <w:pStyle w:val="TOC2"/>
+            <w:tabs>
+              <w:tab w:val="left" w:pos="960"/>
+              <w:tab w:val="right" w:leader="dot" w:pos="9736"/>
+            </w:tabs>
+            <w:rPr>
+              <w:rFonts w:eastAsiaTheme="minorEastAsia"/>
+              <w:noProof/>
+              <w:lang w:eastAsia="en-GB"/>
+            </w:rPr>
+          </w:pPr>
+          <w:hyperlink w:anchor="_Toc230634120" w:history="1">
+            <w:r>
+              <w:rPr>
+                <w:rStyle w:val="Hyperlink"/>
+                <w:rFonts w:asciiTheme="majorBidi" w:hAnsiTheme="majorBidi" w:cstheme="majorBidi"/>
+                <w:noProof/>
+                <w:lang w:val="en-US"/>
+              </w:rPr>
+              <w:t>3.7</w:t>
+            </w:r>
+            <w:r>
+              <w:rPr>
+                <w:rFonts w:eastAsiaTheme="minorEastAsia"/>
+                <w:noProof/>
+                <w:lang w:eastAsia="en-GB"/>
+              </w:rPr>
+              <w:tab/>
+            </w:r>
+            <w:r>
+              <w:rPr>
+                <w:rStyle w:val="Hyperlink"/>
+                <w:rFonts w:asciiTheme="majorBidi" w:hAnsiTheme="majorBidi" w:cstheme="majorBidi"/>
+                <w:noProof/>
+                <w:lang w:val="en-US"/>
+              </w:rPr>
+              <w:t>Dict</w:t>
+            </w:r>
+            <w:r>
+              <w:rPr>
+                <w:noProof/>
+                <w:webHidden/>
+              </w:rPr>
+              <w:tab/>
+            </w:r>
+            <w:r>
+              <w:rPr>
+                <w:noProof/>
+                <w:webHidden/>
+              </w:rPr>
+              <w:fldChar w:fldCharType="begin"/>
+            </w:r>
+            <w:r>
+              <w:rPr>
+                <w:noProof/>
+                <w:webHidden/>
+              </w:rPr>
+              <w:instrText xml:space="preserve"> PAGEREF _Toc230634120 \h </w:instrText>
+            </w:r>
+            <w:r>
+              <w:rPr>
+                <w:noProof/>
+                <w:webHidden/>
+              </w:rPr>
+            </w:r>
+            <w:r>
+              <w:rPr>
+                <w:noProof/>
+                <w:webHidden/>
+              </w:rPr>
+              <w:fldChar w:fldCharType="separate"/>
+            </w:r>
+            <w:r>
+              <w:rPr>
+                <w:noProof/>
+                <w:webHidden/>
+              </w:rPr>
+              <w:t>10</w:t>
+            </w:r>
+            <w:r>
+              <w:rPr>
+                <w:noProof/>
+                <w:webHidden/>
+              </w:rPr>
+              <w:fldChar w:fldCharType="end"/>
+            </w:r>
+          </w:hyperlink>
+        </w:p>
+        <w:p>
+          <w:pPr>
+            <w:pStyle w:val="TOC2"/>
+            <w:tabs>
+              <w:tab w:val="left" w:pos="960"/>
+              <w:tab w:val="right" w:leader="dot" w:pos="9736"/>
+            </w:tabs>
+            <w:rPr>
+              <w:rFonts w:eastAsiaTheme="minorEastAsia"/>
+              <w:noProof/>
+              <w:lang w:eastAsia="en-GB"/>
+            </w:rPr>
+          </w:pPr>
+          <w:hyperlink w:anchor="_Toc230634121" w:history="1">
+            <w:r>
+              <w:rPr>
+                <w:rStyle w:val="Hyperlink"/>
+                <w:rFonts w:asciiTheme="majorBidi" w:hAnsiTheme="majorBidi" w:cstheme="majorBidi"/>
+                <w:noProof/>
+                <w:lang w:val="en-US"/>
+              </w:rPr>
+              <w:t>3.8</w:t>
+            </w:r>
+            <w:r>
+              <w:rPr>
+                <w:rFonts w:eastAsiaTheme="minorEastAsia"/>
+                <w:noProof/>
+                <w:lang w:eastAsia="en-GB"/>
+              </w:rPr>
+              <w:tab/>
+            </w:r>
+            <w:r>
+              <w:rPr>
+                <w:rStyle w:val="Hyperlink"/>
+                <w:rFonts w:asciiTheme="majorBidi" w:hAnsiTheme="majorBidi" w:cstheme="majorBidi"/>
+                <w:noProof/>
+                <w:lang w:val="en-US"/>
+              </w:rPr>
+              <w:t>Range</w:t>
+            </w:r>
+            <w:r>
+              <w:rPr>
+                <w:noProof/>
+                <w:webHidden/>
+              </w:rPr>
+              <w:tab/>
+            </w:r>
+            <w:r>
+              <w:rPr>
+                <w:noProof/>
+                <w:webHidden/>
+              </w:rPr>
+              <w:fldChar w:fldCharType="begin"/>
+            </w:r>
+            <w:r>
+              <w:rPr>
+                <w:noProof/>
+                <w:webHidden/>
+              </w:rPr>
+              <w:instrText xml:space="preserve"> PAGEREF _Toc230634121 \h </w:instrText>
+            </w:r>
+            <w:r>
+              <w:rPr>
+                <w:noProof/>
+                <w:webHidden/>
+              </w:rPr>
+            </w:r>
+            <w:r>
+              <w:rPr>
+                <w:noProof/>
+                <w:webHidden/>
+              </w:rPr>
+              <w:fldChar w:fldCharType="separate"/>
+            </w:r>
+            <w:r>
+              <w:rPr>
+                <w:noProof/>
+                <w:webHidden/>
+              </w:rPr>
+              <w:t>10</w:t>
+            </w:r>
+            <w:r>
+              <w:rPr>
+                <w:noProof/>
+                <w:webHidden/>
+              </w:rPr>
+              <w:fldChar w:fldCharType="end"/>
+            </w:r>
+          </w:hyperlink>
+        </w:p>
+        <w:p>
+          <w:pPr>
+            <w:pStyle w:val="TOC2"/>
+            <w:tabs>
+              <w:tab w:val="left" w:pos="960"/>
+              <w:tab w:val="right" w:leader="dot" w:pos="9736"/>
+            </w:tabs>
+            <w:rPr>
+              <w:rFonts w:eastAsiaTheme="minorEastAsia"/>
+              <w:noProof/>
+              <w:lang w:eastAsia="en-GB"/>
+            </w:rPr>
+          </w:pPr>
+          <w:hyperlink w:anchor="_Toc230634122" w:history="1">
+            <w:r>
+              <w:rPr>
+                <w:rStyle w:val="Hyperlink"/>
+                <w:rFonts w:asciiTheme="majorBidi" w:hAnsiTheme="majorBidi" w:cstheme="majorBidi"/>
+                <w:noProof/>
+                <w:lang w:val="en-US"/>
+              </w:rPr>
+              <w:t>3.9</w:t>
+            </w:r>
+            <w:r>
+              <w:rPr>
+                <w:rFonts w:eastAsiaTheme="minorEastAsia"/>
+                <w:noProof/>
+                <w:lang w:eastAsia="en-GB"/>
+              </w:rPr>
+              <w:tab/>
+            </w:r>
+            <w:r>
+              <w:rPr>
+                <w:rStyle w:val="Hyperlink"/>
+                <w:rFonts w:asciiTheme="majorBidi" w:hAnsiTheme="majorBidi" w:cstheme="majorBidi"/>
+                <w:noProof/>
+                <w:lang w:val="en-US"/>
+              </w:rPr>
+              <w:t>Tensor</w:t>
+            </w:r>
+            <w:r>
+              <w:rPr>
+                <w:noProof/>
+                <w:webHidden/>
+              </w:rPr>
+              <w:tab/>
+            </w:r>
+            <w:r>
+              <w:rPr>
+                <w:noProof/>
+                <w:webHidden/>
+              </w:rPr>
+              <w:fldChar w:fldCharType="begin"/>
+            </w:r>
+            <w:r>
+              <w:rPr>
+                <w:noProof/>
+                <w:webHidden/>
+              </w:rPr>
+              <w:instrText xml:space="preserve"> PAGEREF _Toc230634122 \h </w:instrText>
+            </w:r>
+            <w:r>
+              <w:rPr>
+                <w:noProof/>
+                <w:webHidden/>
+              </w:rPr>
+            </w:r>
+            <w:r>
+              <w:rPr>
+                <w:noProof/>
+                <w:webHidden/>
+              </w:rPr>
+              <w:fldChar w:fldCharType="separate"/>
+            </w:r>
+            <w:r>
+              <w:rPr>
+                <w:noProof/>
+                <w:webHidden/>
+              </w:rPr>
+              <w:t>10</w:t>
+            </w:r>
+            <w:r>
+              <w:rPr>
+                <w:noProof/>
+                <w:webHidden/>
+              </w:rPr>
+              <w:fldChar w:fldCharType="end"/>
+            </w:r>
+          </w:hyperlink>
+        </w:p>
+        <w:p>
+          <w:pPr>
+            <w:pStyle w:val="TOC2"/>
+            <w:tabs>
+              <w:tab w:val="left" w:pos="960"/>
+              <w:tab w:val="right" w:leader="dot" w:pos="9736"/>
+            </w:tabs>
+            <w:rPr>
+              <w:rFonts w:eastAsiaTheme="minorEastAsia"/>
+              <w:noProof/>
+              <w:lang w:eastAsia="en-GB"/>
+            </w:rPr>
+          </w:pPr>
+          <w:hyperlink w:anchor="_Toc230634123" w:history="1">
+            <w:r>
+              <w:rPr>
+                <w:rStyle w:val="Hyperlink"/>
+                <w:rFonts w:asciiTheme="majorBidi" w:hAnsiTheme="majorBidi" w:cstheme="majorBidi"/>
+                <w:noProof/>
+                <w:lang w:val="en-US"/>
+              </w:rPr>
+              <w:t>3.10</w:t>
+            </w:r>
+            <w:r>
+              <w:rPr>
+                <w:rFonts w:eastAsiaTheme="minorEastAsia"/>
+                <w:noProof/>
+                <w:lang w:eastAsia="en-GB"/>
+              </w:rPr>
+              <w:tab/>
+            </w:r>
+            <w:r>
+              <w:rPr>
+                <w:rStyle w:val="Hyperlink"/>
+                <w:rFonts w:asciiTheme="majorBidi" w:hAnsiTheme="majorBidi" w:cstheme="majorBidi"/>
+                <w:noProof/>
+                <w:lang w:val="en-US"/>
+              </w:rPr>
+              <w:t>Function</w:t>
+            </w:r>
+            <w:r>
+              <w:rPr>
+                <w:noProof/>
+                <w:webHidden/>
+              </w:rPr>
+              <w:tab/>
+            </w:r>
+            <w:r>
+              <w:rPr>
+                <w:noProof/>
+                <w:webHidden/>
+              </w:rPr>
+              <w:fldChar w:fldCharType="begin"/>
+            </w:r>
+            <w:r>
+              <w:rPr>
+                <w:noProof/>
+                <w:webHidden/>
+              </w:rPr>
+              <w:instrText xml:space="preserve"> PAGEREF _Toc230634123 \h </w:instrText>
+            </w:r>
+            <w:r>
+              <w:rPr>
+                <w:noProof/>
+                <w:webHidden/>
+              </w:rPr>
+            </w:r>
+            <w:r>
+              <w:rPr>
+                <w:noProof/>
+                <w:webHidden/>
+              </w:rPr>
+              <w:fldChar w:fldCharType="separate"/>
+            </w:r>
+            <w:r>
+              <w:rPr>
+                <w:noProof/>
+                <w:webHidden/>
+              </w:rPr>
+              <w:t>11</w:t>
+            </w:r>
+            <w:r>
+              <w:rPr>
+                <w:noProof/>
+                <w:webHidden/>
+              </w:rPr>
+              <w:fldChar w:fldCharType="end"/>
+            </w:r>
+          </w:hyperlink>
+        </w:p>
+        <w:p>
+          <w:pPr>
+            <w:pStyle w:val="TOC2"/>
+            <w:tabs>
+              <w:tab w:val="left" w:pos="960"/>
+              <w:tab w:val="right" w:leader="dot" w:pos="9736"/>
+            </w:tabs>
+            <w:rPr>
+              <w:rFonts w:eastAsiaTheme="minorEastAsia"/>
+              <w:noProof/>
+              <w:lang w:eastAsia="en-GB"/>
+            </w:rPr>
+          </w:pPr>
+          <w:hyperlink w:anchor="_Toc230634124" w:history="1">
+            <w:r>
+              <w:rPr>
+                <w:rStyle w:val="Hyperlink"/>
+                <w:rFonts w:asciiTheme="majorBidi" w:hAnsiTheme="majorBidi" w:cstheme="majorBidi"/>
+                <w:noProof/>
+                <w:lang w:val="en-US"/>
+              </w:rPr>
+              <w:t>3.11</w:t>
+            </w:r>
+            <w:r>
+              <w:rPr>
+                <w:rFonts w:eastAsiaTheme="minorEastAsia"/>
+                <w:noProof/>
+                <w:lang w:eastAsia="en-GB"/>
+              </w:rPr>
+              <w:tab/>
+            </w:r>
+            <w:r>
+              <w:rPr>
+                <w:rStyle w:val="Hyperlink"/>
+                <w:rFonts w:asciiTheme="majorBidi" w:hAnsiTheme="majorBidi" w:cstheme="majorBidi"/>
+                <w:noProof/>
+                <w:lang w:val="en-US"/>
+              </w:rPr>
+              <w:t>Class</w:t>
+            </w:r>
+            <w:r>
+              <w:rPr>
+                <w:noProof/>
+                <w:webHidden/>
+              </w:rPr>
+              <w:tab/>
+            </w:r>
+            <w:r>
+              <w:rPr>
+                <w:noProof/>
+                <w:webHidden/>
+              </w:rPr>
+              <w:fldChar w:fldCharType="begin"/>
+            </w:r>
+            <w:r>
+              <w:rPr>
+                <w:noProof/>
+                <w:webHidden/>
+              </w:rPr>
+              <w:instrText xml:space="preserve"> PAGEREF _Toc230634124 \h </w:instrText>
+            </w:r>
+            <w:r>
+              <w:rPr>
+                <w:noProof/>
+                <w:webHidden/>
+              </w:rPr>
+            </w:r>
+            <w:r>
+              <w:rPr>
+                <w:noProof/>
+                <w:webHidden/>
+              </w:rPr>
+              <w:fldChar w:fldCharType="separate"/>
+            </w:r>
+            <w:r>
+              <w:rPr>
+                <w:noProof/>
+                <w:webHidden/>
+              </w:rPr>
+              <w:t>11</w:t>
+            </w:r>
+            <w:r>
+              <w:rPr>
+                <w:noProof/>
+                <w:webHidden/>
+              </w:rPr>
+              <w:fldChar w:fldCharType="end"/>
+            </w:r>
+          </w:hyperlink>
+        </w:p>
+        <w:p>
+          <w:pPr>
+            <w:pStyle w:val="TOC2"/>
+            <w:tabs>
+              <w:tab w:val="left" w:pos="960"/>
+              <w:tab w:val="right" w:leader="dot" w:pos="9736"/>
+            </w:tabs>
+            <w:rPr>
+              <w:rFonts w:eastAsiaTheme="minorEastAsia"/>
+              <w:noProof/>
+              <w:lang w:eastAsia="en-GB"/>
+            </w:rPr>
+          </w:pPr>
+          <w:hyperlink w:anchor="_Toc230634125" w:history="1">
+            <w:r>
+              <w:rPr>
+                <w:rStyle w:val="Hyperlink"/>
+                <w:rFonts w:asciiTheme="majorBidi" w:hAnsiTheme="majorBidi" w:cstheme="majorBidi"/>
+                <w:noProof/>
+                <w:lang w:val="en-US"/>
+              </w:rPr>
+              <w:t>3.12</w:t>
+            </w:r>
+            <w:r>
+              <w:rPr>
+                <w:rFonts w:eastAsiaTheme="minorEastAsia"/>
+                <w:noProof/>
+                <w:lang w:eastAsia="en-GB"/>
+              </w:rPr>
+              <w:tab/>
+            </w:r>
+            <w:r>
+              <w:rPr>
+                <w:rStyle w:val="Hyperlink"/>
+                <w:rFonts w:asciiTheme="majorBidi" w:hAnsiTheme="majorBidi" w:cstheme="majorBidi"/>
+                <w:noProof/>
+                <w:lang w:val="en-US"/>
+              </w:rPr>
+              <w:t>Model</w:t>
+            </w:r>
+            <w:r>
+              <w:rPr>
+                <w:noProof/>
+                <w:webHidden/>
+              </w:rPr>
+              <w:tab/>
+            </w:r>
+            <w:r>
+              <w:rPr>
+                <w:noProof/>
+                <w:webHidden/>
+              </w:rPr>
+              <w:fldChar w:fldCharType="begin"/>
+            </w:r>
+            <w:r>
+              <w:rPr>
+                <w:noProof/>
+                <w:webHidden/>
+              </w:rPr>
+              <w:instrText xml:space="preserve"> PAGEREF _Toc230634125 \h </w:instrText>
+            </w:r>
+            <w:r>
+              <w:rPr>
+                <w:noProof/>
+                <w:webHidden/>
+              </w:rPr>
+            </w:r>
+            <w:r>
+              <w:rPr>
+                <w:noProof/>
+                <w:webHidden/>
+              </w:rPr>
+              <w:fldChar w:fldCharType="separate"/>
+            </w:r>
+            <w:r>
+              <w:rPr>
+                <w:noProof/>
+                <w:webHidden/>
+              </w:rPr>
+              <w:t>11</w:t>
+            </w:r>
+            <w:r>
+              <w:rPr>
+                <w:noProof/>
+                <w:webHidden/>
+              </w:rPr>
+              <w:fldChar w:fldCharType="end"/>
+            </w:r>
+          </w:hyperlink>
+        </w:p>
+        <w:p>
+          <w:pPr>
+            <w:pStyle w:val="TOC2"/>
+            <w:tabs>
+              <w:tab w:val="left" w:pos="960"/>
+              <w:tab w:val="right" w:leader="dot" w:pos="9736"/>
+            </w:tabs>
+            <w:rPr>
+              <w:rFonts w:eastAsiaTheme="minorEastAsia"/>
+              <w:noProof/>
+              <w:lang w:eastAsia="en-GB"/>
+            </w:rPr>
+          </w:pPr>
+          <w:hyperlink w:anchor="_Toc230634126" w:history="1">
+            <w:r>
+              <w:rPr>
+                <w:rStyle w:val="Hyperlink"/>
+                <w:rFonts w:asciiTheme="majorBidi" w:hAnsiTheme="majorBidi" w:cstheme="majorBidi"/>
+                <w:noProof/>
+                <w:lang w:val="en-US"/>
+              </w:rPr>
+              <w:t>3.13</w:t>
+            </w:r>
+            <w:r>
+              <w:rPr>
+                <w:rFonts w:eastAsiaTheme="minorEastAsia"/>
+                <w:noProof/>
+                <w:lang w:eastAsia="en-GB"/>
+              </w:rPr>
+              <w:tab/>
+            </w:r>
+            <w:r>
+              <w:rPr>
+                <w:rStyle w:val="Hyperlink"/>
+                <w:rFonts w:asciiTheme="majorBidi" w:hAnsiTheme="majorBidi" w:cstheme="majorBidi"/>
+                <w:noProof/>
+                <w:lang w:val="en-US"/>
+              </w:rPr>
+              <w:t>Dataset</w:t>
+            </w:r>
+            <w:r>
+              <w:rPr>
+                <w:noProof/>
+                <w:webHidden/>
+              </w:rPr>
+              <w:tab/>
+            </w:r>
+            <w:r>
+              <w:rPr>
+                <w:noProof/>
+                <w:webHidden/>
+              </w:rPr>
+              <w:fldChar w:fldCharType="begin"/>
+            </w:r>
+            <w:r>
+              <w:rPr>
+                <w:noProof/>
+                <w:webHidden/>
+              </w:rPr>
+              <w:instrText xml:space="preserve"> PAGEREF _Toc230634126 \h </w:instrText>
+            </w:r>
+            <w:r>
+              <w:rPr>
+                <w:noProof/>
+                <w:webHidden/>
+              </w:rPr>
+            </w:r>
+            <w:r>
+              <w:rPr>
+                <w:noProof/>
+                <w:webHidden/>
+              </w:rPr>
+              <w:fldChar w:fldCharType="separate"/>
+            </w:r>
+            <w:r>
+              <w:rPr>
+                <w:noProof/>
+                <w:webHidden/>
+              </w:rPr>
+              <w:t>12</w:t>
             </w:r>
             <w:r>
               <w:rPr>
@@ -942,14 +2915,13 @@
               <w:tab w:val="left" w:pos="480"/>
               <w:tab w:val="right" w:leader="dot" w:pos="9736"/>
             </w:tabs>
-            <w:jc w:val="both"/>
             <w:rPr>
               <w:rFonts w:eastAsiaTheme="minorEastAsia"/>
               <w:noProof/>
               <w:lang w:eastAsia="en-GB"/>
             </w:rPr>
           </w:pPr>
-          <w:hyperlink w:anchor="_Toc230027579" w:history="1">
+          <w:hyperlink w:anchor="_Toc230634127" w:history="1">
             <w:r>
               <w:rPr>
                 <w:rStyle w:val="Hyperlink"/>
@@ -995,7 +2967,7 @@
                 <w:noProof/>
                 <w:webHidden/>
               </w:rPr>
-              <w:instrText xml:space="preserve"> PAGEREF _Toc230027579 \h </w:instrText>
+              <w:instrText xml:space="preserve"> PAGEREF _Toc230634127 \h </w:instrText>
             </w:r>
             <w:r>
               <w:rPr>
@@ -1015,7 +2987,7 @@
                 <w:noProof/>
                 <w:webHidden/>
               </w:rPr>
-              <w:t>4</w:t>
+              <w:t>12</w:t>
             </w:r>
             <w:r>
               <w:rPr>
@@ -1033,14 +3005,13 @@
               <w:tab w:val="left" w:pos="480"/>
               <w:tab w:val="right" w:leader="dot" w:pos="9736"/>
             </w:tabs>
-            <w:jc w:val="both"/>
             <w:rPr>
               <w:rFonts w:eastAsiaTheme="minorEastAsia"/>
               <w:noProof/>
               <w:lang w:eastAsia="en-GB"/>
             </w:rPr>
           </w:pPr>
-          <w:hyperlink w:anchor="_Toc230027580" w:history="1">
+          <w:hyperlink w:anchor="_Toc230634128" w:history="1">
             <w:r>
               <w:rPr>
                 <w:rStyle w:val="Hyperlink"/>
@@ -1086,7 +3057,7 @@
                 <w:noProof/>
                 <w:webHidden/>
               </w:rPr>
-              <w:instrText xml:space="preserve"> PAGEREF _Toc230027580 \h </w:instrText>
+              <w:instrText xml:space="preserve"> PAGEREF _Toc230634128 \h </w:instrText>
             </w:r>
             <w:r>
               <w:rPr>
@@ -1106,7 +3077,7 @@
                 <w:noProof/>
                 <w:webHidden/>
               </w:rPr>
-              <w:t>4</w:t>
+              <w:t>12</w:t>
             </w:r>
             <w:r>
               <w:rPr>
@@ -1124,14 +3095,13 @@
               <w:tab w:val="left" w:pos="480"/>
               <w:tab w:val="right" w:leader="dot" w:pos="9736"/>
             </w:tabs>
-            <w:jc w:val="both"/>
             <w:rPr>
               <w:rFonts w:eastAsiaTheme="minorEastAsia"/>
               <w:noProof/>
               <w:lang w:eastAsia="en-GB"/>
             </w:rPr>
           </w:pPr>
-          <w:hyperlink w:anchor="_Toc230027581" w:history="1">
+          <w:hyperlink w:anchor="_Toc230634129" w:history="1">
             <w:r>
               <w:rPr>
                 <w:rStyle w:val="Hyperlink"/>
@@ -1177,7 +3147,7 @@
                 <w:noProof/>
                 <w:webHidden/>
               </w:rPr>
-              <w:instrText xml:space="preserve"> PAGEREF _Toc230027581 \h </w:instrText>
+              <w:instrText xml:space="preserve"> PAGEREF _Toc230634129 \h </w:instrText>
             </w:r>
             <w:r>
               <w:rPr>
@@ -1197,7 +3167,7 @@
                 <w:noProof/>
                 <w:webHidden/>
               </w:rPr>
-              <w:t>4</w:t>
+              <w:t>12</w:t>
             </w:r>
             <w:r>
               <w:rPr>
@@ -1215,14 +3185,13 @@
               <w:tab w:val="left" w:pos="480"/>
               <w:tab w:val="right" w:leader="dot" w:pos="9736"/>
             </w:tabs>
-            <w:jc w:val="both"/>
             <w:rPr>
               <w:rFonts w:eastAsiaTheme="minorEastAsia"/>
               <w:noProof/>
               <w:lang w:eastAsia="en-GB"/>
             </w:rPr>
           </w:pPr>
-          <w:hyperlink w:anchor="_Toc230027582" w:history="1">
+          <w:hyperlink w:anchor="_Toc230634130" w:history="1">
             <w:r>
               <w:rPr>
                 <w:rStyle w:val="Hyperlink"/>
@@ -1268,7 +3237,7 @@
                 <w:noProof/>
                 <w:webHidden/>
               </w:rPr>
-              <w:instrText xml:space="preserve"> PAGEREF _Toc230027582 \h </w:instrText>
+              <w:instrText xml:space="preserve"> PAGEREF _Toc230634130 \h </w:instrText>
             </w:r>
             <w:r>
               <w:rPr>
@@ -1288,7 +3257,7 @@
                 <w:noProof/>
                 <w:webHidden/>
               </w:rPr>
-              <w:t>4</w:t>
+              <w:t>12</w:t>
             </w:r>
             <w:r>
               <w:rPr>
@@ -1306,14 +3275,13 @@
               <w:tab w:val="left" w:pos="480"/>
               <w:tab w:val="right" w:leader="dot" w:pos="9736"/>
             </w:tabs>
-            <w:jc w:val="both"/>
             <w:rPr>
               <w:rFonts w:eastAsiaTheme="minorEastAsia"/>
               <w:noProof/>
               <w:lang w:eastAsia="en-GB"/>
             </w:rPr>
           </w:pPr>
-          <w:hyperlink w:anchor="_Toc230027583" w:history="1">
+          <w:hyperlink w:anchor="_Toc230634131" w:history="1">
             <w:r>
               <w:rPr>
                 <w:rStyle w:val="Hyperlink"/>
@@ -1359,7 +3327,7 @@
                 <w:noProof/>
                 <w:webHidden/>
               </w:rPr>
-              <w:instrText xml:space="preserve"> PAGEREF _Toc230027583 \h </w:instrText>
+              <w:instrText xml:space="preserve"> PAGEREF _Toc230634131 \h </w:instrText>
             </w:r>
             <w:r>
               <w:rPr>
@@ -1379,7 +3347,7 @@
                 <w:noProof/>
                 <w:webHidden/>
               </w:rPr>
-              <w:t>4</w:t>
+              <w:t>12</w:t>
             </w:r>
             <w:r>
               <w:rPr>
@@ -1397,14 +3365,13 @@
               <w:tab w:val="left" w:pos="480"/>
               <w:tab w:val="right" w:leader="dot" w:pos="9736"/>
             </w:tabs>
-            <w:jc w:val="both"/>
             <w:rPr>
               <w:rFonts w:eastAsiaTheme="minorEastAsia"/>
               <w:noProof/>
               <w:lang w:eastAsia="en-GB"/>
             </w:rPr>
           </w:pPr>
-          <w:hyperlink w:anchor="_Toc230027584" w:history="1">
+          <w:hyperlink w:anchor="_Toc230634132" w:history="1">
             <w:r>
               <w:rPr>
                 <w:rStyle w:val="Hyperlink"/>
@@ -1450,7 +3417,7 @@
                 <w:noProof/>
                 <w:webHidden/>
               </w:rPr>
-              <w:instrText xml:space="preserve"> PAGEREF _Toc230027584 \h </w:instrText>
+              <w:instrText xml:space="preserve"> PAGEREF _Toc230634132 \h </w:instrText>
             </w:r>
             <w:r>
               <w:rPr>
@@ -1470,7 +3437,7 @@
                 <w:noProof/>
                 <w:webHidden/>
               </w:rPr>
-              <w:t>4</w:t>
+              <w:t>12</w:t>
             </w:r>
             <w:r>
               <w:rPr>
@@ -1488,14 +3455,13 @@
               <w:tab w:val="left" w:pos="720"/>
               <w:tab w:val="right" w:leader="dot" w:pos="9736"/>
             </w:tabs>
-            <w:jc w:val="both"/>
             <w:rPr>
               <w:rFonts w:eastAsiaTheme="minorEastAsia"/>
               <w:noProof/>
               <w:lang w:eastAsia="en-GB"/>
             </w:rPr>
           </w:pPr>
-          <w:hyperlink w:anchor="_Toc230027585" w:history="1">
+          <w:hyperlink w:anchor="_Toc230634133" w:history="1">
             <w:r>
               <w:rPr>
                 <w:rStyle w:val="Hyperlink"/>
@@ -1541,7 +3507,7 @@
                 <w:noProof/>
                 <w:webHidden/>
               </w:rPr>
-              <w:instrText xml:space="preserve"> PAGEREF _Toc230027585 \h </w:instrText>
+              <w:instrText xml:space="preserve"> PAGEREF _Toc230634133 \h </w:instrText>
             </w:r>
             <w:r>
               <w:rPr>
@@ -1561,7 +3527,7 @@
                 <w:noProof/>
                 <w:webHidden/>
               </w:rPr>
-              <w:t>4</w:t>
+              <w:t>13</w:t>
             </w:r>
             <w:r>
               <w:rPr>
@@ -1579,14 +3545,13 @@
               <w:tab w:val="left" w:pos="720"/>
               <w:tab w:val="right" w:leader="dot" w:pos="9736"/>
             </w:tabs>
-            <w:jc w:val="both"/>
             <w:rPr>
               <w:rFonts w:eastAsiaTheme="minorEastAsia"/>
               <w:noProof/>
               <w:lang w:eastAsia="en-GB"/>
             </w:rPr>
           </w:pPr>
-          <w:hyperlink w:anchor="_Toc230027586" w:history="1">
+          <w:hyperlink w:anchor="_Toc230634134" w:history="1">
             <w:r>
               <w:rPr>
                 <w:rStyle w:val="Hyperlink"/>
@@ -1632,7 +3597,7 @@
                 <w:noProof/>
                 <w:webHidden/>
               </w:rPr>
-              <w:instrText xml:space="preserve"> PAGEREF _Toc230027586 \h </w:instrText>
+              <w:instrText xml:space="preserve"> PAGEREF _Toc230634134 \h </w:instrText>
             </w:r>
             <w:r>
               <w:rPr>
@@ -1652,7 +3617,7 @@
                 <w:noProof/>
                 <w:webHidden/>
               </w:rPr>
-              <w:t>5</w:t>
+              <w:t>13</w:t>
             </w:r>
             <w:r>
               <w:rPr>
@@ -1670,14 +3635,13 @@
               <w:tab w:val="left" w:pos="720"/>
               <w:tab w:val="right" w:leader="dot" w:pos="9736"/>
             </w:tabs>
-            <w:jc w:val="both"/>
             <w:rPr>
               <w:rFonts w:eastAsiaTheme="minorEastAsia"/>
               <w:noProof/>
               <w:lang w:eastAsia="en-GB"/>
             </w:rPr>
           </w:pPr>
-          <w:hyperlink w:anchor="_Toc230027587" w:history="1">
+          <w:hyperlink w:anchor="_Toc230634135" w:history="1">
             <w:r>
               <w:rPr>
                 <w:rStyle w:val="Hyperlink"/>
@@ -1723,7 +3687,7 @@
                 <w:noProof/>
                 <w:webHidden/>
               </w:rPr>
-              <w:instrText xml:space="preserve"> PAGEREF _Toc230027587 \h </w:instrText>
+              <w:instrText xml:space="preserve"> PAGEREF _Toc230634135 \h </w:instrText>
             </w:r>
             <w:r>
               <w:rPr>
@@ -1743,7 +3707,7 @@
                 <w:noProof/>
                 <w:webHidden/>
               </w:rPr>
-              <w:t>5</w:t>
+              <w:t>13</w:t>
             </w:r>
             <w:r>
               <w:rPr>
@@ -1761,14 +3725,13 @@
               <w:tab w:val="left" w:pos="720"/>
               <w:tab w:val="right" w:leader="dot" w:pos="9736"/>
             </w:tabs>
-            <w:jc w:val="both"/>
             <w:rPr>
               <w:rFonts w:eastAsiaTheme="minorEastAsia"/>
               <w:noProof/>
               <w:lang w:eastAsia="en-GB"/>
             </w:rPr>
           </w:pPr>
-          <w:hyperlink w:anchor="_Toc230027588" w:history="1">
+          <w:hyperlink w:anchor="_Toc230634136" w:history="1">
             <w:r>
               <w:rPr>
                 <w:rStyle w:val="Hyperlink"/>
@@ -1814,7 +3777,7 @@
                 <w:noProof/>
                 <w:webHidden/>
               </w:rPr>
-              <w:instrText xml:space="preserve"> PAGEREF _Toc230027588 \h </w:instrText>
+              <w:instrText xml:space="preserve"> PAGEREF _Toc230634136 \h </w:instrText>
             </w:r>
             <w:r>
               <w:rPr>
@@ -1834,7 +3797,7 @@
                 <w:noProof/>
                 <w:webHidden/>
               </w:rPr>
-              <w:t>5</w:t>
+              <w:t>13</w:t>
             </w:r>
             <w:r>
               <w:rPr>
@@ -1903,7 +3866,7 @@
           <w:lang w:val="en-US"/>
         </w:rPr>
       </w:pPr>
-      <w:bookmarkStart w:id="0" w:name="_Toc230027572"/>
+      <w:bookmarkStart w:id="0" w:name="_Toc230634098"/>
       <w:r>
         <w:rPr>
           <w:rFonts w:asciiTheme="majorBidi" w:hAnsiTheme="majorBidi" w:cstheme="majorBidi"/>
@@ -1931,7 +3894,7 @@
           <w:lang w:val="en-US"/>
         </w:rPr>
       </w:pPr>
-      <w:bookmarkStart w:id="1" w:name="_Toc230027573"/>
+      <w:bookmarkStart w:id="1" w:name="_Toc230634099"/>
       <w:r>
         <w:rPr>
           <w:rFonts w:asciiTheme="majorBidi" w:hAnsiTheme="majorBidi" w:cstheme="majorBidi"/>
@@ -2013,7 +3976,7 @@
           <w:lang w:val="en-US"/>
         </w:rPr>
       </w:pPr>
-      <w:bookmarkStart w:id="2" w:name="_Toc230027574"/>
+      <w:bookmarkStart w:id="2" w:name="_Toc230634100"/>
       <w:r>
         <w:rPr>
           <w:rFonts w:asciiTheme="majorBidi" w:hAnsiTheme="majorBidi" w:cstheme="majorBidi"/>
@@ -2074,7 +4037,7 @@
           <w:lang w:val="en-US"/>
         </w:rPr>
       </w:pPr>
-      <w:bookmarkStart w:id="3" w:name="_Toc230027575"/>
+      <w:bookmarkStart w:id="3" w:name="_Toc230634101"/>
       <w:r>
         <w:rPr>
           <w:rFonts w:asciiTheme="majorBidi" w:hAnsiTheme="majorBidi" w:cstheme="majorBidi"/>
@@ -2205,7 +4168,7 @@
           <w:lang w:val="en-US"/>
         </w:rPr>
       </w:pPr>
-      <w:bookmarkStart w:id="4" w:name="_Toc230027576"/>
+      <w:bookmarkStart w:id="4" w:name="_Toc230634102"/>
       <w:r>
         <w:rPr>
           <w:rFonts w:asciiTheme="majorBidi" w:hAnsiTheme="majorBidi" w:cstheme="majorBidi"/>
@@ -2269,7 +4232,7 @@
           <w:lang w:val="en-US"/>
         </w:rPr>
       </w:pPr>
-      <w:bookmarkStart w:id="5" w:name="_Toc230027577"/>
+      <w:bookmarkStart w:id="5" w:name="_Toc230634103"/>
       <w:r>
         <w:rPr>
           <w:rFonts w:asciiTheme="majorBidi" w:hAnsiTheme="majorBidi" w:cstheme="majorBidi"/>
@@ -2296,6 +4259,7 @@
           <w:lang w:val="en-US"/>
         </w:rPr>
       </w:pPr>
+      <w:bookmarkStart w:id="6" w:name="_Toc230634104"/>
       <w:r>
         <w:rPr>
           <w:rFonts w:asciiTheme="majorBidi" w:hAnsiTheme="majorBidi" w:cstheme="majorBidi"/>
@@ -2303,6 +4267,7 @@
         </w:rPr>
         <w:t>Source Encoding</w:t>
       </w:r>
+      <w:bookmarkEnd w:id="6"/>
     </w:p>
     <w:p>
       <w:pPr>
@@ -2375,6 +4340,7 @@
           <w:lang w:val="en-US"/>
         </w:rPr>
       </w:pPr>
+      <w:bookmarkStart w:id="7" w:name="_Toc230634105"/>
       <w:r>
         <w:rPr>
           <w:rFonts w:asciiTheme="majorBidi" w:hAnsiTheme="majorBidi" w:cstheme="majorBidi"/>
@@ -2382,6 +4348,7 @@
         </w:rPr>
         <w:t>Comments</w:t>
       </w:r>
+      <w:bookmarkEnd w:id="7"/>
     </w:p>
     <w:p>
       <w:pPr>
@@ -2503,6 +4470,7 @@
           <w:lang w:val="en-US"/>
         </w:rPr>
       </w:pPr>
+      <w:bookmarkStart w:id="8" w:name="_Toc230634106"/>
       <w:r>
         <w:rPr>
           <w:rFonts w:asciiTheme="majorBidi" w:hAnsiTheme="majorBidi" w:cstheme="majorBidi"/>
@@ -2510,6 +4478,7 @@
         </w:rPr>
         <w:t>Indentation</w:t>
       </w:r>
+      <w:bookmarkEnd w:id="8"/>
     </w:p>
     <w:p>
       <w:pPr>
@@ -2653,27 +4622,6 @@
           <w:lang w:val="en-US"/>
         </w:rPr>
       </w:pPr>
-    </w:p>
-    <w:p>
-      <w:pPr>
-        <w:pStyle w:val="ListParagraph"/>
-        <w:numPr>
-          <w:ilvl w:val="1"/>
-          <w:numId w:val="2"/>
-        </w:numPr>
-        <w:jc w:val="both"/>
-        <w:rPr>
-          <w:rFonts w:asciiTheme="majorBidi" w:hAnsiTheme="majorBidi" w:cstheme="majorBidi"/>
-          <w:lang w:val="en-US"/>
-        </w:rPr>
-      </w:pPr>
-      <w:r>
-        <w:rPr>
-          <w:rFonts w:asciiTheme="majorBidi" w:hAnsiTheme="majorBidi" w:cstheme="majorBidi"/>
-          <w:lang w:val="en-US"/>
-        </w:rPr>
-        <w:t>Tokens</w:t>
-      </w:r>
     </w:p>
     <w:p>
       <w:pPr>
@@ -2690,13 +4638,15 @@
           <w:lang w:val="en-US"/>
         </w:rPr>
       </w:pPr>
-      <w:r>
-        <w:rPr>
-          <w:rFonts w:asciiTheme="majorBidi" w:hAnsiTheme="majorBidi" w:cstheme="majorBidi"/>
-          <w:lang w:val="en-US"/>
-        </w:rPr>
-        <w:t>Numeric Literals</w:t>
-      </w:r>
+      <w:bookmarkStart w:id="9" w:name="_Toc230634107"/>
+      <w:r>
+        <w:rPr>
+          <w:rFonts w:asciiTheme="majorBidi" w:hAnsiTheme="majorBidi" w:cstheme="majorBidi"/>
+          <w:lang w:val="en-US"/>
+        </w:rPr>
+        <w:t>Tokens</w:t>
+      </w:r>
+      <w:bookmarkEnd w:id="9"/>
     </w:p>
     <w:p>
       <w:pPr>
@@ -2713,49 +4663,787 @@
           <w:rFonts w:asciiTheme="majorBidi" w:hAnsiTheme="majorBidi" w:cstheme="majorBidi"/>
           <w:lang w:val="en-US"/>
         </w:rPr>
-        <w:t>Pulse has a single numeric type that covers both integers and floating-point values. Numeric literals are written as standard decimal integers or floating-point numbers with an optional fractional part and optional exponent.</w:t>
-      </w:r>
-    </w:p>
-    <w:p>
-      <w:pPr>
-        <w:pStyle w:val="Code"/>
-      </w:pPr>
-      <w:r>
-        <w:t>42            # integer</w:t>
-      </w:r>
-    </w:p>
-    <w:p>
-      <w:pPr>
-        <w:pStyle w:val="Code"/>
-      </w:pPr>
-      <w:r>
-        <w:t>3.14         # float</w:t>
-      </w:r>
-    </w:p>
-    <w:p>
-      <w:pPr>
-        <w:pStyle w:val="Code"/>
-      </w:pPr>
-      <w:r>
-        <w:t>0.001       # small float</w:t>
-      </w:r>
-    </w:p>
-    <w:p>
-      <w:pPr>
-        <w:pStyle w:val="ListParagraph"/>
-        <w:ind w:left="846"/>
-        <w:jc w:val="both"/>
-        <w:rPr>
-          <w:rFonts w:asciiTheme="majorBidi" w:hAnsiTheme="majorBidi" w:cstheme="majorBidi"/>
-          <w:lang w:val="en-US"/>
-        </w:rPr>
-      </w:pPr>
-      <w:r>
-        <w:rPr>
-          <w:rFonts w:asciiTheme="majorBidi" w:hAnsiTheme="majorBidi" w:cstheme="majorBidi"/>
-          <w:lang w:val="en-US"/>
-        </w:rPr>
-        <w:t>Underscores in numeric literals are not supported in Pulse v1.0.</w:t>
+        <w:t>The lexer produces the following categories of tokens:</w:t>
+      </w:r>
+    </w:p>
+    <w:p>
+      <w:pPr>
+        <w:pStyle w:val="ListParagraph"/>
+        <w:numPr>
+          <w:ilvl w:val="0"/>
+          <w:numId w:val="3"/>
+        </w:numPr>
+        <w:jc w:val="both"/>
+        <w:rPr>
+          <w:rFonts w:asciiTheme="majorBidi" w:hAnsiTheme="majorBidi" w:cstheme="majorBidi"/>
+          <w:lang w:val="en-US"/>
+        </w:rPr>
+      </w:pPr>
+      <w:r>
+        <w:rPr>
+          <w:rFonts w:asciiTheme="majorBidi" w:hAnsiTheme="majorBidi" w:cstheme="majorBidi"/>
+          <w:lang w:val="en-US"/>
+        </w:rPr>
+        <w:t xml:space="preserve">Identifiers – sequence of letters, digits, and underscores that do not begin with a digit. Identifiers are case-sensitive. </w:t>
+      </w:r>
+      <w:r>
+        <w:rPr>
+          <w:rStyle w:val="CodeChar"/>
+        </w:rPr>
+        <w:t>x</w:t>
+      </w:r>
+      <w:r>
+        <w:rPr>
+          <w:rFonts w:asciiTheme="majorBidi" w:hAnsiTheme="majorBidi" w:cstheme="majorBidi"/>
+          <w:lang w:val="en-US"/>
+        </w:rPr>
+        <w:t xml:space="preserve">, </w:t>
+      </w:r>
+      <w:proofErr w:type="spellStart"/>
+      <w:r>
+        <w:rPr>
+          <w:rStyle w:val="CodeChar"/>
+        </w:rPr>
+        <w:t>my_var</w:t>
+      </w:r>
+      <w:proofErr w:type="spellEnd"/>
+      <w:r>
+        <w:rPr>
+          <w:rFonts w:asciiTheme="majorBidi" w:hAnsiTheme="majorBidi" w:cstheme="majorBidi"/>
+          <w:lang w:val="en-US"/>
+        </w:rPr>
+        <w:t xml:space="preserve">, and </w:t>
+      </w:r>
+      <w:r>
+        <w:rPr>
+          <w:rStyle w:val="CodeChar"/>
+        </w:rPr>
+        <w:t>Model1</w:t>
+      </w:r>
+      <w:r>
+        <w:rPr>
+          <w:rFonts w:asciiTheme="majorBidi" w:hAnsiTheme="majorBidi" w:cstheme="majorBidi"/>
+          <w:lang w:val="en-US"/>
+        </w:rPr>
+        <w:t xml:space="preserve"> are valid identifiers.</w:t>
+      </w:r>
+    </w:p>
+    <w:p>
+      <w:pPr>
+        <w:pStyle w:val="ListParagraph"/>
+        <w:numPr>
+          <w:ilvl w:val="0"/>
+          <w:numId w:val="3"/>
+        </w:numPr>
+        <w:jc w:val="both"/>
+        <w:rPr>
+          <w:rFonts w:asciiTheme="majorBidi" w:hAnsiTheme="majorBidi" w:cstheme="majorBidi"/>
+          <w:lang w:val="en-US"/>
+        </w:rPr>
+      </w:pPr>
+      <w:r>
+        <w:rPr>
+          <w:rFonts w:asciiTheme="majorBidi" w:hAnsiTheme="majorBidi" w:cstheme="majorBidi"/>
+          <w:lang w:val="en-US"/>
+        </w:rPr>
+        <w:t xml:space="preserve">Keywords – reserved words that cannot be used as identifiers. The full list of keywords is: </w:t>
+      </w:r>
+      <w:r>
+        <w:rPr>
+          <w:rStyle w:val="CodeChar"/>
+        </w:rPr>
+        <w:t>if</w:t>
+      </w:r>
+      <w:r>
+        <w:rPr>
+          <w:rFonts w:asciiTheme="majorBidi" w:hAnsiTheme="majorBidi" w:cstheme="majorBidi"/>
+          <w:lang w:val="en-US"/>
+        </w:rPr>
+        <w:t xml:space="preserve">, </w:t>
+      </w:r>
+      <w:r>
+        <w:rPr>
+          <w:rStyle w:val="CodeChar"/>
+        </w:rPr>
+        <w:t>el</w:t>
+      </w:r>
+      <w:r>
+        <w:rPr>
+          <w:rStyle w:val="CodeChar"/>
+        </w:rPr>
+        <w:t>se</w:t>
+      </w:r>
+      <w:r>
+        <w:rPr>
+          <w:rFonts w:asciiTheme="majorBidi" w:hAnsiTheme="majorBidi" w:cstheme="majorBidi"/>
+          <w:lang w:val="en-US"/>
+        </w:rPr>
+        <w:t xml:space="preserve">, </w:t>
+      </w:r>
+      <w:r>
+        <w:rPr>
+          <w:rStyle w:val="CodeChar"/>
+        </w:rPr>
+        <w:t>el</w:t>
+      </w:r>
+      <w:r>
+        <w:rPr>
+          <w:rStyle w:val="CodeChar"/>
+        </w:rPr>
+        <w:t>if</w:t>
+      </w:r>
+      <w:r>
+        <w:rPr>
+          <w:rFonts w:asciiTheme="majorBidi" w:hAnsiTheme="majorBidi" w:cstheme="majorBidi"/>
+          <w:lang w:val="en-US"/>
+        </w:rPr>
+        <w:t xml:space="preserve">, </w:t>
+      </w:r>
+      <w:r>
+        <w:rPr>
+          <w:rStyle w:val="CodeChar"/>
+        </w:rPr>
+        <w:t>while</w:t>
+      </w:r>
+      <w:r>
+        <w:rPr>
+          <w:rFonts w:asciiTheme="majorBidi" w:hAnsiTheme="majorBidi" w:cstheme="majorBidi"/>
+          <w:lang w:val="en-US"/>
+        </w:rPr>
+        <w:t xml:space="preserve">, </w:t>
+      </w:r>
+      <w:r>
+        <w:rPr>
+          <w:rStyle w:val="CodeChar"/>
+        </w:rPr>
+        <w:t>for</w:t>
+      </w:r>
+      <w:r>
+        <w:rPr>
+          <w:rFonts w:asciiTheme="majorBidi" w:hAnsiTheme="majorBidi" w:cstheme="majorBidi"/>
+          <w:lang w:val="en-US"/>
+        </w:rPr>
+        <w:t xml:space="preserve">, </w:t>
+      </w:r>
+      <w:r>
+        <w:rPr>
+          <w:rStyle w:val="CodeChar"/>
+        </w:rPr>
+        <w:t>in</w:t>
+      </w:r>
+      <w:r>
+        <w:rPr>
+          <w:rFonts w:asciiTheme="majorBidi" w:hAnsiTheme="majorBidi" w:cstheme="majorBidi"/>
+          <w:lang w:val="en-US"/>
+        </w:rPr>
+        <w:t xml:space="preserve">, </w:t>
+      </w:r>
+      <w:r>
+        <w:rPr>
+          <w:rStyle w:val="CodeChar"/>
+        </w:rPr>
+        <w:t>def</w:t>
+      </w:r>
+      <w:r>
+        <w:rPr>
+          <w:rFonts w:asciiTheme="majorBidi" w:hAnsiTheme="majorBidi" w:cstheme="majorBidi"/>
+          <w:lang w:val="en-US"/>
+        </w:rPr>
+        <w:t xml:space="preserve">, </w:t>
+      </w:r>
+      <w:r>
+        <w:rPr>
+          <w:rStyle w:val="CodeChar"/>
+        </w:rPr>
+        <w:t>return</w:t>
+      </w:r>
+      <w:r>
+        <w:rPr>
+          <w:rFonts w:asciiTheme="majorBidi" w:hAnsiTheme="majorBidi" w:cstheme="majorBidi"/>
+          <w:lang w:val="en-US"/>
+        </w:rPr>
+        <w:t xml:space="preserve">, </w:t>
+      </w:r>
+      <w:r>
+        <w:rPr>
+          <w:rStyle w:val="CodeChar"/>
+        </w:rPr>
+        <w:t>class</w:t>
+      </w:r>
+      <w:r>
+        <w:rPr>
+          <w:rFonts w:asciiTheme="majorBidi" w:hAnsiTheme="majorBidi" w:cstheme="majorBidi"/>
+          <w:lang w:val="en-US"/>
+        </w:rPr>
+        <w:t xml:space="preserve">, </w:t>
+      </w:r>
+      <w:r>
+        <w:rPr>
+          <w:rStyle w:val="CodeChar"/>
+        </w:rPr>
+        <w:t>import</w:t>
+      </w:r>
+      <w:r>
+        <w:rPr>
+          <w:rFonts w:asciiTheme="majorBidi" w:hAnsiTheme="majorBidi" w:cstheme="majorBidi"/>
+          <w:lang w:val="en-US"/>
+        </w:rPr>
+        <w:t xml:space="preserve">, </w:t>
+      </w:r>
+      <w:r>
+        <w:rPr>
+          <w:rStyle w:val="CodeChar"/>
+        </w:rPr>
+        <w:t>from</w:t>
+      </w:r>
+      <w:r>
+        <w:rPr>
+          <w:rFonts w:asciiTheme="majorBidi" w:hAnsiTheme="majorBidi" w:cstheme="majorBidi"/>
+          <w:lang w:val="en-US"/>
+        </w:rPr>
+        <w:t xml:space="preserve">, </w:t>
+      </w:r>
+      <w:r>
+        <w:rPr>
+          <w:rStyle w:val="CodeChar"/>
+        </w:rPr>
+        <w:t>as</w:t>
+      </w:r>
+      <w:r>
+        <w:rPr>
+          <w:rFonts w:asciiTheme="majorBidi" w:hAnsiTheme="majorBidi" w:cstheme="majorBidi"/>
+          <w:lang w:val="en-US"/>
+        </w:rPr>
+        <w:t xml:space="preserve">, </w:t>
+      </w:r>
+      <w:r>
+        <w:rPr>
+          <w:rStyle w:val="CodeChar"/>
+        </w:rPr>
+        <w:t>try</w:t>
+      </w:r>
+      <w:r>
+        <w:rPr>
+          <w:rFonts w:asciiTheme="majorBidi" w:hAnsiTheme="majorBidi" w:cstheme="majorBidi"/>
+          <w:lang w:val="en-US"/>
+        </w:rPr>
+        <w:t xml:space="preserve">, </w:t>
+      </w:r>
+      <w:r>
+        <w:rPr>
+          <w:rStyle w:val="CodeChar"/>
+        </w:rPr>
+        <w:t>except</w:t>
+      </w:r>
+      <w:r>
+        <w:rPr>
+          <w:rFonts w:asciiTheme="majorBidi" w:hAnsiTheme="majorBidi" w:cstheme="majorBidi"/>
+          <w:lang w:val="en-US"/>
+        </w:rPr>
+        <w:t xml:space="preserve">, </w:t>
+      </w:r>
+      <w:r>
+        <w:rPr>
+          <w:rStyle w:val="CodeChar"/>
+        </w:rPr>
+        <w:t>finally</w:t>
+      </w:r>
+      <w:r>
+        <w:rPr>
+          <w:rFonts w:asciiTheme="majorBidi" w:hAnsiTheme="majorBidi" w:cstheme="majorBidi"/>
+          <w:lang w:val="en-US"/>
+        </w:rPr>
+        <w:t xml:space="preserve">, </w:t>
+      </w:r>
+      <w:r>
+        <w:rPr>
+          <w:rStyle w:val="CodeChar"/>
+        </w:rPr>
+        <w:t>raise</w:t>
+      </w:r>
+      <w:r>
+        <w:rPr>
+          <w:rFonts w:asciiTheme="majorBidi" w:hAnsiTheme="majorBidi" w:cstheme="majorBidi"/>
+          <w:lang w:val="en-US"/>
+        </w:rPr>
+        <w:t xml:space="preserve">, </w:t>
+      </w:r>
+      <w:r>
+        <w:rPr>
+          <w:rStyle w:val="CodeChar"/>
+        </w:rPr>
+        <w:t>del</w:t>
+      </w:r>
+      <w:r>
+        <w:rPr>
+          <w:rFonts w:asciiTheme="majorBidi" w:hAnsiTheme="majorBidi" w:cstheme="majorBidi"/>
+          <w:lang w:val="en-US"/>
+        </w:rPr>
+        <w:t xml:space="preserve">, </w:t>
+      </w:r>
+      <w:r>
+        <w:rPr>
+          <w:rStyle w:val="CodeChar"/>
+        </w:rPr>
+        <w:t>match</w:t>
+      </w:r>
+      <w:r>
+        <w:rPr>
+          <w:rFonts w:asciiTheme="majorBidi" w:hAnsiTheme="majorBidi" w:cstheme="majorBidi"/>
+          <w:lang w:val="en-US"/>
+        </w:rPr>
+        <w:t xml:space="preserve">, </w:t>
+      </w:r>
+      <w:r>
+        <w:rPr>
+          <w:rStyle w:val="CodeChar"/>
+        </w:rPr>
+        <w:t>case</w:t>
+      </w:r>
+      <w:r>
+        <w:rPr>
+          <w:rFonts w:asciiTheme="majorBidi" w:hAnsiTheme="majorBidi" w:cstheme="majorBidi"/>
+          <w:lang w:val="en-US"/>
+        </w:rPr>
+        <w:t xml:space="preserve">, </w:t>
+      </w:r>
+      <w:r>
+        <w:rPr>
+          <w:rStyle w:val="CodeChar"/>
+        </w:rPr>
+        <w:t>break</w:t>
+      </w:r>
+      <w:r>
+        <w:rPr>
+          <w:rFonts w:asciiTheme="majorBidi" w:hAnsiTheme="majorBidi" w:cstheme="majorBidi"/>
+          <w:lang w:val="en-US"/>
+        </w:rPr>
+        <w:t xml:space="preserve">, </w:t>
+      </w:r>
+      <w:r>
+        <w:rPr>
+          <w:rStyle w:val="CodeChar"/>
+        </w:rPr>
+        <w:t>continue</w:t>
+      </w:r>
+      <w:r>
+        <w:rPr>
+          <w:rFonts w:asciiTheme="majorBidi" w:hAnsiTheme="majorBidi" w:cstheme="majorBidi"/>
+          <w:lang w:val="en-US"/>
+        </w:rPr>
+        <w:t xml:space="preserve">, </w:t>
+      </w:r>
+      <w:r>
+        <w:rPr>
+          <w:rStyle w:val="CodeChar"/>
+        </w:rPr>
+        <w:t>pass</w:t>
+      </w:r>
+      <w:r>
+        <w:rPr>
+          <w:rFonts w:asciiTheme="majorBidi" w:hAnsiTheme="majorBidi" w:cstheme="majorBidi"/>
+          <w:lang w:val="en-US"/>
+        </w:rPr>
+        <w:t xml:space="preserve">, </w:t>
+      </w:r>
+      <w:r>
+        <w:rPr>
+          <w:rStyle w:val="CodeChar"/>
+        </w:rPr>
+        <w:t>and</w:t>
+      </w:r>
+      <w:r>
+        <w:rPr>
+          <w:rFonts w:asciiTheme="majorBidi" w:hAnsiTheme="majorBidi" w:cstheme="majorBidi"/>
+          <w:lang w:val="en-US"/>
+        </w:rPr>
+        <w:t xml:space="preserve">, </w:t>
+      </w:r>
+      <w:r>
+        <w:rPr>
+          <w:rStyle w:val="CodeChar"/>
+        </w:rPr>
+        <w:t>or</w:t>
+      </w:r>
+      <w:r>
+        <w:rPr>
+          <w:rFonts w:asciiTheme="majorBidi" w:hAnsiTheme="majorBidi" w:cstheme="majorBidi"/>
+          <w:lang w:val="en-US"/>
+        </w:rPr>
+        <w:t xml:space="preserve">, </w:t>
+      </w:r>
+      <w:r>
+        <w:rPr>
+          <w:rStyle w:val="CodeChar"/>
+        </w:rPr>
+        <w:t>not</w:t>
+      </w:r>
+      <w:r>
+        <w:rPr>
+          <w:rFonts w:asciiTheme="majorBidi" w:hAnsiTheme="majorBidi" w:cstheme="majorBidi"/>
+          <w:lang w:val="en-US"/>
+        </w:rPr>
+        <w:t xml:space="preserve">, </w:t>
+      </w:r>
+      <w:r>
+        <w:rPr>
+          <w:rStyle w:val="CodeChar"/>
+        </w:rPr>
+        <w:t>is</w:t>
+      </w:r>
+      <w:r>
+        <w:rPr>
+          <w:rFonts w:asciiTheme="majorBidi" w:hAnsiTheme="majorBidi" w:cstheme="majorBidi"/>
+          <w:lang w:val="en-US"/>
+        </w:rPr>
+        <w:t xml:space="preserve">, </w:t>
+      </w:r>
+      <w:r>
+        <w:rPr>
+          <w:rStyle w:val="CodeChar"/>
+        </w:rPr>
+        <w:t>self</w:t>
+      </w:r>
+      <w:r>
+        <w:rPr>
+          <w:rFonts w:asciiTheme="majorBidi" w:hAnsiTheme="majorBidi" w:cstheme="majorBidi"/>
+          <w:lang w:val="en-US"/>
+        </w:rPr>
+        <w:t xml:space="preserve">, </w:t>
+      </w:r>
+      <w:r>
+        <w:rPr>
+          <w:rStyle w:val="CodeChar"/>
+        </w:rPr>
+        <w:t>static</w:t>
+      </w:r>
+      <w:r>
+        <w:rPr>
+          <w:rFonts w:asciiTheme="majorBidi" w:hAnsiTheme="majorBidi" w:cstheme="majorBidi"/>
+          <w:lang w:val="en-US"/>
+        </w:rPr>
+        <w:t xml:space="preserve">, </w:t>
+      </w:r>
+      <w:r>
+        <w:rPr>
+          <w:rStyle w:val="CodeChar"/>
+        </w:rPr>
+        <w:t>lambda</w:t>
+      </w:r>
+      <w:r>
+        <w:rPr>
+          <w:rFonts w:asciiTheme="majorBidi" w:hAnsiTheme="majorBidi" w:cstheme="majorBidi"/>
+          <w:lang w:val="en-US"/>
+        </w:rPr>
+        <w:t xml:space="preserve">, </w:t>
+      </w:r>
+      <w:r>
+        <w:rPr>
+          <w:rStyle w:val="CodeChar"/>
+        </w:rPr>
+        <w:t>None</w:t>
+      </w:r>
+      <w:r>
+        <w:rPr>
+          <w:rFonts w:asciiTheme="majorBidi" w:hAnsiTheme="majorBidi" w:cstheme="majorBidi"/>
+          <w:lang w:val="en-US"/>
+        </w:rPr>
+        <w:t xml:space="preserve">, </w:t>
+      </w:r>
+      <w:r>
+        <w:rPr>
+          <w:rStyle w:val="CodeChar"/>
+        </w:rPr>
+        <w:t>null</w:t>
+      </w:r>
+      <w:r>
+        <w:rPr>
+          <w:rFonts w:asciiTheme="majorBidi" w:hAnsiTheme="majorBidi" w:cstheme="majorBidi"/>
+          <w:lang w:val="en-US"/>
+        </w:rPr>
+        <w:t xml:space="preserve">, </w:t>
+      </w:r>
+      <w:proofErr w:type="spellStart"/>
+      <w:r>
+        <w:rPr>
+          <w:rStyle w:val="CodeChar"/>
+        </w:rPr>
+        <w:t>NaN</w:t>
+      </w:r>
+      <w:proofErr w:type="spellEnd"/>
+      <w:r>
+        <w:rPr>
+          <w:rFonts w:asciiTheme="majorBidi" w:hAnsiTheme="majorBidi" w:cstheme="majorBidi"/>
+          <w:lang w:val="en-US"/>
+        </w:rPr>
+        <w:t xml:space="preserve">, </w:t>
+      </w:r>
+      <w:r>
+        <w:rPr>
+          <w:rStyle w:val="CodeChar"/>
+        </w:rPr>
+        <w:t>True</w:t>
+      </w:r>
+      <w:r>
+        <w:rPr>
+          <w:rFonts w:asciiTheme="majorBidi" w:hAnsiTheme="majorBidi" w:cstheme="majorBidi"/>
+          <w:lang w:val="en-US"/>
+        </w:rPr>
+        <w:t xml:space="preserve">, </w:t>
+      </w:r>
+      <w:r>
+        <w:rPr>
+          <w:rStyle w:val="CodeChar"/>
+        </w:rPr>
+        <w:t>False</w:t>
+      </w:r>
+      <w:r>
+        <w:rPr>
+          <w:rFonts w:asciiTheme="majorBidi" w:hAnsiTheme="majorBidi" w:cstheme="majorBidi"/>
+          <w:lang w:val="en-US"/>
+        </w:rPr>
+        <w:t xml:space="preserve">, </w:t>
+      </w:r>
+      <w:r>
+        <w:rPr>
+          <w:rStyle w:val="CodeChar"/>
+        </w:rPr>
+        <w:t>dot</w:t>
+      </w:r>
+      <w:r>
+        <w:rPr>
+          <w:rFonts w:asciiTheme="majorBidi" w:hAnsiTheme="majorBidi" w:cstheme="majorBidi"/>
+          <w:lang w:val="en-US"/>
+        </w:rPr>
+        <w:t xml:space="preserve">, </w:t>
+      </w:r>
+      <w:r>
+        <w:rPr>
+          <w:rStyle w:val="CodeChar"/>
+        </w:rPr>
+        <w:t>transpose</w:t>
+      </w:r>
+      <w:r>
+        <w:rPr>
+          <w:rFonts w:asciiTheme="majorBidi" w:hAnsiTheme="majorBidi" w:cstheme="majorBidi"/>
+          <w:lang w:val="en-US"/>
+        </w:rPr>
+        <w:t>.</w:t>
+      </w:r>
+    </w:p>
+    <w:p>
+      <w:pPr>
+        <w:pStyle w:val="ListParagraph"/>
+        <w:numPr>
+          <w:ilvl w:val="0"/>
+          <w:numId w:val="3"/>
+        </w:numPr>
+        <w:jc w:val="both"/>
+        <w:rPr>
+          <w:rFonts w:asciiTheme="majorBidi" w:hAnsiTheme="majorBidi" w:cstheme="majorBidi"/>
+          <w:lang w:val="en-US"/>
+        </w:rPr>
+      </w:pPr>
+      <w:r>
+        <w:rPr>
+          <w:rFonts w:asciiTheme="majorBidi" w:hAnsiTheme="majorBidi" w:cstheme="majorBidi"/>
+          <w:lang w:val="en-US"/>
+        </w:rPr>
+        <w:lastRenderedPageBreak/>
+        <w:t>Operators – single and multi-character sequences that represent operations. Covered in detail in Section 4.</w:t>
+      </w:r>
+    </w:p>
+    <w:p>
+      <w:pPr>
+        <w:pStyle w:val="ListParagraph"/>
+        <w:numPr>
+          <w:ilvl w:val="0"/>
+          <w:numId w:val="3"/>
+        </w:numPr>
+        <w:jc w:val="both"/>
+        <w:rPr>
+          <w:rFonts w:asciiTheme="majorBidi" w:hAnsiTheme="majorBidi" w:cstheme="majorBidi"/>
+          <w:lang w:val="en-US"/>
+        </w:rPr>
+      </w:pPr>
+      <w:r>
+        <w:rPr>
+          <w:rFonts w:asciiTheme="majorBidi" w:hAnsiTheme="majorBidi" w:cstheme="majorBidi"/>
+          <w:lang w:val="en-US"/>
+        </w:rPr>
+        <w:t xml:space="preserve">Punctuation – </w:t>
+      </w:r>
+      <w:r>
+        <w:rPr>
+          <w:rStyle w:val="CodeChar"/>
+        </w:rPr>
+        <w:t>(</w:t>
+      </w:r>
+      <w:proofErr w:type="gramStart"/>
+      <w:r>
+        <w:rPr>
+          <w:rFonts w:asciiTheme="majorBidi" w:hAnsiTheme="majorBidi" w:cstheme="majorBidi"/>
+          <w:lang w:val="en-US"/>
+        </w:rPr>
+        <w:t xml:space="preserve">, </w:t>
+      </w:r>
+      <w:r>
+        <w:rPr>
+          <w:rStyle w:val="CodeChar"/>
+        </w:rPr>
+        <w:t>)</w:t>
+      </w:r>
+      <w:proofErr w:type="gramEnd"/>
+      <w:r>
+        <w:rPr>
+          <w:rFonts w:asciiTheme="majorBidi" w:hAnsiTheme="majorBidi" w:cstheme="majorBidi"/>
+          <w:lang w:val="en-US"/>
+        </w:rPr>
+        <w:t xml:space="preserve">, </w:t>
+      </w:r>
+      <w:r>
+        <w:rPr>
+          <w:rStyle w:val="CodeChar"/>
+        </w:rPr>
+        <w:t>[</w:t>
+      </w:r>
+      <w:proofErr w:type="gramStart"/>
+      <w:r>
+        <w:rPr>
+          <w:rFonts w:asciiTheme="majorBidi" w:hAnsiTheme="majorBidi" w:cstheme="majorBidi"/>
+          <w:lang w:val="en-US"/>
+        </w:rPr>
+        <w:t xml:space="preserve">, </w:t>
+      </w:r>
+      <w:r>
+        <w:rPr>
+          <w:rStyle w:val="CodeChar"/>
+        </w:rPr>
+        <w:t>]</w:t>
+      </w:r>
+      <w:proofErr w:type="gramEnd"/>
+      <w:r>
+        <w:rPr>
+          <w:rFonts w:asciiTheme="majorBidi" w:hAnsiTheme="majorBidi" w:cstheme="majorBidi"/>
+          <w:lang w:val="en-US"/>
+        </w:rPr>
+        <w:t xml:space="preserve">, </w:t>
+      </w:r>
+      <w:r>
+        <w:rPr>
+          <w:rStyle w:val="CodeChar"/>
+        </w:rPr>
+        <w:t>{</w:t>
+      </w:r>
+      <w:proofErr w:type="gramStart"/>
+      <w:r>
+        <w:rPr>
+          <w:rFonts w:asciiTheme="majorBidi" w:hAnsiTheme="majorBidi" w:cstheme="majorBidi"/>
+          <w:lang w:val="en-US"/>
+        </w:rPr>
+        <w:t xml:space="preserve">, </w:t>
+      </w:r>
+      <w:r>
+        <w:rPr>
+          <w:rStyle w:val="CodeChar"/>
+        </w:rPr>
+        <w:t>}</w:t>
+      </w:r>
+      <w:proofErr w:type="gramEnd"/>
+      <w:r>
+        <w:rPr>
+          <w:rFonts w:asciiTheme="majorBidi" w:hAnsiTheme="majorBidi" w:cstheme="majorBidi"/>
+          <w:lang w:val="en-US"/>
+        </w:rPr>
+        <w:t xml:space="preserve">, </w:t>
+      </w:r>
+      <w:r>
+        <w:rPr>
+          <w:rStyle w:val="CodeChar"/>
+        </w:rPr>
+        <w:t>,</w:t>
+      </w:r>
+      <w:proofErr w:type="gramStart"/>
+      <w:r>
+        <w:rPr>
+          <w:rFonts w:asciiTheme="majorBidi" w:hAnsiTheme="majorBidi" w:cstheme="majorBidi"/>
+          <w:lang w:val="en-US"/>
+        </w:rPr>
+        <w:t xml:space="preserve">, </w:t>
+      </w:r>
+      <w:r>
+        <w:rPr>
+          <w:rStyle w:val="CodeChar"/>
+        </w:rPr>
+        <w:t>:</w:t>
+      </w:r>
+      <w:proofErr w:type="gramEnd"/>
+      <w:r>
+        <w:rPr>
+          <w:rFonts w:asciiTheme="majorBidi" w:hAnsiTheme="majorBidi" w:cstheme="majorBidi"/>
+          <w:lang w:val="en-US"/>
+        </w:rPr>
+        <w:t xml:space="preserve">, </w:t>
+      </w:r>
+      <w:r>
+        <w:rPr>
+          <w:rStyle w:val="CodeChar"/>
+        </w:rPr>
+        <w:t>;</w:t>
+      </w:r>
+      <w:r>
+        <w:rPr>
+          <w:rFonts w:asciiTheme="majorBidi" w:hAnsiTheme="majorBidi" w:cstheme="majorBidi"/>
+          <w:lang w:val="en-US"/>
+        </w:rPr>
+        <w:t xml:space="preserve">, </w:t>
+      </w:r>
+      <w:r>
+        <w:rPr>
+          <w:rStyle w:val="CodeChar"/>
+        </w:rPr>
+        <w:t>@</w:t>
+      </w:r>
+      <w:r>
+        <w:rPr>
+          <w:rFonts w:asciiTheme="majorBidi" w:hAnsiTheme="majorBidi" w:cstheme="majorBidi"/>
+          <w:lang w:val="en-US"/>
+        </w:rPr>
+        <w:t xml:space="preserve">, </w:t>
+      </w:r>
+      <w:r>
+        <w:rPr>
+          <w:rStyle w:val="CodeChar"/>
+        </w:rPr>
+        <w:t>|&gt;</w:t>
+      </w:r>
+      <w:r>
+        <w:rPr>
+          <w:rFonts w:asciiTheme="majorBidi" w:hAnsiTheme="majorBidi" w:cstheme="majorBidi"/>
+          <w:lang w:val="en-US"/>
+        </w:rPr>
+        <w:t>.</w:t>
+      </w:r>
+    </w:p>
+    <w:p>
+      <w:pPr>
+        <w:pStyle w:val="ListParagraph"/>
+        <w:numPr>
+          <w:ilvl w:val="0"/>
+          <w:numId w:val="3"/>
+        </w:numPr>
+        <w:jc w:val="both"/>
+        <w:rPr>
+          <w:rFonts w:asciiTheme="majorBidi" w:hAnsiTheme="majorBidi" w:cstheme="majorBidi"/>
+          <w:lang w:val="en-US"/>
+        </w:rPr>
+      </w:pPr>
+      <w:r>
+        <w:rPr>
+          <w:rFonts w:asciiTheme="majorBidi" w:hAnsiTheme="majorBidi" w:cstheme="majorBidi"/>
+          <w:lang w:val="en-US"/>
+        </w:rPr>
+        <w:t>Literals – numeric literals, string literals, boolean literals, null literal, and the tensor literal. Covered in the following sections.</w:t>
       </w:r>
     </w:p>
     <w:p>
@@ -2784,13 +5472,15 @@
           <w:lang w:val="en-US"/>
         </w:rPr>
       </w:pPr>
-      <w:r>
-        <w:rPr>
-          <w:rFonts w:asciiTheme="majorBidi" w:hAnsiTheme="majorBidi" w:cstheme="majorBidi"/>
-          <w:lang w:val="en-US"/>
-        </w:rPr>
-        <w:t>String Literals</w:t>
-      </w:r>
+      <w:bookmarkStart w:id="10" w:name="_Toc230634108"/>
+      <w:r>
+        <w:rPr>
+          <w:rFonts w:asciiTheme="majorBidi" w:hAnsiTheme="majorBidi" w:cstheme="majorBidi"/>
+          <w:lang w:val="en-US"/>
+        </w:rPr>
+        <w:t>Numeric Literals</w:t>
+      </w:r>
+      <w:bookmarkEnd w:id="10"/>
     </w:p>
     <w:p>
       <w:pPr>
@@ -2807,72 +5497,7 @@
           <w:rFonts w:asciiTheme="majorBidi" w:hAnsiTheme="majorBidi" w:cstheme="majorBidi"/>
           <w:lang w:val="en-US"/>
         </w:rPr>
-        <w:t xml:space="preserve">Strings literals are enclosed in either single quotes or double quotes. Both forms are equivalent. Escape sequences inside string literals follow standard conventions - </w:t>
-      </w:r>
-      <w:r>
-        <w:rPr>
-          <w:rStyle w:val="CodeChar"/>
-        </w:rPr>
-        <w:t>\n</w:t>
-      </w:r>
-      <w:r>
-        <w:rPr>
-          <w:rFonts w:asciiTheme="majorBidi" w:hAnsiTheme="majorBidi" w:cstheme="majorBidi"/>
-          <w:lang w:val="en-US"/>
-        </w:rPr>
-        <w:t xml:space="preserve"> for newline, </w:t>
-      </w:r>
-      <w:r>
-        <w:rPr>
-          <w:rStyle w:val="CodeChar"/>
-        </w:rPr>
-        <w:t>\t</w:t>
-      </w:r>
-      <w:r>
-        <w:rPr>
-          <w:rFonts w:asciiTheme="majorBidi" w:hAnsiTheme="majorBidi" w:cstheme="majorBidi"/>
-          <w:lang w:val="en-US"/>
-        </w:rPr>
-        <w:t xml:space="preserve"> for tab, </w:t>
-      </w:r>
-      <w:r>
-        <w:rPr>
-          <w:rStyle w:val="CodeChar"/>
-        </w:rPr>
-        <w:t>\\</w:t>
-      </w:r>
-      <w:r>
-        <w:rPr>
-          <w:rFonts w:asciiTheme="majorBidi" w:hAnsiTheme="majorBidi" w:cstheme="majorBidi"/>
-          <w:lang w:val="en-US"/>
-        </w:rPr>
-        <w:t xml:space="preserve"> for literal backslash, </w:t>
-      </w:r>
-      <w:r>
-        <w:rPr>
-          <w:rStyle w:val="CodeChar"/>
-        </w:rPr>
-        <w:t>\"</w:t>
-      </w:r>
-      <w:r>
-        <w:rPr>
-          <w:rFonts w:asciiTheme="majorBidi" w:hAnsiTheme="majorBidi" w:cstheme="majorBidi"/>
-          <w:lang w:val="en-US"/>
-        </w:rPr>
-        <w:t xml:space="preserve"> or </w:t>
-      </w:r>
-      <w:r>
-        <w:rPr>
-          <w:rStyle w:val="CodeChar"/>
-        </w:rPr>
-        <w:t>\'</w:t>
-      </w:r>
-      <w:r>
-        <w:rPr>
-          <w:rFonts w:asciiTheme="majorBidi" w:hAnsiTheme="majorBidi" w:cstheme="majorBidi"/>
-          <w:lang w:val="en-US"/>
-        </w:rPr>
-        <w:t xml:space="preserve"> for quote characters.</w:t>
+        <w:t>Pulse has a single numeric type that covers both integers and floating-point values. Numeric literals are written as standard decimal integers or floating-point numbers with an optional fractional part and optional exponent.</w:t>
       </w:r>
     </w:p>
     <w:p>
@@ -2880,7 +5505,7 @@
         <w:pStyle w:val="Code"/>
       </w:pPr>
       <w:r>
-        <w:t>"hello"</w:t>
+        <w:t>42          # integer</w:t>
       </w:r>
     </w:p>
     <w:p>
@@ -2888,7 +5513,7 @@
         <w:pStyle w:val="Code"/>
       </w:pPr>
       <w:r>
-        <w:t>'world'</w:t>
+        <w:t>3.14        # float</w:t>
       </w:r>
     </w:p>
     <w:p>
@@ -2896,23 +5521,7 @@
         <w:pStyle w:val="Code"/>
       </w:pPr>
       <w:r>
-        <w:t>"</w:t>
-      </w:r>
-      <w:proofErr w:type="gramStart"/>
-      <w:r>
-        <w:t>line</w:t>
-      </w:r>
-      <w:proofErr w:type="gramEnd"/>
-      <w:r>
-        <w:t xml:space="preserve"> one\</w:t>
-      </w:r>
-      <w:proofErr w:type="spellStart"/>
-      <w:r>
-        <w:t>nline</w:t>
-      </w:r>
-      <w:proofErr w:type="spellEnd"/>
-      <w:r>
-        <w:t xml:space="preserve"> two"</w:t>
+        <w:t>0.001       # small float</w:t>
       </w:r>
     </w:p>
     <w:p>
@@ -2930,46 +5539,7 @@
           <w:rFonts w:asciiTheme="majorBidi" w:hAnsiTheme="majorBidi" w:cstheme="majorBidi"/>
           <w:lang w:val="en-US"/>
         </w:rPr>
-        <w:t>Triple-quotes strings are also supported using either """ or '''</w:t>
-      </w:r>
-      <w:r>
-        <w:rPr>
-          <w:rFonts w:asciiTheme="majorBidi" w:hAnsiTheme="majorBidi" w:cstheme="majorBidi"/>
-          <w:lang w:val="en-US"/>
-        </w:rPr>
-        <w:t>. Triple-quoted strings may span multiple lines are preserver all whitespace and newlines between the delimiters. They are commonly used for multi-line text or documentation strings.</w:t>
-      </w:r>
-    </w:p>
-    <w:p>
-      <w:pPr>
-        <w:pStyle w:val="Code"/>
-      </w:pPr>
-      <w:r>
-        <w:t>"""</w:t>
-      </w:r>
-    </w:p>
-    <w:p>
-      <w:pPr>
-        <w:pStyle w:val="Code"/>
-      </w:pPr>
-      <w:r>
-        <w:t xml:space="preserve">This is a </w:t>
-      </w:r>
-    </w:p>
-    <w:p>
-      <w:pPr>
-        <w:pStyle w:val="Code"/>
-      </w:pPr>
-      <w:r>
-        <w:t>multi-line string</w:t>
-      </w:r>
-    </w:p>
-    <w:p>
-      <w:pPr>
-        <w:pStyle w:val="Code"/>
-      </w:pPr>
-      <w:r>
-        <w:t>"""</w:t>
+        <w:t>Underscores in numeric literals are not supported in Pulse v1.0.</w:t>
       </w:r>
     </w:p>
     <w:p>
@@ -2990,19 +5560,214 @@
           <w:ilvl w:val="1"/>
           <w:numId w:val="2"/>
         </w:numPr>
-        <w:jc w:val="both"/>
-        <w:rPr>
-          <w:rFonts w:asciiTheme="majorBidi" w:hAnsiTheme="majorBidi" w:cstheme="majorBidi"/>
-          <w:lang w:val="en-US"/>
-        </w:rPr>
-      </w:pPr>
-      <w:r>
-        <w:rPr>
-          <w:rFonts w:asciiTheme="majorBidi" w:hAnsiTheme="majorBidi" w:cstheme="majorBidi"/>
-          <w:lang w:val="en-US"/>
-        </w:rPr>
-        <w:t>F-Strings</w:t>
-      </w:r>
+        <w:ind w:left="845"/>
+        <w:jc w:val="both"/>
+        <w:outlineLvl w:val="1"/>
+        <w:rPr>
+          <w:rFonts w:asciiTheme="majorBidi" w:hAnsiTheme="majorBidi" w:cstheme="majorBidi"/>
+          <w:lang w:val="en-US"/>
+        </w:rPr>
+      </w:pPr>
+      <w:bookmarkStart w:id="11" w:name="_Toc230634109"/>
+      <w:r>
+        <w:rPr>
+          <w:rFonts w:asciiTheme="majorBidi" w:hAnsiTheme="majorBidi" w:cstheme="majorBidi"/>
+          <w:lang w:val="en-US"/>
+        </w:rPr>
+        <w:t>String Literals</w:t>
+      </w:r>
+      <w:bookmarkEnd w:id="11"/>
+    </w:p>
+    <w:p>
+      <w:pPr>
+        <w:pStyle w:val="ListParagraph"/>
+        <w:ind w:left="846"/>
+        <w:jc w:val="both"/>
+        <w:rPr>
+          <w:rFonts w:asciiTheme="majorBidi" w:hAnsiTheme="majorBidi" w:cstheme="majorBidi"/>
+          <w:lang w:val="en-US"/>
+        </w:rPr>
+      </w:pPr>
+      <w:r>
+        <w:rPr>
+          <w:rFonts w:asciiTheme="majorBidi" w:hAnsiTheme="majorBidi" w:cstheme="majorBidi"/>
+          <w:lang w:val="en-US"/>
+        </w:rPr>
+        <w:t xml:space="preserve">Strings literals are enclosed in either single quotes or double quotes. Both forms are equivalent. Escape sequences inside string literals follow standard conventions - </w:t>
+      </w:r>
+      <w:r>
+        <w:rPr>
+          <w:rStyle w:val="CodeChar"/>
+        </w:rPr>
+        <w:t>\n</w:t>
+      </w:r>
+      <w:r>
+        <w:rPr>
+          <w:rFonts w:asciiTheme="majorBidi" w:hAnsiTheme="majorBidi" w:cstheme="majorBidi"/>
+          <w:lang w:val="en-US"/>
+        </w:rPr>
+        <w:t xml:space="preserve"> for newline, </w:t>
+      </w:r>
+      <w:r>
+        <w:rPr>
+          <w:rStyle w:val="CodeChar"/>
+        </w:rPr>
+        <w:t>\t</w:t>
+      </w:r>
+      <w:r>
+        <w:rPr>
+          <w:rFonts w:asciiTheme="majorBidi" w:hAnsiTheme="majorBidi" w:cstheme="majorBidi"/>
+          <w:lang w:val="en-US"/>
+        </w:rPr>
+        <w:t xml:space="preserve"> for tab, </w:t>
+      </w:r>
+      <w:r>
+        <w:rPr>
+          <w:rStyle w:val="CodeChar"/>
+        </w:rPr>
+        <w:t>\\</w:t>
+      </w:r>
+      <w:r>
+        <w:rPr>
+          <w:rFonts w:asciiTheme="majorBidi" w:hAnsiTheme="majorBidi" w:cstheme="majorBidi"/>
+          <w:lang w:val="en-US"/>
+        </w:rPr>
+        <w:t xml:space="preserve"> for literal backslash, </w:t>
+      </w:r>
+      <w:r>
+        <w:rPr>
+          <w:rStyle w:val="CodeChar"/>
+        </w:rPr>
+        <w:t>\"</w:t>
+      </w:r>
+      <w:r>
+        <w:rPr>
+          <w:rFonts w:asciiTheme="majorBidi" w:hAnsiTheme="majorBidi" w:cstheme="majorBidi"/>
+          <w:lang w:val="en-US"/>
+        </w:rPr>
+        <w:t xml:space="preserve"> or </w:t>
+      </w:r>
+      <w:r>
+        <w:rPr>
+          <w:rStyle w:val="CodeChar"/>
+        </w:rPr>
+        <w:t>\'</w:t>
+      </w:r>
+      <w:r>
+        <w:rPr>
+          <w:rFonts w:asciiTheme="majorBidi" w:hAnsiTheme="majorBidi" w:cstheme="majorBidi"/>
+          <w:lang w:val="en-US"/>
+        </w:rPr>
+        <w:t xml:space="preserve"> for quote characters.</w:t>
+      </w:r>
+    </w:p>
+    <w:p>
+      <w:pPr>
+        <w:pStyle w:val="Code"/>
+      </w:pPr>
+      <w:r>
+        <w:t>"hello"</w:t>
+      </w:r>
+    </w:p>
+    <w:p>
+      <w:pPr>
+        <w:pStyle w:val="Code"/>
+      </w:pPr>
+      <w:r>
+        <w:t>'world'</w:t>
+      </w:r>
+    </w:p>
+    <w:p>
+      <w:pPr>
+        <w:pStyle w:val="Code"/>
+      </w:pPr>
+      <w:r>
+        <w:t>"</w:t>
+      </w:r>
+      <w:proofErr w:type="gramStart"/>
+      <w:r>
+        <w:t>line</w:t>
+      </w:r>
+      <w:proofErr w:type="gramEnd"/>
+      <w:r>
+        <w:t xml:space="preserve"> one\</w:t>
+      </w:r>
+      <w:proofErr w:type="spellStart"/>
+      <w:r>
+        <w:t>nline</w:t>
+      </w:r>
+      <w:proofErr w:type="spellEnd"/>
+      <w:r>
+        <w:t xml:space="preserve"> two"</w:t>
+      </w:r>
+    </w:p>
+    <w:p>
+      <w:pPr>
+        <w:pStyle w:val="ListParagraph"/>
+        <w:ind w:left="846"/>
+        <w:jc w:val="both"/>
+        <w:rPr>
+          <w:rFonts w:asciiTheme="majorBidi" w:hAnsiTheme="majorBidi" w:cstheme="majorBidi"/>
+          <w:lang w:val="en-US"/>
+        </w:rPr>
+      </w:pPr>
+      <w:r>
+        <w:rPr>
+          <w:rFonts w:asciiTheme="majorBidi" w:hAnsiTheme="majorBidi" w:cstheme="majorBidi"/>
+          <w:lang w:val="en-US"/>
+        </w:rPr>
+        <w:t>Triple-quotes strings are also supported using either """ or '''</w:t>
+      </w:r>
+      <w:r>
+        <w:rPr>
+          <w:rFonts w:asciiTheme="majorBidi" w:hAnsiTheme="majorBidi" w:cstheme="majorBidi"/>
+          <w:lang w:val="en-US"/>
+        </w:rPr>
+        <w:t>. Triple-quoted strings may span multiple lines are preserver all whitespace and newlines between the delimiters. They are commonly used for multi-line text or documentation strings.</w:t>
+      </w:r>
+    </w:p>
+    <w:p>
+      <w:pPr>
+        <w:pStyle w:val="Code"/>
+      </w:pPr>
+      <w:r>
+        <w:t>"""</w:t>
+      </w:r>
+    </w:p>
+    <w:p>
+      <w:pPr>
+        <w:pStyle w:val="Code"/>
+      </w:pPr>
+      <w:r>
+        <w:t xml:space="preserve">This is a </w:t>
+      </w:r>
+    </w:p>
+    <w:p>
+      <w:pPr>
+        <w:pStyle w:val="Code"/>
+      </w:pPr>
+      <w:r>
+        <w:t>multi-line string</w:t>
+      </w:r>
+    </w:p>
+    <w:p>
+      <w:pPr>
+        <w:pStyle w:val="Code"/>
+      </w:pPr>
+      <w:r>
+        <w:t>"""</w:t>
+      </w:r>
+    </w:p>
+    <w:p>
+      <w:pPr>
+        <w:pStyle w:val="ListParagraph"/>
+        <w:ind w:left="846"/>
+        <w:jc w:val="both"/>
+        <w:rPr>
+          <w:rFonts w:asciiTheme="majorBidi" w:hAnsiTheme="majorBidi" w:cstheme="majorBidi"/>
+          <w:lang w:val="en-US"/>
+        </w:rPr>
+      </w:pPr>
     </w:p>
     <w:p>
       <w:pPr>
@@ -3011,19 +5776,128 @@
           <w:ilvl w:val="1"/>
           <w:numId w:val="2"/>
         </w:numPr>
-        <w:jc w:val="both"/>
-        <w:rPr>
-          <w:rFonts w:asciiTheme="majorBidi" w:hAnsiTheme="majorBidi" w:cstheme="majorBidi"/>
-          <w:lang w:val="en-US"/>
-        </w:rPr>
-      </w:pPr>
-      <w:r>
-        <w:rPr>
-          <w:rFonts w:asciiTheme="majorBidi" w:hAnsiTheme="majorBidi" w:cstheme="majorBidi"/>
-          <w:lang w:val="en-US"/>
-        </w:rPr>
-        <w:t>Tensor Literals</w:t>
-      </w:r>
+        <w:ind w:left="845"/>
+        <w:jc w:val="both"/>
+        <w:outlineLvl w:val="1"/>
+        <w:rPr>
+          <w:rFonts w:asciiTheme="majorBidi" w:hAnsiTheme="majorBidi" w:cstheme="majorBidi"/>
+          <w:lang w:val="en-US"/>
+        </w:rPr>
+      </w:pPr>
+      <w:bookmarkStart w:id="12" w:name="_Toc230634110"/>
+      <w:r>
+        <w:rPr>
+          <w:rFonts w:asciiTheme="majorBidi" w:hAnsiTheme="majorBidi" w:cstheme="majorBidi"/>
+          <w:lang w:val="en-US"/>
+        </w:rPr>
+        <w:t>F-Strings</w:t>
+      </w:r>
+      <w:bookmarkEnd w:id="12"/>
+    </w:p>
+    <w:p>
+      <w:pPr>
+        <w:pStyle w:val="ListParagraph"/>
+        <w:ind w:left="846"/>
+        <w:jc w:val="both"/>
+        <w:rPr>
+          <w:rFonts w:asciiTheme="majorBidi" w:hAnsiTheme="majorBidi" w:cstheme="majorBidi"/>
+          <w:lang w:val="en-US"/>
+        </w:rPr>
+      </w:pPr>
+      <w:r>
+        <w:rPr>
+          <w:rFonts w:asciiTheme="majorBidi" w:hAnsiTheme="majorBidi" w:cstheme="majorBidi"/>
+          <w:lang w:val="en-US"/>
+        </w:rPr>
+        <w:t xml:space="preserve">Pulse support f-strings for string interpolation. An f-string is prefixed with the letter </w:t>
+      </w:r>
+      <w:r>
+        <w:rPr>
+          <w:rStyle w:val="CodeChar"/>
+        </w:rPr>
+        <w:t>f</w:t>
+      </w:r>
+      <w:r>
+        <w:rPr>
+          <w:rFonts w:asciiTheme="majorBidi" w:hAnsiTheme="majorBidi" w:cstheme="majorBidi"/>
+          <w:lang w:val="en-US"/>
+        </w:rPr>
+        <w:t xml:space="preserve"> immediately before the opening quote. Inside an f-string, expressions enclosed in curly braces </w:t>
+      </w:r>
+      <w:r>
+        <w:rPr>
+          <w:rStyle w:val="CodeChar"/>
+        </w:rPr>
+        <w:t>{}</w:t>
+      </w:r>
+      <w:r>
+        <w:rPr>
+          <w:rFonts w:asciiTheme="majorBidi" w:hAnsiTheme="majorBidi" w:cstheme="majorBidi"/>
+          <w:lang w:val="en-US"/>
+        </w:rPr>
+        <w:t xml:space="preserve"> are evaluated at runtime and their string representations are interpolated into the result.</w:t>
+      </w:r>
+    </w:p>
+    <w:p>
+      <w:pPr>
+        <w:pStyle w:val="Code"/>
+      </w:pPr>
+      <w:r>
+        <w:t>name = "Pulse"</w:t>
+      </w:r>
+    </w:p>
+    <w:p>
+      <w:pPr>
+        <w:pStyle w:val="Code"/>
+      </w:pPr>
+      <w:r>
+        <w:t>version = 1.0</w:t>
+      </w:r>
+    </w:p>
+    <w:p>
+      <w:pPr>
+        <w:pStyle w:val="Code"/>
+      </w:pPr>
+      <w:r>
+        <w:t xml:space="preserve">msg = </w:t>
+      </w:r>
+      <w:proofErr w:type="spellStart"/>
+      <w:r>
+        <w:t>f"Welcome</w:t>
+      </w:r>
+      <w:proofErr w:type="spellEnd"/>
+      <w:r>
+        <w:t xml:space="preserve"> to {name} v{version}"</w:t>
+      </w:r>
+    </w:p>
+    <w:p>
+      <w:pPr>
+        <w:pStyle w:val="ListParagraph"/>
+        <w:ind w:left="846"/>
+        <w:jc w:val="both"/>
+        <w:rPr>
+          <w:rFonts w:asciiTheme="majorBidi" w:hAnsiTheme="majorBidi" w:cstheme="majorBidi"/>
+          <w:lang w:val="en-US"/>
+        </w:rPr>
+      </w:pPr>
+      <w:r>
+        <w:rPr>
+          <w:rFonts w:asciiTheme="majorBidi" w:hAnsiTheme="majorBidi" w:cstheme="majorBidi"/>
+          <w:lang w:val="en-US"/>
+        </w:rPr>
+        <w:t>F-strings support arbitrary expressions inside the braces, including function calls, arithmetic, and member access.</w:t>
+      </w:r>
+    </w:p>
+    <w:p>
+      <w:pPr>
+        <w:pStyle w:val="ListParagraph"/>
+        <w:ind w:left="846"/>
+        <w:jc w:val="both"/>
+        <w:rPr>
+          <w:rFonts w:asciiTheme="majorBidi" w:hAnsiTheme="majorBidi" w:cstheme="majorBidi"/>
+          <w:lang w:val="en-US"/>
+        </w:rPr>
+      </w:pPr>
     </w:p>
     <w:p>
       <w:pPr>
@@ -3032,18 +5906,208 @@
           <w:ilvl w:val="1"/>
           <w:numId w:val="2"/>
         </w:numPr>
-        <w:jc w:val="both"/>
-        <w:rPr>
-          <w:rFonts w:asciiTheme="majorBidi" w:hAnsiTheme="majorBidi" w:cstheme="majorBidi"/>
-          <w:lang w:val="en-US"/>
-        </w:rPr>
-      </w:pPr>
+        <w:ind w:left="845"/>
+        <w:jc w:val="both"/>
+        <w:outlineLvl w:val="1"/>
+        <w:rPr>
+          <w:rFonts w:asciiTheme="majorBidi" w:hAnsiTheme="majorBidi" w:cstheme="majorBidi"/>
+          <w:lang w:val="en-US"/>
+        </w:rPr>
+      </w:pPr>
+      <w:bookmarkStart w:id="13" w:name="_Toc230634111"/>
+      <w:r>
+        <w:rPr>
+          <w:rFonts w:asciiTheme="majorBidi" w:hAnsiTheme="majorBidi" w:cstheme="majorBidi"/>
+          <w:lang w:val="en-US"/>
+        </w:rPr>
+        <w:lastRenderedPageBreak/>
+        <w:t>Tensor Literals</w:t>
+      </w:r>
+      <w:bookmarkEnd w:id="13"/>
+    </w:p>
+    <w:p>
+      <w:pPr>
+        <w:pStyle w:val="ListParagraph"/>
+        <w:ind w:left="846"/>
+        <w:jc w:val="both"/>
+        <w:rPr>
+          <w:rFonts w:asciiTheme="majorBidi" w:hAnsiTheme="majorBidi" w:cstheme="majorBidi"/>
+          <w:lang w:val="en-US"/>
+        </w:rPr>
+      </w:pPr>
+      <w:r>
+        <w:rPr>
+          <w:rFonts w:asciiTheme="majorBidi" w:hAnsiTheme="majorBidi" w:cstheme="majorBidi"/>
+          <w:lang w:val="en-US"/>
+        </w:rPr>
+        <w:t xml:space="preserve">Tensors are a first-class type in Pulse and have dedicated literal syntax. A tensor literal is prefixed with the </w:t>
+      </w:r>
+      <w:r>
+        <w:rPr>
+          <w:rStyle w:val="CodeChar"/>
+        </w:rPr>
+        <w:t>@</w:t>
+      </w:r>
+      <w:r>
+        <w:rPr>
+          <w:rFonts w:asciiTheme="majorBidi" w:hAnsiTheme="majorBidi" w:cstheme="majorBidi"/>
+          <w:lang w:val="en-US"/>
+        </w:rPr>
+        <w:t xml:space="preserve"> character followed by a nested list structure using square brackets. The lexer recognizes the </w:t>
+      </w:r>
+      <w:r>
+        <w:rPr>
+          <w:rStyle w:val="CodeChar"/>
+        </w:rPr>
+        <w:t>@</w:t>
+      </w:r>
+      <w:r>
+        <w:rPr>
+          <w:rFonts w:asciiTheme="majorBidi" w:hAnsiTheme="majorBidi" w:cstheme="majorBidi"/>
+          <w:lang w:val="en-US"/>
+        </w:rPr>
+        <w:t xml:space="preserve"> prefix and the parser constructs the tensor from the nested list, which is then backed by a NumPy array at runtime.</w:t>
+      </w:r>
+    </w:p>
+    <w:p>
+      <w:pPr>
+        <w:pStyle w:val="Code"/>
+      </w:pPr>
+      <w:r>
+        <w:t xml:space="preserve">v = </w:t>
+      </w:r>
+      <w:proofErr w:type="gramStart"/>
+      <w:r>
+        <w:t>@[</w:t>
+      </w:r>
+      <w:proofErr w:type="gramEnd"/>
+      <w:r>
+        <w:t>1.0, 2.0, 3.0]                 # 1D tensor (vector)</w:t>
+      </w:r>
+    </w:p>
+    <w:p>
+      <w:pPr>
+        <w:pStyle w:val="Code"/>
+      </w:pPr>
+      <w:r>
+        <w:t xml:space="preserve">m = </w:t>
+      </w:r>
+      <w:proofErr w:type="gramStart"/>
+      <w:r>
+        <w:t>@[</w:t>
+      </w:r>
+      <w:proofErr w:type="gramEnd"/>
+      <w:r>
+        <w:t>[1.0, 2.0], [3.0, 4.0</w:t>
+      </w:r>
+      <w:proofErr w:type="gramStart"/>
+      <w:r>
+        <w:t xml:space="preserve">]]   </w:t>
+      </w:r>
+      <w:proofErr w:type="gramEnd"/>
+      <w:r>
+        <w:t xml:space="preserve">     </w:t>
+      </w:r>
+      <w:r>
+        <w:t># 2D tensor (matrix)</w:t>
+      </w:r>
+    </w:p>
+    <w:p>
+      <w:pPr>
+        <w:pStyle w:val="ListParagraph"/>
+        <w:ind w:left="846"/>
+        <w:jc w:val="both"/>
+        <w:rPr>
+          <w:rFonts w:asciiTheme="majorBidi" w:hAnsiTheme="majorBidi" w:cstheme="majorBidi"/>
+          <w:lang w:val="en-US"/>
+        </w:rPr>
+      </w:pPr>
+    </w:p>
+    <w:p>
+      <w:pPr>
+        <w:pStyle w:val="ListParagraph"/>
+        <w:numPr>
+          <w:ilvl w:val="1"/>
+          <w:numId w:val="2"/>
+        </w:numPr>
+        <w:ind w:left="845"/>
+        <w:jc w:val="both"/>
+        <w:outlineLvl w:val="1"/>
+        <w:rPr>
+          <w:rFonts w:asciiTheme="majorBidi" w:hAnsiTheme="majorBidi" w:cstheme="majorBidi"/>
+          <w:lang w:val="en-US"/>
+        </w:rPr>
+      </w:pPr>
+      <w:bookmarkStart w:id="14" w:name="_Toc230634112"/>
       <w:r>
         <w:rPr>
           <w:rFonts w:asciiTheme="majorBidi" w:hAnsiTheme="majorBidi" w:cstheme="majorBidi"/>
           <w:lang w:val="en-US"/>
         </w:rPr>
         <w:t>Boolean and Null Literals</w:t>
+      </w:r>
+      <w:bookmarkEnd w:id="14"/>
+    </w:p>
+    <w:p>
+      <w:pPr>
+        <w:pStyle w:val="ListParagraph"/>
+        <w:ind w:left="846"/>
+        <w:jc w:val="both"/>
+        <w:rPr>
+          <w:rFonts w:asciiTheme="majorBidi" w:hAnsiTheme="majorBidi" w:cstheme="majorBidi"/>
+          <w:lang w:val="en-US"/>
+        </w:rPr>
+      </w:pPr>
+      <w:r>
+        <w:rPr>
+          <w:rFonts w:asciiTheme="majorBidi" w:hAnsiTheme="majorBidi" w:cstheme="majorBidi"/>
+          <w:lang w:val="en-US"/>
+        </w:rPr>
+        <w:t>The boolean literals are True and False. The null literal</w:t>
+      </w:r>
+      <w:r>
+        <w:rPr>
+          <w:rFonts w:asciiTheme="majorBidi" w:hAnsiTheme="majorBidi" w:cstheme="majorBidi"/>
+          <w:lang w:val="en-US"/>
+        </w:rPr>
+        <w:t>s</w:t>
+      </w:r>
+      <w:r>
+        <w:rPr>
+          <w:rFonts w:asciiTheme="majorBidi" w:hAnsiTheme="majorBidi" w:cstheme="majorBidi"/>
+          <w:lang w:val="en-US"/>
+        </w:rPr>
+        <w:t xml:space="preserve"> </w:t>
+      </w:r>
+      <w:r>
+        <w:rPr>
+          <w:rFonts w:asciiTheme="majorBidi" w:hAnsiTheme="majorBidi" w:cstheme="majorBidi"/>
+          <w:lang w:val="en-US"/>
+        </w:rPr>
+        <w:t>are</w:t>
+      </w:r>
+      <w:r>
+        <w:rPr>
+          <w:rFonts w:asciiTheme="majorBidi" w:hAnsiTheme="majorBidi" w:cstheme="majorBidi"/>
+          <w:lang w:val="en-US"/>
+        </w:rPr>
+        <w:t xml:space="preserve"> null and None. All four are reserved keywords and cannot be used as identifiers.</w:t>
+      </w:r>
+    </w:p>
+    <w:p>
+      <w:pPr>
+        <w:pStyle w:val="Code"/>
+      </w:pPr>
+      <w:r>
+        <w:t>flag = True</w:t>
+      </w:r>
+    </w:p>
+    <w:p>
+      <w:pPr>
+        <w:pStyle w:val="Code"/>
+      </w:pPr>
+      <w:r>
+        <w:t>empty = null</w:t>
       </w:r>
     </w:p>
     <w:p>
@@ -3074,7 +6138,7 @@
           <w:lang w:val="en-US"/>
         </w:rPr>
       </w:pPr>
-      <w:bookmarkStart w:id="6" w:name="_Toc230027578"/>
+      <w:bookmarkStart w:id="15" w:name="_Toc230634113"/>
       <w:r>
         <w:rPr>
           <w:rFonts w:asciiTheme="majorBidi" w:hAnsiTheme="majorBidi" w:cstheme="majorBidi"/>
@@ -3084,7 +6148,2497 @@
         </w:rPr>
         <w:t>Types</w:t>
       </w:r>
-      <w:bookmarkEnd w:id="6"/>
+      <w:bookmarkEnd w:id="15"/>
+    </w:p>
+    <w:p>
+      <w:pPr>
+        <w:pStyle w:val="ListParagraph"/>
+        <w:numPr>
+          <w:ilvl w:val="1"/>
+          <w:numId w:val="2"/>
+        </w:numPr>
+        <w:ind w:left="845"/>
+        <w:jc w:val="both"/>
+        <w:outlineLvl w:val="1"/>
+        <w:rPr>
+          <w:rFonts w:asciiTheme="majorBidi" w:hAnsiTheme="majorBidi" w:cstheme="majorBidi"/>
+          <w:lang w:val="en-US"/>
+        </w:rPr>
+      </w:pPr>
+      <w:bookmarkStart w:id="16" w:name="_Toc230634114"/>
+      <w:r>
+        <w:rPr>
+          <w:rFonts w:asciiTheme="majorBidi" w:hAnsiTheme="majorBidi" w:cstheme="majorBidi"/>
+          <w:lang w:val="en-US"/>
+        </w:rPr>
+        <w:t>Overview</w:t>
+      </w:r>
+      <w:bookmarkEnd w:id="16"/>
+    </w:p>
+    <w:p>
+      <w:pPr>
+        <w:pStyle w:val="ListParagraph"/>
+        <w:ind w:left="846"/>
+        <w:jc w:val="both"/>
+        <w:rPr>
+          <w:rFonts w:asciiTheme="majorBidi" w:hAnsiTheme="majorBidi" w:cstheme="majorBidi"/>
+          <w:lang w:val="en-US"/>
+        </w:rPr>
+      </w:pPr>
+      <w:r>
+        <w:rPr>
+          <w:rFonts w:asciiTheme="majorBidi" w:hAnsiTheme="majorBidi" w:cstheme="majorBidi"/>
+          <w:lang w:val="en-US"/>
+        </w:rPr>
+        <w:t xml:space="preserve">Pulse is a dynamically typed language. Variables do not have declared types, a variable hold whatever value is assigned to it, and the type of that value is determined at runtime. </w:t>
+      </w:r>
+      <w:r>
+        <w:rPr>
+          <w:rFonts w:asciiTheme="majorBidi" w:hAnsiTheme="majorBidi" w:cstheme="majorBidi"/>
+          <w:lang w:val="en-US"/>
+        </w:rPr>
+        <w:t>Every value in Pulse belongs to exactly one runtime type. Type errors are reported at runtime with a descriptive message indicating what types were involved and where the error occurred. Pulse has ten built-in runtime types: Number, String, Boolean, Null, List, Dict, Range, Tensor, Function, and Class. In addition, the standard library introduces Model and Dataset as domain-specific types that integrate natively with the language.</w:t>
+      </w:r>
+    </w:p>
+    <w:p>
+      <w:pPr>
+        <w:pStyle w:val="ListParagraph"/>
+        <w:ind w:left="846"/>
+        <w:jc w:val="both"/>
+        <w:rPr>
+          <w:rFonts w:asciiTheme="majorBidi" w:hAnsiTheme="majorBidi" w:cstheme="majorBidi"/>
+          <w:lang w:val="en-US"/>
+        </w:rPr>
+      </w:pPr>
+    </w:p>
+    <w:p>
+      <w:pPr>
+        <w:pStyle w:val="ListParagraph"/>
+        <w:numPr>
+          <w:ilvl w:val="1"/>
+          <w:numId w:val="2"/>
+        </w:numPr>
+        <w:ind w:left="845"/>
+        <w:jc w:val="both"/>
+        <w:outlineLvl w:val="1"/>
+        <w:rPr>
+          <w:rFonts w:asciiTheme="majorBidi" w:hAnsiTheme="majorBidi" w:cstheme="majorBidi"/>
+          <w:lang w:val="en-US"/>
+        </w:rPr>
+      </w:pPr>
+      <w:bookmarkStart w:id="17" w:name="_Toc230634115"/>
+      <w:r>
+        <w:rPr>
+          <w:rFonts w:asciiTheme="majorBidi" w:hAnsiTheme="majorBidi" w:cstheme="majorBidi"/>
+          <w:lang w:val="en-US"/>
+        </w:rPr>
+        <w:t>Number</w:t>
+      </w:r>
+      <w:bookmarkEnd w:id="17"/>
+    </w:p>
+    <w:p>
+      <w:pPr>
+        <w:pStyle w:val="ListParagraph"/>
+        <w:ind w:left="846"/>
+        <w:jc w:val="both"/>
+        <w:rPr>
+          <w:rFonts w:asciiTheme="majorBidi" w:hAnsiTheme="majorBidi" w:cstheme="majorBidi"/>
+          <w:lang w:val="en-US"/>
+        </w:rPr>
+      </w:pPr>
+      <w:r>
+        <w:rPr>
+          <w:rFonts w:asciiTheme="majorBidi" w:hAnsiTheme="majorBidi" w:cstheme="majorBidi"/>
+          <w:lang w:val="en-US"/>
+        </w:rPr>
+        <w:t>The Number type represents all numeric values in Pulse, covering both</w:t>
+      </w:r>
+      <w:r>
+        <w:rPr>
+          <w:rFonts w:asciiTheme="majorBidi" w:hAnsiTheme="majorBidi" w:cstheme="majorBidi"/>
+          <w:lang w:val="en-US"/>
+        </w:rPr>
+        <w:t xml:space="preserve"> integers and floating-point numbers in a single unified type. There is no separate integer type, the runtime stores numbers as Python floats internally but preserves integer semantics where possible, so </w:t>
+      </w:r>
+      <w:proofErr w:type="gramStart"/>
+      <w:r>
+        <w:rPr>
+          <w:rStyle w:val="CodeChar"/>
+        </w:rPr>
+        <w:t>type(</w:t>
+      </w:r>
+      <w:proofErr w:type="gramEnd"/>
+      <w:r>
+        <w:rPr>
+          <w:rStyle w:val="CodeChar"/>
+        </w:rPr>
+        <w:t>42)</w:t>
+      </w:r>
+      <w:r>
+        <w:rPr>
+          <w:rFonts w:asciiTheme="majorBidi" w:hAnsiTheme="majorBidi" w:cstheme="majorBidi"/>
+          <w:lang w:val="en-US"/>
+        </w:rPr>
+        <w:t xml:space="preserve"> return </w:t>
+      </w:r>
+      <w:r>
+        <w:rPr>
+          <w:rStyle w:val="CodeChar"/>
+        </w:rPr>
+        <w:t>"number"</w:t>
+      </w:r>
+      <w:r>
+        <w:rPr>
+          <w:rFonts w:asciiTheme="majorBidi" w:hAnsiTheme="majorBidi" w:cstheme="majorBidi"/>
+          <w:lang w:val="en-US"/>
+        </w:rPr>
+        <w:t xml:space="preserve"> just as </w:t>
+      </w:r>
+      <w:proofErr w:type="gramStart"/>
+      <w:r>
+        <w:rPr>
+          <w:rStyle w:val="CodeChar"/>
+        </w:rPr>
+        <w:t>type(</w:t>
+      </w:r>
+      <w:proofErr w:type="gramEnd"/>
+      <w:r>
+        <w:rPr>
+          <w:rStyle w:val="CodeChar"/>
+        </w:rPr>
+        <w:t>3.14)</w:t>
+      </w:r>
+      <w:r>
+        <w:rPr>
+          <w:rFonts w:asciiTheme="majorBidi" w:hAnsiTheme="majorBidi" w:cstheme="majorBidi"/>
+          <w:lang w:val="en-US"/>
+        </w:rPr>
+        <w:t xml:space="preserve"> does. </w:t>
+      </w:r>
+      <w:r>
+        <w:rPr>
+          <w:rFonts w:asciiTheme="majorBidi" w:hAnsiTheme="majorBidi" w:cstheme="majorBidi"/>
+          <w:lang w:val="en-US"/>
+        </w:rPr>
+        <w:t>Arithmetic operations between two whole numbers that produces a whole results return a value that prints without a decimal.</w:t>
+      </w:r>
+    </w:p>
+    <w:p>
+      <w:pPr>
+        <w:pStyle w:val="Code"/>
+      </w:pPr>
+      <w:r>
+        <w:t>x = 10</w:t>
+      </w:r>
+    </w:p>
+    <w:p>
+      <w:pPr>
+        <w:pStyle w:val="Code"/>
+      </w:pPr>
+      <w:r>
+        <w:t>y = 3.14</w:t>
+      </w:r>
+    </w:p>
+    <w:p>
+      <w:pPr>
+        <w:pStyle w:val="Code"/>
+      </w:pPr>
+      <w:r>
+        <w:t>z = x + y</w:t>
+      </w:r>
+    </w:p>
+    <w:p>
+      <w:pPr>
+        <w:pStyle w:val="Code"/>
+      </w:pPr>
+      <w:r>
+        <w:t>w = 10 / 2</w:t>
+      </w:r>
+    </w:p>
+    <w:p>
+      <w:pPr>
+        <w:pStyle w:val="Code"/>
+      </w:pPr>
+      <w:r>
+        <w:t>q = 10 // 3</w:t>
+      </w:r>
+    </w:p>
+    <w:p>
+      <w:pPr>
+        <w:pStyle w:val="Code"/>
+      </w:pPr>
+      <w:r>
+        <w:t>r = 10 % 3</w:t>
+      </w:r>
+    </w:p>
+    <w:p>
+      <w:pPr>
+        <w:pStyle w:val="ListParagraph"/>
+        <w:ind w:left="846"/>
+        <w:jc w:val="both"/>
+        <w:rPr>
+          <w:rFonts w:asciiTheme="majorBidi" w:hAnsiTheme="majorBidi" w:cstheme="majorBidi"/>
+          <w:lang w:val="en-US"/>
+        </w:rPr>
+      </w:pPr>
+    </w:p>
+    <w:p>
+      <w:pPr>
+        <w:pStyle w:val="ListParagraph"/>
+        <w:numPr>
+          <w:ilvl w:val="1"/>
+          <w:numId w:val="2"/>
+        </w:numPr>
+        <w:ind w:left="845"/>
+        <w:jc w:val="both"/>
+        <w:outlineLvl w:val="1"/>
+        <w:rPr>
+          <w:rFonts w:asciiTheme="majorBidi" w:hAnsiTheme="majorBidi" w:cstheme="majorBidi"/>
+          <w:lang w:val="en-US"/>
+        </w:rPr>
+      </w:pPr>
+      <w:bookmarkStart w:id="18" w:name="_Toc230634116"/>
+      <w:r>
+        <w:rPr>
+          <w:rFonts w:asciiTheme="majorBidi" w:hAnsiTheme="majorBidi" w:cstheme="majorBidi"/>
+          <w:lang w:val="en-US"/>
+        </w:rPr>
+        <w:t>String</w:t>
+      </w:r>
+      <w:bookmarkEnd w:id="18"/>
+    </w:p>
+    <w:p>
+      <w:pPr>
+        <w:pStyle w:val="ListParagraph"/>
+        <w:ind w:left="846"/>
+        <w:jc w:val="both"/>
+        <w:rPr>
+          <w:rFonts w:asciiTheme="majorBidi" w:hAnsiTheme="majorBidi" w:cstheme="majorBidi"/>
+          <w:lang w:val="en-US"/>
+        </w:rPr>
+      </w:pPr>
+      <w:r>
+        <w:rPr>
+          <w:rFonts w:asciiTheme="majorBidi" w:hAnsiTheme="majorBidi" w:cstheme="majorBidi"/>
+          <w:lang w:val="en-US"/>
+        </w:rPr>
+        <w:t xml:space="preserve">The String type represents immutable sequence of Unicode characters. String literals are written with single or double quotes, and triple-quoted forms are available for multi-line strings. Strings support concatenation with the </w:t>
+      </w:r>
+      <w:r>
+        <w:rPr>
+          <w:rStyle w:val="CodeChar"/>
+        </w:rPr>
+        <w:t>+</w:t>
+      </w:r>
+      <w:r>
+        <w:rPr>
+          <w:rFonts w:asciiTheme="majorBidi" w:hAnsiTheme="majorBidi" w:cstheme="majorBidi"/>
+          <w:lang w:val="en-US"/>
+        </w:rPr>
+        <w:t xml:space="preserve"> operator </w:t>
+      </w:r>
+      <w:r>
+        <w:rPr>
+          <w:rFonts w:asciiTheme="majorBidi" w:hAnsiTheme="majorBidi" w:cstheme="majorBidi"/>
+          <w:lang w:val="en-US"/>
+        </w:rPr>
+        <w:t xml:space="preserve">and can be indexed with square </w:t>
+      </w:r>
+      <w:r>
+        <w:rPr>
+          <w:rFonts w:asciiTheme="majorBidi" w:hAnsiTheme="majorBidi" w:cstheme="majorBidi"/>
+          <w:lang w:val="en-US"/>
+        </w:rPr>
+        <w:lastRenderedPageBreak/>
+        <w:t>brackets to retrieve individual characters.</w:t>
+      </w:r>
+      <w:r>
+        <w:rPr>
+          <w:rFonts w:asciiTheme="majorBidi" w:hAnsiTheme="majorBidi" w:cstheme="majorBidi"/>
+          <w:lang w:val="en-US"/>
+        </w:rPr>
+        <w:t xml:space="preserve"> Strings are immutable – indexed assignment is a runtime error. The built-in </w:t>
+      </w:r>
+      <w:proofErr w:type="spellStart"/>
+      <w:proofErr w:type="gramStart"/>
+      <w:r>
+        <w:rPr>
+          <w:rStyle w:val="CodeChar"/>
+        </w:rPr>
+        <w:t>len</w:t>
+      </w:r>
+      <w:proofErr w:type="spellEnd"/>
+      <w:r>
+        <w:rPr>
+          <w:rStyle w:val="CodeChar"/>
+        </w:rPr>
+        <w:t>(</w:t>
+      </w:r>
+      <w:proofErr w:type="gramEnd"/>
+      <w:r>
+        <w:rPr>
+          <w:rStyle w:val="CodeChar"/>
+        </w:rPr>
+        <w:t>)</w:t>
+      </w:r>
+      <w:r>
+        <w:rPr>
+          <w:rFonts w:asciiTheme="majorBidi" w:hAnsiTheme="majorBidi" w:cstheme="majorBidi"/>
+          <w:lang w:val="en-US"/>
+        </w:rPr>
+        <w:t xml:space="preserve"> function returns the number of characters in a string, and strings expose a rich set of methods for common text operations covered in detail in Section 11.</w:t>
+      </w:r>
+    </w:p>
+    <w:p>
+      <w:pPr>
+        <w:pStyle w:val="Code"/>
+      </w:pPr>
+      <w:r>
+        <w:t>s = "hello"</w:t>
+      </w:r>
+    </w:p>
+    <w:p>
+      <w:pPr>
+        <w:pStyle w:val="Code"/>
+      </w:pPr>
+      <w:r>
+        <w:t>t = s + " world"</w:t>
+      </w:r>
+    </w:p>
+    <w:p>
+      <w:pPr>
+        <w:pStyle w:val="Code"/>
+      </w:pPr>
+      <w:r>
+        <w:t xml:space="preserve">c = </w:t>
+      </w:r>
+      <w:proofErr w:type="gramStart"/>
+      <w:r>
+        <w:t>s[</w:t>
+      </w:r>
+      <w:proofErr w:type="gramEnd"/>
+      <w:r>
+        <w:t>0]</w:t>
+      </w:r>
+    </w:p>
+    <w:p>
+      <w:pPr>
+        <w:pStyle w:val="Code"/>
+      </w:pPr>
+      <w:r>
+        <w:t xml:space="preserve">n = </w:t>
+      </w:r>
+      <w:proofErr w:type="spellStart"/>
+      <w:r>
+        <w:t>len</w:t>
+      </w:r>
+      <w:proofErr w:type="spellEnd"/>
+      <w:r>
+        <w:t>(s)</w:t>
+      </w:r>
+    </w:p>
+    <w:p>
+      <w:pPr>
+        <w:pStyle w:val="ListParagraph"/>
+        <w:ind w:left="846"/>
+        <w:jc w:val="both"/>
+        <w:rPr>
+          <w:rFonts w:asciiTheme="majorBidi" w:hAnsiTheme="majorBidi" w:cstheme="majorBidi"/>
+          <w:lang w:val="en-US"/>
+        </w:rPr>
+      </w:pPr>
+    </w:p>
+    <w:p>
+      <w:pPr>
+        <w:pStyle w:val="ListParagraph"/>
+        <w:numPr>
+          <w:ilvl w:val="1"/>
+          <w:numId w:val="2"/>
+        </w:numPr>
+        <w:ind w:left="845"/>
+        <w:jc w:val="both"/>
+        <w:outlineLvl w:val="1"/>
+        <w:rPr>
+          <w:rFonts w:asciiTheme="majorBidi" w:hAnsiTheme="majorBidi" w:cstheme="majorBidi"/>
+          <w:lang w:val="en-US"/>
+        </w:rPr>
+      </w:pPr>
+      <w:bookmarkStart w:id="19" w:name="_Toc230634117"/>
+      <w:r>
+        <w:rPr>
+          <w:rFonts w:asciiTheme="majorBidi" w:hAnsiTheme="majorBidi" w:cstheme="majorBidi"/>
+          <w:lang w:val="en-US"/>
+        </w:rPr>
+        <w:t>Boolean</w:t>
+      </w:r>
+      <w:bookmarkEnd w:id="19"/>
+    </w:p>
+    <w:p>
+      <w:pPr>
+        <w:pStyle w:val="ListParagraph"/>
+        <w:ind w:left="846"/>
+        <w:jc w:val="both"/>
+        <w:rPr>
+          <w:rFonts w:asciiTheme="majorBidi" w:hAnsiTheme="majorBidi" w:cstheme="majorBidi"/>
+          <w:lang w:val="en-US"/>
+        </w:rPr>
+      </w:pPr>
+      <w:r>
+        <w:rPr>
+          <w:rFonts w:asciiTheme="majorBidi" w:hAnsiTheme="majorBidi" w:cstheme="majorBidi"/>
+          <w:lang w:val="en-US"/>
+        </w:rPr>
+        <w:t xml:space="preserve">The Boolean type has exactly two values: </w:t>
+      </w:r>
+      <w:r>
+        <w:rPr>
+          <w:rStyle w:val="CodeChar"/>
+        </w:rPr>
+        <w:t xml:space="preserve">True </w:t>
+      </w:r>
+      <w:r>
+        <w:rPr>
+          <w:rFonts w:asciiTheme="majorBidi" w:hAnsiTheme="majorBidi" w:cstheme="majorBidi"/>
+          <w:lang w:val="en-US"/>
+        </w:rPr>
+        <w:t xml:space="preserve">and </w:t>
+      </w:r>
+      <w:r>
+        <w:rPr>
+          <w:rStyle w:val="CodeChar"/>
+        </w:rPr>
+        <w:t>False</w:t>
+      </w:r>
+      <w:r>
+        <w:rPr>
+          <w:rFonts w:asciiTheme="majorBidi" w:hAnsiTheme="majorBidi" w:cstheme="majorBidi"/>
+          <w:lang w:val="en-US"/>
+        </w:rPr>
+        <w:t xml:space="preserve">. Booleans are produced by comparison operations, logical </w:t>
+      </w:r>
+      <w:r>
+        <w:rPr>
+          <w:rFonts w:asciiTheme="majorBidi" w:hAnsiTheme="majorBidi" w:cstheme="majorBidi"/>
+          <w:lang w:val="en-US"/>
+        </w:rPr>
+        <w:t xml:space="preserve">operators, and the built-in </w:t>
+      </w:r>
+      <w:proofErr w:type="gramStart"/>
+      <w:r>
+        <w:rPr>
+          <w:rStyle w:val="CodeChar"/>
+        </w:rPr>
+        <w:t>bool(</w:t>
+      </w:r>
+      <w:proofErr w:type="gramEnd"/>
+      <w:r>
+        <w:rPr>
+          <w:rStyle w:val="CodeChar"/>
+        </w:rPr>
+        <w:t xml:space="preserve">) </w:t>
+      </w:r>
+      <w:r>
+        <w:rPr>
+          <w:rFonts w:asciiTheme="majorBidi" w:hAnsiTheme="majorBidi" w:cstheme="majorBidi"/>
+          <w:lang w:val="en-US"/>
+        </w:rPr>
+        <w:t xml:space="preserve">function. In conditional contexts – </w:t>
+      </w:r>
+      <w:r>
+        <w:rPr>
+          <w:rStyle w:val="CodeChar"/>
+        </w:rPr>
+        <w:t>if</w:t>
+      </w:r>
+      <w:r>
+        <w:rPr>
+          <w:rFonts w:asciiTheme="majorBidi" w:hAnsiTheme="majorBidi" w:cstheme="majorBidi"/>
+          <w:lang w:val="en-US"/>
+        </w:rPr>
+        <w:t xml:space="preserve">, </w:t>
+      </w:r>
+      <w:r>
+        <w:rPr>
+          <w:rStyle w:val="CodeChar"/>
+        </w:rPr>
+        <w:t>while</w:t>
+      </w:r>
+      <w:r>
+        <w:rPr>
+          <w:rFonts w:asciiTheme="majorBidi" w:hAnsiTheme="majorBidi" w:cstheme="majorBidi"/>
+          <w:lang w:val="en-US"/>
+        </w:rPr>
+        <w:t xml:space="preserve">, and similar constructs – any value can be used as a condition. The following values are considered </w:t>
+      </w:r>
+      <w:proofErr w:type="spellStart"/>
+      <w:r>
+        <w:rPr>
+          <w:rFonts w:asciiTheme="majorBidi" w:hAnsiTheme="majorBidi" w:cstheme="majorBidi"/>
+          <w:lang w:val="en-US"/>
+        </w:rPr>
+        <w:t>falsy</w:t>
+      </w:r>
+      <w:proofErr w:type="spellEnd"/>
+      <w:r>
+        <w:rPr>
+          <w:rFonts w:asciiTheme="majorBidi" w:hAnsiTheme="majorBidi" w:cstheme="majorBidi"/>
+          <w:lang w:val="en-US"/>
+        </w:rPr>
+        <w:t xml:space="preserve">: </w:t>
+      </w:r>
+      <w:r>
+        <w:rPr>
+          <w:rStyle w:val="CodeChar"/>
+        </w:rPr>
+        <w:t>False</w:t>
+      </w:r>
+      <w:r>
+        <w:rPr>
+          <w:rFonts w:asciiTheme="majorBidi" w:hAnsiTheme="majorBidi" w:cstheme="majorBidi"/>
+          <w:lang w:val="en-US"/>
+        </w:rPr>
+        <w:t xml:space="preserve">, </w:t>
+      </w:r>
+      <w:r>
+        <w:rPr>
+          <w:rStyle w:val="CodeChar"/>
+        </w:rPr>
+        <w:t>null</w:t>
+      </w:r>
+      <w:r>
+        <w:rPr>
+          <w:rFonts w:asciiTheme="majorBidi" w:hAnsiTheme="majorBidi" w:cstheme="majorBidi"/>
+          <w:lang w:val="en-US"/>
+        </w:rPr>
+        <w:t xml:space="preserve">, </w:t>
+      </w:r>
+      <w:r>
+        <w:rPr>
+          <w:rStyle w:val="CodeChar"/>
+        </w:rPr>
+        <w:t>None</w:t>
+      </w:r>
+      <w:r>
+        <w:rPr>
+          <w:rFonts w:asciiTheme="majorBidi" w:hAnsiTheme="majorBidi" w:cstheme="majorBidi"/>
+          <w:lang w:val="en-US"/>
+        </w:rPr>
+        <w:t xml:space="preserve">, the number </w:t>
+      </w:r>
+      <w:r>
+        <w:rPr>
+          <w:rStyle w:val="CodeChar"/>
+        </w:rPr>
+        <w:t>0</w:t>
+      </w:r>
+      <w:r>
+        <w:rPr>
+          <w:rFonts w:asciiTheme="majorBidi" w:hAnsiTheme="majorBidi" w:cstheme="majorBidi"/>
+          <w:lang w:val="en-US"/>
+        </w:rPr>
+        <w:t xml:space="preserve">, the empty string </w:t>
+      </w:r>
+      <w:r>
+        <w:rPr>
+          <w:rStyle w:val="CodeChar"/>
+        </w:rPr>
+        <w:t>""</w:t>
+      </w:r>
+      <w:r>
+        <w:rPr>
+          <w:rFonts w:asciiTheme="majorBidi" w:hAnsiTheme="majorBidi" w:cstheme="majorBidi"/>
+          <w:lang w:val="en-US"/>
+        </w:rPr>
+        <w:t xml:space="preserve">, </w:t>
+      </w:r>
+      <w:r>
+        <w:rPr>
+          <w:rFonts w:asciiTheme="majorBidi" w:hAnsiTheme="majorBidi" w:cstheme="majorBidi"/>
+          <w:lang w:val="en-US"/>
+        </w:rPr>
+        <w:t xml:space="preserve">the </w:t>
+      </w:r>
+      <w:r>
+        <w:rPr>
+          <w:rFonts w:asciiTheme="majorBidi" w:hAnsiTheme="majorBidi" w:cstheme="majorBidi"/>
+          <w:lang w:val="en-US"/>
+        </w:rPr>
+        <w:t xml:space="preserve">empty lists, and </w:t>
+      </w:r>
+      <w:r>
+        <w:rPr>
+          <w:rFonts w:asciiTheme="majorBidi" w:hAnsiTheme="majorBidi" w:cstheme="majorBidi"/>
+          <w:lang w:val="en-US"/>
+        </w:rPr>
+        <w:t xml:space="preserve">the </w:t>
+      </w:r>
+      <w:r>
+        <w:rPr>
+          <w:rFonts w:asciiTheme="majorBidi" w:hAnsiTheme="majorBidi" w:cstheme="majorBidi"/>
+          <w:lang w:val="en-US"/>
+        </w:rPr>
+        <w:t>empty dicts. All other values are truthy.</w:t>
+      </w:r>
+    </w:p>
+    <w:p>
+      <w:pPr>
+        <w:pStyle w:val="Code"/>
+      </w:pPr>
+      <w:r>
+        <w:t>a = True</w:t>
+      </w:r>
+    </w:p>
+    <w:p>
+      <w:pPr>
+        <w:pStyle w:val="Code"/>
+      </w:pPr>
+      <w:r>
+        <w:t>b = False</w:t>
+      </w:r>
+    </w:p>
+    <w:p>
+      <w:pPr>
+        <w:pStyle w:val="Code"/>
+      </w:pPr>
+      <w:r>
+        <w:t>c = 10 &gt; 5</w:t>
+      </w:r>
+    </w:p>
+    <w:p>
+      <w:pPr>
+        <w:pStyle w:val="Code"/>
+      </w:pPr>
+      <w:r>
+        <w:t>d = not True</w:t>
+      </w:r>
+    </w:p>
+    <w:p>
+      <w:pPr>
+        <w:pStyle w:val="ListParagraph"/>
+        <w:ind w:left="846"/>
+        <w:jc w:val="both"/>
+        <w:rPr>
+          <w:rFonts w:asciiTheme="majorBidi" w:hAnsiTheme="majorBidi" w:cstheme="majorBidi"/>
+          <w:lang w:val="en-US"/>
+        </w:rPr>
+      </w:pPr>
+    </w:p>
+    <w:p>
+      <w:pPr>
+        <w:pStyle w:val="ListParagraph"/>
+        <w:numPr>
+          <w:ilvl w:val="1"/>
+          <w:numId w:val="2"/>
+        </w:numPr>
+        <w:ind w:left="845"/>
+        <w:jc w:val="both"/>
+        <w:outlineLvl w:val="1"/>
+        <w:rPr>
+          <w:rFonts w:asciiTheme="majorBidi" w:hAnsiTheme="majorBidi" w:cstheme="majorBidi"/>
+          <w:lang w:val="en-US"/>
+        </w:rPr>
+      </w:pPr>
+      <w:bookmarkStart w:id="20" w:name="_Toc230634118"/>
+      <w:r>
+        <w:rPr>
+          <w:rFonts w:asciiTheme="majorBidi" w:hAnsiTheme="majorBidi" w:cstheme="majorBidi"/>
+          <w:lang w:val="en-US"/>
+        </w:rPr>
+        <w:t>Null</w:t>
+      </w:r>
+      <w:bookmarkEnd w:id="20"/>
+    </w:p>
+    <w:p>
+      <w:pPr>
+        <w:pStyle w:val="ListParagraph"/>
+        <w:ind w:left="846"/>
+        <w:jc w:val="both"/>
+        <w:rPr>
+          <w:rFonts w:asciiTheme="majorBidi" w:hAnsiTheme="majorBidi" w:cstheme="majorBidi"/>
+          <w:lang w:val="en-US"/>
+        </w:rPr>
+      </w:pPr>
+      <w:r>
+        <w:rPr>
+          <w:rFonts w:asciiTheme="majorBidi" w:hAnsiTheme="majorBidi" w:cstheme="majorBidi"/>
+          <w:lang w:val="en-US"/>
+        </w:rPr>
+        <w:t xml:space="preserve">The Null type has two values: </w:t>
+      </w:r>
+      <w:r>
+        <w:rPr>
+          <w:rStyle w:val="CodeChar"/>
+        </w:rPr>
+        <w:t>null</w:t>
+      </w:r>
+      <w:r>
+        <w:rPr>
+          <w:rFonts w:asciiTheme="majorBidi" w:hAnsiTheme="majorBidi" w:cstheme="majorBidi"/>
+          <w:lang w:val="en-US"/>
+        </w:rPr>
+        <w:t xml:space="preserve"> and </w:t>
+      </w:r>
+      <w:r>
+        <w:rPr>
+          <w:rStyle w:val="CodeChar"/>
+        </w:rPr>
+        <w:t>None</w:t>
+      </w:r>
+      <w:r>
+        <w:rPr>
+          <w:rFonts w:asciiTheme="majorBidi" w:hAnsiTheme="majorBidi" w:cstheme="majorBidi"/>
+          <w:lang w:val="en-US"/>
+        </w:rPr>
+        <w:t xml:space="preserve">. It represents the absence of a value and is returned by functions that do not explicitly return anything, by operations that produce no meaningful result, and by the </w:t>
+      </w:r>
+      <w:proofErr w:type="gramStart"/>
+      <w:r>
+        <w:rPr>
+          <w:rStyle w:val="CodeChar"/>
+        </w:rPr>
+        <w:t>labels(</w:t>
+      </w:r>
+      <w:proofErr w:type="gramEnd"/>
+      <w:r>
+        <w:rPr>
+          <w:rStyle w:val="CodeChar"/>
+        </w:rPr>
+        <w:t>)</w:t>
+      </w:r>
+      <w:r>
+        <w:rPr>
+          <w:rFonts w:asciiTheme="majorBidi" w:hAnsiTheme="majorBidi" w:cstheme="majorBidi"/>
+          <w:lang w:val="en-US"/>
+        </w:rPr>
+        <w:t xml:space="preserve"> method on a dataset that has no label column. Accessing a member on a </w:t>
+      </w:r>
+      <w:r>
+        <w:rPr>
+          <w:rStyle w:val="CodeChar"/>
+        </w:rPr>
+        <w:t>null</w:t>
+      </w:r>
+      <w:r>
+        <w:rPr>
+          <w:rFonts w:asciiTheme="majorBidi" w:hAnsiTheme="majorBidi" w:cstheme="majorBidi"/>
+          <w:lang w:val="en-US"/>
+        </w:rPr>
+        <w:t xml:space="preserve"> value is a runtime </w:t>
+      </w:r>
+      <w:proofErr w:type="spellStart"/>
+      <w:r>
+        <w:rPr>
+          <w:rStyle w:val="CodeChar"/>
+        </w:rPr>
+        <w:t>AttributeError</w:t>
+      </w:r>
+      <w:proofErr w:type="spellEnd"/>
+      <w:r>
+        <w:rPr>
+          <w:rFonts w:asciiTheme="majorBidi" w:hAnsiTheme="majorBidi" w:cstheme="majorBidi"/>
+          <w:lang w:val="en-US"/>
+        </w:rPr>
+        <w:t>.</w:t>
+      </w:r>
+    </w:p>
+    <w:p>
+      <w:pPr>
+        <w:pStyle w:val="Code"/>
+      </w:pPr>
+      <w:r>
+        <w:t>x = null</w:t>
+      </w:r>
+    </w:p>
+    <w:p>
+      <w:pPr>
+        <w:pStyle w:val="Code"/>
+      </w:pPr>
+      <w:r>
+        <w:t>print(x)</w:t>
+      </w:r>
+    </w:p>
+    <w:p>
+      <w:pPr>
+        <w:pStyle w:val="Code"/>
+      </w:pPr>
+    </w:p>
+    <w:p>
+      <w:pPr>
+        <w:pStyle w:val="Code"/>
+      </w:pPr>
+      <w:r>
+        <w:t xml:space="preserve">def </w:t>
+      </w:r>
+      <w:proofErr w:type="gramStart"/>
+      <w:r>
+        <w:t>nothing(</w:t>
+      </w:r>
+      <w:proofErr w:type="gramEnd"/>
+      <w:r>
+        <w:t>):</w:t>
+      </w:r>
+    </w:p>
+    <w:p>
+      <w:pPr>
+        <w:pStyle w:val="Code"/>
+      </w:pPr>
+      <w:r>
+        <w:t xml:space="preserve">    </w:t>
+      </w:r>
+      <w:r>
+        <w:t>pass</w:t>
+      </w:r>
+    </w:p>
+    <w:p>
+      <w:pPr>
+        <w:pStyle w:val="Code"/>
+      </w:pPr>
+    </w:p>
+    <w:p>
+      <w:pPr>
+        <w:pStyle w:val="Code"/>
+      </w:pPr>
+      <w:r>
+        <w:t xml:space="preserve">result = </w:t>
+      </w:r>
+      <w:proofErr w:type="gramStart"/>
+      <w:r>
+        <w:t>nothing(</w:t>
+      </w:r>
+      <w:proofErr w:type="gramEnd"/>
+      <w:r>
+        <w:t>)</w:t>
+      </w:r>
+    </w:p>
+    <w:p>
+      <w:pPr>
+        <w:pStyle w:val="Code"/>
+      </w:pPr>
+      <w:r>
+        <w:t>print(result)</w:t>
+      </w:r>
+    </w:p>
+    <w:p>
+      <w:pPr>
+        <w:pStyle w:val="ListParagraph"/>
+        <w:ind w:left="846"/>
+        <w:jc w:val="both"/>
+        <w:rPr>
+          <w:rFonts w:asciiTheme="majorBidi" w:hAnsiTheme="majorBidi" w:cstheme="majorBidi"/>
+          <w:lang w:val="en-US"/>
+        </w:rPr>
+      </w:pPr>
+    </w:p>
+    <w:p>
+      <w:pPr>
+        <w:pStyle w:val="ListParagraph"/>
+        <w:numPr>
+          <w:ilvl w:val="1"/>
+          <w:numId w:val="2"/>
+        </w:numPr>
+        <w:ind w:left="845"/>
+        <w:jc w:val="both"/>
+        <w:outlineLvl w:val="1"/>
+        <w:rPr>
+          <w:rFonts w:asciiTheme="majorBidi" w:hAnsiTheme="majorBidi" w:cstheme="majorBidi"/>
+          <w:lang w:val="en-US"/>
+        </w:rPr>
+      </w:pPr>
+      <w:bookmarkStart w:id="21" w:name="_Toc230634119"/>
+      <w:r>
+        <w:rPr>
+          <w:rFonts w:asciiTheme="majorBidi" w:hAnsiTheme="majorBidi" w:cstheme="majorBidi"/>
+          <w:lang w:val="en-US"/>
+        </w:rPr>
+        <w:t>List</w:t>
+      </w:r>
+      <w:bookmarkEnd w:id="21"/>
+    </w:p>
+    <w:p>
+      <w:pPr>
+        <w:pStyle w:val="ListParagraph"/>
+        <w:ind w:left="846"/>
+        <w:jc w:val="both"/>
+        <w:rPr>
+          <w:rFonts w:asciiTheme="majorBidi" w:hAnsiTheme="majorBidi" w:cstheme="majorBidi"/>
+          <w:lang w:val="en-US"/>
+        </w:rPr>
+      </w:pPr>
+      <w:r>
+        <w:rPr>
+          <w:rFonts w:asciiTheme="majorBidi" w:hAnsiTheme="majorBidi" w:cstheme="majorBidi"/>
+          <w:lang w:val="en-US"/>
+        </w:rPr>
+        <w:t xml:space="preserve">The List type represents ordered, mutable sequence of values. Lists are written using square bracket syntax with comma-separated elements. Elements can be of any type and a single list can contain values of mixed types. Lists are zero-indexed and support negative indexing from the end. The built in </w:t>
+      </w:r>
+      <w:proofErr w:type="spellStart"/>
+      <w:proofErr w:type="gramStart"/>
+      <w:r>
+        <w:rPr>
+          <w:rStyle w:val="CodeChar"/>
+        </w:rPr>
+        <w:t>len</w:t>
+      </w:r>
+      <w:proofErr w:type="spellEnd"/>
+      <w:r>
+        <w:rPr>
+          <w:rStyle w:val="CodeChar"/>
+        </w:rPr>
+        <w:t>(</w:t>
+      </w:r>
+      <w:proofErr w:type="gramEnd"/>
+      <w:r>
+        <w:rPr>
+          <w:rStyle w:val="CodeChar"/>
+        </w:rPr>
+        <w:t>)</w:t>
+      </w:r>
+      <w:r>
+        <w:rPr>
+          <w:rFonts w:asciiTheme="majorBidi" w:hAnsiTheme="majorBidi" w:cstheme="majorBidi"/>
+          <w:lang w:val="en-US"/>
+        </w:rPr>
+        <w:t xml:space="preserve"> function returns the number of elements, and list expose a comprehensive set of methods for mutation, searching, and transformation covered in Section 11.</w:t>
+      </w:r>
+    </w:p>
+    <w:p>
+      <w:pPr>
+        <w:pStyle w:val="Code"/>
+      </w:pPr>
+      <w:proofErr w:type="spellStart"/>
+      <w:r>
+        <w:lastRenderedPageBreak/>
+        <w:t>nums</w:t>
+      </w:r>
+      <w:proofErr w:type="spellEnd"/>
+      <w:r>
+        <w:t xml:space="preserve"> = [1, 2, 3, 4, 5]</w:t>
+      </w:r>
+    </w:p>
+    <w:p>
+      <w:pPr>
+        <w:pStyle w:val="Code"/>
+      </w:pPr>
+      <w:r>
+        <w:t>mixed = [1, "hello", True, null]</w:t>
+      </w:r>
+    </w:p>
+    <w:p>
+      <w:pPr>
+        <w:pStyle w:val="Code"/>
+      </w:pPr>
+      <w:r>
+        <w:t xml:space="preserve">first = </w:t>
+      </w:r>
+      <w:proofErr w:type="spellStart"/>
+      <w:proofErr w:type="gramStart"/>
+      <w:r>
+        <w:t>nums</w:t>
+      </w:r>
+      <w:proofErr w:type="spellEnd"/>
+      <w:r>
+        <w:t>[</w:t>
+      </w:r>
+      <w:proofErr w:type="gramEnd"/>
+      <w:r>
+        <w:t>0]</w:t>
+      </w:r>
+    </w:p>
+    <w:p>
+      <w:pPr>
+        <w:pStyle w:val="Code"/>
+      </w:pPr>
+      <w:r>
+        <w:t xml:space="preserve">last = </w:t>
+      </w:r>
+      <w:proofErr w:type="spellStart"/>
+      <w:proofErr w:type="gramStart"/>
+      <w:r>
+        <w:t>nums</w:t>
+      </w:r>
+      <w:proofErr w:type="spellEnd"/>
+      <w:r>
+        <w:t>[</w:t>
+      </w:r>
+      <w:proofErr w:type="gramEnd"/>
+      <w:r>
+        <w:t>-1]</w:t>
+      </w:r>
+    </w:p>
+    <w:p>
+      <w:pPr>
+        <w:pStyle w:val="Code"/>
+      </w:pPr>
+      <w:proofErr w:type="spellStart"/>
+      <w:proofErr w:type="gramStart"/>
+      <w:r>
+        <w:t>nums</w:t>
+      </w:r>
+      <w:proofErr w:type="spellEnd"/>
+      <w:r>
+        <w:t>[</w:t>
+      </w:r>
+      <w:proofErr w:type="gramEnd"/>
+      <w:r>
+        <w:t>0] = 99</w:t>
+      </w:r>
+    </w:p>
+    <w:p>
+      <w:pPr>
+        <w:pStyle w:val="ListParagraph"/>
+        <w:ind w:left="846"/>
+        <w:jc w:val="both"/>
+        <w:rPr>
+          <w:rFonts w:asciiTheme="majorBidi" w:hAnsiTheme="majorBidi" w:cstheme="majorBidi"/>
+          <w:lang w:val="en-US"/>
+        </w:rPr>
+      </w:pPr>
+    </w:p>
+    <w:p>
+      <w:pPr>
+        <w:pStyle w:val="ListParagraph"/>
+        <w:numPr>
+          <w:ilvl w:val="1"/>
+          <w:numId w:val="2"/>
+        </w:numPr>
+        <w:ind w:left="845"/>
+        <w:jc w:val="both"/>
+        <w:outlineLvl w:val="1"/>
+        <w:rPr>
+          <w:rFonts w:asciiTheme="majorBidi" w:hAnsiTheme="majorBidi" w:cstheme="majorBidi"/>
+          <w:lang w:val="en-US"/>
+        </w:rPr>
+      </w:pPr>
+      <w:bookmarkStart w:id="22" w:name="_Toc230634120"/>
+      <w:r>
+        <w:rPr>
+          <w:rFonts w:asciiTheme="majorBidi" w:hAnsiTheme="majorBidi" w:cstheme="majorBidi"/>
+          <w:lang w:val="en-US"/>
+        </w:rPr>
+        <w:t>Dict</w:t>
+      </w:r>
+      <w:bookmarkEnd w:id="22"/>
+    </w:p>
+    <w:p>
+      <w:pPr>
+        <w:pStyle w:val="ListParagraph"/>
+        <w:ind w:left="846"/>
+        <w:jc w:val="both"/>
+        <w:rPr>
+          <w:rFonts w:asciiTheme="majorBidi" w:hAnsiTheme="majorBidi" w:cstheme="majorBidi"/>
+          <w:lang w:val="en-US"/>
+        </w:rPr>
+      </w:pPr>
+      <w:r>
+        <w:rPr>
+          <w:rFonts w:asciiTheme="majorBidi" w:hAnsiTheme="majorBidi" w:cstheme="majorBidi"/>
+          <w:lang w:val="en-US"/>
+        </w:rPr>
+        <w:t xml:space="preserve">The Dict type represents mutable mappings from keys to values. Dict literals are written using curly brace syntax with comma-separated key-value pairs separated by colons. Keys must be strings, numbers, or boolean – any hashable Pulse value. Values can be of any type. Dict access uses square bracket syntax, and assigning to a key that does not exist create a new entry. Accessing a key that does not exist raises a </w:t>
+      </w:r>
+      <w:proofErr w:type="spellStart"/>
+      <w:r>
+        <w:rPr>
+          <w:rStyle w:val="CodeChar"/>
+        </w:rPr>
+        <w:t>KeyError</w:t>
+      </w:r>
+      <w:proofErr w:type="spellEnd"/>
+      <w:r>
+        <w:rPr>
+          <w:rFonts w:asciiTheme="majorBidi" w:hAnsiTheme="majorBidi" w:cstheme="majorBidi"/>
+          <w:lang w:val="en-US"/>
+        </w:rPr>
+        <w:t>.</w:t>
+      </w:r>
+    </w:p>
+    <w:p>
+      <w:pPr>
+        <w:pStyle w:val="Code"/>
+      </w:pPr>
+      <w:r>
+        <w:t>params = {"name": "Alice", "age": 30}</w:t>
+      </w:r>
+    </w:p>
+    <w:p>
+      <w:pPr>
+        <w:pStyle w:val="Code"/>
+      </w:pPr>
+      <w:r>
+        <w:t>name = person["name"]</w:t>
+      </w:r>
+    </w:p>
+    <w:p>
+      <w:pPr>
+        <w:pStyle w:val="Code"/>
+      </w:pPr>
+      <w:r>
+        <w:t>person["email"] = "a@b.com"</w:t>
+      </w:r>
+    </w:p>
+    <w:p>
+      <w:pPr>
+        <w:pStyle w:val="ListParagraph"/>
+        <w:ind w:left="846"/>
+        <w:jc w:val="both"/>
+        <w:rPr>
+          <w:rFonts w:asciiTheme="majorBidi" w:hAnsiTheme="majorBidi" w:cstheme="majorBidi"/>
+          <w:lang w:val="en-US"/>
+        </w:rPr>
+      </w:pPr>
+    </w:p>
+    <w:p>
+      <w:pPr>
+        <w:pStyle w:val="ListParagraph"/>
+        <w:numPr>
+          <w:ilvl w:val="1"/>
+          <w:numId w:val="2"/>
+        </w:numPr>
+        <w:ind w:left="845"/>
+        <w:jc w:val="both"/>
+        <w:outlineLvl w:val="1"/>
+        <w:rPr>
+          <w:rFonts w:asciiTheme="majorBidi" w:hAnsiTheme="majorBidi" w:cstheme="majorBidi"/>
+          <w:lang w:val="en-US"/>
+        </w:rPr>
+      </w:pPr>
+      <w:bookmarkStart w:id="23" w:name="_Toc230634121"/>
+      <w:r>
+        <w:rPr>
+          <w:rFonts w:asciiTheme="majorBidi" w:hAnsiTheme="majorBidi" w:cstheme="majorBidi"/>
+          <w:lang w:val="en-US"/>
+        </w:rPr>
+        <w:t>Range</w:t>
+      </w:r>
+      <w:bookmarkEnd w:id="23"/>
+    </w:p>
+    <w:p>
+      <w:pPr>
+        <w:pStyle w:val="ListParagraph"/>
+        <w:ind w:left="846"/>
+        <w:jc w:val="both"/>
+        <w:rPr>
+          <w:rFonts w:asciiTheme="majorBidi" w:hAnsiTheme="majorBidi" w:cstheme="majorBidi"/>
+          <w:lang w:val="en-US"/>
+        </w:rPr>
+      </w:pPr>
+      <w:r>
+        <w:rPr>
+          <w:rFonts w:asciiTheme="majorBidi" w:hAnsiTheme="majorBidi" w:cstheme="majorBidi"/>
+          <w:lang w:val="en-US"/>
+        </w:rPr>
+        <w:t xml:space="preserve">The Range type represents an immutable sequence of integers defined by a start, stop, and optional step. Ranges are produced by the built-in </w:t>
+      </w:r>
+      <w:proofErr w:type="gramStart"/>
+      <w:r>
+        <w:rPr>
+          <w:rStyle w:val="CodeChar"/>
+        </w:rPr>
+        <w:t>range(</w:t>
+      </w:r>
+      <w:proofErr w:type="gramEnd"/>
+      <w:r>
+        <w:rPr>
+          <w:rStyle w:val="CodeChar"/>
+        </w:rPr>
+        <w:t>)</w:t>
+      </w:r>
+      <w:r>
+        <w:rPr>
+          <w:rFonts w:asciiTheme="majorBidi" w:hAnsiTheme="majorBidi" w:cstheme="majorBidi"/>
+          <w:lang w:val="en-US"/>
+        </w:rPr>
+        <w:t xml:space="preserve"> function and are used primarily as the iterable in </w:t>
+      </w:r>
+      <w:r>
+        <w:rPr>
+          <w:rStyle w:val="CodeChar"/>
+        </w:rPr>
+        <w:t>for</w:t>
+      </w:r>
+      <w:r>
+        <w:rPr>
+          <w:rFonts w:asciiTheme="majorBidi" w:hAnsiTheme="majorBidi" w:cstheme="majorBidi"/>
+          <w:lang w:val="en-US"/>
+        </w:rPr>
+        <w:t xml:space="preserve"> loops. Ranges are lazy – they do not allocate a list of integers in memory but generate values on demand. A range can be converted to a list by iterating over it. The </w:t>
+      </w:r>
+      <w:r>
+        <w:rPr>
+          <w:rStyle w:val="CodeChar"/>
+        </w:rPr>
+        <w:t>in</w:t>
+      </w:r>
+      <w:r>
+        <w:rPr>
+          <w:rFonts w:asciiTheme="majorBidi" w:hAnsiTheme="majorBidi" w:cstheme="majorBidi"/>
+          <w:lang w:val="en-US"/>
+        </w:rPr>
+        <w:t xml:space="preserve"> operator works on ranges without materializing them.</w:t>
+      </w:r>
+    </w:p>
+    <w:p>
+      <w:pPr>
+        <w:pStyle w:val="Code"/>
+      </w:pPr>
+      <w:r>
+        <w:t xml:space="preserve">for i in </w:t>
+      </w:r>
+      <w:proofErr w:type="gramStart"/>
+      <w:r>
+        <w:t>range(</w:t>
+      </w:r>
+      <w:proofErr w:type="gramEnd"/>
+      <w:r>
+        <w:t>5):</w:t>
+      </w:r>
+    </w:p>
+    <w:p>
+      <w:pPr>
+        <w:pStyle w:val="Code"/>
+      </w:pPr>
+      <w:r>
+        <w:t xml:space="preserve">    print(i)</w:t>
+      </w:r>
+    </w:p>
+    <w:p>
+      <w:pPr>
+        <w:pStyle w:val="Code"/>
+      </w:pPr>
+    </w:p>
+    <w:p>
+      <w:pPr>
+        <w:pStyle w:val="Code"/>
+      </w:pPr>
+      <w:r>
+        <w:t xml:space="preserve">for i in </w:t>
+      </w:r>
+      <w:proofErr w:type="gramStart"/>
+      <w:r>
+        <w:t>range(</w:t>
+      </w:r>
+      <w:proofErr w:type="gramEnd"/>
+      <w:r>
+        <w:t>2, 10, 2):</w:t>
+      </w:r>
+    </w:p>
+    <w:p>
+      <w:pPr>
+        <w:pStyle w:val="Code"/>
+      </w:pPr>
+      <w:r>
+        <w:t xml:space="preserve">    print(i)</w:t>
+      </w:r>
+    </w:p>
+    <w:p>
+      <w:pPr>
+        <w:pStyle w:val="Code"/>
+      </w:pPr>
+    </w:p>
+    <w:p>
+      <w:pPr>
+        <w:pStyle w:val="Code"/>
+      </w:pPr>
+      <w:proofErr w:type="gramStart"/>
+      <w:r>
+        <w:t>print(</w:t>
+      </w:r>
+      <w:proofErr w:type="gramEnd"/>
+      <w:r>
+        <w:t xml:space="preserve">3 in </w:t>
+      </w:r>
+      <w:proofErr w:type="gramStart"/>
+      <w:r>
+        <w:t>range(</w:t>
+      </w:r>
+      <w:proofErr w:type="gramEnd"/>
+      <w:r>
+        <w:t>10))</w:t>
+      </w:r>
+    </w:p>
+    <w:p>
+      <w:pPr>
+        <w:pStyle w:val="ListParagraph"/>
+        <w:ind w:left="846"/>
+        <w:jc w:val="both"/>
+        <w:rPr>
+          <w:rFonts w:asciiTheme="majorBidi" w:hAnsiTheme="majorBidi" w:cstheme="majorBidi"/>
+          <w:lang w:val="en-US"/>
+        </w:rPr>
+      </w:pPr>
+    </w:p>
+    <w:p>
+      <w:pPr>
+        <w:pStyle w:val="ListParagraph"/>
+        <w:numPr>
+          <w:ilvl w:val="1"/>
+          <w:numId w:val="2"/>
+        </w:numPr>
+        <w:ind w:left="845"/>
+        <w:jc w:val="both"/>
+        <w:outlineLvl w:val="1"/>
+        <w:rPr>
+          <w:rFonts w:asciiTheme="majorBidi" w:hAnsiTheme="majorBidi" w:cstheme="majorBidi"/>
+          <w:lang w:val="en-US"/>
+        </w:rPr>
+      </w:pPr>
+      <w:bookmarkStart w:id="24" w:name="_Toc230634122"/>
+      <w:r>
+        <w:rPr>
+          <w:rFonts w:asciiTheme="majorBidi" w:hAnsiTheme="majorBidi" w:cstheme="majorBidi"/>
+          <w:lang w:val="en-US"/>
+        </w:rPr>
+        <w:t>Tensor</w:t>
+      </w:r>
+      <w:bookmarkEnd w:id="24"/>
+    </w:p>
+    <w:p>
+      <w:pPr>
+        <w:pStyle w:val="ListParagraph"/>
+        <w:ind w:left="846"/>
+        <w:jc w:val="both"/>
+        <w:rPr>
+          <w:rFonts w:asciiTheme="majorBidi" w:hAnsiTheme="majorBidi" w:cstheme="majorBidi"/>
+          <w:lang w:val="en-US"/>
+        </w:rPr>
+      </w:pPr>
+      <w:r>
+        <w:rPr>
+          <w:rFonts w:asciiTheme="majorBidi" w:hAnsiTheme="majorBidi" w:cstheme="majorBidi"/>
+          <w:lang w:val="en-US"/>
+        </w:rPr>
+        <w:t xml:space="preserve">The Tensor type is a first-class type in Pulse representing multi-dimensional numerical arrays backed by NumPy at the runtime-level. Tensors are created using the </w:t>
+      </w:r>
+      <w:r>
+        <w:rPr>
+          <w:rStyle w:val="CodeChar"/>
+        </w:rPr>
+        <w:t>@</w:t>
+      </w:r>
+      <w:r>
+        <w:rPr>
+          <w:rFonts w:asciiTheme="majorBidi" w:hAnsiTheme="majorBidi" w:cstheme="majorBidi"/>
+          <w:lang w:val="en-US"/>
+        </w:rPr>
+        <w:t xml:space="preserve"> literal syntax and support arithmetic operators, matrix multiplication, slicing, and multi-dimensional indexing directly in the language without any library imports. Tensor operations follow broadcasting semantics inherited from NumPy. The Tensor type is the primary data structure for ML computations in Pulse – dataset feature matrices and label arrays are both tensors, and model training and prediction operate on tensors directly.</w:t>
+      </w:r>
+    </w:p>
+    <w:p>
+      <w:pPr>
+        <w:pStyle w:val="Code"/>
+      </w:pPr>
+      <w:r>
+        <w:t xml:space="preserve">v = </w:t>
+      </w:r>
+      <w:proofErr w:type="gramStart"/>
+      <w:r>
+        <w:t>@[</w:t>
+      </w:r>
+      <w:proofErr w:type="gramEnd"/>
+      <w:r>
+        <w:t>1.0, 2.0, 3.0]</w:t>
+      </w:r>
+    </w:p>
+    <w:p>
+      <w:pPr>
+        <w:pStyle w:val="Code"/>
+      </w:pPr>
+      <w:r>
+        <w:t xml:space="preserve">m = </w:t>
+      </w:r>
+      <w:proofErr w:type="gramStart"/>
+      <w:r>
+        <w:t>@[</w:t>
+      </w:r>
+      <w:proofErr w:type="gramEnd"/>
+      <w:r>
+        <w:t>[1.0, 2.0], [3.0, 4.0]]</w:t>
+      </w:r>
+    </w:p>
+    <w:p>
+      <w:pPr>
+        <w:pStyle w:val="Code"/>
+      </w:pPr>
+    </w:p>
+    <w:p>
+      <w:pPr>
+        <w:pStyle w:val="Code"/>
+      </w:pPr>
+      <w:r>
+        <w:t>scaled = v * 2.0</w:t>
+      </w:r>
+    </w:p>
+    <w:p>
+      <w:pPr>
+        <w:pStyle w:val="Code"/>
+      </w:pPr>
+      <w:r>
+        <w:lastRenderedPageBreak/>
+        <w:t>added = m + m</w:t>
+      </w:r>
+    </w:p>
+    <w:p>
+      <w:pPr>
+        <w:pStyle w:val="Code"/>
+      </w:pPr>
+      <w:r>
+        <w:t>product = m @ m</w:t>
+      </w:r>
+    </w:p>
+    <w:p>
+      <w:pPr>
+        <w:pStyle w:val="Code"/>
+      </w:pPr>
+    </w:p>
+    <w:p>
+      <w:pPr>
+        <w:pStyle w:val="Code"/>
+      </w:pPr>
+      <w:r>
+        <w:t>print(</w:t>
+      </w:r>
+      <w:proofErr w:type="spellStart"/>
+      <w:proofErr w:type="gramStart"/>
+      <w:r>
+        <w:t>m.shape</w:t>
+      </w:r>
+      <w:proofErr w:type="spellEnd"/>
+      <w:proofErr w:type="gramEnd"/>
+      <w:r>
+        <w:t>)</w:t>
+      </w:r>
+    </w:p>
+    <w:p>
+      <w:pPr>
+        <w:pStyle w:val="Code"/>
+      </w:pPr>
+      <w:proofErr w:type="gramStart"/>
+      <w:r>
+        <w:t>print(</w:t>
+      </w:r>
+      <w:proofErr w:type="spellStart"/>
+      <w:proofErr w:type="gramEnd"/>
+      <w:r>
+        <w:t>m.T</w:t>
+      </w:r>
+      <w:proofErr w:type="spellEnd"/>
+      <w:r>
+        <w:t>)</w:t>
+      </w:r>
+    </w:p>
+    <w:p>
+      <w:pPr>
+        <w:pStyle w:val="Code"/>
+      </w:pPr>
+      <w:r>
+        <w:t>print(</w:t>
+      </w:r>
+      <w:proofErr w:type="spellStart"/>
+      <w:proofErr w:type="gramStart"/>
+      <w:r>
+        <w:t>v.mean</w:t>
+      </w:r>
+      <w:proofErr w:type="spellEnd"/>
+      <w:proofErr w:type="gramEnd"/>
+      <w:r>
+        <w:t>())</w:t>
+      </w:r>
+    </w:p>
+    <w:p>
+      <w:pPr>
+        <w:pStyle w:val="ListParagraph"/>
+        <w:ind w:left="846"/>
+        <w:jc w:val="both"/>
+        <w:rPr>
+          <w:rFonts w:asciiTheme="majorBidi" w:hAnsiTheme="majorBidi" w:cstheme="majorBidi"/>
+          <w:lang w:val="en-US"/>
+        </w:rPr>
+      </w:pPr>
+    </w:p>
+    <w:p>
+      <w:pPr>
+        <w:pStyle w:val="ListParagraph"/>
+        <w:numPr>
+          <w:ilvl w:val="1"/>
+          <w:numId w:val="2"/>
+        </w:numPr>
+        <w:ind w:left="845"/>
+        <w:jc w:val="both"/>
+        <w:outlineLvl w:val="1"/>
+        <w:rPr>
+          <w:rFonts w:asciiTheme="majorBidi" w:hAnsiTheme="majorBidi" w:cstheme="majorBidi"/>
+          <w:lang w:val="en-US"/>
+        </w:rPr>
+      </w:pPr>
+      <w:bookmarkStart w:id="25" w:name="_Toc230634123"/>
+      <w:r>
+        <w:rPr>
+          <w:rFonts w:asciiTheme="majorBidi" w:hAnsiTheme="majorBidi" w:cstheme="majorBidi"/>
+          <w:lang w:val="en-US"/>
+        </w:rPr>
+        <w:t>Function</w:t>
+      </w:r>
+      <w:bookmarkEnd w:id="25"/>
+    </w:p>
+    <w:p>
+      <w:pPr>
+        <w:pStyle w:val="ListParagraph"/>
+        <w:ind w:left="846"/>
+        <w:jc w:val="both"/>
+        <w:rPr>
+          <w:rFonts w:asciiTheme="majorBidi" w:hAnsiTheme="majorBidi" w:cstheme="majorBidi"/>
+          <w:lang w:val="en-US"/>
+        </w:rPr>
+      </w:pPr>
+      <w:r>
+        <w:rPr>
+          <w:rFonts w:asciiTheme="majorBidi" w:hAnsiTheme="majorBidi" w:cstheme="majorBidi"/>
+          <w:lang w:val="en-US"/>
+        </w:rPr>
+        <w:t xml:space="preserve">Functions are first-class values in Pulse. A function defined with the </w:t>
+      </w:r>
+      <w:r>
+        <w:rPr>
+          <w:rStyle w:val="CodeChar"/>
+        </w:rPr>
+        <w:t>def</w:t>
+      </w:r>
+      <w:r>
+        <w:rPr>
+          <w:rFonts w:asciiTheme="majorBidi" w:hAnsiTheme="majorBidi" w:cstheme="majorBidi"/>
+          <w:lang w:val="en-US"/>
+        </w:rPr>
+        <w:t xml:space="preserve"> keyword produces a value that can be assigned to a variable, passed as an argument, returned from another function, or stored in a list or dict. Functions capture their enclosing lexical environment forming proper closures. Lambda expressions produce anonymous functions inline. The full syntax for functions is covered in Section 7.</w:t>
+      </w:r>
+    </w:p>
+    <w:p>
+      <w:pPr>
+        <w:pStyle w:val="Code"/>
+      </w:pPr>
+      <w:r>
+        <w:t xml:space="preserve">def </w:t>
+      </w:r>
+      <w:proofErr w:type="gramStart"/>
+      <w:r>
+        <w:t>add(</w:t>
+      </w:r>
+      <w:proofErr w:type="gramEnd"/>
+      <w:r>
+        <w:t>a, b):</w:t>
+      </w:r>
+    </w:p>
+    <w:p>
+      <w:pPr>
+        <w:pStyle w:val="Code"/>
+      </w:pPr>
+      <w:r>
+        <w:t xml:space="preserve">    return a + b</w:t>
+      </w:r>
+    </w:p>
+    <w:p>
+      <w:pPr>
+        <w:pStyle w:val="Code"/>
+      </w:pPr>
+    </w:p>
+    <w:p>
+      <w:pPr>
+        <w:pStyle w:val="Code"/>
+      </w:pPr>
+      <w:r>
+        <w:t>op = add</w:t>
+      </w:r>
+    </w:p>
+    <w:p>
+      <w:pPr>
+        <w:pStyle w:val="Code"/>
+      </w:pPr>
+      <w:proofErr w:type="gramStart"/>
+      <w:r>
+        <w:t>print(op(</w:t>
+      </w:r>
+      <w:proofErr w:type="gramEnd"/>
+      <w:r>
+        <w:t>2, 3))</w:t>
+      </w:r>
+    </w:p>
+    <w:p>
+      <w:pPr>
+        <w:pStyle w:val="Code"/>
+      </w:pPr>
+    </w:p>
+    <w:p>
+      <w:pPr>
+        <w:pStyle w:val="Code"/>
+      </w:pPr>
+      <w:r>
+        <w:t xml:space="preserve">double = </w:t>
+      </w:r>
+      <w:r>
+        <w:t>lambda x:</w:t>
+      </w:r>
+      <w:r>
+        <w:t xml:space="preserve"> x * 2</w:t>
+      </w:r>
+    </w:p>
+    <w:p>
+      <w:pPr>
+        <w:pStyle w:val="Code"/>
+      </w:pPr>
+      <w:r>
+        <w:t>print(</w:t>
+      </w:r>
+      <w:proofErr w:type="gramStart"/>
+      <w:r>
+        <w:t>double(</w:t>
+      </w:r>
+      <w:proofErr w:type="gramEnd"/>
+      <w:r>
+        <w:t>4))</w:t>
+      </w:r>
+    </w:p>
+    <w:p>
+      <w:pPr>
+        <w:pStyle w:val="ListParagraph"/>
+        <w:ind w:left="846"/>
+        <w:jc w:val="both"/>
+        <w:rPr>
+          <w:rFonts w:asciiTheme="majorBidi" w:hAnsiTheme="majorBidi" w:cstheme="majorBidi"/>
+          <w:lang w:val="en-US"/>
+        </w:rPr>
+      </w:pPr>
+    </w:p>
+    <w:p>
+      <w:pPr>
+        <w:pStyle w:val="ListParagraph"/>
+        <w:numPr>
+          <w:ilvl w:val="1"/>
+          <w:numId w:val="2"/>
+        </w:numPr>
+        <w:ind w:left="845"/>
+        <w:jc w:val="both"/>
+        <w:outlineLvl w:val="1"/>
+        <w:rPr>
+          <w:rFonts w:asciiTheme="majorBidi" w:hAnsiTheme="majorBidi" w:cstheme="majorBidi"/>
+          <w:lang w:val="en-US"/>
+        </w:rPr>
+      </w:pPr>
+      <w:bookmarkStart w:id="26" w:name="_Toc230634124"/>
+      <w:r>
+        <w:rPr>
+          <w:rFonts w:asciiTheme="majorBidi" w:hAnsiTheme="majorBidi" w:cstheme="majorBidi"/>
+          <w:lang w:val="en-US"/>
+        </w:rPr>
+        <w:t>Class</w:t>
+      </w:r>
+      <w:bookmarkEnd w:id="26"/>
+    </w:p>
+    <w:p>
+      <w:pPr>
+        <w:pStyle w:val="ListParagraph"/>
+        <w:ind w:left="846"/>
+        <w:jc w:val="both"/>
+        <w:rPr>
+          <w:rFonts w:asciiTheme="majorBidi" w:hAnsiTheme="majorBidi" w:cstheme="majorBidi"/>
+          <w:lang w:val="en-US"/>
+        </w:rPr>
+      </w:pPr>
+      <w:r>
+        <w:rPr>
+          <w:rFonts w:asciiTheme="majorBidi" w:hAnsiTheme="majorBidi" w:cstheme="majorBidi"/>
+          <w:lang w:val="en-US"/>
+        </w:rPr>
+        <w:t xml:space="preserve">Classes are first-class values in Pulse. A class defined with the </w:t>
+      </w:r>
+      <w:r>
+        <w:rPr>
+          <w:rStyle w:val="CodeChar"/>
+        </w:rPr>
+        <w:t>class</w:t>
+      </w:r>
+      <w:r>
+        <w:rPr>
+          <w:rFonts w:asciiTheme="majorBidi" w:hAnsiTheme="majorBidi" w:cstheme="majorBidi"/>
+          <w:lang w:val="en-US"/>
+        </w:rPr>
+        <w:t xml:space="preserve"> keyword produces a value that can be instantiated by calling it like a function. Instances carry their own field dictionaries and inherit methods from their class. The full class system including inheritance and dunder methods is covered in Section 8.</w:t>
+      </w:r>
+    </w:p>
+    <w:p>
+      <w:pPr>
+        <w:pStyle w:val="Code"/>
+      </w:pPr>
+      <w:r>
+        <w:t>class Point:</w:t>
+      </w:r>
+    </w:p>
+    <w:p>
+      <w:pPr>
+        <w:pStyle w:val="Code"/>
+      </w:pPr>
+      <w:r>
+        <w:t xml:space="preserve">    def __init_</w:t>
+      </w:r>
+      <w:proofErr w:type="gramStart"/>
+      <w:r>
+        <w:t>_(</w:t>
+      </w:r>
+      <w:proofErr w:type="gramEnd"/>
+      <w:r>
+        <w:t>self, x, y):</w:t>
+      </w:r>
+    </w:p>
+    <w:p>
+      <w:pPr>
+        <w:pStyle w:val="Code"/>
+      </w:pPr>
+      <w:r>
+        <w:t xml:space="preserve">        </w:t>
+      </w:r>
+      <w:proofErr w:type="spellStart"/>
+      <w:r>
+        <w:t>self.x</w:t>
+      </w:r>
+      <w:proofErr w:type="spellEnd"/>
+      <w:r>
+        <w:t xml:space="preserve"> = x</w:t>
+      </w:r>
+    </w:p>
+    <w:p>
+      <w:pPr>
+        <w:pStyle w:val="Code"/>
+      </w:pPr>
+      <w:r>
+        <w:t xml:space="preserve">        </w:t>
+      </w:r>
+      <w:proofErr w:type="spellStart"/>
+      <w:proofErr w:type="gramStart"/>
+      <w:r>
+        <w:t>self.y</w:t>
+      </w:r>
+      <w:proofErr w:type="spellEnd"/>
+      <w:proofErr w:type="gramEnd"/>
+      <w:r>
+        <w:t xml:space="preserve"> = y</w:t>
+      </w:r>
+    </w:p>
+    <w:p>
+      <w:pPr>
+        <w:pStyle w:val="Code"/>
+      </w:pPr>
+    </w:p>
+    <w:p>
+      <w:pPr>
+        <w:pStyle w:val="Code"/>
+      </w:pPr>
+      <w:r>
+        <w:t xml:space="preserve">p = </w:t>
+      </w:r>
+      <w:proofErr w:type="gramStart"/>
+      <w:r>
+        <w:t>Point(</w:t>
+      </w:r>
+      <w:proofErr w:type="gramEnd"/>
+      <w:r>
+        <w:t>1, 2)</w:t>
+      </w:r>
+    </w:p>
+    <w:p>
+      <w:pPr>
+        <w:pStyle w:val="Code"/>
+      </w:pPr>
+      <w:proofErr w:type="gramStart"/>
+      <w:r>
+        <w:t>print(</w:t>
+      </w:r>
+      <w:proofErr w:type="spellStart"/>
+      <w:proofErr w:type="gramEnd"/>
+      <w:r>
+        <w:t>p.x</w:t>
+      </w:r>
+      <w:proofErr w:type="spellEnd"/>
+      <w:r>
+        <w:t>)</w:t>
+      </w:r>
+    </w:p>
+    <w:p>
+      <w:pPr>
+        <w:pStyle w:val="ListParagraph"/>
+        <w:ind w:left="846"/>
+        <w:jc w:val="both"/>
+        <w:rPr>
+          <w:rFonts w:asciiTheme="majorBidi" w:hAnsiTheme="majorBidi" w:cstheme="majorBidi"/>
+          <w:lang w:val="en-US"/>
+        </w:rPr>
+      </w:pPr>
+    </w:p>
+    <w:p>
+      <w:pPr>
+        <w:pStyle w:val="ListParagraph"/>
+        <w:numPr>
+          <w:ilvl w:val="1"/>
+          <w:numId w:val="2"/>
+        </w:numPr>
+        <w:ind w:left="845"/>
+        <w:jc w:val="both"/>
+        <w:outlineLvl w:val="1"/>
+        <w:rPr>
+          <w:rFonts w:asciiTheme="majorBidi" w:hAnsiTheme="majorBidi" w:cstheme="majorBidi"/>
+          <w:lang w:val="en-US"/>
+        </w:rPr>
+      </w:pPr>
+      <w:bookmarkStart w:id="27" w:name="_Toc230634125"/>
+      <w:r>
+        <w:rPr>
+          <w:rFonts w:asciiTheme="majorBidi" w:hAnsiTheme="majorBidi" w:cstheme="majorBidi"/>
+          <w:lang w:val="en-US"/>
+        </w:rPr>
+        <w:t>Model</w:t>
+      </w:r>
+      <w:bookmarkEnd w:id="27"/>
+    </w:p>
+    <w:p>
+      <w:pPr>
+        <w:pStyle w:val="ListParagraph"/>
+        <w:ind w:left="846"/>
+        <w:jc w:val="both"/>
+        <w:rPr>
+          <w:rFonts w:asciiTheme="majorBidi" w:hAnsiTheme="majorBidi" w:cstheme="majorBidi"/>
+          <w:lang w:val="en-US"/>
+        </w:rPr>
+      </w:pPr>
+      <w:r>
+        <w:rPr>
+          <w:rFonts w:asciiTheme="majorBidi" w:hAnsiTheme="majorBidi" w:cstheme="majorBidi"/>
+          <w:lang w:val="en-US"/>
+        </w:rPr>
+        <w:t xml:space="preserve">The Model type is a domain-specific runtime type introduced by the </w:t>
+      </w:r>
+      <w:proofErr w:type="gramStart"/>
+      <w:r>
+        <w:rPr>
+          <w:rStyle w:val="CodeChar"/>
+        </w:rPr>
+        <w:t>models</w:t>
+      </w:r>
+      <w:proofErr w:type="gramEnd"/>
+      <w:r>
+        <w:rPr>
+          <w:rFonts w:asciiTheme="majorBidi" w:hAnsiTheme="majorBidi" w:cstheme="majorBidi"/>
+          <w:lang w:val="en-US"/>
+        </w:rPr>
+        <w:t xml:space="preserve"> standard library module. A Model wraps a trained scikit-learn estimator and exposes a unified interface – </w:t>
+      </w:r>
+      <w:proofErr w:type="gramStart"/>
+      <w:r>
+        <w:rPr>
+          <w:rStyle w:val="CodeChar"/>
+        </w:rPr>
+        <w:t>train(</w:t>
+      </w:r>
+      <w:proofErr w:type="gramEnd"/>
+      <w:r>
+        <w:rPr>
+          <w:rStyle w:val="CodeChar"/>
+        </w:rPr>
+        <w:t>)</w:t>
+      </w:r>
+      <w:r>
+        <w:rPr>
+          <w:rFonts w:asciiTheme="majorBidi" w:hAnsiTheme="majorBidi" w:cstheme="majorBidi"/>
+          <w:lang w:val="en-US"/>
+        </w:rPr>
+        <w:t xml:space="preserve">, </w:t>
+      </w:r>
+      <w:proofErr w:type="gramStart"/>
+      <w:r>
+        <w:rPr>
+          <w:rStyle w:val="CodeChar"/>
+        </w:rPr>
+        <w:t>predict(</w:t>
+      </w:r>
+      <w:proofErr w:type="gramEnd"/>
+      <w:r>
+        <w:rPr>
+          <w:rStyle w:val="CodeChar"/>
+        </w:rPr>
+        <w:t>)</w:t>
+      </w:r>
+      <w:r>
+        <w:rPr>
+          <w:rFonts w:asciiTheme="majorBidi" w:hAnsiTheme="majorBidi" w:cstheme="majorBidi"/>
+          <w:lang w:val="en-US"/>
+        </w:rPr>
+        <w:t xml:space="preserve">, </w:t>
+      </w:r>
+      <w:proofErr w:type="gramStart"/>
+      <w:r>
+        <w:rPr>
+          <w:rStyle w:val="CodeChar"/>
+        </w:rPr>
+        <w:t>score(</w:t>
+      </w:r>
+      <w:proofErr w:type="gramEnd"/>
+      <w:r>
+        <w:rPr>
+          <w:rStyle w:val="CodeChar"/>
+        </w:rPr>
+        <w:t>)</w:t>
+      </w:r>
+      <w:r>
+        <w:rPr>
+          <w:rFonts w:asciiTheme="majorBidi" w:hAnsiTheme="majorBidi" w:cstheme="majorBidi"/>
+          <w:lang w:val="en-US"/>
+        </w:rPr>
+        <w:t xml:space="preserve">, </w:t>
+      </w:r>
+      <w:proofErr w:type="gramStart"/>
+      <w:r>
+        <w:rPr>
+          <w:rStyle w:val="CodeChar"/>
+        </w:rPr>
+        <w:t>explain(</w:t>
+      </w:r>
+      <w:proofErr w:type="gramEnd"/>
+      <w:r>
+        <w:rPr>
+          <w:rStyle w:val="CodeChar"/>
+        </w:rPr>
+        <w:t>)</w:t>
+      </w:r>
+      <w:r>
+        <w:rPr>
+          <w:rFonts w:asciiTheme="majorBidi" w:hAnsiTheme="majorBidi" w:cstheme="majorBidi"/>
+          <w:lang w:val="en-US"/>
+        </w:rPr>
+        <w:t xml:space="preserve">, and </w:t>
+      </w:r>
+      <w:proofErr w:type="spellStart"/>
+      <w:r>
+        <w:rPr>
+          <w:rStyle w:val="CodeChar"/>
+        </w:rPr>
+        <w:t>is_</w:t>
+      </w:r>
+      <w:proofErr w:type="gramStart"/>
+      <w:r>
+        <w:rPr>
+          <w:rStyle w:val="CodeChar"/>
+        </w:rPr>
+        <w:t>trained</w:t>
+      </w:r>
+      <w:proofErr w:type="spellEnd"/>
+      <w:r>
+        <w:rPr>
+          <w:rStyle w:val="CodeChar"/>
+        </w:rPr>
+        <w:t>(</w:t>
+      </w:r>
+      <w:proofErr w:type="gramEnd"/>
+      <w:r>
+        <w:rPr>
+          <w:rStyle w:val="CodeChar"/>
+        </w:rPr>
+        <w:t>)</w:t>
+      </w:r>
+      <w:r>
+        <w:rPr>
+          <w:rFonts w:asciiTheme="majorBidi" w:hAnsiTheme="majorBidi" w:cstheme="majorBidi"/>
+          <w:lang w:val="en-US"/>
+        </w:rPr>
+        <w:t xml:space="preserve"> – regardless of the underlying algorithm. Models are not created with a literal syntax but by calling a constructor function from the </w:t>
+      </w:r>
+      <w:proofErr w:type="gramStart"/>
+      <w:r>
+        <w:rPr>
+          <w:rFonts w:asciiTheme="majorBidi" w:hAnsiTheme="majorBidi" w:cstheme="majorBidi"/>
+          <w:lang w:val="en-US"/>
+        </w:rPr>
+        <w:t>models</w:t>
+      </w:r>
+      <w:proofErr w:type="gramEnd"/>
+      <w:r>
+        <w:rPr>
+          <w:rFonts w:asciiTheme="majorBidi" w:hAnsiTheme="majorBidi" w:cstheme="majorBidi"/>
+          <w:lang w:val="en-US"/>
+        </w:rPr>
+        <w:t xml:space="preserve"> module. The Model type is covered in detail in the Standard Library Reference in Section 11.</w:t>
+      </w:r>
+    </w:p>
+    <w:p>
+      <w:pPr>
+        <w:pStyle w:val="Code"/>
+      </w:pPr>
+      <w:r>
+        <w:lastRenderedPageBreak/>
+        <w:t>import models</w:t>
+      </w:r>
+    </w:p>
+    <w:p>
+      <w:pPr>
+        <w:pStyle w:val="Code"/>
+      </w:pPr>
+    </w:p>
+    <w:p>
+      <w:pPr>
+        <w:pStyle w:val="Code"/>
+      </w:pPr>
+      <w:r>
+        <w:t xml:space="preserve">model = </w:t>
+      </w:r>
+      <w:proofErr w:type="spellStart"/>
+      <w:proofErr w:type="gramStart"/>
+      <w:r>
+        <w:t>models.LinearRegression</w:t>
+      </w:r>
+      <w:proofErr w:type="spellEnd"/>
+      <w:proofErr w:type="gramEnd"/>
+      <w:r>
+        <w:t>()</w:t>
+      </w:r>
+    </w:p>
+    <w:p>
+      <w:pPr>
+        <w:pStyle w:val="Code"/>
+      </w:pPr>
+      <w:proofErr w:type="spellStart"/>
+      <w:proofErr w:type="gramStart"/>
+      <w:r>
+        <w:t>model.train</w:t>
+      </w:r>
+      <w:proofErr w:type="spellEnd"/>
+      <w:proofErr w:type="gramEnd"/>
+      <w:r>
+        <w:t>(</w:t>
+      </w:r>
+      <w:proofErr w:type="spellStart"/>
+      <w:r>
+        <w:t>X_train</w:t>
+      </w:r>
+      <w:proofErr w:type="spellEnd"/>
+      <w:r>
+        <w:t xml:space="preserve">, </w:t>
+      </w:r>
+      <w:proofErr w:type="spellStart"/>
+      <w:r>
+        <w:t>y_train</w:t>
+      </w:r>
+      <w:proofErr w:type="spellEnd"/>
+      <w:r>
+        <w:t>)</w:t>
+      </w:r>
+    </w:p>
+    <w:p>
+      <w:pPr>
+        <w:pStyle w:val="Code"/>
+      </w:pPr>
+      <w:proofErr w:type="gramStart"/>
+      <w:r>
+        <w:t>print(</w:t>
+      </w:r>
+      <w:proofErr w:type="spellStart"/>
+      <w:r>
+        <w:t>model.score</w:t>
+      </w:r>
+      <w:proofErr w:type="spellEnd"/>
+      <w:proofErr w:type="gramEnd"/>
+      <w:r>
+        <w:t>(</w:t>
+      </w:r>
+      <w:proofErr w:type="spellStart"/>
+      <w:r>
+        <w:t>X_test</w:t>
+      </w:r>
+      <w:proofErr w:type="spellEnd"/>
+      <w:r>
+        <w:t xml:space="preserve">, </w:t>
+      </w:r>
+      <w:proofErr w:type="spellStart"/>
+      <w:r>
+        <w:t>y_test</w:t>
+      </w:r>
+      <w:proofErr w:type="spellEnd"/>
+      <w:r>
+        <w:t>))</w:t>
+      </w:r>
+    </w:p>
+    <w:p>
+      <w:pPr>
+        <w:pStyle w:val="Code"/>
+      </w:pPr>
+      <w:proofErr w:type="spellStart"/>
+      <w:proofErr w:type="gramStart"/>
+      <w:r>
+        <w:t>model.explain</w:t>
+      </w:r>
+      <w:proofErr w:type="spellEnd"/>
+      <w:proofErr w:type="gramEnd"/>
+      <w:r>
+        <w:t>()</w:t>
+      </w:r>
+    </w:p>
+    <w:p>
+      <w:pPr>
+        <w:pStyle w:val="ListParagraph"/>
+        <w:ind w:left="846"/>
+        <w:jc w:val="both"/>
+        <w:rPr>
+          <w:rFonts w:asciiTheme="majorBidi" w:hAnsiTheme="majorBidi" w:cstheme="majorBidi"/>
+          <w:lang w:val="en-US"/>
+        </w:rPr>
+      </w:pPr>
+    </w:p>
+    <w:p>
+      <w:pPr>
+        <w:pStyle w:val="ListParagraph"/>
+        <w:numPr>
+          <w:ilvl w:val="1"/>
+          <w:numId w:val="2"/>
+        </w:numPr>
+        <w:ind w:left="845"/>
+        <w:jc w:val="both"/>
+        <w:outlineLvl w:val="1"/>
+        <w:rPr>
+          <w:rFonts w:asciiTheme="majorBidi" w:hAnsiTheme="majorBidi" w:cstheme="majorBidi"/>
+          <w:lang w:val="en-US"/>
+        </w:rPr>
+      </w:pPr>
+      <w:bookmarkStart w:id="28" w:name="_Toc230634126"/>
+      <w:r>
+        <w:rPr>
+          <w:rFonts w:asciiTheme="majorBidi" w:hAnsiTheme="majorBidi" w:cstheme="majorBidi"/>
+          <w:lang w:val="en-US"/>
+        </w:rPr>
+        <w:t>Dataset</w:t>
+      </w:r>
+      <w:bookmarkEnd w:id="28"/>
+    </w:p>
+    <w:p>
+      <w:pPr>
+        <w:pStyle w:val="ListParagraph"/>
+        <w:ind w:left="846"/>
+        <w:jc w:val="both"/>
+        <w:rPr>
+          <w:rFonts w:asciiTheme="majorBidi" w:hAnsiTheme="majorBidi" w:cstheme="majorBidi"/>
+          <w:lang w:val="en-US"/>
+        </w:rPr>
+      </w:pPr>
+      <w:r>
+        <w:rPr>
+          <w:rFonts w:asciiTheme="majorBidi" w:hAnsiTheme="majorBidi" w:cstheme="majorBidi"/>
+          <w:lang w:val="en-US"/>
+        </w:rPr>
+        <w:t xml:space="preserve">The Dataset type is a domain-specific runtime type introduced by the </w:t>
+      </w:r>
+      <w:proofErr w:type="gramStart"/>
+      <w:r>
+        <w:rPr>
+          <w:rStyle w:val="CodeChar"/>
+        </w:rPr>
+        <w:t>datasets</w:t>
+      </w:r>
+      <w:proofErr w:type="gramEnd"/>
+      <w:r>
+        <w:rPr>
+          <w:rStyle w:val="CodeChar"/>
+        </w:rPr>
+        <w:t xml:space="preserve"> </w:t>
+      </w:r>
+      <w:r>
+        <w:rPr>
+          <w:rFonts w:asciiTheme="majorBidi" w:hAnsiTheme="majorBidi" w:cstheme="majorBidi"/>
+          <w:lang w:val="en-US"/>
+        </w:rPr>
+        <w:t>standard library module.</w:t>
+      </w:r>
+      <w:r>
+        <w:rPr>
+          <w:rFonts w:asciiTheme="majorBidi" w:hAnsiTheme="majorBidi" w:cstheme="majorBidi"/>
+          <w:lang w:val="en-US"/>
+        </w:rPr>
+        <w:t xml:space="preserve"> A Dataset holds a feature matrix and an optional label </w:t>
+      </w:r>
+      <w:r>
+        <w:rPr>
+          <w:rFonts w:asciiTheme="majorBidi" w:hAnsiTheme="majorBidi" w:cstheme="majorBidi"/>
+          <w:lang w:val="en-US"/>
+        </w:rPr>
+        <w:t xml:space="preserve">array alongside metadata such as feature names, target names, and a description string. It exposes methods for common data preparation tasks – </w:t>
+      </w:r>
+      <w:proofErr w:type="gramStart"/>
+      <w:r>
+        <w:rPr>
+          <w:rStyle w:val="CodeChar"/>
+        </w:rPr>
+        <w:t>split(</w:t>
+      </w:r>
+      <w:proofErr w:type="gramEnd"/>
+      <w:r>
+        <w:rPr>
+          <w:rStyle w:val="CodeChar"/>
+        </w:rPr>
+        <w:t>)</w:t>
+      </w:r>
+      <w:r>
+        <w:rPr>
+          <w:rFonts w:asciiTheme="majorBidi" w:hAnsiTheme="majorBidi" w:cstheme="majorBidi"/>
+          <w:lang w:val="en-US"/>
+        </w:rPr>
+        <w:t xml:space="preserve">, </w:t>
+      </w:r>
+      <w:proofErr w:type="gramStart"/>
+      <w:r>
+        <w:rPr>
+          <w:rStyle w:val="CodeChar"/>
+        </w:rPr>
+        <w:t>shuffle(</w:t>
+      </w:r>
+      <w:proofErr w:type="gramEnd"/>
+      <w:r>
+        <w:rPr>
+          <w:rStyle w:val="CodeChar"/>
+        </w:rPr>
+        <w:t>)</w:t>
+      </w:r>
+      <w:r>
+        <w:rPr>
+          <w:rFonts w:asciiTheme="majorBidi" w:hAnsiTheme="majorBidi" w:cstheme="majorBidi"/>
+          <w:lang w:val="en-US"/>
+        </w:rPr>
+        <w:t xml:space="preserve">, </w:t>
+      </w:r>
+      <w:proofErr w:type="gramStart"/>
+      <w:r>
+        <w:rPr>
+          <w:rStyle w:val="CodeChar"/>
+        </w:rPr>
+        <w:t>normalize(</w:t>
+      </w:r>
+      <w:proofErr w:type="gramEnd"/>
+      <w:r>
+        <w:rPr>
+          <w:rStyle w:val="CodeChar"/>
+        </w:rPr>
+        <w:t>)</w:t>
+      </w:r>
+      <w:r>
+        <w:rPr>
+          <w:rFonts w:asciiTheme="majorBidi" w:hAnsiTheme="majorBidi" w:cstheme="majorBidi"/>
+          <w:lang w:val="en-US"/>
+        </w:rPr>
+        <w:t xml:space="preserve">, </w:t>
+      </w:r>
+      <w:proofErr w:type="gramStart"/>
+      <w:r>
+        <w:rPr>
+          <w:rStyle w:val="CodeChar"/>
+        </w:rPr>
+        <w:t>head</w:t>
+      </w:r>
+      <w:r>
+        <w:rPr>
+          <w:rStyle w:val="CodeChar"/>
+        </w:rPr>
+        <w:t>(</w:t>
+      </w:r>
+      <w:proofErr w:type="gramEnd"/>
+      <w:r>
+        <w:rPr>
+          <w:rStyle w:val="CodeChar"/>
+        </w:rPr>
+        <w:t>)</w:t>
+      </w:r>
+      <w:r>
+        <w:rPr>
+          <w:rFonts w:asciiTheme="majorBidi" w:hAnsiTheme="majorBidi" w:cstheme="majorBidi"/>
+          <w:lang w:val="en-US"/>
+        </w:rPr>
+        <w:t xml:space="preserve">, </w:t>
+      </w:r>
+      <w:proofErr w:type="gramStart"/>
+      <w:r>
+        <w:rPr>
+          <w:rStyle w:val="CodeChar"/>
+        </w:rPr>
+        <w:t>describe(</w:t>
+      </w:r>
+      <w:proofErr w:type="gramEnd"/>
+      <w:r>
+        <w:rPr>
+          <w:rStyle w:val="CodeChar"/>
+        </w:rPr>
+        <w:t>)</w:t>
+      </w:r>
+      <w:r>
+        <w:rPr>
+          <w:rFonts w:asciiTheme="majorBidi" w:hAnsiTheme="majorBidi" w:cstheme="majorBidi"/>
+          <w:lang w:val="en-US"/>
+        </w:rPr>
+        <w:t xml:space="preserve">, </w:t>
+      </w:r>
+      <w:proofErr w:type="gramStart"/>
+      <w:r>
+        <w:rPr>
+          <w:rStyle w:val="CodeChar"/>
+        </w:rPr>
+        <w:t>features(</w:t>
+      </w:r>
+      <w:proofErr w:type="gramEnd"/>
+      <w:r>
+        <w:rPr>
+          <w:rStyle w:val="CodeChar"/>
+        </w:rPr>
+        <w:t>)</w:t>
+      </w:r>
+      <w:r>
+        <w:rPr>
+          <w:rFonts w:asciiTheme="majorBidi" w:hAnsiTheme="majorBidi" w:cstheme="majorBidi"/>
+          <w:lang w:val="en-US"/>
+        </w:rPr>
+        <w:t xml:space="preserve">, and </w:t>
+      </w:r>
+      <w:proofErr w:type="gramStart"/>
+      <w:r>
+        <w:rPr>
+          <w:rStyle w:val="CodeChar"/>
+        </w:rPr>
+        <w:t>labels(</w:t>
+      </w:r>
+      <w:proofErr w:type="gramEnd"/>
+      <w:r>
+        <w:rPr>
+          <w:rStyle w:val="CodeChar"/>
+        </w:rPr>
+        <w:t>)</w:t>
+      </w:r>
+      <w:r>
+        <w:rPr>
+          <w:rFonts w:asciiTheme="majorBidi" w:hAnsiTheme="majorBidi" w:cstheme="majorBidi"/>
+          <w:lang w:val="en-US"/>
+        </w:rPr>
+        <w:t xml:space="preserve"> – making the full preprocessing pipeline available without any external library. The Dataset type is covered in detail in Section 11.</w:t>
+      </w:r>
+    </w:p>
+    <w:p>
+      <w:pPr>
+        <w:pStyle w:val="Code"/>
+      </w:pPr>
+      <w:r>
+        <w:t>import datasets</w:t>
+      </w:r>
+    </w:p>
+    <w:p>
+      <w:pPr>
+        <w:pStyle w:val="Code"/>
+      </w:pPr>
+    </w:p>
+    <w:p>
+      <w:pPr>
+        <w:pStyle w:val="Code"/>
+      </w:pPr>
+      <w:r>
+        <w:t xml:space="preserve">ds = </w:t>
+      </w:r>
+      <w:proofErr w:type="spellStart"/>
+      <w:proofErr w:type="gramStart"/>
+      <w:r>
+        <w:t>datasets.iris</w:t>
+      </w:r>
+      <w:proofErr w:type="spellEnd"/>
+      <w:proofErr w:type="gramEnd"/>
+      <w:r>
+        <w:t>()</w:t>
+      </w:r>
+    </w:p>
+    <w:p>
+      <w:pPr>
+        <w:pStyle w:val="Code"/>
+      </w:pPr>
+      <w:proofErr w:type="spellStart"/>
+      <w:proofErr w:type="gramStart"/>
+      <w:r>
+        <w:t>ds.describe</w:t>
+      </w:r>
+      <w:proofErr w:type="spellEnd"/>
+      <w:proofErr w:type="gramEnd"/>
+      <w:r>
+        <w:t>()</w:t>
+      </w:r>
+    </w:p>
+    <w:p>
+      <w:pPr>
+        <w:pStyle w:val="Code"/>
+      </w:pPr>
+      <w:r>
+        <w:t xml:space="preserve">split = </w:t>
+      </w:r>
+      <w:proofErr w:type="spellStart"/>
+      <w:proofErr w:type="gramStart"/>
+      <w:r>
+        <w:t>ds.shuffle</w:t>
+      </w:r>
+      <w:proofErr w:type="spellEnd"/>
+      <w:proofErr w:type="gramEnd"/>
+      <w:r>
+        <w:t>(42</w:t>
+      </w:r>
+      <w:proofErr w:type="gramStart"/>
+      <w:r>
+        <w:t>).normalize</w:t>
+      </w:r>
+      <w:proofErr w:type="gramEnd"/>
+      <w:r>
+        <w:t>("standard"</w:t>
+      </w:r>
+      <w:proofErr w:type="gramStart"/>
+      <w:r>
+        <w:t>).split</w:t>
+      </w:r>
+      <w:proofErr w:type="gramEnd"/>
+      <w:r>
+        <w:t>(0.8)</w:t>
+      </w:r>
+    </w:p>
+    <w:p>
+      <w:pPr>
+        <w:pStyle w:val="Code"/>
+      </w:pPr>
+      <w:proofErr w:type="spellStart"/>
+      <w:r>
+        <w:t>X_train</w:t>
+      </w:r>
+      <w:proofErr w:type="spellEnd"/>
+      <w:r>
+        <w:t xml:space="preserve"> = split["train"</w:t>
+      </w:r>
+      <w:proofErr w:type="gramStart"/>
+      <w:r>
+        <w:t>].features</w:t>
+      </w:r>
+      <w:proofErr w:type="gramEnd"/>
+      <w:r>
+        <w:t>()</w:t>
+      </w:r>
+    </w:p>
+    <w:p>
+      <w:pPr>
+        <w:pStyle w:val="Code"/>
+      </w:pPr>
+      <w:proofErr w:type="spellStart"/>
+      <w:r>
+        <w:t>y_train</w:t>
+      </w:r>
+      <w:proofErr w:type="spellEnd"/>
+      <w:r>
+        <w:t xml:space="preserve"> = split["train"</w:t>
+      </w:r>
+      <w:proofErr w:type="gramStart"/>
+      <w:r>
+        <w:t>].labels</w:t>
+      </w:r>
+      <w:proofErr w:type="gramEnd"/>
+      <w:r>
+        <w:t>()</w:t>
+      </w:r>
     </w:p>
     <w:p>
       <w:pPr>
@@ -3093,21 +8647,6 @@
         <w:jc w:val="both"/>
         <w:rPr>
           <w:rFonts w:asciiTheme="majorBidi" w:hAnsiTheme="majorBidi" w:cstheme="majorBidi"/>
-          <w:sz w:val="28"/>
-          <w:szCs w:val="28"/>
-          <w:lang w:val="en-US"/>
-        </w:rPr>
-      </w:pPr>
-    </w:p>
-    <w:p>
-      <w:pPr>
-        <w:pStyle w:val="ListParagraph"/>
-        <w:ind w:left="426"/>
-        <w:jc w:val="both"/>
-        <w:rPr>
-          <w:rFonts w:asciiTheme="majorBidi" w:hAnsiTheme="majorBidi" w:cstheme="majorBidi"/>
-          <w:sz w:val="28"/>
-          <w:szCs w:val="28"/>
           <w:lang w:val="en-US"/>
         </w:rPr>
       </w:pPr>
@@ -3129,7 +8668,7 @@
           <w:lang w:val="en-US"/>
         </w:rPr>
       </w:pPr>
-      <w:bookmarkStart w:id="7" w:name="_Toc230027579"/>
+      <w:bookmarkStart w:id="29" w:name="_Toc230634127"/>
       <w:r>
         <w:rPr>
           <w:rFonts w:asciiTheme="majorBidi" w:hAnsiTheme="majorBidi" w:cstheme="majorBidi"/>
@@ -3139,7 +8678,7 @@
         </w:rPr>
         <w:t>Operators</w:t>
       </w:r>
-      <w:bookmarkEnd w:id="7"/>
+      <w:bookmarkEnd w:id="29"/>
     </w:p>
     <w:p>
       <w:pPr>
@@ -3184,7 +8723,7 @@
           <w:lang w:val="en-US"/>
         </w:rPr>
       </w:pPr>
-      <w:bookmarkStart w:id="8" w:name="_Toc230027580"/>
+      <w:bookmarkStart w:id="30" w:name="_Toc230634128"/>
       <w:r>
         <w:rPr>
           <w:rFonts w:asciiTheme="majorBidi" w:hAnsiTheme="majorBidi" w:cstheme="majorBidi"/>
@@ -3194,7 +8733,7 @@
         </w:rPr>
         <w:t>Expressions</w:t>
       </w:r>
-      <w:bookmarkEnd w:id="8"/>
+      <w:bookmarkEnd w:id="30"/>
     </w:p>
     <w:p>
       <w:pPr>
@@ -3239,7 +8778,7 @@
           <w:lang w:val="en-US"/>
         </w:rPr>
       </w:pPr>
-      <w:bookmarkStart w:id="9" w:name="_Toc230027581"/>
+      <w:bookmarkStart w:id="31" w:name="_Toc230634129"/>
       <w:r>
         <w:rPr>
           <w:rFonts w:asciiTheme="majorBidi" w:hAnsiTheme="majorBidi" w:cstheme="majorBidi"/>
@@ -3249,7 +8788,7 @@
         </w:rPr>
         <w:t>Statements</w:t>
       </w:r>
-      <w:bookmarkEnd w:id="9"/>
+      <w:bookmarkEnd w:id="31"/>
     </w:p>
     <w:p>
       <w:pPr>
@@ -3294,7 +8833,7 @@
           <w:lang w:val="en-US"/>
         </w:rPr>
       </w:pPr>
-      <w:bookmarkStart w:id="10" w:name="_Toc230027582"/>
+      <w:bookmarkStart w:id="32" w:name="_Toc230634130"/>
       <w:r>
         <w:rPr>
           <w:rFonts w:asciiTheme="majorBidi" w:hAnsiTheme="majorBidi" w:cstheme="majorBidi"/>
@@ -3304,7 +8843,7 @@
         </w:rPr>
         <w:t>Functions</w:t>
       </w:r>
-      <w:bookmarkEnd w:id="10"/>
+      <w:bookmarkEnd w:id="32"/>
     </w:p>
     <w:p>
       <w:pPr>
@@ -3349,7 +8888,7 @@
           <w:lang w:val="en-US"/>
         </w:rPr>
       </w:pPr>
-      <w:bookmarkStart w:id="11" w:name="_Toc230027583"/>
+      <w:bookmarkStart w:id="33" w:name="_Toc230634131"/>
       <w:r>
         <w:rPr>
           <w:rFonts w:asciiTheme="majorBidi" w:hAnsiTheme="majorBidi" w:cstheme="majorBidi"/>
@@ -3359,7 +8898,7 @@
         </w:rPr>
         <w:t>Classes</w:t>
       </w:r>
-      <w:bookmarkEnd w:id="11"/>
+      <w:bookmarkEnd w:id="33"/>
     </w:p>
     <w:p>
       <w:pPr>
@@ -3404,7 +8943,7 @@
           <w:lang w:val="en-US"/>
         </w:rPr>
       </w:pPr>
-      <w:bookmarkStart w:id="12" w:name="_Toc230027584"/>
+      <w:bookmarkStart w:id="34" w:name="_Toc230634132"/>
       <w:r>
         <w:rPr>
           <w:rFonts w:asciiTheme="majorBidi" w:hAnsiTheme="majorBidi" w:cstheme="majorBidi"/>
@@ -3414,7 +8953,7 @@
         </w:rPr>
         <w:t>Error Handling</w:t>
       </w:r>
-      <w:bookmarkEnd w:id="12"/>
+      <w:bookmarkEnd w:id="34"/>
     </w:p>
     <w:p>
       <w:pPr>
@@ -3459,7 +8998,7 @@
           <w:lang w:val="en-US"/>
         </w:rPr>
       </w:pPr>
-      <w:bookmarkStart w:id="13" w:name="_Toc230027585"/>
+      <w:bookmarkStart w:id="35" w:name="_Toc230634133"/>
       <w:r>
         <w:rPr>
           <w:rFonts w:asciiTheme="majorBidi" w:hAnsiTheme="majorBidi" w:cstheme="majorBidi"/>
@@ -3467,9 +9006,10 @@
           <w:szCs w:val="28"/>
           <w:lang w:val="en-US"/>
         </w:rPr>
+        <w:lastRenderedPageBreak/>
         <w:t>Modules</w:t>
       </w:r>
-      <w:bookmarkEnd w:id="13"/>
+      <w:bookmarkEnd w:id="35"/>
     </w:p>
     <w:p>
       <w:pPr>
@@ -3514,7 +9054,7 @@
           <w:lang w:val="en-US"/>
         </w:rPr>
       </w:pPr>
-      <w:bookmarkStart w:id="14" w:name="_Toc230027586"/>
+      <w:bookmarkStart w:id="36" w:name="_Toc230634134"/>
       <w:r>
         <w:rPr>
           <w:rFonts w:asciiTheme="majorBidi" w:hAnsiTheme="majorBidi" w:cstheme="majorBidi"/>
@@ -3524,7 +9064,7 @@
         </w:rPr>
         <w:t>Standard Library Reference</w:t>
       </w:r>
-      <w:bookmarkEnd w:id="14"/>
+      <w:bookmarkEnd w:id="36"/>
     </w:p>
     <w:p>
       <w:pPr>
@@ -3569,7 +9109,7 @@
           <w:lang w:val="en-US"/>
         </w:rPr>
       </w:pPr>
-      <w:bookmarkStart w:id="15" w:name="_Toc230027587"/>
+      <w:bookmarkStart w:id="37" w:name="_Toc230634135"/>
       <w:r>
         <w:rPr>
           <w:rFonts w:asciiTheme="majorBidi" w:hAnsiTheme="majorBidi" w:cstheme="majorBidi"/>
@@ -3579,7 +9119,7 @@
         </w:rPr>
         <w:t>The ML Pipeline</w:t>
       </w:r>
-      <w:bookmarkEnd w:id="15"/>
+      <w:bookmarkEnd w:id="37"/>
     </w:p>
     <w:p>
       <w:pPr>
@@ -3624,7 +9164,7 @@
           <w:lang w:val="en-US"/>
         </w:rPr>
       </w:pPr>
-      <w:bookmarkStart w:id="16" w:name="_Toc230027588"/>
+      <w:bookmarkStart w:id="38" w:name="_Toc230634136"/>
       <w:r>
         <w:rPr>
           <w:rFonts w:asciiTheme="majorBidi" w:hAnsiTheme="majorBidi" w:cstheme="majorBidi"/>
@@ -3634,7 +9174,7 @@
         </w:rPr>
         <w:t>Grammar Reference</w:t>
       </w:r>
-      <w:bookmarkEnd w:id="16"/>
+      <w:bookmarkEnd w:id="38"/>
     </w:p>
     <w:p>
       <w:pPr>
@@ -3892,11 +9432,127 @@
       </w:rPr>
     </w:lvl>
   </w:abstractNum>
+  <w:abstractNum w:abstractNumId="2" w15:restartNumberingAfterBreak="0">
+    <w:nsid w:val="64987A62"/>
+    <w:multiLevelType w:val="hybridMultilevel"/>
+    <w:tmpl w:val="A7A0328A"/>
+    <w:lvl w:ilvl="0" w:tplc="08090001">
+      <w:start w:val="1"/>
+      <w:numFmt w:val="bullet"/>
+      <w:lvlText w:val=""/>
+      <w:lvlJc w:val="left"/>
+      <w:pPr>
+        <w:ind w:left="1206" w:hanging="360"/>
+      </w:pPr>
+      <w:rPr>
+        <w:rFonts w:ascii="Symbol" w:hAnsi="Symbol" w:hint="default"/>
+      </w:rPr>
+    </w:lvl>
+    <w:lvl w:ilvl="1" w:tplc="08090003" w:tentative="1">
+      <w:start w:val="1"/>
+      <w:numFmt w:val="bullet"/>
+      <w:lvlText w:val="o"/>
+      <w:lvlJc w:val="left"/>
+      <w:pPr>
+        <w:ind w:left="1926" w:hanging="360"/>
+      </w:pPr>
+      <w:rPr>
+        <w:rFonts w:ascii="Courier New" w:hAnsi="Courier New" w:cs="Courier New" w:hint="default"/>
+      </w:rPr>
+    </w:lvl>
+    <w:lvl w:ilvl="2" w:tplc="08090005" w:tentative="1">
+      <w:start w:val="1"/>
+      <w:numFmt w:val="bullet"/>
+      <w:lvlText w:val=""/>
+      <w:lvlJc w:val="left"/>
+      <w:pPr>
+        <w:ind w:left="2646" w:hanging="360"/>
+      </w:pPr>
+      <w:rPr>
+        <w:rFonts w:ascii="Wingdings" w:hAnsi="Wingdings" w:hint="default"/>
+      </w:rPr>
+    </w:lvl>
+    <w:lvl w:ilvl="3" w:tplc="08090001" w:tentative="1">
+      <w:start w:val="1"/>
+      <w:numFmt w:val="bullet"/>
+      <w:lvlText w:val=""/>
+      <w:lvlJc w:val="left"/>
+      <w:pPr>
+        <w:ind w:left="3366" w:hanging="360"/>
+      </w:pPr>
+      <w:rPr>
+        <w:rFonts w:ascii="Symbol" w:hAnsi="Symbol" w:hint="default"/>
+      </w:rPr>
+    </w:lvl>
+    <w:lvl w:ilvl="4" w:tplc="08090003" w:tentative="1">
+      <w:start w:val="1"/>
+      <w:numFmt w:val="bullet"/>
+      <w:lvlText w:val="o"/>
+      <w:lvlJc w:val="left"/>
+      <w:pPr>
+        <w:ind w:left="4086" w:hanging="360"/>
+      </w:pPr>
+      <w:rPr>
+        <w:rFonts w:ascii="Courier New" w:hAnsi="Courier New" w:cs="Courier New" w:hint="default"/>
+      </w:rPr>
+    </w:lvl>
+    <w:lvl w:ilvl="5" w:tplc="08090005" w:tentative="1">
+      <w:start w:val="1"/>
+      <w:numFmt w:val="bullet"/>
+      <w:lvlText w:val=""/>
+      <w:lvlJc w:val="left"/>
+      <w:pPr>
+        <w:ind w:left="4806" w:hanging="360"/>
+      </w:pPr>
+      <w:rPr>
+        <w:rFonts w:ascii="Wingdings" w:hAnsi="Wingdings" w:hint="default"/>
+      </w:rPr>
+    </w:lvl>
+    <w:lvl w:ilvl="6" w:tplc="08090001" w:tentative="1">
+      <w:start w:val="1"/>
+      <w:numFmt w:val="bullet"/>
+      <w:lvlText w:val=""/>
+      <w:lvlJc w:val="left"/>
+      <w:pPr>
+        <w:ind w:left="5526" w:hanging="360"/>
+      </w:pPr>
+      <w:rPr>
+        <w:rFonts w:ascii="Symbol" w:hAnsi="Symbol" w:hint="default"/>
+      </w:rPr>
+    </w:lvl>
+    <w:lvl w:ilvl="7" w:tplc="08090003" w:tentative="1">
+      <w:start w:val="1"/>
+      <w:numFmt w:val="bullet"/>
+      <w:lvlText w:val="o"/>
+      <w:lvlJc w:val="left"/>
+      <w:pPr>
+        <w:ind w:left="6246" w:hanging="360"/>
+      </w:pPr>
+      <w:rPr>
+        <w:rFonts w:ascii="Courier New" w:hAnsi="Courier New" w:cs="Courier New" w:hint="default"/>
+      </w:rPr>
+    </w:lvl>
+    <w:lvl w:ilvl="8" w:tplc="08090005" w:tentative="1">
+      <w:start w:val="1"/>
+      <w:numFmt w:val="bullet"/>
+      <w:lvlText w:val=""/>
+      <w:lvlJc w:val="left"/>
+      <w:pPr>
+        <w:ind w:left="6966" w:hanging="360"/>
+      </w:pPr>
+      <w:rPr>
+        <w:rFonts w:ascii="Wingdings" w:hAnsi="Wingdings" w:hint="default"/>
+      </w:rPr>
+    </w:lvl>
+  </w:abstractNum>
   <w:num w:numId="1" w16cid:durableId="186062004">
     <w:abstractNumId w:val="1"/>
   </w:num>
   <w:num w:numId="2" w16cid:durableId="256866195">
     <w:abstractNumId w:val="0"/>
+  </w:num>
+  <w:num w:numId="3" w16cid:durableId="8262706">
+    <w:abstractNumId w:val="2"/>
   </w:num>
 </w:numbering>
 </file>

--- a/spec/LSD.docx
+++ b/spec/LSD.docx
@@ -4577,15 +4577,7 @@
         <w:pStyle w:val="Code"/>
       </w:pPr>
       <w:r>
-        <w:t xml:space="preserve">        </w:t>
-      </w:r>
-      <w:proofErr w:type="gramStart"/>
-      <w:r>
-        <w:t>print(</w:t>
-      </w:r>
-      <w:proofErr w:type="gramEnd"/>
-      <w:r>
-        <w:t>"Hello, world!")</w:t>
+        <w:t xml:space="preserve">        print("Hello, world!")</w:t>
       </w:r>
     </w:p>
     <w:p>
@@ -4601,15 +4593,7 @@
         <w:pStyle w:val="Code"/>
       </w:pPr>
       <w:r>
-        <w:t xml:space="preserve">        </w:t>
-      </w:r>
-      <w:proofErr w:type="gramStart"/>
-      <w:r>
-        <w:t>print(</w:t>
-      </w:r>
-      <w:proofErr w:type="gramEnd"/>
-      <w:r>
-        <w:t>"Hello, " + name)</w:t>
+        <w:t xml:space="preserve">        print("Hello, " + name)</w:t>
       </w:r>
     </w:p>
     <w:p>
@@ -4699,14 +4683,12 @@
         </w:rPr>
         <w:t xml:space="preserve">, </w:t>
       </w:r>
-      <w:proofErr w:type="spellStart"/>
       <w:r>
         <w:rPr>
           <w:rStyle w:val="CodeChar"/>
         </w:rPr>
         <w:t>my_var</w:t>
       </w:r>
-      <w:proofErr w:type="spellEnd"/>
       <w:r>
         <w:rPr>
           <w:rFonts w:asciiTheme="majorBidi" w:hAnsiTheme="majorBidi" w:cstheme="majorBidi"/>
@@ -5163,14 +5145,12 @@
         </w:rPr>
         <w:t xml:space="preserve">, </w:t>
       </w:r>
-      <w:proofErr w:type="spellStart"/>
       <w:r>
         <w:rPr>
           <w:rStyle w:val="CodeChar"/>
         </w:rPr>
         <w:t>NaN</w:t>
       </w:r>
-      <w:proofErr w:type="spellEnd"/>
       <w:r>
         <w:rPr>
           <w:rFonts w:asciiTheme="majorBidi" w:hAnsiTheme="majorBidi" w:cstheme="majorBidi"/>
@@ -5279,7 +5259,6 @@
         </w:rPr>
         <w:t>(</w:t>
       </w:r>
-      <w:proofErr w:type="gramStart"/>
       <w:r>
         <w:rPr>
           <w:rFonts w:asciiTheme="majorBidi" w:hAnsiTheme="majorBidi" w:cstheme="majorBidi"/>
@@ -5293,7 +5272,6 @@
         </w:rPr>
         <w:t>)</w:t>
       </w:r>
-      <w:proofErr w:type="gramEnd"/>
       <w:r>
         <w:rPr>
           <w:rFonts w:asciiTheme="majorBidi" w:hAnsiTheme="majorBidi" w:cstheme="majorBidi"/>
@@ -5307,7 +5285,6 @@
         </w:rPr>
         <w:t>[</w:t>
       </w:r>
-      <w:proofErr w:type="gramStart"/>
       <w:r>
         <w:rPr>
           <w:rFonts w:asciiTheme="majorBidi" w:hAnsiTheme="majorBidi" w:cstheme="majorBidi"/>
@@ -5321,7 +5298,6 @@
         </w:rPr>
         <w:t>]</w:t>
       </w:r>
-      <w:proofErr w:type="gramEnd"/>
       <w:r>
         <w:rPr>
           <w:rFonts w:asciiTheme="majorBidi" w:hAnsiTheme="majorBidi" w:cstheme="majorBidi"/>
@@ -5335,7 +5311,6 @@
         </w:rPr>
         <w:t>{</w:t>
       </w:r>
-      <w:proofErr w:type="gramStart"/>
       <w:r>
         <w:rPr>
           <w:rFonts w:asciiTheme="majorBidi" w:hAnsiTheme="majorBidi" w:cstheme="majorBidi"/>
@@ -5349,7 +5324,6 @@
         </w:rPr>
         <w:t>}</w:t>
       </w:r>
-      <w:proofErr w:type="gramEnd"/>
       <w:r>
         <w:rPr>
           <w:rFonts w:asciiTheme="majorBidi" w:hAnsiTheme="majorBidi" w:cstheme="majorBidi"/>
@@ -5363,7 +5337,6 @@
         </w:rPr>
         <w:t>,</w:t>
       </w:r>
-      <w:proofErr w:type="gramStart"/>
       <w:r>
         <w:rPr>
           <w:rFonts w:asciiTheme="majorBidi" w:hAnsiTheme="majorBidi" w:cstheme="majorBidi"/>
@@ -5377,7 +5350,6 @@
         </w:rPr>
         <w:t>:</w:t>
       </w:r>
-      <w:proofErr w:type="gramEnd"/>
       <w:r>
         <w:rPr>
           <w:rFonts w:asciiTheme="majorBidi" w:hAnsiTheme="majorBidi" w:cstheme="majorBidi"/>
@@ -5682,23 +5654,7 @@
         <w:pStyle w:val="Code"/>
       </w:pPr>
       <w:r>
-        <w:t>"</w:t>
-      </w:r>
-      <w:proofErr w:type="gramStart"/>
-      <w:r>
-        <w:t>line</w:t>
-      </w:r>
-      <w:proofErr w:type="gramEnd"/>
-      <w:r>
-        <w:t xml:space="preserve"> one\</w:t>
-      </w:r>
-      <w:proofErr w:type="spellStart"/>
-      <w:r>
-        <w:t>nline</w:t>
-      </w:r>
-      <w:proofErr w:type="spellEnd"/>
-      <w:r>
-        <w:t xml:space="preserve"> two"</w:t>
+        <w:t>"line one\nline two"</w:t>
       </w:r>
     </w:p>
     <w:p>
@@ -5859,15 +5815,7 @@
         <w:pStyle w:val="Code"/>
       </w:pPr>
       <w:r>
-        <w:t xml:space="preserve">msg = </w:t>
-      </w:r>
-      <w:proofErr w:type="spellStart"/>
-      <w:r>
-        <w:t>f"Welcome</w:t>
-      </w:r>
-      <w:proofErr w:type="spellEnd"/>
-      <w:r>
-        <w:t xml:space="preserve"> to {name} v{version}"</w:t>
+        <w:t>msg = f"Welcome to {name} v{version}"</w:t>
       </w:r>
     </w:p>
     <w:p>
@@ -5974,15 +5922,7 @@
         <w:pStyle w:val="Code"/>
       </w:pPr>
       <w:r>
-        <w:t xml:space="preserve">v = </w:t>
-      </w:r>
-      <w:proofErr w:type="gramStart"/>
-      <w:r>
-        <w:t>@[</w:t>
-      </w:r>
-      <w:proofErr w:type="gramEnd"/>
-      <w:r>
-        <w:t>1.0, 2.0, 3.0]                 # 1D tensor (vector)</w:t>
+        <w:t>v = @[1.0, 2.0, 3.0]                 # 1D tensor (vector)</w:t>
       </w:r>
     </w:p>
     <w:p>
@@ -5990,21 +5930,8 @@
         <w:pStyle w:val="Code"/>
       </w:pPr>
       <w:r>
-        <w:t xml:space="preserve">m = </w:t>
-      </w:r>
-      <w:proofErr w:type="gramStart"/>
-      <w:r>
-        <w:t>@[</w:t>
-      </w:r>
-      <w:proofErr w:type="gramEnd"/>
-      <w:r>
-        <w:t>[1.0, 2.0], [3.0, 4.0</w:t>
-      </w:r>
-      <w:proofErr w:type="gramStart"/>
-      <w:r>
-        <w:t xml:space="preserve">]]   </w:t>
-      </w:r>
-      <w:proofErr w:type="gramEnd"/>
+        <w:t xml:space="preserve">m = @[[1.0, 2.0], [3.0, 4.0]]   </w:t>
+      </w:r>
       <w:r>
         <w:t xml:space="preserve">     </w:t>
       </w:r>
@@ -6260,53 +6187,37 @@
         </w:rPr>
         <w:t xml:space="preserve"> integers and floating-point numbers in a single unified type. There is no separate integer type, the runtime stores numbers as Python floats internally but preserves integer semantics where possible, so </w:t>
       </w:r>
-      <w:proofErr w:type="gramStart"/>
       <w:r>
         <w:rPr>
           <w:rStyle w:val="CodeChar"/>
         </w:rPr>
-        <w:t>type(</w:t>
-      </w:r>
-      <w:proofErr w:type="gramEnd"/>
+        <w:t>type(42)</w:t>
+      </w:r>
+      <w:r>
+        <w:rPr>
+          <w:rFonts w:asciiTheme="majorBidi" w:hAnsiTheme="majorBidi" w:cstheme="majorBidi"/>
+          <w:lang w:val="en-US"/>
+        </w:rPr>
+        <w:t xml:space="preserve"> return </w:t>
+      </w:r>
       <w:r>
         <w:rPr>
           <w:rStyle w:val="CodeChar"/>
         </w:rPr>
-        <w:t>42)</w:t>
-      </w:r>
-      <w:r>
-        <w:rPr>
-          <w:rFonts w:asciiTheme="majorBidi" w:hAnsiTheme="majorBidi" w:cstheme="majorBidi"/>
-          <w:lang w:val="en-US"/>
-        </w:rPr>
-        <w:t xml:space="preserve"> return </w:t>
+        <w:t>"number"</w:t>
+      </w:r>
+      <w:r>
+        <w:rPr>
+          <w:rFonts w:asciiTheme="majorBidi" w:hAnsiTheme="majorBidi" w:cstheme="majorBidi"/>
+          <w:lang w:val="en-US"/>
+        </w:rPr>
+        <w:t xml:space="preserve"> just as </w:t>
       </w:r>
       <w:r>
         <w:rPr>
           <w:rStyle w:val="CodeChar"/>
         </w:rPr>
-        <w:t>"number"</w:t>
-      </w:r>
-      <w:r>
-        <w:rPr>
-          <w:rFonts w:asciiTheme="majorBidi" w:hAnsiTheme="majorBidi" w:cstheme="majorBidi"/>
-          <w:lang w:val="en-US"/>
-        </w:rPr>
-        <w:t xml:space="preserve"> just as </w:t>
-      </w:r>
-      <w:proofErr w:type="gramStart"/>
-      <w:r>
-        <w:rPr>
-          <w:rStyle w:val="CodeChar"/>
-        </w:rPr>
-        <w:t>type(</w:t>
-      </w:r>
-      <w:proofErr w:type="gramEnd"/>
-      <w:r>
-        <w:rPr>
-          <w:rStyle w:val="CodeChar"/>
-        </w:rPr>
-        <w:t>3.14)</w:t>
+        <w:t>type(3.14)</w:t>
       </w:r>
       <w:r>
         <w:rPr>
@@ -6459,27 +6370,11 @@
         </w:rPr>
         <w:t xml:space="preserve"> Strings are immutable – indexed assignment is a runtime error. The built-in </w:t>
       </w:r>
-      <w:proofErr w:type="spellStart"/>
-      <w:proofErr w:type="gramStart"/>
       <w:r>
         <w:rPr>
           <w:rStyle w:val="CodeChar"/>
         </w:rPr>
-        <w:t>len</w:t>
-      </w:r>
-      <w:proofErr w:type="spellEnd"/>
-      <w:r>
-        <w:rPr>
-          <w:rStyle w:val="CodeChar"/>
-        </w:rPr>
-        <w:t>(</w:t>
-      </w:r>
-      <w:proofErr w:type="gramEnd"/>
-      <w:r>
-        <w:rPr>
-          <w:rStyle w:val="CodeChar"/>
-        </w:rPr>
-        <w:t>)</w:t>
+        <w:t>len()</w:t>
       </w:r>
       <w:r>
         <w:rPr>
@@ -6510,15 +6405,7 @@
         <w:pStyle w:val="Code"/>
       </w:pPr>
       <w:r>
-        <w:t xml:space="preserve">c = </w:t>
-      </w:r>
-      <w:proofErr w:type="gramStart"/>
-      <w:r>
-        <w:t>s[</w:t>
-      </w:r>
-      <w:proofErr w:type="gramEnd"/>
-      <w:r>
-        <w:t>0]</w:t>
+        <w:t>c = s[0]</w:t>
       </w:r>
     </w:p>
     <w:p>
@@ -6526,15 +6413,7 @@
         <w:pStyle w:val="Code"/>
       </w:pPr>
       <w:r>
-        <w:t xml:space="preserve">n = </w:t>
-      </w:r>
-      <w:proofErr w:type="spellStart"/>
-      <w:r>
-        <w:t>len</w:t>
-      </w:r>
-      <w:proofErr w:type="spellEnd"/>
-      <w:r>
-        <w:t>(s)</w:t>
+        <w:t>n = len(s)</w:t>
       </w:r>
     </w:p>
     <w:p>
@@ -6594,14 +6473,21 @@
         <w:rPr>
           <w:rStyle w:val="CodeChar"/>
         </w:rPr>
-        <w:t xml:space="preserve">True </w:t>
-      </w:r>
-      <w:r>
-        <w:rPr>
-          <w:rFonts w:asciiTheme="majorBidi" w:hAnsiTheme="majorBidi" w:cstheme="majorBidi"/>
-          <w:lang w:val="en-US"/>
-        </w:rPr>
-        <w:t xml:space="preserve">and </w:t>
+        <w:t>True</w:t>
+      </w:r>
+      <w:r>
+        <w:rPr>
+          <w:rFonts w:asciiTheme="majorBidi" w:hAnsiTheme="majorBidi" w:cstheme="majorBidi"/>
+          <w:lang w:val="en-US"/>
+        </w:rPr>
+        <w:t xml:space="preserve"> a</w:t>
+      </w:r>
+      <w:r>
+        <w:rPr>
+          <w:rFonts w:asciiTheme="majorBidi" w:hAnsiTheme="majorBidi" w:cstheme="majorBidi"/>
+          <w:lang w:val="en-US"/>
+        </w:rPr>
+        <w:t xml:space="preserve">nd </w:t>
       </w:r>
       <w:r>
         <w:rPr>
@@ -6623,44 +6509,43 @@
         </w:rPr>
         <w:t xml:space="preserve">operators, and the built-in </w:t>
       </w:r>
-      <w:proofErr w:type="gramStart"/>
       <w:r>
         <w:rPr>
           <w:rStyle w:val="CodeChar"/>
         </w:rPr>
-        <w:t>bool(</w:t>
-      </w:r>
-      <w:proofErr w:type="gramEnd"/>
+        <w:t>bool()</w:t>
+      </w:r>
+      <w:r>
+        <w:rPr>
+          <w:rFonts w:asciiTheme="majorBidi" w:hAnsiTheme="majorBidi" w:cstheme="majorBidi"/>
+          <w:lang w:val="en-US"/>
+        </w:rPr>
+        <w:t xml:space="preserve"> f</w:t>
+      </w:r>
+      <w:r>
+        <w:rPr>
+          <w:rFonts w:asciiTheme="majorBidi" w:hAnsiTheme="majorBidi" w:cstheme="majorBidi"/>
+          <w:lang w:val="en-US"/>
+        </w:rPr>
+        <w:t xml:space="preserve">unction. In conditional contexts – </w:t>
+      </w:r>
       <w:r>
         <w:rPr>
           <w:rStyle w:val="CodeChar"/>
         </w:rPr>
-        <w:t xml:space="preserve">) </w:t>
-      </w:r>
-      <w:r>
-        <w:rPr>
-          <w:rFonts w:asciiTheme="majorBidi" w:hAnsiTheme="majorBidi" w:cstheme="majorBidi"/>
-          <w:lang w:val="en-US"/>
-        </w:rPr>
-        <w:t xml:space="preserve">function. In conditional contexts – </w:t>
+        <w:t>if</w:t>
+      </w:r>
+      <w:r>
+        <w:rPr>
+          <w:rFonts w:asciiTheme="majorBidi" w:hAnsiTheme="majorBidi" w:cstheme="majorBidi"/>
+          <w:lang w:val="en-US"/>
+        </w:rPr>
+        <w:t xml:space="preserve">, </w:t>
       </w:r>
       <w:r>
         <w:rPr>
           <w:rStyle w:val="CodeChar"/>
         </w:rPr>
-        <w:t>if</w:t>
-      </w:r>
-      <w:r>
-        <w:rPr>
-          <w:rFonts w:asciiTheme="majorBidi" w:hAnsiTheme="majorBidi" w:cstheme="majorBidi"/>
-          <w:lang w:val="en-US"/>
-        </w:rPr>
-        <w:t xml:space="preserve">, </w:t>
-      </w:r>
-      <w:r>
-        <w:rPr>
-          <w:rStyle w:val="CodeChar"/>
-        </w:rPr>
         <w:t>while</w:t>
       </w:r>
       <w:r>
@@ -6668,23 +6553,7 @@
           <w:rFonts w:asciiTheme="majorBidi" w:hAnsiTheme="majorBidi" w:cstheme="majorBidi"/>
           <w:lang w:val="en-US"/>
         </w:rPr>
-        <w:t xml:space="preserve">, and similar constructs – any value can be used as a condition. The following values are considered </w:t>
-      </w:r>
-      <w:proofErr w:type="spellStart"/>
-      <w:r>
-        <w:rPr>
-          <w:rFonts w:asciiTheme="majorBidi" w:hAnsiTheme="majorBidi" w:cstheme="majorBidi"/>
-          <w:lang w:val="en-US"/>
-        </w:rPr>
-        <w:t>falsy</w:t>
-      </w:r>
-      <w:proofErr w:type="spellEnd"/>
-      <w:r>
-        <w:rPr>
-          <w:rFonts w:asciiTheme="majorBidi" w:hAnsiTheme="majorBidi" w:cstheme="majorBidi"/>
-          <w:lang w:val="en-US"/>
-        </w:rPr>
-        <w:t xml:space="preserve">: </w:t>
+        <w:t xml:space="preserve">, and similar constructs – any value can be used as a condition. The following values are considered falsy: </w:t>
       </w:r>
       <w:r>
         <w:rPr>
@@ -6891,48 +6760,38 @@
         </w:rPr>
         <w:t xml:space="preserve">. It represents the absence of a value and is returned by functions that do not explicitly return anything, by operations that produce no meaningful result, and by the </w:t>
       </w:r>
-      <w:proofErr w:type="gramStart"/>
       <w:r>
         <w:rPr>
           <w:rStyle w:val="CodeChar"/>
         </w:rPr>
-        <w:t>labels(</w:t>
-      </w:r>
-      <w:proofErr w:type="gramEnd"/>
+        <w:t>labels()</w:t>
+      </w:r>
+      <w:r>
+        <w:rPr>
+          <w:rFonts w:asciiTheme="majorBidi" w:hAnsiTheme="majorBidi" w:cstheme="majorBidi"/>
+          <w:lang w:val="en-US"/>
+        </w:rPr>
+        <w:t xml:space="preserve"> method on a dataset that has no label column. Accessing a member on a </w:t>
+      </w:r>
       <w:r>
         <w:rPr>
           <w:rStyle w:val="CodeChar"/>
         </w:rPr>
-        <w:t>)</w:t>
-      </w:r>
-      <w:r>
-        <w:rPr>
-          <w:rFonts w:asciiTheme="majorBidi" w:hAnsiTheme="majorBidi" w:cstheme="majorBidi"/>
-          <w:lang w:val="en-US"/>
-        </w:rPr>
-        <w:t xml:space="preserve"> method on a dataset that has no label column. Accessing a member on a </w:t>
+        <w:t>null</w:t>
+      </w:r>
+      <w:r>
+        <w:rPr>
+          <w:rFonts w:asciiTheme="majorBidi" w:hAnsiTheme="majorBidi" w:cstheme="majorBidi"/>
+          <w:lang w:val="en-US"/>
+        </w:rPr>
+        <w:t xml:space="preserve"> value is a runtime </w:t>
       </w:r>
       <w:r>
         <w:rPr>
           <w:rStyle w:val="CodeChar"/>
         </w:rPr>
-        <w:t>null</w:t>
-      </w:r>
-      <w:r>
-        <w:rPr>
-          <w:rFonts w:asciiTheme="majorBidi" w:hAnsiTheme="majorBidi" w:cstheme="majorBidi"/>
-          <w:lang w:val="en-US"/>
-        </w:rPr>
-        <w:t xml:space="preserve"> value is a runtime </w:t>
-      </w:r>
-      <w:proofErr w:type="spellStart"/>
-      <w:r>
-        <w:rPr>
-          <w:rStyle w:val="CodeChar"/>
-        </w:rPr>
         <w:t>AttributeError</w:t>
       </w:r>
-      <w:proofErr w:type="spellEnd"/>
       <w:r>
         <w:rPr>
           <w:rFonts w:asciiTheme="majorBidi" w:hAnsiTheme="majorBidi" w:cstheme="majorBidi"/>
@@ -6967,15 +6826,7 @@
         <w:pStyle w:val="Code"/>
       </w:pPr>
       <w:r>
-        <w:t xml:space="preserve">def </w:t>
-      </w:r>
-      <w:proofErr w:type="gramStart"/>
-      <w:r>
-        <w:t>nothing(</w:t>
-      </w:r>
-      <w:proofErr w:type="gramEnd"/>
-      <w:r>
-        <w:t>):</w:t>
+        <w:t>def nothing():</w:t>
       </w:r>
     </w:p>
     <w:p>
@@ -6999,15 +6850,7 @@
         <w:pStyle w:val="Code"/>
       </w:pPr>
       <w:r>
-        <w:t xml:space="preserve">result = </w:t>
-      </w:r>
-      <w:proofErr w:type="gramStart"/>
-      <w:r>
-        <w:t>nothing(</w:t>
-      </w:r>
-      <w:proofErr w:type="gramEnd"/>
-      <w:r>
-        <w:t>)</w:t>
+        <w:t>result = nothing()</w:t>
       </w:r>
     </w:p>
     <w:p>
@@ -7071,27 +6914,11 @@
         </w:rPr>
         <w:t xml:space="preserve">The List type represents ordered, mutable sequence of values. Lists are written using square bracket syntax with comma-separated elements. Elements can be of any type and a single list can contain values of mixed types. Lists are zero-indexed and support negative indexing from the end. The built in </w:t>
       </w:r>
-      <w:proofErr w:type="spellStart"/>
-      <w:proofErr w:type="gramStart"/>
       <w:r>
         <w:rPr>
           <w:rStyle w:val="CodeChar"/>
         </w:rPr>
-        <w:t>len</w:t>
-      </w:r>
-      <w:proofErr w:type="spellEnd"/>
-      <w:r>
-        <w:rPr>
-          <w:rStyle w:val="CodeChar"/>
-        </w:rPr>
-        <w:t>(</w:t>
-      </w:r>
-      <w:proofErr w:type="gramEnd"/>
-      <w:r>
-        <w:rPr>
-          <w:rStyle w:val="CodeChar"/>
-        </w:rPr>
-        <w:t>)</w:t>
+        <w:t>len()</w:t>
       </w:r>
       <w:r>
         <w:rPr>
@@ -7105,14 +6932,9 @@
       <w:pPr>
         <w:pStyle w:val="Code"/>
       </w:pPr>
-      <w:proofErr w:type="spellStart"/>
       <w:r>
         <w:lastRenderedPageBreak/>
-        <w:t>nums</w:t>
-      </w:r>
-      <w:proofErr w:type="spellEnd"/>
-      <w:r>
-        <w:t xml:space="preserve"> = [1, 2, 3, 4, 5]</w:t>
+        <w:t>nums = [1, 2, 3, 4, 5]</w:t>
       </w:r>
     </w:p>
     <w:p>
@@ -7128,20 +6950,7 @@
         <w:pStyle w:val="Code"/>
       </w:pPr>
       <w:r>
-        <w:t xml:space="preserve">first = </w:t>
-      </w:r>
-      <w:proofErr w:type="spellStart"/>
-      <w:proofErr w:type="gramStart"/>
-      <w:r>
-        <w:t>nums</w:t>
-      </w:r>
-      <w:proofErr w:type="spellEnd"/>
-      <w:r>
-        <w:t>[</w:t>
-      </w:r>
-      <w:proofErr w:type="gramEnd"/>
-      <w:r>
-        <w:t>0]</w:t>
+        <w:t>first = nums[0]</w:t>
       </w:r>
     </w:p>
     <w:p>
@@ -7149,38 +6958,15 @@
         <w:pStyle w:val="Code"/>
       </w:pPr>
       <w:r>
-        <w:t xml:space="preserve">last = </w:t>
-      </w:r>
-      <w:proofErr w:type="spellStart"/>
-      <w:proofErr w:type="gramStart"/>
-      <w:r>
-        <w:t>nums</w:t>
-      </w:r>
-      <w:proofErr w:type="spellEnd"/>
-      <w:r>
-        <w:t>[</w:t>
-      </w:r>
-      <w:proofErr w:type="gramEnd"/>
-      <w:r>
-        <w:t>-1]</w:t>
+        <w:t>last = nums[-1]</w:t>
       </w:r>
     </w:p>
     <w:p>
       <w:pPr>
         <w:pStyle w:val="Code"/>
       </w:pPr>
-      <w:proofErr w:type="spellStart"/>
-      <w:proofErr w:type="gramStart"/>
-      <w:r>
-        <w:t>nums</w:t>
-      </w:r>
-      <w:proofErr w:type="spellEnd"/>
-      <w:r>
-        <w:t>[</w:t>
-      </w:r>
-      <w:proofErr w:type="gramEnd"/>
-      <w:r>
-        <w:t>0] = 99</w:t>
+      <w:r>
+        <w:t>nums[0] = 99</w:t>
       </w:r>
     </w:p>
     <w:p>
@@ -7236,14 +7022,12 @@
         </w:rPr>
         <w:t xml:space="preserve">The Dict type represents mutable mappings from keys to values. Dict literals are written using curly brace syntax with comma-separated key-value pairs separated by colons. Keys must be strings, numbers, or boolean – any hashable Pulse value. Values can be of any type. Dict access uses square bracket syntax, and assigning to a key that does not exist create a new entry. Accessing a key that does not exist raises a </w:t>
       </w:r>
-      <w:proofErr w:type="spellStart"/>
       <w:r>
         <w:rPr>
           <w:rStyle w:val="CodeChar"/>
         </w:rPr>
         <w:t>KeyError</w:t>
       </w:r>
-      <w:proofErr w:type="spellEnd"/>
       <w:r>
         <w:rPr>
           <w:rFonts w:asciiTheme="majorBidi" w:hAnsiTheme="majorBidi" w:cstheme="majorBidi"/>
@@ -7329,44 +7113,36 @@
         </w:rPr>
         <w:t xml:space="preserve">The Range type represents an immutable sequence of integers defined by a start, stop, and optional step. Ranges are produced by the built-in </w:t>
       </w:r>
-      <w:proofErr w:type="gramStart"/>
       <w:r>
         <w:rPr>
           <w:rStyle w:val="CodeChar"/>
         </w:rPr>
-        <w:t>range(</w:t>
-      </w:r>
-      <w:proofErr w:type="gramEnd"/>
+        <w:t>range()</w:t>
+      </w:r>
+      <w:r>
+        <w:rPr>
+          <w:rFonts w:asciiTheme="majorBidi" w:hAnsiTheme="majorBidi" w:cstheme="majorBidi"/>
+          <w:lang w:val="en-US"/>
+        </w:rPr>
+        <w:t xml:space="preserve"> function and are used primarily as the iterable in </w:t>
+      </w:r>
       <w:r>
         <w:rPr>
           <w:rStyle w:val="CodeChar"/>
         </w:rPr>
-        <w:t>)</w:t>
-      </w:r>
-      <w:r>
-        <w:rPr>
-          <w:rFonts w:asciiTheme="majorBidi" w:hAnsiTheme="majorBidi" w:cstheme="majorBidi"/>
-          <w:lang w:val="en-US"/>
-        </w:rPr>
-        <w:t xml:space="preserve"> function and are used primarily as the iterable in </w:t>
+        <w:t>for</w:t>
+      </w:r>
+      <w:r>
+        <w:rPr>
+          <w:rFonts w:asciiTheme="majorBidi" w:hAnsiTheme="majorBidi" w:cstheme="majorBidi"/>
+          <w:lang w:val="en-US"/>
+        </w:rPr>
+        <w:t xml:space="preserve"> loops. Ranges are lazy – they do not allocate a list of integers in memory but generate values on demand. A range can be converted to a list by iterating over it. The </w:t>
       </w:r>
       <w:r>
         <w:rPr>
           <w:rStyle w:val="CodeChar"/>
         </w:rPr>
-        <w:t>for</w:t>
-      </w:r>
-      <w:r>
-        <w:rPr>
-          <w:rFonts w:asciiTheme="majorBidi" w:hAnsiTheme="majorBidi" w:cstheme="majorBidi"/>
-          <w:lang w:val="en-US"/>
-        </w:rPr>
-        <w:t xml:space="preserve"> loops. Ranges are lazy – they do not allocate a list of integers in memory but generate values on demand. A range can be converted to a list by iterating over it. The </w:t>
-      </w:r>
-      <w:r>
-        <w:rPr>
-          <w:rStyle w:val="CodeChar"/>
-        </w:rPr>
         <w:t>in</w:t>
       </w:r>
       <w:r>
@@ -7382,15 +7158,7 @@
         <w:pStyle w:val="Code"/>
       </w:pPr>
       <w:r>
-        <w:t xml:space="preserve">for i in </w:t>
-      </w:r>
-      <w:proofErr w:type="gramStart"/>
-      <w:r>
-        <w:t>range(</w:t>
-      </w:r>
-      <w:proofErr w:type="gramEnd"/>
-      <w:r>
-        <w:t>5):</w:t>
+        <w:t>for i in range(5):</w:t>
       </w:r>
     </w:p>
     <w:p>
@@ -7411,15 +7179,7 @@
         <w:pStyle w:val="Code"/>
       </w:pPr>
       <w:r>
-        <w:t xml:space="preserve">for i in </w:t>
-      </w:r>
-      <w:proofErr w:type="gramStart"/>
-      <w:r>
-        <w:t>range(</w:t>
-      </w:r>
-      <w:proofErr w:type="gramEnd"/>
-      <w:r>
-        <w:t>2, 10, 2):</w:t>
+        <w:t>for i in range(2, 10, 2):</w:t>
       </w:r>
     </w:p>
     <w:p>
@@ -7439,21 +7199,8 @@
       <w:pPr>
         <w:pStyle w:val="Code"/>
       </w:pPr>
-      <w:proofErr w:type="gramStart"/>
-      <w:r>
-        <w:t>print(</w:t>
-      </w:r>
-      <w:proofErr w:type="gramEnd"/>
-      <w:r>
-        <w:t xml:space="preserve">3 in </w:t>
-      </w:r>
-      <w:proofErr w:type="gramStart"/>
-      <w:r>
-        <w:t>range(</w:t>
-      </w:r>
-      <w:proofErr w:type="gramEnd"/>
-      <w:r>
-        <w:t>10))</w:t>
+      <w:r>
+        <w:t>print(3 in range(10))</w:t>
       </w:r>
     </w:p>
     <w:p>
@@ -7528,15 +7275,7 @@
         <w:pStyle w:val="Code"/>
       </w:pPr>
       <w:r>
-        <w:t xml:space="preserve">v = </w:t>
-      </w:r>
-      <w:proofErr w:type="gramStart"/>
-      <w:r>
-        <w:t>@[</w:t>
-      </w:r>
-      <w:proofErr w:type="gramEnd"/>
-      <w:r>
-        <w:t>1.0, 2.0, 3.0]</w:t>
+        <w:t>v = @[1.0, 2.0, 3.0]</w:t>
       </w:r>
     </w:p>
     <w:p>
@@ -7544,15 +7283,7 @@
         <w:pStyle w:val="Code"/>
       </w:pPr>
       <w:r>
-        <w:t xml:space="preserve">m = </w:t>
-      </w:r>
-      <w:proofErr w:type="gramStart"/>
-      <w:r>
-        <w:t>@[</w:t>
-      </w:r>
-      <w:proofErr w:type="gramEnd"/>
-      <w:r>
-        <w:t>[1.0, 2.0], [3.0, 4.0]]</w:t>
+        <w:t>m = @[[1.0, 2.0], [3.0, 4.0]]</w:t>
       </w:r>
     </w:p>
     <w:p>
@@ -7595,35 +7326,15 @@
         <w:pStyle w:val="Code"/>
       </w:pPr>
       <w:r>
-        <w:t>print(</w:t>
-      </w:r>
-      <w:proofErr w:type="spellStart"/>
-      <w:proofErr w:type="gramStart"/>
-      <w:r>
-        <w:t>m.shape</w:t>
-      </w:r>
-      <w:proofErr w:type="spellEnd"/>
-      <w:proofErr w:type="gramEnd"/>
-      <w:r>
-        <w:t>)</w:t>
+        <w:t>print(m.shape)</w:t>
       </w:r>
     </w:p>
     <w:p>
       <w:pPr>
         <w:pStyle w:val="Code"/>
       </w:pPr>
-      <w:proofErr w:type="gramStart"/>
-      <w:r>
-        <w:t>print(</w:t>
-      </w:r>
-      <w:proofErr w:type="spellStart"/>
-      <w:proofErr w:type="gramEnd"/>
-      <w:r>
-        <w:t>m.T</w:t>
-      </w:r>
-      <w:proofErr w:type="spellEnd"/>
-      <w:r>
-        <w:t>)</w:t>
+      <w:r>
+        <w:t>print(m.T)</w:t>
       </w:r>
     </w:p>
     <w:p>
@@ -7631,17 +7342,7 @@
         <w:pStyle w:val="Code"/>
       </w:pPr>
       <w:r>
-        <w:t>print(</w:t>
-      </w:r>
-      <w:proofErr w:type="spellStart"/>
-      <w:proofErr w:type="gramStart"/>
-      <w:r>
-        <w:t>v.mean</w:t>
-      </w:r>
-      <w:proofErr w:type="spellEnd"/>
-      <w:proofErr w:type="gramEnd"/>
-      <w:r>
-        <w:t>())</w:t>
+        <w:t>print(v.mean())</w:t>
       </w:r>
     </w:p>
     <w:p>
@@ -7716,15 +7417,7 @@
         <w:pStyle w:val="Code"/>
       </w:pPr>
       <w:r>
-        <w:t xml:space="preserve">def </w:t>
-      </w:r>
-      <w:proofErr w:type="gramStart"/>
-      <w:r>
-        <w:t>add(</w:t>
-      </w:r>
-      <w:proofErr w:type="gramEnd"/>
-      <w:r>
-        <w:t>a, b):</w:t>
+        <w:t>def add(a, b):</w:t>
       </w:r>
     </w:p>
     <w:p>
@@ -7752,13 +7445,8 @@
       <w:pPr>
         <w:pStyle w:val="Code"/>
       </w:pPr>
-      <w:proofErr w:type="gramStart"/>
-      <w:r>
-        <w:t>print(op(</w:t>
-      </w:r>
-      <w:proofErr w:type="gramEnd"/>
-      <w:r>
-        <w:t>2, 3))</w:t>
+      <w:r>
+        <w:t>print(op(2, 3))</w:t>
       </w:r>
     </w:p>
     <w:p>
@@ -7785,15 +7473,7 @@
         <w:pStyle w:val="Code"/>
       </w:pPr>
       <w:r>
-        <w:t>print(</w:t>
-      </w:r>
-      <w:proofErr w:type="gramStart"/>
-      <w:r>
-        <w:t>double(</w:t>
-      </w:r>
-      <w:proofErr w:type="gramEnd"/>
-      <w:r>
-        <w:t>4))</w:t>
+        <w:t>print(double(4))</w:t>
       </w:r>
     </w:p>
     <w:p>
@@ -7876,15 +7556,7 @@
         <w:pStyle w:val="Code"/>
       </w:pPr>
       <w:r>
-        <w:t xml:space="preserve">    def __init_</w:t>
-      </w:r>
-      <w:proofErr w:type="gramStart"/>
-      <w:r>
-        <w:t>_(</w:t>
-      </w:r>
-      <w:proofErr w:type="gramEnd"/>
-      <w:r>
-        <w:t>self, x, y):</w:t>
+        <w:t xml:space="preserve">    def __init__(self, x, y):</w:t>
       </w:r>
     </w:p>
     <w:p>
@@ -7892,15 +7564,7 @@
         <w:pStyle w:val="Code"/>
       </w:pPr>
       <w:r>
-        <w:t xml:space="preserve">        </w:t>
-      </w:r>
-      <w:proofErr w:type="spellStart"/>
-      <w:r>
-        <w:t>self.x</w:t>
-      </w:r>
-      <w:proofErr w:type="spellEnd"/>
-      <w:r>
-        <w:t xml:space="preserve"> = x</w:t>
+        <w:t xml:space="preserve">        self.x = x</w:t>
       </w:r>
     </w:p>
     <w:p>
@@ -7908,17 +7572,7 @@
         <w:pStyle w:val="Code"/>
       </w:pPr>
       <w:r>
-        <w:t xml:space="preserve">        </w:t>
-      </w:r>
-      <w:proofErr w:type="spellStart"/>
-      <w:proofErr w:type="gramStart"/>
-      <w:r>
-        <w:t>self.y</w:t>
-      </w:r>
-      <w:proofErr w:type="spellEnd"/>
-      <w:proofErr w:type="gramEnd"/>
-      <w:r>
-        <w:t xml:space="preserve"> = y</w:t>
+        <w:t xml:space="preserve">        self.y = y</w:t>
       </w:r>
     </w:p>
     <w:p>
@@ -7931,33 +7585,15 @@
         <w:pStyle w:val="Code"/>
       </w:pPr>
       <w:r>
-        <w:t xml:space="preserve">p = </w:t>
-      </w:r>
-      <w:proofErr w:type="gramStart"/>
-      <w:r>
-        <w:t>Point(</w:t>
-      </w:r>
-      <w:proofErr w:type="gramEnd"/>
-      <w:r>
-        <w:t>1, 2)</w:t>
+        <w:t>p = Point(1, 2)</w:t>
       </w:r>
     </w:p>
     <w:p>
       <w:pPr>
         <w:pStyle w:val="Code"/>
       </w:pPr>
-      <w:proofErr w:type="gramStart"/>
-      <w:r>
-        <w:t>print(</w:t>
-      </w:r>
-      <w:proofErr w:type="spellStart"/>
-      <w:proofErr w:type="gramEnd"/>
-      <w:r>
-        <w:t>p.x</w:t>
-      </w:r>
-      <w:proofErr w:type="spellEnd"/>
-      <w:r>
-        <w:t>)</w:t>
+      <w:r>
+        <w:t>print(p.x)</w:t>
       </w:r>
     </w:p>
     <w:p>
@@ -8013,14 +7649,12 @@
         </w:rPr>
         <w:t xml:space="preserve">The Model type is a domain-specific runtime type introduced by the </w:t>
       </w:r>
-      <w:proofErr w:type="gramStart"/>
       <w:r>
         <w:rPr>
           <w:rStyle w:val="CodeChar"/>
         </w:rPr>
         <w:t>models</w:t>
       </w:r>
-      <w:proofErr w:type="gramEnd"/>
       <w:r>
         <w:rPr>
           <w:rFonts w:asciiTheme="majorBidi" w:hAnsiTheme="majorBidi" w:cstheme="majorBidi"/>
@@ -8028,19 +7662,24 @@
         </w:rPr>
         <w:t xml:space="preserve"> standard library module. A Model wraps a trained scikit-learn estimator and exposes a unified interface – </w:t>
       </w:r>
-      <w:proofErr w:type="gramStart"/>
       <w:r>
         <w:rPr>
           <w:rStyle w:val="CodeChar"/>
         </w:rPr>
-        <w:t>train(</w:t>
-      </w:r>
-      <w:proofErr w:type="gramEnd"/>
+        <w:t>train()</w:t>
+      </w:r>
+      <w:r>
+        <w:rPr>
+          <w:rFonts w:asciiTheme="majorBidi" w:hAnsiTheme="majorBidi" w:cstheme="majorBidi"/>
+          <w:lang w:val="en-US"/>
+        </w:rPr>
+        <w:t xml:space="preserve">, </w:t>
+      </w:r>
       <w:r>
         <w:rPr>
           <w:rStyle w:val="CodeChar"/>
         </w:rPr>
-        <w:t>)</w:t>
+        <w:t>predict()</w:t>
       </w:r>
       <w:r>
         <w:rPr>
@@ -8049,119 +7688,44 @@
         </w:rPr>
         <w:t xml:space="preserve">, </w:t>
       </w:r>
-      <w:proofErr w:type="gramStart"/>
       <w:r>
         <w:rPr>
           <w:rStyle w:val="CodeChar"/>
         </w:rPr>
-        <w:t>predict(</w:t>
-      </w:r>
-      <w:proofErr w:type="gramEnd"/>
+        <w:t>score()</w:t>
+      </w:r>
+      <w:r>
+        <w:rPr>
+          <w:rFonts w:asciiTheme="majorBidi" w:hAnsiTheme="majorBidi" w:cstheme="majorBidi"/>
+          <w:lang w:val="en-US"/>
+        </w:rPr>
+        <w:t xml:space="preserve">, </w:t>
+      </w:r>
       <w:r>
         <w:rPr>
           <w:rStyle w:val="CodeChar"/>
         </w:rPr>
-        <w:t>)</w:t>
-      </w:r>
-      <w:r>
-        <w:rPr>
-          <w:rFonts w:asciiTheme="majorBidi" w:hAnsiTheme="majorBidi" w:cstheme="majorBidi"/>
-          <w:lang w:val="en-US"/>
-        </w:rPr>
-        <w:t xml:space="preserve">, </w:t>
-      </w:r>
-      <w:proofErr w:type="gramStart"/>
+        <w:t>explain()</w:t>
+      </w:r>
+      <w:r>
+        <w:rPr>
+          <w:rFonts w:asciiTheme="majorBidi" w:hAnsiTheme="majorBidi" w:cstheme="majorBidi"/>
+          <w:lang w:val="en-US"/>
+        </w:rPr>
+        <w:t xml:space="preserve">, and </w:t>
+      </w:r>
       <w:r>
         <w:rPr>
           <w:rStyle w:val="CodeChar"/>
         </w:rPr>
-        <w:t>score(</w:t>
-      </w:r>
-      <w:proofErr w:type="gramEnd"/>
-      <w:r>
-        <w:rPr>
-          <w:rStyle w:val="CodeChar"/>
-        </w:rPr>
-        <w:t>)</w:t>
-      </w:r>
-      <w:r>
-        <w:rPr>
-          <w:rFonts w:asciiTheme="majorBidi" w:hAnsiTheme="majorBidi" w:cstheme="majorBidi"/>
-          <w:lang w:val="en-US"/>
-        </w:rPr>
-        <w:t xml:space="preserve">, </w:t>
-      </w:r>
-      <w:proofErr w:type="gramStart"/>
-      <w:r>
-        <w:rPr>
-          <w:rStyle w:val="CodeChar"/>
-        </w:rPr>
-        <w:t>explain(</w:t>
-      </w:r>
-      <w:proofErr w:type="gramEnd"/>
-      <w:r>
-        <w:rPr>
-          <w:rStyle w:val="CodeChar"/>
-        </w:rPr>
-        <w:t>)</w:t>
-      </w:r>
-      <w:r>
-        <w:rPr>
-          <w:rFonts w:asciiTheme="majorBidi" w:hAnsiTheme="majorBidi" w:cstheme="majorBidi"/>
-          <w:lang w:val="en-US"/>
-        </w:rPr>
-        <w:t xml:space="preserve">, and </w:t>
-      </w:r>
-      <w:proofErr w:type="spellStart"/>
-      <w:r>
-        <w:rPr>
-          <w:rStyle w:val="CodeChar"/>
-        </w:rPr>
-        <w:t>is_</w:t>
-      </w:r>
-      <w:proofErr w:type="gramStart"/>
-      <w:r>
-        <w:rPr>
-          <w:rStyle w:val="CodeChar"/>
-        </w:rPr>
-        <w:t>trained</w:t>
-      </w:r>
-      <w:proofErr w:type="spellEnd"/>
-      <w:r>
-        <w:rPr>
-          <w:rStyle w:val="CodeChar"/>
-        </w:rPr>
-        <w:t>(</w:t>
-      </w:r>
-      <w:proofErr w:type="gramEnd"/>
-      <w:r>
-        <w:rPr>
-          <w:rStyle w:val="CodeChar"/>
-        </w:rPr>
-        <w:t>)</w:t>
-      </w:r>
-      <w:r>
-        <w:rPr>
-          <w:rFonts w:asciiTheme="majorBidi" w:hAnsiTheme="majorBidi" w:cstheme="majorBidi"/>
-          <w:lang w:val="en-US"/>
-        </w:rPr>
-        <w:t xml:space="preserve"> – regardless of the underlying algorithm. Models are not created with a literal syntax but by calling a constructor function from the </w:t>
-      </w:r>
-      <w:proofErr w:type="gramStart"/>
-      <w:r>
-        <w:rPr>
-          <w:rFonts w:asciiTheme="majorBidi" w:hAnsiTheme="majorBidi" w:cstheme="majorBidi"/>
-          <w:lang w:val="en-US"/>
-        </w:rPr>
-        <w:t>models</w:t>
-      </w:r>
-      <w:proofErr w:type="gramEnd"/>
-      <w:r>
-        <w:rPr>
-          <w:rFonts w:asciiTheme="majorBidi" w:hAnsiTheme="majorBidi" w:cstheme="majorBidi"/>
-          <w:lang w:val="en-US"/>
-        </w:rPr>
-        <w:t xml:space="preserve"> module. The Model type is covered in detail in the Standard Library Reference in Section 11.</w:t>
+        <w:t>is_trained()</w:t>
+      </w:r>
+      <w:r>
+        <w:rPr>
+          <w:rFonts w:asciiTheme="majorBidi" w:hAnsiTheme="majorBidi" w:cstheme="majorBidi"/>
+          <w:lang w:val="en-US"/>
+        </w:rPr>
+        <w:t xml:space="preserve"> – regardless of the underlying algorithm. Models are not created with a literal syntax but by calling a constructor function from the models module. The Model type is covered in detail in the Standard Library Reference in Section 11.</w:t>
       </w:r>
     </w:p>
     <w:p>
@@ -8183,97 +7747,31 @@
         <w:pStyle w:val="Code"/>
       </w:pPr>
       <w:r>
-        <w:t xml:space="preserve">model = </w:t>
-      </w:r>
-      <w:proofErr w:type="spellStart"/>
-      <w:proofErr w:type="gramStart"/>
-      <w:r>
-        <w:t>models.LinearRegression</w:t>
-      </w:r>
-      <w:proofErr w:type="spellEnd"/>
-      <w:proofErr w:type="gramEnd"/>
-      <w:r>
-        <w:t>()</w:t>
+        <w:t>model = models.LinearRegression()</w:t>
       </w:r>
     </w:p>
     <w:p>
       <w:pPr>
         <w:pStyle w:val="Code"/>
       </w:pPr>
-      <w:proofErr w:type="spellStart"/>
-      <w:proofErr w:type="gramStart"/>
-      <w:r>
-        <w:t>model.train</w:t>
-      </w:r>
-      <w:proofErr w:type="spellEnd"/>
-      <w:proofErr w:type="gramEnd"/>
-      <w:r>
-        <w:t>(</w:t>
-      </w:r>
-      <w:proofErr w:type="spellStart"/>
-      <w:r>
-        <w:t>X_train</w:t>
-      </w:r>
-      <w:proofErr w:type="spellEnd"/>
-      <w:r>
-        <w:t xml:space="preserve">, </w:t>
-      </w:r>
-      <w:proofErr w:type="spellStart"/>
-      <w:r>
-        <w:t>y_train</w:t>
-      </w:r>
-      <w:proofErr w:type="spellEnd"/>
-      <w:r>
-        <w:t>)</w:t>
+      <w:r>
+        <w:t>model.train(X_train, y_train)</w:t>
       </w:r>
     </w:p>
     <w:p>
       <w:pPr>
         <w:pStyle w:val="Code"/>
       </w:pPr>
-      <w:proofErr w:type="gramStart"/>
-      <w:r>
-        <w:t>print(</w:t>
-      </w:r>
-      <w:proofErr w:type="spellStart"/>
-      <w:r>
-        <w:t>model.score</w:t>
-      </w:r>
-      <w:proofErr w:type="spellEnd"/>
-      <w:proofErr w:type="gramEnd"/>
-      <w:r>
-        <w:t>(</w:t>
-      </w:r>
-      <w:proofErr w:type="spellStart"/>
-      <w:r>
-        <w:t>X_test</w:t>
-      </w:r>
-      <w:proofErr w:type="spellEnd"/>
-      <w:r>
-        <w:t xml:space="preserve">, </w:t>
-      </w:r>
-      <w:proofErr w:type="spellStart"/>
-      <w:r>
-        <w:t>y_test</w:t>
-      </w:r>
-      <w:proofErr w:type="spellEnd"/>
-      <w:r>
-        <w:t>))</w:t>
+      <w:r>
+        <w:t>print(model.score(X_test, y_test))</w:t>
       </w:r>
     </w:p>
     <w:p>
       <w:pPr>
         <w:pStyle w:val="Code"/>
       </w:pPr>
-      <w:proofErr w:type="spellStart"/>
-      <w:proofErr w:type="gramStart"/>
-      <w:r>
-        <w:t>model.explain</w:t>
-      </w:r>
-      <w:proofErr w:type="spellEnd"/>
-      <w:proofErr w:type="gramEnd"/>
-      <w:r>
-        <w:t>()</w:t>
+      <w:r>
+        <w:t>model.explain()</w:t>
       </w:r>
     </w:p>
     <w:p>
@@ -8329,54 +7827,64 @@
         </w:rPr>
         <w:t xml:space="preserve">The Dataset type is a domain-specific runtime type introduced by the </w:t>
       </w:r>
-      <w:proofErr w:type="gramStart"/>
       <w:r>
         <w:rPr>
           <w:rStyle w:val="CodeChar"/>
         </w:rPr>
-        <w:t>datasets</w:t>
-      </w:r>
-      <w:proofErr w:type="gramEnd"/>
+        <w:t xml:space="preserve">datasets </w:t>
+      </w:r>
+      <w:r>
+        <w:rPr>
+          <w:rFonts w:asciiTheme="majorBidi" w:hAnsiTheme="majorBidi" w:cstheme="majorBidi"/>
+          <w:lang w:val="en-US"/>
+        </w:rPr>
+        <w:t>standard library module.</w:t>
+      </w:r>
+      <w:r>
+        <w:rPr>
+          <w:rFonts w:asciiTheme="majorBidi" w:hAnsiTheme="majorBidi" w:cstheme="majorBidi"/>
+          <w:lang w:val="en-US"/>
+        </w:rPr>
+        <w:t xml:space="preserve"> A Dataset holds a feature matrix and an optional label </w:t>
+      </w:r>
+      <w:r>
+        <w:rPr>
+          <w:rFonts w:asciiTheme="majorBidi" w:hAnsiTheme="majorBidi" w:cstheme="majorBidi"/>
+          <w:lang w:val="en-US"/>
+        </w:rPr>
+        <w:t xml:space="preserve">array alongside metadata such as feature names, target names, and a description string. It exposes methods for common data preparation tasks – </w:t>
+      </w:r>
       <w:r>
         <w:rPr>
           <w:rStyle w:val="CodeChar"/>
         </w:rPr>
-        <w:t xml:space="preserve"> </w:t>
-      </w:r>
-      <w:r>
-        <w:rPr>
-          <w:rFonts w:asciiTheme="majorBidi" w:hAnsiTheme="majorBidi" w:cstheme="majorBidi"/>
-          <w:lang w:val="en-US"/>
-        </w:rPr>
-        <w:t>standard library module.</w:t>
-      </w:r>
-      <w:r>
-        <w:rPr>
-          <w:rFonts w:asciiTheme="majorBidi" w:hAnsiTheme="majorBidi" w:cstheme="majorBidi"/>
-          <w:lang w:val="en-US"/>
-        </w:rPr>
-        <w:t xml:space="preserve"> A Dataset holds a feature matrix and an optional label </w:t>
-      </w:r>
-      <w:r>
-        <w:rPr>
-          <w:rFonts w:asciiTheme="majorBidi" w:hAnsiTheme="majorBidi" w:cstheme="majorBidi"/>
-          <w:lang w:val="en-US"/>
-        </w:rPr>
-        <w:t xml:space="preserve">array alongside metadata such as feature names, target names, and a description string. It exposes methods for common data preparation tasks – </w:t>
-      </w:r>
-      <w:proofErr w:type="gramStart"/>
+        <w:t>split()</w:t>
+      </w:r>
+      <w:r>
+        <w:rPr>
+          <w:rFonts w:asciiTheme="majorBidi" w:hAnsiTheme="majorBidi" w:cstheme="majorBidi"/>
+          <w:lang w:val="en-US"/>
+        </w:rPr>
+        <w:t xml:space="preserve">, </w:t>
+      </w:r>
       <w:r>
         <w:rPr>
           <w:rStyle w:val="CodeChar"/>
         </w:rPr>
-        <w:t>split(</w:t>
-      </w:r>
-      <w:proofErr w:type="gramEnd"/>
+        <w:t>shuffle()</w:t>
+      </w:r>
+      <w:r>
+        <w:rPr>
+          <w:rFonts w:asciiTheme="majorBidi" w:hAnsiTheme="majorBidi" w:cstheme="majorBidi"/>
+          <w:lang w:val="en-US"/>
+        </w:rPr>
+        <w:t xml:space="preserve">, </w:t>
+      </w:r>
       <w:r>
         <w:rPr>
           <w:rStyle w:val="CodeChar"/>
         </w:rPr>
-        <w:t>)</w:t>
+        <w:t>normalize()</w:t>
       </w:r>
       <w:r>
         <w:rPr>
@@ -8385,19 +7893,17 @@
         </w:rPr>
         <w:t xml:space="preserve">, </w:t>
       </w:r>
-      <w:proofErr w:type="gramStart"/>
       <w:r>
         <w:rPr>
           <w:rStyle w:val="CodeChar"/>
         </w:rPr>
-        <w:t>shuffle(</w:t>
-      </w:r>
-      <w:proofErr w:type="gramEnd"/>
+        <w:t>head</w:t>
+      </w:r>
       <w:r>
         <w:rPr>
           <w:rStyle w:val="CodeChar"/>
         </w:rPr>
-        <w:t>)</w:t>
+        <w:t>()</w:t>
       </w:r>
       <w:r>
         <w:rPr>
@@ -8406,109 +7912,37 @@
         </w:rPr>
         <w:t xml:space="preserve">, </w:t>
       </w:r>
-      <w:proofErr w:type="gramStart"/>
       <w:r>
         <w:rPr>
           <w:rStyle w:val="CodeChar"/>
         </w:rPr>
-        <w:t>normalize(</w:t>
-      </w:r>
-      <w:proofErr w:type="gramEnd"/>
+        <w:t>describe()</w:t>
+      </w:r>
+      <w:r>
+        <w:rPr>
+          <w:rFonts w:asciiTheme="majorBidi" w:hAnsiTheme="majorBidi" w:cstheme="majorBidi"/>
+          <w:lang w:val="en-US"/>
+        </w:rPr>
+        <w:t xml:space="preserve">, </w:t>
+      </w:r>
       <w:r>
         <w:rPr>
           <w:rStyle w:val="CodeChar"/>
         </w:rPr>
-        <w:t>)</w:t>
-      </w:r>
-      <w:r>
-        <w:rPr>
-          <w:rFonts w:asciiTheme="majorBidi" w:hAnsiTheme="majorBidi" w:cstheme="majorBidi"/>
-          <w:lang w:val="en-US"/>
-        </w:rPr>
-        <w:t xml:space="preserve">, </w:t>
-      </w:r>
-      <w:proofErr w:type="gramStart"/>
+        <w:t>features()</w:t>
+      </w:r>
+      <w:r>
+        <w:rPr>
+          <w:rFonts w:asciiTheme="majorBidi" w:hAnsiTheme="majorBidi" w:cstheme="majorBidi"/>
+          <w:lang w:val="en-US"/>
+        </w:rPr>
+        <w:t xml:space="preserve">, and </w:t>
+      </w:r>
       <w:r>
         <w:rPr>
           <w:rStyle w:val="CodeChar"/>
         </w:rPr>
-        <w:t>head</w:t>
-      </w:r>
-      <w:r>
-        <w:rPr>
-          <w:rStyle w:val="CodeChar"/>
-        </w:rPr>
-        <w:t>(</w:t>
-      </w:r>
-      <w:proofErr w:type="gramEnd"/>
-      <w:r>
-        <w:rPr>
-          <w:rStyle w:val="CodeChar"/>
-        </w:rPr>
-        <w:t>)</w:t>
-      </w:r>
-      <w:r>
-        <w:rPr>
-          <w:rFonts w:asciiTheme="majorBidi" w:hAnsiTheme="majorBidi" w:cstheme="majorBidi"/>
-          <w:lang w:val="en-US"/>
-        </w:rPr>
-        <w:t xml:space="preserve">, </w:t>
-      </w:r>
-      <w:proofErr w:type="gramStart"/>
-      <w:r>
-        <w:rPr>
-          <w:rStyle w:val="CodeChar"/>
-        </w:rPr>
-        <w:t>describe(</w:t>
-      </w:r>
-      <w:proofErr w:type="gramEnd"/>
-      <w:r>
-        <w:rPr>
-          <w:rStyle w:val="CodeChar"/>
-        </w:rPr>
-        <w:t>)</w:t>
-      </w:r>
-      <w:r>
-        <w:rPr>
-          <w:rFonts w:asciiTheme="majorBidi" w:hAnsiTheme="majorBidi" w:cstheme="majorBidi"/>
-          <w:lang w:val="en-US"/>
-        </w:rPr>
-        <w:t xml:space="preserve">, </w:t>
-      </w:r>
-      <w:proofErr w:type="gramStart"/>
-      <w:r>
-        <w:rPr>
-          <w:rStyle w:val="CodeChar"/>
-        </w:rPr>
-        <w:t>features(</w:t>
-      </w:r>
-      <w:proofErr w:type="gramEnd"/>
-      <w:r>
-        <w:rPr>
-          <w:rStyle w:val="CodeChar"/>
-        </w:rPr>
-        <w:t>)</w:t>
-      </w:r>
-      <w:r>
-        <w:rPr>
-          <w:rFonts w:asciiTheme="majorBidi" w:hAnsiTheme="majorBidi" w:cstheme="majorBidi"/>
-          <w:lang w:val="en-US"/>
-        </w:rPr>
-        <w:t xml:space="preserve">, and </w:t>
-      </w:r>
-      <w:proofErr w:type="gramStart"/>
-      <w:r>
-        <w:rPr>
-          <w:rStyle w:val="CodeChar"/>
-        </w:rPr>
-        <w:t>labels(</w:t>
-      </w:r>
-      <w:proofErr w:type="gramEnd"/>
-      <w:r>
-        <w:rPr>
-          <w:rStyle w:val="CodeChar"/>
-        </w:rPr>
-        <w:t>)</w:t>
+        <w:t>labels()</w:t>
       </w:r>
       <w:r>
         <w:rPr>
@@ -8536,32 +7970,15 @@
         <w:pStyle w:val="Code"/>
       </w:pPr>
       <w:r>
-        <w:t xml:space="preserve">ds = </w:t>
-      </w:r>
-      <w:proofErr w:type="spellStart"/>
-      <w:proofErr w:type="gramStart"/>
-      <w:r>
-        <w:t>datasets.iris</w:t>
-      </w:r>
-      <w:proofErr w:type="spellEnd"/>
-      <w:proofErr w:type="gramEnd"/>
-      <w:r>
-        <w:t>()</w:t>
+        <w:t>ds = datasets.iris()</w:t>
       </w:r>
     </w:p>
     <w:p>
       <w:pPr>
         <w:pStyle w:val="Code"/>
       </w:pPr>
-      <w:proofErr w:type="spellStart"/>
-      <w:proofErr w:type="gramStart"/>
-      <w:r>
-        <w:t>ds.describe</w:t>
-      </w:r>
-      <w:proofErr w:type="spellEnd"/>
-      <w:proofErr w:type="gramEnd"/>
-      <w:r>
-        <w:t>()</w:t>
+      <w:r>
+        <w:t>ds.describe()</w:t>
       </w:r>
     </w:p>
     <w:p>
@@ -8569,75 +7986,23 @@
         <w:pStyle w:val="Code"/>
       </w:pPr>
       <w:r>
-        <w:t xml:space="preserve">split = </w:t>
-      </w:r>
-      <w:proofErr w:type="spellStart"/>
-      <w:proofErr w:type="gramStart"/>
-      <w:r>
-        <w:t>ds.shuffle</w:t>
-      </w:r>
-      <w:proofErr w:type="spellEnd"/>
-      <w:proofErr w:type="gramEnd"/>
-      <w:r>
-        <w:t>(42</w:t>
-      </w:r>
-      <w:proofErr w:type="gramStart"/>
-      <w:r>
-        <w:t>).normalize</w:t>
-      </w:r>
-      <w:proofErr w:type="gramEnd"/>
-      <w:r>
-        <w:t>("standard"</w:t>
-      </w:r>
-      <w:proofErr w:type="gramStart"/>
-      <w:r>
-        <w:t>).split</w:t>
-      </w:r>
-      <w:proofErr w:type="gramEnd"/>
-      <w:r>
-        <w:t>(0.8)</w:t>
+        <w:t>split = ds.shuffle(42).normalize("standard").split(0.8)</w:t>
       </w:r>
     </w:p>
     <w:p>
       <w:pPr>
         <w:pStyle w:val="Code"/>
       </w:pPr>
-      <w:proofErr w:type="spellStart"/>
-      <w:r>
-        <w:t>X_train</w:t>
-      </w:r>
-      <w:proofErr w:type="spellEnd"/>
-      <w:r>
-        <w:t xml:space="preserve"> = split["train"</w:t>
-      </w:r>
-      <w:proofErr w:type="gramStart"/>
-      <w:r>
-        <w:t>].features</w:t>
-      </w:r>
-      <w:proofErr w:type="gramEnd"/>
-      <w:r>
-        <w:t>()</w:t>
+      <w:r>
+        <w:t>X_train = split["train"].features()</w:t>
       </w:r>
     </w:p>
     <w:p>
       <w:pPr>
         <w:pStyle w:val="Code"/>
       </w:pPr>
-      <w:proofErr w:type="spellStart"/>
-      <w:r>
-        <w:t>y_train</w:t>
-      </w:r>
-      <w:proofErr w:type="spellEnd"/>
-      <w:r>
-        <w:t xml:space="preserve"> = split["train"</w:t>
-      </w:r>
-      <w:proofErr w:type="gramStart"/>
-      <w:r>
-        <w:t>].labels</w:t>
-      </w:r>
-      <w:proofErr w:type="gramEnd"/>
-      <w:r>
-        <w:t>()</w:t>
+      <w:r>
+        <w:t>y_train = split["train"].labels()</w:t>
       </w:r>
     </w:p>
     <w:p>
@@ -8683,25 +8048,6150 @@
     <w:p>
       <w:pPr>
         <w:pStyle w:val="ListParagraph"/>
-        <w:ind w:left="426"/>
-        <w:jc w:val="both"/>
-        <w:rPr>
-          <w:rFonts w:asciiTheme="majorBidi" w:hAnsiTheme="majorBidi" w:cstheme="majorBidi"/>
-          <w:sz w:val="28"/>
-          <w:szCs w:val="28"/>
-          <w:lang w:val="en-US"/>
-        </w:rPr>
-      </w:pPr>
+        <w:numPr>
+          <w:ilvl w:val="1"/>
+          <w:numId w:val="2"/>
+        </w:numPr>
+        <w:ind w:left="845"/>
+        <w:jc w:val="both"/>
+        <w:outlineLvl w:val="1"/>
+        <w:rPr>
+          <w:rFonts w:asciiTheme="majorBidi" w:hAnsiTheme="majorBidi" w:cstheme="majorBidi"/>
+          <w:lang w:val="en-US"/>
+        </w:rPr>
+      </w:pPr>
+      <w:r>
+        <w:rPr>
+          <w:rFonts w:asciiTheme="majorBidi" w:hAnsiTheme="majorBidi" w:cstheme="majorBidi"/>
+          <w:lang w:val="en-US"/>
+        </w:rPr>
+        <w:t>Overview</w:t>
+      </w:r>
     </w:p>
     <w:p>
       <w:pPr>
         <w:pStyle w:val="ListParagraph"/>
-        <w:ind w:left="426"/>
-        <w:jc w:val="both"/>
-        <w:rPr>
-          <w:rFonts w:asciiTheme="majorBidi" w:hAnsiTheme="majorBidi" w:cstheme="majorBidi"/>
-          <w:sz w:val="28"/>
-          <w:szCs w:val="28"/>
+        <w:ind w:left="846"/>
+        <w:jc w:val="both"/>
+        <w:rPr>
+          <w:rFonts w:asciiTheme="majorBidi" w:hAnsiTheme="majorBidi" w:cstheme="majorBidi"/>
+          <w:lang w:val="en-US"/>
+        </w:rPr>
+      </w:pPr>
+      <w:r>
+        <w:rPr>
+          <w:rFonts w:asciiTheme="majorBidi" w:hAnsiTheme="majorBidi" w:cstheme="majorBidi"/>
+          <w:lang w:val="en-US"/>
+        </w:rPr>
+        <w:t>Pulse provides a comprehensive set of operators for arithmetic, comparison, logical, bitwise, and other operations. Operators are evaluated according to a fixed precedence hierarchy, operators with higher precedence bind more tightly than those with lower precedence. When operators have the same precedence, they associate left-to-right unless otherwise specified. Parentheses can always be used to override precedence explicitly.</w:t>
+      </w:r>
+    </w:p>
+    <w:p>
+      <w:pPr>
+        <w:pStyle w:val="ListParagraph"/>
+        <w:ind w:left="846"/>
+        <w:jc w:val="both"/>
+        <w:rPr>
+          <w:rFonts w:asciiTheme="majorBidi" w:hAnsiTheme="majorBidi" w:cstheme="majorBidi"/>
+          <w:lang w:val="en-US"/>
+        </w:rPr>
+      </w:pPr>
+    </w:p>
+    <w:p>
+      <w:pPr>
+        <w:pStyle w:val="ListParagraph"/>
+        <w:numPr>
+          <w:ilvl w:val="1"/>
+          <w:numId w:val="2"/>
+        </w:numPr>
+        <w:ind w:left="845"/>
+        <w:jc w:val="both"/>
+        <w:outlineLvl w:val="1"/>
+        <w:rPr>
+          <w:rFonts w:asciiTheme="majorBidi" w:hAnsiTheme="majorBidi" w:cstheme="majorBidi"/>
+          <w:lang w:val="en-US"/>
+        </w:rPr>
+      </w:pPr>
+      <w:r>
+        <w:rPr>
+          <w:rFonts w:asciiTheme="majorBidi" w:hAnsiTheme="majorBidi" w:cstheme="majorBidi"/>
+          <w:lang w:val="en-US"/>
+        </w:rPr>
+        <w:t>Arithmetic Operators</w:t>
+      </w:r>
+    </w:p>
+    <w:p>
+      <w:pPr>
+        <w:pStyle w:val="ListParagraph"/>
+        <w:ind w:left="846"/>
+        <w:jc w:val="both"/>
+        <w:rPr>
+          <w:rFonts w:asciiTheme="majorBidi" w:hAnsiTheme="majorBidi" w:cstheme="majorBidi"/>
+          <w:lang w:val="en-US"/>
+        </w:rPr>
+      </w:pPr>
+      <w:r>
+        <w:rPr>
+          <w:rFonts w:asciiTheme="majorBidi" w:hAnsiTheme="majorBidi" w:cstheme="majorBidi"/>
+          <w:lang w:val="en-US"/>
+        </w:rPr>
+        <w:t xml:space="preserve">Arithmetic operators work on Number values. Applying an arithmetic operator to a non-numeric value raises a </w:t>
+      </w:r>
+      <w:r>
+        <w:rPr>
+          <w:rStyle w:val="CodeChar"/>
+        </w:rPr>
+        <w:t>TypeError</w:t>
+      </w:r>
+      <w:r>
+        <w:rPr>
+          <w:rFonts w:asciiTheme="majorBidi" w:hAnsiTheme="majorBidi" w:cstheme="majorBidi"/>
+          <w:lang w:val="en-US"/>
+        </w:rPr>
+        <w:t xml:space="preserve"> at runtime, with the exception of </w:t>
+      </w:r>
+      <w:r>
+        <w:rPr>
+          <w:rStyle w:val="CodeChar"/>
+        </w:rPr>
+        <w:t>+</w:t>
+      </w:r>
+      <w:r>
+        <w:rPr>
+          <w:rFonts w:asciiTheme="majorBidi" w:hAnsiTheme="majorBidi" w:cstheme="majorBidi"/>
+          <w:lang w:val="en-US"/>
+        </w:rPr>
+        <w:t xml:space="preserve"> which also supports string concatenation when both operands are strings.</w:t>
+      </w:r>
+    </w:p>
+    <w:tbl>
+      <w:tblPr>
+        <w:tblStyle w:val="TableGrid"/>
+        <w:tblW w:w="0" w:type="auto"/>
+        <w:tblInd w:w="846" w:type="dxa"/>
+        <w:tblLook w:val="04A0" w:firstRow="1" w:lastRow="0" w:firstColumn="1" w:lastColumn="0" w:noHBand="0" w:noVBand="1"/>
+      </w:tblPr>
+      <w:tblGrid>
+        <w:gridCol w:w="1984"/>
+        <w:gridCol w:w="3402"/>
+        <w:gridCol w:w="3504"/>
+      </w:tblGrid>
+      <w:tr>
+        <w:tc>
+          <w:tcPr>
+            <w:tcW w:w="1984" w:type="dxa"/>
+          </w:tcPr>
+          <w:p>
+            <w:pPr>
+              <w:pStyle w:val="ListParagraph"/>
+              <w:ind w:left="0"/>
+              <w:jc w:val="both"/>
+              <w:rPr>
+                <w:rFonts w:asciiTheme="majorBidi" w:hAnsiTheme="majorBidi" w:cstheme="majorBidi"/>
+                <w:lang w:val="en-US"/>
+              </w:rPr>
+            </w:pPr>
+            <w:r>
+              <w:rPr>
+                <w:rFonts w:asciiTheme="majorBidi" w:hAnsiTheme="majorBidi" w:cstheme="majorBidi"/>
+                <w:lang w:val="en-US"/>
+              </w:rPr>
+              <w:t>Operator</w:t>
+            </w:r>
+          </w:p>
+        </w:tc>
+        <w:tc>
+          <w:tcPr>
+            <w:tcW w:w="3402" w:type="dxa"/>
+          </w:tcPr>
+          <w:p>
+            <w:pPr>
+              <w:pStyle w:val="ListParagraph"/>
+              <w:ind w:left="0"/>
+              <w:jc w:val="both"/>
+              <w:rPr>
+                <w:rFonts w:asciiTheme="majorBidi" w:hAnsiTheme="majorBidi" w:cstheme="majorBidi"/>
+                <w:lang w:val="en-US"/>
+              </w:rPr>
+            </w:pPr>
+            <w:r>
+              <w:rPr>
+                <w:rFonts w:asciiTheme="majorBidi" w:hAnsiTheme="majorBidi" w:cstheme="majorBidi"/>
+                <w:lang w:val="en-US"/>
+              </w:rPr>
+              <w:t>Description</w:t>
+            </w:r>
+          </w:p>
+        </w:tc>
+        <w:tc>
+          <w:tcPr>
+            <w:tcW w:w="3504" w:type="dxa"/>
+          </w:tcPr>
+          <w:p>
+            <w:pPr>
+              <w:pStyle w:val="ListParagraph"/>
+              <w:ind w:left="0"/>
+              <w:jc w:val="both"/>
+              <w:rPr>
+                <w:rFonts w:asciiTheme="majorBidi" w:hAnsiTheme="majorBidi" w:cstheme="majorBidi"/>
+                <w:lang w:val="en-US"/>
+              </w:rPr>
+            </w:pPr>
+            <w:r>
+              <w:rPr>
+                <w:rFonts w:asciiTheme="majorBidi" w:hAnsiTheme="majorBidi" w:cstheme="majorBidi"/>
+                <w:lang w:val="en-US"/>
+              </w:rPr>
+              <w:t>Example</w:t>
+            </w:r>
+          </w:p>
+        </w:tc>
+      </w:tr>
+      <w:tr>
+        <w:tc>
+          <w:tcPr>
+            <w:tcW w:w="1984" w:type="dxa"/>
+          </w:tcPr>
+          <w:p>
+            <w:pPr>
+              <w:pStyle w:val="ListParagraph"/>
+              <w:ind w:left="0"/>
+              <w:jc w:val="both"/>
+              <w:rPr>
+                <w:rFonts w:asciiTheme="majorBidi" w:hAnsiTheme="majorBidi" w:cstheme="majorBidi"/>
+                <w:lang w:val="en-US"/>
+              </w:rPr>
+            </w:pPr>
+            <w:r>
+              <w:rPr>
+                <w:rStyle w:val="CodeChar"/>
+              </w:rPr>
+              <w:t>+</w:t>
+            </w:r>
+            <w:r>
+              <w:rPr>
+                <w:rFonts w:asciiTheme="majorBidi" w:hAnsiTheme="majorBidi" w:cstheme="majorBidi"/>
+                <w:lang w:val="en-US"/>
+              </w:rPr>
+              <w:t xml:space="preserve"> </w:t>
+            </w:r>
+          </w:p>
+        </w:tc>
+        <w:tc>
+          <w:tcPr>
+            <w:tcW w:w="3402" w:type="dxa"/>
+          </w:tcPr>
+          <w:p>
+            <w:pPr>
+              <w:pStyle w:val="ListParagraph"/>
+              <w:ind w:left="0"/>
+              <w:jc w:val="both"/>
+              <w:rPr>
+                <w:rFonts w:asciiTheme="majorBidi" w:hAnsiTheme="majorBidi" w:cstheme="majorBidi"/>
+                <w:lang w:val="en-US"/>
+              </w:rPr>
+            </w:pPr>
+            <w:r>
+              <w:rPr>
+                <w:rFonts w:asciiTheme="majorBidi" w:hAnsiTheme="majorBidi" w:cstheme="majorBidi"/>
+                <w:lang w:val="en-US"/>
+              </w:rPr>
+              <w:t>Addition or string concatenation</w:t>
+            </w:r>
+          </w:p>
+        </w:tc>
+        <w:tc>
+          <w:tcPr>
+            <w:tcW w:w="3504" w:type="dxa"/>
+          </w:tcPr>
+          <w:p>
+            <w:pPr>
+              <w:pStyle w:val="ListParagraph"/>
+              <w:ind w:left="0"/>
+              <w:jc w:val="both"/>
+              <w:rPr>
+                <w:rFonts w:asciiTheme="majorBidi" w:hAnsiTheme="majorBidi" w:cstheme="majorBidi"/>
+                <w:lang w:val="en-US"/>
+              </w:rPr>
+            </w:pPr>
+            <w:r>
+              <w:rPr>
+                <w:rStyle w:val="CodeChar"/>
+              </w:rPr>
+              <w:t>3 + 4</w:t>
+            </w:r>
+            <w:r>
+              <w:rPr>
+                <w:rFonts w:asciiTheme="majorBidi" w:hAnsiTheme="majorBidi" w:cstheme="majorBidi"/>
+                <w:lang w:val="en-US"/>
+              </w:rPr>
+              <w:t xml:space="preserve"> </w:t>
+            </w:r>
+            <m:oMath>
+              <m:r>
+                <w:rPr>
+                  <w:rFonts w:ascii="Cambria Math" w:hAnsi="Cambria Math" w:cstheme="majorBidi"/>
+                  <w:lang w:val="en-US"/>
+                </w:rPr>
+                <m:t>→</m:t>
+              </m:r>
+            </m:oMath>
+            <w:r>
+              <w:rPr>
+                <w:rFonts w:asciiTheme="majorBidi" w:eastAsiaTheme="minorEastAsia" w:hAnsiTheme="majorBidi" w:cstheme="majorBidi"/>
+                <w:lang w:val="en-US"/>
+              </w:rPr>
+              <w:t xml:space="preserve"> </w:t>
+            </w:r>
+            <w:r>
+              <w:rPr>
+                <w:rStyle w:val="CodeChar"/>
+              </w:rPr>
+              <w:t>7</w:t>
+            </w:r>
+            <w:r>
+              <w:rPr>
+                <w:rFonts w:asciiTheme="majorBidi" w:eastAsiaTheme="minorEastAsia" w:hAnsiTheme="majorBidi" w:cstheme="majorBidi"/>
+                <w:lang w:val="en-US"/>
+              </w:rPr>
+              <w:t xml:space="preserve">, </w:t>
+            </w:r>
+            <w:r>
+              <w:rPr>
+                <w:rStyle w:val="CodeChar"/>
+              </w:rPr>
+              <w:t>"a" + "b"</w:t>
+            </w:r>
+            <w:r>
+              <w:rPr>
+                <w:rFonts w:asciiTheme="majorBidi" w:eastAsiaTheme="minorEastAsia" w:hAnsiTheme="majorBidi" w:cstheme="majorBidi"/>
+                <w:lang w:val="en-US"/>
+              </w:rPr>
+              <w:t xml:space="preserve"> </w:t>
+            </w:r>
+            <m:oMath>
+              <m:r>
+                <w:rPr>
+                  <w:rFonts w:ascii="Cambria Math" w:eastAsiaTheme="minorEastAsia" w:hAnsi="Cambria Math" w:cstheme="majorBidi"/>
+                  <w:lang w:val="en-US"/>
+                </w:rPr>
+                <m:t>→</m:t>
+              </m:r>
+            </m:oMath>
+            <w:r>
+              <w:rPr>
+                <w:rFonts w:asciiTheme="majorBidi" w:eastAsiaTheme="minorEastAsia" w:hAnsiTheme="majorBidi" w:cstheme="majorBidi"/>
+                <w:lang w:val="en-US"/>
+              </w:rPr>
+              <w:t xml:space="preserve"> </w:t>
+            </w:r>
+            <w:r>
+              <w:rPr>
+                <w:rStyle w:val="CodeChar"/>
+              </w:rPr>
+              <w:t>"ab"</w:t>
+            </w:r>
+          </w:p>
+        </w:tc>
+      </w:tr>
+      <w:tr>
+        <w:tc>
+          <w:tcPr>
+            <w:tcW w:w="1984" w:type="dxa"/>
+          </w:tcPr>
+          <w:p>
+            <w:pPr>
+              <w:pStyle w:val="ListParagraph"/>
+              <w:ind w:left="0"/>
+              <w:jc w:val="both"/>
+              <w:rPr>
+                <w:rFonts w:asciiTheme="majorBidi" w:hAnsiTheme="majorBidi" w:cstheme="majorBidi"/>
+                <w:lang w:val="en-US"/>
+              </w:rPr>
+            </w:pPr>
+            <w:r>
+              <w:rPr>
+                <w:rStyle w:val="CodeChar"/>
+              </w:rPr>
+              <w:t>–</w:t>
+            </w:r>
+            <w:r>
+              <w:rPr>
+                <w:rFonts w:asciiTheme="majorBidi" w:hAnsiTheme="majorBidi" w:cstheme="majorBidi"/>
+                <w:lang w:val="en-US"/>
+              </w:rPr>
+              <w:t xml:space="preserve"> </w:t>
+            </w:r>
+          </w:p>
+        </w:tc>
+        <w:tc>
+          <w:tcPr>
+            <w:tcW w:w="3402" w:type="dxa"/>
+          </w:tcPr>
+          <w:p>
+            <w:pPr>
+              <w:pStyle w:val="ListParagraph"/>
+              <w:ind w:left="0"/>
+              <w:jc w:val="both"/>
+              <w:rPr>
+                <w:rFonts w:asciiTheme="majorBidi" w:hAnsiTheme="majorBidi" w:cstheme="majorBidi"/>
+                <w:lang w:val="en-US"/>
+              </w:rPr>
+            </w:pPr>
+            <w:r>
+              <w:rPr>
+                <w:rFonts w:asciiTheme="majorBidi" w:hAnsiTheme="majorBidi" w:cstheme="majorBidi"/>
+                <w:lang w:val="en-US"/>
+              </w:rPr>
+              <w:t>Subtraction</w:t>
+            </w:r>
+          </w:p>
+        </w:tc>
+        <w:tc>
+          <w:tcPr>
+            <w:tcW w:w="3504" w:type="dxa"/>
+          </w:tcPr>
+          <w:p>
+            <w:pPr>
+              <w:pStyle w:val="ListParagraph"/>
+              <w:ind w:left="0"/>
+              <w:jc w:val="both"/>
+              <w:rPr>
+                <w:rFonts w:asciiTheme="majorBidi" w:hAnsiTheme="majorBidi" w:cstheme="majorBidi"/>
+                <w:lang w:val="en-US"/>
+              </w:rPr>
+            </w:pPr>
+            <w:r>
+              <w:rPr>
+                <w:rStyle w:val="CodeChar"/>
+              </w:rPr>
+              <w:t>10 – 3</w:t>
+            </w:r>
+            <w:r>
+              <w:rPr>
+                <w:rFonts w:asciiTheme="majorBidi" w:hAnsiTheme="majorBidi" w:cstheme="majorBidi"/>
+                <w:lang w:val="en-US"/>
+              </w:rPr>
+              <w:t xml:space="preserve"> </w:t>
+            </w:r>
+            <m:oMath>
+              <m:r>
+                <w:rPr>
+                  <w:rFonts w:ascii="Cambria Math" w:hAnsi="Cambria Math" w:cstheme="majorBidi"/>
+                  <w:lang w:val="en-US"/>
+                </w:rPr>
+                <m:t>→</m:t>
+              </m:r>
+            </m:oMath>
+            <w:r>
+              <w:rPr>
+                <w:rFonts w:asciiTheme="majorBidi" w:eastAsiaTheme="minorEastAsia" w:hAnsiTheme="majorBidi" w:cstheme="majorBidi"/>
+                <w:lang w:val="en-US"/>
+              </w:rPr>
+              <w:t xml:space="preserve"> </w:t>
+            </w:r>
+            <w:r>
+              <w:rPr>
+                <w:rStyle w:val="CodeChar"/>
+              </w:rPr>
+              <w:t>7</w:t>
+            </w:r>
+          </w:p>
+        </w:tc>
+      </w:tr>
+      <w:tr>
+        <w:tc>
+          <w:tcPr>
+            <w:tcW w:w="1984" w:type="dxa"/>
+          </w:tcPr>
+          <w:p>
+            <w:pPr>
+              <w:pStyle w:val="ListParagraph"/>
+              <w:ind w:left="0"/>
+              <w:jc w:val="both"/>
+              <w:rPr>
+                <w:rFonts w:asciiTheme="majorBidi" w:hAnsiTheme="majorBidi" w:cstheme="majorBidi"/>
+                <w:lang w:val="en-US"/>
+              </w:rPr>
+            </w:pPr>
+            <w:r>
+              <w:rPr>
+                <w:rStyle w:val="CodeChar"/>
+              </w:rPr>
+              <w:t>*</w:t>
+            </w:r>
+            <w:r>
+              <w:rPr>
+                <w:rFonts w:asciiTheme="majorBidi" w:hAnsiTheme="majorBidi" w:cstheme="majorBidi"/>
+                <w:lang w:val="en-US"/>
+              </w:rPr>
+              <w:t xml:space="preserve"> </w:t>
+            </w:r>
+          </w:p>
+        </w:tc>
+        <w:tc>
+          <w:tcPr>
+            <w:tcW w:w="3402" w:type="dxa"/>
+          </w:tcPr>
+          <w:p>
+            <w:pPr>
+              <w:pStyle w:val="ListParagraph"/>
+              <w:ind w:left="0"/>
+              <w:jc w:val="both"/>
+              <w:rPr>
+                <w:rFonts w:asciiTheme="majorBidi" w:hAnsiTheme="majorBidi" w:cstheme="majorBidi"/>
+                <w:lang w:val="en-US"/>
+              </w:rPr>
+            </w:pPr>
+            <w:r>
+              <w:rPr>
+                <w:rFonts w:asciiTheme="majorBidi" w:hAnsiTheme="majorBidi" w:cstheme="majorBidi"/>
+                <w:lang w:val="en-US"/>
+              </w:rPr>
+              <w:t>Multiplication</w:t>
+            </w:r>
+          </w:p>
+        </w:tc>
+        <w:tc>
+          <w:tcPr>
+            <w:tcW w:w="3504" w:type="dxa"/>
+          </w:tcPr>
+          <w:p>
+            <w:pPr>
+              <w:pStyle w:val="ListParagraph"/>
+              <w:ind w:left="0"/>
+              <w:jc w:val="both"/>
+              <w:rPr>
+                <w:rFonts w:asciiTheme="majorBidi" w:hAnsiTheme="majorBidi" w:cstheme="majorBidi"/>
+                <w:lang w:val="en-US"/>
+              </w:rPr>
+            </w:pPr>
+            <w:r>
+              <w:rPr>
+                <w:rStyle w:val="CodeChar"/>
+              </w:rPr>
+              <w:t>4 * 5</w:t>
+            </w:r>
+            <w:r>
+              <w:rPr>
+                <w:rFonts w:asciiTheme="majorBidi" w:hAnsiTheme="majorBidi" w:cstheme="majorBidi"/>
+                <w:lang w:val="en-US"/>
+              </w:rPr>
+              <w:t xml:space="preserve"> </w:t>
+            </w:r>
+            <m:oMath>
+              <m:r>
+                <w:rPr>
+                  <w:rFonts w:ascii="Cambria Math" w:hAnsi="Cambria Math" w:cstheme="majorBidi"/>
+                  <w:lang w:val="en-US"/>
+                </w:rPr>
+                <m:t>→</m:t>
+              </m:r>
+            </m:oMath>
+            <w:r>
+              <w:rPr>
+                <w:rFonts w:asciiTheme="majorBidi" w:eastAsiaTheme="minorEastAsia" w:hAnsiTheme="majorBidi" w:cstheme="majorBidi"/>
+                <w:lang w:val="en-US"/>
+              </w:rPr>
+              <w:t xml:space="preserve"> </w:t>
+            </w:r>
+            <w:r>
+              <w:rPr>
+                <w:rStyle w:val="CodeChar"/>
+              </w:rPr>
+              <w:t>20</w:t>
+            </w:r>
+          </w:p>
+        </w:tc>
+      </w:tr>
+      <w:tr>
+        <w:tc>
+          <w:tcPr>
+            <w:tcW w:w="1984" w:type="dxa"/>
+          </w:tcPr>
+          <w:p>
+            <w:pPr>
+              <w:pStyle w:val="ListParagraph"/>
+              <w:ind w:left="0"/>
+              <w:jc w:val="both"/>
+              <w:rPr>
+                <w:rFonts w:asciiTheme="majorBidi" w:hAnsiTheme="majorBidi" w:cstheme="majorBidi"/>
+                <w:lang w:val="en-US"/>
+              </w:rPr>
+            </w:pPr>
+            <w:r>
+              <w:rPr>
+                <w:rStyle w:val="CodeChar"/>
+              </w:rPr>
+              <w:t>/</w:t>
+            </w:r>
+            <w:r>
+              <w:rPr>
+                <w:rFonts w:asciiTheme="majorBidi" w:hAnsiTheme="majorBidi" w:cstheme="majorBidi"/>
+                <w:lang w:val="en-US"/>
+              </w:rPr>
+              <w:t xml:space="preserve"> </w:t>
+            </w:r>
+          </w:p>
+        </w:tc>
+        <w:tc>
+          <w:tcPr>
+            <w:tcW w:w="3402" w:type="dxa"/>
+          </w:tcPr>
+          <w:p>
+            <w:pPr>
+              <w:pStyle w:val="ListParagraph"/>
+              <w:ind w:left="0"/>
+              <w:jc w:val="both"/>
+              <w:rPr>
+                <w:rFonts w:asciiTheme="majorBidi" w:hAnsiTheme="majorBidi" w:cstheme="majorBidi"/>
+                <w:lang w:val="en-US"/>
+              </w:rPr>
+            </w:pPr>
+            <w:r>
+              <w:rPr>
+                <w:rFonts w:asciiTheme="majorBidi" w:hAnsiTheme="majorBidi" w:cstheme="majorBidi"/>
+                <w:lang w:val="en-US"/>
+              </w:rPr>
+              <w:t>Division (always float)</w:t>
+            </w:r>
+          </w:p>
+        </w:tc>
+        <w:tc>
+          <w:tcPr>
+            <w:tcW w:w="3504" w:type="dxa"/>
+          </w:tcPr>
+          <w:p>
+            <w:pPr>
+              <w:pStyle w:val="ListParagraph"/>
+              <w:ind w:left="0"/>
+              <w:jc w:val="both"/>
+              <w:rPr>
+                <w:rFonts w:asciiTheme="majorBidi" w:hAnsiTheme="majorBidi" w:cstheme="majorBidi"/>
+                <w:lang w:val="en-US"/>
+              </w:rPr>
+            </w:pPr>
+            <w:r>
+              <w:rPr>
+                <w:rStyle w:val="CodeChar"/>
+              </w:rPr>
+              <w:t>10 / 4</w:t>
+            </w:r>
+            <w:r>
+              <w:rPr>
+                <w:rFonts w:asciiTheme="majorBidi" w:hAnsiTheme="majorBidi" w:cstheme="majorBidi"/>
+                <w:lang w:val="en-US"/>
+              </w:rPr>
+              <w:t xml:space="preserve"> </w:t>
+            </w:r>
+            <m:oMath>
+              <m:r>
+                <w:rPr>
+                  <w:rFonts w:ascii="Cambria Math" w:hAnsi="Cambria Math" w:cstheme="majorBidi"/>
+                  <w:lang w:val="en-US"/>
+                </w:rPr>
+                <m:t>→</m:t>
+              </m:r>
+            </m:oMath>
+            <w:r>
+              <w:rPr>
+                <w:rFonts w:asciiTheme="majorBidi" w:eastAsiaTheme="minorEastAsia" w:hAnsiTheme="majorBidi" w:cstheme="majorBidi"/>
+                <w:lang w:val="en-US"/>
+              </w:rPr>
+              <w:t xml:space="preserve"> </w:t>
+            </w:r>
+            <w:r>
+              <w:rPr>
+                <w:rStyle w:val="CodeChar"/>
+              </w:rPr>
+              <w:t>2.5</w:t>
+            </w:r>
+          </w:p>
+        </w:tc>
+      </w:tr>
+      <w:tr>
+        <w:tc>
+          <w:tcPr>
+            <w:tcW w:w="1984" w:type="dxa"/>
+          </w:tcPr>
+          <w:p>
+            <w:pPr>
+              <w:pStyle w:val="ListParagraph"/>
+              <w:ind w:left="0"/>
+              <w:jc w:val="both"/>
+              <w:rPr>
+                <w:rFonts w:asciiTheme="majorBidi" w:hAnsiTheme="majorBidi" w:cstheme="majorBidi"/>
+                <w:lang w:val="en-US"/>
+              </w:rPr>
+            </w:pPr>
+            <w:r>
+              <w:rPr>
+                <w:rStyle w:val="CodeChar"/>
+              </w:rPr>
+              <w:t>//</w:t>
+            </w:r>
+            <w:r>
+              <w:rPr>
+                <w:rFonts w:asciiTheme="majorBidi" w:hAnsiTheme="majorBidi" w:cstheme="majorBidi"/>
+                <w:lang w:val="en-US"/>
+              </w:rPr>
+              <w:t xml:space="preserve"> </w:t>
+            </w:r>
+          </w:p>
+        </w:tc>
+        <w:tc>
+          <w:tcPr>
+            <w:tcW w:w="3402" w:type="dxa"/>
+          </w:tcPr>
+          <w:p>
+            <w:pPr>
+              <w:pStyle w:val="ListParagraph"/>
+              <w:ind w:left="0"/>
+              <w:jc w:val="both"/>
+              <w:rPr>
+                <w:rFonts w:asciiTheme="majorBidi" w:hAnsiTheme="majorBidi" w:cstheme="majorBidi"/>
+                <w:lang w:val="en-US"/>
+              </w:rPr>
+            </w:pPr>
+            <w:r>
+              <w:rPr>
+                <w:rFonts w:asciiTheme="majorBidi" w:hAnsiTheme="majorBidi" w:cstheme="majorBidi"/>
+                <w:lang w:val="en-US"/>
+              </w:rPr>
+              <w:t>Integer division (floor)</w:t>
+            </w:r>
+          </w:p>
+        </w:tc>
+        <w:tc>
+          <w:tcPr>
+            <w:tcW w:w="3504" w:type="dxa"/>
+          </w:tcPr>
+          <w:p>
+            <w:pPr>
+              <w:pStyle w:val="ListParagraph"/>
+              <w:ind w:left="0"/>
+              <w:jc w:val="both"/>
+              <w:rPr>
+                <w:rFonts w:asciiTheme="majorBidi" w:hAnsiTheme="majorBidi" w:cstheme="majorBidi"/>
+                <w:lang w:val="en-US"/>
+              </w:rPr>
+            </w:pPr>
+            <w:r>
+              <w:rPr>
+                <w:rStyle w:val="CodeChar"/>
+              </w:rPr>
+              <w:t>10 // 3</w:t>
+            </w:r>
+            <w:r>
+              <w:rPr>
+                <w:rFonts w:asciiTheme="majorBidi" w:hAnsiTheme="majorBidi" w:cstheme="majorBidi"/>
+                <w:lang w:val="en-US"/>
+              </w:rPr>
+              <w:t xml:space="preserve"> </w:t>
+            </w:r>
+            <m:oMath>
+              <m:r>
+                <w:rPr>
+                  <w:rFonts w:ascii="Cambria Math" w:hAnsi="Cambria Math" w:cstheme="majorBidi"/>
+                  <w:lang w:val="en-US"/>
+                </w:rPr>
+                <m:t>→</m:t>
+              </m:r>
+            </m:oMath>
+            <w:r>
+              <w:rPr>
+                <w:rFonts w:asciiTheme="majorBidi" w:eastAsiaTheme="minorEastAsia" w:hAnsiTheme="majorBidi" w:cstheme="majorBidi"/>
+                <w:lang w:val="en-US"/>
+              </w:rPr>
+              <w:t xml:space="preserve"> </w:t>
+            </w:r>
+            <w:r>
+              <w:rPr>
+                <w:rStyle w:val="CodeChar"/>
+              </w:rPr>
+              <w:t>3</w:t>
+            </w:r>
+          </w:p>
+        </w:tc>
+      </w:tr>
+      <w:tr>
+        <w:tc>
+          <w:tcPr>
+            <w:tcW w:w="1984" w:type="dxa"/>
+          </w:tcPr>
+          <w:p>
+            <w:pPr>
+              <w:pStyle w:val="ListParagraph"/>
+              <w:ind w:left="0"/>
+              <w:jc w:val="both"/>
+              <w:rPr>
+                <w:rFonts w:asciiTheme="majorBidi" w:hAnsiTheme="majorBidi" w:cstheme="majorBidi"/>
+                <w:lang w:val="en-US"/>
+              </w:rPr>
+            </w:pPr>
+            <w:r>
+              <w:rPr>
+                <w:rStyle w:val="CodeChar"/>
+              </w:rPr>
+              <w:t>%</w:t>
+            </w:r>
+            <w:r>
+              <w:rPr>
+                <w:rFonts w:asciiTheme="majorBidi" w:hAnsiTheme="majorBidi" w:cstheme="majorBidi"/>
+                <w:lang w:val="en-US"/>
+              </w:rPr>
+              <w:t xml:space="preserve"> </w:t>
+            </w:r>
+          </w:p>
+        </w:tc>
+        <w:tc>
+          <w:tcPr>
+            <w:tcW w:w="3402" w:type="dxa"/>
+          </w:tcPr>
+          <w:p>
+            <w:pPr>
+              <w:pStyle w:val="ListParagraph"/>
+              <w:ind w:left="0"/>
+              <w:jc w:val="both"/>
+              <w:rPr>
+                <w:rFonts w:asciiTheme="majorBidi" w:hAnsiTheme="majorBidi" w:cstheme="majorBidi"/>
+                <w:lang w:val="en-US"/>
+              </w:rPr>
+            </w:pPr>
+            <w:r>
+              <w:rPr>
+                <w:rFonts w:asciiTheme="majorBidi" w:hAnsiTheme="majorBidi" w:cstheme="majorBidi"/>
+                <w:lang w:val="en-US"/>
+              </w:rPr>
+              <w:t>Modulo</w:t>
+            </w:r>
+          </w:p>
+        </w:tc>
+        <w:tc>
+          <w:tcPr>
+            <w:tcW w:w="3504" w:type="dxa"/>
+          </w:tcPr>
+          <w:p>
+            <w:pPr>
+              <w:pStyle w:val="ListParagraph"/>
+              <w:ind w:left="0"/>
+              <w:jc w:val="both"/>
+              <w:rPr>
+                <w:rFonts w:asciiTheme="majorBidi" w:hAnsiTheme="majorBidi" w:cstheme="majorBidi"/>
+                <w:lang w:val="en-US"/>
+              </w:rPr>
+            </w:pPr>
+            <w:r>
+              <w:rPr>
+                <w:rStyle w:val="CodeChar"/>
+              </w:rPr>
+              <w:t>10 % 3</w:t>
+            </w:r>
+            <w:r>
+              <w:rPr>
+                <w:rFonts w:asciiTheme="majorBidi" w:hAnsiTheme="majorBidi" w:cstheme="majorBidi"/>
+                <w:lang w:val="en-US"/>
+              </w:rPr>
+              <w:t xml:space="preserve"> </w:t>
+            </w:r>
+            <m:oMath>
+              <m:r>
+                <w:rPr>
+                  <w:rFonts w:ascii="Cambria Math" w:hAnsi="Cambria Math" w:cstheme="majorBidi"/>
+                  <w:lang w:val="en-US"/>
+                </w:rPr>
+                <m:t>→</m:t>
+              </m:r>
+            </m:oMath>
+            <w:r>
+              <w:rPr>
+                <w:rFonts w:asciiTheme="majorBidi" w:eastAsiaTheme="minorEastAsia" w:hAnsiTheme="majorBidi" w:cstheme="majorBidi"/>
+                <w:lang w:val="en-US"/>
+              </w:rPr>
+              <w:t xml:space="preserve"> </w:t>
+            </w:r>
+            <w:r>
+              <w:rPr>
+                <w:rStyle w:val="CodeChar"/>
+              </w:rPr>
+              <w:t>1</w:t>
+            </w:r>
+          </w:p>
+        </w:tc>
+      </w:tr>
+    </w:tbl>
+    <w:p>
+      <w:pPr>
+        <w:pStyle w:val="ListParagraph"/>
+        <w:ind w:left="846"/>
+        <w:jc w:val="both"/>
+        <w:rPr>
+          <w:rFonts w:asciiTheme="majorBidi" w:hAnsiTheme="majorBidi" w:cstheme="majorBidi"/>
+          <w:lang w:val="en-US"/>
+        </w:rPr>
+      </w:pPr>
+    </w:p>
+    <w:p>
+      <w:pPr>
+        <w:pStyle w:val="ListParagraph"/>
+        <w:ind w:left="846"/>
+        <w:jc w:val="both"/>
+        <w:rPr>
+          <w:rFonts w:asciiTheme="majorBidi" w:hAnsiTheme="majorBidi" w:cstheme="majorBidi"/>
+          <w:lang w:val="en-US"/>
+        </w:rPr>
+      </w:pPr>
+      <w:r>
+        <w:rPr>
+          <w:rFonts w:asciiTheme="majorBidi" w:hAnsiTheme="majorBidi" w:cstheme="majorBidi"/>
+          <w:lang w:val="en-US"/>
+        </w:rPr>
+        <w:lastRenderedPageBreak/>
+        <w:t xml:space="preserve">Division and modulo </w:t>
+      </w:r>
+      <w:r>
+        <w:rPr>
+          <w:rFonts w:asciiTheme="majorBidi" w:hAnsiTheme="majorBidi" w:cstheme="majorBidi"/>
+          <w:lang w:val="en-US"/>
+        </w:rPr>
+        <w:t xml:space="preserve">by zero raise a </w:t>
+      </w:r>
+      <w:r>
+        <w:rPr>
+          <w:rStyle w:val="CodeChar"/>
+        </w:rPr>
+        <w:t>ZeroDivisionError</w:t>
+      </w:r>
+      <w:r>
+        <w:rPr>
+          <w:rFonts w:asciiTheme="majorBidi" w:hAnsiTheme="majorBidi" w:cstheme="majorBidi"/>
+          <w:lang w:val="en-US"/>
+        </w:rPr>
+        <w:t xml:space="preserve"> a</w:t>
+      </w:r>
+      <w:r>
+        <w:rPr>
+          <w:rFonts w:asciiTheme="majorBidi" w:hAnsiTheme="majorBidi" w:cstheme="majorBidi"/>
+          <w:lang w:val="en-US"/>
+        </w:rPr>
+        <w:t xml:space="preserve">t runtime. Integer division by zero also raises a </w:t>
+      </w:r>
+      <w:r>
+        <w:rPr>
+          <w:rStyle w:val="CodeChar"/>
+        </w:rPr>
+        <w:t>ZeroDivisionError</w:t>
+      </w:r>
+      <w:r>
+        <w:rPr>
+          <w:rFonts w:asciiTheme="majorBidi" w:hAnsiTheme="majorBidi" w:cstheme="majorBidi"/>
+          <w:lang w:val="en-US"/>
+        </w:rPr>
+        <w:t>.</w:t>
+      </w:r>
+    </w:p>
+    <w:p>
+      <w:pPr>
+        <w:pStyle w:val="ListParagraph"/>
+        <w:ind w:left="846"/>
+        <w:jc w:val="both"/>
+        <w:rPr>
+          <w:rFonts w:asciiTheme="majorBidi" w:hAnsiTheme="majorBidi" w:cstheme="majorBidi"/>
+          <w:lang w:val="en-US"/>
+        </w:rPr>
+      </w:pPr>
+    </w:p>
+    <w:p>
+      <w:pPr>
+        <w:pStyle w:val="ListParagraph"/>
+        <w:numPr>
+          <w:ilvl w:val="1"/>
+          <w:numId w:val="2"/>
+        </w:numPr>
+        <w:ind w:left="845"/>
+        <w:jc w:val="both"/>
+        <w:outlineLvl w:val="1"/>
+        <w:rPr>
+          <w:rFonts w:asciiTheme="majorBidi" w:hAnsiTheme="majorBidi" w:cstheme="majorBidi"/>
+          <w:lang w:val="en-US"/>
+        </w:rPr>
+      </w:pPr>
+      <w:r>
+        <w:rPr>
+          <w:rFonts w:asciiTheme="majorBidi" w:hAnsiTheme="majorBidi" w:cstheme="majorBidi"/>
+          <w:lang w:val="en-US"/>
+        </w:rPr>
+        <w:t>Comparison Operators</w:t>
+      </w:r>
+    </w:p>
+    <w:p>
+      <w:pPr>
+        <w:pStyle w:val="ListParagraph"/>
+        <w:ind w:left="846"/>
+        <w:jc w:val="both"/>
+        <w:rPr>
+          <w:rFonts w:asciiTheme="majorBidi" w:hAnsiTheme="majorBidi" w:cstheme="majorBidi"/>
+          <w:lang w:val="en-US"/>
+        </w:rPr>
+      </w:pPr>
+      <w:r>
+        <w:rPr>
+          <w:rFonts w:asciiTheme="majorBidi" w:hAnsiTheme="majorBidi" w:cstheme="majorBidi"/>
+          <w:lang w:val="en-US"/>
+        </w:rPr>
+        <w:t xml:space="preserve">Comparison operators compare two values and return a Boolean result. Numeric comparisons follow standard mathematical ordering. String comparisons follow lexicographic ordering. Comparing values of incompatible types raises a </w:t>
+      </w:r>
+      <w:r>
+        <w:rPr>
+          <w:rStyle w:val="CodeChar"/>
+        </w:rPr>
+        <w:t>TypeError</w:t>
+      </w:r>
+      <w:r>
+        <w:rPr>
+          <w:rFonts w:asciiTheme="majorBidi" w:hAnsiTheme="majorBidi" w:cstheme="majorBidi"/>
+          <w:lang w:val="en-US"/>
+        </w:rPr>
+        <w:t>.</w:t>
+      </w:r>
+    </w:p>
+    <w:tbl>
+      <w:tblPr>
+        <w:tblStyle w:val="TableGrid"/>
+        <w:tblW w:w="0" w:type="auto"/>
+        <w:tblInd w:w="846" w:type="dxa"/>
+        <w:tblLook w:val="04A0" w:firstRow="1" w:lastRow="0" w:firstColumn="1" w:lastColumn="0" w:noHBand="0" w:noVBand="1"/>
+      </w:tblPr>
+      <w:tblGrid>
+        <w:gridCol w:w="1984"/>
+        <w:gridCol w:w="3402"/>
+        <w:gridCol w:w="3504"/>
+      </w:tblGrid>
+      <w:tr>
+        <w:tc>
+          <w:tcPr>
+            <w:tcW w:w="1984" w:type="dxa"/>
+          </w:tcPr>
+          <w:p>
+            <w:pPr>
+              <w:spacing w:after="160" w:line="278" w:lineRule="auto"/>
+              <w:contextualSpacing/>
+              <w:jc w:val="both"/>
+              <w:rPr>
+                <w:rFonts w:asciiTheme="majorBidi" w:hAnsiTheme="majorBidi" w:cstheme="majorBidi"/>
+                <w:lang w:val="en-US"/>
+              </w:rPr>
+            </w:pPr>
+            <w:r>
+              <w:rPr>
+                <w:rFonts w:asciiTheme="majorBidi" w:hAnsiTheme="majorBidi" w:cstheme="majorBidi"/>
+                <w:lang w:val="en-US"/>
+              </w:rPr>
+              <w:t>Operator</w:t>
+            </w:r>
+          </w:p>
+        </w:tc>
+        <w:tc>
+          <w:tcPr>
+            <w:tcW w:w="3402" w:type="dxa"/>
+          </w:tcPr>
+          <w:p>
+            <w:pPr>
+              <w:spacing w:after="160" w:line="278" w:lineRule="auto"/>
+              <w:contextualSpacing/>
+              <w:jc w:val="both"/>
+              <w:rPr>
+                <w:rFonts w:asciiTheme="majorBidi" w:hAnsiTheme="majorBidi" w:cstheme="majorBidi"/>
+                <w:lang w:val="en-US"/>
+              </w:rPr>
+            </w:pPr>
+            <w:r>
+              <w:rPr>
+                <w:rFonts w:asciiTheme="majorBidi" w:hAnsiTheme="majorBidi" w:cstheme="majorBidi"/>
+                <w:lang w:val="en-US"/>
+              </w:rPr>
+              <w:t>Description</w:t>
+            </w:r>
+          </w:p>
+        </w:tc>
+        <w:tc>
+          <w:tcPr>
+            <w:tcW w:w="3504" w:type="dxa"/>
+          </w:tcPr>
+          <w:p>
+            <w:pPr>
+              <w:spacing w:after="160" w:line="278" w:lineRule="auto"/>
+              <w:contextualSpacing/>
+              <w:jc w:val="both"/>
+              <w:rPr>
+                <w:rFonts w:asciiTheme="majorBidi" w:hAnsiTheme="majorBidi" w:cstheme="majorBidi"/>
+                <w:lang w:val="en-US"/>
+              </w:rPr>
+            </w:pPr>
+            <w:r>
+              <w:rPr>
+                <w:rFonts w:asciiTheme="majorBidi" w:hAnsiTheme="majorBidi" w:cstheme="majorBidi"/>
+                <w:lang w:val="en-US"/>
+              </w:rPr>
+              <w:t>Example</w:t>
+            </w:r>
+          </w:p>
+        </w:tc>
+      </w:tr>
+      <w:tr>
+        <w:tc>
+          <w:tcPr>
+            <w:tcW w:w="1984" w:type="dxa"/>
+          </w:tcPr>
+          <w:p>
+            <w:pPr>
+              <w:spacing w:after="160" w:line="278" w:lineRule="auto"/>
+              <w:contextualSpacing/>
+              <w:jc w:val="both"/>
+              <w:rPr>
+                <w:rFonts w:asciiTheme="majorBidi" w:hAnsiTheme="majorBidi" w:cstheme="majorBidi"/>
+                <w:lang w:val="en-US"/>
+              </w:rPr>
+            </w:pPr>
+            <w:r>
+              <w:rPr>
+                <w:rFonts w:ascii="Consolas" w:hAnsi="Consolas" w:cstheme="majorBidi"/>
+                <w:sz w:val="22"/>
+                <w:shd w:val="clear" w:color="auto" w:fill="D9D9D9" w:themeFill="background1" w:themeFillShade="D9"/>
+                <w:lang w:val="en-US"/>
+              </w:rPr>
+              <w:t>==</w:t>
+            </w:r>
+            <w:r>
+              <w:rPr>
+                <w:rFonts w:asciiTheme="majorBidi" w:hAnsiTheme="majorBidi" w:cstheme="majorBidi"/>
+                <w:lang w:val="en-US"/>
+              </w:rPr>
+              <w:t xml:space="preserve"> </w:t>
+            </w:r>
+          </w:p>
+        </w:tc>
+        <w:tc>
+          <w:tcPr>
+            <w:tcW w:w="3402" w:type="dxa"/>
+          </w:tcPr>
+          <w:p>
+            <w:pPr>
+              <w:spacing w:after="160" w:line="278" w:lineRule="auto"/>
+              <w:contextualSpacing/>
+              <w:jc w:val="both"/>
+              <w:rPr>
+                <w:rFonts w:asciiTheme="majorBidi" w:hAnsiTheme="majorBidi" w:cstheme="majorBidi"/>
+                <w:lang w:val="en-US"/>
+              </w:rPr>
+            </w:pPr>
+            <w:r>
+              <w:rPr>
+                <w:rFonts w:asciiTheme="majorBidi" w:hAnsiTheme="majorBidi" w:cstheme="majorBidi"/>
+                <w:lang w:val="en-US"/>
+              </w:rPr>
+              <w:t>Equal</w:t>
+            </w:r>
+          </w:p>
+        </w:tc>
+        <w:tc>
+          <w:tcPr>
+            <w:tcW w:w="3504" w:type="dxa"/>
+          </w:tcPr>
+          <w:p>
+            <w:pPr>
+              <w:spacing w:after="160" w:line="278" w:lineRule="auto"/>
+              <w:contextualSpacing/>
+              <w:jc w:val="both"/>
+              <w:rPr>
+                <w:rFonts w:asciiTheme="majorBidi" w:hAnsiTheme="majorBidi" w:cstheme="majorBidi"/>
+                <w:lang w:val="en-US"/>
+              </w:rPr>
+            </w:pPr>
+            <w:r>
+              <w:rPr>
+                <w:rFonts w:ascii="Consolas" w:hAnsi="Consolas" w:cstheme="majorBidi"/>
+                <w:sz w:val="22"/>
+                <w:shd w:val="clear" w:color="auto" w:fill="D9D9D9" w:themeFill="background1" w:themeFillShade="D9"/>
+                <w:lang w:val="en-US"/>
+              </w:rPr>
+              <w:t xml:space="preserve">3 </w:t>
+            </w:r>
+            <w:r>
+              <w:rPr>
+                <w:rFonts w:ascii="Consolas" w:hAnsi="Consolas" w:cstheme="majorBidi"/>
+                <w:sz w:val="22"/>
+                <w:shd w:val="clear" w:color="auto" w:fill="D9D9D9" w:themeFill="background1" w:themeFillShade="D9"/>
+                <w:lang w:val="en-US"/>
+              </w:rPr>
+              <w:t>==</w:t>
+            </w:r>
+            <w:r>
+              <w:rPr>
+                <w:rFonts w:ascii="Consolas" w:hAnsi="Consolas" w:cstheme="majorBidi"/>
+                <w:sz w:val="22"/>
+                <w:shd w:val="clear" w:color="auto" w:fill="D9D9D9" w:themeFill="background1" w:themeFillShade="D9"/>
+                <w:lang w:val="en-US"/>
+              </w:rPr>
+              <w:t xml:space="preserve"> </w:t>
+            </w:r>
+            <w:r>
+              <w:rPr>
+                <w:rFonts w:ascii="Consolas" w:hAnsi="Consolas" w:cstheme="majorBidi"/>
+                <w:sz w:val="22"/>
+                <w:shd w:val="clear" w:color="auto" w:fill="D9D9D9" w:themeFill="background1" w:themeFillShade="D9"/>
+                <w:lang w:val="en-US"/>
+              </w:rPr>
+              <w:t>3</w:t>
+            </w:r>
+            <w:r>
+              <w:rPr>
+                <w:rFonts w:asciiTheme="majorBidi" w:hAnsiTheme="majorBidi" w:cstheme="majorBidi"/>
+                <w:lang w:val="en-US"/>
+              </w:rPr>
+              <w:t xml:space="preserve"> </w:t>
+            </w:r>
+            <m:oMath>
+              <m:r>
+                <w:rPr>
+                  <w:rFonts w:ascii="Cambria Math" w:hAnsi="Cambria Math" w:cstheme="majorBidi"/>
+                  <w:lang w:val="en-US"/>
+                </w:rPr>
+                <m:t>→</m:t>
+              </m:r>
+            </m:oMath>
+            <w:r>
+              <w:rPr>
+                <w:rFonts w:asciiTheme="majorBidi" w:eastAsiaTheme="minorEastAsia" w:hAnsiTheme="majorBidi" w:cstheme="majorBidi"/>
+                <w:lang w:val="en-US"/>
+              </w:rPr>
+              <w:t xml:space="preserve"> </w:t>
+            </w:r>
+            <w:r>
+              <w:rPr>
+                <w:rFonts w:ascii="Consolas" w:hAnsi="Consolas" w:cstheme="majorBidi"/>
+                <w:sz w:val="22"/>
+                <w:shd w:val="clear" w:color="auto" w:fill="D9D9D9" w:themeFill="background1" w:themeFillShade="D9"/>
+                <w:lang w:val="en-US"/>
+              </w:rPr>
+              <w:t>T</w:t>
+            </w:r>
+            <w:r>
+              <w:rPr>
+                <w:rFonts w:ascii="Consolas" w:hAnsi="Consolas" w:cstheme="majorBidi"/>
+                <w:sz w:val="22"/>
+                <w:shd w:val="clear" w:color="auto" w:fill="D9D9D9" w:themeFill="background1" w:themeFillShade="D9"/>
+                <w:lang w:val="en-US"/>
+              </w:rPr>
+              <w:t>rue</w:t>
+            </w:r>
+          </w:p>
+        </w:tc>
+      </w:tr>
+      <w:tr>
+        <w:tc>
+          <w:tcPr>
+            <w:tcW w:w="1984" w:type="dxa"/>
+          </w:tcPr>
+          <w:p>
+            <w:pPr>
+              <w:spacing w:after="160" w:line="278" w:lineRule="auto"/>
+              <w:contextualSpacing/>
+              <w:jc w:val="both"/>
+              <w:rPr>
+                <w:rFonts w:asciiTheme="majorBidi" w:hAnsiTheme="majorBidi" w:cstheme="majorBidi"/>
+                <w:lang w:val="en-US"/>
+              </w:rPr>
+            </w:pPr>
+            <w:r>
+              <w:rPr>
+                <w:rFonts w:ascii="Consolas" w:hAnsi="Consolas" w:cstheme="majorBidi"/>
+                <w:sz w:val="22"/>
+                <w:shd w:val="clear" w:color="auto" w:fill="D9D9D9" w:themeFill="background1" w:themeFillShade="D9"/>
+                <w:lang w:val="en-US"/>
+              </w:rPr>
+              <w:t>!=</w:t>
+            </w:r>
+            <w:r>
+              <w:rPr>
+                <w:rFonts w:asciiTheme="majorBidi" w:hAnsiTheme="majorBidi" w:cstheme="majorBidi"/>
+                <w:lang w:val="en-US"/>
+              </w:rPr>
+              <w:t xml:space="preserve"> </w:t>
+            </w:r>
+          </w:p>
+        </w:tc>
+        <w:tc>
+          <w:tcPr>
+            <w:tcW w:w="3402" w:type="dxa"/>
+          </w:tcPr>
+          <w:p>
+            <w:pPr>
+              <w:spacing w:after="160" w:line="278" w:lineRule="auto"/>
+              <w:contextualSpacing/>
+              <w:jc w:val="both"/>
+              <w:rPr>
+                <w:rFonts w:asciiTheme="majorBidi" w:hAnsiTheme="majorBidi" w:cstheme="majorBidi"/>
+                <w:lang w:val="en-US"/>
+              </w:rPr>
+            </w:pPr>
+            <w:r>
+              <w:rPr>
+                <w:rFonts w:asciiTheme="majorBidi" w:hAnsiTheme="majorBidi" w:cstheme="majorBidi"/>
+                <w:lang w:val="en-US"/>
+              </w:rPr>
+              <w:t>Not equal</w:t>
+            </w:r>
+          </w:p>
+        </w:tc>
+        <w:tc>
+          <w:tcPr>
+            <w:tcW w:w="3504" w:type="dxa"/>
+          </w:tcPr>
+          <w:p>
+            <w:pPr>
+              <w:spacing w:after="160" w:line="278" w:lineRule="auto"/>
+              <w:contextualSpacing/>
+              <w:jc w:val="both"/>
+              <w:rPr>
+                <w:rFonts w:asciiTheme="majorBidi" w:hAnsiTheme="majorBidi" w:cstheme="majorBidi"/>
+                <w:lang w:val="en-US"/>
+              </w:rPr>
+            </w:pPr>
+            <w:r>
+              <w:rPr>
+                <w:rFonts w:ascii="Consolas" w:hAnsi="Consolas" w:cstheme="majorBidi"/>
+                <w:sz w:val="22"/>
+                <w:shd w:val="clear" w:color="auto" w:fill="D9D9D9" w:themeFill="background1" w:themeFillShade="D9"/>
+                <w:lang w:val="en-US"/>
+              </w:rPr>
+              <w:t>3</w:t>
+            </w:r>
+            <w:r>
+              <w:rPr>
+                <w:rFonts w:ascii="Consolas" w:hAnsi="Consolas" w:cstheme="majorBidi"/>
+                <w:sz w:val="22"/>
+                <w:shd w:val="clear" w:color="auto" w:fill="D9D9D9" w:themeFill="background1" w:themeFillShade="D9"/>
+                <w:lang w:val="en-US"/>
+              </w:rPr>
+              <w:t xml:space="preserve"> </w:t>
+            </w:r>
+            <w:r>
+              <w:rPr>
+                <w:rFonts w:ascii="Consolas" w:hAnsi="Consolas" w:cstheme="majorBidi"/>
+                <w:sz w:val="22"/>
+                <w:shd w:val="clear" w:color="auto" w:fill="D9D9D9" w:themeFill="background1" w:themeFillShade="D9"/>
+                <w:lang w:val="en-US"/>
+              </w:rPr>
+              <w:t>!=</w:t>
+            </w:r>
+            <w:r>
+              <w:rPr>
+                <w:rFonts w:ascii="Consolas" w:hAnsi="Consolas" w:cstheme="majorBidi"/>
+                <w:sz w:val="22"/>
+                <w:shd w:val="clear" w:color="auto" w:fill="D9D9D9" w:themeFill="background1" w:themeFillShade="D9"/>
+                <w:lang w:val="en-US"/>
+              </w:rPr>
+              <w:t xml:space="preserve"> </w:t>
+            </w:r>
+            <w:r>
+              <w:rPr>
+                <w:rFonts w:ascii="Consolas" w:hAnsi="Consolas" w:cstheme="majorBidi"/>
+                <w:sz w:val="22"/>
+                <w:shd w:val="clear" w:color="auto" w:fill="D9D9D9" w:themeFill="background1" w:themeFillShade="D9"/>
+                <w:lang w:val="en-US"/>
+              </w:rPr>
+              <w:t>4</w:t>
+            </w:r>
+            <w:r>
+              <w:rPr>
+                <w:rFonts w:asciiTheme="majorBidi" w:hAnsiTheme="majorBidi" w:cstheme="majorBidi"/>
+                <w:lang w:val="en-US"/>
+              </w:rPr>
+              <w:t xml:space="preserve"> </w:t>
+            </w:r>
+            <m:oMath>
+              <m:r>
+                <w:rPr>
+                  <w:rFonts w:ascii="Cambria Math" w:hAnsi="Cambria Math" w:cstheme="majorBidi"/>
+                  <w:lang w:val="en-US"/>
+                </w:rPr>
+                <m:t>→</m:t>
+              </m:r>
+            </m:oMath>
+            <w:r>
+              <w:rPr>
+                <w:rFonts w:asciiTheme="majorBidi" w:eastAsiaTheme="minorEastAsia" w:hAnsiTheme="majorBidi" w:cstheme="majorBidi"/>
+                <w:lang w:val="en-US"/>
+              </w:rPr>
+              <w:t xml:space="preserve"> </w:t>
+            </w:r>
+            <w:r>
+              <w:rPr>
+                <w:rFonts w:ascii="Consolas" w:hAnsi="Consolas" w:cstheme="majorBidi"/>
+                <w:sz w:val="22"/>
+                <w:shd w:val="clear" w:color="auto" w:fill="D9D9D9" w:themeFill="background1" w:themeFillShade="D9"/>
+                <w:lang w:val="en-US"/>
+              </w:rPr>
+              <w:t>True</w:t>
+            </w:r>
+          </w:p>
+        </w:tc>
+      </w:tr>
+      <w:tr>
+        <w:tc>
+          <w:tcPr>
+            <w:tcW w:w="1984" w:type="dxa"/>
+          </w:tcPr>
+          <w:p>
+            <w:pPr>
+              <w:spacing w:after="160" w:line="278" w:lineRule="auto"/>
+              <w:contextualSpacing/>
+              <w:jc w:val="both"/>
+              <w:rPr>
+                <w:rFonts w:asciiTheme="majorBidi" w:hAnsiTheme="majorBidi" w:cstheme="majorBidi"/>
+                <w:lang w:val="en-US"/>
+              </w:rPr>
+            </w:pPr>
+            <w:r>
+              <w:rPr>
+                <w:rFonts w:ascii="Consolas" w:hAnsi="Consolas" w:cstheme="majorBidi"/>
+                <w:sz w:val="22"/>
+                <w:shd w:val="clear" w:color="auto" w:fill="D9D9D9" w:themeFill="background1" w:themeFillShade="D9"/>
+                <w:lang w:val="en-US"/>
+              </w:rPr>
+              <w:t>&lt;</w:t>
+            </w:r>
+            <w:r>
+              <w:rPr>
+                <w:rFonts w:asciiTheme="majorBidi" w:hAnsiTheme="majorBidi" w:cstheme="majorBidi"/>
+                <w:lang w:val="en-US"/>
+              </w:rPr>
+              <w:t xml:space="preserve"> </w:t>
+            </w:r>
+          </w:p>
+        </w:tc>
+        <w:tc>
+          <w:tcPr>
+            <w:tcW w:w="3402" w:type="dxa"/>
+          </w:tcPr>
+          <w:p>
+            <w:pPr>
+              <w:spacing w:after="160" w:line="278" w:lineRule="auto"/>
+              <w:contextualSpacing/>
+              <w:jc w:val="both"/>
+              <w:rPr>
+                <w:rFonts w:asciiTheme="majorBidi" w:hAnsiTheme="majorBidi" w:cstheme="majorBidi"/>
+                <w:lang w:val="en-US"/>
+              </w:rPr>
+            </w:pPr>
+            <w:r>
+              <w:rPr>
+                <w:rFonts w:asciiTheme="majorBidi" w:hAnsiTheme="majorBidi" w:cstheme="majorBidi"/>
+                <w:lang w:val="en-US"/>
+              </w:rPr>
+              <w:t>Less than</w:t>
+            </w:r>
+          </w:p>
+        </w:tc>
+        <w:tc>
+          <w:tcPr>
+            <w:tcW w:w="3504" w:type="dxa"/>
+          </w:tcPr>
+          <w:p>
+            <w:pPr>
+              <w:spacing w:after="160" w:line="278" w:lineRule="auto"/>
+              <w:contextualSpacing/>
+              <w:jc w:val="both"/>
+              <w:rPr>
+                <w:rFonts w:asciiTheme="majorBidi" w:hAnsiTheme="majorBidi" w:cstheme="majorBidi"/>
+                <w:lang w:val="en-US"/>
+              </w:rPr>
+            </w:pPr>
+            <w:r>
+              <w:rPr>
+                <w:rFonts w:ascii="Consolas" w:hAnsi="Consolas" w:cstheme="majorBidi"/>
+                <w:sz w:val="22"/>
+                <w:shd w:val="clear" w:color="auto" w:fill="D9D9D9" w:themeFill="background1" w:themeFillShade="D9"/>
+                <w:lang w:val="en-US"/>
+              </w:rPr>
+              <w:t>3</w:t>
+            </w:r>
+            <w:r>
+              <w:rPr>
+                <w:rFonts w:ascii="Consolas" w:hAnsi="Consolas" w:cstheme="majorBidi"/>
+                <w:sz w:val="22"/>
+                <w:shd w:val="clear" w:color="auto" w:fill="D9D9D9" w:themeFill="background1" w:themeFillShade="D9"/>
+                <w:lang w:val="en-US"/>
+              </w:rPr>
+              <w:t xml:space="preserve"> </w:t>
+            </w:r>
+            <w:r>
+              <w:rPr>
+                <w:rFonts w:ascii="Consolas" w:hAnsi="Consolas" w:cstheme="majorBidi"/>
+                <w:sz w:val="22"/>
+                <w:shd w:val="clear" w:color="auto" w:fill="D9D9D9" w:themeFill="background1" w:themeFillShade="D9"/>
+                <w:lang w:val="en-US"/>
+              </w:rPr>
+              <w:t>&lt;</w:t>
+            </w:r>
+            <w:r>
+              <w:rPr>
+                <w:rFonts w:ascii="Consolas" w:hAnsi="Consolas" w:cstheme="majorBidi"/>
+                <w:sz w:val="22"/>
+                <w:shd w:val="clear" w:color="auto" w:fill="D9D9D9" w:themeFill="background1" w:themeFillShade="D9"/>
+                <w:lang w:val="en-US"/>
+              </w:rPr>
+              <w:t xml:space="preserve"> </w:t>
+            </w:r>
+            <w:r>
+              <w:rPr>
+                <w:rFonts w:ascii="Consolas" w:hAnsi="Consolas" w:cstheme="majorBidi"/>
+                <w:sz w:val="22"/>
+                <w:shd w:val="clear" w:color="auto" w:fill="D9D9D9" w:themeFill="background1" w:themeFillShade="D9"/>
+                <w:lang w:val="en-US"/>
+              </w:rPr>
+              <w:t>4</w:t>
+            </w:r>
+            <w:r>
+              <w:rPr>
+                <w:rFonts w:asciiTheme="majorBidi" w:hAnsiTheme="majorBidi" w:cstheme="majorBidi"/>
+                <w:lang w:val="en-US"/>
+              </w:rPr>
+              <w:t xml:space="preserve"> </w:t>
+            </w:r>
+            <m:oMath>
+              <m:r>
+                <w:rPr>
+                  <w:rFonts w:ascii="Cambria Math" w:hAnsi="Cambria Math" w:cstheme="majorBidi"/>
+                  <w:lang w:val="en-US"/>
+                </w:rPr>
+                <m:t>→</m:t>
+              </m:r>
+            </m:oMath>
+            <w:r>
+              <w:rPr>
+                <w:rFonts w:asciiTheme="majorBidi" w:eastAsiaTheme="minorEastAsia" w:hAnsiTheme="majorBidi" w:cstheme="majorBidi"/>
+                <w:lang w:val="en-US"/>
+              </w:rPr>
+              <w:t xml:space="preserve"> </w:t>
+            </w:r>
+            <w:r>
+              <w:rPr>
+                <w:rFonts w:ascii="Consolas" w:hAnsi="Consolas" w:cstheme="majorBidi"/>
+                <w:sz w:val="22"/>
+                <w:shd w:val="clear" w:color="auto" w:fill="D9D9D9" w:themeFill="background1" w:themeFillShade="D9"/>
+                <w:lang w:val="en-US"/>
+              </w:rPr>
+              <w:t>True</w:t>
+            </w:r>
+          </w:p>
+        </w:tc>
+      </w:tr>
+      <w:tr>
+        <w:tc>
+          <w:tcPr>
+            <w:tcW w:w="1984" w:type="dxa"/>
+          </w:tcPr>
+          <w:p>
+            <w:pPr>
+              <w:spacing w:after="160" w:line="278" w:lineRule="auto"/>
+              <w:contextualSpacing/>
+              <w:jc w:val="both"/>
+              <w:rPr>
+                <w:rFonts w:asciiTheme="majorBidi" w:hAnsiTheme="majorBidi" w:cstheme="majorBidi"/>
+                <w:lang w:val="en-US"/>
+              </w:rPr>
+            </w:pPr>
+            <w:r>
+              <w:rPr>
+                <w:rFonts w:ascii="Consolas" w:hAnsi="Consolas" w:cstheme="majorBidi"/>
+                <w:sz w:val="22"/>
+                <w:shd w:val="clear" w:color="auto" w:fill="D9D9D9" w:themeFill="background1" w:themeFillShade="D9"/>
+                <w:lang w:val="en-US"/>
+              </w:rPr>
+              <w:t>&lt;=</w:t>
+            </w:r>
+            <w:r>
+              <w:rPr>
+                <w:rFonts w:asciiTheme="majorBidi" w:hAnsiTheme="majorBidi" w:cstheme="majorBidi"/>
+                <w:lang w:val="en-US"/>
+              </w:rPr>
+              <w:t xml:space="preserve"> </w:t>
+            </w:r>
+          </w:p>
+        </w:tc>
+        <w:tc>
+          <w:tcPr>
+            <w:tcW w:w="3402" w:type="dxa"/>
+          </w:tcPr>
+          <w:p>
+            <w:pPr>
+              <w:spacing w:after="160" w:line="278" w:lineRule="auto"/>
+              <w:contextualSpacing/>
+              <w:jc w:val="both"/>
+              <w:rPr>
+                <w:rFonts w:asciiTheme="majorBidi" w:hAnsiTheme="majorBidi" w:cstheme="majorBidi"/>
+                <w:lang w:val="en-US"/>
+              </w:rPr>
+            </w:pPr>
+            <w:r>
+              <w:rPr>
+                <w:rFonts w:asciiTheme="majorBidi" w:hAnsiTheme="majorBidi" w:cstheme="majorBidi"/>
+                <w:lang w:val="en-US"/>
+              </w:rPr>
+              <w:t>Less than or equal</w:t>
+            </w:r>
+          </w:p>
+        </w:tc>
+        <w:tc>
+          <w:tcPr>
+            <w:tcW w:w="3504" w:type="dxa"/>
+          </w:tcPr>
+          <w:p>
+            <w:pPr>
+              <w:spacing w:after="160" w:line="278" w:lineRule="auto"/>
+              <w:contextualSpacing/>
+              <w:jc w:val="both"/>
+              <w:rPr>
+                <w:rFonts w:asciiTheme="majorBidi" w:hAnsiTheme="majorBidi" w:cstheme="majorBidi"/>
+                <w:lang w:val="en-US"/>
+              </w:rPr>
+            </w:pPr>
+            <w:r>
+              <w:rPr>
+                <w:rFonts w:ascii="Consolas" w:hAnsi="Consolas" w:cstheme="majorBidi"/>
+                <w:sz w:val="22"/>
+                <w:shd w:val="clear" w:color="auto" w:fill="D9D9D9" w:themeFill="background1" w:themeFillShade="D9"/>
+                <w:lang w:val="en-US"/>
+              </w:rPr>
+              <w:t>3</w:t>
+            </w:r>
+            <w:r>
+              <w:rPr>
+                <w:rFonts w:ascii="Consolas" w:hAnsi="Consolas" w:cstheme="majorBidi"/>
+                <w:sz w:val="22"/>
+                <w:shd w:val="clear" w:color="auto" w:fill="D9D9D9" w:themeFill="background1" w:themeFillShade="D9"/>
+                <w:lang w:val="en-US"/>
+              </w:rPr>
+              <w:t xml:space="preserve"> </w:t>
+            </w:r>
+            <w:r>
+              <w:rPr>
+                <w:rFonts w:ascii="Consolas" w:hAnsi="Consolas" w:cstheme="majorBidi"/>
+                <w:sz w:val="22"/>
+                <w:shd w:val="clear" w:color="auto" w:fill="D9D9D9" w:themeFill="background1" w:themeFillShade="D9"/>
+                <w:lang w:val="en-US"/>
+              </w:rPr>
+              <w:t>&lt;=</w:t>
+            </w:r>
+            <w:r>
+              <w:rPr>
+                <w:rFonts w:ascii="Consolas" w:hAnsi="Consolas" w:cstheme="majorBidi"/>
+                <w:sz w:val="22"/>
+                <w:shd w:val="clear" w:color="auto" w:fill="D9D9D9" w:themeFill="background1" w:themeFillShade="D9"/>
+                <w:lang w:val="en-US"/>
+              </w:rPr>
+              <w:t xml:space="preserve"> </w:t>
+            </w:r>
+            <w:r>
+              <w:rPr>
+                <w:rFonts w:ascii="Consolas" w:hAnsi="Consolas" w:cstheme="majorBidi"/>
+                <w:sz w:val="22"/>
+                <w:shd w:val="clear" w:color="auto" w:fill="D9D9D9" w:themeFill="background1" w:themeFillShade="D9"/>
+                <w:lang w:val="en-US"/>
+              </w:rPr>
+              <w:t>3</w:t>
+            </w:r>
+            <w:r>
+              <w:rPr>
+                <w:rFonts w:asciiTheme="majorBidi" w:hAnsiTheme="majorBidi" w:cstheme="majorBidi"/>
+                <w:lang w:val="en-US"/>
+              </w:rPr>
+              <w:t xml:space="preserve"> </w:t>
+            </w:r>
+            <m:oMath>
+              <m:r>
+                <w:rPr>
+                  <w:rFonts w:ascii="Cambria Math" w:hAnsi="Cambria Math" w:cstheme="majorBidi"/>
+                  <w:lang w:val="en-US"/>
+                </w:rPr>
+                <m:t>→</m:t>
+              </m:r>
+            </m:oMath>
+            <w:r>
+              <w:rPr>
+                <w:rFonts w:asciiTheme="majorBidi" w:eastAsiaTheme="minorEastAsia" w:hAnsiTheme="majorBidi" w:cstheme="majorBidi"/>
+                <w:lang w:val="en-US"/>
+              </w:rPr>
+              <w:t xml:space="preserve"> </w:t>
+            </w:r>
+            <w:r>
+              <w:rPr>
+                <w:rFonts w:ascii="Consolas" w:hAnsi="Consolas" w:cstheme="majorBidi"/>
+                <w:sz w:val="22"/>
+                <w:shd w:val="clear" w:color="auto" w:fill="D9D9D9" w:themeFill="background1" w:themeFillShade="D9"/>
+                <w:lang w:val="en-US"/>
+              </w:rPr>
+              <w:t>True</w:t>
+            </w:r>
+          </w:p>
+        </w:tc>
+      </w:tr>
+      <w:tr>
+        <w:tc>
+          <w:tcPr>
+            <w:tcW w:w="1984" w:type="dxa"/>
+          </w:tcPr>
+          <w:p>
+            <w:pPr>
+              <w:spacing w:after="160" w:line="278" w:lineRule="auto"/>
+              <w:contextualSpacing/>
+              <w:jc w:val="both"/>
+              <w:rPr>
+                <w:rFonts w:asciiTheme="majorBidi" w:hAnsiTheme="majorBidi" w:cstheme="majorBidi"/>
+                <w:lang w:val="en-US"/>
+              </w:rPr>
+            </w:pPr>
+            <w:r>
+              <w:rPr>
+                <w:rFonts w:ascii="Consolas" w:hAnsi="Consolas" w:cstheme="majorBidi"/>
+                <w:sz w:val="22"/>
+                <w:shd w:val="clear" w:color="auto" w:fill="D9D9D9" w:themeFill="background1" w:themeFillShade="D9"/>
+                <w:lang w:val="en-US"/>
+              </w:rPr>
+              <w:t>&gt;</w:t>
+            </w:r>
+            <w:r>
+              <w:rPr>
+                <w:rFonts w:asciiTheme="majorBidi" w:hAnsiTheme="majorBidi" w:cstheme="majorBidi"/>
+                <w:lang w:val="en-US"/>
+              </w:rPr>
+              <w:t xml:space="preserve"> </w:t>
+            </w:r>
+          </w:p>
+        </w:tc>
+        <w:tc>
+          <w:tcPr>
+            <w:tcW w:w="3402" w:type="dxa"/>
+          </w:tcPr>
+          <w:p>
+            <w:pPr>
+              <w:spacing w:after="160" w:line="278" w:lineRule="auto"/>
+              <w:contextualSpacing/>
+              <w:jc w:val="both"/>
+              <w:rPr>
+                <w:rFonts w:asciiTheme="majorBidi" w:hAnsiTheme="majorBidi" w:cstheme="majorBidi"/>
+                <w:lang w:val="en-US"/>
+              </w:rPr>
+            </w:pPr>
+            <w:r>
+              <w:rPr>
+                <w:rFonts w:asciiTheme="majorBidi" w:hAnsiTheme="majorBidi" w:cstheme="majorBidi"/>
+                <w:lang w:val="en-US"/>
+              </w:rPr>
+              <w:t>Greater than</w:t>
+            </w:r>
+          </w:p>
+        </w:tc>
+        <w:tc>
+          <w:tcPr>
+            <w:tcW w:w="3504" w:type="dxa"/>
+          </w:tcPr>
+          <w:p>
+            <w:pPr>
+              <w:spacing w:after="160" w:line="278" w:lineRule="auto"/>
+              <w:contextualSpacing/>
+              <w:jc w:val="both"/>
+              <w:rPr>
+                <w:rFonts w:asciiTheme="majorBidi" w:hAnsiTheme="majorBidi" w:cstheme="majorBidi"/>
+                <w:lang w:val="en-US"/>
+              </w:rPr>
+            </w:pPr>
+            <w:r>
+              <w:rPr>
+                <w:rFonts w:ascii="Consolas" w:hAnsi="Consolas" w:cstheme="majorBidi"/>
+                <w:sz w:val="22"/>
+                <w:shd w:val="clear" w:color="auto" w:fill="D9D9D9" w:themeFill="background1" w:themeFillShade="D9"/>
+                <w:lang w:val="en-US"/>
+              </w:rPr>
+              <w:t>4</w:t>
+            </w:r>
+            <w:r>
+              <w:rPr>
+                <w:rFonts w:ascii="Consolas" w:hAnsi="Consolas" w:cstheme="majorBidi"/>
+                <w:sz w:val="22"/>
+                <w:shd w:val="clear" w:color="auto" w:fill="D9D9D9" w:themeFill="background1" w:themeFillShade="D9"/>
+                <w:lang w:val="en-US"/>
+              </w:rPr>
+              <w:t xml:space="preserve"> </w:t>
+            </w:r>
+            <w:r>
+              <w:rPr>
+                <w:rFonts w:ascii="Consolas" w:hAnsi="Consolas" w:cstheme="majorBidi"/>
+                <w:sz w:val="22"/>
+                <w:shd w:val="clear" w:color="auto" w:fill="D9D9D9" w:themeFill="background1" w:themeFillShade="D9"/>
+                <w:lang w:val="en-US"/>
+              </w:rPr>
+              <w:t>&gt;</w:t>
+            </w:r>
+            <w:r>
+              <w:rPr>
+                <w:rFonts w:ascii="Consolas" w:hAnsi="Consolas" w:cstheme="majorBidi"/>
+                <w:sz w:val="22"/>
+                <w:shd w:val="clear" w:color="auto" w:fill="D9D9D9" w:themeFill="background1" w:themeFillShade="D9"/>
+                <w:lang w:val="en-US"/>
+              </w:rPr>
+              <w:t xml:space="preserve"> 3</w:t>
+            </w:r>
+            <w:r>
+              <w:rPr>
+                <w:rFonts w:asciiTheme="majorBidi" w:hAnsiTheme="majorBidi" w:cstheme="majorBidi"/>
+                <w:lang w:val="en-US"/>
+              </w:rPr>
+              <w:t xml:space="preserve"> </w:t>
+            </w:r>
+            <m:oMath>
+              <m:r>
+                <w:rPr>
+                  <w:rFonts w:ascii="Cambria Math" w:hAnsi="Cambria Math" w:cstheme="majorBidi"/>
+                  <w:lang w:val="en-US"/>
+                </w:rPr>
+                <m:t>→</m:t>
+              </m:r>
+            </m:oMath>
+            <w:r>
+              <w:rPr>
+                <w:rFonts w:asciiTheme="majorBidi" w:eastAsiaTheme="minorEastAsia" w:hAnsiTheme="majorBidi" w:cstheme="majorBidi"/>
+                <w:lang w:val="en-US"/>
+              </w:rPr>
+              <w:t xml:space="preserve"> </w:t>
+            </w:r>
+            <w:r>
+              <w:rPr>
+                <w:rFonts w:ascii="Consolas" w:hAnsi="Consolas" w:cstheme="majorBidi"/>
+                <w:sz w:val="22"/>
+                <w:shd w:val="clear" w:color="auto" w:fill="D9D9D9" w:themeFill="background1" w:themeFillShade="D9"/>
+                <w:lang w:val="en-US"/>
+              </w:rPr>
+              <w:t>True</w:t>
+            </w:r>
+          </w:p>
+        </w:tc>
+      </w:tr>
+      <w:tr>
+        <w:tc>
+          <w:tcPr>
+            <w:tcW w:w="1984" w:type="dxa"/>
+          </w:tcPr>
+          <w:p>
+            <w:pPr>
+              <w:spacing w:after="160" w:line="278" w:lineRule="auto"/>
+              <w:contextualSpacing/>
+              <w:jc w:val="both"/>
+              <w:rPr>
+                <w:rFonts w:asciiTheme="majorBidi" w:hAnsiTheme="majorBidi" w:cstheme="majorBidi"/>
+                <w:lang w:val="en-US"/>
+              </w:rPr>
+            </w:pPr>
+            <w:r>
+              <w:rPr>
+                <w:rFonts w:ascii="Consolas" w:hAnsi="Consolas" w:cstheme="majorBidi"/>
+                <w:sz w:val="22"/>
+                <w:shd w:val="clear" w:color="auto" w:fill="D9D9D9" w:themeFill="background1" w:themeFillShade="D9"/>
+                <w:lang w:val="en-US"/>
+              </w:rPr>
+              <w:t>&gt;=</w:t>
+            </w:r>
+            <w:r>
+              <w:rPr>
+                <w:rFonts w:asciiTheme="majorBidi" w:hAnsiTheme="majorBidi" w:cstheme="majorBidi"/>
+                <w:lang w:val="en-US"/>
+              </w:rPr>
+              <w:t xml:space="preserve"> </w:t>
+            </w:r>
+          </w:p>
+        </w:tc>
+        <w:tc>
+          <w:tcPr>
+            <w:tcW w:w="3402" w:type="dxa"/>
+          </w:tcPr>
+          <w:p>
+            <w:pPr>
+              <w:spacing w:after="160" w:line="278" w:lineRule="auto"/>
+              <w:contextualSpacing/>
+              <w:jc w:val="both"/>
+              <w:rPr>
+                <w:rFonts w:asciiTheme="majorBidi" w:hAnsiTheme="majorBidi" w:cstheme="majorBidi"/>
+                <w:lang w:val="en-US"/>
+              </w:rPr>
+            </w:pPr>
+            <w:r>
+              <w:rPr>
+                <w:rFonts w:asciiTheme="majorBidi" w:hAnsiTheme="majorBidi" w:cstheme="majorBidi"/>
+                <w:lang w:val="en-US"/>
+              </w:rPr>
+              <w:t>Greater than or equal</w:t>
+            </w:r>
+          </w:p>
+        </w:tc>
+        <w:tc>
+          <w:tcPr>
+            <w:tcW w:w="3504" w:type="dxa"/>
+          </w:tcPr>
+          <w:p>
+            <w:pPr>
+              <w:spacing w:after="160" w:line="278" w:lineRule="auto"/>
+              <w:contextualSpacing/>
+              <w:jc w:val="both"/>
+              <w:rPr>
+                <w:rFonts w:asciiTheme="majorBidi" w:hAnsiTheme="majorBidi" w:cstheme="majorBidi"/>
+                <w:lang w:val="en-US"/>
+              </w:rPr>
+            </w:pPr>
+            <w:r>
+              <w:rPr>
+                <w:rFonts w:ascii="Consolas" w:hAnsi="Consolas" w:cstheme="majorBidi"/>
+                <w:sz w:val="22"/>
+                <w:shd w:val="clear" w:color="auto" w:fill="D9D9D9" w:themeFill="background1" w:themeFillShade="D9"/>
+                <w:lang w:val="en-US"/>
+              </w:rPr>
+              <w:t>4</w:t>
+            </w:r>
+            <w:r>
+              <w:rPr>
+                <w:rFonts w:ascii="Consolas" w:hAnsi="Consolas" w:cstheme="majorBidi"/>
+                <w:sz w:val="22"/>
+                <w:shd w:val="clear" w:color="auto" w:fill="D9D9D9" w:themeFill="background1" w:themeFillShade="D9"/>
+                <w:lang w:val="en-US"/>
+              </w:rPr>
+              <w:t xml:space="preserve"> </w:t>
+            </w:r>
+            <w:r>
+              <w:rPr>
+                <w:rFonts w:ascii="Consolas" w:hAnsi="Consolas" w:cstheme="majorBidi"/>
+                <w:sz w:val="22"/>
+                <w:shd w:val="clear" w:color="auto" w:fill="D9D9D9" w:themeFill="background1" w:themeFillShade="D9"/>
+                <w:lang w:val="en-US"/>
+              </w:rPr>
+              <w:t>&gt;=</w:t>
+            </w:r>
+            <w:r>
+              <w:rPr>
+                <w:rFonts w:ascii="Consolas" w:hAnsi="Consolas" w:cstheme="majorBidi"/>
+                <w:sz w:val="22"/>
+                <w:shd w:val="clear" w:color="auto" w:fill="D9D9D9" w:themeFill="background1" w:themeFillShade="D9"/>
+                <w:lang w:val="en-US"/>
+              </w:rPr>
+              <w:t xml:space="preserve"> 3</w:t>
+            </w:r>
+            <w:r>
+              <w:rPr>
+                <w:rFonts w:asciiTheme="majorBidi" w:hAnsiTheme="majorBidi" w:cstheme="majorBidi"/>
+                <w:lang w:val="en-US"/>
+              </w:rPr>
+              <w:t xml:space="preserve"> </w:t>
+            </w:r>
+            <m:oMath>
+              <m:r>
+                <w:rPr>
+                  <w:rFonts w:ascii="Cambria Math" w:hAnsi="Cambria Math" w:cstheme="majorBidi"/>
+                  <w:lang w:val="en-US"/>
+                </w:rPr>
+                <m:t>→</m:t>
+              </m:r>
+            </m:oMath>
+            <w:r>
+              <w:rPr>
+                <w:rFonts w:asciiTheme="majorBidi" w:eastAsiaTheme="minorEastAsia" w:hAnsiTheme="majorBidi" w:cstheme="majorBidi"/>
+                <w:lang w:val="en-US"/>
+              </w:rPr>
+              <w:t xml:space="preserve"> </w:t>
+            </w:r>
+            <w:r>
+              <w:rPr>
+                <w:rFonts w:ascii="Consolas" w:hAnsi="Consolas" w:cstheme="majorBidi"/>
+                <w:sz w:val="22"/>
+                <w:shd w:val="clear" w:color="auto" w:fill="D9D9D9" w:themeFill="background1" w:themeFillShade="D9"/>
+                <w:lang w:val="en-US"/>
+              </w:rPr>
+              <w:t>True</w:t>
+            </w:r>
+          </w:p>
+        </w:tc>
+      </w:tr>
+    </w:tbl>
+    <w:p>
+      <w:pPr>
+        <w:pStyle w:val="ListParagraph"/>
+        <w:ind w:left="846"/>
+        <w:jc w:val="both"/>
+        <w:rPr>
+          <w:rFonts w:asciiTheme="majorBidi" w:hAnsiTheme="majorBidi" w:cstheme="majorBidi"/>
+          <w:lang w:val="en-US"/>
+        </w:rPr>
+      </w:pPr>
+    </w:p>
+    <w:p>
+      <w:pPr>
+        <w:pStyle w:val="ListParagraph"/>
+        <w:ind w:left="846"/>
+        <w:jc w:val="both"/>
+        <w:rPr>
+          <w:rFonts w:asciiTheme="majorBidi" w:hAnsiTheme="majorBidi" w:cstheme="majorBidi"/>
+          <w:lang w:val="en-US"/>
+        </w:rPr>
+      </w:pPr>
+      <w:r>
+        <w:rPr>
+          <w:rFonts w:asciiTheme="majorBidi" w:hAnsiTheme="majorBidi" w:cstheme="majorBidi"/>
+          <w:lang w:val="en-US"/>
+        </w:rPr>
+        <w:t xml:space="preserve">Pulse supports chained comparisons in the same style as Python. </w:t>
+      </w:r>
+      <w:r>
+        <w:rPr>
+          <w:rFonts w:asciiTheme="majorBidi" w:hAnsiTheme="majorBidi" w:cstheme="majorBidi"/>
+          <w:lang w:val="en-US"/>
+        </w:rPr>
+        <w:t xml:space="preserve">A chained comparison such as </w:t>
+      </w:r>
+      <w:r>
+        <w:rPr>
+          <w:rStyle w:val="CodeChar"/>
+        </w:rPr>
+        <w:t>1 &lt; x &lt; 10</w:t>
+      </w:r>
+      <w:r>
+        <w:rPr>
+          <w:rFonts w:asciiTheme="majorBidi" w:hAnsiTheme="majorBidi" w:cstheme="majorBidi"/>
+          <w:lang w:val="en-US"/>
+        </w:rPr>
+        <w:t xml:space="preserve"> is evaluated as </w:t>
+      </w:r>
+      <w:r>
+        <w:rPr>
+          <w:rStyle w:val="CodeChar"/>
+        </w:rPr>
+        <w:t>1 &lt; x and x &lt; 10</w:t>
+      </w:r>
+      <w:r>
+        <w:rPr>
+          <w:rFonts w:asciiTheme="majorBidi" w:hAnsiTheme="majorBidi" w:cstheme="majorBidi"/>
+          <w:lang w:val="en-US"/>
+        </w:rPr>
+        <w:t xml:space="preserve"> and short-circuits if the first comparison is false.</w:t>
+      </w:r>
+    </w:p>
+    <w:p>
+      <w:pPr>
+        <w:pStyle w:val="Code"/>
+      </w:pPr>
+      <w:r>
+        <w:t>x = 5</w:t>
+      </w:r>
+    </w:p>
+    <w:p>
+      <w:pPr>
+        <w:pStyle w:val="Code"/>
+      </w:pPr>
+      <w:r>
+        <w:t>print(1 &lt; x &lt; 10)</w:t>
+      </w:r>
+      <w:r>
+        <w:tab/>
+        <w:t># True</w:t>
+      </w:r>
+    </w:p>
+    <w:p>
+      <w:pPr>
+        <w:pStyle w:val="Code"/>
+      </w:pPr>
+      <w:r>
+        <w:t>print(0 &lt; x &lt; 3)</w:t>
+      </w:r>
+      <w:r>
+        <w:tab/>
+        <w:t># False</w:t>
+      </w:r>
+    </w:p>
+    <w:p>
+      <w:pPr>
+        <w:pStyle w:val="ListParagraph"/>
+        <w:ind w:left="846"/>
+        <w:jc w:val="both"/>
+        <w:rPr>
+          <w:rFonts w:asciiTheme="majorBidi" w:hAnsiTheme="majorBidi" w:cstheme="majorBidi"/>
+          <w:lang w:val="en-US"/>
+        </w:rPr>
+      </w:pPr>
+    </w:p>
+    <w:p>
+      <w:pPr>
+        <w:pStyle w:val="ListParagraph"/>
+        <w:numPr>
+          <w:ilvl w:val="1"/>
+          <w:numId w:val="2"/>
+        </w:numPr>
+        <w:ind w:left="845"/>
+        <w:jc w:val="both"/>
+        <w:outlineLvl w:val="1"/>
+        <w:rPr>
+          <w:rFonts w:asciiTheme="majorBidi" w:hAnsiTheme="majorBidi" w:cstheme="majorBidi"/>
+          <w:lang w:val="en-US"/>
+        </w:rPr>
+      </w:pPr>
+      <w:r>
+        <w:rPr>
+          <w:rFonts w:asciiTheme="majorBidi" w:hAnsiTheme="majorBidi" w:cstheme="majorBidi"/>
+          <w:lang w:val="en-US"/>
+        </w:rPr>
+        <w:t>Logical Operators</w:t>
+      </w:r>
+    </w:p>
+    <w:p>
+      <w:pPr>
+        <w:pStyle w:val="ListParagraph"/>
+        <w:ind w:left="846"/>
+        <w:jc w:val="both"/>
+        <w:rPr>
+          <w:rFonts w:asciiTheme="majorBidi" w:hAnsiTheme="majorBidi" w:cstheme="majorBidi"/>
+          <w:lang w:val="en-US"/>
+        </w:rPr>
+      </w:pPr>
+      <w:r>
+        <w:rPr>
+          <w:rFonts w:asciiTheme="majorBidi" w:hAnsiTheme="majorBidi" w:cstheme="majorBidi"/>
+          <w:lang w:val="en-US"/>
+        </w:rPr>
+        <w:t xml:space="preserve">Logical operators combine boolean conditions. </w:t>
+      </w:r>
+      <w:r>
+        <w:rPr>
+          <w:rStyle w:val="CodeChar"/>
+        </w:rPr>
+        <w:t>and</w:t>
+      </w:r>
+      <w:r>
+        <w:rPr>
+          <w:rFonts w:asciiTheme="majorBidi" w:hAnsiTheme="majorBidi" w:cstheme="majorBidi"/>
+          <w:lang w:val="en-US"/>
+        </w:rPr>
+        <w:t xml:space="preserve"> and </w:t>
+      </w:r>
+      <w:r>
+        <w:rPr>
+          <w:rStyle w:val="CodeChar"/>
+        </w:rPr>
+        <w:t>or</w:t>
+      </w:r>
+      <w:r>
+        <w:rPr>
+          <w:rFonts w:asciiTheme="majorBidi" w:hAnsiTheme="majorBidi" w:cstheme="majorBidi"/>
+          <w:lang w:val="en-US"/>
+        </w:rPr>
+        <w:t xml:space="preserve"> use short-circuit evaluation</w:t>
+      </w:r>
+      <w:r>
+        <w:rPr>
+          <w:rFonts w:asciiTheme="majorBidi" w:hAnsiTheme="majorBidi" w:cstheme="majorBidi"/>
+          <w:lang w:val="en-US"/>
+        </w:rPr>
+        <w:t>,</w:t>
+      </w:r>
+      <w:r>
+        <w:rPr>
+          <w:rFonts w:asciiTheme="majorBidi" w:hAnsiTheme="majorBidi" w:cstheme="majorBidi"/>
+          <w:lang w:val="en-US"/>
+        </w:rPr>
+        <w:t xml:space="preserve"> the right operand is only evaluated if the left operand does not already determine the result. </w:t>
+      </w:r>
+      <w:r>
+        <w:rPr>
+          <w:rStyle w:val="CodeChar"/>
+        </w:rPr>
+        <w:t>not</w:t>
+      </w:r>
+      <w:r>
+        <w:rPr>
+          <w:rFonts w:asciiTheme="majorBidi" w:hAnsiTheme="majorBidi" w:cstheme="majorBidi"/>
+          <w:lang w:val="en-US"/>
+        </w:rPr>
+        <w:t xml:space="preserve"> negates a boolean value. All three operators work on any Pulse value using the truthiness rules defined in Section 3.4.</w:t>
+      </w:r>
+    </w:p>
+    <w:tbl>
+      <w:tblPr>
+        <w:tblStyle w:val="TableGrid"/>
+        <w:tblW w:w="0" w:type="auto"/>
+        <w:tblInd w:w="846" w:type="dxa"/>
+        <w:tblLook w:val="04A0" w:firstRow="1" w:lastRow="0" w:firstColumn="1" w:lastColumn="0" w:noHBand="0" w:noVBand="1"/>
+      </w:tblPr>
+      <w:tblGrid>
+        <w:gridCol w:w="1984"/>
+        <w:gridCol w:w="3402"/>
+        <w:gridCol w:w="3504"/>
+      </w:tblGrid>
+      <w:tr>
+        <w:tc>
+          <w:tcPr>
+            <w:tcW w:w="1984" w:type="dxa"/>
+          </w:tcPr>
+          <w:p>
+            <w:pPr>
+              <w:spacing w:after="160" w:line="278" w:lineRule="auto"/>
+              <w:contextualSpacing/>
+              <w:jc w:val="both"/>
+              <w:rPr>
+                <w:rFonts w:asciiTheme="majorBidi" w:hAnsiTheme="majorBidi" w:cstheme="majorBidi"/>
+                <w:lang w:val="en-US"/>
+              </w:rPr>
+            </w:pPr>
+            <w:r>
+              <w:rPr>
+                <w:rFonts w:asciiTheme="majorBidi" w:hAnsiTheme="majorBidi" w:cstheme="majorBidi"/>
+                <w:lang w:val="en-US"/>
+              </w:rPr>
+              <w:t>Operator</w:t>
+            </w:r>
+          </w:p>
+        </w:tc>
+        <w:tc>
+          <w:tcPr>
+            <w:tcW w:w="3402" w:type="dxa"/>
+          </w:tcPr>
+          <w:p>
+            <w:pPr>
+              <w:spacing w:after="160" w:line="278" w:lineRule="auto"/>
+              <w:contextualSpacing/>
+              <w:jc w:val="both"/>
+              <w:rPr>
+                <w:rFonts w:asciiTheme="majorBidi" w:hAnsiTheme="majorBidi" w:cstheme="majorBidi"/>
+                <w:lang w:val="en-US"/>
+              </w:rPr>
+            </w:pPr>
+            <w:r>
+              <w:rPr>
+                <w:rFonts w:asciiTheme="majorBidi" w:hAnsiTheme="majorBidi" w:cstheme="majorBidi"/>
+                <w:lang w:val="en-US"/>
+              </w:rPr>
+              <w:t>Description</w:t>
+            </w:r>
+          </w:p>
+        </w:tc>
+        <w:tc>
+          <w:tcPr>
+            <w:tcW w:w="3504" w:type="dxa"/>
+          </w:tcPr>
+          <w:p>
+            <w:pPr>
+              <w:spacing w:after="160" w:line="278" w:lineRule="auto"/>
+              <w:contextualSpacing/>
+              <w:jc w:val="both"/>
+              <w:rPr>
+                <w:rFonts w:asciiTheme="majorBidi" w:hAnsiTheme="majorBidi" w:cstheme="majorBidi"/>
+                <w:lang w:val="en-US"/>
+              </w:rPr>
+            </w:pPr>
+            <w:r>
+              <w:rPr>
+                <w:rFonts w:asciiTheme="majorBidi" w:hAnsiTheme="majorBidi" w:cstheme="majorBidi"/>
+                <w:lang w:val="en-US"/>
+              </w:rPr>
+              <w:t>Example</w:t>
+            </w:r>
+          </w:p>
+        </w:tc>
+      </w:tr>
+      <w:tr>
+        <w:tc>
+          <w:tcPr>
+            <w:tcW w:w="1984" w:type="dxa"/>
+          </w:tcPr>
+          <w:p>
+            <w:pPr>
+              <w:spacing w:after="160" w:line="278" w:lineRule="auto"/>
+              <w:contextualSpacing/>
+              <w:jc w:val="both"/>
+              <w:rPr>
+                <w:rFonts w:asciiTheme="majorBidi" w:hAnsiTheme="majorBidi" w:cstheme="majorBidi"/>
+                <w:lang w:val="en-US"/>
+              </w:rPr>
+            </w:pPr>
+            <w:r>
+              <w:rPr>
+                <w:rFonts w:ascii="Consolas" w:hAnsi="Consolas" w:cstheme="majorBidi"/>
+                <w:sz w:val="22"/>
+                <w:shd w:val="clear" w:color="auto" w:fill="D9D9D9" w:themeFill="background1" w:themeFillShade="D9"/>
+                <w:lang w:val="en-US"/>
+              </w:rPr>
+              <w:t>and</w:t>
+            </w:r>
+            <w:r>
+              <w:rPr>
+                <w:rFonts w:asciiTheme="majorBidi" w:hAnsiTheme="majorBidi" w:cstheme="majorBidi"/>
+                <w:lang w:val="en-US"/>
+              </w:rPr>
+              <w:t xml:space="preserve"> </w:t>
+            </w:r>
+          </w:p>
+        </w:tc>
+        <w:tc>
+          <w:tcPr>
+            <w:tcW w:w="3402" w:type="dxa"/>
+          </w:tcPr>
+          <w:p>
+            <w:pPr>
+              <w:spacing w:after="160" w:line="278" w:lineRule="auto"/>
+              <w:contextualSpacing/>
+              <w:jc w:val="both"/>
+              <w:rPr>
+                <w:rFonts w:asciiTheme="majorBidi" w:hAnsiTheme="majorBidi" w:cstheme="majorBidi"/>
+                <w:lang w:val="en-US"/>
+              </w:rPr>
+            </w:pPr>
+            <w:r>
+              <w:rPr>
+                <w:rFonts w:asciiTheme="majorBidi" w:hAnsiTheme="majorBidi" w:cstheme="majorBidi"/>
+                <w:lang w:val="en-US"/>
+              </w:rPr>
+              <w:t>Logical AND, short-circuits</w:t>
+            </w:r>
+          </w:p>
+        </w:tc>
+        <w:tc>
+          <w:tcPr>
+            <w:tcW w:w="3504" w:type="dxa"/>
+          </w:tcPr>
+          <w:p>
+            <w:pPr>
+              <w:spacing w:after="160" w:line="278" w:lineRule="auto"/>
+              <w:contextualSpacing/>
+              <w:jc w:val="both"/>
+              <w:rPr>
+                <w:rFonts w:asciiTheme="majorBidi" w:hAnsiTheme="majorBidi" w:cstheme="majorBidi"/>
+                <w:lang w:val="en-US"/>
+              </w:rPr>
+            </w:pPr>
+            <w:r>
+              <w:rPr>
+                <w:rFonts w:ascii="Consolas" w:hAnsi="Consolas" w:cstheme="majorBidi"/>
+                <w:sz w:val="22"/>
+                <w:shd w:val="clear" w:color="auto" w:fill="D9D9D9" w:themeFill="background1" w:themeFillShade="D9"/>
+                <w:lang w:val="en-US"/>
+              </w:rPr>
+              <w:t>True and False</w:t>
+            </w:r>
+            <w:r>
+              <w:rPr>
+                <w:rFonts w:asciiTheme="majorBidi" w:hAnsiTheme="majorBidi" w:cstheme="majorBidi"/>
+                <w:lang w:val="en-US"/>
+              </w:rPr>
+              <w:t xml:space="preserve"> </w:t>
+            </w:r>
+            <m:oMath>
+              <m:r>
+                <w:rPr>
+                  <w:rFonts w:ascii="Cambria Math" w:hAnsi="Cambria Math" w:cstheme="majorBidi"/>
+                  <w:lang w:val="en-US"/>
+                </w:rPr>
+                <m:t>→</m:t>
+              </m:r>
+            </m:oMath>
+            <w:r>
+              <w:rPr>
+                <w:rFonts w:asciiTheme="majorBidi" w:eastAsiaTheme="minorEastAsia" w:hAnsiTheme="majorBidi" w:cstheme="majorBidi"/>
+                <w:lang w:val="en-US"/>
+              </w:rPr>
+              <w:t xml:space="preserve"> </w:t>
+            </w:r>
+            <w:r>
+              <w:rPr>
+                <w:rFonts w:ascii="Consolas" w:hAnsi="Consolas" w:cstheme="majorBidi"/>
+                <w:sz w:val="22"/>
+                <w:shd w:val="clear" w:color="auto" w:fill="D9D9D9" w:themeFill="background1" w:themeFillShade="D9"/>
+                <w:lang w:val="en-US"/>
+              </w:rPr>
+              <w:t>False</w:t>
+            </w:r>
+          </w:p>
+        </w:tc>
+      </w:tr>
+      <w:tr>
+        <w:tc>
+          <w:tcPr>
+            <w:tcW w:w="1984" w:type="dxa"/>
+          </w:tcPr>
+          <w:p>
+            <w:pPr>
+              <w:spacing w:after="160" w:line="278" w:lineRule="auto"/>
+              <w:contextualSpacing/>
+              <w:jc w:val="both"/>
+              <w:rPr>
+                <w:rFonts w:asciiTheme="majorBidi" w:hAnsiTheme="majorBidi" w:cstheme="majorBidi"/>
+                <w:lang w:val="en-US"/>
+              </w:rPr>
+            </w:pPr>
+            <w:r>
+              <w:rPr>
+                <w:rFonts w:ascii="Consolas" w:hAnsi="Consolas" w:cstheme="majorBidi"/>
+                <w:sz w:val="22"/>
+                <w:shd w:val="clear" w:color="auto" w:fill="D9D9D9" w:themeFill="background1" w:themeFillShade="D9"/>
+                <w:lang w:val="en-US"/>
+              </w:rPr>
+              <w:t>or</w:t>
+            </w:r>
+            <w:r>
+              <w:rPr>
+                <w:rFonts w:asciiTheme="majorBidi" w:hAnsiTheme="majorBidi" w:cstheme="majorBidi"/>
+                <w:lang w:val="en-US"/>
+              </w:rPr>
+              <w:t xml:space="preserve"> </w:t>
+            </w:r>
+          </w:p>
+        </w:tc>
+        <w:tc>
+          <w:tcPr>
+            <w:tcW w:w="3402" w:type="dxa"/>
+          </w:tcPr>
+          <w:p>
+            <w:pPr>
+              <w:spacing w:after="160" w:line="278" w:lineRule="auto"/>
+              <w:contextualSpacing/>
+              <w:jc w:val="both"/>
+              <w:rPr>
+                <w:rFonts w:asciiTheme="majorBidi" w:hAnsiTheme="majorBidi" w:cstheme="majorBidi"/>
+                <w:lang w:val="en-US"/>
+              </w:rPr>
+            </w:pPr>
+            <w:r>
+              <w:rPr>
+                <w:rFonts w:asciiTheme="majorBidi" w:hAnsiTheme="majorBidi" w:cstheme="majorBidi"/>
+                <w:lang w:val="en-US"/>
+              </w:rPr>
+              <w:t>Logical OR, short-circuits</w:t>
+            </w:r>
+          </w:p>
+        </w:tc>
+        <w:tc>
+          <w:tcPr>
+            <w:tcW w:w="3504" w:type="dxa"/>
+          </w:tcPr>
+          <w:p>
+            <w:pPr>
+              <w:spacing w:after="160" w:line="278" w:lineRule="auto"/>
+              <w:contextualSpacing/>
+              <w:jc w:val="both"/>
+              <w:rPr>
+                <w:rFonts w:asciiTheme="majorBidi" w:hAnsiTheme="majorBidi" w:cstheme="majorBidi"/>
+                <w:lang w:val="en-US"/>
+              </w:rPr>
+            </w:pPr>
+            <w:r>
+              <w:rPr>
+                <w:rFonts w:ascii="Consolas" w:hAnsi="Consolas" w:cstheme="majorBidi"/>
+                <w:sz w:val="22"/>
+                <w:shd w:val="clear" w:color="auto" w:fill="D9D9D9" w:themeFill="background1" w:themeFillShade="D9"/>
+                <w:lang w:val="en-US"/>
+              </w:rPr>
+              <w:t>False or True</w:t>
+            </w:r>
+            <w:r>
+              <w:rPr>
+                <w:rFonts w:asciiTheme="majorBidi" w:hAnsiTheme="majorBidi" w:cstheme="majorBidi"/>
+                <w:lang w:val="en-US"/>
+              </w:rPr>
+              <w:t xml:space="preserve"> </w:t>
+            </w:r>
+            <m:oMath>
+              <m:r>
+                <w:rPr>
+                  <w:rFonts w:ascii="Cambria Math" w:hAnsi="Cambria Math" w:cstheme="majorBidi"/>
+                  <w:lang w:val="en-US"/>
+                </w:rPr>
+                <m:t>→</m:t>
+              </m:r>
+            </m:oMath>
+            <w:r>
+              <w:rPr>
+                <w:rFonts w:asciiTheme="majorBidi" w:eastAsiaTheme="minorEastAsia" w:hAnsiTheme="majorBidi" w:cstheme="majorBidi"/>
+                <w:lang w:val="en-US"/>
+              </w:rPr>
+              <w:t xml:space="preserve"> </w:t>
+            </w:r>
+            <w:r>
+              <w:rPr>
+                <w:rFonts w:ascii="Consolas" w:hAnsi="Consolas" w:cstheme="majorBidi"/>
+                <w:sz w:val="22"/>
+                <w:shd w:val="clear" w:color="auto" w:fill="D9D9D9" w:themeFill="background1" w:themeFillShade="D9"/>
+                <w:lang w:val="en-US"/>
+              </w:rPr>
+              <w:t>True</w:t>
+            </w:r>
+          </w:p>
+        </w:tc>
+      </w:tr>
+      <w:tr>
+        <w:tc>
+          <w:tcPr>
+            <w:tcW w:w="1984" w:type="dxa"/>
+          </w:tcPr>
+          <w:p>
+            <w:pPr>
+              <w:spacing w:after="160" w:line="278" w:lineRule="auto"/>
+              <w:contextualSpacing/>
+              <w:jc w:val="both"/>
+              <w:rPr>
+                <w:rFonts w:asciiTheme="majorBidi" w:hAnsiTheme="majorBidi" w:cstheme="majorBidi"/>
+                <w:lang w:val="en-US"/>
+              </w:rPr>
+            </w:pPr>
+            <w:r>
+              <w:rPr>
+                <w:rFonts w:ascii="Consolas" w:hAnsi="Consolas" w:cstheme="majorBidi"/>
+                <w:sz w:val="22"/>
+                <w:shd w:val="clear" w:color="auto" w:fill="D9D9D9" w:themeFill="background1" w:themeFillShade="D9"/>
+                <w:lang w:val="en-US"/>
+              </w:rPr>
+              <w:t>not</w:t>
+            </w:r>
+            <w:r>
+              <w:rPr>
+                <w:rFonts w:asciiTheme="majorBidi" w:hAnsiTheme="majorBidi" w:cstheme="majorBidi"/>
+                <w:lang w:val="en-US"/>
+              </w:rPr>
+              <w:t xml:space="preserve"> </w:t>
+            </w:r>
+          </w:p>
+        </w:tc>
+        <w:tc>
+          <w:tcPr>
+            <w:tcW w:w="3402" w:type="dxa"/>
+          </w:tcPr>
+          <w:p>
+            <w:pPr>
+              <w:spacing w:after="160" w:line="278" w:lineRule="auto"/>
+              <w:contextualSpacing/>
+              <w:jc w:val="both"/>
+              <w:rPr>
+                <w:rFonts w:asciiTheme="majorBidi" w:hAnsiTheme="majorBidi" w:cstheme="majorBidi"/>
+                <w:lang w:val="en-US"/>
+              </w:rPr>
+            </w:pPr>
+            <w:r>
+              <w:rPr>
+                <w:rFonts w:asciiTheme="majorBidi" w:hAnsiTheme="majorBidi" w:cstheme="majorBidi"/>
+                <w:lang w:val="en-US"/>
+              </w:rPr>
+              <w:t>Logical NOT</w:t>
+            </w:r>
+          </w:p>
+        </w:tc>
+        <w:tc>
+          <w:tcPr>
+            <w:tcW w:w="3504" w:type="dxa"/>
+          </w:tcPr>
+          <w:p>
+            <w:pPr>
+              <w:spacing w:after="160" w:line="278" w:lineRule="auto"/>
+              <w:contextualSpacing/>
+              <w:jc w:val="both"/>
+              <w:rPr>
+                <w:rFonts w:asciiTheme="majorBidi" w:hAnsiTheme="majorBidi" w:cstheme="majorBidi"/>
+                <w:lang w:val="en-US"/>
+              </w:rPr>
+            </w:pPr>
+            <w:r>
+              <w:rPr>
+                <w:rFonts w:ascii="Consolas" w:hAnsi="Consolas" w:cstheme="majorBidi"/>
+                <w:sz w:val="22"/>
+                <w:shd w:val="clear" w:color="auto" w:fill="D9D9D9" w:themeFill="background1" w:themeFillShade="D9"/>
+                <w:lang w:val="en-US"/>
+              </w:rPr>
+              <w:t>not True</w:t>
+            </w:r>
+            <w:r>
+              <w:rPr>
+                <w:rFonts w:asciiTheme="majorBidi" w:hAnsiTheme="majorBidi" w:cstheme="majorBidi"/>
+                <w:lang w:val="en-US"/>
+              </w:rPr>
+              <w:t xml:space="preserve"> </w:t>
+            </w:r>
+            <m:oMath>
+              <m:r>
+                <w:rPr>
+                  <w:rFonts w:ascii="Cambria Math" w:hAnsi="Cambria Math" w:cstheme="majorBidi"/>
+                  <w:lang w:val="en-US"/>
+                </w:rPr>
+                <m:t>→</m:t>
+              </m:r>
+            </m:oMath>
+            <w:r>
+              <w:rPr>
+                <w:rFonts w:asciiTheme="majorBidi" w:eastAsiaTheme="minorEastAsia" w:hAnsiTheme="majorBidi" w:cstheme="majorBidi"/>
+                <w:lang w:val="en-US"/>
+              </w:rPr>
+              <w:t xml:space="preserve"> </w:t>
+            </w:r>
+            <w:r>
+              <w:rPr>
+                <w:rFonts w:ascii="Consolas" w:hAnsi="Consolas" w:cstheme="majorBidi"/>
+                <w:sz w:val="22"/>
+                <w:shd w:val="clear" w:color="auto" w:fill="D9D9D9" w:themeFill="background1" w:themeFillShade="D9"/>
+                <w:lang w:val="en-US"/>
+              </w:rPr>
+              <w:t>False</w:t>
+            </w:r>
+          </w:p>
+        </w:tc>
+      </w:tr>
+    </w:tbl>
+    <w:p>
+      <w:pPr>
+        <w:pStyle w:val="ListParagraph"/>
+        <w:ind w:left="846"/>
+        <w:jc w:val="both"/>
+        <w:rPr>
+          <w:rFonts w:asciiTheme="majorBidi" w:hAnsiTheme="majorBidi" w:cstheme="majorBidi"/>
+          <w:lang w:val="en-US"/>
+        </w:rPr>
+      </w:pPr>
+    </w:p>
+    <w:p>
+      <w:pPr>
+        <w:pStyle w:val="ListParagraph"/>
+        <w:ind w:left="846"/>
+        <w:jc w:val="both"/>
+        <w:rPr>
+          <w:rFonts w:asciiTheme="majorBidi" w:hAnsiTheme="majorBidi" w:cstheme="majorBidi"/>
+          <w:lang w:val="en-US"/>
+        </w:rPr>
+      </w:pPr>
+      <w:r>
+        <w:rPr>
+          <w:rStyle w:val="CodeChar"/>
+        </w:rPr>
+        <w:t>and</w:t>
+      </w:r>
+      <w:r>
+        <w:rPr>
+          <w:rFonts w:asciiTheme="majorBidi" w:hAnsiTheme="majorBidi" w:cstheme="majorBidi"/>
+          <w:lang w:val="en-US"/>
+        </w:rPr>
+        <w:t xml:space="preserve"> returns the first falsy value it encounters, or the last value if all are truthy.</w:t>
+      </w:r>
+      <w:r>
+        <w:rPr>
+          <w:rFonts w:asciiTheme="majorBidi" w:hAnsiTheme="majorBidi" w:cstheme="majorBidi"/>
+          <w:lang w:val="en-US"/>
+        </w:rPr>
+        <w:t xml:space="preserve"> </w:t>
+      </w:r>
+      <w:r>
+        <w:rPr>
+          <w:rStyle w:val="CodeChar"/>
+        </w:rPr>
+        <w:t>or</w:t>
+      </w:r>
+      <w:r>
+        <w:rPr>
+          <w:rFonts w:asciiTheme="majorBidi" w:hAnsiTheme="majorBidi" w:cstheme="majorBidi"/>
+          <w:lang w:val="en-US"/>
+        </w:rPr>
+        <w:t xml:space="preserve"> returns the first </w:t>
+      </w:r>
+      <w:r>
+        <w:rPr>
+          <w:rFonts w:asciiTheme="majorBidi" w:hAnsiTheme="majorBidi" w:cstheme="majorBidi"/>
+          <w:lang w:val="en-US"/>
+        </w:rPr>
+        <w:t xml:space="preserve">truthy value it encounters, or the last value if all are falsy. This mirrors Python's behavior and allows idiomatic patterns such as </w:t>
+      </w:r>
+      <w:r>
+        <w:rPr>
+          <w:rStyle w:val="CodeChar"/>
+        </w:rPr>
+        <w:t>x = value or default</w:t>
+      </w:r>
+      <w:r>
+        <w:rPr>
+          <w:rFonts w:asciiTheme="majorBidi" w:hAnsiTheme="majorBidi" w:cstheme="majorBidi"/>
+          <w:lang w:val="en-US"/>
+        </w:rPr>
+        <w:t>.</w:t>
+      </w:r>
+    </w:p>
+    <w:p>
+      <w:pPr>
+        <w:pStyle w:val="ListParagraph"/>
+        <w:ind w:left="846"/>
+        <w:jc w:val="both"/>
+        <w:rPr>
+          <w:rFonts w:asciiTheme="majorBidi" w:hAnsiTheme="majorBidi" w:cstheme="majorBidi"/>
+          <w:lang w:val="en-US"/>
+        </w:rPr>
+      </w:pPr>
+    </w:p>
+    <w:p>
+      <w:pPr>
+        <w:pStyle w:val="ListParagraph"/>
+        <w:numPr>
+          <w:ilvl w:val="1"/>
+          <w:numId w:val="2"/>
+        </w:numPr>
+        <w:ind w:left="845"/>
+        <w:jc w:val="both"/>
+        <w:outlineLvl w:val="1"/>
+        <w:rPr>
+          <w:rFonts w:asciiTheme="majorBidi" w:hAnsiTheme="majorBidi" w:cstheme="majorBidi"/>
+          <w:lang w:val="en-US"/>
+        </w:rPr>
+      </w:pPr>
+      <w:r>
+        <w:rPr>
+          <w:rFonts w:asciiTheme="majorBidi" w:hAnsiTheme="majorBidi" w:cstheme="majorBidi"/>
+          <w:lang w:val="en-US"/>
+        </w:rPr>
+        <w:t>Identity Operators</w:t>
+      </w:r>
+    </w:p>
+    <w:p>
+      <w:pPr>
+        <w:pStyle w:val="ListParagraph"/>
+        <w:ind w:left="846"/>
+        <w:jc w:val="both"/>
+        <w:rPr>
+          <w:rFonts w:asciiTheme="majorBidi" w:hAnsiTheme="majorBidi" w:cstheme="majorBidi"/>
+          <w:lang w:val="en-US"/>
+        </w:rPr>
+      </w:pPr>
+      <w:r>
+        <w:rPr>
+          <w:rFonts w:asciiTheme="majorBidi" w:hAnsiTheme="majorBidi" w:cstheme="majorBidi"/>
+          <w:lang w:val="en-US"/>
+        </w:rPr>
+        <w:t xml:space="preserve">Identity operators test whether two values are the same object in memory rather than equal in value. They are primarily useful for checking against </w:t>
+      </w:r>
+      <w:r>
+        <w:rPr>
+          <w:rStyle w:val="CodeChar"/>
+        </w:rPr>
+        <w:t>null</w:t>
+      </w:r>
+      <w:r>
+        <w:rPr>
+          <w:rFonts w:asciiTheme="majorBidi" w:hAnsiTheme="majorBidi" w:cstheme="majorBidi"/>
+          <w:lang w:val="en-US"/>
+        </w:rPr>
+        <w:t xml:space="preserve"> o</w:t>
+      </w:r>
+      <w:r>
+        <w:rPr>
+          <w:rFonts w:asciiTheme="majorBidi" w:hAnsiTheme="majorBidi" w:cstheme="majorBidi"/>
+          <w:lang w:val="en-US"/>
+        </w:rPr>
+        <w:t xml:space="preserve">r </w:t>
+      </w:r>
+      <w:r>
+        <w:rPr>
+          <w:rStyle w:val="CodeChar"/>
+        </w:rPr>
+        <w:t>Non</w:t>
+      </w:r>
+      <w:r>
+        <w:rPr>
+          <w:rStyle w:val="CodeChar"/>
+        </w:rPr>
+        <w:t>e</w:t>
+      </w:r>
+      <w:r>
+        <w:rPr>
+          <w:rFonts w:asciiTheme="majorBidi" w:hAnsiTheme="majorBidi" w:cstheme="majorBidi"/>
+          <w:lang w:val="en-US"/>
+        </w:rPr>
+        <w:t xml:space="preserve"> a</w:t>
+      </w:r>
+      <w:r>
+        <w:rPr>
+          <w:rFonts w:asciiTheme="majorBidi" w:hAnsiTheme="majorBidi" w:cstheme="majorBidi"/>
+          <w:lang w:val="en-US"/>
+        </w:rPr>
+        <w:t xml:space="preserve">nd for distinguishing between booleans and numbers that compare equal under </w:t>
+      </w:r>
+      <w:r>
+        <w:rPr>
+          <w:rStyle w:val="CodeChar"/>
+        </w:rPr>
+        <w:t>==</w:t>
+      </w:r>
+      <w:r>
+        <w:rPr>
+          <w:rFonts w:asciiTheme="majorBidi" w:hAnsiTheme="majorBidi" w:cstheme="majorBidi"/>
+          <w:lang w:val="en-US"/>
+        </w:rPr>
+        <w:t>.</w:t>
+      </w:r>
+    </w:p>
+    <w:tbl>
+      <w:tblPr>
+        <w:tblStyle w:val="TableGrid"/>
+        <w:tblW w:w="0" w:type="auto"/>
+        <w:tblInd w:w="846" w:type="dxa"/>
+        <w:tblLook w:val="04A0" w:firstRow="1" w:lastRow="0" w:firstColumn="1" w:lastColumn="0" w:noHBand="0" w:noVBand="1"/>
+      </w:tblPr>
+      <w:tblGrid>
+        <w:gridCol w:w="1984"/>
+        <w:gridCol w:w="3402"/>
+        <w:gridCol w:w="3504"/>
+      </w:tblGrid>
+      <w:tr>
+        <w:tc>
+          <w:tcPr>
+            <w:tcW w:w="1984" w:type="dxa"/>
+          </w:tcPr>
+          <w:p>
+            <w:pPr>
+              <w:spacing w:after="160" w:line="278" w:lineRule="auto"/>
+              <w:contextualSpacing/>
+              <w:jc w:val="both"/>
+              <w:rPr>
+                <w:rFonts w:asciiTheme="majorBidi" w:hAnsiTheme="majorBidi" w:cstheme="majorBidi"/>
+                <w:lang w:val="en-US"/>
+              </w:rPr>
+            </w:pPr>
+            <w:r>
+              <w:rPr>
+                <w:rFonts w:asciiTheme="majorBidi" w:hAnsiTheme="majorBidi" w:cstheme="majorBidi"/>
+                <w:lang w:val="en-US"/>
+              </w:rPr>
+              <w:lastRenderedPageBreak/>
+              <w:t>Operator</w:t>
+            </w:r>
+          </w:p>
+        </w:tc>
+        <w:tc>
+          <w:tcPr>
+            <w:tcW w:w="3402" w:type="dxa"/>
+          </w:tcPr>
+          <w:p>
+            <w:pPr>
+              <w:spacing w:after="160" w:line="278" w:lineRule="auto"/>
+              <w:contextualSpacing/>
+              <w:jc w:val="both"/>
+              <w:rPr>
+                <w:rFonts w:asciiTheme="majorBidi" w:hAnsiTheme="majorBidi" w:cstheme="majorBidi"/>
+                <w:lang w:val="en-US"/>
+              </w:rPr>
+            </w:pPr>
+            <w:r>
+              <w:rPr>
+                <w:rFonts w:asciiTheme="majorBidi" w:hAnsiTheme="majorBidi" w:cstheme="majorBidi"/>
+                <w:lang w:val="en-US"/>
+              </w:rPr>
+              <w:t>Description</w:t>
+            </w:r>
+          </w:p>
+        </w:tc>
+        <w:tc>
+          <w:tcPr>
+            <w:tcW w:w="3504" w:type="dxa"/>
+          </w:tcPr>
+          <w:p>
+            <w:pPr>
+              <w:spacing w:after="160" w:line="278" w:lineRule="auto"/>
+              <w:contextualSpacing/>
+              <w:jc w:val="both"/>
+              <w:rPr>
+                <w:rFonts w:asciiTheme="majorBidi" w:hAnsiTheme="majorBidi" w:cstheme="majorBidi"/>
+                <w:lang w:val="en-US"/>
+              </w:rPr>
+            </w:pPr>
+            <w:r>
+              <w:rPr>
+                <w:rFonts w:asciiTheme="majorBidi" w:hAnsiTheme="majorBidi" w:cstheme="majorBidi"/>
+                <w:lang w:val="en-US"/>
+              </w:rPr>
+              <w:t>Example</w:t>
+            </w:r>
+          </w:p>
+        </w:tc>
+      </w:tr>
+      <w:tr>
+        <w:tc>
+          <w:tcPr>
+            <w:tcW w:w="1984" w:type="dxa"/>
+          </w:tcPr>
+          <w:p>
+            <w:pPr>
+              <w:spacing w:after="160" w:line="278" w:lineRule="auto"/>
+              <w:contextualSpacing/>
+              <w:jc w:val="both"/>
+              <w:rPr>
+                <w:rFonts w:asciiTheme="majorBidi" w:hAnsiTheme="majorBidi" w:cstheme="majorBidi"/>
+                <w:lang w:val="en-US"/>
+              </w:rPr>
+            </w:pPr>
+            <w:r>
+              <w:rPr>
+                <w:rFonts w:ascii="Consolas" w:hAnsi="Consolas" w:cstheme="majorBidi"/>
+                <w:sz w:val="22"/>
+                <w:shd w:val="clear" w:color="auto" w:fill="D9D9D9" w:themeFill="background1" w:themeFillShade="D9"/>
+                <w:lang w:val="en-US"/>
+              </w:rPr>
+              <w:t>is</w:t>
+            </w:r>
+            <w:r>
+              <w:rPr>
+                <w:rFonts w:asciiTheme="majorBidi" w:hAnsiTheme="majorBidi" w:cstheme="majorBidi"/>
+                <w:lang w:val="en-US"/>
+              </w:rPr>
+              <w:t xml:space="preserve"> </w:t>
+            </w:r>
+          </w:p>
+        </w:tc>
+        <w:tc>
+          <w:tcPr>
+            <w:tcW w:w="3402" w:type="dxa"/>
+          </w:tcPr>
+          <w:p>
+            <w:pPr>
+              <w:spacing w:after="160" w:line="278" w:lineRule="auto"/>
+              <w:contextualSpacing/>
+              <w:jc w:val="both"/>
+              <w:rPr>
+                <w:rFonts w:asciiTheme="majorBidi" w:hAnsiTheme="majorBidi" w:cstheme="majorBidi"/>
+                <w:lang w:val="en-US"/>
+              </w:rPr>
+            </w:pPr>
+            <w:r>
+              <w:rPr>
+                <w:rFonts w:asciiTheme="majorBidi" w:hAnsiTheme="majorBidi" w:cstheme="majorBidi"/>
+                <w:lang w:val="en-US"/>
+              </w:rPr>
+              <w:t>Same object</w:t>
+            </w:r>
+          </w:p>
+        </w:tc>
+        <w:tc>
+          <w:tcPr>
+            <w:tcW w:w="3504" w:type="dxa"/>
+          </w:tcPr>
+          <w:p>
+            <w:pPr>
+              <w:spacing w:after="160" w:line="278" w:lineRule="auto"/>
+              <w:contextualSpacing/>
+              <w:jc w:val="both"/>
+              <w:rPr>
+                <w:rFonts w:asciiTheme="majorBidi" w:hAnsiTheme="majorBidi" w:cstheme="majorBidi"/>
+                <w:lang w:val="en-US"/>
+              </w:rPr>
+            </w:pPr>
+            <w:r>
+              <w:rPr>
+                <w:rFonts w:ascii="Consolas" w:hAnsi="Consolas" w:cstheme="majorBidi"/>
+                <w:sz w:val="22"/>
+                <w:shd w:val="clear" w:color="auto" w:fill="D9D9D9" w:themeFill="background1" w:themeFillShade="D9"/>
+                <w:lang w:val="en-US"/>
+              </w:rPr>
+              <w:t>x is null</w:t>
+            </w:r>
+          </w:p>
+        </w:tc>
+      </w:tr>
+      <w:tr>
+        <w:tc>
+          <w:tcPr>
+            <w:tcW w:w="1984" w:type="dxa"/>
+          </w:tcPr>
+          <w:p>
+            <w:pPr>
+              <w:spacing w:after="160" w:line="278" w:lineRule="auto"/>
+              <w:contextualSpacing/>
+              <w:jc w:val="both"/>
+              <w:rPr>
+                <w:rFonts w:asciiTheme="majorBidi" w:hAnsiTheme="majorBidi" w:cstheme="majorBidi"/>
+                <w:lang w:val="en-US"/>
+              </w:rPr>
+            </w:pPr>
+            <w:r>
+              <w:rPr>
+                <w:rFonts w:ascii="Consolas" w:hAnsi="Consolas" w:cstheme="majorBidi"/>
+                <w:sz w:val="22"/>
+                <w:shd w:val="clear" w:color="auto" w:fill="D9D9D9" w:themeFill="background1" w:themeFillShade="D9"/>
+                <w:lang w:val="en-US"/>
+              </w:rPr>
+              <w:t>is not</w:t>
+            </w:r>
+            <w:r>
+              <w:rPr>
+                <w:rFonts w:asciiTheme="majorBidi" w:hAnsiTheme="majorBidi" w:cstheme="majorBidi"/>
+                <w:lang w:val="en-US"/>
+              </w:rPr>
+              <w:t xml:space="preserve"> </w:t>
+            </w:r>
+          </w:p>
+        </w:tc>
+        <w:tc>
+          <w:tcPr>
+            <w:tcW w:w="3402" w:type="dxa"/>
+          </w:tcPr>
+          <w:p>
+            <w:pPr>
+              <w:spacing w:after="160" w:line="278" w:lineRule="auto"/>
+              <w:contextualSpacing/>
+              <w:jc w:val="both"/>
+              <w:rPr>
+                <w:rFonts w:asciiTheme="majorBidi" w:hAnsiTheme="majorBidi" w:cstheme="majorBidi"/>
+                <w:lang w:val="en-US"/>
+              </w:rPr>
+            </w:pPr>
+            <w:r>
+              <w:rPr>
+                <w:rFonts w:asciiTheme="majorBidi" w:hAnsiTheme="majorBidi" w:cstheme="majorBidi"/>
+                <w:lang w:val="en-US"/>
+              </w:rPr>
+              <w:t>Not the same object</w:t>
+            </w:r>
+          </w:p>
+        </w:tc>
+        <w:tc>
+          <w:tcPr>
+            <w:tcW w:w="3504" w:type="dxa"/>
+          </w:tcPr>
+          <w:p>
+            <w:pPr>
+              <w:spacing w:after="160" w:line="278" w:lineRule="auto"/>
+              <w:contextualSpacing/>
+              <w:jc w:val="both"/>
+              <w:rPr>
+                <w:rFonts w:asciiTheme="majorBidi" w:hAnsiTheme="majorBidi" w:cstheme="majorBidi"/>
+                <w:lang w:val="en-US"/>
+              </w:rPr>
+            </w:pPr>
+            <w:r>
+              <w:rPr>
+                <w:rFonts w:ascii="Consolas" w:hAnsi="Consolas" w:cstheme="majorBidi"/>
+                <w:sz w:val="22"/>
+                <w:shd w:val="clear" w:color="auto" w:fill="D9D9D9" w:themeFill="background1" w:themeFillShade="D9"/>
+                <w:lang w:val="en-US"/>
+              </w:rPr>
+              <w:t>x</w:t>
+            </w:r>
+            <w:r>
+              <w:rPr>
+                <w:rFonts w:ascii="Consolas" w:hAnsi="Consolas" w:cstheme="majorBidi"/>
+                <w:sz w:val="22"/>
+                <w:shd w:val="clear" w:color="auto" w:fill="D9D9D9" w:themeFill="background1" w:themeFillShade="D9"/>
+                <w:lang w:val="en-US"/>
+              </w:rPr>
+              <w:t xml:space="preserve"> is not null</w:t>
+            </w:r>
+          </w:p>
+        </w:tc>
+      </w:tr>
+    </w:tbl>
+    <w:p>
+      <w:pPr>
+        <w:pStyle w:val="ListParagraph"/>
+        <w:ind w:left="846"/>
+        <w:jc w:val="both"/>
+        <w:rPr>
+          <w:rFonts w:asciiTheme="majorBidi" w:hAnsiTheme="majorBidi" w:cstheme="majorBidi"/>
+          <w:lang w:val="en-US"/>
+        </w:rPr>
+      </w:pPr>
+    </w:p>
+    <w:p>
+      <w:pPr>
+        <w:pStyle w:val="ListParagraph"/>
+        <w:numPr>
+          <w:ilvl w:val="1"/>
+          <w:numId w:val="2"/>
+        </w:numPr>
+        <w:ind w:left="845"/>
+        <w:jc w:val="both"/>
+        <w:outlineLvl w:val="1"/>
+        <w:rPr>
+          <w:rFonts w:asciiTheme="majorBidi" w:hAnsiTheme="majorBidi" w:cstheme="majorBidi"/>
+          <w:lang w:val="en-US"/>
+        </w:rPr>
+      </w:pPr>
+      <w:r>
+        <w:rPr>
+          <w:rFonts w:asciiTheme="majorBidi" w:hAnsiTheme="majorBidi" w:cstheme="majorBidi"/>
+          <w:lang w:val="en-US"/>
+        </w:rPr>
+        <w:t>Membership Operators</w:t>
+      </w:r>
+    </w:p>
+    <w:p>
+      <w:pPr>
+        <w:pStyle w:val="ListParagraph"/>
+        <w:ind w:left="846"/>
+        <w:jc w:val="both"/>
+        <w:rPr>
+          <w:rFonts w:asciiTheme="majorBidi" w:hAnsiTheme="majorBidi" w:cstheme="majorBidi"/>
+          <w:lang w:val="en-US"/>
+        </w:rPr>
+      </w:pPr>
+      <w:r>
+        <w:rPr>
+          <w:rFonts w:asciiTheme="majorBidi" w:hAnsiTheme="majorBidi" w:cstheme="majorBidi"/>
+          <w:lang w:val="en-US"/>
+        </w:rPr>
+        <w:t xml:space="preserve">Membership operators test whether a value exists within a container. They work on lists, dicts, strings, and ranges. For dicts, </w:t>
+      </w:r>
+      <w:r>
+        <w:rPr>
+          <w:rStyle w:val="CodeChar"/>
+        </w:rPr>
+        <w:t>in</w:t>
+      </w:r>
+      <w:r>
+        <w:rPr>
+          <w:rFonts w:asciiTheme="majorBidi" w:hAnsiTheme="majorBidi" w:cstheme="majorBidi"/>
+          <w:lang w:val="en-US"/>
+        </w:rPr>
+        <w:t xml:space="preserve"> tests key membership. For strings, </w:t>
+      </w:r>
+      <w:r>
+        <w:rPr>
+          <w:rStyle w:val="CodeChar"/>
+        </w:rPr>
+        <w:t>in</w:t>
+      </w:r>
+      <w:r>
+        <w:rPr>
+          <w:rFonts w:asciiTheme="majorBidi" w:hAnsiTheme="majorBidi" w:cstheme="majorBidi"/>
+          <w:lang w:val="en-US"/>
+        </w:rPr>
+        <w:t xml:space="preserve"> requires the left operand to also be a string and tests for substring containment.</w:t>
+      </w:r>
+    </w:p>
+    <w:tbl>
+      <w:tblPr>
+        <w:tblStyle w:val="TableGrid"/>
+        <w:tblW w:w="0" w:type="auto"/>
+        <w:tblInd w:w="846" w:type="dxa"/>
+        <w:tblLook w:val="04A0" w:firstRow="1" w:lastRow="0" w:firstColumn="1" w:lastColumn="0" w:noHBand="0" w:noVBand="1"/>
+      </w:tblPr>
+      <w:tblGrid>
+        <w:gridCol w:w="1984"/>
+        <w:gridCol w:w="3402"/>
+        <w:gridCol w:w="3504"/>
+      </w:tblGrid>
+      <w:tr>
+        <w:tc>
+          <w:tcPr>
+            <w:tcW w:w="1984" w:type="dxa"/>
+          </w:tcPr>
+          <w:p>
+            <w:pPr>
+              <w:spacing w:after="160" w:line="278" w:lineRule="auto"/>
+              <w:contextualSpacing/>
+              <w:jc w:val="both"/>
+              <w:rPr>
+                <w:rFonts w:asciiTheme="majorBidi" w:hAnsiTheme="majorBidi" w:cstheme="majorBidi"/>
+                <w:lang w:val="en-US"/>
+              </w:rPr>
+            </w:pPr>
+            <w:r>
+              <w:rPr>
+                <w:rFonts w:asciiTheme="majorBidi" w:hAnsiTheme="majorBidi" w:cstheme="majorBidi"/>
+                <w:lang w:val="en-US"/>
+              </w:rPr>
+              <w:t>Operator</w:t>
+            </w:r>
+          </w:p>
+        </w:tc>
+        <w:tc>
+          <w:tcPr>
+            <w:tcW w:w="3402" w:type="dxa"/>
+          </w:tcPr>
+          <w:p>
+            <w:pPr>
+              <w:spacing w:after="160" w:line="278" w:lineRule="auto"/>
+              <w:contextualSpacing/>
+              <w:jc w:val="both"/>
+              <w:rPr>
+                <w:rFonts w:asciiTheme="majorBidi" w:hAnsiTheme="majorBidi" w:cstheme="majorBidi"/>
+                <w:lang w:val="en-US"/>
+              </w:rPr>
+            </w:pPr>
+            <w:r>
+              <w:rPr>
+                <w:rFonts w:asciiTheme="majorBidi" w:hAnsiTheme="majorBidi" w:cstheme="majorBidi"/>
+                <w:lang w:val="en-US"/>
+              </w:rPr>
+              <w:t>Description</w:t>
+            </w:r>
+          </w:p>
+        </w:tc>
+        <w:tc>
+          <w:tcPr>
+            <w:tcW w:w="3504" w:type="dxa"/>
+          </w:tcPr>
+          <w:p>
+            <w:pPr>
+              <w:spacing w:after="160" w:line="278" w:lineRule="auto"/>
+              <w:contextualSpacing/>
+              <w:jc w:val="both"/>
+              <w:rPr>
+                <w:rFonts w:asciiTheme="majorBidi" w:hAnsiTheme="majorBidi" w:cstheme="majorBidi"/>
+                <w:lang w:val="en-US"/>
+              </w:rPr>
+            </w:pPr>
+            <w:r>
+              <w:rPr>
+                <w:rFonts w:asciiTheme="majorBidi" w:hAnsiTheme="majorBidi" w:cstheme="majorBidi"/>
+                <w:lang w:val="en-US"/>
+              </w:rPr>
+              <w:t>Example</w:t>
+            </w:r>
+          </w:p>
+        </w:tc>
+      </w:tr>
+      <w:tr>
+        <w:tc>
+          <w:tcPr>
+            <w:tcW w:w="1984" w:type="dxa"/>
+          </w:tcPr>
+          <w:p>
+            <w:pPr>
+              <w:spacing w:after="160" w:line="278" w:lineRule="auto"/>
+              <w:contextualSpacing/>
+              <w:jc w:val="both"/>
+              <w:rPr>
+                <w:rFonts w:asciiTheme="majorBidi" w:hAnsiTheme="majorBidi" w:cstheme="majorBidi"/>
+                <w:lang w:val="en-US"/>
+              </w:rPr>
+            </w:pPr>
+            <w:r>
+              <w:rPr>
+                <w:rFonts w:ascii="Consolas" w:hAnsi="Consolas" w:cstheme="majorBidi"/>
+                <w:sz w:val="22"/>
+                <w:shd w:val="clear" w:color="auto" w:fill="D9D9D9" w:themeFill="background1" w:themeFillShade="D9"/>
+                <w:lang w:val="en-US"/>
+              </w:rPr>
+              <w:t>in</w:t>
+            </w:r>
+            <w:r>
+              <w:rPr>
+                <w:rFonts w:asciiTheme="majorBidi" w:hAnsiTheme="majorBidi" w:cstheme="majorBidi"/>
+                <w:lang w:val="en-US"/>
+              </w:rPr>
+              <w:t xml:space="preserve"> </w:t>
+            </w:r>
+          </w:p>
+        </w:tc>
+        <w:tc>
+          <w:tcPr>
+            <w:tcW w:w="3402" w:type="dxa"/>
+          </w:tcPr>
+          <w:p>
+            <w:pPr>
+              <w:spacing w:after="160" w:line="278" w:lineRule="auto"/>
+              <w:contextualSpacing/>
+              <w:jc w:val="both"/>
+              <w:rPr>
+                <w:rFonts w:asciiTheme="majorBidi" w:hAnsiTheme="majorBidi" w:cstheme="majorBidi"/>
+                <w:lang w:val="en-US"/>
+              </w:rPr>
+            </w:pPr>
+            <w:r>
+              <w:rPr>
+                <w:rFonts w:asciiTheme="majorBidi" w:hAnsiTheme="majorBidi" w:cstheme="majorBidi"/>
+                <w:lang w:val="en-US"/>
+              </w:rPr>
+              <w:t>Membership test</w:t>
+            </w:r>
+          </w:p>
+        </w:tc>
+        <w:tc>
+          <w:tcPr>
+            <w:tcW w:w="3504" w:type="dxa"/>
+          </w:tcPr>
+          <w:p>
+            <w:pPr>
+              <w:spacing w:after="160" w:line="278" w:lineRule="auto"/>
+              <w:contextualSpacing/>
+              <w:jc w:val="both"/>
+              <w:rPr>
+                <w:rFonts w:asciiTheme="majorBidi" w:hAnsiTheme="majorBidi" w:cstheme="majorBidi"/>
+                <w:lang w:val="en-US"/>
+              </w:rPr>
+            </w:pPr>
+            <w:r>
+              <w:rPr>
+                <w:rFonts w:ascii="Consolas" w:hAnsi="Consolas" w:cstheme="majorBidi"/>
+                <w:sz w:val="22"/>
+                <w:shd w:val="clear" w:color="auto" w:fill="D9D9D9" w:themeFill="background1" w:themeFillShade="D9"/>
+                <w:lang w:val="en-US"/>
+              </w:rPr>
+              <w:t>3 in [1, 2, 3]</w:t>
+            </w:r>
+            <w:r>
+              <w:rPr>
+                <w:rFonts w:asciiTheme="majorBidi" w:hAnsiTheme="majorBidi" w:cstheme="majorBidi"/>
+                <w:lang w:val="en-US"/>
+              </w:rPr>
+              <w:t xml:space="preserve"> </w:t>
+            </w:r>
+            <m:oMath>
+              <m:r>
+                <w:rPr>
+                  <w:rFonts w:ascii="Cambria Math" w:hAnsi="Cambria Math" w:cstheme="majorBidi"/>
+                  <w:lang w:val="en-US"/>
+                </w:rPr>
+                <m:t>→</m:t>
+              </m:r>
+            </m:oMath>
+            <w:r>
+              <w:rPr>
+                <w:rFonts w:asciiTheme="majorBidi" w:eastAsiaTheme="minorEastAsia" w:hAnsiTheme="majorBidi" w:cstheme="majorBidi"/>
+                <w:lang w:val="en-US"/>
+              </w:rPr>
+              <w:t xml:space="preserve"> </w:t>
+            </w:r>
+            <w:r>
+              <w:rPr>
+                <w:rFonts w:ascii="Consolas" w:hAnsi="Consolas" w:cstheme="majorBidi"/>
+                <w:sz w:val="22"/>
+                <w:shd w:val="clear" w:color="auto" w:fill="D9D9D9" w:themeFill="background1" w:themeFillShade="D9"/>
+                <w:lang w:val="en-US"/>
+              </w:rPr>
+              <w:t>True</w:t>
+            </w:r>
+          </w:p>
+        </w:tc>
+      </w:tr>
+      <w:tr>
+        <w:tc>
+          <w:tcPr>
+            <w:tcW w:w="1984" w:type="dxa"/>
+          </w:tcPr>
+          <w:p>
+            <w:pPr>
+              <w:spacing w:after="160" w:line="278" w:lineRule="auto"/>
+              <w:contextualSpacing/>
+              <w:jc w:val="both"/>
+              <w:rPr>
+                <w:rFonts w:asciiTheme="majorBidi" w:hAnsiTheme="majorBidi" w:cstheme="majorBidi"/>
+                <w:lang w:val="en-US"/>
+              </w:rPr>
+            </w:pPr>
+            <w:r>
+              <w:rPr>
+                <w:rFonts w:ascii="Consolas" w:hAnsi="Consolas" w:cstheme="majorBidi"/>
+                <w:sz w:val="22"/>
+                <w:shd w:val="clear" w:color="auto" w:fill="D9D9D9" w:themeFill="background1" w:themeFillShade="D9"/>
+                <w:lang w:val="en-US"/>
+              </w:rPr>
+              <w:t>not in</w:t>
+            </w:r>
+            <w:r>
+              <w:rPr>
+                <w:rFonts w:asciiTheme="majorBidi" w:hAnsiTheme="majorBidi" w:cstheme="majorBidi"/>
+                <w:lang w:val="en-US"/>
+              </w:rPr>
+              <w:t xml:space="preserve"> </w:t>
+            </w:r>
+          </w:p>
+        </w:tc>
+        <w:tc>
+          <w:tcPr>
+            <w:tcW w:w="3402" w:type="dxa"/>
+          </w:tcPr>
+          <w:p>
+            <w:pPr>
+              <w:spacing w:after="160" w:line="278" w:lineRule="auto"/>
+              <w:contextualSpacing/>
+              <w:jc w:val="both"/>
+              <w:rPr>
+                <w:rFonts w:asciiTheme="majorBidi" w:hAnsiTheme="majorBidi" w:cstheme="majorBidi"/>
+                <w:lang w:val="en-US"/>
+              </w:rPr>
+            </w:pPr>
+            <w:r>
+              <w:rPr>
+                <w:rFonts w:asciiTheme="majorBidi" w:hAnsiTheme="majorBidi" w:cstheme="majorBidi"/>
+                <w:lang w:val="en-US"/>
+              </w:rPr>
+              <w:t>Non-membership test</w:t>
+            </w:r>
+          </w:p>
+        </w:tc>
+        <w:tc>
+          <w:tcPr>
+            <w:tcW w:w="3504" w:type="dxa"/>
+          </w:tcPr>
+          <w:p>
+            <w:pPr>
+              <w:spacing w:after="160" w:line="278" w:lineRule="auto"/>
+              <w:contextualSpacing/>
+              <w:jc w:val="both"/>
+              <w:rPr>
+                <w:rFonts w:asciiTheme="majorBidi" w:hAnsiTheme="majorBidi" w:cstheme="majorBidi"/>
+                <w:lang w:val="en-US"/>
+              </w:rPr>
+            </w:pPr>
+            <w:r>
+              <w:rPr>
+                <w:rFonts w:ascii="Consolas" w:hAnsi="Consolas" w:cstheme="majorBidi"/>
+                <w:sz w:val="22"/>
+                <w:shd w:val="clear" w:color="auto" w:fill="D9D9D9" w:themeFill="background1" w:themeFillShade="D9"/>
+                <w:lang w:val="en-US"/>
+              </w:rPr>
+              <w:t>5 not in [1, 2, 3]</w:t>
+            </w:r>
+            <w:r>
+              <w:rPr>
+                <w:rFonts w:asciiTheme="majorBidi" w:hAnsiTheme="majorBidi" w:cstheme="majorBidi"/>
+                <w:lang w:val="en-US"/>
+              </w:rPr>
+              <w:t xml:space="preserve"> </w:t>
+            </w:r>
+            <m:oMath>
+              <m:r>
+                <w:rPr>
+                  <w:rFonts w:ascii="Cambria Math" w:hAnsi="Cambria Math" w:cstheme="majorBidi"/>
+                  <w:lang w:val="en-US"/>
+                </w:rPr>
+                <m:t>→</m:t>
+              </m:r>
+            </m:oMath>
+            <w:r>
+              <w:rPr>
+                <w:rFonts w:asciiTheme="majorBidi" w:eastAsiaTheme="minorEastAsia" w:hAnsiTheme="majorBidi" w:cstheme="majorBidi"/>
+                <w:lang w:val="en-US"/>
+              </w:rPr>
+              <w:t xml:space="preserve"> </w:t>
+            </w:r>
+            <w:r>
+              <w:rPr>
+                <w:rFonts w:ascii="Consolas" w:hAnsi="Consolas" w:cstheme="majorBidi"/>
+                <w:sz w:val="22"/>
+                <w:shd w:val="clear" w:color="auto" w:fill="D9D9D9" w:themeFill="background1" w:themeFillShade="D9"/>
+                <w:lang w:val="en-US"/>
+              </w:rPr>
+              <w:t>True</w:t>
+            </w:r>
+          </w:p>
+        </w:tc>
+      </w:tr>
+    </w:tbl>
+    <w:p>
+      <w:pPr>
+        <w:pStyle w:val="ListParagraph"/>
+        <w:ind w:left="846"/>
+        <w:jc w:val="both"/>
+        <w:rPr>
+          <w:rFonts w:asciiTheme="majorBidi" w:hAnsiTheme="majorBidi" w:cstheme="majorBidi"/>
+          <w:lang w:val="en-US"/>
+        </w:rPr>
+      </w:pPr>
+    </w:p>
+    <w:p>
+      <w:pPr>
+        <w:pStyle w:val="Code"/>
+      </w:pPr>
+      <w:r>
+        <w:t>print("hello" in "hello world")</w:t>
+      </w:r>
+      <w:r>
+        <w:tab/>
+        <w:t># True</w:t>
+      </w:r>
+    </w:p>
+    <w:p>
+      <w:pPr>
+        <w:pStyle w:val="Code"/>
+      </w:pPr>
+      <w:r>
+        <w:t>print("key" in {"key": 1})</w:t>
+      </w:r>
+      <w:r>
+        <w:tab/>
+      </w:r>
+      <w:r>
+        <w:tab/>
+        <w:t># True</w:t>
+      </w:r>
+    </w:p>
+    <w:p>
+      <w:pPr>
+        <w:pStyle w:val="Code"/>
+      </w:pPr>
+      <w:r>
+        <w:t>print(7 in range(10))</w:t>
+      </w:r>
+      <w:r>
+        <w:tab/>
+      </w:r>
+      <w:r>
+        <w:tab/>
+      </w:r>
+      <w:r>
+        <w:tab/>
+        <w:t># True</w:t>
+      </w:r>
+    </w:p>
+    <w:p>
+      <w:pPr>
+        <w:pStyle w:val="ListParagraph"/>
+        <w:ind w:left="846"/>
+        <w:jc w:val="both"/>
+        <w:rPr>
+          <w:rFonts w:asciiTheme="majorBidi" w:hAnsiTheme="majorBidi" w:cstheme="majorBidi"/>
+          <w:lang w:val="en-US"/>
+        </w:rPr>
+      </w:pPr>
+    </w:p>
+    <w:p>
+      <w:pPr>
+        <w:pStyle w:val="ListParagraph"/>
+        <w:numPr>
+          <w:ilvl w:val="1"/>
+          <w:numId w:val="2"/>
+        </w:numPr>
+        <w:ind w:left="845"/>
+        <w:jc w:val="both"/>
+        <w:outlineLvl w:val="1"/>
+        <w:rPr>
+          <w:rFonts w:asciiTheme="majorBidi" w:hAnsiTheme="majorBidi" w:cstheme="majorBidi"/>
+          <w:lang w:val="en-US"/>
+        </w:rPr>
+      </w:pPr>
+      <w:r>
+        <w:rPr>
+          <w:rFonts w:asciiTheme="majorBidi" w:hAnsiTheme="majorBidi" w:cstheme="majorBidi"/>
+          <w:lang w:val="en-US"/>
+        </w:rPr>
+        <w:t>Augmented Assignment Operators</w:t>
+      </w:r>
+    </w:p>
+    <w:p>
+      <w:pPr>
+        <w:pStyle w:val="ListParagraph"/>
+        <w:ind w:left="846"/>
+        <w:jc w:val="both"/>
+        <w:rPr>
+          <w:rFonts w:asciiTheme="majorBidi" w:hAnsiTheme="majorBidi" w:cstheme="majorBidi"/>
+          <w:lang w:val="en-US"/>
+        </w:rPr>
+      </w:pPr>
+      <w:r>
+        <w:rPr>
+          <w:rFonts w:asciiTheme="majorBidi" w:hAnsiTheme="majorBidi" w:cstheme="majorBidi"/>
+          <w:lang w:val="en-US"/>
+        </w:rPr>
+        <w:t>Augmented assignment operators combine an arithmetic operation with assignment. They are syntactic sugar</w:t>
+      </w:r>
+      <w:r>
+        <w:rPr>
+          <w:rFonts w:asciiTheme="majorBidi" w:hAnsiTheme="majorBidi" w:cstheme="majorBidi"/>
+          <w:lang w:val="en-US"/>
+        </w:rPr>
+        <w:t xml:space="preserve">, </w:t>
+      </w:r>
+      <w:r>
+        <w:rPr>
+          <w:rStyle w:val="CodeChar"/>
+        </w:rPr>
+        <w:t>x += 1</w:t>
+      </w:r>
+      <w:r>
+        <w:rPr>
+          <w:rFonts w:asciiTheme="majorBidi" w:hAnsiTheme="majorBidi" w:cstheme="majorBidi"/>
+          <w:lang w:val="en-US"/>
+        </w:rPr>
+        <w:t xml:space="preserve"> is desugared into </w:t>
+      </w:r>
+      <w:r>
+        <w:rPr>
+          <w:rStyle w:val="CodeChar"/>
+        </w:rPr>
+        <w:t>x = x + 1</w:t>
+      </w:r>
+      <w:r>
+        <w:rPr>
+          <w:rFonts w:asciiTheme="majorBidi" w:hAnsiTheme="majorBidi" w:cstheme="majorBidi"/>
+          <w:lang w:val="en-US"/>
+        </w:rPr>
+        <w:t xml:space="preserve"> during parsing, </w:t>
+      </w:r>
+      <w:r>
+        <w:rPr>
+          <w:rFonts w:asciiTheme="majorBidi" w:hAnsiTheme="majorBidi" w:cstheme="majorBidi"/>
+          <w:lang w:val="en-US"/>
+        </w:rPr>
+        <w:t>so the interpreter handles them transparently as ordinary binary expressions followed by assignment.</w:t>
+      </w:r>
+    </w:p>
+    <w:tbl>
+      <w:tblPr>
+        <w:tblStyle w:val="TableGrid"/>
+        <w:tblW w:w="8930" w:type="dxa"/>
+        <w:tblInd w:w="846" w:type="dxa"/>
+        <w:tblLook w:val="04A0" w:firstRow="1" w:lastRow="0" w:firstColumn="1" w:lastColumn="0" w:noHBand="0" w:noVBand="1"/>
+      </w:tblPr>
+      <w:tblGrid>
+        <w:gridCol w:w="4252"/>
+        <w:gridCol w:w="4678"/>
+      </w:tblGrid>
+      <w:tr>
+        <w:tc>
+          <w:tcPr>
+            <w:tcW w:w="4252" w:type="dxa"/>
+          </w:tcPr>
+          <w:p>
+            <w:pPr>
+              <w:spacing w:after="160" w:line="278" w:lineRule="auto"/>
+              <w:contextualSpacing/>
+              <w:jc w:val="both"/>
+              <w:rPr>
+                <w:rFonts w:asciiTheme="majorBidi" w:hAnsiTheme="majorBidi" w:cstheme="majorBidi"/>
+                <w:lang w:val="en-US"/>
+              </w:rPr>
+            </w:pPr>
+            <w:r>
+              <w:rPr>
+                <w:rFonts w:asciiTheme="majorBidi" w:hAnsiTheme="majorBidi" w:cstheme="majorBidi"/>
+                <w:lang w:val="en-US"/>
+              </w:rPr>
+              <w:t>Operator</w:t>
+            </w:r>
+          </w:p>
+        </w:tc>
+        <w:tc>
+          <w:tcPr>
+            <w:tcW w:w="4678" w:type="dxa"/>
+          </w:tcPr>
+          <w:p>
+            <w:pPr>
+              <w:spacing w:after="160" w:line="278" w:lineRule="auto"/>
+              <w:contextualSpacing/>
+              <w:jc w:val="both"/>
+              <w:rPr>
+                <w:rFonts w:asciiTheme="majorBidi" w:hAnsiTheme="majorBidi" w:cstheme="majorBidi"/>
+                <w:lang w:val="en-US"/>
+              </w:rPr>
+            </w:pPr>
+            <w:r>
+              <w:rPr>
+                <w:rFonts w:asciiTheme="majorBidi" w:hAnsiTheme="majorBidi" w:cstheme="majorBidi"/>
+                <w:lang w:val="en-US"/>
+              </w:rPr>
+              <w:t>Example</w:t>
+            </w:r>
+          </w:p>
+        </w:tc>
+      </w:tr>
+      <w:tr>
+        <w:tc>
+          <w:tcPr>
+            <w:tcW w:w="4252" w:type="dxa"/>
+          </w:tcPr>
+          <w:p>
+            <w:pPr>
+              <w:spacing w:after="160" w:line="278" w:lineRule="auto"/>
+              <w:contextualSpacing/>
+              <w:jc w:val="both"/>
+              <w:rPr>
+                <w:rFonts w:asciiTheme="majorBidi" w:hAnsiTheme="majorBidi" w:cstheme="majorBidi"/>
+                <w:lang w:val="en-US"/>
+              </w:rPr>
+            </w:pPr>
+            <w:r>
+              <w:rPr>
+                <w:rFonts w:ascii="Consolas" w:hAnsi="Consolas" w:cstheme="majorBidi"/>
+                <w:sz w:val="22"/>
+                <w:shd w:val="clear" w:color="auto" w:fill="D9D9D9" w:themeFill="background1" w:themeFillShade="D9"/>
+                <w:lang w:val="en-US"/>
+              </w:rPr>
+              <w:t>x += y</w:t>
+            </w:r>
+            <w:r>
+              <w:rPr>
+                <w:rFonts w:asciiTheme="majorBidi" w:hAnsiTheme="majorBidi" w:cstheme="majorBidi"/>
+                <w:lang w:val="en-US"/>
+              </w:rPr>
+              <w:t xml:space="preserve"> </w:t>
+            </w:r>
+          </w:p>
+        </w:tc>
+        <w:tc>
+          <w:tcPr>
+            <w:tcW w:w="4678" w:type="dxa"/>
+          </w:tcPr>
+          <w:p>
+            <w:pPr>
+              <w:spacing w:after="160" w:line="278" w:lineRule="auto"/>
+              <w:ind w:right="-102"/>
+              <w:contextualSpacing/>
+              <w:jc w:val="both"/>
+              <w:rPr>
+                <w:rFonts w:asciiTheme="majorBidi" w:hAnsiTheme="majorBidi" w:cstheme="majorBidi"/>
+                <w:lang w:val="en-US"/>
+              </w:rPr>
+            </w:pPr>
+            <w:r>
+              <w:rPr>
+                <w:rFonts w:ascii="Consolas" w:hAnsi="Consolas" w:cstheme="majorBidi"/>
+                <w:sz w:val="22"/>
+                <w:shd w:val="clear" w:color="auto" w:fill="D9D9D9" w:themeFill="background1" w:themeFillShade="D9"/>
+                <w:lang w:val="en-US"/>
+              </w:rPr>
+              <w:t>x = x + y</w:t>
+            </w:r>
+          </w:p>
+        </w:tc>
+      </w:tr>
+      <w:tr>
+        <w:tc>
+          <w:tcPr>
+            <w:tcW w:w="4252" w:type="dxa"/>
+          </w:tcPr>
+          <w:p>
+            <w:pPr>
+              <w:spacing w:after="160" w:line="278" w:lineRule="auto"/>
+              <w:contextualSpacing/>
+              <w:jc w:val="both"/>
+              <w:rPr>
+                <w:rFonts w:asciiTheme="majorBidi" w:hAnsiTheme="majorBidi" w:cstheme="majorBidi"/>
+                <w:lang w:val="en-US"/>
+              </w:rPr>
+            </w:pPr>
+            <w:r>
+              <w:rPr>
+                <w:rFonts w:ascii="Consolas" w:hAnsi="Consolas" w:cstheme="majorBidi"/>
+                <w:sz w:val="22"/>
+                <w:shd w:val="clear" w:color="auto" w:fill="D9D9D9" w:themeFill="background1" w:themeFillShade="D9"/>
+                <w:lang w:val="en-US"/>
+              </w:rPr>
+              <w:t>x -= y</w:t>
+            </w:r>
+            <w:r>
+              <w:rPr>
+                <w:rFonts w:asciiTheme="majorBidi" w:hAnsiTheme="majorBidi" w:cstheme="majorBidi"/>
+                <w:lang w:val="en-US"/>
+              </w:rPr>
+              <w:t xml:space="preserve"> </w:t>
+            </w:r>
+          </w:p>
+        </w:tc>
+        <w:tc>
+          <w:tcPr>
+            <w:tcW w:w="4678" w:type="dxa"/>
+          </w:tcPr>
+          <w:p>
+            <w:pPr>
+              <w:spacing w:after="160" w:line="278" w:lineRule="auto"/>
+              <w:contextualSpacing/>
+              <w:jc w:val="both"/>
+              <w:rPr>
+                <w:rFonts w:asciiTheme="majorBidi" w:hAnsiTheme="majorBidi" w:cstheme="majorBidi"/>
+                <w:lang w:val="en-US"/>
+              </w:rPr>
+            </w:pPr>
+            <w:r>
+              <w:rPr>
+                <w:rFonts w:ascii="Consolas" w:hAnsi="Consolas" w:cstheme="majorBidi"/>
+                <w:sz w:val="22"/>
+                <w:shd w:val="clear" w:color="auto" w:fill="D9D9D9" w:themeFill="background1" w:themeFillShade="D9"/>
+                <w:lang w:val="en-US"/>
+              </w:rPr>
+              <w:t>x = x - y</w:t>
+            </w:r>
+          </w:p>
+        </w:tc>
+      </w:tr>
+      <w:tr>
+        <w:tc>
+          <w:tcPr>
+            <w:tcW w:w="4252" w:type="dxa"/>
+          </w:tcPr>
+          <w:p>
+            <w:pPr>
+              <w:spacing w:after="160" w:line="278" w:lineRule="auto"/>
+              <w:contextualSpacing/>
+              <w:jc w:val="both"/>
+              <w:rPr>
+                <w:rFonts w:asciiTheme="majorBidi" w:hAnsiTheme="majorBidi" w:cstheme="majorBidi"/>
+                <w:lang w:val="en-US"/>
+              </w:rPr>
+            </w:pPr>
+            <w:r>
+              <w:rPr>
+                <w:rFonts w:ascii="Consolas" w:hAnsi="Consolas" w:cstheme="majorBidi"/>
+                <w:sz w:val="22"/>
+                <w:shd w:val="clear" w:color="auto" w:fill="D9D9D9" w:themeFill="background1" w:themeFillShade="D9"/>
+                <w:lang w:val="en-US"/>
+              </w:rPr>
+              <w:t>x *= y</w:t>
+            </w:r>
+            <w:r>
+              <w:rPr>
+                <w:rFonts w:asciiTheme="majorBidi" w:hAnsiTheme="majorBidi" w:cstheme="majorBidi"/>
+                <w:lang w:val="en-US"/>
+              </w:rPr>
+              <w:t xml:space="preserve"> </w:t>
+            </w:r>
+          </w:p>
+        </w:tc>
+        <w:tc>
+          <w:tcPr>
+            <w:tcW w:w="4678" w:type="dxa"/>
+          </w:tcPr>
+          <w:p>
+            <w:pPr>
+              <w:spacing w:after="160" w:line="278" w:lineRule="auto"/>
+              <w:contextualSpacing/>
+              <w:jc w:val="both"/>
+              <w:rPr>
+                <w:rFonts w:asciiTheme="majorBidi" w:hAnsiTheme="majorBidi" w:cstheme="majorBidi"/>
+                <w:lang w:val="en-US"/>
+              </w:rPr>
+            </w:pPr>
+            <w:r>
+              <w:rPr>
+                <w:rFonts w:ascii="Consolas" w:hAnsi="Consolas" w:cstheme="majorBidi"/>
+                <w:sz w:val="22"/>
+                <w:shd w:val="clear" w:color="auto" w:fill="D9D9D9" w:themeFill="background1" w:themeFillShade="D9"/>
+                <w:lang w:val="en-US"/>
+              </w:rPr>
+              <w:t>x = x * y</w:t>
+            </w:r>
+          </w:p>
+        </w:tc>
+      </w:tr>
+      <w:tr>
+        <w:tc>
+          <w:tcPr>
+            <w:tcW w:w="4252" w:type="dxa"/>
+          </w:tcPr>
+          <w:p>
+            <w:pPr>
+              <w:spacing w:after="160" w:line="278" w:lineRule="auto"/>
+              <w:contextualSpacing/>
+              <w:jc w:val="both"/>
+              <w:rPr>
+                <w:rFonts w:asciiTheme="majorBidi" w:hAnsiTheme="majorBidi" w:cstheme="majorBidi"/>
+                <w:lang w:val="en-US"/>
+              </w:rPr>
+            </w:pPr>
+            <w:r>
+              <w:rPr>
+                <w:rFonts w:ascii="Consolas" w:hAnsi="Consolas" w:cstheme="majorBidi"/>
+                <w:sz w:val="22"/>
+                <w:shd w:val="clear" w:color="auto" w:fill="D9D9D9" w:themeFill="background1" w:themeFillShade="D9"/>
+                <w:lang w:val="en-US"/>
+              </w:rPr>
+              <w:t>x /= y</w:t>
+            </w:r>
+            <w:r>
+              <w:rPr>
+                <w:rFonts w:asciiTheme="majorBidi" w:hAnsiTheme="majorBidi" w:cstheme="majorBidi"/>
+                <w:lang w:val="en-US"/>
+              </w:rPr>
+              <w:t xml:space="preserve"> </w:t>
+            </w:r>
+          </w:p>
+        </w:tc>
+        <w:tc>
+          <w:tcPr>
+            <w:tcW w:w="4678" w:type="dxa"/>
+          </w:tcPr>
+          <w:p>
+            <w:pPr>
+              <w:spacing w:after="160" w:line="278" w:lineRule="auto"/>
+              <w:contextualSpacing/>
+              <w:jc w:val="both"/>
+              <w:rPr>
+                <w:rFonts w:asciiTheme="majorBidi" w:hAnsiTheme="majorBidi" w:cstheme="majorBidi"/>
+                <w:lang w:val="en-US"/>
+              </w:rPr>
+            </w:pPr>
+            <w:r>
+              <w:rPr>
+                <w:rFonts w:ascii="Consolas" w:hAnsi="Consolas" w:cstheme="majorBidi"/>
+                <w:sz w:val="22"/>
+                <w:shd w:val="clear" w:color="auto" w:fill="D9D9D9" w:themeFill="background1" w:themeFillShade="D9"/>
+                <w:lang w:val="en-US"/>
+              </w:rPr>
+              <w:t>x = x / y</w:t>
+            </w:r>
+          </w:p>
+        </w:tc>
+      </w:tr>
+      <w:tr>
+        <w:tc>
+          <w:tcPr>
+            <w:tcW w:w="4252" w:type="dxa"/>
+          </w:tcPr>
+          <w:p>
+            <w:pPr>
+              <w:spacing w:after="160" w:line="278" w:lineRule="auto"/>
+              <w:contextualSpacing/>
+              <w:jc w:val="both"/>
+              <w:rPr>
+                <w:rFonts w:asciiTheme="majorBidi" w:hAnsiTheme="majorBidi" w:cstheme="majorBidi"/>
+                <w:lang w:val="en-US"/>
+              </w:rPr>
+            </w:pPr>
+            <w:r>
+              <w:rPr>
+                <w:rFonts w:ascii="Consolas" w:hAnsi="Consolas" w:cstheme="majorBidi"/>
+                <w:sz w:val="22"/>
+                <w:shd w:val="clear" w:color="auto" w:fill="D9D9D9" w:themeFill="background1" w:themeFillShade="D9"/>
+                <w:lang w:val="en-US"/>
+              </w:rPr>
+              <w:t>x %= y</w:t>
+            </w:r>
+            <w:r>
+              <w:rPr>
+                <w:rFonts w:asciiTheme="majorBidi" w:hAnsiTheme="majorBidi" w:cstheme="majorBidi"/>
+                <w:lang w:val="en-US"/>
+              </w:rPr>
+              <w:t xml:space="preserve"> </w:t>
+            </w:r>
+          </w:p>
+        </w:tc>
+        <w:tc>
+          <w:tcPr>
+            <w:tcW w:w="4678" w:type="dxa"/>
+          </w:tcPr>
+          <w:p>
+            <w:pPr>
+              <w:spacing w:after="160" w:line="278" w:lineRule="auto"/>
+              <w:contextualSpacing/>
+              <w:jc w:val="both"/>
+              <w:rPr>
+                <w:rFonts w:asciiTheme="majorBidi" w:hAnsiTheme="majorBidi" w:cstheme="majorBidi"/>
+                <w:lang w:val="en-US"/>
+              </w:rPr>
+            </w:pPr>
+            <w:r>
+              <w:rPr>
+                <w:rFonts w:ascii="Consolas" w:hAnsi="Consolas" w:cstheme="majorBidi"/>
+                <w:sz w:val="22"/>
+                <w:shd w:val="clear" w:color="auto" w:fill="D9D9D9" w:themeFill="background1" w:themeFillShade="D9"/>
+                <w:lang w:val="en-US"/>
+              </w:rPr>
+              <w:t>x = x % y</w:t>
+            </w:r>
+          </w:p>
+        </w:tc>
+      </w:tr>
+    </w:tbl>
+    <w:p>
+      <w:pPr>
+        <w:pStyle w:val="ListParagraph"/>
+        <w:ind w:left="846"/>
+        <w:jc w:val="both"/>
+        <w:rPr>
+          <w:rFonts w:asciiTheme="majorBidi" w:hAnsiTheme="majorBidi" w:cstheme="majorBidi"/>
+          <w:lang w:val="en-US"/>
+        </w:rPr>
+      </w:pPr>
+    </w:p>
+    <w:p>
+      <w:pPr>
+        <w:pStyle w:val="ListParagraph"/>
+        <w:numPr>
+          <w:ilvl w:val="1"/>
+          <w:numId w:val="2"/>
+        </w:numPr>
+        <w:ind w:left="845"/>
+        <w:jc w:val="both"/>
+        <w:outlineLvl w:val="1"/>
+        <w:rPr>
+          <w:rFonts w:asciiTheme="majorBidi" w:hAnsiTheme="majorBidi" w:cstheme="majorBidi"/>
+          <w:lang w:val="en-US"/>
+        </w:rPr>
+      </w:pPr>
+      <w:r>
+        <w:rPr>
+          <w:rFonts w:asciiTheme="majorBidi" w:hAnsiTheme="majorBidi" w:cstheme="majorBidi"/>
+          <w:lang w:val="en-US"/>
+        </w:rPr>
+        <w:t>Tensor Operators</w:t>
+      </w:r>
+    </w:p>
+    <w:p>
+      <w:pPr>
+        <w:pStyle w:val="ListParagraph"/>
+        <w:ind w:left="846"/>
+        <w:jc w:val="both"/>
+        <w:rPr>
+          <w:rFonts w:asciiTheme="majorBidi" w:hAnsiTheme="majorBidi" w:cstheme="majorBidi"/>
+          <w:lang w:val="en-US"/>
+        </w:rPr>
+      </w:pPr>
+      <w:r>
+        <w:rPr>
+          <w:rFonts w:asciiTheme="majorBidi" w:hAnsiTheme="majorBidi" w:cstheme="majorBidi"/>
+          <w:lang w:val="en-US"/>
+        </w:rPr>
+        <w:t xml:space="preserve">Tensor values support a subset of </w:t>
+      </w:r>
+      <w:r>
+        <w:rPr>
+          <w:rFonts w:asciiTheme="majorBidi" w:hAnsiTheme="majorBidi" w:cstheme="majorBidi"/>
+          <w:lang w:val="en-US"/>
+        </w:rPr>
+        <w:t>operators</w:t>
+      </w:r>
+      <w:r>
+        <w:rPr>
+          <w:rFonts w:asciiTheme="majorBidi" w:hAnsiTheme="majorBidi" w:cstheme="majorBidi"/>
+          <w:lang w:val="en-US"/>
+        </w:rPr>
+        <w:t xml:space="preserve"> that </w:t>
+      </w:r>
+      <w:r>
+        <w:rPr>
+          <w:rFonts w:asciiTheme="majorBidi" w:hAnsiTheme="majorBidi" w:cstheme="majorBidi"/>
+          <w:lang w:val="en-US"/>
+        </w:rPr>
+        <w:t>apply element-wise or follow linear algebra semantics. These operators work directly on Tensor values without any library import, making them a native part of the language.</w:t>
+      </w:r>
+    </w:p>
+    <w:tbl>
+      <w:tblPr>
+        <w:tblStyle w:val="TableGrid"/>
+        <w:tblW w:w="0" w:type="auto"/>
+        <w:tblInd w:w="846" w:type="dxa"/>
+        <w:tblLook w:val="04A0" w:firstRow="1" w:lastRow="0" w:firstColumn="1" w:lastColumn="0" w:noHBand="0" w:noVBand="1"/>
+      </w:tblPr>
+      <w:tblGrid>
+        <w:gridCol w:w="1984"/>
+        <w:gridCol w:w="3402"/>
+        <w:gridCol w:w="3504"/>
+      </w:tblGrid>
+      <w:tr>
+        <w:tc>
+          <w:tcPr>
+            <w:tcW w:w="1984" w:type="dxa"/>
+          </w:tcPr>
+          <w:p>
+            <w:pPr>
+              <w:spacing w:after="160" w:line="278" w:lineRule="auto"/>
+              <w:contextualSpacing/>
+              <w:jc w:val="both"/>
+              <w:rPr>
+                <w:rFonts w:asciiTheme="majorBidi" w:hAnsiTheme="majorBidi" w:cstheme="majorBidi"/>
+                <w:lang w:val="en-US"/>
+              </w:rPr>
+            </w:pPr>
+            <w:r>
+              <w:rPr>
+                <w:rFonts w:asciiTheme="majorBidi" w:hAnsiTheme="majorBidi" w:cstheme="majorBidi"/>
+                <w:lang w:val="en-US"/>
+              </w:rPr>
+              <w:t>Operator</w:t>
+            </w:r>
+          </w:p>
+        </w:tc>
+        <w:tc>
+          <w:tcPr>
+            <w:tcW w:w="3402" w:type="dxa"/>
+          </w:tcPr>
+          <w:p>
+            <w:pPr>
+              <w:spacing w:after="160" w:line="278" w:lineRule="auto"/>
+              <w:contextualSpacing/>
+              <w:jc w:val="both"/>
+              <w:rPr>
+                <w:rFonts w:asciiTheme="majorBidi" w:hAnsiTheme="majorBidi" w:cstheme="majorBidi"/>
+                <w:lang w:val="en-US"/>
+              </w:rPr>
+            </w:pPr>
+            <w:r>
+              <w:rPr>
+                <w:rFonts w:asciiTheme="majorBidi" w:hAnsiTheme="majorBidi" w:cstheme="majorBidi"/>
+                <w:lang w:val="en-US"/>
+              </w:rPr>
+              <w:t>Description</w:t>
+            </w:r>
+          </w:p>
+        </w:tc>
+        <w:tc>
+          <w:tcPr>
+            <w:tcW w:w="3504" w:type="dxa"/>
+          </w:tcPr>
+          <w:p>
+            <w:pPr>
+              <w:spacing w:after="160" w:line="278" w:lineRule="auto"/>
+              <w:contextualSpacing/>
+              <w:jc w:val="both"/>
+              <w:rPr>
+                <w:rFonts w:asciiTheme="majorBidi" w:hAnsiTheme="majorBidi" w:cstheme="majorBidi"/>
+                <w:lang w:val="en-US"/>
+              </w:rPr>
+            </w:pPr>
+            <w:r>
+              <w:rPr>
+                <w:rFonts w:asciiTheme="majorBidi" w:hAnsiTheme="majorBidi" w:cstheme="majorBidi"/>
+                <w:lang w:val="en-US"/>
+              </w:rPr>
+              <w:t>Example</w:t>
+            </w:r>
+          </w:p>
+        </w:tc>
+      </w:tr>
+      <w:tr>
+        <w:tc>
+          <w:tcPr>
+            <w:tcW w:w="1984" w:type="dxa"/>
+          </w:tcPr>
+          <w:p>
+            <w:pPr>
+              <w:spacing w:after="160" w:line="278" w:lineRule="auto"/>
+              <w:contextualSpacing/>
+              <w:jc w:val="both"/>
+              <w:rPr>
+                <w:rFonts w:asciiTheme="majorBidi" w:hAnsiTheme="majorBidi" w:cstheme="majorBidi"/>
+                <w:lang w:val="en-US"/>
+              </w:rPr>
+            </w:pPr>
+            <w:r>
+              <w:rPr>
+                <w:rFonts w:ascii="Consolas" w:hAnsi="Consolas" w:cstheme="majorBidi"/>
+                <w:sz w:val="22"/>
+                <w:shd w:val="clear" w:color="auto" w:fill="D9D9D9" w:themeFill="background1" w:themeFillShade="D9"/>
+                <w:lang w:val="en-US"/>
+              </w:rPr>
+              <w:t>+</w:t>
+            </w:r>
+            <w:r>
+              <w:rPr>
+                <w:rFonts w:asciiTheme="majorBidi" w:hAnsiTheme="majorBidi" w:cstheme="majorBidi"/>
+                <w:lang w:val="en-US"/>
+              </w:rPr>
+              <w:t xml:space="preserve"> </w:t>
+            </w:r>
+          </w:p>
+        </w:tc>
+        <w:tc>
+          <w:tcPr>
+            <w:tcW w:w="3402" w:type="dxa"/>
+          </w:tcPr>
+          <w:p>
+            <w:pPr>
+              <w:spacing w:after="160" w:line="278" w:lineRule="auto"/>
+              <w:contextualSpacing/>
+              <w:jc w:val="both"/>
+              <w:rPr>
+                <w:rFonts w:asciiTheme="majorBidi" w:hAnsiTheme="majorBidi" w:cstheme="majorBidi"/>
+                <w:lang w:val="en-US"/>
+              </w:rPr>
+            </w:pPr>
+            <w:r>
+              <w:rPr>
+                <w:rFonts w:asciiTheme="majorBidi" w:hAnsiTheme="majorBidi" w:cstheme="majorBidi"/>
+                <w:lang w:val="en-US"/>
+              </w:rPr>
+              <w:t>Element-wise addition</w:t>
+            </w:r>
+          </w:p>
+        </w:tc>
+        <w:tc>
+          <w:tcPr>
+            <w:tcW w:w="3504" w:type="dxa"/>
+          </w:tcPr>
+          <w:p>
+            <w:pPr>
+              <w:spacing w:after="160" w:line="278" w:lineRule="auto"/>
+              <w:contextualSpacing/>
+              <w:jc w:val="both"/>
+              <w:rPr>
+                <w:rFonts w:asciiTheme="majorBidi" w:hAnsiTheme="majorBidi" w:cstheme="majorBidi"/>
+                <w:lang w:val="en-US"/>
+              </w:rPr>
+            </w:pPr>
+            <w:r>
+              <w:rPr>
+                <w:rFonts w:ascii="Consolas" w:hAnsi="Consolas" w:cstheme="majorBidi"/>
+                <w:sz w:val="22"/>
+                <w:shd w:val="clear" w:color="auto" w:fill="D9D9D9" w:themeFill="background1" w:themeFillShade="D9"/>
+                <w:lang w:val="en-US"/>
+              </w:rPr>
+              <w:t>a + b</w:t>
+            </w:r>
+          </w:p>
+        </w:tc>
+      </w:tr>
+      <w:tr>
+        <w:tc>
+          <w:tcPr>
+            <w:tcW w:w="1984" w:type="dxa"/>
+          </w:tcPr>
+          <w:p>
+            <w:pPr>
+              <w:spacing w:after="160" w:line="278" w:lineRule="auto"/>
+              <w:contextualSpacing/>
+              <w:jc w:val="both"/>
+              <w:rPr>
+                <w:rFonts w:asciiTheme="majorBidi" w:hAnsiTheme="majorBidi" w:cstheme="majorBidi"/>
+                <w:lang w:val="en-US"/>
+              </w:rPr>
+            </w:pPr>
+            <w:r>
+              <w:rPr>
+                <w:rFonts w:ascii="Consolas" w:hAnsi="Consolas" w:cstheme="majorBidi"/>
+                <w:sz w:val="22"/>
+                <w:shd w:val="clear" w:color="auto" w:fill="D9D9D9" w:themeFill="background1" w:themeFillShade="D9"/>
+                <w:lang w:val="en-US"/>
+              </w:rPr>
+              <w:t xml:space="preserve">– </w:t>
+            </w:r>
+            <w:r>
+              <w:rPr>
+                <w:rFonts w:asciiTheme="majorBidi" w:hAnsiTheme="majorBidi" w:cstheme="majorBidi"/>
+                <w:lang w:val="en-US"/>
+              </w:rPr>
+              <w:t xml:space="preserve"> </w:t>
+            </w:r>
+          </w:p>
+        </w:tc>
+        <w:tc>
+          <w:tcPr>
+            <w:tcW w:w="3402" w:type="dxa"/>
+          </w:tcPr>
+          <w:p>
+            <w:pPr>
+              <w:spacing w:after="160" w:line="278" w:lineRule="auto"/>
+              <w:contextualSpacing/>
+              <w:jc w:val="both"/>
+              <w:rPr>
+                <w:rFonts w:asciiTheme="majorBidi" w:hAnsiTheme="majorBidi" w:cstheme="majorBidi"/>
+                <w:lang w:val="en-US"/>
+              </w:rPr>
+            </w:pPr>
+            <w:r>
+              <w:rPr>
+                <w:rFonts w:asciiTheme="majorBidi" w:hAnsiTheme="majorBidi" w:cstheme="majorBidi"/>
+                <w:lang w:val="en-US"/>
+              </w:rPr>
+              <w:t>Element-wise subtraction</w:t>
+            </w:r>
+          </w:p>
+        </w:tc>
+        <w:tc>
+          <w:tcPr>
+            <w:tcW w:w="3504" w:type="dxa"/>
+          </w:tcPr>
+          <w:p>
+            <w:pPr>
+              <w:spacing w:after="160" w:line="278" w:lineRule="auto"/>
+              <w:contextualSpacing/>
+              <w:jc w:val="both"/>
+              <w:rPr>
+                <w:rFonts w:asciiTheme="majorBidi" w:hAnsiTheme="majorBidi" w:cstheme="majorBidi"/>
+                <w:lang w:val="en-US"/>
+              </w:rPr>
+            </w:pPr>
+            <w:r>
+              <w:rPr>
+                <w:rFonts w:ascii="Consolas" w:hAnsi="Consolas" w:cstheme="majorBidi"/>
+                <w:sz w:val="22"/>
+                <w:shd w:val="clear" w:color="auto" w:fill="D9D9D9" w:themeFill="background1" w:themeFillShade="D9"/>
+                <w:lang w:val="en-US"/>
+              </w:rPr>
+              <w:t>a – b</w:t>
+            </w:r>
+          </w:p>
+        </w:tc>
+      </w:tr>
+      <w:tr>
+        <w:tc>
+          <w:tcPr>
+            <w:tcW w:w="1984" w:type="dxa"/>
+          </w:tcPr>
+          <w:p>
+            <w:pPr>
+              <w:spacing w:after="160" w:line="278" w:lineRule="auto"/>
+              <w:contextualSpacing/>
+              <w:jc w:val="both"/>
+              <w:rPr>
+                <w:rFonts w:asciiTheme="majorBidi" w:hAnsiTheme="majorBidi" w:cstheme="majorBidi"/>
+                <w:lang w:val="en-US"/>
+              </w:rPr>
+            </w:pPr>
+            <w:r>
+              <w:rPr>
+                <w:rFonts w:ascii="Consolas" w:hAnsi="Consolas" w:cstheme="majorBidi"/>
+                <w:sz w:val="22"/>
+                <w:shd w:val="clear" w:color="auto" w:fill="D9D9D9" w:themeFill="background1" w:themeFillShade="D9"/>
+                <w:lang w:val="en-US"/>
+              </w:rPr>
+              <w:t>*</w:t>
+            </w:r>
+            <w:r>
+              <w:rPr>
+                <w:rFonts w:asciiTheme="majorBidi" w:hAnsiTheme="majorBidi" w:cstheme="majorBidi"/>
+                <w:lang w:val="en-US"/>
+              </w:rPr>
+              <w:t xml:space="preserve"> </w:t>
+            </w:r>
+          </w:p>
+        </w:tc>
+        <w:tc>
+          <w:tcPr>
+            <w:tcW w:w="3402" w:type="dxa"/>
+          </w:tcPr>
+          <w:p>
+            <w:pPr>
+              <w:spacing w:after="160" w:line="278" w:lineRule="auto"/>
+              <w:contextualSpacing/>
+              <w:jc w:val="both"/>
+              <w:rPr>
+                <w:rFonts w:asciiTheme="majorBidi" w:hAnsiTheme="majorBidi" w:cstheme="majorBidi"/>
+                <w:lang w:val="en-US"/>
+              </w:rPr>
+            </w:pPr>
+            <w:r>
+              <w:rPr>
+                <w:rFonts w:asciiTheme="majorBidi" w:hAnsiTheme="majorBidi" w:cstheme="majorBidi"/>
+                <w:lang w:val="en-US"/>
+              </w:rPr>
+              <w:t>Element-wise multiplication</w:t>
+            </w:r>
+          </w:p>
+        </w:tc>
+        <w:tc>
+          <w:tcPr>
+            <w:tcW w:w="3504" w:type="dxa"/>
+          </w:tcPr>
+          <w:p>
+            <w:pPr>
+              <w:spacing w:after="160" w:line="278" w:lineRule="auto"/>
+              <w:contextualSpacing/>
+              <w:jc w:val="both"/>
+              <w:rPr>
+                <w:rFonts w:asciiTheme="majorBidi" w:hAnsiTheme="majorBidi" w:cstheme="majorBidi"/>
+                <w:lang w:val="en-US"/>
+              </w:rPr>
+            </w:pPr>
+            <w:r>
+              <w:rPr>
+                <w:rFonts w:ascii="Consolas" w:hAnsi="Consolas" w:cstheme="majorBidi"/>
+                <w:sz w:val="22"/>
+                <w:shd w:val="clear" w:color="auto" w:fill="D9D9D9" w:themeFill="background1" w:themeFillShade="D9"/>
+                <w:lang w:val="en-US"/>
+              </w:rPr>
+              <w:t>a * b</w:t>
+            </w:r>
+          </w:p>
+        </w:tc>
+      </w:tr>
+      <w:tr>
+        <w:tc>
+          <w:tcPr>
+            <w:tcW w:w="1984" w:type="dxa"/>
+          </w:tcPr>
+          <w:p>
+            <w:pPr>
+              <w:spacing w:after="160" w:line="278" w:lineRule="auto"/>
+              <w:contextualSpacing/>
+              <w:jc w:val="both"/>
+              <w:rPr>
+                <w:rFonts w:asciiTheme="majorBidi" w:hAnsiTheme="majorBidi" w:cstheme="majorBidi"/>
+                <w:lang w:val="en-US"/>
+              </w:rPr>
+            </w:pPr>
+            <w:r>
+              <w:rPr>
+                <w:rFonts w:ascii="Consolas" w:hAnsi="Consolas" w:cstheme="majorBidi"/>
+                <w:sz w:val="22"/>
+                <w:shd w:val="clear" w:color="auto" w:fill="D9D9D9" w:themeFill="background1" w:themeFillShade="D9"/>
+                <w:lang w:val="en-US"/>
+              </w:rPr>
+              <w:t>/</w:t>
+            </w:r>
+            <w:r>
+              <w:rPr>
+                <w:rFonts w:asciiTheme="majorBidi" w:hAnsiTheme="majorBidi" w:cstheme="majorBidi"/>
+                <w:lang w:val="en-US"/>
+              </w:rPr>
+              <w:t xml:space="preserve"> </w:t>
+            </w:r>
+          </w:p>
+        </w:tc>
+        <w:tc>
+          <w:tcPr>
+            <w:tcW w:w="3402" w:type="dxa"/>
+          </w:tcPr>
+          <w:p>
+            <w:pPr>
+              <w:spacing w:after="160" w:line="278" w:lineRule="auto"/>
+              <w:contextualSpacing/>
+              <w:jc w:val="both"/>
+              <w:rPr>
+                <w:rFonts w:asciiTheme="majorBidi" w:hAnsiTheme="majorBidi" w:cstheme="majorBidi"/>
+                <w:lang w:val="en-US"/>
+              </w:rPr>
+            </w:pPr>
+            <w:r>
+              <w:rPr>
+                <w:rFonts w:asciiTheme="majorBidi" w:hAnsiTheme="majorBidi" w:cstheme="majorBidi"/>
+                <w:lang w:val="en-US"/>
+              </w:rPr>
+              <w:t>Element-wise division</w:t>
+            </w:r>
+          </w:p>
+        </w:tc>
+        <w:tc>
+          <w:tcPr>
+            <w:tcW w:w="3504" w:type="dxa"/>
+          </w:tcPr>
+          <w:p>
+            <w:pPr>
+              <w:spacing w:after="160" w:line="278" w:lineRule="auto"/>
+              <w:contextualSpacing/>
+              <w:jc w:val="both"/>
+              <w:rPr>
+                <w:rFonts w:asciiTheme="majorBidi" w:hAnsiTheme="majorBidi" w:cstheme="majorBidi"/>
+                <w:lang w:val="en-US"/>
+              </w:rPr>
+            </w:pPr>
+            <w:r>
+              <w:rPr>
+                <w:rFonts w:ascii="Consolas" w:hAnsi="Consolas" w:cstheme="majorBidi"/>
+                <w:sz w:val="22"/>
+                <w:shd w:val="clear" w:color="auto" w:fill="D9D9D9" w:themeFill="background1" w:themeFillShade="D9"/>
+                <w:lang w:val="en-US"/>
+              </w:rPr>
+              <w:t>a / b</w:t>
+            </w:r>
+          </w:p>
+        </w:tc>
+      </w:tr>
+      <w:tr>
+        <w:tc>
+          <w:tcPr>
+            <w:tcW w:w="1984" w:type="dxa"/>
+          </w:tcPr>
+          <w:p>
+            <w:pPr>
+              <w:contextualSpacing/>
+              <w:jc w:val="both"/>
+              <w:rPr>
+                <w:rFonts w:ascii="Consolas" w:hAnsi="Consolas" w:cstheme="majorBidi"/>
+                <w:sz w:val="22"/>
+                <w:shd w:val="clear" w:color="auto" w:fill="D9D9D9" w:themeFill="background1" w:themeFillShade="D9"/>
+                <w:lang w:val="en-US"/>
+              </w:rPr>
+            </w:pPr>
+            <w:r>
+              <w:rPr>
+                <w:rFonts w:ascii="Consolas" w:hAnsi="Consolas" w:cstheme="majorBidi"/>
+                <w:sz w:val="22"/>
+                <w:shd w:val="clear" w:color="auto" w:fill="D9D9D9" w:themeFill="background1" w:themeFillShade="D9"/>
+                <w:lang w:val="en-US"/>
+              </w:rPr>
+              <w:t>@</w:t>
+            </w:r>
+            <w:r>
+              <w:rPr>
+                <w:rFonts w:asciiTheme="majorBidi" w:hAnsiTheme="majorBidi" w:cstheme="majorBidi"/>
+                <w:lang w:val="en-US"/>
+              </w:rPr>
+              <w:t xml:space="preserve"> </w:t>
+            </w:r>
+          </w:p>
+        </w:tc>
+        <w:tc>
+          <w:tcPr>
+            <w:tcW w:w="3402" w:type="dxa"/>
+          </w:tcPr>
+          <w:p>
+            <w:pPr>
+              <w:contextualSpacing/>
+              <w:jc w:val="both"/>
+              <w:rPr>
+                <w:rFonts w:asciiTheme="majorBidi" w:hAnsiTheme="majorBidi" w:cstheme="majorBidi"/>
+                <w:lang w:val="en-US"/>
+              </w:rPr>
+            </w:pPr>
+            <w:r>
+              <w:rPr>
+                <w:rFonts w:asciiTheme="majorBidi" w:hAnsiTheme="majorBidi" w:cstheme="majorBidi"/>
+                <w:lang w:val="en-US"/>
+              </w:rPr>
+              <w:t>Matrix multiplication</w:t>
+            </w:r>
+          </w:p>
+        </w:tc>
+        <w:tc>
+          <w:tcPr>
+            <w:tcW w:w="3504" w:type="dxa"/>
+          </w:tcPr>
+          <w:p>
+            <w:pPr>
+              <w:contextualSpacing/>
+              <w:jc w:val="both"/>
+              <w:rPr>
+                <w:rFonts w:ascii="Consolas" w:hAnsi="Consolas" w:cstheme="majorBidi"/>
+                <w:sz w:val="22"/>
+                <w:shd w:val="clear" w:color="auto" w:fill="D9D9D9" w:themeFill="background1" w:themeFillShade="D9"/>
+                <w:lang w:val="en-US"/>
+              </w:rPr>
+            </w:pPr>
+            <w:r>
+              <w:rPr>
+                <w:rFonts w:ascii="Consolas" w:hAnsi="Consolas" w:cstheme="majorBidi"/>
+                <w:sz w:val="22"/>
+                <w:shd w:val="clear" w:color="auto" w:fill="D9D9D9" w:themeFill="background1" w:themeFillShade="D9"/>
+                <w:lang w:val="en-US"/>
+              </w:rPr>
+              <w:t>a @ b</w:t>
+            </w:r>
+          </w:p>
+        </w:tc>
+      </w:tr>
+      <w:tr>
+        <w:tc>
+          <w:tcPr>
+            <w:tcW w:w="1984" w:type="dxa"/>
+          </w:tcPr>
+          <w:p>
+            <w:pPr>
+              <w:spacing w:after="160" w:line="278" w:lineRule="auto"/>
+              <w:contextualSpacing/>
+              <w:jc w:val="both"/>
+              <w:rPr>
+                <w:rFonts w:asciiTheme="majorBidi" w:hAnsiTheme="majorBidi" w:cstheme="majorBidi"/>
+                <w:lang w:val="en-US"/>
+              </w:rPr>
+            </w:pPr>
+            <w:r>
+              <w:rPr>
+                <w:rFonts w:ascii="Consolas" w:hAnsi="Consolas" w:cstheme="majorBidi"/>
+                <w:sz w:val="22"/>
+                <w:shd w:val="clear" w:color="auto" w:fill="D9D9D9" w:themeFill="background1" w:themeFillShade="D9"/>
+                <w:lang w:val="en-US"/>
+              </w:rPr>
+              <w:t>==</w:t>
+            </w:r>
+            <w:r>
+              <w:rPr>
+                <w:rFonts w:asciiTheme="majorBidi" w:hAnsiTheme="majorBidi" w:cstheme="majorBidi"/>
+                <w:lang w:val="en-US"/>
+              </w:rPr>
+              <w:t xml:space="preserve"> </w:t>
+            </w:r>
+          </w:p>
+        </w:tc>
+        <w:tc>
+          <w:tcPr>
+            <w:tcW w:w="3402" w:type="dxa"/>
+          </w:tcPr>
+          <w:p>
+            <w:pPr>
+              <w:spacing w:after="160" w:line="278" w:lineRule="auto"/>
+              <w:contextualSpacing/>
+              <w:jc w:val="both"/>
+              <w:rPr>
+                <w:rFonts w:asciiTheme="majorBidi" w:hAnsiTheme="majorBidi" w:cstheme="majorBidi"/>
+                <w:lang w:val="en-US"/>
+              </w:rPr>
+            </w:pPr>
+            <w:r>
+              <w:rPr>
+                <w:rFonts w:asciiTheme="majorBidi" w:hAnsiTheme="majorBidi" w:cstheme="majorBidi"/>
+                <w:lang w:val="en-US"/>
+              </w:rPr>
+              <w:t>Element-wise equality</w:t>
+            </w:r>
+          </w:p>
+        </w:tc>
+        <w:tc>
+          <w:tcPr>
+            <w:tcW w:w="3504" w:type="dxa"/>
+          </w:tcPr>
+          <w:p>
+            <w:pPr>
+              <w:spacing w:after="160" w:line="278" w:lineRule="auto"/>
+              <w:contextualSpacing/>
+              <w:jc w:val="both"/>
+              <w:rPr>
+                <w:rFonts w:asciiTheme="majorBidi" w:hAnsiTheme="majorBidi" w:cstheme="majorBidi"/>
+                <w:lang w:val="en-US"/>
+              </w:rPr>
+            </w:pPr>
+            <w:r>
+              <w:rPr>
+                <w:rFonts w:ascii="Consolas" w:hAnsi="Consolas" w:cstheme="majorBidi"/>
+                <w:sz w:val="22"/>
+                <w:shd w:val="clear" w:color="auto" w:fill="D9D9D9" w:themeFill="background1" w:themeFillShade="D9"/>
+                <w:lang w:val="en-US"/>
+              </w:rPr>
+              <w:t>a == b</w:t>
+            </w:r>
+            <w:r>
+              <w:rPr>
+                <w:rFonts w:asciiTheme="majorBidi" w:hAnsiTheme="majorBidi" w:cstheme="majorBidi"/>
+                <w:lang w:val="en-US"/>
+              </w:rPr>
+              <w:t xml:space="preserve"> </w:t>
+            </w:r>
+            <m:oMath>
+              <m:r>
+                <w:rPr>
+                  <w:rFonts w:ascii="Cambria Math" w:hAnsi="Cambria Math" w:cstheme="majorBidi"/>
+                  <w:lang w:val="en-US"/>
+                </w:rPr>
+                <m:t>→</m:t>
+              </m:r>
+            </m:oMath>
+            <w:r>
+              <w:rPr>
+                <w:rFonts w:asciiTheme="majorBidi" w:eastAsiaTheme="minorEastAsia" w:hAnsiTheme="majorBidi" w:cstheme="majorBidi"/>
+                <w:lang w:val="en-US"/>
+              </w:rPr>
+              <w:t xml:space="preserve"> </w:t>
+            </w:r>
+            <w:r>
+              <w:rPr>
+                <w:rFonts w:asciiTheme="majorBidi" w:eastAsiaTheme="minorEastAsia" w:hAnsiTheme="majorBidi" w:cstheme="majorBidi"/>
+                <w:lang w:val="en-US"/>
+              </w:rPr>
+              <w:t>Boolean</w:t>
+            </w:r>
+          </w:p>
+        </w:tc>
+      </w:tr>
+      <w:tr>
+        <w:tc>
+          <w:tcPr>
+            <w:tcW w:w="1984" w:type="dxa"/>
+          </w:tcPr>
+          <w:p>
+            <w:pPr>
+              <w:spacing w:after="160" w:line="278" w:lineRule="auto"/>
+              <w:contextualSpacing/>
+              <w:jc w:val="both"/>
+              <w:rPr>
+                <w:rFonts w:asciiTheme="majorBidi" w:hAnsiTheme="majorBidi" w:cstheme="majorBidi"/>
+                <w:lang w:val="en-US"/>
+              </w:rPr>
+            </w:pPr>
+            <w:r>
+              <w:rPr>
+                <w:rFonts w:ascii="Consolas" w:hAnsi="Consolas" w:cstheme="majorBidi"/>
+                <w:sz w:val="22"/>
+                <w:shd w:val="clear" w:color="auto" w:fill="D9D9D9" w:themeFill="background1" w:themeFillShade="D9"/>
+                <w:lang w:val="en-US"/>
+              </w:rPr>
+              <w:t>!</w:t>
+            </w:r>
+            <w:r>
+              <w:rPr>
+                <w:rFonts w:ascii="Consolas" w:hAnsi="Consolas" w:cstheme="majorBidi"/>
+                <w:sz w:val="22"/>
+                <w:shd w:val="clear" w:color="auto" w:fill="D9D9D9" w:themeFill="background1" w:themeFillShade="D9"/>
+                <w:lang w:val="en-US"/>
+              </w:rPr>
+              <w:t>=</w:t>
+            </w:r>
+            <w:r>
+              <w:rPr>
+                <w:rFonts w:asciiTheme="majorBidi" w:hAnsiTheme="majorBidi" w:cstheme="majorBidi"/>
+                <w:lang w:val="en-US"/>
+              </w:rPr>
+              <w:t xml:space="preserve"> </w:t>
+            </w:r>
+          </w:p>
+        </w:tc>
+        <w:tc>
+          <w:tcPr>
+            <w:tcW w:w="3402" w:type="dxa"/>
+          </w:tcPr>
+          <w:p>
+            <w:pPr>
+              <w:spacing w:after="160" w:line="278" w:lineRule="auto"/>
+              <w:contextualSpacing/>
+              <w:jc w:val="both"/>
+              <w:rPr>
+                <w:rFonts w:asciiTheme="majorBidi" w:hAnsiTheme="majorBidi" w:cstheme="majorBidi"/>
+                <w:lang w:val="en-US"/>
+              </w:rPr>
+            </w:pPr>
+            <w:r>
+              <w:rPr>
+                <w:rFonts w:asciiTheme="majorBidi" w:hAnsiTheme="majorBidi" w:cstheme="majorBidi"/>
+                <w:lang w:val="en-US"/>
+              </w:rPr>
+              <w:t>Element-wise inequality</w:t>
+            </w:r>
+          </w:p>
+        </w:tc>
+        <w:tc>
+          <w:tcPr>
+            <w:tcW w:w="3504" w:type="dxa"/>
+          </w:tcPr>
+          <w:p>
+            <w:pPr>
+              <w:spacing w:after="160" w:line="278" w:lineRule="auto"/>
+              <w:contextualSpacing/>
+              <w:jc w:val="both"/>
+              <w:rPr>
+                <w:rFonts w:asciiTheme="majorBidi" w:hAnsiTheme="majorBidi" w:cstheme="majorBidi"/>
+                <w:lang w:val="en-US"/>
+              </w:rPr>
+            </w:pPr>
+            <w:r>
+              <w:rPr>
+                <w:rFonts w:ascii="Consolas" w:hAnsi="Consolas" w:cstheme="majorBidi"/>
+                <w:sz w:val="22"/>
+                <w:shd w:val="clear" w:color="auto" w:fill="D9D9D9" w:themeFill="background1" w:themeFillShade="D9"/>
+                <w:lang w:val="en-US"/>
+              </w:rPr>
+              <w:t>a != b</w:t>
+            </w:r>
+            <w:r>
+              <w:rPr>
+                <w:rFonts w:asciiTheme="majorBidi" w:hAnsiTheme="majorBidi" w:cstheme="majorBidi"/>
+                <w:lang w:val="en-US"/>
+              </w:rPr>
+              <w:t xml:space="preserve"> </w:t>
+            </w:r>
+            <m:oMath>
+              <m:r>
+                <w:rPr>
+                  <w:rFonts w:ascii="Cambria Math" w:hAnsi="Cambria Math" w:cstheme="majorBidi"/>
+                  <w:lang w:val="en-US"/>
+                </w:rPr>
+                <m:t>→</m:t>
+              </m:r>
+            </m:oMath>
+            <w:r>
+              <w:rPr>
+                <w:rFonts w:asciiTheme="majorBidi" w:eastAsiaTheme="minorEastAsia" w:hAnsiTheme="majorBidi" w:cstheme="majorBidi"/>
+                <w:lang w:val="en-US"/>
+              </w:rPr>
+              <w:t xml:space="preserve"> Boolean</w:t>
+            </w:r>
+          </w:p>
+        </w:tc>
+      </w:tr>
+    </w:tbl>
+    <w:p>
+      <w:pPr>
+        <w:pStyle w:val="ListParagraph"/>
+        <w:ind w:left="846"/>
+        <w:jc w:val="both"/>
+        <w:rPr>
+          <w:rFonts w:asciiTheme="majorBidi" w:hAnsiTheme="majorBidi" w:cstheme="majorBidi"/>
+          <w:lang w:val="en-US"/>
+        </w:rPr>
+      </w:pPr>
+    </w:p>
+    <w:p>
+      <w:pPr>
+        <w:pStyle w:val="ListParagraph"/>
+        <w:ind w:left="846"/>
+        <w:jc w:val="both"/>
+        <w:rPr>
+          <w:rFonts w:asciiTheme="majorBidi" w:hAnsiTheme="majorBidi" w:cstheme="majorBidi"/>
+          <w:lang w:val="en-US"/>
+        </w:rPr>
+      </w:pPr>
+      <w:r>
+        <w:rPr>
+          <w:rFonts w:asciiTheme="majorBidi" w:hAnsiTheme="majorBidi" w:cstheme="majorBidi"/>
+          <w:lang w:val="en-US"/>
+        </w:rPr>
+        <w:lastRenderedPageBreak/>
+        <w:t xml:space="preserve">Scalar-tensor operations are also supported, a Number on either side of </w:t>
+      </w:r>
+      <w:r>
+        <w:rPr>
+          <w:rStyle w:val="CodeChar"/>
+        </w:rPr>
+        <w:t>+</w:t>
+      </w:r>
+      <w:r>
+        <w:rPr>
+          <w:rFonts w:asciiTheme="majorBidi" w:hAnsiTheme="majorBidi" w:cstheme="majorBidi"/>
+          <w:lang w:val="en-US"/>
+        </w:rPr>
+        <w:t xml:space="preserve">, </w:t>
+      </w:r>
+      <w:r>
+        <w:rPr>
+          <w:rStyle w:val="CodeChar"/>
+        </w:rPr>
+        <w:t>–</w:t>
+      </w:r>
+      <w:r>
+        <w:rPr>
+          <w:rFonts w:asciiTheme="majorBidi" w:hAnsiTheme="majorBidi" w:cstheme="majorBidi"/>
+          <w:lang w:val="en-US"/>
+        </w:rPr>
+        <w:t xml:space="preserve">, </w:t>
+      </w:r>
+      <w:r>
+        <w:rPr>
+          <w:rStyle w:val="CodeChar"/>
+        </w:rPr>
+        <w:t>*</w:t>
+      </w:r>
+      <w:r>
+        <w:rPr>
+          <w:rFonts w:asciiTheme="majorBidi" w:hAnsiTheme="majorBidi" w:cstheme="majorBidi"/>
+          <w:lang w:val="en-US"/>
+        </w:rPr>
+        <w:t xml:space="preserve">, or </w:t>
+      </w:r>
+      <w:r>
+        <w:rPr>
+          <w:rStyle w:val="CodeChar"/>
+        </w:rPr>
+        <w:t>/</w:t>
+      </w:r>
+      <w:r>
+        <w:rPr>
+          <w:rFonts w:asciiTheme="majorBidi" w:hAnsiTheme="majorBidi" w:cstheme="majorBidi"/>
+          <w:lang w:val="en-US"/>
+        </w:rPr>
+        <w:t xml:space="preserve"> with a Tensor applies the scalar to every element of the tensor.</w:t>
+      </w:r>
+    </w:p>
+    <w:p>
+      <w:pPr>
+        <w:pStyle w:val="Code"/>
+      </w:pPr>
+      <w:r>
+        <w:t>m = @[[1.0, 2.0], [3.0, 4.0]]</w:t>
+      </w:r>
+    </w:p>
+    <w:p>
+      <w:pPr>
+        <w:pStyle w:val="Code"/>
+      </w:pPr>
+      <w:r>
+        <w:t>v = @[1.0, 2.0]</w:t>
+      </w:r>
+    </w:p>
+    <w:p>
+      <w:pPr>
+        <w:pStyle w:val="Code"/>
+      </w:pPr>
+    </w:p>
+    <w:p>
+      <w:pPr>
+        <w:pStyle w:val="Code"/>
+      </w:pPr>
+      <w:r>
+        <w:t>scaled = m * 2.0</w:t>
+      </w:r>
+      <w:r>
+        <w:tab/>
+        <w:t># scalar multiply</w:t>
+      </w:r>
+    </w:p>
+    <w:p>
+      <w:pPr>
+        <w:pStyle w:val="Code"/>
+      </w:pPr>
+      <w:r>
+        <w:t>shifted = m + 1.0</w:t>
+      </w:r>
+      <w:r>
+        <w:tab/>
+        <w:t># scalar add</w:t>
+      </w:r>
+    </w:p>
+    <w:p>
+      <w:pPr>
+        <w:pStyle w:val="Code"/>
+      </w:pPr>
+      <w:r>
+        <w:t>product = m @ n</w:t>
+      </w:r>
+      <w:r>
+        <w:tab/>
+        <w:t># matrix multiply</w:t>
+      </w:r>
+    </w:p>
+    <w:p>
+      <w:pPr>
+        <w:pStyle w:val="ListParagraph"/>
+        <w:ind w:left="846"/>
+        <w:jc w:val="both"/>
+        <w:rPr>
+          <w:rFonts w:asciiTheme="majorBidi" w:hAnsiTheme="majorBidi" w:cstheme="majorBidi"/>
+          <w:lang w:val="en-US"/>
+        </w:rPr>
+      </w:pPr>
+    </w:p>
+    <w:p>
+      <w:pPr>
+        <w:pStyle w:val="ListParagraph"/>
+        <w:numPr>
+          <w:ilvl w:val="1"/>
+          <w:numId w:val="2"/>
+        </w:numPr>
+        <w:ind w:left="845"/>
+        <w:jc w:val="both"/>
+        <w:outlineLvl w:val="1"/>
+        <w:rPr>
+          <w:rFonts w:asciiTheme="majorBidi" w:hAnsiTheme="majorBidi" w:cstheme="majorBidi"/>
+          <w:lang w:val="en-US"/>
+        </w:rPr>
+      </w:pPr>
+      <w:r>
+        <w:rPr>
+          <w:rFonts w:asciiTheme="majorBidi" w:hAnsiTheme="majorBidi" w:cstheme="majorBidi"/>
+          <w:lang w:val="en-US"/>
+        </w:rPr>
+        <w:t>Pipe Operator</w:t>
+      </w:r>
+    </w:p>
+    <w:p>
+      <w:pPr>
+        <w:pStyle w:val="ListParagraph"/>
+        <w:ind w:left="846"/>
+        <w:jc w:val="both"/>
+        <w:rPr>
+          <w:rFonts w:asciiTheme="majorBidi" w:hAnsiTheme="majorBidi" w:cstheme="majorBidi"/>
+          <w:lang w:val="en-US"/>
+        </w:rPr>
+      </w:pPr>
+      <w:r>
+        <w:rPr>
+          <w:rFonts w:asciiTheme="majorBidi" w:hAnsiTheme="majorBidi" w:cstheme="majorBidi"/>
+          <w:lang w:val="en-US"/>
+        </w:rPr>
+        <w:t xml:space="preserve">The pipe operator </w:t>
+      </w:r>
+      <w:r>
+        <w:rPr>
+          <w:rStyle w:val="CodeChar"/>
+        </w:rPr>
+        <w:t>|&gt;</w:t>
+      </w:r>
+      <w:r>
+        <w:rPr>
+          <w:rFonts w:asciiTheme="majorBidi" w:hAnsiTheme="majorBidi" w:cstheme="majorBidi"/>
+          <w:lang w:val="en-US"/>
+        </w:rPr>
+        <w:t xml:space="preserve"> passes </w:t>
+      </w:r>
+      <w:r>
+        <w:rPr>
+          <w:rFonts w:asciiTheme="majorBidi" w:hAnsiTheme="majorBidi" w:cstheme="majorBidi"/>
+          <w:lang w:val="en-US"/>
+        </w:rPr>
+        <w:t>the value on its left as the first argument to the callable on its right. It allows ML pipelines and data transformations to be written as a readable left-to-right chain rather than nested function calls.</w:t>
+      </w:r>
+    </w:p>
+    <w:p>
+      <w:pPr>
+        <w:pStyle w:val="Code"/>
+      </w:pPr>
+      <w:r>
+        <w:t>result = data |&gt; normalize |&gt; train |&gt; evaluate</w:t>
+      </w:r>
+    </w:p>
+    <w:p>
+      <w:pPr>
+        <w:pStyle w:val="ListParagraph"/>
+        <w:ind w:left="846"/>
+        <w:jc w:val="both"/>
+        <w:rPr>
+          <w:rFonts w:asciiTheme="majorBidi" w:hAnsiTheme="majorBidi" w:cstheme="majorBidi"/>
+          <w:lang w:val="en-US"/>
+        </w:rPr>
+      </w:pPr>
+      <w:r>
+        <w:rPr>
+          <w:rFonts w:asciiTheme="majorBidi" w:hAnsiTheme="majorBidi" w:cstheme="majorBidi"/>
+          <w:lang w:val="en-US"/>
+        </w:rPr>
+        <w:t xml:space="preserve">This is equivalent to </w:t>
+      </w:r>
+      <w:r>
+        <w:rPr>
+          <w:rStyle w:val="CodeChar"/>
+        </w:rPr>
+        <w:t>evaluate(train(normalize(data)))</w:t>
+      </w:r>
+      <w:r>
+        <w:rPr>
+          <w:rFonts w:asciiTheme="majorBidi" w:hAnsiTheme="majorBidi" w:cstheme="majorBidi"/>
+          <w:lang w:val="en-US"/>
+        </w:rPr>
+        <w:t xml:space="preserve"> but reads in the natural order of operations.</w:t>
+      </w:r>
+    </w:p>
+    <w:p>
+      <w:pPr>
+        <w:pStyle w:val="ListParagraph"/>
+        <w:ind w:left="846"/>
+        <w:jc w:val="both"/>
+        <w:rPr>
+          <w:rFonts w:asciiTheme="majorBidi" w:hAnsiTheme="majorBidi" w:cstheme="majorBidi"/>
+          <w:lang w:val="en-US"/>
+        </w:rPr>
+      </w:pPr>
+    </w:p>
+    <w:p>
+      <w:pPr>
+        <w:pStyle w:val="ListParagraph"/>
+        <w:numPr>
+          <w:ilvl w:val="1"/>
+          <w:numId w:val="2"/>
+        </w:numPr>
+        <w:ind w:left="845"/>
+        <w:jc w:val="both"/>
+        <w:outlineLvl w:val="1"/>
+        <w:rPr>
+          <w:rFonts w:asciiTheme="majorBidi" w:hAnsiTheme="majorBidi" w:cstheme="majorBidi"/>
+          <w:lang w:val="en-US"/>
+        </w:rPr>
+      </w:pPr>
+      <w:r>
+        <w:rPr>
+          <w:rFonts w:asciiTheme="majorBidi" w:hAnsiTheme="majorBidi" w:cstheme="majorBidi"/>
+          <w:lang w:val="en-US"/>
+        </w:rPr>
+        <w:t>Precedence Table</w:t>
+      </w:r>
+    </w:p>
+    <w:p>
+      <w:pPr>
+        <w:pStyle w:val="ListParagraph"/>
+        <w:ind w:left="846"/>
+        <w:jc w:val="both"/>
+        <w:rPr>
+          <w:rFonts w:asciiTheme="majorBidi" w:hAnsiTheme="majorBidi" w:cstheme="majorBidi"/>
+          <w:lang w:val="en-US"/>
+        </w:rPr>
+      </w:pPr>
+      <w:r>
+        <w:rPr>
+          <w:rFonts w:asciiTheme="majorBidi" w:hAnsiTheme="majorBidi" w:cstheme="majorBidi"/>
+          <w:lang w:val="en-US"/>
+        </w:rPr>
+        <w:t xml:space="preserve">The following </w:t>
+      </w:r>
+      <w:r>
+        <w:rPr>
+          <w:rFonts w:asciiTheme="majorBidi" w:hAnsiTheme="majorBidi" w:cstheme="majorBidi"/>
+          <w:lang w:val="en-US"/>
+        </w:rPr>
+        <w:t>table lists all operators from lowest to highest precedence. Operators on the same row have equal precedence and associate left-to-right.</w:t>
+      </w:r>
+    </w:p>
+    <w:tbl>
+      <w:tblPr>
+        <w:tblStyle w:val="TableGrid"/>
+        <w:tblW w:w="0" w:type="auto"/>
+        <w:tblInd w:w="846" w:type="dxa"/>
+        <w:tblLook w:val="04A0" w:firstRow="1" w:lastRow="0" w:firstColumn="1" w:lastColumn="0" w:noHBand="0" w:noVBand="1"/>
+      </w:tblPr>
+      <w:tblGrid>
+        <w:gridCol w:w="2945"/>
+        <w:gridCol w:w="2947"/>
+        <w:gridCol w:w="2998"/>
+      </w:tblGrid>
+      <w:tr>
+        <w:tc>
+          <w:tcPr>
+            <w:tcW w:w="3245" w:type="dxa"/>
+          </w:tcPr>
+          <w:p>
+            <w:pPr>
+              <w:pStyle w:val="ListParagraph"/>
+              <w:ind w:left="0"/>
+              <w:jc w:val="both"/>
+              <w:rPr>
+                <w:rFonts w:asciiTheme="majorBidi" w:hAnsiTheme="majorBidi" w:cstheme="majorBidi"/>
+                <w:lang w:val="en-US"/>
+              </w:rPr>
+            </w:pPr>
+            <w:r>
+              <w:rPr>
+                <w:rFonts w:asciiTheme="majorBidi" w:hAnsiTheme="majorBidi" w:cstheme="majorBidi"/>
+                <w:lang w:val="en-US"/>
+              </w:rPr>
+              <w:t>Precedence</w:t>
+            </w:r>
+          </w:p>
+        </w:tc>
+        <w:tc>
+          <w:tcPr>
+            <w:tcW w:w="3245" w:type="dxa"/>
+          </w:tcPr>
+          <w:p>
+            <w:pPr>
+              <w:pStyle w:val="ListParagraph"/>
+              <w:ind w:left="0"/>
+              <w:jc w:val="both"/>
+              <w:rPr>
+                <w:rFonts w:asciiTheme="majorBidi" w:hAnsiTheme="majorBidi" w:cstheme="majorBidi"/>
+                <w:lang w:val="en-US"/>
+              </w:rPr>
+            </w:pPr>
+            <w:r>
+              <w:rPr>
+                <w:rFonts w:asciiTheme="majorBidi" w:hAnsiTheme="majorBidi" w:cstheme="majorBidi"/>
+                <w:lang w:val="en-US"/>
+              </w:rPr>
+              <w:t>Operator(s)</w:t>
+            </w:r>
+          </w:p>
+        </w:tc>
+        <w:tc>
+          <w:tcPr>
+            <w:tcW w:w="3246" w:type="dxa"/>
+          </w:tcPr>
+          <w:p>
+            <w:pPr>
+              <w:pStyle w:val="ListParagraph"/>
+              <w:ind w:left="0"/>
+              <w:jc w:val="both"/>
+              <w:rPr>
+                <w:rFonts w:asciiTheme="majorBidi" w:hAnsiTheme="majorBidi" w:cstheme="majorBidi"/>
+                <w:lang w:val="en-US"/>
+              </w:rPr>
+            </w:pPr>
+            <w:r>
+              <w:rPr>
+                <w:rFonts w:asciiTheme="majorBidi" w:hAnsiTheme="majorBidi" w:cstheme="majorBidi"/>
+                <w:lang w:val="en-US"/>
+              </w:rPr>
+              <w:t>Description</w:t>
+            </w:r>
+          </w:p>
+        </w:tc>
+      </w:tr>
+      <w:tr>
+        <w:tc>
+          <w:tcPr>
+            <w:tcW w:w="3245" w:type="dxa"/>
+          </w:tcPr>
+          <w:p>
+            <w:pPr>
+              <w:pStyle w:val="ListParagraph"/>
+              <w:ind w:left="0"/>
+              <w:jc w:val="both"/>
+              <w:rPr>
+                <w:rFonts w:asciiTheme="majorBidi" w:hAnsiTheme="majorBidi" w:cstheme="majorBidi"/>
+                <w:lang w:val="en-US"/>
+              </w:rPr>
+            </w:pPr>
+            <w:r>
+              <w:rPr>
+                <w:rFonts w:asciiTheme="majorBidi" w:hAnsiTheme="majorBidi" w:cstheme="majorBidi"/>
+                <w:lang w:val="en-US"/>
+              </w:rPr>
+              <w:t>1 (lowest)</w:t>
+            </w:r>
+          </w:p>
+        </w:tc>
+        <w:tc>
+          <w:tcPr>
+            <w:tcW w:w="3245" w:type="dxa"/>
+          </w:tcPr>
+          <w:p>
+            <w:pPr>
+              <w:pStyle w:val="ListParagraph"/>
+              <w:ind w:left="0"/>
+              <w:jc w:val="both"/>
+              <w:rPr>
+                <w:rFonts w:asciiTheme="majorBidi" w:hAnsiTheme="majorBidi" w:cstheme="majorBidi"/>
+                <w:lang w:val="en-US"/>
+              </w:rPr>
+            </w:pPr>
+            <w:r>
+              <w:rPr>
+                <w:rStyle w:val="CodeChar"/>
+              </w:rPr>
+              <w:t>or</w:t>
+            </w:r>
+            <w:r>
+              <w:rPr>
+                <w:rFonts w:asciiTheme="majorBidi" w:hAnsiTheme="majorBidi" w:cstheme="majorBidi"/>
+                <w:lang w:val="en-US"/>
+              </w:rPr>
+              <w:t xml:space="preserve"> </w:t>
+            </w:r>
+          </w:p>
+        </w:tc>
+        <w:tc>
+          <w:tcPr>
+            <w:tcW w:w="3246" w:type="dxa"/>
+          </w:tcPr>
+          <w:p>
+            <w:pPr>
+              <w:pStyle w:val="ListParagraph"/>
+              <w:ind w:left="0"/>
+              <w:jc w:val="both"/>
+              <w:rPr>
+                <w:rFonts w:asciiTheme="majorBidi" w:hAnsiTheme="majorBidi" w:cstheme="majorBidi"/>
+                <w:lang w:val="en-US"/>
+              </w:rPr>
+            </w:pPr>
+            <w:r>
+              <w:rPr>
+                <w:rFonts w:asciiTheme="majorBidi" w:hAnsiTheme="majorBidi" w:cstheme="majorBidi"/>
+                <w:lang w:val="en-US"/>
+              </w:rPr>
+              <w:t>Logical OR</w:t>
+            </w:r>
+          </w:p>
+        </w:tc>
+      </w:tr>
+      <w:tr>
+        <w:tc>
+          <w:tcPr>
+            <w:tcW w:w="3245" w:type="dxa"/>
+          </w:tcPr>
+          <w:p>
+            <w:pPr>
+              <w:pStyle w:val="ListParagraph"/>
+              <w:ind w:left="0"/>
+              <w:jc w:val="both"/>
+              <w:rPr>
+                <w:rFonts w:asciiTheme="majorBidi" w:hAnsiTheme="majorBidi" w:cstheme="majorBidi"/>
+                <w:lang w:val="en-US"/>
+              </w:rPr>
+            </w:pPr>
+            <w:r>
+              <w:rPr>
+                <w:rFonts w:asciiTheme="majorBidi" w:hAnsiTheme="majorBidi" w:cstheme="majorBidi"/>
+                <w:lang w:val="en-US"/>
+              </w:rPr>
+              <w:t>2</w:t>
+            </w:r>
+          </w:p>
+        </w:tc>
+        <w:tc>
+          <w:tcPr>
+            <w:tcW w:w="3245" w:type="dxa"/>
+          </w:tcPr>
+          <w:p>
+            <w:pPr>
+              <w:pStyle w:val="ListParagraph"/>
+              <w:ind w:left="0"/>
+              <w:jc w:val="both"/>
+              <w:rPr>
+                <w:rFonts w:asciiTheme="majorBidi" w:hAnsiTheme="majorBidi" w:cstheme="majorBidi"/>
+                <w:lang w:val="en-US"/>
+              </w:rPr>
+            </w:pPr>
+            <w:r>
+              <w:rPr>
+                <w:rStyle w:val="CodeChar"/>
+              </w:rPr>
+              <w:t>and</w:t>
+            </w:r>
+            <w:r>
+              <w:rPr>
+                <w:rFonts w:asciiTheme="majorBidi" w:hAnsiTheme="majorBidi" w:cstheme="majorBidi"/>
+                <w:lang w:val="en-US"/>
+              </w:rPr>
+              <w:t xml:space="preserve"> </w:t>
+            </w:r>
+          </w:p>
+        </w:tc>
+        <w:tc>
+          <w:tcPr>
+            <w:tcW w:w="3246" w:type="dxa"/>
+          </w:tcPr>
+          <w:p>
+            <w:pPr>
+              <w:pStyle w:val="ListParagraph"/>
+              <w:ind w:left="0"/>
+              <w:jc w:val="both"/>
+              <w:rPr>
+                <w:rFonts w:asciiTheme="majorBidi" w:hAnsiTheme="majorBidi" w:cstheme="majorBidi"/>
+                <w:lang w:val="en-US"/>
+              </w:rPr>
+            </w:pPr>
+            <w:r>
+              <w:rPr>
+                <w:rFonts w:asciiTheme="majorBidi" w:hAnsiTheme="majorBidi" w:cstheme="majorBidi"/>
+                <w:lang w:val="en-US"/>
+              </w:rPr>
+              <w:t>Logical AND</w:t>
+            </w:r>
+          </w:p>
+        </w:tc>
+      </w:tr>
+      <w:tr>
+        <w:tc>
+          <w:tcPr>
+            <w:tcW w:w="3245" w:type="dxa"/>
+          </w:tcPr>
+          <w:p>
+            <w:pPr>
+              <w:pStyle w:val="ListParagraph"/>
+              <w:ind w:left="0"/>
+              <w:jc w:val="both"/>
+              <w:rPr>
+                <w:rFonts w:asciiTheme="majorBidi" w:hAnsiTheme="majorBidi" w:cstheme="majorBidi"/>
+                <w:lang w:val="en-US"/>
+              </w:rPr>
+            </w:pPr>
+            <w:r>
+              <w:rPr>
+                <w:rFonts w:asciiTheme="majorBidi" w:hAnsiTheme="majorBidi" w:cstheme="majorBidi"/>
+                <w:lang w:val="en-US"/>
+              </w:rPr>
+              <w:t>3</w:t>
+            </w:r>
+          </w:p>
+        </w:tc>
+        <w:tc>
+          <w:tcPr>
+            <w:tcW w:w="3245" w:type="dxa"/>
+          </w:tcPr>
+          <w:p>
+            <w:pPr>
+              <w:pStyle w:val="ListParagraph"/>
+              <w:ind w:left="0"/>
+              <w:jc w:val="both"/>
+              <w:rPr>
+                <w:rFonts w:asciiTheme="majorBidi" w:hAnsiTheme="majorBidi" w:cstheme="majorBidi"/>
+                <w:lang w:val="en-US"/>
+              </w:rPr>
+            </w:pPr>
+            <w:r>
+              <w:rPr>
+                <w:rStyle w:val="CodeChar"/>
+              </w:rPr>
+              <w:t>not</w:t>
+            </w:r>
+            <w:r>
+              <w:rPr>
+                <w:rFonts w:asciiTheme="majorBidi" w:hAnsiTheme="majorBidi" w:cstheme="majorBidi"/>
+                <w:lang w:val="en-US"/>
+              </w:rPr>
+              <w:t xml:space="preserve"> </w:t>
+            </w:r>
+          </w:p>
+        </w:tc>
+        <w:tc>
+          <w:tcPr>
+            <w:tcW w:w="3246" w:type="dxa"/>
+          </w:tcPr>
+          <w:p>
+            <w:pPr>
+              <w:pStyle w:val="ListParagraph"/>
+              <w:ind w:left="0"/>
+              <w:jc w:val="both"/>
+              <w:rPr>
+                <w:rFonts w:asciiTheme="majorBidi" w:hAnsiTheme="majorBidi" w:cstheme="majorBidi"/>
+                <w:lang w:val="en-US"/>
+              </w:rPr>
+            </w:pPr>
+            <w:r>
+              <w:rPr>
+                <w:rFonts w:asciiTheme="majorBidi" w:hAnsiTheme="majorBidi" w:cstheme="majorBidi"/>
+                <w:lang w:val="en-US"/>
+              </w:rPr>
+              <w:t>Logical NOT</w:t>
+            </w:r>
+          </w:p>
+        </w:tc>
+      </w:tr>
+      <w:tr>
+        <w:tc>
+          <w:tcPr>
+            <w:tcW w:w="3245" w:type="dxa"/>
+          </w:tcPr>
+          <w:p>
+            <w:pPr>
+              <w:pStyle w:val="ListParagraph"/>
+              <w:ind w:left="0"/>
+              <w:jc w:val="both"/>
+              <w:rPr>
+                <w:rFonts w:asciiTheme="majorBidi" w:hAnsiTheme="majorBidi" w:cstheme="majorBidi"/>
+                <w:lang w:val="en-US"/>
+              </w:rPr>
+            </w:pPr>
+            <w:r>
+              <w:rPr>
+                <w:rFonts w:asciiTheme="majorBidi" w:hAnsiTheme="majorBidi" w:cstheme="majorBidi"/>
+                <w:lang w:val="en-US"/>
+              </w:rPr>
+              <w:t>4</w:t>
+            </w:r>
+          </w:p>
+        </w:tc>
+        <w:tc>
+          <w:tcPr>
+            <w:tcW w:w="3245" w:type="dxa"/>
+          </w:tcPr>
+          <w:p>
+            <w:pPr>
+              <w:pStyle w:val="ListParagraph"/>
+              <w:ind w:left="0"/>
+              <w:jc w:val="both"/>
+              <w:rPr>
+                <w:rFonts w:asciiTheme="majorBidi" w:hAnsiTheme="majorBidi" w:cstheme="majorBidi"/>
+                <w:lang w:val="en-US"/>
+              </w:rPr>
+            </w:pPr>
+            <w:r>
+              <w:rPr>
+                <w:rStyle w:val="CodeChar"/>
+              </w:rPr>
+              <w:t>in</w:t>
+            </w:r>
+            <w:r>
+              <w:rPr>
+                <w:rFonts w:asciiTheme="majorBidi" w:hAnsiTheme="majorBidi" w:cstheme="majorBidi"/>
+                <w:lang w:val="en-US"/>
+              </w:rPr>
+              <w:t xml:space="preserve">, </w:t>
+            </w:r>
+            <w:r>
+              <w:rPr>
+                <w:rStyle w:val="CodeChar"/>
+              </w:rPr>
+              <w:t>not in</w:t>
+            </w:r>
+            <w:r>
+              <w:rPr>
+                <w:rFonts w:asciiTheme="majorBidi" w:hAnsiTheme="majorBidi" w:cstheme="majorBidi"/>
+                <w:lang w:val="en-US"/>
+              </w:rPr>
+              <w:t xml:space="preserve">, </w:t>
+            </w:r>
+            <w:r>
+              <w:rPr>
+                <w:rStyle w:val="CodeChar"/>
+              </w:rPr>
+              <w:t>is</w:t>
+            </w:r>
+            <w:r>
+              <w:rPr>
+                <w:rFonts w:asciiTheme="majorBidi" w:hAnsiTheme="majorBidi" w:cstheme="majorBidi"/>
+                <w:lang w:val="en-US"/>
+              </w:rPr>
+              <w:t xml:space="preserve">, </w:t>
+            </w:r>
+            <w:r>
+              <w:rPr>
+                <w:rStyle w:val="CodeChar"/>
+              </w:rPr>
+              <w:t>is not</w:t>
+            </w:r>
+          </w:p>
+        </w:tc>
+        <w:tc>
+          <w:tcPr>
+            <w:tcW w:w="3246" w:type="dxa"/>
+          </w:tcPr>
+          <w:p>
+            <w:pPr>
+              <w:pStyle w:val="ListParagraph"/>
+              <w:ind w:left="0"/>
+              <w:jc w:val="both"/>
+              <w:rPr>
+                <w:rFonts w:asciiTheme="majorBidi" w:hAnsiTheme="majorBidi" w:cstheme="majorBidi"/>
+                <w:lang w:val="en-US"/>
+              </w:rPr>
+            </w:pPr>
+            <w:r>
+              <w:rPr>
+                <w:rFonts w:asciiTheme="majorBidi" w:hAnsiTheme="majorBidi" w:cstheme="majorBidi"/>
+                <w:lang w:val="en-US"/>
+              </w:rPr>
+              <w:t>Membership, identity</w:t>
+            </w:r>
+          </w:p>
+        </w:tc>
+      </w:tr>
+      <w:tr>
+        <w:tc>
+          <w:tcPr>
+            <w:tcW w:w="3245" w:type="dxa"/>
+          </w:tcPr>
+          <w:p>
+            <w:pPr>
+              <w:pStyle w:val="ListParagraph"/>
+              <w:ind w:left="0"/>
+              <w:jc w:val="both"/>
+              <w:rPr>
+                <w:rFonts w:asciiTheme="majorBidi" w:hAnsiTheme="majorBidi" w:cstheme="majorBidi"/>
+                <w:lang w:val="en-US"/>
+              </w:rPr>
+            </w:pPr>
+            <w:r>
+              <w:rPr>
+                <w:rFonts w:asciiTheme="majorBidi" w:hAnsiTheme="majorBidi" w:cstheme="majorBidi"/>
+                <w:lang w:val="en-US"/>
+              </w:rPr>
+              <w:t>5</w:t>
+            </w:r>
+          </w:p>
+        </w:tc>
+        <w:tc>
+          <w:tcPr>
+            <w:tcW w:w="3245" w:type="dxa"/>
+          </w:tcPr>
+          <w:p>
+            <w:pPr>
+              <w:pStyle w:val="ListParagraph"/>
+              <w:ind w:left="0"/>
+              <w:jc w:val="both"/>
+              <w:rPr>
+                <w:rFonts w:asciiTheme="majorBidi" w:hAnsiTheme="majorBidi" w:cstheme="majorBidi"/>
+                <w:lang w:val="en-US"/>
+              </w:rPr>
+            </w:pPr>
+            <w:r>
+              <w:rPr>
+                <w:rStyle w:val="CodeChar"/>
+              </w:rPr>
+              <w:t>==</w:t>
+            </w:r>
+            <w:r>
+              <w:rPr>
+                <w:rFonts w:asciiTheme="majorBidi" w:hAnsiTheme="majorBidi" w:cstheme="majorBidi"/>
+                <w:lang w:val="en-US"/>
+              </w:rPr>
+              <w:t xml:space="preserve">, </w:t>
+            </w:r>
+            <w:r>
+              <w:rPr>
+                <w:rStyle w:val="CodeChar"/>
+              </w:rPr>
+              <w:t>!=</w:t>
+            </w:r>
+            <w:r>
+              <w:rPr>
+                <w:rFonts w:asciiTheme="majorBidi" w:hAnsiTheme="majorBidi" w:cstheme="majorBidi"/>
+                <w:lang w:val="en-US"/>
+              </w:rPr>
+              <w:t xml:space="preserve">, </w:t>
+            </w:r>
+            <w:r>
+              <w:rPr>
+                <w:rStyle w:val="CodeChar"/>
+              </w:rPr>
+              <w:t>&lt;</w:t>
+            </w:r>
+            <w:r>
+              <w:rPr>
+                <w:rFonts w:asciiTheme="majorBidi" w:hAnsiTheme="majorBidi" w:cstheme="majorBidi"/>
+                <w:lang w:val="en-US"/>
+              </w:rPr>
+              <w:t xml:space="preserve">, </w:t>
+            </w:r>
+            <w:r>
+              <w:rPr>
+                <w:rStyle w:val="CodeChar"/>
+              </w:rPr>
+              <w:t>&lt;=</w:t>
+            </w:r>
+            <w:r>
+              <w:rPr>
+                <w:rFonts w:asciiTheme="majorBidi" w:hAnsiTheme="majorBidi" w:cstheme="majorBidi"/>
+                <w:lang w:val="en-US"/>
+              </w:rPr>
+              <w:t xml:space="preserve">, </w:t>
+            </w:r>
+            <w:r>
+              <w:rPr>
+                <w:rStyle w:val="CodeChar"/>
+              </w:rPr>
+              <w:t>&gt;</w:t>
+            </w:r>
+            <w:r>
+              <w:rPr>
+                <w:rFonts w:asciiTheme="majorBidi" w:hAnsiTheme="majorBidi" w:cstheme="majorBidi"/>
+                <w:lang w:val="en-US"/>
+              </w:rPr>
+              <w:t xml:space="preserve">, </w:t>
+            </w:r>
+            <w:r>
+              <w:rPr>
+                <w:rStyle w:val="CodeChar"/>
+              </w:rPr>
+              <w:t>&gt;=</w:t>
+            </w:r>
+          </w:p>
+        </w:tc>
+        <w:tc>
+          <w:tcPr>
+            <w:tcW w:w="3246" w:type="dxa"/>
+          </w:tcPr>
+          <w:p>
+            <w:pPr>
+              <w:pStyle w:val="ListParagraph"/>
+              <w:ind w:left="0"/>
+              <w:jc w:val="both"/>
+              <w:rPr>
+                <w:rFonts w:asciiTheme="majorBidi" w:hAnsiTheme="majorBidi" w:cstheme="majorBidi"/>
+                <w:lang w:val="en-US"/>
+              </w:rPr>
+            </w:pPr>
+            <w:r>
+              <w:rPr>
+                <w:rFonts w:asciiTheme="majorBidi" w:hAnsiTheme="majorBidi" w:cstheme="majorBidi"/>
+                <w:lang w:val="en-US"/>
+              </w:rPr>
+              <w:t>Comparison</w:t>
+            </w:r>
+          </w:p>
+        </w:tc>
+      </w:tr>
+      <w:tr>
+        <w:tc>
+          <w:tcPr>
+            <w:tcW w:w="3245" w:type="dxa"/>
+          </w:tcPr>
+          <w:p>
+            <w:pPr>
+              <w:pStyle w:val="ListParagraph"/>
+              <w:ind w:left="0"/>
+              <w:jc w:val="both"/>
+              <w:rPr>
+                <w:rFonts w:asciiTheme="majorBidi" w:hAnsiTheme="majorBidi" w:cstheme="majorBidi"/>
+                <w:lang w:val="en-US"/>
+              </w:rPr>
+            </w:pPr>
+            <w:r>
+              <w:rPr>
+                <w:rFonts w:asciiTheme="majorBidi" w:hAnsiTheme="majorBidi" w:cstheme="majorBidi"/>
+                <w:lang w:val="en-US"/>
+              </w:rPr>
+              <w:t>6</w:t>
+            </w:r>
+          </w:p>
+        </w:tc>
+        <w:tc>
+          <w:tcPr>
+            <w:tcW w:w="3245" w:type="dxa"/>
+          </w:tcPr>
+          <w:p>
+            <w:pPr>
+              <w:pStyle w:val="ListParagraph"/>
+              <w:ind w:left="0"/>
+              <w:jc w:val="both"/>
+              <w:rPr>
+                <w:rFonts w:asciiTheme="majorBidi" w:hAnsiTheme="majorBidi" w:cstheme="majorBidi"/>
+                <w:lang w:val="en-US"/>
+              </w:rPr>
+            </w:pPr>
+            <w:r>
+              <w:rPr>
+                <w:rStyle w:val="CodeChar"/>
+              </w:rPr>
+              <w:t>+</w:t>
+            </w:r>
+            <w:r>
+              <w:rPr>
+                <w:rFonts w:asciiTheme="majorBidi" w:hAnsiTheme="majorBidi" w:cstheme="majorBidi"/>
+                <w:lang w:val="en-US"/>
+              </w:rPr>
+              <w:t xml:space="preserve">, </w:t>
+            </w:r>
+            <w:r>
+              <w:rPr>
+                <w:rStyle w:val="CodeChar"/>
+              </w:rPr>
+              <w:t>–</w:t>
+            </w:r>
+          </w:p>
+        </w:tc>
+        <w:tc>
+          <w:tcPr>
+            <w:tcW w:w="3246" w:type="dxa"/>
+          </w:tcPr>
+          <w:p>
+            <w:pPr>
+              <w:pStyle w:val="ListParagraph"/>
+              <w:ind w:left="0"/>
+              <w:jc w:val="both"/>
+              <w:rPr>
+                <w:rFonts w:asciiTheme="majorBidi" w:hAnsiTheme="majorBidi" w:cstheme="majorBidi"/>
+                <w:lang w:val="en-US"/>
+              </w:rPr>
+            </w:pPr>
+            <w:r>
+              <w:rPr>
+                <w:rFonts w:asciiTheme="majorBidi" w:hAnsiTheme="majorBidi" w:cstheme="majorBidi"/>
+                <w:lang w:val="en-US"/>
+              </w:rPr>
+              <w:t>Addition, subtraction</w:t>
+            </w:r>
+          </w:p>
+        </w:tc>
+      </w:tr>
+      <w:tr>
+        <w:tc>
+          <w:tcPr>
+            <w:tcW w:w="3245" w:type="dxa"/>
+          </w:tcPr>
+          <w:p>
+            <w:pPr>
+              <w:pStyle w:val="ListParagraph"/>
+              <w:ind w:left="0"/>
+              <w:jc w:val="both"/>
+              <w:rPr>
+                <w:rFonts w:asciiTheme="majorBidi" w:hAnsiTheme="majorBidi" w:cstheme="majorBidi"/>
+                <w:lang w:val="en-US"/>
+              </w:rPr>
+            </w:pPr>
+            <w:r>
+              <w:rPr>
+                <w:rFonts w:asciiTheme="majorBidi" w:hAnsiTheme="majorBidi" w:cstheme="majorBidi"/>
+                <w:lang w:val="en-US"/>
+              </w:rPr>
+              <w:t>7</w:t>
+            </w:r>
+          </w:p>
+        </w:tc>
+        <w:tc>
+          <w:tcPr>
+            <w:tcW w:w="3245" w:type="dxa"/>
+          </w:tcPr>
+          <w:p>
+            <w:pPr>
+              <w:pStyle w:val="ListParagraph"/>
+              <w:ind w:left="0"/>
+              <w:jc w:val="both"/>
+              <w:rPr>
+                <w:rFonts w:asciiTheme="majorBidi" w:hAnsiTheme="majorBidi" w:cstheme="majorBidi"/>
+                <w:lang w:val="en-US"/>
+              </w:rPr>
+            </w:pPr>
+            <w:r>
+              <w:rPr>
+                <w:rStyle w:val="CodeChar"/>
+              </w:rPr>
+              <w:t>*</w:t>
+            </w:r>
+            <w:r>
+              <w:rPr>
+                <w:rFonts w:asciiTheme="majorBidi" w:hAnsiTheme="majorBidi" w:cstheme="majorBidi"/>
+                <w:lang w:val="en-US"/>
+              </w:rPr>
+              <w:t xml:space="preserve">, </w:t>
+            </w:r>
+            <w:r>
+              <w:rPr>
+                <w:rStyle w:val="CodeChar"/>
+              </w:rPr>
+              <w:t>/</w:t>
+            </w:r>
+            <w:r>
+              <w:rPr>
+                <w:rFonts w:asciiTheme="majorBidi" w:hAnsiTheme="majorBidi" w:cstheme="majorBidi"/>
+                <w:lang w:val="en-US"/>
+              </w:rPr>
+              <w:t xml:space="preserve">, </w:t>
+            </w:r>
+            <w:r>
+              <w:rPr>
+                <w:rStyle w:val="CodeChar"/>
+              </w:rPr>
+              <w:t>//</w:t>
+            </w:r>
+            <w:r>
+              <w:rPr>
+                <w:rFonts w:asciiTheme="majorBidi" w:hAnsiTheme="majorBidi" w:cstheme="majorBidi"/>
+                <w:lang w:val="en-US"/>
+              </w:rPr>
+              <w:t xml:space="preserve">, </w:t>
+            </w:r>
+            <w:r>
+              <w:rPr>
+                <w:rStyle w:val="CodeChar"/>
+              </w:rPr>
+              <w:t>%</w:t>
+            </w:r>
+          </w:p>
+        </w:tc>
+        <w:tc>
+          <w:tcPr>
+            <w:tcW w:w="3246" w:type="dxa"/>
+          </w:tcPr>
+          <w:p>
+            <w:pPr>
+              <w:pStyle w:val="ListParagraph"/>
+              <w:ind w:left="0"/>
+              <w:jc w:val="both"/>
+              <w:rPr>
+                <w:rFonts w:asciiTheme="majorBidi" w:hAnsiTheme="majorBidi" w:cstheme="majorBidi"/>
+                <w:lang w:val="en-US"/>
+              </w:rPr>
+            </w:pPr>
+            <w:r>
+              <w:rPr>
+                <w:rFonts w:asciiTheme="majorBidi" w:hAnsiTheme="majorBidi" w:cstheme="majorBidi"/>
+                <w:lang w:val="en-US"/>
+              </w:rPr>
+              <w:t>Multiplication, division</w:t>
+            </w:r>
+          </w:p>
+        </w:tc>
+      </w:tr>
+      <w:tr>
+        <w:tc>
+          <w:tcPr>
+            <w:tcW w:w="3245" w:type="dxa"/>
+          </w:tcPr>
+          <w:p>
+            <w:pPr>
+              <w:pStyle w:val="ListParagraph"/>
+              <w:ind w:left="0"/>
+              <w:jc w:val="both"/>
+              <w:rPr>
+                <w:rFonts w:asciiTheme="majorBidi" w:hAnsiTheme="majorBidi" w:cstheme="majorBidi"/>
+                <w:lang w:val="en-US"/>
+              </w:rPr>
+            </w:pPr>
+            <w:r>
+              <w:rPr>
+                <w:rFonts w:asciiTheme="majorBidi" w:hAnsiTheme="majorBidi" w:cstheme="majorBidi"/>
+                <w:lang w:val="en-US"/>
+              </w:rPr>
+              <w:t>8</w:t>
+            </w:r>
+          </w:p>
+        </w:tc>
+        <w:tc>
+          <w:tcPr>
+            <w:tcW w:w="3245" w:type="dxa"/>
+          </w:tcPr>
+          <w:p>
+            <w:pPr>
+              <w:pStyle w:val="ListParagraph"/>
+              <w:ind w:left="0"/>
+              <w:jc w:val="both"/>
+              <w:rPr>
+                <w:rFonts w:asciiTheme="majorBidi" w:hAnsiTheme="majorBidi" w:cstheme="majorBidi"/>
+                <w:lang w:val="en-US"/>
+              </w:rPr>
+            </w:pPr>
+            <w:r>
+              <w:rPr>
+                <w:rStyle w:val="CodeChar"/>
+              </w:rPr>
+              <w:t>@</w:t>
+            </w:r>
+            <w:r>
+              <w:rPr>
+                <w:rFonts w:asciiTheme="majorBidi" w:hAnsiTheme="majorBidi" w:cstheme="majorBidi"/>
+                <w:lang w:val="en-US"/>
+              </w:rPr>
+              <w:t xml:space="preserve"> </w:t>
+            </w:r>
+          </w:p>
+        </w:tc>
+        <w:tc>
+          <w:tcPr>
+            <w:tcW w:w="3246" w:type="dxa"/>
+          </w:tcPr>
+          <w:p>
+            <w:pPr>
+              <w:pStyle w:val="ListParagraph"/>
+              <w:ind w:left="0"/>
+              <w:jc w:val="both"/>
+              <w:rPr>
+                <w:rFonts w:asciiTheme="majorBidi" w:hAnsiTheme="majorBidi" w:cstheme="majorBidi"/>
+                <w:lang w:val="en-US"/>
+              </w:rPr>
+            </w:pPr>
+            <w:r>
+              <w:rPr>
+                <w:rFonts w:asciiTheme="majorBidi" w:hAnsiTheme="majorBidi" w:cstheme="majorBidi"/>
+                <w:lang w:val="en-US"/>
+              </w:rPr>
+              <w:t>Matrix multiplication</w:t>
+            </w:r>
+          </w:p>
+        </w:tc>
+      </w:tr>
+      <w:tr>
+        <w:tc>
+          <w:tcPr>
+            <w:tcW w:w="3245" w:type="dxa"/>
+          </w:tcPr>
+          <w:p>
+            <w:pPr>
+              <w:pStyle w:val="ListParagraph"/>
+              <w:ind w:left="0"/>
+              <w:jc w:val="both"/>
+              <w:rPr>
+                <w:rFonts w:asciiTheme="majorBidi" w:hAnsiTheme="majorBidi" w:cstheme="majorBidi"/>
+                <w:lang w:val="en-US"/>
+              </w:rPr>
+            </w:pPr>
+            <w:r>
+              <w:rPr>
+                <w:rFonts w:asciiTheme="majorBidi" w:hAnsiTheme="majorBidi" w:cstheme="majorBidi"/>
+                <w:lang w:val="en-US"/>
+              </w:rPr>
+              <w:t>9</w:t>
+            </w:r>
+          </w:p>
+        </w:tc>
+        <w:tc>
+          <w:tcPr>
+            <w:tcW w:w="3245" w:type="dxa"/>
+          </w:tcPr>
+          <w:p>
+            <w:pPr>
+              <w:pStyle w:val="ListParagraph"/>
+              <w:ind w:left="0"/>
+              <w:jc w:val="both"/>
+              <w:rPr>
+                <w:rFonts w:asciiTheme="majorBidi" w:hAnsiTheme="majorBidi" w:cstheme="majorBidi"/>
+                <w:lang w:val="en-US"/>
+              </w:rPr>
+            </w:pPr>
+            <w:r>
+              <w:rPr>
+                <w:rStyle w:val="CodeChar"/>
+              </w:rPr>
+              <w:t>–</w:t>
+            </w:r>
+            <w:r>
+              <w:rPr>
+                <w:rFonts w:asciiTheme="majorBidi" w:hAnsiTheme="majorBidi" w:cstheme="majorBidi"/>
+                <w:lang w:val="en-US"/>
+              </w:rPr>
+              <w:t xml:space="preserve"> (unary), </w:t>
+            </w:r>
+            <w:r>
+              <w:rPr>
+                <w:rStyle w:val="CodeChar"/>
+              </w:rPr>
+              <w:t>not</w:t>
+            </w:r>
+            <w:r>
+              <w:rPr>
+                <w:rFonts w:asciiTheme="majorBidi" w:hAnsiTheme="majorBidi" w:cstheme="majorBidi"/>
+                <w:lang w:val="en-US"/>
+              </w:rPr>
+              <w:t xml:space="preserve"> (unary)</w:t>
+            </w:r>
+          </w:p>
+        </w:tc>
+        <w:tc>
+          <w:tcPr>
+            <w:tcW w:w="3246" w:type="dxa"/>
+          </w:tcPr>
+          <w:p>
+            <w:pPr>
+              <w:pStyle w:val="ListParagraph"/>
+              <w:ind w:left="0"/>
+              <w:jc w:val="both"/>
+              <w:rPr>
+                <w:rFonts w:asciiTheme="majorBidi" w:hAnsiTheme="majorBidi" w:cstheme="majorBidi"/>
+                <w:lang w:val="en-US"/>
+              </w:rPr>
+            </w:pPr>
+            <w:r>
+              <w:rPr>
+                <w:rFonts w:asciiTheme="majorBidi" w:hAnsiTheme="majorBidi" w:cstheme="majorBidi"/>
+                <w:lang w:val="en-US"/>
+              </w:rPr>
+              <w:t>Unary negation, unary not</w:t>
+            </w:r>
+          </w:p>
+        </w:tc>
+      </w:tr>
+      <w:tr>
+        <w:tc>
+          <w:tcPr>
+            <w:tcW w:w="3245" w:type="dxa"/>
+          </w:tcPr>
+          <w:p>
+            <w:pPr>
+              <w:pStyle w:val="ListParagraph"/>
+              <w:ind w:left="0"/>
+              <w:jc w:val="both"/>
+              <w:rPr>
+                <w:rFonts w:asciiTheme="majorBidi" w:hAnsiTheme="majorBidi" w:cstheme="majorBidi"/>
+                <w:lang w:val="en-US"/>
+              </w:rPr>
+            </w:pPr>
+            <w:r>
+              <w:rPr>
+                <w:rFonts w:asciiTheme="majorBidi" w:hAnsiTheme="majorBidi" w:cstheme="majorBidi"/>
+                <w:lang w:val="en-US"/>
+              </w:rPr>
+              <w:t>10</w:t>
+            </w:r>
+          </w:p>
+        </w:tc>
+        <w:tc>
+          <w:tcPr>
+            <w:tcW w:w="3245" w:type="dxa"/>
+          </w:tcPr>
+          <w:p>
+            <w:pPr>
+              <w:pStyle w:val="ListParagraph"/>
+              <w:ind w:left="0"/>
+              <w:jc w:val="both"/>
+              <w:rPr>
+                <w:rFonts w:asciiTheme="majorBidi" w:hAnsiTheme="majorBidi" w:cstheme="majorBidi"/>
+                <w:lang w:val="en-US"/>
+              </w:rPr>
+            </w:pPr>
+            <w:r>
+              <w:rPr>
+                <w:rStyle w:val="CodeChar"/>
+              </w:rPr>
+              <w:t>|&gt;</w:t>
+            </w:r>
+            <w:r>
+              <w:rPr>
+                <w:rFonts w:asciiTheme="majorBidi" w:hAnsiTheme="majorBidi" w:cstheme="majorBidi"/>
+                <w:lang w:val="en-US"/>
+              </w:rPr>
+              <w:t xml:space="preserve"> </w:t>
+            </w:r>
+          </w:p>
+        </w:tc>
+        <w:tc>
+          <w:tcPr>
+            <w:tcW w:w="3246" w:type="dxa"/>
+          </w:tcPr>
+          <w:p>
+            <w:pPr>
+              <w:pStyle w:val="ListParagraph"/>
+              <w:ind w:left="0"/>
+              <w:jc w:val="both"/>
+              <w:rPr>
+                <w:rFonts w:asciiTheme="majorBidi" w:hAnsiTheme="majorBidi" w:cstheme="majorBidi"/>
+                <w:lang w:val="en-US"/>
+              </w:rPr>
+            </w:pPr>
+            <w:r>
+              <w:rPr>
+                <w:rFonts w:asciiTheme="majorBidi" w:hAnsiTheme="majorBidi" w:cstheme="majorBidi"/>
+                <w:lang w:val="en-US"/>
+              </w:rPr>
+              <w:t>Pipe</w:t>
+            </w:r>
+          </w:p>
+        </w:tc>
+      </w:tr>
+      <w:tr>
+        <w:tc>
+          <w:tcPr>
+            <w:tcW w:w="3245" w:type="dxa"/>
+          </w:tcPr>
+          <w:p>
+            <w:pPr>
+              <w:pStyle w:val="ListParagraph"/>
+              <w:ind w:left="0"/>
+              <w:jc w:val="both"/>
+              <w:rPr>
+                <w:rFonts w:asciiTheme="majorBidi" w:hAnsiTheme="majorBidi" w:cstheme="majorBidi"/>
+                <w:lang w:val="en-US"/>
+              </w:rPr>
+            </w:pPr>
+            <w:r>
+              <w:rPr>
+                <w:rFonts w:asciiTheme="majorBidi" w:hAnsiTheme="majorBidi" w:cstheme="majorBidi"/>
+                <w:lang w:val="en-US"/>
+              </w:rPr>
+              <w:t>11</w:t>
+            </w:r>
+            <w:r>
+              <w:rPr>
+                <w:rFonts w:asciiTheme="majorBidi" w:hAnsiTheme="majorBidi" w:cstheme="majorBidi"/>
+                <w:lang w:val="en-US"/>
+              </w:rPr>
+              <w:t xml:space="preserve"> (highest)</w:t>
+            </w:r>
+          </w:p>
+        </w:tc>
+        <w:tc>
+          <w:tcPr>
+            <w:tcW w:w="3245" w:type="dxa"/>
+          </w:tcPr>
+          <w:p>
+            <w:pPr>
+              <w:pStyle w:val="ListParagraph"/>
+              <w:ind w:left="0"/>
+              <w:jc w:val="both"/>
+              <w:rPr>
+                <w:rFonts w:asciiTheme="majorBidi" w:hAnsiTheme="majorBidi" w:cstheme="majorBidi"/>
+                <w:lang w:val="en-US"/>
+              </w:rPr>
+            </w:pPr>
+            <w:r>
+              <w:rPr>
+                <w:rStyle w:val="CodeChar"/>
+              </w:rPr>
+              <w:t>()</w:t>
+            </w:r>
+            <w:r>
+              <w:rPr>
+                <w:rFonts w:asciiTheme="majorBidi" w:hAnsiTheme="majorBidi" w:cstheme="majorBidi"/>
+                <w:lang w:val="en-US"/>
+              </w:rPr>
+              <w:t xml:space="preserve">, </w:t>
+            </w:r>
+            <w:r>
+              <w:rPr>
+                <w:rStyle w:val="CodeChar"/>
+              </w:rPr>
+              <w:t>[]</w:t>
+            </w:r>
+            <w:r>
+              <w:rPr>
+                <w:rFonts w:asciiTheme="majorBidi" w:hAnsiTheme="majorBidi" w:cstheme="majorBidi"/>
+                <w:lang w:val="en-US"/>
+              </w:rPr>
+              <w:t xml:space="preserve">, </w:t>
+            </w:r>
+            <w:r>
+              <w:rPr>
+                <w:rStyle w:val="CodeChar"/>
+              </w:rPr>
+              <w:t>.</w:t>
+            </w:r>
+          </w:p>
+        </w:tc>
+        <w:tc>
+          <w:tcPr>
+            <w:tcW w:w="3246" w:type="dxa"/>
+          </w:tcPr>
+          <w:p>
+            <w:pPr>
+              <w:pStyle w:val="ListParagraph"/>
+              <w:ind w:left="0"/>
+              <w:jc w:val="both"/>
+              <w:rPr>
+                <w:rFonts w:asciiTheme="majorBidi" w:hAnsiTheme="majorBidi" w:cstheme="majorBidi"/>
+                <w:lang w:val="en-US"/>
+              </w:rPr>
+            </w:pPr>
+            <w:r>
+              <w:rPr>
+                <w:rFonts w:asciiTheme="majorBidi" w:hAnsiTheme="majorBidi" w:cstheme="majorBidi"/>
+                <w:lang w:val="en-US"/>
+              </w:rPr>
+              <w:t>Call, index, member access</w:t>
+            </w:r>
+          </w:p>
+        </w:tc>
+      </w:tr>
+    </w:tbl>
+    <w:p>
+      <w:pPr>
+        <w:pStyle w:val="ListParagraph"/>
+        <w:ind w:left="846"/>
+        <w:jc w:val="both"/>
+        <w:rPr>
+          <w:rFonts w:asciiTheme="majorBidi" w:hAnsiTheme="majorBidi" w:cstheme="majorBidi"/>
           <w:lang w:val="en-US"/>
         </w:rPr>
       </w:pPr>
@@ -9006,7 +14496,6 @@
           <w:szCs w:val="28"/>
           <w:lang w:val="en-US"/>
         </w:rPr>
-        <w:lastRenderedPageBreak/>
         <w:t>Modules</w:t>
       </w:r>
       <w:bookmarkEnd w:id="35"/>
@@ -9957,6 +15446,7 @@
   <w:style w:type="paragraph" w:default="1" w:styleId="Normal">
     <w:name w:val="Normal"/>
     <w:qFormat/>
+    <w:rsid w:val="000C2C5C"/>
   </w:style>
   <w:style w:type="paragraph" w:styleId="Heading1">
     <w:name w:val="heading 1"/>
@@ -10567,6 +16057,35 @@
       <w:lang w:val="en-US"/>
     </w:rPr>
   </w:style>
+  <w:style w:type="table" w:styleId="TableGrid">
+    <w:name w:val="Table Grid"/>
+    <w:basedOn w:val="TableNormal"/>
+    <w:uiPriority w:val="39"/>
+    <w:rsid w:val="00FF5ADE"/>
+    <w:pPr>
+      <w:spacing w:after="0" w:line="240" w:lineRule="auto"/>
+    </w:pPr>
+    <w:tblPr>
+      <w:tblBorders>
+        <w:top w:val="single" w:sz="4" w:space="0" w:color="auto"/>
+        <w:left w:val="single" w:sz="4" w:space="0" w:color="auto"/>
+        <w:bottom w:val="single" w:sz="4" w:space="0" w:color="auto"/>
+        <w:right w:val="single" w:sz="4" w:space="0" w:color="auto"/>
+        <w:insideH w:val="single" w:sz="4" w:space="0" w:color="auto"/>
+        <w:insideV w:val="single" w:sz="4" w:space="0" w:color="auto"/>
+      </w:tblBorders>
+    </w:tblPr>
+  </w:style>
+  <w:style w:type="character" w:styleId="PlaceholderText">
+    <w:name w:val="Placeholder Text"/>
+    <w:basedOn w:val="DefaultParagraphFont"/>
+    <w:uiPriority w:val="99"/>
+    <w:semiHidden/>
+    <w:rsid w:val="00C01DE4"/>
+    <w:rPr>
+      <w:color w:val="666666"/>
+    </w:rPr>
+  </w:style>
 </w:styles>
 </file>
 

--- a/spec/LSD.docx
+++ b/spec/LSD.docx
@@ -4683,12 +4683,14 @@
         </w:rPr>
         <w:t xml:space="preserve">, </w:t>
       </w:r>
+      <w:proofErr w:type="spellStart"/>
       <w:r>
         <w:rPr>
           <w:rStyle w:val="CodeChar"/>
         </w:rPr>
         <w:t>my_var</w:t>
       </w:r>
+      <w:proofErr w:type="spellEnd"/>
       <w:r>
         <w:rPr>
           <w:rFonts w:asciiTheme="majorBidi" w:hAnsiTheme="majorBidi" w:cstheme="majorBidi"/>
@@ -5145,12 +5147,14 @@
         </w:rPr>
         <w:t xml:space="preserve">, </w:t>
       </w:r>
+      <w:proofErr w:type="spellStart"/>
       <w:r>
         <w:rPr>
           <w:rStyle w:val="CodeChar"/>
         </w:rPr>
         <w:t>NaN</w:t>
       </w:r>
+      <w:proofErr w:type="spellEnd"/>
       <w:r>
         <w:rPr>
           <w:rFonts w:asciiTheme="majorBidi" w:hAnsiTheme="majorBidi" w:cstheme="majorBidi"/>
@@ -5654,7 +5658,15 @@
         <w:pStyle w:val="Code"/>
       </w:pPr>
       <w:r>
-        <w:t>"line one\nline two"</w:t>
+        <w:t>"line one\</w:t>
+      </w:r>
+      <w:proofErr w:type="spellStart"/>
+      <w:r>
+        <w:t>nline</w:t>
+      </w:r>
+      <w:proofErr w:type="spellEnd"/>
+      <w:r>
+        <w:t xml:space="preserve"> two"</w:t>
       </w:r>
     </w:p>
     <w:p>
@@ -5815,7 +5827,15 @@
         <w:pStyle w:val="Code"/>
       </w:pPr>
       <w:r>
-        <w:t>msg = f"Welcome to {name} v{version}"</w:t>
+        <w:t xml:space="preserve">msg = </w:t>
+      </w:r>
+      <w:proofErr w:type="spellStart"/>
+      <w:r>
+        <w:t>f"Welcome</w:t>
+      </w:r>
+      <w:proofErr w:type="spellEnd"/>
+      <w:r>
+        <w:t xml:space="preserve"> to {name} v{version}"</w:t>
       </w:r>
     </w:p>
     <w:p>
@@ -6370,11 +6390,19 @@
         </w:rPr>
         <w:t xml:space="preserve"> Strings are immutable – indexed assignment is a runtime error. The built-in </w:t>
       </w:r>
+      <w:proofErr w:type="spellStart"/>
       <w:r>
         <w:rPr>
           <w:rStyle w:val="CodeChar"/>
         </w:rPr>
-        <w:t>len()</w:t>
+        <w:t>len</w:t>
+      </w:r>
+      <w:proofErr w:type="spellEnd"/>
+      <w:r>
+        <w:rPr>
+          <w:rStyle w:val="CodeChar"/>
+        </w:rPr>
+        <w:t>()</w:t>
       </w:r>
       <w:r>
         <w:rPr>
@@ -6413,7 +6441,15 @@
         <w:pStyle w:val="Code"/>
       </w:pPr>
       <w:r>
-        <w:t>n = len(s)</w:t>
+        <w:t xml:space="preserve">n = </w:t>
+      </w:r>
+      <w:proofErr w:type="spellStart"/>
+      <w:r>
+        <w:t>len</w:t>
+      </w:r>
+      <w:proofErr w:type="spellEnd"/>
+      <w:r>
+        <w:t>(s)</w:t>
       </w:r>
     </w:p>
     <w:p>
@@ -6786,12 +6822,14 @@
         </w:rPr>
         <w:t xml:space="preserve"> value is a runtime </w:t>
       </w:r>
+      <w:proofErr w:type="spellStart"/>
       <w:r>
         <w:rPr>
           <w:rStyle w:val="CodeChar"/>
         </w:rPr>
         <w:t>AttributeError</w:t>
       </w:r>
+      <w:proofErr w:type="spellEnd"/>
       <w:r>
         <w:rPr>
           <w:rFonts w:asciiTheme="majorBidi" w:hAnsiTheme="majorBidi" w:cstheme="majorBidi"/>
@@ -6914,11 +6952,19 @@
         </w:rPr>
         <w:t xml:space="preserve">The List type represents ordered, mutable sequence of values. Lists are written using square bracket syntax with comma-separated elements. Elements can be of any type and a single list can contain values of mixed types. Lists are zero-indexed and support negative indexing from the end. The built in </w:t>
       </w:r>
+      <w:proofErr w:type="spellStart"/>
       <w:r>
         <w:rPr>
           <w:rStyle w:val="CodeChar"/>
         </w:rPr>
-        <w:t>len()</w:t>
+        <w:t>len</w:t>
+      </w:r>
+      <w:proofErr w:type="spellEnd"/>
+      <w:r>
+        <w:rPr>
+          <w:rStyle w:val="CodeChar"/>
+        </w:rPr>
+        <w:t>()</w:t>
       </w:r>
       <w:r>
         <w:rPr>
@@ -6932,9 +6978,14 @@
       <w:pPr>
         <w:pStyle w:val="Code"/>
       </w:pPr>
+      <w:proofErr w:type="spellStart"/>
       <w:r>
         <w:lastRenderedPageBreak/>
-        <w:t>nums = [1, 2, 3, 4, 5]</w:t>
+        <w:t>nums</w:t>
+      </w:r>
+      <w:proofErr w:type="spellEnd"/>
+      <w:r>
+        <w:t xml:space="preserve"> = [1, 2, 3, 4, 5]</w:t>
       </w:r>
     </w:p>
     <w:p>
@@ -6950,23 +7001,44 @@
         <w:pStyle w:val="Code"/>
       </w:pPr>
       <w:r>
-        <w:t>first = nums[0]</w:t>
-      </w:r>
-    </w:p>
-    <w:p>
-      <w:pPr>
-        <w:pStyle w:val="Code"/>
-      </w:pPr>
-      <w:r>
-        <w:t>last = nums[-1]</w:t>
-      </w:r>
-    </w:p>
-    <w:p>
-      <w:pPr>
-        <w:pStyle w:val="Code"/>
-      </w:pPr>
-      <w:r>
-        <w:t>nums[0] = 99</w:t>
+        <w:t xml:space="preserve">first = </w:t>
+      </w:r>
+      <w:proofErr w:type="spellStart"/>
+      <w:r>
+        <w:t>nums</w:t>
+      </w:r>
+      <w:proofErr w:type="spellEnd"/>
+      <w:r>
+        <w:t>[0]</w:t>
+      </w:r>
+    </w:p>
+    <w:p>
+      <w:pPr>
+        <w:pStyle w:val="Code"/>
+      </w:pPr>
+      <w:r>
+        <w:t xml:space="preserve">last = </w:t>
+      </w:r>
+      <w:proofErr w:type="spellStart"/>
+      <w:r>
+        <w:t>nums</w:t>
+      </w:r>
+      <w:proofErr w:type="spellEnd"/>
+      <w:r>
+        <w:t>[-1]</w:t>
+      </w:r>
+    </w:p>
+    <w:p>
+      <w:pPr>
+        <w:pStyle w:val="Code"/>
+      </w:pPr>
+      <w:proofErr w:type="spellStart"/>
+      <w:r>
+        <w:t>nums</w:t>
+      </w:r>
+      <w:proofErr w:type="spellEnd"/>
+      <w:r>
+        <w:t>[0] = 99</w:t>
       </w:r>
     </w:p>
     <w:p>
@@ -7022,12 +7094,14 @@
         </w:rPr>
         <w:t xml:space="preserve">The Dict type represents mutable mappings from keys to values. Dict literals are written using curly brace syntax with comma-separated key-value pairs separated by colons. Keys must be strings, numbers, or boolean – any hashable Pulse value. Values can be of any type. Dict access uses square bracket syntax, and assigning to a key that does not exist create a new entry. Accessing a key that does not exist raises a </w:t>
       </w:r>
+      <w:proofErr w:type="spellStart"/>
       <w:r>
         <w:rPr>
           <w:rStyle w:val="CodeChar"/>
         </w:rPr>
         <w:t>KeyError</w:t>
       </w:r>
+      <w:proofErr w:type="spellEnd"/>
       <w:r>
         <w:rPr>
           <w:rFonts w:asciiTheme="majorBidi" w:hAnsiTheme="majorBidi" w:cstheme="majorBidi"/>
@@ -7326,23 +7400,47 @@
         <w:pStyle w:val="Code"/>
       </w:pPr>
       <w:r>
-        <w:t>print(m.shape)</w:t>
-      </w:r>
-    </w:p>
-    <w:p>
-      <w:pPr>
-        <w:pStyle w:val="Code"/>
-      </w:pPr>
-      <w:r>
-        <w:t>print(m.T)</w:t>
-      </w:r>
-    </w:p>
-    <w:p>
-      <w:pPr>
-        <w:pStyle w:val="Code"/>
-      </w:pPr>
-      <w:r>
-        <w:t>print(v.mean())</w:t>
+        <w:t>print(</w:t>
+      </w:r>
+      <w:proofErr w:type="spellStart"/>
+      <w:r>
+        <w:t>m.shape</w:t>
+      </w:r>
+      <w:proofErr w:type="spellEnd"/>
+      <w:r>
+        <w:t>)</w:t>
+      </w:r>
+    </w:p>
+    <w:p>
+      <w:pPr>
+        <w:pStyle w:val="Code"/>
+      </w:pPr>
+      <w:r>
+        <w:t>print(</w:t>
+      </w:r>
+      <w:proofErr w:type="spellStart"/>
+      <w:r>
+        <w:t>m.T</w:t>
+      </w:r>
+      <w:proofErr w:type="spellEnd"/>
+      <w:r>
+        <w:t>)</w:t>
+      </w:r>
+    </w:p>
+    <w:p>
+      <w:pPr>
+        <w:pStyle w:val="Code"/>
+      </w:pPr>
+      <w:r>
+        <w:t>print(</w:t>
+      </w:r>
+      <w:proofErr w:type="spellStart"/>
+      <w:r>
+        <w:t>v.mean</w:t>
+      </w:r>
+      <w:proofErr w:type="spellEnd"/>
+      <w:r>
+        <w:t>())</w:t>
       </w:r>
     </w:p>
     <w:p>
@@ -7564,15 +7662,31 @@
         <w:pStyle w:val="Code"/>
       </w:pPr>
       <w:r>
-        <w:t xml:space="preserve">        self.x = x</w:t>
-      </w:r>
-    </w:p>
-    <w:p>
-      <w:pPr>
-        <w:pStyle w:val="Code"/>
-      </w:pPr>
-      <w:r>
-        <w:t xml:space="preserve">        self.y = y</w:t>
+        <w:t xml:space="preserve">        </w:t>
+      </w:r>
+      <w:proofErr w:type="spellStart"/>
+      <w:r>
+        <w:t>self.x</w:t>
+      </w:r>
+      <w:proofErr w:type="spellEnd"/>
+      <w:r>
+        <w:t xml:space="preserve"> = x</w:t>
+      </w:r>
+    </w:p>
+    <w:p>
+      <w:pPr>
+        <w:pStyle w:val="Code"/>
+      </w:pPr>
+      <w:r>
+        <w:t xml:space="preserve">        </w:t>
+      </w:r>
+      <w:proofErr w:type="spellStart"/>
+      <w:r>
+        <w:t>self.y</w:t>
+      </w:r>
+      <w:proofErr w:type="spellEnd"/>
+      <w:r>
+        <w:t xml:space="preserve"> = y</w:t>
       </w:r>
     </w:p>
     <w:p>
@@ -7593,7 +7707,15 @@
         <w:pStyle w:val="Code"/>
       </w:pPr>
       <w:r>
-        <w:t>print(p.x)</w:t>
+        <w:t>print(</w:t>
+      </w:r>
+      <w:proofErr w:type="spellStart"/>
+      <w:r>
+        <w:t>p.x</w:t>
+      </w:r>
+      <w:proofErr w:type="spellEnd"/>
+      <w:r>
+        <w:t>)</w:t>
       </w:r>
     </w:p>
     <w:p>
@@ -7714,11 +7836,19 @@
         </w:rPr>
         <w:t xml:space="preserve">, and </w:t>
       </w:r>
+      <w:proofErr w:type="spellStart"/>
       <w:r>
         <w:rPr>
           <w:rStyle w:val="CodeChar"/>
         </w:rPr>
-        <w:t>is_trained()</w:t>
+        <w:t>is_trained</w:t>
+      </w:r>
+      <w:proofErr w:type="spellEnd"/>
+      <w:r>
+        <w:rPr>
+          <w:rStyle w:val="CodeChar"/>
+        </w:rPr>
+        <w:t>()</w:t>
       </w:r>
       <w:r>
         <w:rPr>
@@ -7747,31 +7877,89 @@
         <w:pStyle w:val="Code"/>
       </w:pPr>
       <w:r>
-        <w:t>model = models.LinearRegression()</w:t>
-      </w:r>
-    </w:p>
-    <w:p>
-      <w:pPr>
-        <w:pStyle w:val="Code"/>
-      </w:pPr>
-      <w:r>
-        <w:t>model.train(X_train, y_train)</w:t>
-      </w:r>
-    </w:p>
-    <w:p>
-      <w:pPr>
-        <w:pStyle w:val="Code"/>
-      </w:pPr>
-      <w:r>
-        <w:t>print(model.score(X_test, y_test))</w:t>
-      </w:r>
-    </w:p>
-    <w:p>
-      <w:pPr>
-        <w:pStyle w:val="Code"/>
-      </w:pPr>
-      <w:r>
-        <w:t>model.explain()</w:t>
+        <w:t xml:space="preserve">model = </w:t>
+      </w:r>
+      <w:proofErr w:type="spellStart"/>
+      <w:r>
+        <w:t>models.LinearRegression</w:t>
+      </w:r>
+      <w:proofErr w:type="spellEnd"/>
+      <w:r>
+        <w:t>()</w:t>
+      </w:r>
+    </w:p>
+    <w:p>
+      <w:pPr>
+        <w:pStyle w:val="Code"/>
+      </w:pPr>
+      <w:proofErr w:type="spellStart"/>
+      <w:r>
+        <w:t>model.train</w:t>
+      </w:r>
+      <w:proofErr w:type="spellEnd"/>
+      <w:r>
+        <w:t>(</w:t>
+      </w:r>
+      <w:proofErr w:type="spellStart"/>
+      <w:r>
+        <w:t>X_train</w:t>
+      </w:r>
+      <w:proofErr w:type="spellEnd"/>
+      <w:r>
+        <w:t xml:space="preserve">, </w:t>
+      </w:r>
+      <w:proofErr w:type="spellStart"/>
+      <w:r>
+        <w:t>y_train</w:t>
+      </w:r>
+      <w:proofErr w:type="spellEnd"/>
+      <w:r>
+        <w:t>)</w:t>
+      </w:r>
+    </w:p>
+    <w:p>
+      <w:pPr>
+        <w:pStyle w:val="Code"/>
+      </w:pPr>
+      <w:r>
+        <w:t>print(</w:t>
+      </w:r>
+      <w:proofErr w:type="spellStart"/>
+      <w:r>
+        <w:t>model.score</w:t>
+      </w:r>
+      <w:proofErr w:type="spellEnd"/>
+      <w:r>
+        <w:t>(</w:t>
+      </w:r>
+      <w:proofErr w:type="spellStart"/>
+      <w:r>
+        <w:t>X_test</w:t>
+      </w:r>
+      <w:proofErr w:type="spellEnd"/>
+      <w:r>
+        <w:t xml:space="preserve">, </w:t>
+      </w:r>
+      <w:proofErr w:type="spellStart"/>
+      <w:r>
+        <w:t>y_test</w:t>
+      </w:r>
+      <w:proofErr w:type="spellEnd"/>
+      <w:r>
+        <w:t>))</w:t>
+      </w:r>
+    </w:p>
+    <w:p>
+      <w:pPr>
+        <w:pStyle w:val="Code"/>
+      </w:pPr>
+      <w:proofErr w:type="spellStart"/>
+      <w:r>
+        <w:t>model.explain</w:t>
+      </w:r>
+      <w:proofErr w:type="spellEnd"/>
+      <w:r>
+        <w:t>()</w:t>
       </w:r>
     </w:p>
     <w:p>
@@ -7970,39 +8158,70 @@
         <w:pStyle w:val="Code"/>
       </w:pPr>
       <w:r>
-        <w:t>ds = datasets.iris()</w:t>
-      </w:r>
-    </w:p>
-    <w:p>
-      <w:pPr>
-        <w:pStyle w:val="Code"/>
-      </w:pPr>
-      <w:r>
-        <w:t>ds.describe()</w:t>
-      </w:r>
-    </w:p>
-    <w:p>
-      <w:pPr>
-        <w:pStyle w:val="Code"/>
-      </w:pPr>
-      <w:r>
-        <w:t>split = ds.shuffle(42).normalize("standard").split(0.8)</w:t>
-      </w:r>
-    </w:p>
-    <w:p>
-      <w:pPr>
-        <w:pStyle w:val="Code"/>
-      </w:pPr>
-      <w:r>
-        <w:t>X_train = split["train"].features()</w:t>
-      </w:r>
-    </w:p>
-    <w:p>
-      <w:pPr>
-        <w:pStyle w:val="Code"/>
-      </w:pPr>
-      <w:r>
-        <w:t>y_train = split["train"].labels()</w:t>
+        <w:t xml:space="preserve">ds = </w:t>
+      </w:r>
+      <w:proofErr w:type="spellStart"/>
+      <w:r>
+        <w:t>datasets.iris</w:t>
+      </w:r>
+      <w:proofErr w:type="spellEnd"/>
+      <w:r>
+        <w:t>()</w:t>
+      </w:r>
+    </w:p>
+    <w:p>
+      <w:pPr>
+        <w:pStyle w:val="Code"/>
+      </w:pPr>
+      <w:proofErr w:type="spellStart"/>
+      <w:r>
+        <w:t>ds.describe</w:t>
+      </w:r>
+      <w:proofErr w:type="spellEnd"/>
+      <w:r>
+        <w:t>()</w:t>
+      </w:r>
+    </w:p>
+    <w:p>
+      <w:pPr>
+        <w:pStyle w:val="Code"/>
+      </w:pPr>
+      <w:r>
+        <w:t xml:space="preserve">split = </w:t>
+      </w:r>
+      <w:proofErr w:type="spellStart"/>
+      <w:r>
+        <w:t>ds.shuffle</w:t>
+      </w:r>
+      <w:proofErr w:type="spellEnd"/>
+      <w:r>
+        <w:t>(42).normalize("standard").split(0.8)</w:t>
+      </w:r>
+    </w:p>
+    <w:p>
+      <w:pPr>
+        <w:pStyle w:val="Code"/>
+      </w:pPr>
+      <w:proofErr w:type="spellStart"/>
+      <w:r>
+        <w:t>X_train</w:t>
+      </w:r>
+      <w:proofErr w:type="spellEnd"/>
+      <w:r>
+        <w:t xml:space="preserve"> = split["train"].features()</w:t>
+      </w:r>
+    </w:p>
+    <w:p>
+      <w:pPr>
+        <w:pStyle w:val="Code"/>
+      </w:pPr>
+      <w:proofErr w:type="spellStart"/>
+      <w:r>
+        <w:t>y_train</w:t>
+      </w:r>
+      <w:proofErr w:type="spellEnd"/>
+      <w:r>
+        <w:t xml:space="preserve"> = split["train"].labels()</w:t>
       </w:r>
     </w:p>
     <w:p>
@@ -8137,12 +8356,14 @@
         </w:rPr>
         <w:t xml:space="preserve">Arithmetic operators work on Number values. Applying an arithmetic operator to a non-numeric value raises a </w:t>
       </w:r>
+      <w:proofErr w:type="spellStart"/>
       <w:r>
         <w:rPr>
           <w:rStyle w:val="CodeChar"/>
         </w:rPr>
         <w:t>TypeError</w:t>
       </w:r>
+      <w:proofErr w:type="spellEnd"/>
       <w:r>
         <w:rPr>
           <w:rFonts w:asciiTheme="majorBidi" w:hAnsiTheme="majorBidi" w:cstheme="majorBidi"/>
@@ -8919,6 +9140,97 @@
           </w:p>
         </w:tc>
       </w:tr>
+      <w:tr>
+        <w:tc>
+          <w:tcPr>
+            <w:tcW w:w="1984" w:type="dxa"/>
+          </w:tcPr>
+          <w:p>
+            <w:pPr>
+              <w:pStyle w:val="ListParagraph"/>
+              <w:ind w:left="0"/>
+              <w:jc w:val="both"/>
+              <w:rPr>
+                <w:rStyle w:val="CodeChar"/>
+              </w:rPr>
+            </w:pPr>
+            <w:r>
+              <w:rPr>
+                <w:rStyle w:val="CodeChar"/>
+              </w:rPr>
+              <w:t>**</w:t>
+            </w:r>
+          </w:p>
+        </w:tc>
+        <w:tc>
+          <w:tcPr>
+            <w:tcW w:w="3402" w:type="dxa"/>
+          </w:tcPr>
+          <w:p>
+            <w:pPr>
+              <w:pStyle w:val="ListParagraph"/>
+              <w:ind w:left="0"/>
+              <w:jc w:val="both"/>
+              <w:rPr>
+                <w:rFonts w:asciiTheme="majorBidi" w:hAnsiTheme="majorBidi" w:cstheme="majorBidi"/>
+                <w:lang w:val="en-US"/>
+              </w:rPr>
+            </w:pPr>
+            <w:r>
+              <w:rPr>
+                <w:rFonts w:asciiTheme="majorBidi" w:hAnsiTheme="majorBidi" w:cstheme="majorBidi"/>
+                <w:lang w:val="en-US"/>
+              </w:rPr>
+              <w:t>Exponentiation</w:t>
+            </w:r>
+          </w:p>
+        </w:tc>
+        <w:tc>
+          <w:tcPr>
+            <w:tcW w:w="3504" w:type="dxa"/>
+          </w:tcPr>
+          <w:p>
+            <w:pPr>
+              <w:pStyle w:val="ListParagraph"/>
+              <w:ind w:left="0"/>
+              <w:jc w:val="both"/>
+              <w:rPr>
+                <w:rStyle w:val="CodeChar"/>
+              </w:rPr>
+            </w:pPr>
+            <w:r>
+              <w:rPr>
+                <w:rStyle w:val="CodeChar"/>
+              </w:rPr>
+              <w:t>2 ** 10</w:t>
+            </w:r>
+            <w:r>
+              <w:t xml:space="preserve"> </w:t>
+            </w:r>
+            <m:oMath>
+              <m:r>
+                <m:rPr>
+                  <m:sty m:val="p"/>
+                </m:rPr>
+                <w:rPr>
+                  <w:rFonts w:ascii="Cambria Math" w:hAnsi="Cambria Math"/>
+                </w:rPr>
+                <m:t>→</m:t>
+              </m:r>
+            </m:oMath>
+            <w:r>
+              <w:t xml:space="preserve"> </w:t>
+            </w:r>
+            <w:r>
+              <w:rPr>
+                <w:rStyle w:val="CodeChar"/>
+                <w:rFonts w:eastAsiaTheme="minorEastAsia"/>
+              </w:rPr>
+              <w:t>1024</w:t>
+            </w:r>
+          </w:p>
+        </w:tc>
+      </w:tr>
     </w:tbl>
     <w:p>
       <w:pPr>
@@ -9041,12 +9353,14 @@
         </w:rPr>
         <w:t xml:space="preserve">Comparison operators compare two values and return a Boolean result. Numeric comparisons follow standard mathematical ordering. String comparisons follow lexicographic ordering. Comparing values of incompatible types raises a </w:t>
       </w:r>
+      <w:proofErr w:type="spellStart"/>
       <w:r>
         <w:rPr>
           <w:rStyle w:val="CodeChar"/>
         </w:rPr>
         <w:t>TypeError</w:t>
       </w:r>
+      <w:proofErr w:type="spellEnd"/>
       <w:r>
         <w:rPr>
           <w:rFonts w:asciiTheme="majorBidi" w:hAnsiTheme="majorBidi" w:cstheme="majorBidi"/>
@@ -10177,7 +10491,23 @@
           <w:rFonts w:asciiTheme="majorBidi" w:hAnsiTheme="majorBidi" w:cstheme="majorBidi"/>
           <w:lang w:val="en-US"/>
         </w:rPr>
-        <w:t xml:space="preserve"> and </w:t>
+        <w:t xml:space="preserve"> </w:t>
+      </w:r>
+      <w:proofErr w:type="spellStart"/>
+      <w:r>
+        <w:rPr>
+          <w:rFonts w:asciiTheme="majorBidi" w:hAnsiTheme="majorBidi" w:cstheme="majorBidi"/>
+          <w:lang w:val="en-US"/>
+        </w:rPr>
+        <w:t>and</w:t>
+      </w:r>
+      <w:proofErr w:type="spellEnd"/>
+      <w:r>
+        <w:rPr>
+          <w:rFonts w:asciiTheme="majorBidi" w:hAnsiTheme="majorBidi" w:cstheme="majorBidi"/>
+          <w:lang w:val="en-US"/>
+        </w:rPr>
+        <w:t xml:space="preserve"> </w:t>
       </w:r>
       <w:r>
         <w:rPr>
@@ -10405,6 +10735,7 @@
               </w:rPr>
               <w:t xml:space="preserve"> </w:t>
             </w:r>
+            <w:proofErr w:type="spellStart"/>
             <w:r>
               <w:rPr>
                 <w:rFonts w:ascii="Consolas" w:hAnsi="Consolas" w:cstheme="majorBidi"/>
@@ -10414,6 +10745,7 @@
               </w:rPr>
               <w:t>False</w:t>
             </w:r>
+            <w:proofErr w:type="spellEnd"/>
           </w:p>
         </w:tc>
       </w:tr>
@@ -10519,6 +10851,7 @@
               </w:rPr>
               <w:t xml:space="preserve"> </w:t>
             </w:r>
+            <w:proofErr w:type="spellStart"/>
             <w:r>
               <w:rPr>
                 <w:rFonts w:ascii="Consolas" w:hAnsi="Consolas" w:cstheme="majorBidi"/>
@@ -10528,6 +10861,7 @@
               </w:rPr>
               <w:t>True</w:t>
             </w:r>
+            <w:proofErr w:type="spellEnd"/>
           </w:p>
         </w:tc>
       </w:tr>
@@ -13095,14 +13429,14 @@
         <w:tblLook w:val="04A0" w:firstRow="1" w:lastRow="0" w:firstColumn="1" w:lastColumn="0" w:noHBand="0" w:noVBand="1"/>
       </w:tblPr>
       <w:tblGrid>
-        <w:gridCol w:w="2945"/>
-        <w:gridCol w:w="2947"/>
-        <w:gridCol w:w="2998"/>
+        <w:gridCol w:w="2126"/>
+        <w:gridCol w:w="3119"/>
+        <w:gridCol w:w="3645"/>
       </w:tblGrid>
       <w:tr>
         <w:tc>
           <w:tcPr>
-            <w:tcW w:w="3245" w:type="dxa"/>
+            <w:tcW w:w="2126" w:type="dxa"/>
           </w:tcPr>
           <w:p>
             <w:pPr>
@@ -13125,7 +13459,7 @@
         </w:tc>
         <w:tc>
           <w:tcPr>
-            <w:tcW w:w="3245" w:type="dxa"/>
+            <w:tcW w:w="3119" w:type="dxa"/>
           </w:tcPr>
           <w:p>
             <w:pPr>
@@ -13148,7 +13482,7 @@
         </w:tc>
         <w:tc>
           <w:tcPr>
-            <w:tcW w:w="3246" w:type="dxa"/>
+            <w:tcW w:w="3645" w:type="dxa"/>
           </w:tcPr>
           <w:p>
             <w:pPr>
@@ -13173,7 +13507,7 @@
       <w:tr>
         <w:tc>
           <w:tcPr>
-            <w:tcW w:w="3245" w:type="dxa"/>
+            <w:tcW w:w="2126" w:type="dxa"/>
           </w:tcPr>
           <w:p>
             <w:pPr>
@@ -13196,7 +13530,7 @@
         </w:tc>
         <w:tc>
           <w:tcPr>
-            <w:tcW w:w="3245" w:type="dxa"/>
+            <w:tcW w:w="3119" w:type="dxa"/>
           </w:tcPr>
           <w:p>
             <w:pPr>
@@ -13225,7 +13559,7 @@
         </w:tc>
         <w:tc>
           <w:tcPr>
-            <w:tcW w:w="3246" w:type="dxa"/>
+            <w:tcW w:w="3645" w:type="dxa"/>
           </w:tcPr>
           <w:p>
             <w:pPr>
@@ -13250,7 +13584,7 @@
       <w:tr>
         <w:tc>
           <w:tcPr>
-            <w:tcW w:w="3245" w:type="dxa"/>
+            <w:tcW w:w="2126" w:type="dxa"/>
           </w:tcPr>
           <w:p>
             <w:pPr>
@@ -13273,7 +13607,7 @@
         </w:tc>
         <w:tc>
           <w:tcPr>
-            <w:tcW w:w="3245" w:type="dxa"/>
+            <w:tcW w:w="3119" w:type="dxa"/>
           </w:tcPr>
           <w:p>
             <w:pPr>
@@ -13302,7 +13636,7 @@
         </w:tc>
         <w:tc>
           <w:tcPr>
-            <w:tcW w:w="3246" w:type="dxa"/>
+            <w:tcW w:w="3645" w:type="dxa"/>
           </w:tcPr>
           <w:p>
             <w:pPr>
@@ -13327,7 +13661,7 @@
       <w:tr>
         <w:tc>
           <w:tcPr>
-            <w:tcW w:w="3245" w:type="dxa"/>
+            <w:tcW w:w="2126" w:type="dxa"/>
           </w:tcPr>
           <w:p>
             <w:pPr>
@@ -13350,7 +13684,7 @@
         </w:tc>
         <w:tc>
           <w:tcPr>
-            <w:tcW w:w="3245" w:type="dxa"/>
+            <w:tcW w:w="3119" w:type="dxa"/>
           </w:tcPr>
           <w:p>
             <w:pPr>
@@ -13379,7 +13713,7 @@
         </w:tc>
         <w:tc>
           <w:tcPr>
-            <w:tcW w:w="3246" w:type="dxa"/>
+            <w:tcW w:w="3645" w:type="dxa"/>
           </w:tcPr>
           <w:p>
             <w:pPr>
@@ -13404,7 +13738,7 @@
       <w:tr>
         <w:tc>
           <w:tcPr>
-            <w:tcW w:w="3245" w:type="dxa"/>
+            <w:tcW w:w="2126" w:type="dxa"/>
           </w:tcPr>
           <w:p>
             <w:pPr>
@@ -13427,7 +13761,7 @@
         </w:tc>
         <w:tc>
           <w:tcPr>
-            <w:tcW w:w="3245" w:type="dxa"/>
+            <w:tcW w:w="3119" w:type="dxa"/>
           </w:tcPr>
           <w:p>
             <w:pPr>
@@ -13488,7 +13822,7 @@
         </w:tc>
         <w:tc>
           <w:tcPr>
-            <w:tcW w:w="3246" w:type="dxa"/>
+            <w:tcW w:w="3645" w:type="dxa"/>
           </w:tcPr>
           <w:p>
             <w:pPr>
@@ -13513,7 +13847,7 @@
       <w:tr>
         <w:tc>
           <w:tcPr>
-            <w:tcW w:w="3245" w:type="dxa"/>
+            <w:tcW w:w="2126" w:type="dxa"/>
           </w:tcPr>
           <w:p>
             <w:pPr>
@@ -13536,7 +13870,7 @@
         </w:tc>
         <w:tc>
           <w:tcPr>
-            <w:tcW w:w="3245" w:type="dxa"/>
+            <w:tcW w:w="3119" w:type="dxa"/>
           </w:tcPr>
           <w:p>
             <w:pPr>
@@ -13623,7 +13957,7 @@
         </w:tc>
         <w:tc>
           <w:tcPr>
-            <w:tcW w:w="3246" w:type="dxa"/>
+            <w:tcW w:w="3645" w:type="dxa"/>
           </w:tcPr>
           <w:p>
             <w:pPr>
@@ -13648,7 +13982,7 @@
       <w:tr>
         <w:tc>
           <w:tcPr>
-            <w:tcW w:w="3245" w:type="dxa"/>
+            <w:tcW w:w="2126" w:type="dxa"/>
           </w:tcPr>
           <w:p>
             <w:pPr>
@@ -13671,7 +14005,7 @@
         </w:tc>
         <w:tc>
           <w:tcPr>
-            <w:tcW w:w="3245" w:type="dxa"/>
+            <w:tcW w:w="3119" w:type="dxa"/>
           </w:tcPr>
           <w:p>
             <w:pPr>
@@ -13706,7 +14040,7 @@
         </w:tc>
         <w:tc>
           <w:tcPr>
-            <w:tcW w:w="3246" w:type="dxa"/>
+            <w:tcW w:w="3645" w:type="dxa"/>
           </w:tcPr>
           <w:p>
             <w:pPr>
@@ -13731,7 +14065,7 @@
       <w:tr>
         <w:tc>
           <w:tcPr>
-            <w:tcW w:w="3245" w:type="dxa"/>
+            <w:tcW w:w="2126" w:type="dxa"/>
           </w:tcPr>
           <w:p>
             <w:pPr>
@@ -13754,7 +14088,7 @@
         </w:tc>
         <w:tc>
           <w:tcPr>
-            <w:tcW w:w="3245" w:type="dxa"/>
+            <w:tcW w:w="3119" w:type="dxa"/>
           </w:tcPr>
           <w:p>
             <w:pPr>
@@ -13815,7 +14149,7 @@
         </w:tc>
         <w:tc>
           <w:tcPr>
-            <w:tcW w:w="3246" w:type="dxa"/>
+            <w:tcW w:w="3645" w:type="dxa"/>
           </w:tcPr>
           <w:p>
             <w:pPr>
@@ -13840,7 +14174,7 @@
       <w:tr>
         <w:tc>
           <w:tcPr>
-            <w:tcW w:w="3245" w:type="dxa"/>
+            <w:tcW w:w="2126" w:type="dxa"/>
           </w:tcPr>
           <w:p>
             <w:pPr>
@@ -13863,7 +14197,7 @@
         </w:tc>
         <w:tc>
           <w:tcPr>
-            <w:tcW w:w="3245" w:type="dxa"/>
+            <w:tcW w:w="3119" w:type="dxa"/>
           </w:tcPr>
           <w:p>
             <w:pPr>
@@ -13871,28 +14205,44 @@
               <w:ind w:left="0"/>
               <w:jc w:val="both"/>
               <w:rPr>
-                <w:rFonts w:asciiTheme="majorBidi" w:hAnsiTheme="majorBidi" w:cstheme="majorBidi"/>
-                <w:lang w:val="en-US"/>
+                <w:rStyle w:val="CodeChar"/>
               </w:rPr>
             </w:pPr>
             <w:r>
               <w:rPr>
                 <w:rStyle w:val="CodeChar"/>
               </w:rPr>
-              <w:t>@</w:t>
-            </w:r>
-            <w:r>
-              <w:rPr>
-                <w:rFonts w:asciiTheme="majorBidi" w:hAnsiTheme="majorBidi" w:cstheme="majorBidi"/>
-                <w:lang w:val="en-US"/>
-              </w:rPr>
-              <w:t xml:space="preserve"> </w:t>
+              <w:t>**</w:t>
             </w:r>
           </w:p>
         </w:tc>
         <w:tc>
           <w:tcPr>
-            <w:tcW w:w="3246" w:type="dxa"/>
+            <w:tcW w:w="3645" w:type="dxa"/>
+          </w:tcPr>
+          <w:p>
+            <w:pPr>
+              <w:pStyle w:val="ListParagraph"/>
+              <w:ind w:left="0"/>
+              <w:rPr>
+                <w:rFonts w:asciiTheme="majorBidi" w:hAnsiTheme="majorBidi" w:cstheme="majorBidi"/>
+                <w:lang w:val="en-US"/>
+              </w:rPr>
+            </w:pPr>
+            <w:r>
+              <w:rPr>
+                <w:rFonts w:asciiTheme="majorBidi" w:hAnsiTheme="majorBidi" w:cstheme="majorBidi"/>
+                <w:lang w:val="en-US"/>
+              </w:rPr>
+              <w:t>Exponentiation (right-associative)</w:t>
+            </w:r>
+          </w:p>
+        </w:tc>
+      </w:tr>
+      <w:tr>
+        <w:tc>
+          <w:tcPr>
+            <w:tcW w:w="2126" w:type="dxa"/>
           </w:tcPr>
           <w:p>
             <w:pPr>
@@ -13909,6 +14259,58 @@
                 <w:rFonts w:asciiTheme="majorBidi" w:hAnsiTheme="majorBidi" w:cstheme="majorBidi"/>
                 <w:lang w:val="en-US"/>
               </w:rPr>
+              <w:t>9</w:t>
+            </w:r>
+          </w:p>
+        </w:tc>
+        <w:tc>
+          <w:tcPr>
+            <w:tcW w:w="3119" w:type="dxa"/>
+          </w:tcPr>
+          <w:p>
+            <w:pPr>
+              <w:pStyle w:val="ListParagraph"/>
+              <w:ind w:left="0"/>
+              <w:jc w:val="both"/>
+              <w:rPr>
+                <w:rFonts w:asciiTheme="majorBidi" w:hAnsiTheme="majorBidi" w:cstheme="majorBidi"/>
+                <w:lang w:val="en-US"/>
+              </w:rPr>
+            </w:pPr>
+            <w:r>
+              <w:rPr>
+                <w:rStyle w:val="CodeChar"/>
+              </w:rPr>
+              <w:t>@</w:t>
+            </w:r>
+            <w:r>
+              <w:rPr>
+                <w:rFonts w:asciiTheme="majorBidi" w:hAnsiTheme="majorBidi" w:cstheme="majorBidi"/>
+                <w:lang w:val="en-US"/>
+              </w:rPr>
+              <w:t xml:space="preserve"> </w:t>
+            </w:r>
+          </w:p>
+        </w:tc>
+        <w:tc>
+          <w:tcPr>
+            <w:tcW w:w="3645" w:type="dxa"/>
+          </w:tcPr>
+          <w:p>
+            <w:pPr>
+              <w:pStyle w:val="ListParagraph"/>
+              <w:ind w:left="0"/>
+              <w:jc w:val="both"/>
+              <w:rPr>
+                <w:rFonts w:asciiTheme="majorBidi" w:hAnsiTheme="majorBidi" w:cstheme="majorBidi"/>
+                <w:lang w:val="en-US"/>
+              </w:rPr>
+            </w:pPr>
+            <w:r>
+              <w:rPr>
+                <w:rFonts w:asciiTheme="majorBidi" w:hAnsiTheme="majorBidi" w:cstheme="majorBidi"/>
+                <w:lang w:val="en-US"/>
+              </w:rPr>
               <w:t>Matrix multiplication</w:t>
             </w:r>
           </w:p>
@@ -13917,7 +14319,7 @@
       <w:tr>
         <w:tc>
           <w:tcPr>
-            <w:tcW w:w="3245" w:type="dxa"/>
+            <w:tcW w:w="2126" w:type="dxa"/>
           </w:tcPr>
           <w:p>
             <w:pPr>
@@ -13934,13 +14336,13 @@
                 <w:rFonts w:asciiTheme="majorBidi" w:hAnsiTheme="majorBidi" w:cstheme="majorBidi"/>
                 <w:lang w:val="en-US"/>
               </w:rPr>
-              <w:t>9</w:t>
+              <w:t>10</w:t>
             </w:r>
           </w:p>
         </w:tc>
         <w:tc>
           <w:tcPr>
-            <w:tcW w:w="3245" w:type="dxa"/>
+            <w:tcW w:w="3119" w:type="dxa"/>
           </w:tcPr>
           <w:p>
             <w:pPr>
@@ -13982,7 +14384,7 @@
         </w:tc>
         <w:tc>
           <w:tcPr>
-            <w:tcW w:w="3246" w:type="dxa"/>
+            <w:tcW w:w="3645" w:type="dxa"/>
           </w:tcPr>
           <w:p>
             <w:pPr>
@@ -14007,7 +14409,7 @@
       <w:tr>
         <w:tc>
           <w:tcPr>
-            <w:tcW w:w="3245" w:type="dxa"/>
+            <w:tcW w:w="2126" w:type="dxa"/>
           </w:tcPr>
           <w:p>
             <w:pPr>
@@ -14024,13 +14426,20 @@
                 <w:rFonts w:asciiTheme="majorBidi" w:hAnsiTheme="majorBidi" w:cstheme="majorBidi"/>
                 <w:lang w:val="en-US"/>
               </w:rPr>
-              <w:t>10</w:t>
+              <w:t>1</w:t>
+            </w:r>
+            <w:r>
+              <w:rPr>
+                <w:rFonts w:asciiTheme="majorBidi" w:hAnsiTheme="majorBidi" w:cstheme="majorBidi"/>
+                <w:lang w:val="en-US"/>
+              </w:rPr>
+              <w:t>1</w:t>
             </w:r>
           </w:p>
         </w:tc>
         <w:tc>
           <w:tcPr>
-            <w:tcW w:w="3245" w:type="dxa"/>
+            <w:tcW w:w="3119" w:type="dxa"/>
           </w:tcPr>
           <w:p>
             <w:pPr>
@@ -14059,7 +14468,7 @@
         </w:tc>
         <w:tc>
           <w:tcPr>
-            <w:tcW w:w="3246" w:type="dxa"/>
+            <w:tcW w:w="3645" w:type="dxa"/>
           </w:tcPr>
           <w:p>
             <w:pPr>
@@ -14084,7 +14493,7 @@
       <w:tr>
         <w:tc>
           <w:tcPr>
-            <w:tcW w:w="3245" w:type="dxa"/>
+            <w:tcW w:w="2126" w:type="dxa"/>
           </w:tcPr>
           <w:p>
             <w:pPr>
@@ -14101,7 +14510,14 @@
                 <w:rFonts w:asciiTheme="majorBidi" w:hAnsiTheme="majorBidi" w:cstheme="majorBidi"/>
                 <w:lang w:val="en-US"/>
               </w:rPr>
-              <w:t>11</w:t>
+              <w:t>1</w:t>
+            </w:r>
+            <w:r>
+              <w:rPr>
+                <w:rFonts w:asciiTheme="majorBidi" w:hAnsiTheme="majorBidi" w:cstheme="majorBidi"/>
+                <w:lang w:val="en-US"/>
+              </w:rPr>
+              <w:t>2</w:t>
             </w:r>
             <w:r>
               <w:rPr>
@@ -14114,7 +14530,7 @@
         </w:tc>
         <w:tc>
           <w:tcPr>
-            <w:tcW w:w="3245" w:type="dxa"/>
+            <w:tcW w:w="3119" w:type="dxa"/>
           </w:tcPr>
           <w:p>
             <w:pPr>
@@ -14162,7 +14578,7 @@
         </w:tc>
         <w:tc>
           <w:tcPr>
-            <w:tcW w:w="3246" w:type="dxa"/>
+            <w:tcW w:w="3645" w:type="dxa"/>
           </w:tcPr>
           <w:p>
             <w:pPr>
@@ -14228,25 +14644,3030 @@
     <w:p>
       <w:pPr>
         <w:pStyle w:val="ListParagraph"/>
+        <w:numPr>
+          <w:ilvl w:val="1"/>
+          <w:numId w:val="2"/>
+        </w:numPr>
+        <w:ind w:left="845"/>
+        <w:jc w:val="both"/>
+        <w:outlineLvl w:val="1"/>
+        <w:rPr>
+          <w:rFonts w:asciiTheme="majorBidi" w:hAnsiTheme="majorBidi" w:cstheme="majorBidi"/>
+          <w:lang w:val="en-US"/>
+        </w:rPr>
+      </w:pPr>
+      <w:r>
+        <w:rPr>
+          <w:rFonts w:asciiTheme="majorBidi" w:hAnsiTheme="majorBidi" w:cstheme="majorBidi"/>
+          <w:lang w:val="en-US"/>
+        </w:rPr>
+        <w:t>Overview</w:t>
+      </w:r>
+    </w:p>
+    <w:p>
+      <w:pPr>
+        <w:pStyle w:val="ListParagraph"/>
+        <w:ind w:left="846"/>
+        <w:jc w:val="both"/>
+        <w:rPr>
+          <w:rFonts w:asciiTheme="majorBidi" w:hAnsiTheme="majorBidi" w:cstheme="majorBidi"/>
+          <w:lang w:val="en-US"/>
+        </w:rPr>
+      </w:pPr>
+      <w:r>
+        <w:rPr>
+          <w:rFonts w:asciiTheme="majorBidi" w:hAnsiTheme="majorBidi" w:cstheme="majorBidi"/>
+          <w:lang w:val="en-US"/>
+        </w:rPr>
+        <w:t>An expression is any construct that evaluated to a value at runtime. Pulse supports a rich set of expressions forms including literals, variable references, arithmetic and logical operations, function calls, member access, indexing, list comprehensions, ternary expressions, lambda expressions, and the pipe operator. Every expression produces a value of one of the runtime types defined in Section 3. Expressions can be nested arbitrarily, any expression can appear as a subexpression of another expression, subject to the precedence rules defined in Section 4.</w:t>
+      </w:r>
+    </w:p>
+    <w:p>
+      <w:pPr>
+        <w:pStyle w:val="ListParagraph"/>
+        <w:ind w:left="846"/>
+        <w:jc w:val="both"/>
+        <w:rPr>
+          <w:rFonts w:asciiTheme="majorBidi" w:hAnsiTheme="majorBidi" w:cstheme="majorBidi"/>
+          <w:lang w:val="en-US"/>
+        </w:rPr>
+      </w:pPr>
+    </w:p>
+    <w:p>
+      <w:pPr>
+        <w:pStyle w:val="ListParagraph"/>
+        <w:numPr>
+          <w:ilvl w:val="1"/>
+          <w:numId w:val="2"/>
+        </w:numPr>
+        <w:ind w:left="845"/>
+        <w:jc w:val="both"/>
+        <w:outlineLvl w:val="1"/>
+        <w:rPr>
+          <w:rFonts w:asciiTheme="majorBidi" w:hAnsiTheme="majorBidi" w:cstheme="majorBidi"/>
+          <w:lang w:val="en-US"/>
+        </w:rPr>
+      </w:pPr>
+      <w:r>
+        <w:rPr>
+          <w:rFonts w:asciiTheme="majorBidi" w:hAnsiTheme="majorBidi" w:cstheme="majorBidi"/>
+          <w:lang w:val="en-US"/>
+        </w:rPr>
+        <w:t>Literal Expressions</w:t>
+      </w:r>
+    </w:p>
+    <w:p>
+      <w:pPr>
+        <w:pStyle w:val="ListParagraph"/>
+        <w:ind w:left="846"/>
+        <w:jc w:val="both"/>
+        <w:rPr>
+          <w:rFonts w:asciiTheme="majorBidi" w:hAnsiTheme="majorBidi" w:cstheme="majorBidi"/>
+          <w:lang w:val="en-US"/>
+        </w:rPr>
+      </w:pPr>
+      <w:r>
+        <w:rPr>
+          <w:rFonts w:asciiTheme="majorBidi" w:hAnsiTheme="majorBidi" w:cstheme="majorBidi"/>
+          <w:lang w:val="en-US"/>
+        </w:rPr>
+        <w:t>Literal expressions produce a fixed value directly from source code. The literal forms supported by Pulse are numeric literals, string literals, f-string literals, boolean literals, the null literal, list literals, dict literals, and tensor literals. Each literal form is described in detail in Section 2 and produces a value of its corresponding runtime type.</w:t>
+      </w:r>
+    </w:p>
+    <w:p>
+      <w:pPr>
+        <w:pStyle w:val="Code"/>
+      </w:pPr>
+      <w:r>
+        <w:t>42</w:t>
+      </w:r>
+      <w:r>
+        <w:tab/>
+      </w:r>
+      <w:r>
+        <w:tab/>
+      </w:r>
+      <w:r>
+        <w:tab/>
+        <w:t># Number</w:t>
+      </w:r>
+    </w:p>
+    <w:p>
+      <w:pPr>
+        <w:pStyle w:val="Code"/>
+      </w:pPr>
+      <w:r>
+        <w:t>"hello"</w:t>
+      </w:r>
+      <w:r>
+        <w:tab/>
+      </w:r>
+      <w:r>
+        <w:tab/>
+        <w:t># String</w:t>
+      </w:r>
+    </w:p>
+    <w:p>
+      <w:pPr>
+        <w:pStyle w:val="Code"/>
+      </w:pPr>
+      <w:proofErr w:type="spellStart"/>
+      <w:r>
+        <w:t>f"value</w:t>
+      </w:r>
+      <w:proofErr w:type="spellEnd"/>
+      <w:r>
+        <w:t xml:space="preserve"> if {x}"</w:t>
+      </w:r>
+      <w:r>
+        <w:tab/>
+        <w:t># String (interpolated)</w:t>
+      </w:r>
+    </w:p>
+    <w:p>
+      <w:pPr>
+        <w:pStyle w:val="Code"/>
+      </w:pPr>
+      <w:r>
+        <w:t>True</w:t>
+      </w:r>
+      <w:r>
+        <w:tab/>
+      </w:r>
+      <w:r>
+        <w:tab/>
+      </w:r>
+      <w:r>
+        <w:tab/>
+        <w:t># Boolean</w:t>
+      </w:r>
+    </w:p>
+    <w:p>
+      <w:pPr>
+        <w:pStyle w:val="Code"/>
+      </w:pPr>
+      <w:r>
+        <w:t>null</w:t>
+      </w:r>
+      <w:r>
+        <w:tab/>
+      </w:r>
+      <w:r>
+        <w:tab/>
+      </w:r>
+      <w:r>
+        <w:tab/>
+        <w:t># Null</w:t>
+      </w:r>
+    </w:p>
+    <w:p>
+      <w:pPr>
+        <w:pStyle w:val="Code"/>
+      </w:pPr>
+      <w:r>
+        <w:t>[1, 2, 3]</w:t>
+      </w:r>
+      <w:r>
+        <w:tab/>
+      </w:r>
+      <w:r>
+        <w:tab/>
+        <w:t># List</w:t>
+      </w:r>
+    </w:p>
+    <w:p>
+      <w:pPr>
+        <w:pStyle w:val="Code"/>
+      </w:pPr>
+      <w:r>
+        <w:t>{"key": "value"}</w:t>
+      </w:r>
+      <w:r>
+        <w:tab/>
+        <w:t># Dict</w:t>
+      </w:r>
+    </w:p>
+    <w:p>
+      <w:pPr>
+        <w:pStyle w:val="Code"/>
+      </w:pPr>
+      <w:r>
+        <w:t>@[1.0, 2.0, 3.0]</w:t>
+      </w:r>
+      <w:r>
+        <w:tab/>
+        <w:t># Tensor</w:t>
+      </w:r>
+    </w:p>
+    <w:p>
+      <w:pPr>
+        <w:pStyle w:val="ListParagraph"/>
+        <w:ind w:left="846"/>
+        <w:jc w:val="both"/>
+        <w:rPr>
+          <w:rFonts w:asciiTheme="majorBidi" w:hAnsiTheme="majorBidi" w:cstheme="majorBidi"/>
+          <w:lang w:val="en-US"/>
+        </w:rPr>
+      </w:pPr>
+    </w:p>
+    <w:p>
+      <w:pPr>
+        <w:pStyle w:val="ListParagraph"/>
+        <w:numPr>
+          <w:ilvl w:val="1"/>
+          <w:numId w:val="2"/>
+        </w:numPr>
+        <w:ind w:left="845"/>
+        <w:jc w:val="both"/>
+        <w:outlineLvl w:val="1"/>
+        <w:rPr>
+          <w:rFonts w:asciiTheme="majorBidi" w:hAnsiTheme="majorBidi" w:cstheme="majorBidi"/>
+          <w:lang w:val="en-US"/>
+        </w:rPr>
+      </w:pPr>
+      <w:r>
+        <w:rPr>
+          <w:rFonts w:asciiTheme="majorBidi" w:hAnsiTheme="majorBidi" w:cstheme="majorBidi"/>
+          <w:lang w:val="en-US"/>
+        </w:rPr>
+        <w:t>Variable Expressions</w:t>
+      </w:r>
+    </w:p>
+    <w:p>
+      <w:pPr>
+        <w:pStyle w:val="ListParagraph"/>
+        <w:ind w:left="846"/>
+        <w:jc w:val="both"/>
+        <w:rPr>
+          <w:rFonts w:asciiTheme="majorBidi" w:hAnsiTheme="majorBidi" w:cstheme="majorBidi"/>
+          <w:lang w:val="en-US"/>
+        </w:rPr>
+      </w:pPr>
+      <w:r>
+        <w:rPr>
+          <w:rFonts w:asciiTheme="majorBidi" w:hAnsiTheme="majorBidi" w:cstheme="majorBidi"/>
+          <w:lang w:val="en-US"/>
+        </w:rPr>
+        <w:t>A variable expression is a bare identifier that refers to a variable in the current scope. The resolver performs a static scope analysis pass before interpretation and records the exact lexical depth at which each variable is defined. At runtime the interpreter uses this depth information to look up the variable directly in the correct environment without searching. If a variable is referenced before it is defined the resolver reports a use-before-definition error at compile time rather than at runtime.</w:t>
+      </w:r>
+    </w:p>
+    <w:p>
+      <w:pPr>
+        <w:pStyle w:val="Code"/>
+      </w:pPr>
+      <w:r>
+        <w:t>x = 10</w:t>
+      </w:r>
+    </w:p>
+    <w:p>
+      <w:pPr>
+        <w:pStyle w:val="Code"/>
+      </w:pPr>
+      <w:r>
+        <w:t>print(x)</w:t>
+      </w:r>
+      <w:r>
+        <w:tab/>
+      </w:r>
+      <w:r>
+        <w:tab/>
+      </w:r>
+      <w:r>
+        <w:tab/>
+        <w:t># 10</w:t>
+      </w:r>
+    </w:p>
+    <w:p>
+      <w:pPr>
+        <w:pStyle w:val="Code"/>
+      </w:pPr>
+    </w:p>
+    <w:p>
+      <w:pPr>
+        <w:pStyle w:val="Code"/>
+      </w:pPr>
+      <w:r>
+        <w:t>def make():</w:t>
+      </w:r>
+    </w:p>
+    <w:p>
+      <w:pPr>
+        <w:pStyle w:val="Code"/>
+      </w:pPr>
+      <w:r>
+        <w:t xml:space="preserve">    value = 42</w:t>
+      </w:r>
+    </w:p>
+    <w:p>
+      <w:pPr>
+        <w:pStyle w:val="Code"/>
+      </w:pPr>
+      <w:r>
+        <w:t xml:space="preserve">    return value</w:t>
+      </w:r>
+    </w:p>
+    <w:p>
+      <w:pPr>
+        <w:pStyle w:val="Code"/>
+      </w:pPr>
+    </w:p>
+    <w:p>
+      <w:pPr>
+        <w:pStyle w:val="Code"/>
+      </w:pPr>
+      <w:r>
+        <w:t>result = make()</w:t>
+      </w:r>
+    </w:p>
+    <w:p>
+      <w:pPr>
+        <w:pStyle w:val="Code"/>
+      </w:pPr>
+      <w:r>
+        <w:t>print(result)</w:t>
+      </w:r>
+      <w:r>
+        <w:tab/>
+      </w:r>
+      <w:r>
+        <w:tab/>
+        <w:t># 42</w:t>
+      </w:r>
+    </w:p>
+    <w:p>
+      <w:pPr>
+        <w:pStyle w:val="ListParagraph"/>
+        <w:ind w:left="846"/>
+        <w:jc w:val="both"/>
+        <w:rPr>
+          <w:rFonts w:asciiTheme="majorBidi" w:hAnsiTheme="majorBidi" w:cstheme="majorBidi"/>
+          <w:lang w:val="en-US"/>
+        </w:rPr>
+      </w:pPr>
+    </w:p>
+    <w:p>
+      <w:pPr>
+        <w:pStyle w:val="ListParagraph"/>
+        <w:numPr>
+          <w:ilvl w:val="1"/>
+          <w:numId w:val="2"/>
+        </w:numPr>
+        <w:ind w:left="845"/>
+        <w:jc w:val="both"/>
+        <w:outlineLvl w:val="1"/>
+        <w:rPr>
+          <w:rFonts w:asciiTheme="majorBidi" w:hAnsiTheme="majorBidi" w:cstheme="majorBidi"/>
+          <w:lang w:val="en-US"/>
+        </w:rPr>
+      </w:pPr>
+      <w:r>
+        <w:rPr>
+          <w:rFonts w:asciiTheme="majorBidi" w:hAnsiTheme="majorBidi" w:cstheme="majorBidi"/>
+          <w:lang w:val="en-US"/>
+        </w:rPr>
+        <w:t>Assignment Expressions</w:t>
+      </w:r>
+    </w:p>
+    <w:p>
+      <w:pPr>
+        <w:pStyle w:val="ListParagraph"/>
+        <w:ind w:left="846"/>
+        <w:jc w:val="both"/>
+        <w:rPr>
+          <w:rFonts w:asciiTheme="majorBidi" w:hAnsiTheme="majorBidi" w:cstheme="majorBidi"/>
+          <w:lang w:val="en-US"/>
+        </w:rPr>
+      </w:pPr>
+      <w:r>
+        <w:rPr>
+          <w:rFonts w:asciiTheme="majorBidi" w:hAnsiTheme="majorBidi" w:cstheme="majorBidi"/>
+          <w:lang w:val="en-US"/>
+        </w:rPr>
+        <w:t>An assignment expression binds a value to a name in the current scope. If the name already exists in the current scope or any enclosing scope, the existing binding is updated. If the name does not exist anywhere in the scope chain, a new binding is created in the current scope.</w:t>
+      </w:r>
+      <w:r>
+        <w:rPr>
+          <w:rFonts w:asciiTheme="majorBidi" w:hAnsiTheme="majorBidi" w:cstheme="majorBidi"/>
+          <w:lang w:val="en-US"/>
+        </w:rPr>
+        <w:t xml:space="preserve"> Augmented assignments such as </w:t>
+      </w:r>
+      <w:r>
+        <w:rPr>
+          <w:rStyle w:val="CodeChar"/>
+        </w:rPr>
+        <w:t>+=</w:t>
+      </w:r>
+      <w:r>
+        <w:rPr>
+          <w:rFonts w:asciiTheme="majorBidi" w:hAnsiTheme="majorBidi" w:cstheme="majorBidi"/>
+          <w:lang w:val="en-US"/>
+        </w:rPr>
+        <w:t xml:space="preserve"> and </w:t>
+      </w:r>
+      <w:r>
+        <w:rPr>
+          <w:rStyle w:val="CodeChar"/>
+        </w:rPr>
+        <w:t>–=</w:t>
+      </w:r>
+      <w:r>
+        <w:rPr>
+          <w:rFonts w:asciiTheme="majorBidi" w:hAnsiTheme="majorBidi" w:cstheme="majorBidi"/>
+          <w:lang w:val="en-US"/>
+        </w:rPr>
+        <w:t xml:space="preserve"> are </w:t>
+      </w:r>
+      <w:r>
+        <w:rPr>
+          <w:rFonts w:asciiTheme="majorBidi" w:hAnsiTheme="majorBidi" w:cstheme="majorBidi"/>
+          <w:lang w:val="en-US"/>
+        </w:rPr>
+        <w:t>desugared into a binary expression followed by an assignment during parsing and are not a separate expression form at the interpreter level.</w:t>
+      </w:r>
+    </w:p>
+    <w:p>
+      <w:pPr>
+        <w:pStyle w:val="Code"/>
+      </w:pPr>
+      <w:r>
+        <w:t>x = 10</w:t>
+      </w:r>
+      <w:r>
+        <w:tab/>
+        <w:t># new binding</w:t>
+      </w:r>
+    </w:p>
+    <w:p>
+      <w:pPr>
+        <w:pStyle w:val="Code"/>
+      </w:pPr>
+      <w:r>
+        <w:t>x = x + 1</w:t>
+      </w:r>
+      <w:r>
+        <w:tab/>
+        <w:t># update existing binding</w:t>
+      </w:r>
+    </w:p>
+    <w:p>
+      <w:pPr>
+        <w:pStyle w:val="Code"/>
+      </w:pPr>
+      <w:r>
+        <w:t>x += 5</w:t>
+      </w:r>
+      <w:r>
+        <w:tab/>
+        <w:t># desugared to x = x + 5</w:t>
+      </w:r>
+    </w:p>
+    <w:p>
+      <w:pPr>
+        <w:pStyle w:val="ListParagraph"/>
+        <w:ind w:left="846"/>
+        <w:jc w:val="both"/>
+        <w:rPr>
+          <w:rFonts w:asciiTheme="majorBidi" w:hAnsiTheme="majorBidi" w:cstheme="majorBidi"/>
+          <w:lang w:val="en-US"/>
+        </w:rPr>
+      </w:pPr>
+    </w:p>
+    <w:p>
+      <w:pPr>
+        <w:pStyle w:val="ListParagraph"/>
+        <w:numPr>
+          <w:ilvl w:val="1"/>
+          <w:numId w:val="2"/>
+        </w:numPr>
+        <w:ind w:left="845"/>
+        <w:jc w:val="both"/>
+        <w:outlineLvl w:val="1"/>
+        <w:rPr>
+          <w:rFonts w:asciiTheme="majorBidi" w:hAnsiTheme="majorBidi" w:cstheme="majorBidi"/>
+          <w:lang w:val="en-US"/>
+        </w:rPr>
+      </w:pPr>
+      <w:r>
+        <w:rPr>
+          <w:rFonts w:asciiTheme="majorBidi" w:hAnsiTheme="majorBidi" w:cstheme="majorBidi"/>
+          <w:lang w:val="en-US"/>
+        </w:rPr>
+        <w:lastRenderedPageBreak/>
+        <w:t>Unary Expressions</w:t>
+      </w:r>
+    </w:p>
+    <w:p>
+      <w:pPr>
+        <w:pStyle w:val="ListParagraph"/>
+        <w:ind w:left="846"/>
+        <w:jc w:val="both"/>
+        <w:rPr>
+          <w:rFonts w:asciiTheme="majorBidi" w:hAnsiTheme="majorBidi" w:cstheme="majorBidi"/>
+          <w:lang w:val="en-US"/>
+        </w:rPr>
+      </w:pPr>
+      <w:r>
+        <w:rPr>
+          <w:rFonts w:asciiTheme="majorBidi" w:hAnsiTheme="majorBidi" w:cstheme="majorBidi"/>
+          <w:lang w:val="en-US"/>
+        </w:rPr>
+        <w:t xml:space="preserve">A unary expression applies an operator to a single operand. Pulse supports two unary operators. The unary minus operator </w:t>
+      </w:r>
+      <w:r>
+        <w:rPr>
+          <w:rStyle w:val="CodeChar"/>
+        </w:rPr>
+        <w:t>–</w:t>
+      </w:r>
+      <w:r>
+        <w:rPr>
+          <w:rFonts w:asciiTheme="majorBidi" w:hAnsiTheme="majorBidi" w:cstheme="majorBidi"/>
+          <w:lang w:val="en-US"/>
+        </w:rPr>
+        <w:t xml:space="preserve"> negates a numeric value and raises a </w:t>
+      </w:r>
+      <w:proofErr w:type="spellStart"/>
+      <w:r>
+        <w:rPr>
+          <w:rStyle w:val="CodeChar"/>
+        </w:rPr>
+        <w:t>TypeError</w:t>
+      </w:r>
+      <w:proofErr w:type="spellEnd"/>
+      <w:r>
+        <w:rPr>
+          <w:rFonts w:asciiTheme="majorBidi" w:hAnsiTheme="majorBidi" w:cstheme="majorBidi"/>
+          <w:lang w:val="en-US"/>
+        </w:rPr>
+        <w:t xml:space="preserve"> if the operand is not a Number. </w:t>
+      </w:r>
+      <w:r>
+        <w:rPr>
+          <w:rFonts w:asciiTheme="majorBidi" w:hAnsiTheme="majorBidi" w:cstheme="majorBidi"/>
+          <w:lang w:val="en-US"/>
+        </w:rPr>
+        <w:t xml:space="preserve">The unary </w:t>
+      </w:r>
+      <w:r>
+        <w:rPr>
+          <w:rStyle w:val="CodeChar"/>
+        </w:rPr>
+        <w:t>not</w:t>
+      </w:r>
+      <w:r>
+        <w:rPr>
+          <w:rFonts w:asciiTheme="majorBidi" w:hAnsiTheme="majorBidi" w:cstheme="majorBidi"/>
+          <w:lang w:val="en-US"/>
+        </w:rPr>
+        <w:t xml:space="preserve"> operator inverts the truthiness of any value and always returns a Boolean, applying the truthiness rules defined in Section 3.4.</w:t>
+      </w:r>
+    </w:p>
+    <w:p>
+      <w:pPr>
+        <w:pStyle w:val="Code"/>
+      </w:pPr>
+      <w:r>
+        <w:t>x = –5</w:t>
+      </w:r>
+      <w:r>
+        <w:tab/>
+      </w:r>
+      <w:r>
+        <w:tab/>
+      </w:r>
+      <w:r>
+        <w:t># unary minus</w:t>
+      </w:r>
+    </w:p>
+    <w:p>
+      <w:pPr>
+        <w:pStyle w:val="Code"/>
+      </w:pPr>
+      <w:r>
+        <w:t>y = not True</w:t>
+      </w:r>
+      <w:r>
+        <w:tab/>
+        <w:t># False</w:t>
+      </w:r>
+    </w:p>
+    <w:p>
+      <w:pPr>
+        <w:pStyle w:val="Code"/>
+      </w:pPr>
+      <w:r>
+        <w:t>z = not null</w:t>
+      </w:r>
+      <w:r>
+        <w:tab/>
+        <w:t># True (null is falsy)</w:t>
+      </w:r>
+    </w:p>
+    <w:p>
+      <w:pPr>
+        <w:pStyle w:val="Code"/>
+      </w:pPr>
+      <w:r>
+        <w:t>w = not 0</w:t>
+      </w:r>
+      <w:r>
+        <w:tab/>
+      </w:r>
+      <w:r>
+        <w:tab/>
+      </w:r>
+      <w:r>
+        <w:t># True (0 is falsy)</w:t>
+      </w:r>
+    </w:p>
+    <w:p>
+      <w:pPr>
+        <w:pStyle w:val="ListParagraph"/>
+        <w:ind w:left="846"/>
+        <w:jc w:val="both"/>
+        <w:rPr>
+          <w:rFonts w:asciiTheme="majorBidi" w:hAnsiTheme="majorBidi" w:cstheme="majorBidi"/>
+          <w:lang w:val="en-US"/>
+        </w:rPr>
+      </w:pPr>
+    </w:p>
+    <w:p>
+      <w:pPr>
+        <w:pStyle w:val="ListParagraph"/>
+        <w:numPr>
+          <w:ilvl w:val="1"/>
+          <w:numId w:val="2"/>
+        </w:numPr>
+        <w:ind w:left="845"/>
+        <w:jc w:val="both"/>
+        <w:outlineLvl w:val="1"/>
+        <w:rPr>
+          <w:rFonts w:asciiTheme="majorBidi" w:hAnsiTheme="majorBidi" w:cstheme="majorBidi"/>
+          <w:lang w:val="en-US"/>
+        </w:rPr>
+      </w:pPr>
+      <w:r>
+        <w:rPr>
+          <w:rFonts w:asciiTheme="majorBidi" w:hAnsiTheme="majorBidi" w:cstheme="majorBidi"/>
+          <w:lang w:val="en-US"/>
+        </w:rPr>
+        <w:t>Binary Expressions</w:t>
+      </w:r>
+    </w:p>
+    <w:p>
+      <w:pPr>
+        <w:pStyle w:val="ListParagraph"/>
+        <w:ind w:left="846"/>
+        <w:jc w:val="both"/>
+        <w:rPr>
+          <w:rFonts w:asciiTheme="majorBidi" w:hAnsiTheme="majorBidi" w:cstheme="majorBidi"/>
+          <w:lang w:val="en-US"/>
+        </w:rPr>
+      </w:pPr>
+      <w:r>
+        <w:rPr>
+          <w:rFonts w:asciiTheme="majorBidi" w:hAnsiTheme="majorBidi" w:cstheme="majorBidi"/>
+          <w:lang w:val="en-US"/>
+        </w:rPr>
+        <w:t>A binary expression applies an operator to two operands. The full set of binary operators and their semantics are defined in Section 4. At the expression level, binary expressions are left-associative and evaluated in precedence order. The operands of a binary expression are fully evaluated before the operator is applied</w:t>
+      </w:r>
+      <w:r>
+        <w:rPr>
+          <w:rFonts w:asciiTheme="majorBidi" w:hAnsiTheme="majorBidi" w:cstheme="majorBidi"/>
+          <w:lang w:val="en-US"/>
+        </w:rPr>
+        <w:t>,</w:t>
+      </w:r>
+      <w:r>
+        <w:rPr>
+          <w:rFonts w:asciiTheme="majorBidi" w:hAnsiTheme="majorBidi" w:cstheme="majorBidi"/>
+          <w:lang w:val="en-US"/>
+        </w:rPr>
+        <w:t xml:space="preserve"> there is no lazy evaluation for arithmetic or comparison operators, only for </w:t>
+      </w:r>
+      <w:r>
+        <w:rPr>
+          <w:rStyle w:val="CodeChar"/>
+        </w:rPr>
+        <w:t>and</w:t>
+      </w:r>
+      <w:r>
+        <w:rPr>
+          <w:rFonts w:asciiTheme="majorBidi" w:hAnsiTheme="majorBidi" w:cstheme="majorBidi"/>
+          <w:lang w:val="en-US"/>
+        </w:rPr>
+        <w:t xml:space="preserve"> </w:t>
+      </w:r>
+      <w:proofErr w:type="spellStart"/>
+      <w:r>
+        <w:rPr>
+          <w:rFonts w:asciiTheme="majorBidi" w:hAnsiTheme="majorBidi" w:cstheme="majorBidi"/>
+          <w:lang w:val="en-US"/>
+        </w:rPr>
+        <w:t>and</w:t>
+      </w:r>
+      <w:proofErr w:type="spellEnd"/>
+      <w:r>
+        <w:rPr>
+          <w:rFonts w:asciiTheme="majorBidi" w:hAnsiTheme="majorBidi" w:cstheme="majorBidi"/>
+          <w:lang w:val="en-US"/>
+        </w:rPr>
+        <w:t xml:space="preserve"> </w:t>
+      </w:r>
+      <w:r>
+        <w:rPr>
+          <w:rStyle w:val="CodeChar"/>
+        </w:rPr>
+        <w:t>or</w:t>
+      </w:r>
+      <w:r>
+        <w:rPr>
+          <w:rFonts w:asciiTheme="majorBidi" w:hAnsiTheme="majorBidi" w:cstheme="majorBidi"/>
+          <w:lang w:val="en-US"/>
+        </w:rPr>
+        <w:t xml:space="preserve"> which short-circuit as described in Section 4.4.</w:t>
+      </w:r>
+    </w:p>
+    <w:p>
+      <w:pPr>
+        <w:pStyle w:val="Code"/>
+      </w:pPr>
+      <w:r>
+        <w:t>result = 2 + 3 * 4</w:t>
+      </w:r>
+      <w:r>
+        <w:tab/>
+      </w:r>
+      <w:r>
+        <w:tab/>
+        <w:t># 14 (precedence: * before +)</w:t>
+      </w:r>
+    </w:p>
+    <w:p>
+      <w:pPr>
+        <w:pStyle w:val="Code"/>
+      </w:pPr>
+      <w:r>
+        <w:t>flag = x &gt; 0 and x &lt; 10</w:t>
+      </w:r>
+    </w:p>
+    <w:p>
+      <w:pPr>
+        <w:pStyle w:val="Code"/>
+      </w:pPr>
+      <w:r>
+        <w:t>text = "hello" + " " + "world"</w:t>
+      </w:r>
+    </w:p>
+    <w:p>
+      <w:pPr>
+        <w:pStyle w:val="ListParagraph"/>
+        <w:ind w:left="846"/>
+        <w:jc w:val="both"/>
+        <w:rPr>
+          <w:rFonts w:asciiTheme="majorBidi" w:hAnsiTheme="majorBidi" w:cstheme="majorBidi"/>
+          <w:lang w:val="en-US"/>
+        </w:rPr>
+      </w:pPr>
+    </w:p>
+    <w:p>
+      <w:pPr>
+        <w:pStyle w:val="ListParagraph"/>
+        <w:numPr>
+          <w:ilvl w:val="1"/>
+          <w:numId w:val="2"/>
+        </w:numPr>
+        <w:ind w:left="845"/>
+        <w:jc w:val="both"/>
+        <w:outlineLvl w:val="1"/>
+        <w:rPr>
+          <w:rFonts w:asciiTheme="majorBidi" w:hAnsiTheme="majorBidi" w:cstheme="majorBidi"/>
+          <w:lang w:val="en-US"/>
+        </w:rPr>
+      </w:pPr>
+      <w:r>
+        <w:rPr>
+          <w:rFonts w:asciiTheme="majorBidi" w:hAnsiTheme="majorBidi" w:cstheme="majorBidi"/>
+          <w:lang w:val="en-US"/>
+        </w:rPr>
+        <w:t>Logical Expressions</w:t>
+      </w:r>
+    </w:p>
+    <w:p>
+      <w:pPr>
+        <w:pStyle w:val="ListParagraph"/>
+        <w:ind w:left="846"/>
+        <w:jc w:val="both"/>
+        <w:rPr>
+          <w:rFonts w:asciiTheme="majorBidi" w:hAnsiTheme="majorBidi" w:cstheme="majorBidi"/>
+          <w:lang w:val="en-US"/>
+        </w:rPr>
+      </w:pPr>
+      <w:r>
+        <w:rPr>
+          <w:rFonts w:asciiTheme="majorBidi" w:hAnsiTheme="majorBidi" w:cstheme="majorBidi"/>
+          <w:lang w:val="en-US"/>
+        </w:rPr>
+        <w:t xml:space="preserve">Logical expressions using </w:t>
+      </w:r>
+      <w:r>
+        <w:rPr>
+          <w:rStyle w:val="CodeChar"/>
+        </w:rPr>
+        <w:t>and</w:t>
+      </w:r>
+      <w:r>
+        <w:rPr>
+          <w:rFonts w:asciiTheme="majorBidi" w:hAnsiTheme="majorBidi" w:cstheme="majorBidi"/>
+          <w:lang w:val="en-US"/>
+        </w:rPr>
+        <w:t xml:space="preserve"> </w:t>
+      </w:r>
+      <w:proofErr w:type="spellStart"/>
+      <w:r>
+        <w:rPr>
+          <w:rFonts w:asciiTheme="majorBidi" w:hAnsiTheme="majorBidi" w:cstheme="majorBidi"/>
+          <w:lang w:val="en-US"/>
+        </w:rPr>
+        <w:t>and</w:t>
+      </w:r>
+      <w:proofErr w:type="spellEnd"/>
+      <w:r>
+        <w:rPr>
+          <w:rFonts w:asciiTheme="majorBidi" w:hAnsiTheme="majorBidi" w:cstheme="majorBidi"/>
+          <w:lang w:val="en-US"/>
+        </w:rPr>
+        <w:t xml:space="preserve"> </w:t>
+      </w:r>
+      <w:r>
+        <w:rPr>
+          <w:rStyle w:val="CodeChar"/>
+        </w:rPr>
+        <w:t>or</w:t>
+      </w:r>
+      <w:r>
+        <w:rPr>
+          <w:rFonts w:asciiTheme="majorBidi" w:hAnsiTheme="majorBidi" w:cstheme="majorBidi"/>
+          <w:lang w:val="en-US"/>
+        </w:rPr>
+        <w:t xml:space="preserve"> are short-circuit evaluated. For </w:t>
+      </w:r>
+      <w:r>
+        <w:rPr>
+          <w:rStyle w:val="CodeChar"/>
+        </w:rPr>
+        <w:t>and</w:t>
+      </w:r>
+      <w:r>
+        <w:rPr>
+          <w:rFonts w:asciiTheme="majorBidi" w:hAnsiTheme="majorBidi" w:cstheme="majorBidi"/>
+          <w:lang w:val="en-US"/>
+        </w:rPr>
+        <w:t xml:space="preserve">, if the left operand is falsy, the right operand is never evaluated and the left operand's value is returned. For </w:t>
+      </w:r>
+      <w:r>
+        <w:rPr>
+          <w:rStyle w:val="CodeChar"/>
+        </w:rPr>
+        <w:t>or</w:t>
+      </w:r>
+      <w:r>
+        <w:rPr>
+          <w:rFonts w:asciiTheme="majorBidi" w:hAnsiTheme="majorBidi" w:cstheme="majorBidi"/>
+          <w:lang w:val="en-US"/>
+        </w:rPr>
+        <w:t xml:space="preserve">, if the left operand is truthy, the right operand is never evaluated and the left operand's value is returned. This means that </w:t>
+      </w:r>
+      <w:r>
+        <w:rPr>
+          <w:rStyle w:val="CodeChar"/>
+        </w:rPr>
+        <w:t>and</w:t>
+      </w:r>
+      <w:r>
+        <w:rPr>
+          <w:rFonts w:asciiTheme="majorBidi" w:hAnsiTheme="majorBidi" w:cstheme="majorBidi"/>
+          <w:lang w:val="en-US"/>
+        </w:rPr>
+        <w:t xml:space="preserve"> </w:t>
+      </w:r>
+      <w:proofErr w:type="spellStart"/>
+      <w:r>
+        <w:rPr>
+          <w:rFonts w:asciiTheme="majorBidi" w:hAnsiTheme="majorBidi" w:cstheme="majorBidi"/>
+          <w:lang w:val="en-US"/>
+        </w:rPr>
+        <w:t>and</w:t>
+      </w:r>
+      <w:proofErr w:type="spellEnd"/>
+      <w:r>
+        <w:rPr>
+          <w:rFonts w:asciiTheme="majorBidi" w:hAnsiTheme="majorBidi" w:cstheme="majorBidi"/>
+          <w:lang w:val="en-US"/>
+        </w:rPr>
+        <w:t xml:space="preserve"> </w:t>
+      </w:r>
+      <w:r>
+        <w:rPr>
+          <w:rStyle w:val="CodeChar"/>
+        </w:rPr>
+        <w:t>or</w:t>
+      </w:r>
+      <w:r>
+        <w:rPr>
+          <w:rFonts w:asciiTheme="majorBidi" w:hAnsiTheme="majorBidi" w:cstheme="majorBidi"/>
+          <w:lang w:val="en-US"/>
+        </w:rPr>
+        <w:t xml:space="preserve"> do not necessarily return a Boolean</w:t>
+      </w:r>
+      <w:r>
+        <w:rPr>
+          <w:rFonts w:asciiTheme="majorBidi" w:hAnsiTheme="majorBidi" w:cstheme="majorBidi"/>
+          <w:lang w:val="en-US"/>
+        </w:rPr>
+        <w:t>,</w:t>
+      </w:r>
+      <w:r>
+        <w:rPr>
+          <w:rFonts w:asciiTheme="majorBidi" w:hAnsiTheme="majorBidi" w:cstheme="majorBidi"/>
+          <w:lang w:val="en-US"/>
+        </w:rPr>
+        <w:t xml:space="preserve"> they return the value that determined the result.</w:t>
+      </w:r>
+    </w:p>
+    <w:p>
+      <w:pPr>
+        <w:pStyle w:val="Code"/>
+      </w:pPr>
+      <w:r>
+        <w:t>x = null or "default"</w:t>
+      </w:r>
+      <w:r>
+        <w:tab/>
+      </w:r>
+      <w:r>
+        <w:tab/>
+        <w:t># "default"</w:t>
+      </w:r>
+    </w:p>
+    <w:p>
+      <w:pPr>
+        <w:pStyle w:val="Code"/>
+      </w:pPr>
+      <w:r>
+        <w:t>y = "found" and "also"</w:t>
+      </w:r>
+      <w:r>
+        <w:tab/>
+      </w:r>
+      <w:r>
+        <w:tab/>
+      </w:r>
+      <w:r>
+        <w:t># "also"</w:t>
+      </w:r>
+    </w:p>
+    <w:p>
+      <w:pPr>
+        <w:pStyle w:val="Code"/>
+      </w:pPr>
+      <w:r>
+        <w:t>z = null and error()</w:t>
+      </w:r>
+      <w:r>
+        <w:tab/>
+      </w:r>
+      <w:r>
+        <w:tab/>
+        <w:t># null (error() never called)</w:t>
+      </w:r>
+    </w:p>
+    <w:p>
+      <w:pPr>
+        <w:pStyle w:val="ListParagraph"/>
+        <w:ind w:left="846"/>
+        <w:jc w:val="both"/>
+        <w:rPr>
+          <w:rFonts w:asciiTheme="majorBidi" w:hAnsiTheme="majorBidi" w:cstheme="majorBidi"/>
+          <w:lang w:val="en-US"/>
+        </w:rPr>
+      </w:pPr>
+    </w:p>
+    <w:p>
+      <w:pPr>
+        <w:pStyle w:val="ListParagraph"/>
+        <w:numPr>
+          <w:ilvl w:val="1"/>
+          <w:numId w:val="2"/>
+        </w:numPr>
+        <w:ind w:left="845"/>
+        <w:jc w:val="both"/>
+        <w:outlineLvl w:val="1"/>
+        <w:rPr>
+          <w:rFonts w:asciiTheme="majorBidi" w:hAnsiTheme="majorBidi" w:cstheme="majorBidi"/>
+          <w:lang w:val="en-US"/>
+        </w:rPr>
+      </w:pPr>
+      <w:r>
+        <w:rPr>
+          <w:rFonts w:asciiTheme="majorBidi" w:hAnsiTheme="majorBidi" w:cstheme="majorBidi"/>
+          <w:lang w:val="en-US"/>
+        </w:rPr>
+        <w:t>Comparison Expressions</w:t>
+      </w:r>
+    </w:p>
+    <w:p>
+      <w:pPr>
+        <w:pStyle w:val="ListParagraph"/>
+        <w:ind w:left="846"/>
+        <w:jc w:val="both"/>
+        <w:rPr>
+          <w:rFonts w:asciiTheme="majorBidi" w:hAnsiTheme="majorBidi" w:cstheme="majorBidi"/>
+          <w:lang w:val="en-US"/>
+        </w:rPr>
+      </w:pPr>
+      <w:r>
+        <w:rPr>
+          <w:rFonts w:asciiTheme="majorBidi" w:hAnsiTheme="majorBidi" w:cstheme="majorBidi"/>
+          <w:lang w:val="en-US"/>
+        </w:rPr>
+        <w:t xml:space="preserve">Comparison expressions compare two values and return a Boolean. Pulse supports chained comparisons where multiple comparison operators appear in sequence. A chained comparison </w:t>
+      </w:r>
+      <w:r>
+        <w:rPr>
+          <w:rStyle w:val="CodeChar"/>
+        </w:rPr>
+        <w:t>a &lt; b &lt; c</w:t>
+      </w:r>
+      <w:r>
+        <w:rPr>
+          <w:rFonts w:asciiTheme="majorBidi" w:hAnsiTheme="majorBidi" w:cstheme="majorBidi"/>
+          <w:lang w:val="en-US"/>
+        </w:rPr>
+        <w:t xml:space="preserve"> is evaluated as </w:t>
+      </w:r>
+      <w:r>
+        <w:rPr>
+          <w:rStyle w:val="CodeChar"/>
+        </w:rPr>
+        <w:t>a &lt; b and b &lt; c</w:t>
+      </w:r>
+      <w:r>
+        <w:rPr>
+          <w:rFonts w:asciiTheme="majorBidi" w:hAnsiTheme="majorBidi" w:cstheme="majorBidi"/>
+          <w:lang w:val="en-US"/>
+        </w:rPr>
+        <w:t xml:space="preserve"> with </w:t>
+      </w:r>
+      <w:r>
+        <w:rPr>
+          <w:rStyle w:val="CodeChar"/>
+        </w:rPr>
+        <w:t>b</w:t>
+      </w:r>
+      <w:r>
+        <w:rPr>
+          <w:rFonts w:asciiTheme="majorBidi" w:hAnsiTheme="majorBidi" w:cstheme="majorBidi"/>
+          <w:lang w:val="en-US"/>
+        </w:rPr>
+        <w:t xml:space="preserve"> evaluated only once. Chaining can involve any mix of comparison operators.</w:t>
+      </w:r>
+    </w:p>
+    <w:p>
+      <w:pPr>
+        <w:pStyle w:val="Code"/>
+      </w:pPr>
+      <w:r>
+        <w:t>x = 5</w:t>
+      </w:r>
+    </w:p>
+    <w:p>
+      <w:pPr>
+        <w:pStyle w:val="Code"/>
+      </w:pPr>
+      <w:r>
+        <w:t>print(0 &lt; x &lt; 10)</w:t>
+      </w:r>
+      <w:r>
+        <w:tab/>
+        <w:t># True</w:t>
+      </w:r>
+    </w:p>
+    <w:p>
+      <w:pPr>
+        <w:pStyle w:val="Code"/>
+      </w:pPr>
+      <w:r>
+        <w:t>print(1 &lt;= x &lt;= 5)</w:t>
+      </w:r>
+      <w:r>
+        <w:tab/>
+        <w:t># True</w:t>
+      </w:r>
+    </w:p>
+    <w:p>
+      <w:pPr>
+        <w:pStyle w:val="Code"/>
+      </w:pPr>
+      <w:r>
+        <w:t>print(x == 5 != 6)</w:t>
+      </w:r>
+      <w:r>
+        <w:tab/>
+        <w:t># True</w:t>
+      </w:r>
+    </w:p>
+    <w:p>
+      <w:pPr>
+        <w:pStyle w:val="ListParagraph"/>
+        <w:ind w:left="846"/>
+        <w:jc w:val="both"/>
+        <w:rPr>
+          <w:rFonts w:asciiTheme="majorBidi" w:hAnsiTheme="majorBidi" w:cstheme="majorBidi"/>
+          <w:lang w:val="en-US"/>
+        </w:rPr>
+      </w:pPr>
+    </w:p>
+    <w:p>
+      <w:pPr>
+        <w:pStyle w:val="ListParagraph"/>
+        <w:numPr>
+          <w:ilvl w:val="1"/>
+          <w:numId w:val="2"/>
+        </w:numPr>
+        <w:ind w:left="845"/>
+        <w:jc w:val="both"/>
+        <w:outlineLvl w:val="1"/>
+        <w:rPr>
+          <w:rFonts w:asciiTheme="majorBidi" w:hAnsiTheme="majorBidi" w:cstheme="majorBidi"/>
+          <w:lang w:val="en-US"/>
+        </w:rPr>
+      </w:pPr>
+      <w:r>
+        <w:rPr>
+          <w:rFonts w:asciiTheme="majorBidi" w:hAnsiTheme="majorBidi" w:cstheme="majorBidi"/>
+          <w:lang w:val="en-US"/>
+        </w:rPr>
+        <w:lastRenderedPageBreak/>
+        <w:t>Call Expressions</w:t>
+      </w:r>
+    </w:p>
+    <w:p>
+      <w:pPr>
+        <w:pStyle w:val="ListParagraph"/>
+        <w:ind w:left="846"/>
+        <w:jc w:val="both"/>
+        <w:rPr>
+          <w:rFonts w:asciiTheme="majorBidi" w:hAnsiTheme="majorBidi" w:cstheme="majorBidi"/>
+          <w:lang w:val="en-US"/>
+        </w:rPr>
+      </w:pPr>
+      <w:r>
+        <w:rPr>
+          <w:rFonts w:asciiTheme="majorBidi" w:hAnsiTheme="majorBidi" w:cstheme="majorBidi"/>
+          <w:lang w:val="en-US"/>
+        </w:rPr>
+        <w:t>A call expression invokes a callable value</w:t>
+      </w:r>
+      <w:r>
+        <w:rPr>
+          <w:rFonts w:asciiTheme="majorBidi" w:hAnsiTheme="majorBidi" w:cstheme="majorBidi"/>
+          <w:lang w:val="en-US"/>
+        </w:rPr>
+        <w:t>;</w:t>
+      </w:r>
+      <w:r>
+        <w:rPr>
+          <w:rFonts w:asciiTheme="majorBidi" w:hAnsiTheme="majorBidi" w:cstheme="majorBidi"/>
+          <w:lang w:val="en-US"/>
+        </w:rPr>
+        <w:t xml:space="preserve"> a function, lambda, native function, or class</w:t>
+      </w:r>
+      <w:r>
+        <w:rPr>
+          <w:rFonts w:asciiTheme="majorBidi" w:hAnsiTheme="majorBidi" w:cstheme="majorBidi"/>
+          <w:lang w:val="en-US"/>
+        </w:rPr>
+        <w:t>,</w:t>
+      </w:r>
+      <w:r>
+        <w:rPr>
+          <w:rFonts w:asciiTheme="majorBidi" w:hAnsiTheme="majorBidi" w:cstheme="majorBidi"/>
+          <w:lang w:val="en-US"/>
+        </w:rPr>
+        <w:t xml:space="preserve"> with a list of arguments. Arguments are evaluated left to right before the call is made. Pulse supports both positional arguments and keyword arguments. Keyword arguments are passed by name and can appear in any order after positional arguments. Calling a non-callable value raises a </w:t>
+      </w:r>
+      <w:proofErr w:type="spellStart"/>
+      <w:r>
+        <w:rPr>
+          <w:rStyle w:val="CodeChar"/>
+        </w:rPr>
+        <w:t>TypeError</w:t>
+      </w:r>
+      <w:proofErr w:type="spellEnd"/>
+      <w:r>
+        <w:rPr>
+          <w:rFonts w:asciiTheme="majorBidi" w:hAnsiTheme="majorBidi" w:cstheme="majorBidi"/>
+          <w:lang w:val="en-US"/>
+        </w:rPr>
+        <w:t xml:space="preserve">. Exceeding the maximum recursion depth of 1000 raises a </w:t>
+      </w:r>
+      <w:proofErr w:type="spellStart"/>
+      <w:r>
+        <w:rPr>
+          <w:rStyle w:val="CodeChar"/>
+        </w:rPr>
+        <w:t>RuntimeError</w:t>
+      </w:r>
+      <w:proofErr w:type="spellEnd"/>
+      <w:r>
+        <w:rPr>
+          <w:rFonts w:asciiTheme="majorBidi" w:hAnsiTheme="majorBidi" w:cstheme="majorBidi"/>
+          <w:lang w:val="en-US"/>
+        </w:rPr>
+        <w:t>.</w:t>
+      </w:r>
+    </w:p>
+    <w:p>
+      <w:pPr>
+        <w:pStyle w:val="Code"/>
+      </w:pPr>
+      <w:r>
+        <w:t>print("hello</w:t>
+      </w:r>
+      <w:r>
+        <w:t>"</w:t>
+      </w:r>
+      <w:r>
+        <w:t>)</w:t>
+      </w:r>
+      <w:r>
+        <w:tab/>
+      </w:r>
+      <w:r>
+        <w:tab/>
+      </w:r>
+      <w:r>
+        <w:tab/>
+      </w:r>
+      <w:r>
+        <w:tab/>
+      </w:r>
+      <w:r>
+        <w:t># positional</w:t>
+      </w:r>
+    </w:p>
+    <w:p>
+      <w:pPr>
+        <w:pStyle w:val="Code"/>
+      </w:pPr>
+      <w:r>
+        <w:t>print(</w:t>
+      </w:r>
+      <w:r>
+        <w:t>"</w:t>
+      </w:r>
+      <w:r>
+        <w:t>a</w:t>
+      </w:r>
+      <w:r>
+        <w:t>"</w:t>
+      </w:r>
+      <w:r>
+        <w:t xml:space="preserve">, </w:t>
+      </w:r>
+      <w:r>
+        <w:t>"</w:t>
+      </w:r>
+      <w:r>
+        <w:t>b</w:t>
+      </w:r>
+      <w:r>
+        <w:t>"</w:t>
+      </w:r>
+      <w:r>
+        <w:t xml:space="preserve">, </w:t>
+      </w:r>
+      <w:proofErr w:type="spellStart"/>
+      <w:r>
+        <w:t>sep</w:t>
+      </w:r>
+      <w:proofErr w:type="spellEnd"/>
+      <w:r>
+        <w:t>=</w:t>
+      </w:r>
+      <w:r>
+        <w:t>"</w:t>
+      </w:r>
+      <w:r>
+        <w:t>-</w:t>
+      </w:r>
+      <w:r>
+        <w:t>"</w:t>
+      </w:r>
+      <w:r>
+        <w:t>)</w:t>
+      </w:r>
+      <w:r>
+        <w:tab/>
+      </w:r>
+      <w:r>
+        <w:tab/>
+        <w:t># keyword argument</w:t>
+      </w:r>
+    </w:p>
+    <w:p>
+      <w:pPr>
+        <w:pStyle w:val="Code"/>
+      </w:pPr>
+      <w:r>
+        <w:t>range(0, 10, 2)</w:t>
+      </w:r>
+      <w:r>
+        <w:tab/>
+      </w:r>
+      <w:r>
+        <w:tab/>
+      </w:r>
+      <w:r>
+        <w:tab/>
+      </w:r>
+      <w:r>
+        <w:tab/>
+        <w:t># multiple positional</w:t>
+      </w:r>
+    </w:p>
+    <w:p>
+      <w:pPr>
+        <w:pStyle w:val="Code"/>
+      </w:pPr>
+    </w:p>
+    <w:p>
+      <w:pPr>
+        <w:pStyle w:val="Code"/>
+      </w:pPr>
+      <w:r>
+        <w:t>def greet(name, greeting=</w:t>
+      </w:r>
+      <w:r>
+        <w:t>"</w:t>
+      </w:r>
+      <w:r>
+        <w:t>Hello</w:t>
+      </w:r>
+      <w:r>
+        <w:t>"</w:t>
+      </w:r>
+      <w:r>
+        <w:t>):</w:t>
+      </w:r>
+    </w:p>
+    <w:p>
+      <w:pPr>
+        <w:pStyle w:val="Code"/>
+      </w:pPr>
+      <w:r>
+        <w:t xml:space="preserve">    print(f</w:t>
+      </w:r>
+      <w:r>
+        <w:t>"</w:t>
+      </w:r>
+      <w:r>
+        <w:t>{greeting}, {name}!</w:t>
+      </w:r>
+      <w:r>
+        <w:t>"</w:t>
+      </w:r>
+      <w:r>
+        <w:t>)</w:t>
+      </w:r>
+    </w:p>
+    <w:p>
+      <w:pPr>
+        <w:pStyle w:val="Code"/>
+      </w:pPr>
+    </w:p>
+    <w:p>
+      <w:pPr>
+        <w:pStyle w:val="Code"/>
+      </w:pPr>
+      <w:r>
+        <w:t>greet(</w:t>
+      </w:r>
+      <w:r>
+        <w:t>"</w:t>
+      </w:r>
+      <w:r>
+        <w:t>Alice</w:t>
+      </w:r>
+      <w:r>
+        <w:t>"</w:t>
+      </w:r>
+      <w:r>
+        <w:t>)</w:t>
+      </w:r>
+      <w:r>
+        <w:tab/>
+      </w:r>
+      <w:r>
+        <w:tab/>
+      </w:r>
+      <w:r>
+        <w:tab/>
+      </w:r>
+      <w:r>
+        <w:tab/>
+        <w:t># Hello, Alice!</w:t>
+      </w:r>
+    </w:p>
+    <w:p>
+      <w:pPr>
+        <w:pStyle w:val="Code"/>
+      </w:pPr>
+      <w:r>
+        <w:t>greet(</w:t>
+      </w:r>
+      <w:r>
+        <w:t>"</w:t>
+      </w:r>
+      <w:r>
+        <w:t>Bob</w:t>
+      </w:r>
+      <w:r>
+        <w:t>"</w:t>
+      </w:r>
+      <w:r>
+        <w:t>, greeting=</w:t>
+      </w:r>
+      <w:r>
+        <w:t>"</w:t>
+      </w:r>
+      <w:r>
+        <w:t>Hi</w:t>
+      </w:r>
+      <w:r>
+        <w:t>"</w:t>
+      </w:r>
+      <w:r>
+        <w:t>)</w:t>
+      </w:r>
+      <w:r>
+        <w:tab/>
+      </w:r>
+      <w:r>
+        <w:tab/>
+        <w:t># Hi, Bob!</w:t>
+      </w:r>
+    </w:p>
+    <w:p>
+      <w:pPr>
+        <w:pStyle w:val="ListParagraph"/>
+        <w:ind w:left="846"/>
+        <w:jc w:val="both"/>
+        <w:rPr>
+          <w:rFonts w:asciiTheme="majorBidi" w:hAnsiTheme="majorBidi" w:cstheme="majorBidi"/>
+          <w:lang w:val="en-US"/>
+        </w:rPr>
+      </w:pPr>
+    </w:p>
+    <w:p>
+      <w:pPr>
+        <w:pStyle w:val="ListParagraph"/>
+        <w:numPr>
+          <w:ilvl w:val="1"/>
+          <w:numId w:val="2"/>
+        </w:numPr>
+        <w:ind w:left="845"/>
+        <w:jc w:val="both"/>
+        <w:outlineLvl w:val="1"/>
+        <w:rPr>
+          <w:rFonts w:asciiTheme="majorBidi" w:hAnsiTheme="majorBidi" w:cstheme="majorBidi"/>
+          <w:lang w:val="en-US"/>
+        </w:rPr>
+      </w:pPr>
+      <w:r>
+        <w:rPr>
+          <w:rFonts w:asciiTheme="majorBidi" w:hAnsiTheme="majorBidi" w:cstheme="majorBidi"/>
+          <w:lang w:val="en-US"/>
+        </w:rPr>
+        <w:t>Member Access Expressions</w:t>
+      </w:r>
+    </w:p>
+    <w:p>
+      <w:pPr>
+        <w:pStyle w:val="ListParagraph"/>
+        <w:ind w:left="846"/>
+        <w:jc w:val="both"/>
+        <w:rPr>
+          <w:rFonts w:asciiTheme="majorBidi" w:hAnsiTheme="majorBidi" w:cstheme="majorBidi"/>
+          <w:lang w:val="en-US"/>
+        </w:rPr>
+      </w:pPr>
+      <w:r>
+        <w:rPr>
+          <w:rFonts w:asciiTheme="majorBidi" w:hAnsiTheme="majorBidi" w:cstheme="majorBidi"/>
+          <w:lang w:val="en-US"/>
+        </w:rPr>
+        <w:t xml:space="preserve">A member access expression retrieves a named attribute from a value using dot notation. Member access is supported on instances, classes, modules, namespaces, datasets, models, and the built-in collection types. Accessing a member that does not exist raises an </w:t>
+      </w:r>
+      <w:proofErr w:type="spellStart"/>
+      <w:r>
+        <w:rPr>
+          <w:rStyle w:val="CodeChar"/>
+        </w:rPr>
+        <w:t>AttributeError</w:t>
+      </w:r>
+      <w:proofErr w:type="spellEnd"/>
+      <w:r>
+        <w:rPr>
+          <w:rFonts w:asciiTheme="majorBidi" w:hAnsiTheme="majorBidi" w:cstheme="majorBidi"/>
+          <w:lang w:val="en-US"/>
+        </w:rPr>
+        <w:t xml:space="preserve">. Accessing any member on a </w:t>
+      </w:r>
+      <w:r>
+        <w:rPr>
+          <w:rStyle w:val="CodeChar"/>
+        </w:rPr>
+        <w:t>null</w:t>
+      </w:r>
+      <w:r>
+        <w:rPr>
+          <w:rFonts w:asciiTheme="majorBidi" w:hAnsiTheme="majorBidi" w:cstheme="majorBidi"/>
+          <w:lang w:val="en-US"/>
+        </w:rPr>
+        <w:t xml:space="preserve"> value raises an </w:t>
+      </w:r>
+      <w:proofErr w:type="spellStart"/>
+      <w:r>
+        <w:rPr>
+          <w:rStyle w:val="CodeChar"/>
+        </w:rPr>
+        <w:t>AttributeError</w:t>
+      </w:r>
+      <w:proofErr w:type="spellEnd"/>
+      <w:r>
+        <w:rPr>
+          <w:rFonts w:asciiTheme="majorBidi" w:hAnsiTheme="majorBidi" w:cstheme="majorBidi"/>
+          <w:lang w:val="en-US"/>
+        </w:rPr>
+        <w:t xml:space="preserve"> immediately.</w:t>
+      </w:r>
+    </w:p>
+    <w:p>
+      <w:pPr>
+        <w:pStyle w:val="Code"/>
+      </w:pPr>
+      <w:r>
+        <w:t>import math</w:t>
+      </w:r>
+    </w:p>
+    <w:p>
+      <w:pPr>
+        <w:pStyle w:val="Code"/>
+      </w:pPr>
+    </w:p>
+    <w:p>
+      <w:pPr>
+        <w:pStyle w:val="Code"/>
+      </w:pPr>
+      <w:r>
+        <w:t xml:space="preserve">x = </w:t>
+      </w:r>
+      <w:proofErr w:type="spellStart"/>
+      <w:r>
+        <w:t>math.pi</w:t>
+      </w:r>
+      <w:proofErr w:type="spellEnd"/>
+      <w:r>
+        <w:tab/>
+      </w:r>
+      <w:r>
+        <w:tab/>
+        <w:t># module member</w:t>
+      </w:r>
+    </w:p>
+    <w:p>
+      <w:pPr>
+        <w:pStyle w:val="Code"/>
+      </w:pPr>
+      <w:r>
+        <w:t xml:space="preserve">s = </w:t>
+      </w:r>
+      <w:r>
+        <w:t>"</w:t>
+      </w:r>
+      <w:proofErr w:type="spellStart"/>
+      <w:r>
+        <w:t>hello</w:t>
+      </w:r>
+      <w:r>
+        <w:t>"</w:t>
+      </w:r>
+      <w:r>
+        <w:t>.upper</w:t>
+      </w:r>
+      <w:proofErr w:type="spellEnd"/>
+      <w:r>
+        <w:t>()</w:t>
+      </w:r>
+      <w:r>
+        <w:tab/>
+        <w:t># string method</w:t>
+      </w:r>
+    </w:p>
+    <w:p>
+      <w:pPr>
+        <w:pStyle w:val="Code"/>
+      </w:pPr>
+      <w:r>
+        <w:t xml:space="preserve">ds = </w:t>
+      </w:r>
+      <w:proofErr w:type="spellStart"/>
+      <w:r>
+        <w:t>datasets.iris</w:t>
+      </w:r>
+      <w:proofErr w:type="spellEnd"/>
+      <w:r>
+        <w:t>()</w:t>
+      </w:r>
+    </w:p>
+    <w:p>
+      <w:pPr>
+        <w:pStyle w:val="Code"/>
+      </w:pPr>
+      <w:proofErr w:type="spellStart"/>
+      <w:r>
+        <w:t>ds.describe</w:t>
+      </w:r>
+      <w:proofErr w:type="spellEnd"/>
+      <w:r>
+        <w:t>()</w:t>
+      </w:r>
+      <w:r>
+        <w:tab/>
+      </w:r>
+      <w:r>
+        <w:tab/>
+        <w:t># dataset method</w:t>
+      </w:r>
+    </w:p>
+    <w:p>
+      <w:pPr>
+        <w:pStyle w:val="Code"/>
+      </w:pPr>
+      <w:proofErr w:type="spellStart"/>
+      <w:r>
+        <w:t>model.explain</w:t>
+      </w:r>
+      <w:proofErr w:type="spellEnd"/>
+      <w:r>
+        <w:t>()</w:t>
+      </w:r>
+      <w:r>
+        <w:tab/>
+      </w:r>
+      <w:r>
+        <w:tab/>
+      </w:r>
+      <w:r>
+        <w:t># model method</w:t>
+      </w:r>
+    </w:p>
+    <w:p>
+      <w:pPr>
+        <w:pStyle w:val="ListParagraph"/>
+        <w:ind w:left="846"/>
+        <w:jc w:val="both"/>
+        <w:rPr>
+          <w:rFonts w:asciiTheme="majorBidi" w:hAnsiTheme="majorBidi" w:cstheme="majorBidi"/>
+          <w:lang w:val="en-US"/>
+        </w:rPr>
+      </w:pPr>
+    </w:p>
+    <w:p>
+      <w:pPr>
+        <w:pStyle w:val="ListParagraph"/>
+        <w:numPr>
+          <w:ilvl w:val="1"/>
+          <w:numId w:val="2"/>
+        </w:numPr>
+        <w:ind w:left="845"/>
+        <w:jc w:val="both"/>
+        <w:outlineLvl w:val="1"/>
+        <w:rPr>
+          <w:rFonts w:asciiTheme="majorBidi" w:hAnsiTheme="majorBidi" w:cstheme="majorBidi"/>
+          <w:lang w:val="en-US"/>
+        </w:rPr>
+      </w:pPr>
+      <w:r>
+        <w:rPr>
+          <w:rFonts w:asciiTheme="majorBidi" w:hAnsiTheme="majorBidi" w:cstheme="majorBidi"/>
+          <w:lang w:val="en-US"/>
+        </w:rPr>
+        <w:t>Index Expressions</w:t>
+      </w:r>
+    </w:p>
+    <w:p>
+      <w:pPr>
+        <w:pStyle w:val="ListParagraph"/>
+        <w:ind w:left="846"/>
+        <w:jc w:val="both"/>
+        <w:rPr>
+          <w:rFonts w:asciiTheme="majorBidi" w:hAnsiTheme="majorBidi" w:cstheme="majorBidi"/>
+          <w:lang w:val="en-US"/>
+        </w:rPr>
+      </w:pPr>
+      <w:r>
+        <w:rPr>
+          <w:rFonts w:asciiTheme="majorBidi" w:hAnsiTheme="majorBidi" w:cstheme="majorBidi"/>
+          <w:lang w:val="en-US"/>
+        </w:rPr>
+        <w:t xml:space="preserve">An index expression retrieves a value from a list, dict, string, or tensor using square bracket syntax. For lists and strings, the index must be a Number and supports negative indexing from the end. Accessing an out-of-range index on a list or string raises an </w:t>
+      </w:r>
+      <w:proofErr w:type="spellStart"/>
+      <w:r>
+        <w:rPr>
+          <w:rStyle w:val="CodeChar"/>
+        </w:rPr>
+        <w:t>IndexError</w:t>
+      </w:r>
+      <w:proofErr w:type="spellEnd"/>
+      <w:r>
+        <w:rPr>
+          <w:rFonts w:asciiTheme="majorBidi" w:hAnsiTheme="majorBidi" w:cstheme="majorBidi"/>
+          <w:lang w:val="en-US"/>
+        </w:rPr>
+        <w:t xml:space="preserve">. For dicts, the index is a key and accessing a key that does not exist raises a </w:t>
+      </w:r>
+      <w:proofErr w:type="spellStart"/>
+      <w:r>
+        <w:rPr>
+          <w:rStyle w:val="CodeChar"/>
+        </w:rPr>
+        <w:t>KeyError</w:t>
+      </w:r>
+      <w:proofErr w:type="spellEnd"/>
+      <w:r>
+        <w:rPr>
+          <w:rFonts w:asciiTheme="majorBidi" w:hAnsiTheme="majorBidi" w:cstheme="majorBidi"/>
+          <w:lang w:val="en-US"/>
+        </w:rPr>
+        <w:t>. Tensors support both single-dimensional indexing and multi-dimensional indexing with multiple comma-separated indices.</w:t>
+      </w:r>
+    </w:p>
+    <w:p>
+      <w:pPr>
+        <w:pStyle w:val="Code"/>
+      </w:pPr>
+      <w:proofErr w:type="spellStart"/>
+      <w:r>
+        <w:t>lst</w:t>
+      </w:r>
+      <w:proofErr w:type="spellEnd"/>
+      <w:r>
+        <w:t xml:space="preserve"> = [10, 20, 30]</w:t>
+      </w:r>
+    </w:p>
+    <w:p>
+      <w:pPr>
+        <w:pStyle w:val="Code"/>
+      </w:pPr>
+      <w:r>
+        <w:t>print(</w:t>
+      </w:r>
+      <w:proofErr w:type="spellStart"/>
+      <w:r>
+        <w:t>lst</w:t>
+      </w:r>
+      <w:proofErr w:type="spellEnd"/>
+      <w:r>
+        <w:t>[0])</w:t>
+      </w:r>
+      <w:r>
+        <w:tab/>
+      </w:r>
+      <w:r>
+        <w:tab/>
+      </w:r>
+      <w:r>
+        <w:tab/>
+        <w:t># 10</w:t>
+      </w:r>
+    </w:p>
+    <w:p>
+      <w:pPr>
+        <w:pStyle w:val="Code"/>
+      </w:pPr>
+      <w:r>
+        <w:t>print(</w:t>
+      </w:r>
+      <w:proofErr w:type="spellStart"/>
+      <w:r>
+        <w:t>lst</w:t>
+      </w:r>
+      <w:proofErr w:type="spellEnd"/>
+      <w:r>
+        <w:t>[–1])</w:t>
+      </w:r>
+      <w:r>
+        <w:tab/>
+      </w:r>
+      <w:r>
+        <w:tab/>
+      </w:r>
+      <w:r>
+        <w:tab/>
+        <w:t># 30</w:t>
+      </w:r>
+    </w:p>
+    <w:p>
+      <w:pPr>
+        <w:pStyle w:val="Code"/>
+      </w:pPr>
+    </w:p>
+    <w:p>
+      <w:pPr>
+        <w:pStyle w:val="Code"/>
+      </w:pPr>
+      <w:r>
+        <w:t>d = {</w:t>
+      </w:r>
+      <w:r>
+        <w:t>"</w:t>
+      </w:r>
+      <w:r>
+        <w:t>a</w:t>
+      </w:r>
+      <w:r>
+        <w:t>"</w:t>
+      </w:r>
+      <w:r>
+        <w:t xml:space="preserve">: 1, </w:t>
+      </w:r>
+      <w:r>
+        <w:t>"</w:t>
+      </w:r>
+      <w:r>
+        <w:t>b</w:t>
+      </w:r>
+      <w:r>
+        <w:t>"</w:t>
+      </w:r>
+      <w:r>
+        <w:t>: 2}</w:t>
+      </w:r>
+    </w:p>
+    <w:p>
+      <w:pPr>
+        <w:pStyle w:val="Code"/>
+      </w:pPr>
+      <w:r>
+        <w:lastRenderedPageBreak/>
+        <w:t>print(d[</w:t>
+      </w:r>
+      <w:r>
+        <w:t>"</w:t>
+      </w:r>
+      <w:r>
+        <w:t>a</w:t>
+      </w:r>
+      <w:r>
+        <w:t>"</w:t>
+      </w:r>
+      <w:r>
+        <w:t>])</w:t>
+      </w:r>
+      <w:r>
+        <w:tab/>
+      </w:r>
+      <w:r>
+        <w:tab/>
+      </w:r>
+      <w:r>
+        <w:tab/>
+        <w:t># 1</w:t>
+      </w:r>
+    </w:p>
+    <w:p>
+      <w:pPr>
+        <w:pStyle w:val="Code"/>
+      </w:pPr>
+    </w:p>
+    <w:p>
+      <w:pPr>
+        <w:pStyle w:val="Code"/>
+      </w:pPr>
+      <w:r>
+        <w:t xml:space="preserve">s = </w:t>
+      </w:r>
+      <w:r>
+        <w:t>"</w:t>
+      </w:r>
+      <w:r>
+        <w:t>hello</w:t>
+      </w:r>
+      <w:r>
+        <w:t>"</w:t>
+      </w:r>
+    </w:p>
+    <w:p>
+      <w:pPr>
+        <w:pStyle w:val="Code"/>
+      </w:pPr>
+      <w:r>
+        <w:t>print(s[1])</w:t>
+      </w:r>
+      <w:r>
+        <w:tab/>
+      </w:r>
+      <w:r>
+        <w:tab/>
+      </w:r>
+      <w:r>
+        <w:tab/>
+        <w:t xml:space="preserve"># </w:t>
+      </w:r>
+      <w:r>
+        <w:t>"</w:t>
+      </w:r>
+      <w:r>
+        <w:t>e</w:t>
+      </w:r>
+      <w:r>
+        <w:t>"</w:t>
+      </w:r>
+    </w:p>
+    <w:p>
+      <w:pPr>
+        <w:pStyle w:val="Code"/>
+      </w:pPr>
+    </w:p>
+    <w:p>
+      <w:pPr>
+        <w:pStyle w:val="Code"/>
+      </w:pPr>
+      <w:r>
+        <w:t>m = @[[1, 2], [3, 4]]</w:t>
+      </w:r>
+    </w:p>
+    <w:p>
+      <w:pPr>
+        <w:pStyle w:val="Code"/>
+      </w:pPr>
+      <w:r>
+        <w:t>print(m[0])</w:t>
+      </w:r>
+      <w:r>
+        <w:tab/>
+      </w:r>
+      <w:r>
+        <w:tab/>
+      </w:r>
+      <w:r>
+        <w:tab/>
+        <w:t># @[1, 2]</w:t>
+      </w:r>
+    </w:p>
+    <w:p>
+      <w:pPr>
+        <w:pStyle w:val="ListParagraph"/>
+        <w:ind w:left="846"/>
+        <w:jc w:val="both"/>
+        <w:rPr>
+          <w:rFonts w:asciiTheme="majorBidi" w:hAnsiTheme="majorBidi" w:cstheme="majorBidi"/>
+          <w:lang w:val="en-US"/>
+        </w:rPr>
+      </w:pPr>
+    </w:p>
+    <w:p>
+      <w:pPr>
+        <w:pStyle w:val="ListParagraph"/>
+        <w:numPr>
+          <w:ilvl w:val="1"/>
+          <w:numId w:val="2"/>
+        </w:numPr>
+        <w:ind w:left="845"/>
+        <w:jc w:val="both"/>
+        <w:outlineLvl w:val="1"/>
+        <w:rPr>
+          <w:rFonts w:asciiTheme="majorBidi" w:hAnsiTheme="majorBidi" w:cstheme="majorBidi"/>
+          <w:lang w:val="en-US"/>
+        </w:rPr>
+      </w:pPr>
+      <w:r>
+        <w:rPr>
+          <w:rFonts w:asciiTheme="majorBidi" w:hAnsiTheme="majorBidi" w:cstheme="majorBidi"/>
+          <w:lang w:val="en-US"/>
+        </w:rPr>
+        <w:t>Slice Expressions</w:t>
+      </w:r>
+    </w:p>
+    <w:p>
+      <w:pPr>
+        <w:pStyle w:val="ListParagraph"/>
+        <w:ind w:left="846"/>
+        <w:jc w:val="both"/>
+        <w:rPr>
+          <w:rFonts w:asciiTheme="majorBidi" w:hAnsiTheme="majorBidi" w:cstheme="majorBidi"/>
+          <w:lang w:val="en-US"/>
+        </w:rPr>
+      </w:pPr>
+      <w:r>
+        <w:rPr>
+          <w:rFonts w:asciiTheme="majorBidi" w:hAnsiTheme="majorBidi" w:cstheme="majorBidi"/>
+          <w:lang w:val="en-US"/>
+        </w:rPr>
+        <w:t xml:space="preserve">Slice expressions extract a contiguous subsequence from a list or string using the </w:t>
+      </w:r>
+      <w:r>
+        <w:rPr>
+          <w:rStyle w:val="CodeChar"/>
+        </w:rPr>
+        <w:t>[</w:t>
+      </w:r>
+      <w:proofErr w:type="spellStart"/>
+      <w:r>
+        <w:rPr>
+          <w:rStyle w:val="CodeChar"/>
+        </w:rPr>
+        <w:t>start:end</w:t>
+      </w:r>
+      <w:proofErr w:type="spellEnd"/>
+      <w:r>
+        <w:rPr>
+          <w:rStyle w:val="CodeChar"/>
+        </w:rPr>
+        <w:t>]</w:t>
+      </w:r>
+      <w:r>
+        <w:rPr>
+          <w:rFonts w:asciiTheme="majorBidi" w:hAnsiTheme="majorBidi" w:cstheme="majorBidi"/>
+          <w:lang w:val="en-US"/>
+        </w:rPr>
+        <w:t xml:space="preserve"> syntax. The start index is inclusive and the end index is exclusive. Either bound can be omitted</w:t>
+      </w:r>
+      <w:r>
+        <w:rPr>
+          <w:rFonts w:asciiTheme="majorBidi" w:hAnsiTheme="majorBidi" w:cstheme="majorBidi"/>
+          <w:lang w:val="en-US"/>
+        </w:rPr>
+        <w:t>,</w:t>
+      </w:r>
+      <w:r>
+        <w:rPr>
+          <w:rFonts w:asciiTheme="majorBidi" w:hAnsiTheme="majorBidi" w:cstheme="majorBidi"/>
+          <w:lang w:val="en-US"/>
+        </w:rPr>
+        <w:t xml:space="preserve"> omitting start defaults to the beginning of the sequence and omitting end defaults to the end. Slices always return a new value of the same type as the container and never raise an index error for out-of-range bounds.</w:t>
+      </w:r>
+    </w:p>
+    <w:p>
+      <w:pPr>
+        <w:pStyle w:val="Code"/>
+      </w:pPr>
+      <w:proofErr w:type="spellStart"/>
+      <w:r>
+        <w:t>lst</w:t>
+      </w:r>
+      <w:proofErr w:type="spellEnd"/>
+      <w:r>
+        <w:t xml:space="preserve"> = [1, 2, 3, 4, 5]</w:t>
+      </w:r>
+    </w:p>
+    <w:p>
+      <w:pPr>
+        <w:pStyle w:val="Code"/>
+      </w:pPr>
+      <w:r>
+        <w:t>print(</w:t>
+      </w:r>
+      <w:proofErr w:type="spellStart"/>
+      <w:r>
+        <w:t>lst</w:t>
+      </w:r>
+      <w:proofErr w:type="spellEnd"/>
+      <w:r>
+        <w:t>[1:3])</w:t>
+      </w:r>
+      <w:r>
+        <w:tab/>
+      </w:r>
+      <w:r>
+        <w:tab/>
+        <w:t># [2, 3]</w:t>
+      </w:r>
+    </w:p>
+    <w:p>
+      <w:pPr>
+        <w:pStyle w:val="Code"/>
+      </w:pPr>
+      <w:r>
+        <w:t>print(</w:t>
+      </w:r>
+      <w:proofErr w:type="spellStart"/>
+      <w:r>
+        <w:t>lst</w:t>
+      </w:r>
+      <w:proofErr w:type="spellEnd"/>
+      <w:r>
+        <w:t>[:2])</w:t>
+      </w:r>
+      <w:r>
+        <w:tab/>
+      </w:r>
+      <w:r>
+        <w:tab/>
+        <w:t># [1, 2]</w:t>
+      </w:r>
+    </w:p>
+    <w:p>
+      <w:pPr>
+        <w:pStyle w:val="Code"/>
+      </w:pPr>
+      <w:r>
+        <w:t>print(</w:t>
+      </w:r>
+      <w:proofErr w:type="spellStart"/>
+      <w:r>
+        <w:t>lst</w:t>
+      </w:r>
+      <w:proofErr w:type="spellEnd"/>
+      <w:r>
+        <w:t>[3:])</w:t>
+      </w:r>
+      <w:r>
+        <w:tab/>
+      </w:r>
+      <w:r>
+        <w:tab/>
+        <w:t># [4, 5]</w:t>
+      </w:r>
+    </w:p>
+    <w:p>
+      <w:pPr>
+        <w:pStyle w:val="Code"/>
+      </w:pPr>
+    </w:p>
+    <w:p>
+      <w:pPr>
+        <w:pStyle w:val="Code"/>
+      </w:pPr>
+      <w:r>
+        <w:t xml:space="preserve">s = </w:t>
+      </w:r>
+      <w:r>
+        <w:t>"</w:t>
+      </w:r>
+      <w:r>
+        <w:t>hello world</w:t>
+      </w:r>
+      <w:r>
+        <w:t>"</w:t>
+      </w:r>
+    </w:p>
+    <w:p>
+      <w:pPr>
+        <w:pStyle w:val="Code"/>
+      </w:pPr>
+      <w:r>
+        <w:t>print(s[0:5])</w:t>
+      </w:r>
+      <w:r>
+        <w:tab/>
+      </w:r>
+      <w:r>
+        <w:tab/>
+        <w:t xml:space="preserve"># </w:t>
+      </w:r>
+      <w:r>
+        <w:t>"</w:t>
+      </w:r>
+      <w:r>
+        <w:t>hello</w:t>
+      </w:r>
+      <w:r>
+        <w:t>"</w:t>
+      </w:r>
+    </w:p>
+    <w:p>
+      <w:pPr>
+        <w:pStyle w:val="ListParagraph"/>
+        <w:ind w:left="846"/>
+        <w:jc w:val="both"/>
+        <w:rPr>
+          <w:rFonts w:asciiTheme="majorBidi" w:hAnsiTheme="majorBidi" w:cstheme="majorBidi"/>
+          <w:lang w:val="en-US"/>
+        </w:rPr>
+      </w:pPr>
+    </w:p>
+    <w:p>
+      <w:pPr>
+        <w:pStyle w:val="ListParagraph"/>
+        <w:numPr>
+          <w:ilvl w:val="1"/>
+          <w:numId w:val="2"/>
+        </w:numPr>
+        <w:ind w:left="845"/>
+        <w:jc w:val="both"/>
+        <w:outlineLvl w:val="1"/>
+        <w:rPr>
+          <w:rFonts w:asciiTheme="majorBidi" w:hAnsiTheme="majorBidi" w:cstheme="majorBidi"/>
+          <w:lang w:val="en-US"/>
+        </w:rPr>
+      </w:pPr>
+      <w:r>
+        <w:rPr>
+          <w:rFonts w:asciiTheme="majorBidi" w:hAnsiTheme="majorBidi" w:cstheme="majorBidi"/>
+          <w:lang w:val="en-US"/>
+        </w:rPr>
+        <w:t>Ternary Expressions</w:t>
+      </w:r>
+    </w:p>
+    <w:p>
+      <w:pPr>
+        <w:pStyle w:val="ListParagraph"/>
+        <w:ind w:left="846"/>
+        <w:jc w:val="both"/>
+        <w:rPr>
+          <w:rFonts w:asciiTheme="majorBidi" w:hAnsiTheme="majorBidi" w:cstheme="majorBidi"/>
+          <w:lang w:val="en-US"/>
+        </w:rPr>
+      </w:pPr>
+      <w:r>
+        <w:rPr>
+          <w:rFonts w:asciiTheme="majorBidi" w:hAnsiTheme="majorBidi" w:cstheme="majorBidi"/>
+          <w:lang w:val="en-US"/>
+        </w:rPr>
+        <w:t xml:space="preserve">A ternary expression is a conditional expression that evaluates to one of two values depending on a condition. The syntax is </w:t>
+      </w:r>
+      <w:proofErr w:type="spellStart"/>
+      <w:r>
+        <w:rPr>
+          <w:rStyle w:val="CodeChar"/>
+        </w:rPr>
+        <w:t>then_expr</w:t>
+      </w:r>
+      <w:proofErr w:type="spellEnd"/>
+      <w:r>
+        <w:rPr>
+          <w:rStyle w:val="CodeChar"/>
+        </w:rPr>
+        <w:t xml:space="preserve"> if condition else </w:t>
+      </w:r>
+      <w:proofErr w:type="spellStart"/>
+      <w:r>
+        <w:rPr>
+          <w:rStyle w:val="CodeChar"/>
+        </w:rPr>
+        <w:t>else_expr</w:t>
+      </w:r>
+      <w:proofErr w:type="spellEnd"/>
+      <w:r>
+        <w:rPr>
+          <w:rFonts w:asciiTheme="majorBidi" w:hAnsiTheme="majorBidi" w:cstheme="majorBidi"/>
+          <w:lang w:val="en-US"/>
+        </w:rPr>
+        <w:t>. The condition is evaluated first</w:t>
+      </w:r>
+      <w:r>
+        <w:rPr>
+          <w:rFonts w:asciiTheme="majorBidi" w:hAnsiTheme="majorBidi" w:cstheme="majorBidi"/>
+          <w:lang w:val="en-US"/>
+        </w:rPr>
+        <w:t>,</w:t>
+      </w:r>
+      <w:r>
+        <w:rPr>
+          <w:rFonts w:asciiTheme="majorBidi" w:hAnsiTheme="majorBidi" w:cstheme="majorBidi"/>
+          <w:lang w:val="en-US"/>
+        </w:rPr>
+        <w:t xml:space="preserve"> if it is truthy, </w:t>
+      </w:r>
+      <w:proofErr w:type="spellStart"/>
+      <w:r>
+        <w:rPr>
+          <w:rStyle w:val="CodeChar"/>
+        </w:rPr>
+        <w:t>then_expr</w:t>
+      </w:r>
+      <w:proofErr w:type="spellEnd"/>
+      <w:r>
+        <w:rPr>
+          <w:rFonts w:asciiTheme="majorBidi" w:hAnsiTheme="majorBidi" w:cstheme="majorBidi"/>
+          <w:lang w:val="en-US"/>
+        </w:rPr>
+        <w:t xml:space="preserve"> is evaluated and returned; otherwise </w:t>
+      </w:r>
+      <w:proofErr w:type="spellStart"/>
+      <w:r>
+        <w:rPr>
+          <w:rStyle w:val="CodeChar"/>
+        </w:rPr>
+        <w:t>else_expr</w:t>
+      </w:r>
+      <w:proofErr w:type="spellEnd"/>
+      <w:r>
+        <w:rPr>
+          <w:rFonts w:asciiTheme="majorBidi" w:hAnsiTheme="majorBidi" w:cstheme="majorBidi"/>
+          <w:lang w:val="en-US"/>
+        </w:rPr>
+        <w:t xml:space="preserve"> is evaluated and returned. Only one branch is evaluated.</w:t>
+      </w:r>
+    </w:p>
+    <w:p>
+      <w:pPr>
+        <w:pStyle w:val="Code"/>
+      </w:pPr>
+      <w:r>
+        <w:t>x = 10</w:t>
+      </w:r>
+    </w:p>
+    <w:p>
+      <w:pPr>
+        <w:pStyle w:val="Code"/>
+      </w:pPr>
+      <w:r>
+        <w:t xml:space="preserve">label = </w:t>
+      </w:r>
+      <w:r>
+        <w:t>"</w:t>
+      </w:r>
+      <w:r>
+        <w:t>positive</w:t>
+      </w:r>
+      <w:r>
+        <w:t>"</w:t>
+      </w:r>
+      <w:r>
+        <w:t xml:space="preserve"> is x &gt; 0 else </w:t>
+      </w:r>
+      <w:r>
+        <w:t>"</w:t>
+      </w:r>
+      <w:r>
+        <w:t>negative</w:t>
+      </w:r>
+      <w:r>
+        <w:t>"</w:t>
+      </w:r>
+    </w:p>
+    <w:p>
+      <w:pPr>
+        <w:pStyle w:val="Code"/>
+      </w:pPr>
+      <w:r>
+        <w:t>print(label)</w:t>
+      </w:r>
+      <w:r>
+        <w:tab/>
+      </w:r>
+      <w:r>
+        <w:tab/>
+      </w:r>
+      <w:r>
+        <w:tab/>
+        <w:t xml:space="preserve"># </w:t>
+      </w:r>
+      <w:r>
+        <w:t>"</w:t>
+      </w:r>
+      <w:r>
+        <w:t>positive</w:t>
+      </w:r>
+      <w:r>
+        <w:t>"</w:t>
+      </w:r>
+    </w:p>
+    <w:p>
+      <w:pPr>
+        <w:pStyle w:val="Code"/>
+      </w:pPr>
+    </w:p>
+    <w:p>
+      <w:pPr>
+        <w:pStyle w:val="Code"/>
+      </w:pPr>
+      <w:r>
+        <w:t>result = a if a &gt; b else b</w:t>
+      </w:r>
+      <w:r>
+        <w:tab/>
+        <w:t># max of a and b</w:t>
+      </w:r>
+    </w:p>
+    <w:p>
+      <w:pPr>
+        <w:pStyle w:val="ListParagraph"/>
+        <w:ind w:left="846"/>
+        <w:jc w:val="both"/>
+        <w:rPr>
+          <w:rFonts w:asciiTheme="majorBidi" w:hAnsiTheme="majorBidi" w:cstheme="majorBidi"/>
+          <w:lang w:val="en-US"/>
+        </w:rPr>
+      </w:pPr>
+    </w:p>
+    <w:p>
+      <w:pPr>
+        <w:pStyle w:val="ListParagraph"/>
+        <w:numPr>
+          <w:ilvl w:val="1"/>
+          <w:numId w:val="2"/>
+        </w:numPr>
+        <w:ind w:left="845"/>
+        <w:jc w:val="both"/>
+        <w:outlineLvl w:val="1"/>
+        <w:rPr>
+          <w:rFonts w:asciiTheme="majorBidi" w:hAnsiTheme="majorBidi" w:cstheme="majorBidi"/>
+          <w:lang w:val="en-US"/>
+        </w:rPr>
+      </w:pPr>
+      <w:r>
+        <w:rPr>
+          <w:rFonts w:asciiTheme="majorBidi" w:hAnsiTheme="majorBidi" w:cstheme="majorBidi"/>
+          <w:lang w:val="en-US"/>
+        </w:rPr>
+        <w:t>Lambda Expressions</w:t>
+      </w:r>
+    </w:p>
+    <w:p>
+      <w:pPr>
+        <w:pStyle w:val="ListParagraph"/>
+        <w:ind w:left="846"/>
+        <w:jc w:val="both"/>
+        <w:rPr>
+          <w:rFonts w:asciiTheme="majorBidi" w:hAnsiTheme="majorBidi" w:cstheme="majorBidi"/>
+          <w:lang w:val="en-US"/>
+        </w:rPr>
+      </w:pPr>
+      <w:r>
+        <w:rPr>
+          <w:rFonts w:asciiTheme="majorBidi" w:hAnsiTheme="majorBidi" w:cstheme="majorBidi"/>
+          <w:lang w:val="en-US"/>
+        </w:rPr>
+        <w:t xml:space="preserve">A lambda expression produces an anonymous function value inline without a </w:t>
+      </w:r>
+      <w:r>
+        <w:rPr>
+          <w:rStyle w:val="CodeChar"/>
+        </w:rPr>
+        <w:t>def</w:t>
+      </w:r>
+      <w:r>
+        <w:rPr>
+          <w:rFonts w:asciiTheme="majorBidi" w:hAnsiTheme="majorBidi" w:cstheme="majorBidi"/>
+          <w:lang w:val="en-US"/>
+        </w:rPr>
+        <w:t xml:space="preserve"> declaration. The syntax is </w:t>
+      </w:r>
+      <w:r>
+        <w:rPr>
+          <w:rStyle w:val="CodeChar"/>
+        </w:rPr>
+        <w:t>lambda params: expression</w:t>
+      </w:r>
+      <w:r>
+        <w:rPr>
+          <w:rFonts w:asciiTheme="majorBidi" w:hAnsiTheme="majorBidi" w:cstheme="majorBidi"/>
+          <w:lang w:val="en-US"/>
+        </w:rPr>
+        <w:t xml:space="preserve">. The body of a lambda is a single expression whose value is returned implicitly. Lambdas capture their enclosing lexical environment as closures, the same way named functions do. Lambdas are commonly used as arguments to higher-order functions such as </w:t>
+      </w:r>
+      <w:r>
+        <w:rPr>
+          <w:rStyle w:val="CodeChar"/>
+        </w:rPr>
+        <w:t>sort()</w:t>
+      </w:r>
+      <w:r>
+        <w:rPr>
+          <w:rFonts w:asciiTheme="majorBidi" w:hAnsiTheme="majorBidi" w:cstheme="majorBidi"/>
+          <w:lang w:val="en-US"/>
+        </w:rPr>
+        <w:t xml:space="preserve">, </w:t>
+      </w:r>
+      <w:r>
+        <w:rPr>
+          <w:rStyle w:val="CodeChar"/>
+        </w:rPr>
+        <w:t>map()</w:t>
+      </w:r>
+      <w:r>
+        <w:rPr>
+          <w:rFonts w:asciiTheme="majorBidi" w:hAnsiTheme="majorBidi" w:cstheme="majorBidi"/>
+          <w:lang w:val="en-US"/>
+        </w:rPr>
+        <w:t xml:space="preserve">, and </w:t>
+      </w:r>
+      <w:r>
+        <w:rPr>
+          <w:rStyle w:val="CodeChar"/>
+        </w:rPr>
+        <w:t>filter()</w:t>
+      </w:r>
+      <w:r>
+        <w:rPr>
+          <w:rFonts w:asciiTheme="majorBidi" w:hAnsiTheme="majorBidi" w:cstheme="majorBidi"/>
+          <w:lang w:val="en-US"/>
+        </w:rPr>
+        <w:t>, where defining a full named function would be unnecessarily verbose.</w:t>
+      </w:r>
+    </w:p>
+    <w:p>
+      <w:pPr>
+        <w:pStyle w:val="Code"/>
+      </w:pPr>
+      <w:r>
+        <w:t>square = lambda x: x * x</w:t>
+      </w:r>
+    </w:p>
+    <w:p>
+      <w:pPr>
+        <w:pStyle w:val="Code"/>
+      </w:pPr>
+      <w:r>
+        <w:t>add = lambda a, b: a + b</w:t>
+      </w:r>
+    </w:p>
+    <w:p>
+      <w:pPr>
+        <w:pStyle w:val="Code"/>
+      </w:pPr>
+    </w:p>
+    <w:p>
+      <w:pPr>
+        <w:pStyle w:val="Code"/>
+      </w:pPr>
+      <w:r>
+        <w:t>print(square(5))</w:t>
+      </w:r>
+      <w:r>
+        <w:tab/>
+      </w:r>
+      <w:r>
+        <w:t># 25</w:t>
+      </w:r>
+    </w:p>
+    <w:p>
+      <w:pPr>
+        <w:pStyle w:val="Code"/>
+      </w:pPr>
+      <w:r>
+        <w:t>print(add(3, 4))</w:t>
+      </w:r>
+      <w:r>
+        <w:tab/>
+      </w:r>
+      <w:r>
+        <w:t># 7</w:t>
+      </w:r>
+    </w:p>
+    <w:p>
+      <w:pPr>
+        <w:pStyle w:val="Code"/>
+      </w:pPr>
+    </w:p>
+    <w:p>
+      <w:pPr>
+        <w:pStyle w:val="Code"/>
+      </w:pPr>
+      <w:proofErr w:type="spellStart"/>
+      <w:r>
+        <w:t>nums</w:t>
+      </w:r>
+      <w:proofErr w:type="spellEnd"/>
+      <w:r>
+        <w:t xml:space="preserve"> = [3, 1, 4, 1, 5]</w:t>
+      </w:r>
+    </w:p>
+    <w:p>
+      <w:pPr>
+        <w:pStyle w:val="Code"/>
+      </w:pPr>
+      <w:proofErr w:type="spellStart"/>
+      <w:r>
+        <w:t>nums.sort</w:t>
+      </w:r>
+      <w:proofErr w:type="spellEnd"/>
+      <w:r>
+        <w:t>(key=lambda x: x)</w:t>
+      </w:r>
+    </w:p>
+    <w:p>
+      <w:pPr>
+        <w:pStyle w:val="Code"/>
+      </w:pPr>
+      <w:r>
+        <w:t xml:space="preserve">evens = </w:t>
+      </w:r>
+      <w:proofErr w:type="spellStart"/>
+      <w:r>
+        <w:t>nums.filter</w:t>
+      </w:r>
+      <w:proofErr w:type="spellEnd"/>
+      <w:r>
+        <w:t>(lambda x: x % 2 == 0)</w:t>
+      </w:r>
+    </w:p>
+    <w:p>
+      <w:pPr>
+        <w:pStyle w:val="Code"/>
+      </w:pPr>
+      <w:r>
+        <w:t xml:space="preserve">doubled = </w:t>
+      </w:r>
+      <w:proofErr w:type="spellStart"/>
+      <w:r>
+        <w:t>nums.map</w:t>
+      </w:r>
+      <w:proofErr w:type="spellEnd"/>
+      <w:r>
+        <w:t>(lambda x: x * 2)</w:t>
+      </w:r>
+    </w:p>
+    <w:p>
+      <w:pPr>
+        <w:pStyle w:val="ListParagraph"/>
+        <w:ind w:left="846"/>
+        <w:jc w:val="both"/>
+        <w:rPr>
+          <w:rFonts w:asciiTheme="majorBidi" w:hAnsiTheme="majorBidi" w:cstheme="majorBidi"/>
+          <w:lang w:val="en-US"/>
+        </w:rPr>
+      </w:pPr>
+    </w:p>
+    <w:p>
+      <w:pPr>
+        <w:pStyle w:val="ListParagraph"/>
+        <w:numPr>
+          <w:ilvl w:val="1"/>
+          <w:numId w:val="2"/>
+        </w:numPr>
+        <w:ind w:left="845"/>
+        <w:jc w:val="both"/>
+        <w:outlineLvl w:val="1"/>
+        <w:rPr>
+          <w:rFonts w:asciiTheme="majorBidi" w:hAnsiTheme="majorBidi" w:cstheme="majorBidi"/>
+          <w:lang w:val="en-US"/>
+        </w:rPr>
+      </w:pPr>
+      <w:r>
+        <w:rPr>
+          <w:rFonts w:asciiTheme="majorBidi" w:hAnsiTheme="majorBidi" w:cstheme="majorBidi"/>
+          <w:lang w:val="en-US"/>
+        </w:rPr>
+        <w:t>List Comprehension Expressions</w:t>
+      </w:r>
+    </w:p>
+    <w:p>
+      <w:pPr>
+        <w:pStyle w:val="ListParagraph"/>
+        <w:ind w:left="846"/>
+        <w:jc w:val="both"/>
+        <w:rPr>
+          <w:rFonts w:asciiTheme="majorBidi" w:hAnsiTheme="majorBidi" w:cstheme="majorBidi"/>
+          <w:lang w:val="en-US"/>
+        </w:rPr>
+      </w:pPr>
+      <w:r>
+        <w:rPr>
+          <w:rFonts w:asciiTheme="majorBidi" w:hAnsiTheme="majorBidi" w:cstheme="majorBidi"/>
+          <w:lang w:val="en-US"/>
+        </w:rPr>
+        <w:t xml:space="preserve">A list comprehension produces a new list by evaluating an expression for each element of an iterable, with an optional filter condition. The syntax is </w:t>
+      </w:r>
+      <w:r>
+        <w:rPr>
+          <w:rStyle w:val="CodeChar"/>
+        </w:rPr>
+        <w:t>[element for var in iterable]</w:t>
+      </w:r>
+      <w:r>
+        <w:rPr>
+          <w:rFonts w:asciiTheme="majorBidi" w:hAnsiTheme="majorBidi" w:cstheme="majorBidi"/>
+          <w:lang w:val="en-US"/>
+        </w:rPr>
+        <w:t xml:space="preserve"> or </w:t>
+      </w:r>
+      <w:r>
+        <w:rPr>
+          <w:rStyle w:val="CodeChar"/>
+        </w:rPr>
+        <w:t>[element for var in iterable if condition]</w:t>
+      </w:r>
+      <w:r>
+        <w:rPr>
+          <w:rFonts w:asciiTheme="majorBidi" w:hAnsiTheme="majorBidi" w:cstheme="majorBidi"/>
+          <w:lang w:val="en-US"/>
+        </w:rPr>
+        <w:t>. The iterable can be a list, range, or string. The comprehension variable is scoped to the comprehension and does not leak into the surrounding scope.</w:t>
+      </w:r>
+    </w:p>
+    <w:p>
+      <w:pPr>
+        <w:pStyle w:val="Code"/>
+      </w:pPr>
+      <w:r>
+        <w:t xml:space="preserve">squares </w:t>
+      </w:r>
+      <w:r>
+        <w:t>= [x * x for x in range(10)]</w:t>
+      </w:r>
+    </w:p>
+    <w:p>
+      <w:pPr>
+        <w:pStyle w:val="Code"/>
+      </w:pPr>
+      <w:r>
+        <w:t>evens = [x for x in range(20) if x % 2 == 0]</w:t>
+      </w:r>
+    </w:p>
+    <w:p>
+      <w:pPr>
+        <w:pStyle w:val="Code"/>
+      </w:pPr>
+      <w:r>
+        <w:t>letters = [c for c in "hello"]</w:t>
+      </w:r>
+    </w:p>
+    <w:p>
+      <w:pPr>
+        <w:pStyle w:val="Code"/>
+      </w:pPr>
+      <w:r>
+        <w:t>doubled = [x * 2 for x in [1, 2, 3, 4, 5]]</w:t>
+      </w:r>
+    </w:p>
+    <w:p>
+      <w:pPr>
+        <w:pStyle w:val="ListParagraph"/>
+        <w:ind w:left="846"/>
+        <w:jc w:val="both"/>
+        <w:rPr>
+          <w:rFonts w:asciiTheme="majorBidi" w:hAnsiTheme="majorBidi" w:cstheme="majorBidi"/>
+          <w:lang w:val="en-US"/>
+        </w:rPr>
+      </w:pPr>
+    </w:p>
+    <w:p>
+      <w:pPr>
+        <w:pStyle w:val="ListParagraph"/>
+        <w:numPr>
+          <w:ilvl w:val="1"/>
+          <w:numId w:val="2"/>
+        </w:numPr>
+        <w:ind w:left="845"/>
+        <w:jc w:val="both"/>
+        <w:outlineLvl w:val="1"/>
+        <w:rPr>
+          <w:rFonts w:asciiTheme="majorBidi" w:hAnsiTheme="majorBidi" w:cstheme="majorBidi"/>
+          <w:lang w:val="en-US"/>
+        </w:rPr>
+      </w:pPr>
+      <w:r>
+        <w:rPr>
+          <w:rFonts w:asciiTheme="majorBidi" w:hAnsiTheme="majorBidi" w:cstheme="majorBidi"/>
+          <w:lang w:val="en-US"/>
+        </w:rPr>
+        <w:t>Unpack Expressions</w:t>
+      </w:r>
+    </w:p>
+    <w:p>
+      <w:pPr>
+        <w:pStyle w:val="ListParagraph"/>
+        <w:ind w:left="846"/>
+        <w:jc w:val="both"/>
+        <w:rPr>
+          <w:rFonts w:asciiTheme="majorBidi" w:hAnsiTheme="majorBidi" w:cstheme="majorBidi"/>
+          <w:lang w:val="en-US"/>
+        </w:rPr>
+      </w:pPr>
+      <w:r>
+        <w:rPr>
+          <w:rFonts w:asciiTheme="majorBidi" w:hAnsiTheme="majorBidi" w:cstheme="majorBidi"/>
+          <w:lang w:val="en-US"/>
+        </w:rPr>
+        <w:t xml:space="preserve">An unpack expression </w:t>
+      </w:r>
+      <w:proofErr w:type="spellStart"/>
+      <w:r>
+        <w:rPr>
+          <w:rFonts w:asciiTheme="majorBidi" w:hAnsiTheme="majorBidi" w:cstheme="majorBidi"/>
+          <w:lang w:val="en-US"/>
+        </w:rPr>
+        <w:t>destructures</w:t>
+      </w:r>
+      <w:proofErr w:type="spellEnd"/>
+      <w:r>
+        <w:rPr>
+          <w:rFonts w:asciiTheme="majorBidi" w:hAnsiTheme="majorBidi" w:cstheme="majorBidi"/>
+          <w:lang w:val="en-US"/>
+        </w:rPr>
+        <w:t xml:space="preserve"> a list or tensor into multiple named variables in a single statement. The number of names on the left must exactly match the number of elements in the value being unpacked</w:t>
+      </w:r>
+      <w:r>
+        <w:rPr>
+          <w:rFonts w:asciiTheme="majorBidi" w:hAnsiTheme="majorBidi" w:cstheme="majorBidi"/>
+          <w:lang w:val="en-US"/>
+        </w:rPr>
+        <w:t>,</w:t>
+      </w:r>
+      <w:r>
+        <w:rPr>
+          <w:rFonts w:asciiTheme="majorBidi" w:hAnsiTheme="majorBidi" w:cstheme="majorBidi"/>
+          <w:lang w:val="en-US"/>
+        </w:rPr>
+        <w:t xml:space="preserve"> a mismatch raises a </w:t>
+      </w:r>
+      <w:proofErr w:type="spellStart"/>
+      <w:r>
+        <w:rPr>
+          <w:rStyle w:val="CodeChar"/>
+        </w:rPr>
+        <w:t>ValueError</w:t>
+      </w:r>
+      <w:proofErr w:type="spellEnd"/>
+      <w:r>
+        <w:rPr>
+          <w:rFonts w:asciiTheme="majorBidi" w:hAnsiTheme="majorBidi" w:cstheme="majorBidi"/>
+          <w:lang w:val="en-US"/>
+        </w:rPr>
+        <w:t xml:space="preserve"> at runtime.</w:t>
+      </w:r>
+    </w:p>
+    <w:p>
+      <w:pPr>
+        <w:pStyle w:val="Code"/>
+      </w:pPr>
+      <w:r>
+        <w:t>a, b, c</w:t>
+      </w:r>
+      <w:r>
+        <w:t xml:space="preserve"> </w:t>
+      </w:r>
+      <w:r>
+        <w:t>= [1, 2, 3]</w:t>
+      </w:r>
+    </w:p>
+    <w:p>
+      <w:pPr>
+        <w:pStyle w:val="Code"/>
+      </w:pPr>
+      <w:r>
+        <w:t>x, y = @[3.0, 4.0]</w:t>
+      </w:r>
+    </w:p>
+    <w:p>
+      <w:pPr>
+        <w:pStyle w:val="Code"/>
+      </w:pPr>
+    </w:p>
+    <w:p>
+      <w:pPr>
+        <w:pStyle w:val="Code"/>
+      </w:pPr>
+      <w:r>
+        <w:t>print(a)</w:t>
+      </w:r>
+      <w:r>
+        <w:tab/>
+      </w:r>
+      <w:r>
+        <w:t># 1</w:t>
+      </w:r>
+    </w:p>
+    <w:p>
+      <w:pPr>
+        <w:pStyle w:val="Code"/>
+      </w:pPr>
+      <w:r>
+        <w:t>print(x)</w:t>
+      </w:r>
+      <w:r>
+        <w:tab/>
+      </w:r>
+      <w:r>
+        <w:t># 3.0</w:t>
+      </w:r>
+    </w:p>
+    <w:p>
+      <w:pPr>
+        <w:pStyle w:val="ListParagraph"/>
+        <w:ind w:left="846"/>
+        <w:jc w:val="both"/>
+        <w:rPr>
+          <w:rFonts w:asciiTheme="majorBidi" w:hAnsiTheme="majorBidi" w:cstheme="majorBidi"/>
+          <w:lang w:val="en-US"/>
+        </w:rPr>
+      </w:pPr>
+    </w:p>
+    <w:p>
+      <w:pPr>
+        <w:pStyle w:val="ListParagraph"/>
+        <w:numPr>
+          <w:ilvl w:val="1"/>
+          <w:numId w:val="2"/>
+        </w:numPr>
+        <w:ind w:left="845"/>
+        <w:jc w:val="both"/>
+        <w:outlineLvl w:val="1"/>
+        <w:rPr>
+          <w:rFonts w:asciiTheme="majorBidi" w:hAnsiTheme="majorBidi" w:cstheme="majorBidi"/>
+          <w:lang w:val="en-US"/>
+        </w:rPr>
+      </w:pPr>
+      <w:r>
+        <w:rPr>
+          <w:rFonts w:asciiTheme="majorBidi" w:hAnsiTheme="majorBidi" w:cstheme="majorBidi"/>
+          <w:lang w:val="en-US"/>
+        </w:rPr>
+        <w:t>Pipe Expressions</w:t>
+      </w:r>
+    </w:p>
+    <w:p>
+      <w:pPr>
+        <w:pStyle w:val="ListParagraph"/>
+        <w:ind w:left="846"/>
+        <w:jc w:val="both"/>
+        <w:rPr>
+          <w:rFonts w:asciiTheme="majorBidi" w:hAnsiTheme="majorBidi" w:cstheme="majorBidi"/>
+          <w:lang w:val="en-US"/>
+        </w:rPr>
+      </w:pPr>
+      <w:r>
+        <w:rPr>
+          <w:rFonts w:asciiTheme="majorBidi" w:hAnsiTheme="majorBidi" w:cstheme="majorBidi"/>
+          <w:lang w:val="en-US"/>
+        </w:rPr>
+        <w:t xml:space="preserve">A pipe expression passes the value on the left as the first argument to the callable on the right using the </w:t>
+      </w:r>
+      <w:r>
+        <w:rPr>
+          <w:rStyle w:val="CodeChar"/>
+        </w:rPr>
+        <w:t>|&gt;</w:t>
+      </w:r>
+      <w:r>
+        <w:rPr>
+          <w:rFonts w:asciiTheme="majorBidi" w:hAnsiTheme="majorBidi" w:cstheme="majorBidi"/>
+          <w:lang w:val="en-US"/>
+        </w:rPr>
+        <w:t xml:space="preserve"> operator. Pipe expressions are left-associative, so a chain of pipes is evaluated left to right. The right-hand side must be a callable value</w:t>
+      </w:r>
+      <w:r>
+        <w:rPr>
+          <w:rFonts w:asciiTheme="majorBidi" w:hAnsiTheme="majorBidi" w:cstheme="majorBidi"/>
+          <w:lang w:val="en-US"/>
+        </w:rPr>
+        <w:t>,</w:t>
+      </w:r>
+      <w:r>
+        <w:rPr>
+          <w:rFonts w:asciiTheme="majorBidi" w:hAnsiTheme="majorBidi" w:cstheme="majorBidi"/>
+          <w:lang w:val="en-US"/>
+        </w:rPr>
+        <w:t xml:space="preserve"> passing a non-callable raises a </w:t>
+      </w:r>
+      <w:proofErr w:type="spellStart"/>
+      <w:r>
+        <w:rPr>
+          <w:rStyle w:val="CodeChar"/>
+        </w:rPr>
+        <w:t>TypeError</w:t>
+      </w:r>
+      <w:proofErr w:type="spellEnd"/>
+      <w:r>
+        <w:rPr>
+          <w:rFonts w:asciiTheme="majorBidi" w:hAnsiTheme="majorBidi" w:cstheme="majorBidi"/>
+          <w:lang w:val="en-US"/>
+        </w:rPr>
+        <w:t>. Pipes are particularly useful for expressing ML pipelines in a readable sequential form.</w:t>
+      </w:r>
+    </w:p>
+    <w:p>
+      <w:pPr>
+        <w:pStyle w:val="Code"/>
+      </w:pPr>
+      <w:r>
+        <w:t xml:space="preserve">result = </w:t>
+      </w:r>
+      <w:proofErr w:type="spellStart"/>
+      <w:r>
+        <w:t>raw_data</w:t>
+      </w:r>
+      <w:proofErr w:type="spellEnd"/>
+      <w:r>
+        <w:t xml:space="preserve"> |&gt; clean |&gt; normalize |&gt; train</w:t>
+      </w:r>
+    </w:p>
+    <w:p>
+      <w:pPr>
+        <w:pStyle w:val="ListParagraph"/>
         <w:ind w:left="426"/>
         <w:jc w:val="both"/>
         <w:rPr>
           <w:rFonts w:asciiTheme="majorBidi" w:hAnsiTheme="majorBidi" w:cstheme="majorBidi"/>
-          <w:sz w:val="28"/>
-          <w:szCs w:val="28"/>
-          <w:lang w:val="en-US"/>
-        </w:rPr>
-      </w:pPr>
-    </w:p>
-    <w:p>
-      <w:pPr>
-        <w:pStyle w:val="ListParagraph"/>
-        <w:ind w:left="426"/>
-        <w:jc w:val="both"/>
-        <w:rPr>
-          <w:rFonts w:asciiTheme="majorBidi" w:hAnsiTheme="majorBidi" w:cstheme="majorBidi"/>
-          <w:sz w:val="28"/>
-          <w:szCs w:val="28"/>
           <w:lang w:val="en-US"/>
         </w:rPr>
       </w:pPr>
@@ -15650,7 +19071,6 @@
   <w:style w:type="character" w:default="1" w:styleId="DefaultParagraphFont">
     <w:name w:val="Default Paragraph Font"/>
     <w:uiPriority w:val="1"/>
-    <w:semiHidden/>
     <w:unhideWhenUsed/>
   </w:style>
   <w:style w:type="table" w:default="1" w:styleId="TableNormal">

--- a/spec/LSD.docx
+++ b/spec/LSD.docx
@@ -4577,7 +4577,15 @@
         <w:pStyle w:val="Code"/>
       </w:pPr>
       <w:r>
-        <w:t xml:space="preserve">        print("Hello, world!")</w:t>
+        <w:t xml:space="preserve">        </w:t>
+      </w:r>
+      <w:proofErr w:type="gramStart"/>
+      <w:r>
+        <w:t>print(</w:t>
+      </w:r>
+      <w:proofErr w:type="gramEnd"/>
+      <w:r>
+        <w:t>"Hello, world!")</w:t>
       </w:r>
     </w:p>
     <w:p>
@@ -4593,7 +4601,15 @@
         <w:pStyle w:val="Code"/>
       </w:pPr>
       <w:r>
-        <w:t xml:space="preserve">        print("Hello, " + name)</w:t>
+        <w:t xml:space="preserve">        </w:t>
+      </w:r>
+      <w:proofErr w:type="gramStart"/>
+      <w:r>
+        <w:t>print(</w:t>
+      </w:r>
+      <w:proofErr w:type="gramEnd"/>
+      <w:r>
+        <w:t>"Hello, " + name)</w:t>
       </w:r>
     </w:p>
     <w:p>
@@ -5263,6 +5279,7 @@
         </w:rPr>
         <w:t>(</w:t>
       </w:r>
+      <w:proofErr w:type="gramStart"/>
       <w:r>
         <w:rPr>
           <w:rFonts w:asciiTheme="majorBidi" w:hAnsiTheme="majorBidi" w:cstheme="majorBidi"/>
@@ -5276,6 +5293,7 @@
         </w:rPr>
         <w:t>)</w:t>
       </w:r>
+      <w:proofErr w:type="gramEnd"/>
       <w:r>
         <w:rPr>
           <w:rFonts w:asciiTheme="majorBidi" w:hAnsiTheme="majorBidi" w:cstheme="majorBidi"/>
@@ -5289,6 +5307,7 @@
         </w:rPr>
         <w:t>[</w:t>
       </w:r>
+      <w:proofErr w:type="gramStart"/>
       <w:r>
         <w:rPr>
           <w:rFonts w:asciiTheme="majorBidi" w:hAnsiTheme="majorBidi" w:cstheme="majorBidi"/>
@@ -5302,6 +5321,7 @@
         </w:rPr>
         <w:t>]</w:t>
       </w:r>
+      <w:proofErr w:type="gramEnd"/>
       <w:r>
         <w:rPr>
           <w:rFonts w:asciiTheme="majorBidi" w:hAnsiTheme="majorBidi" w:cstheme="majorBidi"/>
@@ -5315,6 +5335,7 @@
         </w:rPr>
         <w:t>{</w:t>
       </w:r>
+      <w:proofErr w:type="gramStart"/>
       <w:r>
         <w:rPr>
           <w:rFonts w:asciiTheme="majorBidi" w:hAnsiTheme="majorBidi" w:cstheme="majorBidi"/>
@@ -5328,6 +5349,7 @@
         </w:rPr>
         <w:t>}</w:t>
       </w:r>
+      <w:proofErr w:type="gramEnd"/>
       <w:r>
         <w:rPr>
           <w:rFonts w:asciiTheme="majorBidi" w:hAnsiTheme="majorBidi" w:cstheme="majorBidi"/>
@@ -5341,6 +5363,7 @@
         </w:rPr>
         <w:t>,</w:t>
       </w:r>
+      <w:proofErr w:type="gramStart"/>
       <w:r>
         <w:rPr>
           <w:rFonts w:asciiTheme="majorBidi" w:hAnsiTheme="majorBidi" w:cstheme="majorBidi"/>
@@ -5354,6 +5377,7 @@
         </w:rPr>
         <w:t>:</w:t>
       </w:r>
+      <w:proofErr w:type="gramEnd"/>
       <w:r>
         <w:rPr>
           <w:rFonts w:asciiTheme="majorBidi" w:hAnsiTheme="majorBidi" w:cstheme="majorBidi"/>
@@ -5658,7 +5682,15 @@
         <w:pStyle w:val="Code"/>
       </w:pPr>
       <w:r>
-        <w:t>"line one\</w:t>
+        <w:t>"</w:t>
+      </w:r>
+      <w:proofErr w:type="gramStart"/>
+      <w:r>
+        <w:t>line</w:t>
+      </w:r>
+      <w:proofErr w:type="gramEnd"/>
+      <w:r>
+        <w:t xml:space="preserve"> one\</w:t>
       </w:r>
       <w:proofErr w:type="spellStart"/>
       <w:r>
@@ -5942,16 +5974,37 @@
         <w:pStyle w:val="Code"/>
       </w:pPr>
       <w:r>
-        <w:t>v = @[1.0, 2.0, 3.0]                 # 1D tensor (vector)</w:t>
-      </w:r>
-    </w:p>
-    <w:p>
-      <w:pPr>
-        <w:pStyle w:val="Code"/>
-      </w:pPr>
-      <w:r>
-        <w:t xml:space="preserve">m = @[[1.0, 2.0], [3.0, 4.0]]   </w:t>
-      </w:r>
+        <w:t xml:space="preserve">v = </w:t>
+      </w:r>
+      <w:proofErr w:type="gramStart"/>
+      <w:r>
+        <w:t>@[</w:t>
+      </w:r>
+      <w:proofErr w:type="gramEnd"/>
+      <w:r>
+        <w:t>1.0, 2.0, 3.0]                 # 1D tensor (vector)</w:t>
+      </w:r>
+    </w:p>
+    <w:p>
+      <w:pPr>
+        <w:pStyle w:val="Code"/>
+      </w:pPr>
+      <w:r>
+        <w:t xml:space="preserve">m = </w:t>
+      </w:r>
+      <w:proofErr w:type="gramStart"/>
+      <w:r>
+        <w:t>@[</w:t>
+      </w:r>
+      <w:proofErr w:type="gramEnd"/>
+      <w:r>
+        <w:t>[1.0, 2.0], [3.0, 4.0</w:t>
+      </w:r>
+      <w:proofErr w:type="gramStart"/>
+      <w:r>
+        <w:t xml:space="preserve">]]   </w:t>
+      </w:r>
+      <w:proofErr w:type="gramEnd"/>
       <w:r>
         <w:t xml:space="preserve">     </w:t>
       </w:r>
@@ -6207,11 +6260,19 @@
         </w:rPr>
         <w:t xml:space="preserve"> integers and floating-point numbers in a single unified type. There is no separate integer type, the runtime stores numbers as Python floats internally but preserves integer semantics where possible, so </w:t>
       </w:r>
-      <w:r>
-        <w:rPr>
-          <w:rStyle w:val="CodeChar"/>
-        </w:rPr>
-        <w:t>type(42)</w:t>
+      <w:proofErr w:type="gramStart"/>
+      <w:r>
+        <w:rPr>
+          <w:rStyle w:val="CodeChar"/>
+        </w:rPr>
+        <w:t>type(</w:t>
+      </w:r>
+      <w:proofErr w:type="gramEnd"/>
+      <w:r>
+        <w:rPr>
+          <w:rStyle w:val="CodeChar"/>
+        </w:rPr>
+        <w:t>42)</w:t>
       </w:r>
       <w:r>
         <w:rPr>
@@ -6233,11 +6294,19 @@
         </w:rPr>
         <w:t xml:space="preserve"> just as </w:t>
       </w:r>
-      <w:r>
-        <w:rPr>
-          <w:rStyle w:val="CodeChar"/>
-        </w:rPr>
-        <w:t>type(3.14)</w:t>
+      <w:proofErr w:type="gramStart"/>
+      <w:r>
+        <w:rPr>
+          <w:rStyle w:val="CodeChar"/>
+        </w:rPr>
+        <w:t>type(</w:t>
+      </w:r>
+      <w:proofErr w:type="gramEnd"/>
+      <w:r>
+        <w:rPr>
+          <w:rStyle w:val="CodeChar"/>
+        </w:rPr>
+        <w:t>3.14)</w:t>
       </w:r>
       <w:r>
         <w:rPr>
@@ -6391,6 +6460,7 @@
         <w:t xml:space="preserve"> Strings are immutable – indexed assignment is a runtime error. The built-in </w:t>
       </w:r>
       <w:proofErr w:type="spellStart"/>
+      <w:proofErr w:type="gramStart"/>
       <w:r>
         <w:rPr>
           <w:rStyle w:val="CodeChar"/>
@@ -6402,7 +6472,14 @@
         <w:rPr>
           <w:rStyle w:val="CodeChar"/>
         </w:rPr>
-        <w:t>()</w:t>
+        <w:t>(</w:t>
+      </w:r>
+      <w:proofErr w:type="gramEnd"/>
+      <w:r>
+        <w:rPr>
+          <w:rStyle w:val="CodeChar"/>
+        </w:rPr>
+        <w:t>)</w:t>
       </w:r>
       <w:r>
         <w:rPr>
@@ -6433,7 +6510,15 @@
         <w:pStyle w:val="Code"/>
       </w:pPr>
       <w:r>
-        <w:t>c = s[0]</w:t>
+        <w:t xml:space="preserve">c = </w:t>
+      </w:r>
+      <w:proofErr w:type="gramStart"/>
+      <w:r>
+        <w:t>s[</w:t>
+      </w:r>
+      <w:proofErr w:type="gramEnd"/>
+      <w:r>
+        <w:t>0]</w:t>
       </w:r>
     </w:p>
     <w:p>
@@ -6545,11 +6630,19 @@
         </w:rPr>
         <w:t xml:space="preserve">operators, and the built-in </w:t>
       </w:r>
-      <w:r>
-        <w:rPr>
-          <w:rStyle w:val="CodeChar"/>
-        </w:rPr>
-        <w:t>bool()</w:t>
+      <w:proofErr w:type="gramStart"/>
+      <w:r>
+        <w:rPr>
+          <w:rStyle w:val="CodeChar"/>
+        </w:rPr>
+        <w:t>bool(</w:t>
+      </w:r>
+      <w:proofErr w:type="gramEnd"/>
+      <w:r>
+        <w:rPr>
+          <w:rStyle w:val="CodeChar"/>
+        </w:rPr>
+        <w:t>)</w:t>
       </w:r>
       <w:r>
         <w:rPr>
@@ -6796,11 +6889,19 @@
         </w:rPr>
         <w:t xml:space="preserve">. It represents the absence of a value and is returned by functions that do not explicitly return anything, by operations that produce no meaningful result, and by the </w:t>
       </w:r>
-      <w:r>
-        <w:rPr>
-          <w:rStyle w:val="CodeChar"/>
-        </w:rPr>
-        <w:t>labels()</w:t>
+      <w:proofErr w:type="gramStart"/>
+      <w:r>
+        <w:rPr>
+          <w:rStyle w:val="CodeChar"/>
+        </w:rPr>
+        <w:t>labels(</w:t>
+      </w:r>
+      <w:proofErr w:type="gramEnd"/>
+      <w:r>
+        <w:rPr>
+          <w:rStyle w:val="CodeChar"/>
+        </w:rPr>
+        <w:t>)</w:t>
       </w:r>
       <w:r>
         <w:rPr>
@@ -6864,7 +6965,15 @@
         <w:pStyle w:val="Code"/>
       </w:pPr>
       <w:r>
-        <w:t>def nothing():</w:t>
+        <w:t xml:space="preserve">def </w:t>
+      </w:r>
+      <w:proofErr w:type="gramStart"/>
+      <w:r>
+        <w:t>nothing(</w:t>
+      </w:r>
+      <w:proofErr w:type="gramEnd"/>
+      <w:r>
+        <w:t>):</w:t>
       </w:r>
     </w:p>
     <w:p>
@@ -6888,7 +6997,15 @@
         <w:pStyle w:val="Code"/>
       </w:pPr>
       <w:r>
-        <w:t>result = nothing()</w:t>
+        <w:t xml:space="preserve">result = </w:t>
+      </w:r>
+      <w:proofErr w:type="gramStart"/>
+      <w:r>
+        <w:t>nothing(</w:t>
+      </w:r>
+      <w:proofErr w:type="gramEnd"/>
+      <w:r>
+        <w:t>)</w:t>
       </w:r>
     </w:p>
     <w:p>
@@ -6953,6 +7070,7 @@
         <w:t xml:space="preserve">The List type represents ordered, mutable sequence of values. Lists are written using square bracket syntax with comma-separated elements. Elements can be of any type and a single list can contain values of mixed types. Lists are zero-indexed and support negative indexing from the end. The built in </w:t>
       </w:r>
       <w:proofErr w:type="spellStart"/>
+      <w:proofErr w:type="gramStart"/>
       <w:r>
         <w:rPr>
           <w:rStyle w:val="CodeChar"/>
@@ -6964,7 +7082,14 @@
         <w:rPr>
           <w:rStyle w:val="CodeChar"/>
         </w:rPr>
-        <w:t>()</w:t>
+        <w:t>(</w:t>
+      </w:r>
+      <w:proofErr w:type="gramEnd"/>
+      <w:r>
+        <w:rPr>
+          <w:rStyle w:val="CodeChar"/>
+        </w:rPr>
+        <w:t>)</w:t>
       </w:r>
       <w:r>
         <w:rPr>
@@ -7004,12 +7129,17 @@
         <w:t xml:space="preserve">first = </w:t>
       </w:r>
       <w:proofErr w:type="spellStart"/>
+      <w:proofErr w:type="gramStart"/>
       <w:r>
         <w:t>nums</w:t>
       </w:r>
       <w:proofErr w:type="spellEnd"/>
       <w:r>
-        <w:t>[0]</w:t>
+        <w:t>[</w:t>
+      </w:r>
+      <w:proofErr w:type="gramEnd"/>
+      <w:r>
+        <w:t>0]</w:t>
       </w:r>
     </w:p>
     <w:p>
@@ -7020,12 +7150,17 @@
         <w:t xml:space="preserve">last = </w:t>
       </w:r>
       <w:proofErr w:type="spellStart"/>
+      <w:proofErr w:type="gramStart"/>
       <w:r>
         <w:t>nums</w:t>
       </w:r>
       <w:proofErr w:type="spellEnd"/>
       <w:r>
-        <w:t>[-1]</w:t>
+        <w:t>[</w:t>
+      </w:r>
+      <w:proofErr w:type="gramEnd"/>
+      <w:r>
+        <w:t>-1]</w:t>
       </w:r>
     </w:p>
     <w:p>
@@ -7033,12 +7168,17 @@
         <w:pStyle w:val="Code"/>
       </w:pPr>
       <w:proofErr w:type="spellStart"/>
+      <w:proofErr w:type="gramStart"/>
       <w:r>
         <w:t>nums</w:t>
       </w:r>
       <w:proofErr w:type="spellEnd"/>
       <w:r>
-        <w:t>[0] = 99</w:t>
+        <w:t>[</w:t>
+      </w:r>
+      <w:proofErr w:type="gramEnd"/>
+      <w:r>
+        <w:t>0] = 99</w:t>
       </w:r>
     </w:p>
     <w:p>
@@ -7187,11 +7327,19 @@
         </w:rPr>
         <w:t xml:space="preserve">The Range type represents an immutable sequence of integers defined by a start, stop, and optional step. Ranges are produced by the built-in </w:t>
       </w:r>
-      <w:r>
-        <w:rPr>
-          <w:rStyle w:val="CodeChar"/>
-        </w:rPr>
-        <w:t>range()</w:t>
+      <w:proofErr w:type="gramStart"/>
+      <w:r>
+        <w:rPr>
+          <w:rStyle w:val="CodeChar"/>
+        </w:rPr>
+        <w:t>range(</w:t>
+      </w:r>
+      <w:proofErr w:type="gramEnd"/>
+      <w:r>
+        <w:rPr>
+          <w:rStyle w:val="CodeChar"/>
+        </w:rPr>
+        <w:t>)</w:t>
       </w:r>
       <w:r>
         <w:rPr>
@@ -7232,7 +7380,15 @@
         <w:pStyle w:val="Code"/>
       </w:pPr>
       <w:r>
-        <w:t>for i in range(5):</w:t>
+        <w:t xml:space="preserve">for i in </w:t>
+      </w:r>
+      <w:proofErr w:type="gramStart"/>
+      <w:r>
+        <w:t>range(</w:t>
+      </w:r>
+      <w:proofErr w:type="gramEnd"/>
+      <w:r>
+        <w:t>5):</w:t>
       </w:r>
     </w:p>
     <w:p>
@@ -7253,7 +7409,15 @@
         <w:pStyle w:val="Code"/>
       </w:pPr>
       <w:r>
-        <w:t>for i in range(2, 10, 2):</w:t>
+        <w:t xml:space="preserve">for i in </w:t>
+      </w:r>
+      <w:proofErr w:type="gramStart"/>
+      <w:r>
+        <w:t>range(</w:t>
+      </w:r>
+      <w:proofErr w:type="gramEnd"/>
+      <w:r>
+        <w:t>2, 10, 2):</w:t>
       </w:r>
     </w:p>
     <w:p>
@@ -7273,8 +7437,21 @@
       <w:pPr>
         <w:pStyle w:val="Code"/>
       </w:pPr>
-      <w:r>
-        <w:t>print(3 in range(10))</w:t>
+      <w:proofErr w:type="gramStart"/>
+      <w:r>
+        <w:t>print(</w:t>
+      </w:r>
+      <w:proofErr w:type="gramEnd"/>
+      <w:r>
+        <w:t xml:space="preserve">3 in </w:t>
+      </w:r>
+      <w:proofErr w:type="gramStart"/>
+      <w:r>
+        <w:t>range(</w:t>
+      </w:r>
+      <w:proofErr w:type="gramEnd"/>
+      <w:r>
+        <w:t>10))</w:t>
       </w:r>
     </w:p>
     <w:p>
@@ -7349,15 +7526,31 @@
         <w:pStyle w:val="Code"/>
       </w:pPr>
       <w:r>
-        <w:t>v = @[1.0, 2.0, 3.0]</w:t>
-      </w:r>
-    </w:p>
-    <w:p>
-      <w:pPr>
-        <w:pStyle w:val="Code"/>
-      </w:pPr>
-      <w:r>
-        <w:t>m = @[[1.0, 2.0], [3.0, 4.0]]</w:t>
+        <w:t xml:space="preserve">v = </w:t>
+      </w:r>
+      <w:proofErr w:type="gramStart"/>
+      <w:r>
+        <w:t>@[</w:t>
+      </w:r>
+      <w:proofErr w:type="gramEnd"/>
+      <w:r>
+        <w:t>1.0, 2.0, 3.0]</w:t>
+      </w:r>
+    </w:p>
+    <w:p>
+      <w:pPr>
+        <w:pStyle w:val="Code"/>
+      </w:pPr>
+      <w:r>
+        <w:t xml:space="preserve">m = </w:t>
+      </w:r>
+      <w:proofErr w:type="gramStart"/>
+      <w:r>
+        <w:t>@[</w:t>
+      </w:r>
+      <w:proofErr w:type="gramEnd"/>
+      <w:r>
+        <w:t>[1.0, 2.0], [3.0, 4.0]]</w:t>
       </w:r>
     </w:p>
     <w:p>
@@ -7403,10 +7596,12 @@
         <w:t>print(</w:t>
       </w:r>
       <w:proofErr w:type="spellStart"/>
+      <w:proofErr w:type="gramStart"/>
       <w:r>
         <w:t>m.shape</w:t>
       </w:r>
       <w:proofErr w:type="spellEnd"/>
+      <w:proofErr w:type="gramEnd"/>
       <w:r>
         <w:t>)</w:t>
       </w:r>
@@ -7415,10 +7610,12 @@
       <w:pPr>
         <w:pStyle w:val="Code"/>
       </w:pPr>
+      <w:proofErr w:type="gramStart"/>
       <w:r>
         <w:t>print(</w:t>
       </w:r>
       <w:proofErr w:type="spellStart"/>
+      <w:proofErr w:type="gramEnd"/>
       <w:r>
         <w:t>m.T</w:t>
       </w:r>
@@ -7435,10 +7632,12 @@
         <w:t>print(</w:t>
       </w:r>
       <w:proofErr w:type="spellStart"/>
+      <w:proofErr w:type="gramStart"/>
       <w:r>
         <w:t>v.mean</w:t>
       </w:r>
       <w:proofErr w:type="spellEnd"/>
+      <w:proofErr w:type="gramEnd"/>
       <w:r>
         <w:t>())</w:t>
       </w:r>
@@ -7515,7 +7714,15 @@
         <w:pStyle w:val="Code"/>
       </w:pPr>
       <w:r>
-        <w:t>def add(a, b):</w:t>
+        <w:t xml:space="preserve">def </w:t>
+      </w:r>
+      <w:proofErr w:type="gramStart"/>
+      <w:r>
+        <w:t>add(</w:t>
+      </w:r>
+      <w:proofErr w:type="gramEnd"/>
+      <w:r>
+        <w:t>a, b):</w:t>
       </w:r>
     </w:p>
     <w:p>
@@ -7543,8 +7750,13 @@
       <w:pPr>
         <w:pStyle w:val="Code"/>
       </w:pPr>
-      <w:r>
-        <w:t>print(op(2, 3))</w:t>
+      <w:proofErr w:type="gramStart"/>
+      <w:r>
+        <w:t>print(op(</w:t>
+      </w:r>
+      <w:proofErr w:type="gramEnd"/>
+      <w:r>
+        <w:t>2, 3))</w:t>
       </w:r>
     </w:p>
     <w:p>
@@ -7571,7 +7783,15 @@
         <w:pStyle w:val="Code"/>
       </w:pPr>
       <w:r>
-        <w:t>print(double(4))</w:t>
+        <w:t>print(</w:t>
+      </w:r>
+      <w:proofErr w:type="gramStart"/>
+      <w:r>
+        <w:t>double(</w:t>
+      </w:r>
+      <w:proofErr w:type="gramEnd"/>
+      <w:r>
+        <w:t>4))</w:t>
       </w:r>
     </w:p>
     <w:p>
@@ -7654,7 +7874,15 @@
         <w:pStyle w:val="Code"/>
       </w:pPr>
       <w:r>
-        <w:t xml:space="preserve">    def __init__(self, x, y):</w:t>
+        <w:t xml:space="preserve">    def __init_</w:t>
+      </w:r>
+      <w:proofErr w:type="gramStart"/>
+      <w:r>
+        <w:t>_(</w:t>
+      </w:r>
+      <w:proofErr w:type="gramEnd"/>
+      <w:r>
+        <w:t>self, x, y):</w:t>
       </w:r>
     </w:p>
     <w:p>
@@ -7681,10 +7909,12 @@
         <w:t xml:space="preserve">        </w:t>
       </w:r>
       <w:proofErr w:type="spellStart"/>
+      <w:proofErr w:type="gramStart"/>
       <w:r>
         <w:t>self.y</w:t>
       </w:r>
       <w:proofErr w:type="spellEnd"/>
+      <w:proofErr w:type="gramEnd"/>
       <w:r>
         <w:t xml:space="preserve"> = y</w:t>
       </w:r>
@@ -7699,17 +7929,27 @@
         <w:pStyle w:val="Code"/>
       </w:pPr>
       <w:r>
-        <w:t>p = Point(1, 2)</w:t>
-      </w:r>
-    </w:p>
-    <w:p>
-      <w:pPr>
-        <w:pStyle w:val="Code"/>
-      </w:pPr>
+        <w:t xml:space="preserve">p = </w:t>
+      </w:r>
+      <w:proofErr w:type="gramStart"/>
+      <w:r>
+        <w:t>Point(</w:t>
+      </w:r>
+      <w:proofErr w:type="gramEnd"/>
+      <w:r>
+        <w:t>1, 2)</w:t>
+      </w:r>
+    </w:p>
+    <w:p>
+      <w:pPr>
+        <w:pStyle w:val="Code"/>
+      </w:pPr>
+      <w:proofErr w:type="gramStart"/>
       <w:r>
         <w:t>print(</w:t>
       </w:r>
       <w:proofErr w:type="spellStart"/>
+      <w:proofErr w:type="gramEnd"/>
       <w:r>
         <w:t>p.x</w:t>
       </w:r>
@@ -7771,12 +8011,14 @@
         </w:rPr>
         <w:t xml:space="preserve">The Model type is a domain-specific runtime type introduced by the </w:t>
       </w:r>
+      <w:proofErr w:type="gramStart"/>
       <w:r>
         <w:rPr>
           <w:rStyle w:val="CodeChar"/>
         </w:rPr>
         <w:t>models</w:t>
       </w:r>
+      <w:proofErr w:type="gramEnd"/>
       <w:r>
         <w:rPr>
           <w:rFonts w:asciiTheme="majorBidi" w:hAnsiTheme="majorBidi" w:cstheme="majorBidi"/>
@@ -7784,11 +8026,19 @@
         </w:rPr>
         <w:t xml:space="preserve"> standard library module. A Model wraps a trained scikit-learn estimator and exposes a unified interface – </w:t>
       </w:r>
-      <w:r>
-        <w:rPr>
-          <w:rStyle w:val="CodeChar"/>
-        </w:rPr>
-        <w:t>train()</w:t>
+      <w:proofErr w:type="gramStart"/>
+      <w:r>
+        <w:rPr>
+          <w:rStyle w:val="CodeChar"/>
+        </w:rPr>
+        <w:t>train(</w:t>
+      </w:r>
+      <w:proofErr w:type="gramEnd"/>
+      <w:r>
+        <w:rPr>
+          <w:rStyle w:val="CodeChar"/>
+        </w:rPr>
+        <w:t>)</w:t>
       </w:r>
       <w:r>
         <w:rPr>
@@ -7797,11 +8047,19 @@
         </w:rPr>
         <w:t xml:space="preserve">, </w:t>
       </w:r>
-      <w:r>
-        <w:rPr>
-          <w:rStyle w:val="CodeChar"/>
-        </w:rPr>
-        <w:t>predict()</w:t>
+      <w:proofErr w:type="gramStart"/>
+      <w:r>
+        <w:rPr>
+          <w:rStyle w:val="CodeChar"/>
+        </w:rPr>
+        <w:t>predict(</w:t>
+      </w:r>
+      <w:proofErr w:type="gramEnd"/>
+      <w:r>
+        <w:rPr>
+          <w:rStyle w:val="CodeChar"/>
+        </w:rPr>
+        <w:t>)</w:t>
       </w:r>
       <w:r>
         <w:rPr>
@@ -7810,11 +8068,19 @@
         </w:rPr>
         <w:t xml:space="preserve">, </w:t>
       </w:r>
-      <w:r>
-        <w:rPr>
-          <w:rStyle w:val="CodeChar"/>
-        </w:rPr>
-        <w:t>score()</w:t>
+      <w:proofErr w:type="gramStart"/>
+      <w:r>
+        <w:rPr>
+          <w:rStyle w:val="CodeChar"/>
+        </w:rPr>
+        <w:t>score(</w:t>
+      </w:r>
+      <w:proofErr w:type="gramEnd"/>
+      <w:r>
+        <w:rPr>
+          <w:rStyle w:val="CodeChar"/>
+        </w:rPr>
+        <w:t>)</w:t>
       </w:r>
       <w:r>
         <w:rPr>
@@ -7823,11 +8089,19 @@
         </w:rPr>
         <w:t xml:space="preserve">, </w:t>
       </w:r>
-      <w:r>
-        <w:rPr>
-          <w:rStyle w:val="CodeChar"/>
-        </w:rPr>
-        <w:t>explain()</w:t>
+      <w:proofErr w:type="gramStart"/>
+      <w:r>
+        <w:rPr>
+          <w:rStyle w:val="CodeChar"/>
+        </w:rPr>
+        <w:t>explain(</w:t>
+      </w:r>
+      <w:proofErr w:type="gramEnd"/>
+      <w:r>
+        <w:rPr>
+          <w:rStyle w:val="CodeChar"/>
+        </w:rPr>
+        <w:t>)</w:t>
       </w:r>
       <w:r>
         <w:rPr>
@@ -7841,21 +8115,51 @@
         <w:rPr>
           <w:rStyle w:val="CodeChar"/>
         </w:rPr>
-        <w:t>is_trained</w:t>
+        <w:t>is_</w:t>
+      </w:r>
+      <w:proofErr w:type="gramStart"/>
+      <w:r>
+        <w:rPr>
+          <w:rStyle w:val="CodeChar"/>
+        </w:rPr>
+        <w:t>trained</w:t>
       </w:r>
       <w:proofErr w:type="spellEnd"/>
       <w:r>
         <w:rPr>
           <w:rStyle w:val="CodeChar"/>
         </w:rPr>
-        <w:t>()</w:t>
-      </w:r>
-      <w:r>
-        <w:rPr>
-          <w:rFonts w:asciiTheme="majorBidi" w:hAnsiTheme="majorBidi" w:cstheme="majorBidi"/>
-          <w:lang w:val="en-US"/>
-        </w:rPr>
-        <w:t xml:space="preserve"> – regardless of the underlying algorithm. Models are not created with a literal syntax but by calling a constructor function from the models module. The Model type is covered in detail in the Standard Library Reference in Section 11.</w:t>
+        <w:t>(</w:t>
+      </w:r>
+      <w:proofErr w:type="gramEnd"/>
+      <w:r>
+        <w:rPr>
+          <w:rStyle w:val="CodeChar"/>
+        </w:rPr>
+        <w:t>)</w:t>
+      </w:r>
+      <w:r>
+        <w:rPr>
+          <w:rFonts w:asciiTheme="majorBidi" w:hAnsiTheme="majorBidi" w:cstheme="majorBidi"/>
+          <w:lang w:val="en-US"/>
+        </w:rPr>
+        <w:t xml:space="preserve"> – regardless of the underlying algorithm. Models are not created with a literal syntax but by calling a constructor function from the </w:t>
+      </w:r>
+      <w:proofErr w:type="gramStart"/>
+      <w:r>
+        <w:rPr>
+          <w:rFonts w:asciiTheme="majorBidi" w:hAnsiTheme="majorBidi" w:cstheme="majorBidi"/>
+          <w:lang w:val="en-US"/>
+        </w:rPr>
+        <w:t>models</w:t>
+      </w:r>
+      <w:proofErr w:type="gramEnd"/>
+      <w:r>
+        <w:rPr>
+          <w:rFonts w:asciiTheme="majorBidi" w:hAnsiTheme="majorBidi" w:cstheme="majorBidi"/>
+          <w:lang w:val="en-US"/>
+        </w:rPr>
+        <w:t xml:space="preserve"> module. The Model type is covered in detail in the Standard Library Reference in Section 11.</w:t>
       </w:r>
     </w:p>
     <w:p>
@@ -7880,10 +8184,12 @@
         <w:t xml:space="preserve">model = </w:t>
       </w:r>
       <w:proofErr w:type="spellStart"/>
+      <w:proofErr w:type="gramStart"/>
       <w:r>
         <w:t>models.LinearRegression</w:t>
       </w:r>
       <w:proofErr w:type="spellEnd"/>
+      <w:proofErr w:type="gramEnd"/>
       <w:r>
         <w:t>()</w:t>
       </w:r>
@@ -7893,10 +8199,12 @@
         <w:pStyle w:val="Code"/>
       </w:pPr>
       <w:proofErr w:type="spellStart"/>
+      <w:proofErr w:type="gramStart"/>
       <w:r>
         <w:t>model.train</w:t>
       </w:r>
       <w:proofErr w:type="spellEnd"/>
+      <w:proofErr w:type="gramEnd"/>
       <w:r>
         <w:t>(</w:t>
       </w:r>
@@ -7921,6 +8229,7 @@
       <w:pPr>
         <w:pStyle w:val="Code"/>
       </w:pPr>
+      <w:proofErr w:type="gramStart"/>
       <w:r>
         <w:t>print(</w:t>
       </w:r>
@@ -7929,6 +8238,7 @@
         <w:t>model.score</w:t>
       </w:r>
       <w:proofErr w:type="spellEnd"/>
+      <w:proofErr w:type="gramEnd"/>
       <w:r>
         <w:t>(</w:t>
       </w:r>
@@ -7954,10 +8264,12 @@
         <w:pStyle w:val="Code"/>
       </w:pPr>
       <w:proofErr w:type="spellStart"/>
+      <w:proofErr w:type="gramStart"/>
       <w:r>
         <w:t>model.explain</w:t>
       </w:r>
       <w:proofErr w:type="spellEnd"/>
+      <w:proofErr w:type="gramEnd"/>
       <w:r>
         <w:t>()</w:t>
       </w:r>
@@ -8015,11 +8327,19 @@
         </w:rPr>
         <w:t xml:space="preserve">The Dataset type is a domain-specific runtime type introduced by the </w:t>
       </w:r>
-      <w:r>
-        <w:rPr>
-          <w:rStyle w:val="CodeChar"/>
-        </w:rPr>
-        <w:t xml:space="preserve">datasets </w:t>
+      <w:proofErr w:type="gramStart"/>
+      <w:r>
+        <w:rPr>
+          <w:rStyle w:val="CodeChar"/>
+        </w:rPr>
+        <w:t>datasets</w:t>
+      </w:r>
+      <w:proofErr w:type="gramEnd"/>
+      <w:r>
+        <w:rPr>
+          <w:rStyle w:val="CodeChar"/>
+        </w:rPr>
+        <w:t xml:space="preserve"> </w:t>
       </w:r>
       <w:r>
         <w:rPr>
@@ -8042,11 +8362,19 @@
         </w:rPr>
         <w:t xml:space="preserve">array alongside metadata such as feature names, target names, and a description string. It exposes methods for common data preparation tasks – </w:t>
       </w:r>
-      <w:r>
-        <w:rPr>
-          <w:rStyle w:val="CodeChar"/>
-        </w:rPr>
-        <w:t>split()</w:t>
+      <w:proofErr w:type="gramStart"/>
+      <w:r>
+        <w:rPr>
+          <w:rStyle w:val="CodeChar"/>
+        </w:rPr>
+        <w:t>split(</w:t>
+      </w:r>
+      <w:proofErr w:type="gramEnd"/>
+      <w:r>
+        <w:rPr>
+          <w:rStyle w:val="CodeChar"/>
+        </w:rPr>
+        <w:t>)</w:t>
       </w:r>
       <w:r>
         <w:rPr>
@@ -8055,11 +8383,19 @@
         </w:rPr>
         <w:t xml:space="preserve">, </w:t>
       </w:r>
-      <w:r>
-        <w:rPr>
-          <w:rStyle w:val="CodeChar"/>
-        </w:rPr>
-        <w:t>shuffle()</w:t>
+      <w:proofErr w:type="gramStart"/>
+      <w:r>
+        <w:rPr>
+          <w:rStyle w:val="CodeChar"/>
+        </w:rPr>
+        <w:t>shuffle(</w:t>
+      </w:r>
+      <w:proofErr w:type="gramEnd"/>
+      <w:r>
+        <w:rPr>
+          <w:rStyle w:val="CodeChar"/>
+        </w:rPr>
+        <w:t>)</w:t>
       </w:r>
       <w:r>
         <w:rPr>
@@ -8068,11 +8404,19 @@
         </w:rPr>
         <w:t xml:space="preserve">, </w:t>
       </w:r>
-      <w:r>
-        <w:rPr>
-          <w:rStyle w:val="CodeChar"/>
-        </w:rPr>
-        <w:t>normalize()</w:t>
+      <w:proofErr w:type="gramStart"/>
+      <w:r>
+        <w:rPr>
+          <w:rStyle w:val="CodeChar"/>
+        </w:rPr>
+        <w:t>normalize(</w:t>
+      </w:r>
+      <w:proofErr w:type="gramEnd"/>
+      <w:r>
+        <w:rPr>
+          <w:rStyle w:val="CodeChar"/>
+        </w:rPr>
+        <w:t>)</w:t>
       </w:r>
       <w:r>
         <w:rPr>
@@ -8081,6 +8425,7 @@
         </w:rPr>
         <w:t xml:space="preserve">, </w:t>
       </w:r>
+      <w:proofErr w:type="gramStart"/>
       <w:r>
         <w:rPr>
           <w:rStyle w:val="CodeChar"/>
@@ -8091,80 +8436,128 @@
         <w:rPr>
           <w:rStyle w:val="CodeChar"/>
         </w:rPr>
+        <w:t>(</w:t>
+      </w:r>
+      <w:proofErr w:type="gramEnd"/>
+      <w:r>
+        <w:rPr>
+          <w:rStyle w:val="CodeChar"/>
+        </w:rPr>
+        <w:t>)</w:t>
+      </w:r>
+      <w:r>
+        <w:rPr>
+          <w:rFonts w:asciiTheme="majorBidi" w:hAnsiTheme="majorBidi" w:cstheme="majorBidi"/>
+          <w:lang w:val="en-US"/>
+        </w:rPr>
+        <w:t xml:space="preserve">, </w:t>
+      </w:r>
+      <w:proofErr w:type="gramStart"/>
+      <w:r>
+        <w:rPr>
+          <w:rStyle w:val="CodeChar"/>
+        </w:rPr>
+        <w:t>describe(</w:t>
+      </w:r>
+      <w:proofErr w:type="gramEnd"/>
+      <w:r>
+        <w:rPr>
+          <w:rStyle w:val="CodeChar"/>
+        </w:rPr>
+        <w:t>)</w:t>
+      </w:r>
+      <w:r>
+        <w:rPr>
+          <w:rFonts w:asciiTheme="majorBidi" w:hAnsiTheme="majorBidi" w:cstheme="majorBidi"/>
+          <w:lang w:val="en-US"/>
+        </w:rPr>
+        <w:t xml:space="preserve">, </w:t>
+      </w:r>
+      <w:proofErr w:type="gramStart"/>
+      <w:r>
+        <w:rPr>
+          <w:rStyle w:val="CodeChar"/>
+        </w:rPr>
+        <w:t>features(</w:t>
+      </w:r>
+      <w:proofErr w:type="gramEnd"/>
+      <w:r>
+        <w:rPr>
+          <w:rStyle w:val="CodeChar"/>
+        </w:rPr>
+        <w:t>)</w:t>
+      </w:r>
+      <w:r>
+        <w:rPr>
+          <w:rFonts w:asciiTheme="majorBidi" w:hAnsiTheme="majorBidi" w:cstheme="majorBidi"/>
+          <w:lang w:val="en-US"/>
+        </w:rPr>
+        <w:t xml:space="preserve">, and </w:t>
+      </w:r>
+      <w:proofErr w:type="gramStart"/>
+      <w:r>
+        <w:rPr>
+          <w:rStyle w:val="CodeChar"/>
+        </w:rPr>
+        <w:t>labels(</w:t>
+      </w:r>
+      <w:proofErr w:type="gramEnd"/>
+      <w:r>
+        <w:rPr>
+          <w:rStyle w:val="CodeChar"/>
+        </w:rPr>
+        <w:t>)</w:t>
+      </w:r>
+      <w:r>
+        <w:rPr>
+          <w:rFonts w:asciiTheme="majorBidi" w:hAnsiTheme="majorBidi" w:cstheme="majorBidi"/>
+          <w:lang w:val="en-US"/>
+        </w:rPr>
+        <w:t xml:space="preserve"> – making the full preprocessing pipeline available without any external library. The Dataset type is covered in detail in Section 11.</w:t>
+      </w:r>
+    </w:p>
+    <w:p>
+      <w:pPr>
+        <w:pStyle w:val="Code"/>
+      </w:pPr>
+      <w:r>
+        <w:t>import datasets</w:t>
+      </w:r>
+    </w:p>
+    <w:p>
+      <w:pPr>
+        <w:pStyle w:val="Code"/>
+      </w:pPr>
+    </w:p>
+    <w:p>
+      <w:pPr>
+        <w:pStyle w:val="Code"/>
+      </w:pPr>
+      <w:r>
+        <w:t xml:space="preserve">ds = </w:t>
+      </w:r>
+      <w:proofErr w:type="spellStart"/>
+      <w:proofErr w:type="gramStart"/>
+      <w:r>
+        <w:t>datasets.iris</w:t>
+      </w:r>
+      <w:proofErr w:type="spellEnd"/>
+      <w:proofErr w:type="gramEnd"/>
+      <w:r>
         <w:t>()</w:t>
       </w:r>
-      <w:r>
-        <w:rPr>
-          <w:rFonts w:asciiTheme="majorBidi" w:hAnsiTheme="majorBidi" w:cstheme="majorBidi"/>
-          <w:lang w:val="en-US"/>
-        </w:rPr>
-        <w:t xml:space="preserve">, </w:t>
-      </w:r>
-      <w:r>
-        <w:rPr>
-          <w:rStyle w:val="CodeChar"/>
-        </w:rPr>
-        <w:t>describe()</w:t>
-      </w:r>
-      <w:r>
-        <w:rPr>
-          <w:rFonts w:asciiTheme="majorBidi" w:hAnsiTheme="majorBidi" w:cstheme="majorBidi"/>
-          <w:lang w:val="en-US"/>
-        </w:rPr>
-        <w:t xml:space="preserve">, </w:t>
-      </w:r>
-      <w:r>
-        <w:rPr>
-          <w:rStyle w:val="CodeChar"/>
-        </w:rPr>
-        <w:t>features()</w:t>
-      </w:r>
-      <w:r>
-        <w:rPr>
-          <w:rFonts w:asciiTheme="majorBidi" w:hAnsiTheme="majorBidi" w:cstheme="majorBidi"/>
-          <w:lang w:val="en-US"/>
-        </w:rPr>
-        <w:t xml:space="preserve">, and </w:t>
-      </w:r>
-      <w:r>
-        <w:rPr>
-          <w:rStyle w:val="CodeChar"/>
-        </w:rPr>
-        <w:t>labels()</w:t>
-      </w:r>
-      <w:r>
-        <w:rPr>
-          <w:rFonts w:asciiTheme="majorBidi" w:hAnsiTheme="majorBidi" w:cstheme="majorBidi"/>
-          <w:lang w:val="en-US"/>
-        </w:rPr>
-        <w:t xml:space="preserve"> – making the full preprocessing pipeline available without any external library. The Dataset type is covered in detail in Section 11.</w:t>
-      </w:r>
-    </w:p>
-    <w:p>
-      <w:pPr>
-        <w:pStyle w:val="Code"/>
-      </w:pPr>
-      <w:r>
-        <w:t>import datasets</w:t>
-      </w:r>
-    </w:p>
-    <w:p>
-      <w:pPr>
-        <w:pStyle w:val="Code"/>
-      </w:pPr>
-    </w:p>
-    <w:p>
-      <w:pPr>
-        <w:pStyle w:val="Code"/>
-      </w:pPr>
-      <w:r>
-        <w:t xml:space="preserve">ds = </w:t>
-      </w:r>
+    </w:p>
+    <w:p>
+      <w:pPr>
+        <w:pStyle w:val="Code"/>
+      </w:pPr>
       <w:proofErr w:type="spellStart"/>
-      <w:r>
-        <w:t>datasets.iris</w:t>
+      <w:proofErr w:type="gramStart"/>
+      <w:r>
+        <w:t>ds.describe</w:t>
       </w:r>
       <w:proofErr w:type="spellEnd"/>
+      <w:proofErr w:type="gramEnd"/>
       <w:r>
         <w:t>()</w:t>
       </w:r>
@@ -8173,11 +8566,53 @@
       <w:pPr>
         <w:pStyle w:val="Code"/>
       </w:pPr>
+      <w:r>
+        <w:t xml:space="preserve">split = </w:t>
+      </w:r>
       <w:proofErr w:type="spellStart"/>
-      <w:r>
-        <w:t>ds.describe</w:t>
+      <w:proofErr w:type="gramStart"/>
+      <w:r>
+        <w:t>ds.shuffle</w:t>
       </w:r>
       <w:proofErr w:type="spellEnd"/>
+      <w:proofErr w:type="gramEnd"/>
+      <w:r>
+        <w:t>(42</w:t>
+      </w:r>
+      <w:proofErr w:type="gramStart"/>
+      <w:r>
+        <w:t>).normalize</w:t>
+      </w:r>
+      <w:proofErr w:type="gramEnd"/>
+      <w:r>
+        <w:t>("standard"</w:t>
+      </w:r>
+      <w:proofErr w:type="gramStart"/>
+      <w:r>
+        <w:t>).split</w:t>
+      </w:r>
+      <w:proofErr w:type="gramEnd"/>
+      <w:r>
+        <w:t>(0.8)</w:t>
+      </w:r>
+    </w:p>
+    <w:p>
+      <w:pPr>
+        <w:pStyle w:val="Code"/>
+      </w:pPr>
+      <w:proofErr w:type="spellStart"/>
+      <w:r>
+        <w:t>X_train</w:t>
+      </w:r>
+      <w:proofErr w:type="spellEnd"/>
+      <w:r>
+        <w:t xml:space="preserve"> = split["train"</w:t>
+      </w:r>
+      <w:proofErr w:type="gramStart"/>
+      <w:r>
+        <w:t>].features</w:t>
+      </w:r>
+      <w:proofErr w:type="gramEnd"/>
       <w:r>
         <w:t>()</w:t>
       </w:r>
@@ -8186,42 +8621,21 @@
       <w:pPr>
         <w:pStyle w:val="Code"/>
       </w:pPr>
-      <w:r>
-        <w:t xml:space="preserve">split = </w:t>
-      </w:r>
       <w:proofErr w:type="spellStart"/>
       <w:r>
-        <w:t>ds.shuffle</w:t>
+        <w:t>y_train</w:t>
       </w:r>
       <w:proofErr w:type="spellEnd"/>
       <w:r>
-        <w:t>(42).normalize("standard").split(0.8)</w:t>
-      </w:r>
-    </w:p>
-    <w:p>
-      <w:pPr>
-        <w:pStyle w:val="Code"/>
-      </w:pPr>
-      <w:proofErr w:type="spellStart"/>
-      <w:r>
-        <w:t>X_train</w:t>
-      </w:r>
-      <w:proofErr w:type="spellEnd"/>
-      <w:r>
-        <w:t xml:space="preserve"> = split["train"].features()</w:t>
-      </w:r>
-    </w:p>
-    <w:p>
-      <w:pPr>
-        <w:pStyle w:val="Code"/>
-      </w:pPr>
-      <w:proofErr w:type="spellStart"/>
-      <w:r>
-        <w:t>y_train</w:t>
-      </w:r>
-      <w:proofErr w:type="spellEnd"/>
-      <w:r>
-        <w:t xml:space="preserve"> = split["train"].labels()</w:t>
+        <w:t xml:space="preserve"> = split["train"</w:t>
+      </w:r>
+      <w:proofErr w:type="gramStart"/>
+      <w:r>
+        <w:t>].labels</w:t>
+      </w:r>
+      <w:proofErr w:type="gramEnd"/>
+      <w:r>
+        <w:t>()</w:t>
       </w:r>
     </w:p>
     <w:p>
@@ -9672,6 +10086,7 @@
                 <w:lang w:val="en-US"/>
               </w:rPr>
             </w:pPr>
+            <w:proofErr w:type="gramStart"/>
             <w:r>
               <w:rPr>
                 <w:rFonts w:ascii="Consolas" w:hAnsi="Consolas" w:cstheme="majorBidi"/>
@@ -9697,7 +10112,17 @@
                 <w:shd w:val="clear" w:color="auto" w:fill="D9D9D9" w:themeFill="background1" w:themeFillShade="D9"/>
                 <w:lang w:val="en-US"/>
               </w:rPr>
-              <w:t>!=</w:t>
+              <w:t>!</w:t>
+            </w:r>
+            <w:proofErr w:type="gramEnd"/>
+            <w:r>
+              <w:rPr>
+                <w:rFonts w:ascii="Consolas" w:hAnsi="Consolas" w:cstheme="majorBidi"/>
+                <w:sz w:val="22"/>
+                <w:shd w:val="clear" w:color="auto" w:fill="D9D9D9" w:themeFill="background1" w:themeFillShade="D9"/>
+                <w:lang w:val="en-US"/>
+              </w:rPr>
+              <w:t>=</w:t>
             </w:r>
             <w:r>
               <w:rPr>
@@ -10409,8 +10834,13 @@
       <w:pPr>
         <w:pStyle w:val="Code"/>
       </w:pPr>
-      <w:r>
-        <w:t>print(1 &lt; x &lt; 10)</w:t>
+      <w:proofErr w:type="gramStart"/>
+      <w:r>
+        <w:t>print(</w:t>
+      </w:r>
+      <w:proofErr w:type="gramEnd"/>
+      <w:r>
+        <w:t>1 &lt; x &lt; 10)</w:t>
       </w:r>
       <w:r>
         <w:tab/>
@@ -10421,8 +10851,13 @@
       <w:pPr>
         <w:pStyle w:val="Code"/>
       </w:pPr>
-      <w:r>
-        <w:t>print(0 &lt; x &lt; 3)</w:t>
+      <w:proofErr w:type="gramStart"/>
+      <w:r>
+        <w:t>print(</w:t>
+      </w:r>
+      <w:proofErr w:type="gramEnd"/>
+      <w:r>
+        <w:t>0 &lt; x &lt; 3)</w:t>
       </w:r>
       <w:r>
         <w:tab/>
@@ -11829,8 +12264,13 @@
       <w:pPr>
         <w:pStyle w:val="Code"/>
       </w:pPr>
-      <w:r>
-        <w:t>print("hello" in "hello world")</w:t>
+      <w:proofErr w:type="gramStart"/>
+      <w:r>
+        <w:t>print(</w:t>
+      </w:r>
+      <w:proofErr w:type="gramEnd"/>
+      <w:r>
+        <w:t>"hello" in "hello world")</w:t>
       </w:r>
       <w:r>
         <w:tab/>
@@ -11841,8 +12281,13 @@
       <w:pPr>
         <w:pStyle w:val="Code"/>
       </w:pPr>
-      <w:r>
-        <w:t>print("key" in {"key": 1})</w:t>
+      <w:proofErr w:type="gramStart"/>
+      <w:r>
+        <w:t>print(</w:t>
+      </w:r>
+      <w:proofErr w:type="gramEnd"/>
+      <w:r>
+        <w:t>"key" in {"key": 1})</w:t>
       </w:r>
       <w:r>
         <w:tab/>
@@ -11856,8 +12301,21 @@
       <w:pPr>
         <w:pStyle w:val="Code"/>
       </w:pPr>
-      <w:r>
-        <w:t>print(7 in range(10))</w:t>
+      <w:proofErr w:type="gramStart"/>
+      <w:r>
+        <w:t>print(</w:t>
+      </w:r>
+      <w:proofErr w:type="gramEnd"/>
+      <w:r>
+        <w:t xml:space="preserve">7 in </w:t>
+      </w:r>
+      <w:proofErr w:type="gramStart"/>
+      <w:r>
+        <w:t>range(</w:t>
+      </w:r>
+      <w:proofErr w:type="gramEnd"/>
+      <w:r>
+        <w:t>10))</w:t>
       </w:r>
       <w:r>
         <w:tab/>
@@ -13076,6 +13534,7 @@
                 <w:lang w:val="en-US"/>
               </w:rPr>
             </w:pPr>
+            <w:proofErr w:type="gramStart"/>
             <w:r>
               <w:rPr>
                 <w:rFonts w:ascii="Consolas" w:hAnsi="Consolas" w:cstheme="majorBidi"/>
@@ -13083,7 +13542,17 @@
                 <w:shd w:val="clear" w:color="auto" w:fill="D9D9D9" w:themeFill="background1" w:themeFillShade="D9"/>
                 <w:lang w:val="en-US"/>
               </w:rPr>
-              <w:t>a != b</w:t>
+              <w:t>a !</w:t>
+            </w:r>
+            <w:proofErr w:type="gramEnd"/>
+            <w:r>
+              <w:rPr>
+                <w:rFonts w:ascii="Consolas" w:hAnsi="Consolas" w:cstheme="majorBidi"/>
+                <w:sz w:val="22"/>
+                <w:shd w:val="clear" w:color="auto" w:fill="D9D9D9" w:themeFill="background1" w:themeFillShade="D9"/>
+                <w:lang w:val="en-US"/>
+              </w:rPr>
+              <w:t>= b</w:t>
             </w:r>
             <w:r>
               <w:rPr>
@@ -13199,15 +13668,31 @@
         <w:pStyle w:val="Code"/>
       </w:pPr>
       <w:r>
-        <w:t>m = @[[1.0, 2.0], [3.0, 4.0]]</w:t>
-      </w:r>
-    </w:p>
-    <w:p>
-      <w:pPr>
-        <w:pStyle w:val="Code"/>
-      </w:pPr>
-      <w:r>
-        <w:t>v = @[1.0, 2.0]</w:t>
+        <w:t xml:space="preserve">m = </w:t>
+      </w:r>
+      <w:proofErr w:type="gramStart"/>
+      <w:r>
+        <w:t>@[</w:t>
+      </w:r>
+      <w:proofErr w:type="gramEnd"/>
+      <w:r>
+        <w:t>[1.0, 2.0], [3.0, 4.0]]</w:t>
+      </w:r>
+    </w:p>
+    <w:p>
+      <w:pPr>
+        <w:pStyle w:val="Code"/>
+      </w:pPr>
+      <w:r>
+        <w:t xml:space="preserve">v = </w:t>
+      </w:r>
+      <w:proofErr w:type="gramStart"/>
+      <w:r>
+        <w:t>@[</w:t>
+      </w:r>
+      <w:proofErr w:type="gramEnd"/>
+      <w:r>
+        <w:t>1.0, 2.0]</w:t>
       </w:r>
     </w:p>
     <w:p>
@@ -14851,8 +15336,13 @@
       <w:pPr>
         <w:pStyle w:val="Code"/>
       </w:pPr>
-      <w:r>
-        <w:t>@[1.0, 2.0, 3.0]</w:t>
+      <w:proofErr w:type="gramStart"/>
+      <w:r>
+        <w:t>@[</w:t>
+      </w:r>
+      <w:proofErr w:type="gramEnd"/>
+      <w:r>
+        <w:t>1.0, 2.0, 3.0]</w:t>
       </w:r>
       <w:r>
         <w:tab/>
@@ -14947,7 +15437,15 @@
         <w:pStyle w:val="Code"/>
       </w:pPr>
       <w:r>
-        <w:t>def make():</w:t>
+        <w:t xml:space="preserve">def </w:t>
+      </w:r>
+      <w:proofErr w:type="gramStart"/>
+      <w:r>
+        <w:t>make(</w:t>
+      </w:r>
+      <w:proofErr w:type="gramEnd"/>
+      <w:r>
+        <w:t>):</w:t>
       </w:r>
     </w:p>
     <w:p>
@@ -14976,7 +15474,15 @@
         <w:pStyle w:val="Code"/>
       </w:pPr>
       <w:r>
-        <w:t>result = make()</w:t>
+        <w:t xml:space="preserve">result = </w:t>
+      </w:r>
+      <w:proofErr w:type="gramStart"/>
+      <w:r>
+        <w:t>make(</w:t>
+      </w:r>
+      <w:proofErr w:type="gramEnd"/>
+      <w:r>
+        <w:t>)</w:t>
       </w:r>
     </w:p>
     <w:p>
@@ -15633,14 +16139,30 @@
         <w:pStyle w:val="Code"/>
       </w:pPr>
       <w:r>
-        <w:t>z = null and error()</w:t>
+        <w:t xml:space="preserve">z = null and </w:t>
+      </w:r>
+      <w:proofErr w:type="gramStart"/>
+      <w:r>
+        <w:t>error(</w:t>
+      </w:r>
+      <w:proofErr w:type="gramEnd"/>
+      <w:r>
+        <w:t>)</w:t>
       </w:r>
       <w:r>
         <w:tab/>
       </w:r>
       <w:r>
         <w:tab/>
-        <w:t># null (error() never called)</w:t>
+        <w:t># null (</w:t>
+      </w:r>
+      <w:proofErr w:type="gramStart"/>
+      <w:r>
+        <w:t>error(</w:t>
+      </w:r>
+      <w:proofErr w:type="gramEnd"/>
+      <w:r>
+        <w:t>) never called)</w:t>
       </w:r>
     </w:p>
     <w:p>
@@ -15746,8 +16268,13 @@
       <w:pPr>
         <w:pStyle w:val="Code"/>
       </w:pPr>
-      <w:r>
-        <w:t>print(0 &lt; x &lt; 10)</w:t>
+      <w:proofErr w:type="gramStart"/>
+      <w:r>
+        <w:t>print(</w:t>
+      </w:r>
+      <w:proofErr w:type="gramEnd"/>
+      <w:r>
+        <w:t>0 &lt; x &lt; 10)</w:t>
       </w:r>
       <w:r>
         <w:tab/>
@@ -15758,8 +16285,13 @@
       <w:pPr>
         <w:pStyle w:val="Code"/>
       </w:pPr>
-      <w:r>
-        <w:t>print(1 &lt;= x &lt;= 5)</w:t>
+      <w:proofErr w:type="gramStart"/>
+      <w:r>
+        <w:t>print(</w:t>
+      </w:r>
+      <w:proofErr w:type="gramEnd"/>
+      <w:r>
+        <w:t>1 &lt;= x &lt;= 5)</w:t>
       </w:r>
       <w:r>
         <w:tab/>
@@ -15770,8 +16302,21 @@
       <w:pPr>
         <w:pStyle w:val="Code"/>
       </w:pPr>
-      <w:r>
-        <w:t>print(x == 5 != 6)</w:t>
+      <w:proofErr w:type="gramStart"/>
+      <w:r>
+        <w:t>print(</w:t>
+      </w:r>
+      <w:proofErr w:type="gramEnd"/>
+      <w:r>
+        <w:t xml:space="preserve">x == </w:t>
+      </w:r>
+      <w:proofErr w:type="gramStart"/>
+      <w:r>
+        <w:t>5 !</w:t>
+      </w:r>
+      <w:proofErr w:type="gramEnd"/>
+      <w:r>
+        <w:t>= 6)</w:t>
       </w:r>
       <w:r>
         <w:tab/>
@@ -15922,9 +16467,11 @@
       <w:pPr>
         <w:pStyle w:val="Code"/>
       </w:pPr>
+      <w:proofErr w:type="gramStart"/>
       <w:r>
         <w:t>print(</w:t>
       </w:r>
+      <w:proofErr w:type="gramEnd"/>
       <w:r>
         <w:t>"</w:t>
       </w:r>
@@ -15981,8 +16528,13 @@
       <w:pPr>
         <w:pStyle w:val="Code"/>
       </w:pPr>
-      <w:r>
-        <w:t>range(0, 10, 2)</w:t>
+      <w:proofErr w:type="gramStart"/>
+      <w:r>
+        <w:t>range(</w:t>
+      </w:r>
+      <w:proofErr w:type="gramEnd"/>
+      <w:r>
+        <w:t>0, 10, 2)</w:t>
       </w:r>
       <w:r>
         <w:tab/>
@@ -16008,7 +16560,15 @@
         <w:pStyle w:val="Code"/>
       </w:pPr>
       <w:r>
-        <w:t>def greet(name, greeting=</w:t>
+        <w:t xml:space="preserve">def </w:t>
+      </w:r>
+      <w:proofErr w:type="gramStart"/>
+      <w:r>
+        <w:t>greet(</w:t>
+      </w:r>
+      <w:proofErr w:type="gramEnd"/>
+      <w:r>
+        <w:t>name, greeting=</w:t>
       </w:r>
       <w:r>
         <w:t>"</w:t>
@@ -16085,9 +16645,11 @@
       <w:pPr>
         <w:pStyle w:val="Code"/>
       </w:pPr>
+      <w:proofErr w:type="gramStart"/>
       <w:r>
         <w:t>greet(</w:t>
       </w:r>
+      <w:proofErr w:type="gramEnd"/>
       <w:r>
         <w:t>"</w:t>
       </w:r>
@@ -16262,6 +16824,7 @@
       <w:r>
         <w:t>hello</w:t>
       </w:r>
+      <w:proofErr w:type="gramStart"/>
       <w:r>
         <w:t>"</w:t>
       </w:r>
@@ -16269,6 +16832,7 @@
         <w:t>.upper</w:t>
       </w:r>
       <w:proofErr w:type="spellEnd"/>
+      <w:proofErr w:type="gramEnd"/>
       <w:r>
         <w:t>()</w:t>
       </w:r>
@@ -16285,10 +16849,12 @@
         <w:t xml:space="preserve">ds = </w:t>
       </w:r>
       <w:proofErr w:type="spellStart"/>
+      <w:proofErr w:type="gramStart"/>
       <w:r>
         <w:t>datasets.iris</w:t>
       </w:r>
       <w:proofErr w:type="spellEnd"/>
+      <w:proofErr w:type="gramEnd"/>
       <w:r>
         <w:t>()</w:t>
       </w:r>
@@ -16298,10 +16864,12 @@
         <w:pStyle w:val="Code"/>
       </w:pPr>
       <w:proofErr w:type="spellStart"/>
+      <w:proofErr w:type="gramStart"/>
       <w:r>
         <w:t>ds.describe</w:t>
       </w:r>
       <w:proofErr w:type="spellEnd"/>
+      <w:proofErr w:type="gramEnd"/>
       <w:r>
         <w:t>()</w:t>
       </w:r>
@@ -16318,10 +16886,12 @@
         <w:pStyle w:val="Code"/>
       </w:pPr>
       <w:proofErr w:type="spellStart"/>
+      <w:proofErr w:type="gramStart"/>
       <w:r>
         <w:t>model.explain</w:t>
       </w:r>
       <w:proofErr w:type="spellEnd"/>
+      <w:proofErr w:type="gramEnd"/>
       <w:r>
         <w:t>()</w:t>
       </w:r>
@@ -16438,12 +17008,17 @@
         <w:t>print(</w:t>
       </w:r>
       <w:proofErr w:type="spellStart"/>
+      <w:proofErr w:type="gramStart"/>
       <w:r>
         <w:t>lst</w:t>
       </w:r>
       <w:proofErr w:type="spellEnd"/>
       <w:r>
-        <w:t>[0])</w:t>
+        <w:t>[</w:t>
+      </w:r>
+      <w:proofErr w:type="gramEnd"/>
+      <w:r>
+        <w:t>0])</w:t>
       </w:r>
       <w:r>
         <w:tab/>
@@ -16464,12 +17039,17 @@
         <w:t>print(</w:t>
       </w:r>
       <w:proofErr w:type="spellStart"/>
+      <w:proofErr w:type="gramStart"/>
       <w:r>
         <w:t>lst</w:t>
       </w:r>
       <w:proofErr w:type="spellEnd"/>
       <w:r>
-        <w:t>[–1])</w:t>
+        <w:t>[</w:t>
+      </w:r>
+      <w:proofErr w:type="gramEnd"/>
+      <w:r>
+        <w:t>–1])</w:t>
       </w:r>
       <w:r>
         <w:tab/>
@@ -16577,7 +17157,15 @@
         <w:pStyle w:val="Code"/>
       </w:pPr>
       <w:r>
-        <w:t>print(s[1])</w:t>
+        <w:t>print(</w:t>
+      </w:r>
+      <w:proofErr w:type="gramStart"/>
+      <w:r>
+        <w:t>s[</w:t>
+      </w:r>
+      <w:proofErr w:type="gramEnd"/>
+      <w:r>
+        <w:t>1])</w:t>
       </w:r>
       <w:r>
         <w:tab/>
@@ -16609,15 +17197,31 @@
         <w:pStyle w:val="Code"/>
       </w:pPr>
       <w:r>
-        <w:t>m = @[[1, 2], [3, 4]]</w:t>
-      </w:r>
-    </w:p>
-    <w:p>
-      <w:pPr>
-        <w:pStyle w:val="Code"/>
-      </w:pPr>
-      <w:r>
-        <w:t>print(m[0])</w:t>
+        <w:t xml:space="preserve">m = </w:t>
+      </w:r>
+      <w:proofErr w:type="gramStart"/>
+      <w:r>
+        <w:t>@[</w:t>
+      </w:r>
+      <w:proofErr w:type="gramEnd"/>
+      <w:r>
+        <w:t>[1, 2], [3, 4]]</w:t>
+      </w:r>
+    </w:p>
+    <w:p>
+      <w:pPr>
+        <w:pStyle w:val="Code"/>
+      </w:pPr>
+      <w:r>
+        <w:t>print(</w:t>
+      </w:r>
+      <w:proofErr w:type="gramStart"/>
+      <w:r>
+        <w:t>m[</w:t>
+      </w:r>
+      <w:proofErr w:type="gramEnd"/>
+      <w:r>
+        <w:t>0])</w:t>
       </w:r>
       <w:r>
         <w:tab/>
@@ -16627,7 +17231,15 @@
       </w:r>
       <w:r>
         <w:tab/>
-        <w:t># @[1, 2]</w:t>
+        <w:t xml:space="preserve"># </w:t>
+      </w:r>
+      <w:proofErr w:type="gramStart"/>
+      <w:r>
+        <w:t>@[</w:t>
+      </w:r>
+      <w:proofErr w:type="gramEnd"/>
+      <w:r>
+        <w:t>1, 2]</w:t>
       </w:r>
     </w:p>
     <w:p>
@@ -16688,6 +17300,7 @@
         <w:t>[</w:t>
       </w:r>
       <w:proofErr w:type="spellStart"/>
+      <w:proofErr w:type="gramStart"/>
       <w:r>
         <w:rPr>
           <w:rStyle w:val="CodeChar"/>
@@ -16695,6 +17308,7 @@
         <w:t>start:end</w:t>
       </w:r>
       <w:proofErr w:type="spellEnd"/>
+      <w:proofErr w:type="gramEnd"/>
       <w:r>
         <w:rPr>
           <w:rStyle w:val="CodeChar"/>
@@ -16744,12 +17358,17 @@
         <w:t>print(</w:t>
       </w:r>
       <w:proofErr w:type="spellStart"/>
+      <w:proofErr w:type="gramStart"/>
       <w:r>
         <w:t>lst</w:t>
       </w:r>
       <w:proofErr w:type="spellEnd"/>
       <w:r>
-        <w:t>[1:3])</w:t>
+        <w:t>[</w:t>
+      </w:r>
+      <w:proofErr w:type="gramEnd"/>
+      <w:r>
+        <w:t>1:3])</w:t>
       </w:r>
       <w:r>
         <w:tab/>
@@ -16767,12 +17386,17 @@
         <w:t>print(</w:t>
       </w:r>
       <w:proofErr w:type="spellStart"/>
+      <w:proofErr w:type="gramStart"/>
       <w:r>
         <w:t>lst</w:t>
       </w:r>
       <w:proofErr w:type="spellEnd"/>
       <w:r>
-        <w:t>[:2])</w:t>
+        <w:t>[</w:t>
+      </w:r>
+      <w:proofErr w:type="gramEnd"/>
+      <w:r>
+        <w:t>:2])</w:t>
       </w:r>
       <w:r>
         <w:tab/>
@@ -16790,12 +17414,17 @@
         <w:t>print(</w:t>
       </w:r>
       <w:proofErr w:type="spellStart"/>
+      <w:proofErr w:type="gramStart"/>
       <w:r>
         <w:t>lst</w:t>
       </w:r>
       <w:proofErr w:type="spellEnd"/>
       <w:r>
-        <w:t>[3:])</w:t>
+        <w:t>[</w:t>
+      </w:r>
+      <w:proofErr w:type="gramEnd"/>
+      <w:r>
+        <w:t>3:])</w:t>
       </w:r>
       <w:r>
         <w:tab/>
@@ -16832,7 +17461,15 @@
         <w:pStyle w:val="Code"/>
       </w:pPr>
       <w:r>
-        <w:t>print(s[0:5])</w:t>
+        <w:t>print(</w:t>
+      </w:r>
+      <w:proofErr w:type="gramStart"/>
+      <w:r>
+        <w:t>s[</w:t>
+      </w:r>
+      <w:proofErr w:type="gramEnd"/>
+      <w:r>
+        <w:t>0:5])</w:t>
       </w:r>
       <w:r>
         <w:tab/>
@@ -16958,7 +17595,23 @@
           <w:rFonts w:asciiTheme="majorBidi" w:hAnsiTheme="majorBidi" w:cstheme="majorBidi"/>
           <w:lang w:val="en-US"/>
         </w:rPr>
-        <w:t xml:space="preserve"> is evaluated and returned; otherwise </w:t>
+        <w:t xml:space="preserve"> is evaluated and returned; </w:t>
+      </w:r>
+      <w:proofErr w:type="gramStart"/>
+      <w:r>
+        <w:rPr>
+          <w:rFonts w:asciiTheme="majorBidi" w:hAnsiTheme="majorBidi" w:cstheme="majorBidi"/>
+          <w:lang w:val="en-US"/>
+        </w:rPr>
+        <w:t>otherwise</w:t>
+      </w:r>
+      <w:proofErr w:type="gramEnd"/>
+      <w:r>
+        <w:rPr>
+          <w:rFonts w:asciiTheme="majorBidi" w:hAnsiTheme="majorBidi" w:cstheme="majorBidi"/>
+          <w:lang w:val="en-US"/>
+        </w:rPr>
+        <w:t xml:space="preserve"> </w:t>
       </w:r>
       <w:proofErr w:type="spellStart"/>
       <w:r>
@@ -17134,11 +17787,19 @@
         </w:rPr>
         <w:t xml:space="preserve">. The body of a lambda is a single expression whose value is returned implicitly. Lambdas capture their enclosing lexical environment as closures, the same way named functions do. Lambdas are commonly used as arguments to higher-order functions such as </w:t>
       </w:r>
-      <w:r>
-        <w:rPr>
-          <w:rStyle w:val="CodeChar"/>
-        </w:rPr>
-        <w:t>sort()</w:t>
+      <w:proofErr w:type="gramStart"/>
+      <w:r>
+        <w:rPr>
+          <w:rStyle w:val="CodeChar"/>
+        </w:rPr>
+        <w:t>sort(</w:t>
+      </w:r>
+      <w:proofErr w:type="gramEnd"/>
+      <w:r>
+        <w:rPr>
+          <w:rStyle w:val="CodeChar"/>
+        </w:rPr>
+        <w:t>)</w:t>
       </w:r>
       <w:r>
         <w:rPr>
@@ -17147,11 +17808,19 @@
         </w:rPr>
         <w:t xml:space="preserve">, </w:t>
       </w:r>
-      <w:r>
-        <w:rPr>
-          <w:rStyle w:val="CodeChar"/>
-        </w:rPr>
-        <w:t>map()</w:t>
+      <w:proofErr w:type="gramStart"/>
+      <w:r>
+        <w:rPr>
+          <w:rStyle w:val="CodeChar"/>
+        </w:rPr>
+        <w:t>map(</w:t>
+      </w:r>
+      <w:proofErr w:type="gramEnd"/>
+      <w:r>
+        <w:rPr>
+          <w:rStyle w:val="CodeChar"/>
+        </w:rPr>
+        <w:t>)</w:t>
       </w:r>
       <w:r>
         <w:rPr>
@@ -17160,11 +17829,19 @@
         </w:rPr>
         <w:t xml:space="preserve">, and </w:t>
       </w:r>
-      <w:r>
-        <w:rPr>
-          <w:rStyle w:val="CodeChar"/>
-        </w:rPr>
-        <w:t>filter()</w:t>
+      <w:proofErr w:type="gramStart"/>
+      <w:r>
+        <w:rPr>
+          <w:rStyle w:val="CodeChar"/>
+        </w:rPr>
+        <w:t>filter(</w:t>
+      </w:r>
+      <w:proofErr w:type="gramEnd"/>
+      <w:r>
+        <w:rPr>
+          <w:rStyle w:val="CodeChar"/>
+        </w:rPr>
+        <w:t>)</w:t>
       </w:r>
       <w:r>
         <w:rPr>
@@ -17200,7 +17877,15 @@
         <w:pStyle w:val="Code"/>
       </w:pPr>
       <w:r>
-        <w:t>print(square(5))</w:t>
+        <w:t>print(</w:t>
+      </w:r>
+      <w:proofErr w:type="gramStart"/>
+      <w:r>
+        <w:t>square(</w:t>
+      </w:r>
+      <w:proofErr w:type="gramEnd"/>
+      <w:r>
+        <w:t>5))</w:t>
       </w:r>
       <w:r>
         <w:tab/>
@@ -17213,8 +17898,13 @@
       <w:pPr>
         <w:pStyle w:val="Code"/>
       </w:pPr>
-      <w:r>
-        <w:t>print(add(3, 4))</w:t>
+      <w:proofErr w:type="gramStart"/>
+      <w:r>
+        <w:t>print(add(</w:t>
+      </w:r>
+      <w:proofErr w:type="gramEnd"/>
+      <w:r>
+        <w:t>3, 4))</w:t>
       </w:r>
       <w:r>
         <w:tab/>
@@ -17246,10 +17936,12 @@
         <w:pStyle w:val="Code"/>
       </w:pPr>
       <w:proofErr w:type="spellStart"/>
+      <w:proofErr w:type="gramStart"/>
       <w:r>
         <w:t>nums.sort</w:t>
       </w:r>
       <w:proofErr w:type="spellEnd"/>
+      <w:proofErr w:type="gramEnd"/>
       <w:r>
         <w:t>(key=lambda x: x)</w:t>
       </w:r>
@@ -17262,10 +17954,12 @@
         <w:t xml:space="preserve">evens = </w:t>
       </w:r>
       <w:proofErr w:type="spellStart"/>
+      <w:proofErr w:type="gramStart"/>
       <w:r>
         <w:t>nums.filter</w:t>
       </w:r>
       <w:proofErr w:type="spellEnd"/>
+      <w:proofErr w:type="gramEnd"/>
       <w:r>
         <w:t>(lambda x: x % 2 == 0)</w:t>
       </w:r>
@@ -17278,12 +17972,17 @@
         <w:t xml:space="preserve">doubled = </w:t>
       </w:r>
       <w:proofErr w:type="spellStart"/>
+      <w:proofErr w:type="gramStart"/>
       <w:r>
         <w:t>nums.map</w:t>
       </w:r>
       <w:proofErr w:type="spellEnd"/>
       <w:r>
-        <w:t>(lambda x: x * 2)</w:t>
+        <w:t>(</w:t>
+      </w:r>
+      <w:proofErr w:type="gramEnd"/>
+      <w:r>
+        <w:t>lambda x: x * 2)</w:t>
       </w:r>
     </w:p>
     <w:p>
@@ -17372,15 +18071,31 @@
         <w:t xml:space="preserve">squares </w:t>
       </w:r>
       <w:r>
-        <w:t>= [x * x for x in range(10)]</w:t>
-      </w:r>
-    </w:p>
-    <w:p>
-      <w:pPr>
-        <w:pStyle w:val="Code"/>
-      </w:pPr>
-      <w:r>
-        <w:t>evens = [x for x in range(20) if x % 2 == 0]</w:t>
+        <w:t xml:space="preserve">= [x * x for x in </w:t>
+      </w:r>
+      <w:proofErr w:type="gramStart"/>
+      <w:r>
+        <w:t>range(</w:t>
+      </w:r>
+      <w:proofErr w:type="gramEnd"/>
+      <w:r>
+        <w:t>10)]</w:t>
+      </w:r>
+    </w:p>
+    <w:p>
+      <w:pPr>
+        <w:pStyle w:val="Code"/>
+      </w:pPr>
+      <w:r>
+        <w:t xml:space="preserve">evens = [x for x in </w:t>
+      </w:r>
+      <w:proofErr w:type="gramStart"/>
+      <w:r>
+        <w:t>range(</w:t>
+      </w:r>
+      <w:proofErr w:type="gramEnd"/>
+      <w:r>
+        <w:t>20) if x % 2 == 0]</w:t>
       </w:r>
     </w:p>
     <w:p>
@@ -17515,7 +18230,15 @@
         <w:pStyle w:val="Code"/>
       </w:pPr>
       <w:r>
-        <w:t>x, y = @[3.0, 4.0]</w:t>
+        <w:t xml:space="preserve">x, y = </w:t>
+      </w:r>
+      <w:proofErr w:type="gramStart"/>
+      <w:r>
+        <w:t>@[</w:t>
+      </w:r>
+      <w:proofErr w:type="gramEnd"/>
+      <w:r>
+        <w:t>3.0, 4.0]</w:t>
       </w:r>
     </w:p>
     <w:p>
@@ -17704,25 +18427,2847 @@
     <w:p>
       <w:pPr>
         <w:pStyle w:val="ListParagraph"/>
+        <w:numPr>
+          <w:ilvl w:val="1"/>
+          <w:numId w:val="2"/>
+        </w:numPr>
+        <w:ind w:left="845"/>
+        <w:jc w:val="both"/>
+        <w:outlineLvl w:val="1"/>
+        <w:rPr>
+          <w:rFonts w:asciiTheme="majorBidi" w:hAnsiTheme="majorBidi" w:cstheme="majorBidi"/>
+          <w:lang w:val="en-US"/>
+        </w:rPr>
+      </w:pPr>
+      <w:r>
+        <w:rPr>
+          <w:rFonts w:asciiTheme="majorBidi" w:hAnsiTheme="majorBidi" w:cstheme="majorBidi"/>
+          <w:lang w:val="en-US"/>
+        </w:rPr>
+        <w:t>Overview</w:t>
+      </w:r>
+    </w:p>
+    <w:p>
+      <w:pPr>
+        <w:pStyle w:val="ListParagraph"/>
+        <w:ind w:left="846"/>
+        <w:jc w:val="both"/>
+        <w:rPr>
+          <w:rFonts w:asciiTheme="majorBidi" w:hAnsiTheme="majorBidi" w:cstheme="majorBidi"/>
+          <w:lang w:val="en-US"/>
+        </w:rPr>
+      </w:pPr>
+      <w:r>
+        <w:rPr>
+          <w:rFonts w:asciiTheme="majorBidi" w:hAnsiTheme="majorBidi" w:cstheme="majorBidi"/>
+          <w:lang w:val="en-US"/>
+        </w:rPr>
+        <w:lastRenderedPageBreak/>
+        <w:t>A statement is a unit of execution that performs an action but does not necessarily produce a value. Pulse programs are sequences of statements executed top to bottom. Statements can be simple</w:t>
+      </w:r>
+      <w:r>
+        <w:rPr>
+          <w:rFonts w:asciiTheme="majorBidi" w:hAnsiTheme="majorBidi" w:cstheme="majorBidi"/>
+          <w:lang w:val="en-US"/>
+        </w:rPr>
+        <w:t>,</w:t>
+      </w:r>
+      <w:r>
+        <w:rPr>
+          <w:rFonts w:asciiTheme="majorBidi" w:hAnsiTheme="majorBidi" w:cstheme="majorBidi"/>
+          <w:lang w:val="en-US"/>
+        </w:rPr>
+        <w:t xml:space="preserve"> occupying a single line or compound, containing nested blocks of other statements delimited by indentation. Every compound statement opens its block with a colon at the end of its header line and closes it by returning to the enclosing indentation level.</w:t>
+      </w:r>
+    </w:p>
+    <w:p>
+      <w:pPr>
+        <w:pStyle w:val="ListParagraph"/>
+        <w:ind w:left="846"/>
+        <w:jc w:val="both"/>
+        <w:rPr>
+          <w:rFonts w:asciiTheme="majorBidi" w:hAnsiTheme="majorBidi" w:cstheme="majorBidi"/>
+          <w:lang w:val="en-US"/>
+        </w:rPr>
+      </w:pPr>
+    </w:p>
+    <w:p>
+      <w:pPr>
+        <w:pStyle w:val="ListParagraph"/>
+        <w:numPr>
+          <w:ilvl w:val="1"/>
+          <w:numId w:val="2"/>
+        </w:numPr>
+        <w:ind w:left="845"/>
+        <w:jc w:val="both"/>
+        <w:outlineLvl w:val="1"/>
+        <w:rPr>
+          <w:rFonts w:asciiTheme="majorBidi" w:hAnsiTheme="majorBidi" w:cstheme="majorBidi"/>
+          <w:lang w:val="en-US"/>
+        </w:rPr>
+      </w:pPr>
+      <w:r>
+        <w:rPr>
+          <w:rFonts w:asciiTheme="majorBidi" w:hAnsiTheme="majorBidi" w:cstheme="majorBidi"/>
+          <w:lang w:val="en-US"/>
+        </w:rPr>
+        <w:t>Expression Statements</w:t>
+      </w:r>
+    </w:p>
+    <w:p>
+      <w:pPr>
+        <w:pStyle w:val="ListParagraph"/>
+        <w:ind w:left="846"/>
+        <w:jc w:val="both"/>
+        <w:rPr>
+          <w:rFonts w:asciiTheme="majorBidi" w:hAnsiTheme="majorBidi" w:cstheme="majorBidi"/>
+          <w:lang w:val="en-US"/>
+        </w:rPr>
+      </w:pPr>
+      <w:r>
+        <w:rPr>
+          <w:rFonts w:asciiTheme="majorBidi" w:hAnsiTheme="majorBidi" w:cstheme="majorBidi"/>
+          <w:lang w:val="en-US"/>
+        </w:rPr>
+        <w:t>Any expression can be used as a statement by placing it on its own line. The expression is evaluated for its side effects and its value is discarded, unless the program is running in REPL mode where non-null expression results are printed automatically. Function calls are the most common form of expression statement.</w:t>
+      </w:r>
+    </w:p>
+    <w:p>
+      <w:pPr>
+        <w:pStyle w:val="Code"/>
+      </w:pPr>
+      <w:r>
+        <w:t>print("hello")</w:t>
+      </w:r>
+    </w:p>
+    <w:p>
+      <w:pPr>
+        <w:pStyle w:val="Code"/>
+      </w:pPr>
+      <w:proofErr w:type="spellStart"/>
+      <w:proofErr w:type="gramStart"/>
+      <w:r>
+        <w:t>model.train</w:t>
+      </w:r>
+      <w:proofErr w:type="spellEnd"/>
+      <w:proofErr w:type="gramEnd"/>
+      <w:r>
+        <w:t>(X, y)</w:t>
+      </w:r>
+    </w:p>
+    <w:p>
+      <w:pPr>
+        <w:pStyle w:val="Code"/>
+      </w:pPr>
+      <w:r>
+        <w:t>x + 1</w:t>
+      </w:r>
+      <w:r>
+        <w:tab/>
+      </w:r>
+      <w:r>
+        <w:tab/>
+        <w:t># valid but useless</w:t>
+      </w:r>
+    </w:p>
+    <w:p>
+      <w:pPr>
+        <w:pStyle w:val="ListParagraph"/>
+        <w:ind w:left="846"/>
+        <w:jc w:val="both"/>
+        <w:rPr>
+          <w:rFonts w:asciiTheme="majorBidi" w:hAnsiTheme="majorBidi" w:cstheme="majorBidi"/>
+          <w:lang w:val="en-US"/>
+        </w:rPr>
+      </w:pPr>
+    </w:p>
+    <w:p>
+      <w:pPr>
+        <w:pStyle w:val="ListParagraph"/>
+        <w:numPr>
+          <w:ilvl w:val="1"/>
+          <w:numId w:val="2"/>
+        </w:numPr>
+        <w:ind w:left="845"/>
+        <w:jc w:val="both"/>
+        <w:outlineLvl w:val="1"/>
+        <w:rPr>
+          <w:rFonts w:asciiTheme="majorBidi" w:hAnsiTheme="majorBidi" w:cstheme="majorBidi"/>
+          <w:lang w:val="en-US"/>
+        </w:rPr>
+      </w:pPr>
+      <w:r>
+        <w:rPr>
+          <w:rFonts w:asciiTheme="majorBidi" w:hAnsiTheme="majorBidi" w:cstheme="majorBidi"/>
+          <w:lang w:val="en-US"/>
+        </w:rPr>
+        <w:t>Assignment Statements</w:t>
+      </w:r>
+    </w:p>
+    <w:p>
+      <w:pPr>
+        <w:pStyle w:val="ListParagraph"/>
+        <w:ind w:left="846"/>
+        <w:jc w:val="both"/>
+        <w:rPr>
+          <w:rFonts w:asciiTheme="majorBidi" w:hAnsiTheme="majorBidi" w:cstheme="majorBidi"/>
+          <w:lang w:val="en-US"/>
+        </w:rPr>
+      </w:pPr>
+      <w:r>
+        <w:rPr>
+          <w:rFonts w:asciiTheme="majorBidi" w:hAnsiTheme="majorBidi" w:cstheme="majorBidi"/>
+          <w:lang w:val="en-US"/>
+        </w:rPr>
+        <w:t xml:space="preserve">An assignment statement binds a value to a name. If the name does not exist in any enclosing scope it is created in the current scope. If it already exists it is updated in the scope where it was originally defined. Pulse does not require a declaration </w:t>
+      </w:r>
+      <w:proofErr w:type="gramStart"/>
+      <w:r>
+        <w:rPr>
+          <w:rFonts w:asciiTheme="majorBidi" w:hAnsiTheme="majorBidi" w:cstheme="majorBidi"/>
+          <w:lang w:val="en-US"/>
+        </w:rPr>
+        <w:t>keyword</w:t>
+      </w:r>
+      <w:r>
+        <w:rPr>
+          <w:rFonts w:asciiTheme="majorBidi" w:hAnsiTheme="majorBidi" w:cstheme="majorBidi"/>
+          <w:lang w:val="en-US"/>
+        </w:rPr>
+        <w:t>,</w:t>
+      </w:r>
+      <w:proofErr w:type="gramEnd"/>
+      <w:r>
+        <w:rPr>
+          <w:rFonts w:asciiTheme="majorBidi" w:hAnsiTheme="majorBidi" w:cstheme="majorBidi"/>
+          <w:lang w:val="en-US"/>
+        </w:rPr>
+        <w:t xml:space="preserve"> assignment both declares and initializes a variable in one step.</w:t>
+      </w:r>
+    </w:p>
+    <w:p>
+      <w:pPr>
+        <w:pStyle w:val="Code"/>
+      </w:pPr>
+      <w:r>
+        <w:t>x = 10</w:t>
+      </w:r>
+    </w:p>
+    <w:p>
+      <w:pPr>
+        <w:pStyle w:val="Code"/>
+      </w:pPr>
+      <w:r>
+        <w:t>name = "Pulse"</w:t>
+      </w:r>
+    </w:p>
+    <w:p>
+      <w:pPr>
+        <w:pStyle w:val="Code"/>
+      </w:pPr>
+      <w:r>
+        <w:t>result = compute(x)</w:t>
+      </w:r>
+    </w:p>
+    <w:p>
+      <w:pPr>
+        <w:pStyle w:val="ListParagraph"/>
+        <w:ind w:left="846"/>
+        <w:jc w:val="both"/>
+        <w:rPr>
+          <w:rFonts w:asciiTheme="majorBidi" w:hAnsiTheme="majorBidi" w:cstheme="majorBidi"/>
+          <w:lang w:val="en-US"/>
+        </w:rPr>
+      </w:pPr>
+      <w:r>
+        <w:rPr>
+          <w:rFonts w:asciiTheme="majorBidi" w:hAnsiTheme="majorBidi" w:cstheme="majorBidi"/>
+          <w:lang w:val="en-US"/>
+        </w:rPr>
+        <w:t>Multiple assignment is not supported in Pulse v1.0</w:t>
+      </w:r>
+      <w:r>
+        <w:rPr>
+          <w:rFonts w:asciiTheme="majorBidi" w:hAnsiTheme="majorBidi" w:cstheme="majorBidi"/>
+          <w:lang w:val="en-US"/>
+        </w:rPr>
+        <w:t>,</w:t>
+      </w:r>
+      <w:r>
+        <w:rPr>
+          <w:rFonts w:asciiTheme="majorBidi" w:hAnsiTheme="majorBidi" w:cstheme="majorBidi"/>
+          <w:lang w:val="en-US"/>
+        </w:rPr>
+        <w:t xml:space="preserve"> each assignment statement binds exactly one name to one value. Tuple unpacking using comma syntax is supported as a separate unpack expression covered in Section 5.16.</w:t>
+      </w:r>
+    </w:p>
+    <w:p>
+      <w:pPr>
+        <w:pStyle w:val="ListParagraph"/>
+        <w:ind w:left="846"/>
+        <w:jc w:val="both"/>
+        <w:rPr>
+          <w:rFonts w:asciiTheme="majorBidi" w:hAnsiTheme="majorBidi" w:cstheme="majorBidi"/>
+          <w:lang w:val="en-US"/>
+        </w:rPr>
+      </w:pPr>
+    </w:p>
+    <w:p>
+      <w:pPr>
+        <w:pStyle w:val="ListParagraph"/>
+        <w:numPr>
+          <w:ilvl w:val="1"/>
+          <w:numId w:val="2"/>
+        </w:numPr>
+        <w:ind w:left="845"/>
+        <w:jc w:val="both"/>
+        <w:outlineLvl w:val="1"/>
+        <w:rPr>
+          <w:rFonts w:asciiTheme="majorBidi" w:hAnsiTheme="majorBidi" w:cstheme="majorBidi"/>
+          <w:lang w:val="en-US"/>
+        </w:rPr>
+      </w:pPr>
+      <w:r>
+        <w:rPr>
+          <w:rFonts w:asciiTheme="majorBidi" w:hAnsiTheme="majorBidi" w:cstheme="majorBidi"/>
+          <w:lang w:val="en-US"/>
+        </w:rPr>
+        <w:t>Augmented Assignment Statements</w:t>
+      </w:r>
+    </w:p>
+    <w:p>
+      <w:pPr>
+        <w:pStyle w:val="ListParagraph"/>
+        <w:ind w:left="846"/>
+        <w:jc w:val="both"/>
+        <w:rPr>
+          <w:rFonts w:asciiTheme="majorBidi" w:hAnsiTheme="majorBidi" w:cstheme="majorBidi"/>
+          <w:lang w:val="en-US"/>
+        </w:rPr>
+      </w:pPr>
+      <w:r>
+        <w:rPr>
+          <w:rFonts w:asciiTheme="majorBidi" w:hAnsiTheme="majorBidi" w:cstheme="majorBidi"/>
+          <w:lang w:val="en-US"/>
+        </w:rPr>
+        <w:t xml:space="preserve">Augmented assignment statements combine a binary operation with assignment. They are desugared into a plain binary expression followed by an assignment during parsing. The variable on the left must already be </w:t>
+      </w:r>
+      <w:proofErr w:type="gramStart"/>
+      <w:r>
+        <w:rPr>
+          <w:rFonts w:asciiTheme="majorBidi" w:hAnsiTheme="majorBidi" w:cstheme="majorBidi"/>
+          <w:lang w:val="en-US"/>
+        </w:rPr>
+        <w:t>defined</w:t>
+      </w:r>
+      <w:r>
+        <w:rPr>
+          <w:rFonts w:asciiTheme="majorBidi" w:hAnsiTheme="majorBidi" w:cstheme="majorBidi"/>
+          <w:lang w:val="en-US"/>
+        </w:rPr>
+        <w:t>,</w:t>
+      </w:r>
+      <w:proofErr w:type="gramEnd"/>
+      <w:r>
+        <w:rPr>
+          <w:rFonts w:asciiTheme="majorBidi" w:hAnsiTheme="majorBidi" w:cstheme="majorBidi"/>
+          <w:lang w:val="en-US"/>
+        </w:rPr>
+        <w:t xml:space="preserve"> augmented assignment does not create new bindings.</w:t>
+      </w:r>
+    </w:p>
+    <w:p>
+      <w:pPr>
+        <w:pStyle w:val="Code"/>
+      </w:pPr>
+      <w:r>
+        <w:t>x = 10</w:t>
+      </w:r>
+    </w:p>
+    <w:p>
+      <w:pPr>
+        <w:pStyle w:val="Code"/>
+      </w:pPr>
+      <w:r>
+        <w:t>x += 5</w:t>
+      </w:r>
+    </w:p>
+    <w:p>
+      <w:pPr>
+        <w:pStyle w:val="Code"/>
+      </w:pPr>
+      <w:r>
+        <w:t xml:space="preserve">x </w:t>
+      </w:r>
+      <w:r>
+        <w:t>–</w:t>
+      </w:r>
+      <w:r>
+        <w:t>= 3</w:t>
+      </w:r>
+    </w:p>
+    <w:p>
+      <w:pPr>
+        <w:pStyle w:val="Code"/>
+      </w:pPr>
+      <w:r>
+        <w:t>x *= 2</w:t>
+      </w:r>
+    </w:p>
+    <w:p>
+      <w:pPr>
+        <w:pStyle w:val="Code"/>
+      </w:pPr>
+      <w:r>
+        <w:t>x /= 4</w:t>
+      </w:r>
+    </w:p>
+    <w:p>
+      <w:pPr>
+        <w:pStyle w:val="Code"/>
+      </w:pPr>
+      <w:r>
+        <w:t>x %= 3</w:t>
+      </w:r>
+    </w:p>
+    <w:p>
+      <w:pPr>
+        <w:pStyle w:val="ListParagraph"/>
+        <w:ind w:left="846"/>
+        <w:jc w:val="both"/>
+        <w:rPr>
+          <w:rFonts w:asciiTheme="majorBidi" w:hAnsiTheme="majorBidi" w:cstheme="majorBidi"/>
+          <w:lang w:val="en-US"/>
+        </w:rPr>
+      </w:pPr>
+    </w:p>
+    <w:p>
+      <w:pPr>
+        <w:pStyle w:val="ListParagraph"/>
+        <w:numPr>
+          <w:ilvl w:val="1"/>
+          <w:numId w:val="2"/>
+        </w:numPr>
+        <w:ind w:left="845"/>
+        <w:jc w:val="both"/>
+        <w:outlineLvl w:val="1"/>
+        <w:rPr>
+          <w:rFonts w:asciiTheme="majorBidi" w:hAnsiTheme="majorBidi" w:cstheme="majorBidi"/>
+          <w:lang w:val="en-US"/>
+        </w:rPr>
+      </w:pPr>
+      <w:r>
+        <w:rPr>
+          <w:rFonts w:asciiTheme="majorBidi" w:hAnsiTheme="majorBidi" w:cstheme="majorBidi"/>
+          <w:lang w:val="en-US"/>
+        </w:rPr>
+        <w:t>Pass Statement</w:t>
+      </w:r>
+    </w:p>
+    <w:p>
+      <w:pPr>
+        <w:pStyle w:val="ListParagraph"/>
+        <w:ind w:left="846"/>
+        <w:jc w:val="both"/>
+        <w:rPr>
+          <w:rFonts w:asciiTheme="majorBidi" w:hAnsiTheme="majorBidi" w:cstheme="majorBidi"/>
+          <w:lang w:val="en-US"/>
+        </w:rPr>
+      </w:pPr>
+      <w:r>
+        <w:rPr>
+          <w:rFonts w:asciiTheme="majorBidi" w:hAnsiTheme="majorBidi" w:cstheme="majorBidi"/>
+          <w:lang w:val="en-US"/>
+        </w:rPr>
+        <w:lastRenderedPageBreak/>
+        <w:t xml:space="preserve">The </w:t>
+      </w:r>
+      <w:r>
+        <w:rPr>
+          <w:rStyle w:val="CodeChar"/>
+        </w:rPr>
+        <w:t>pass</w:t>
+      </w:r>
+      <w:r>
+        <w:rPr>
+          <w:rFonts w:asciiTheme="majorBidi" w:hAnsiTheme="majorBidi" w:cstheme="majorBidi"/>
+          <w:lang w:val="en-US"/>
+        </w:rPr>
+        <w:t xml:space="preserve"> statement is a no-operation placeholder. It is used in situations where a statement is syntactically required but no action is needed, such as an empty function body, an empty class, or an empty branch of a conditional.</w:t>
+      </w:r>
+    </w:p>
+    <w:p>
+      <w:pPr>
+        <w:pStyle w:val="Code"/>
+      </w:pPr>
+      <w:r>
+        <w:t xml:space="preserve">def </w:t>
+      </w:r>
+      <w:proofErr w:type="gramStart"/>
+      <w:r>
+        <w:t>placeholder(</w:t>
+      </w:r>
+      <w:proofErr w:type="gramEnd"/>
+      <w:r>
+        <w:t>):</w:t>
+      </w:r>
+    </w:p>
+    <w:p>
+      <w:pPr>
+        <w:pStyle w:val="Code"/>
+      </w:pPr>
+      <w:r>
+        <w:t xml:space="preserve">    pass</w:t>
+      </w:r>
+    </w:p>
+    <w:p>
+      <w:pPr>
+        <w:pStyle w:val="Code"/>
+      </w:pPr>
+    </w:p>
+    <w:p>
+      <w:pPr>
+        <w:pStyle w:val="Code"/>
+      </w:pPr>
+      <w:r>
+        <w:t>class Empty:</w:t>
+      </w:r>
+    </w:p>
+    <w:p>
+      <w:pPr>
+        <w:pStyle w:val="Code"/>
+      </w:pPr>
+      <w:r>
+        <w:t xml:space="preserve">    pass</w:t>
+      </w:r>
+    </w:p>
+    <w:p>
+      <w:pPr>
+        <w:pStyle w:val="Code"/>
+      </w:pPr>
+    </w:p>
+    <w:p>
+      <w:pPr>
+        <w:pStyle w:val="Code"/>
+      </w:pPr>
+      <w:r>
+        <w:t>if condition:</w:t>
+      </w:r>
+    </w:p>
+    <w:p>
+      <w:pPr>
+        <w:pStyle w:val="Code"/>
+      </w:pPr>
+      <w:r>
+        <w:t xml:space="preserve">    pass</w:t>
+      </w:r>
+    </w:p>
+    <w:p>
+      <w:pPr>
+        <w:pStyle w:val="Code"/>
+      </w:pPr>
+      <w:r>
+        <w:t>else:</w:t>
+      </w:r>
+    </w:p>
+    <w:p>
+      <w:pPr>
+        <w:pStyle w:val="Code"/>
+      </w:pPr>
+      <w:r>
+        <w:t xml:space="preserve">    </w:t>
+      </w:r>
+      <w:proofErr w:type="gramStart"/>
+      <w:r>
+        <w:t>handle(</w:t>
+      </w:r>
+      <w:proofErr w:type="gramEnd"/>
+      <w:r>
+        <w:t>)</w:t>
+      </w:r>
+    </w:p>
+    <w:p>
+      <w:pPr>
+        <w:pStyle w:val="ListParagraph"/>
+        <w:ind w:left="846"/>
+        <w:jc w:val="both"/>
+        <w:rPr>
+          <w:rFonts w:asciiTheme="majorBidi" w:hAnsiTheme="majorBidi" w:cstheme="majorBidi"/>
+          <w:lang w:val="en-US"/>
+        </w:rPr>
+      </w:pPr>
+    </w:p>
+    <w:p>
+      <w:pPr>
+        <w:pStyle w:val="ListParagraph"/>
+        <w:numPr>
+          <w:ilvl w:val="1"/>
+          <w:numId w:val="2"/>
+        </w:numPr>
+        <w:ind w:left="845"/>
+        <w:jc w:val="both"/>
+        <w:outlineLvl w:val="1"/>
+        <w:rPr>
+          <w:rFonts w:asciiTheme="majorBidi" w:hAnsiTheme="majorBidi" w:cstheme="majorBidi"/>
+          <w:lang w:val="en-US"/>
+        </w:rPr>
+      </w:pPr>
+      <w:r>
+        <w:rPr>
+          <w:rFonts w:asciiTheme="majorBidi" w:hAnsiTheme="majorBidi" w:cstheme="majorBidi"/>
+          <w:lang w:val="en-US"/>
+        </w:rPr>
+        <w:t>Delete Statement</w:t>
+      </w:r>
+    </w:p>
+    <w:p>
+      <w:pPr>
+        <w:pStyle w:val="ListParagraph"/>
+        <w:ind w:left="846"/>
+        <w:jc w:val="both"/>
+        <w:rPr>
+          <w:rFonts w:asciiTheme="majorBidi" w:hAnsiTheme="majorBidi" w:cstheme="majorBidi"/>
+          <w:lang w:val="en-US"/>
+        </w:rPr>
+      </w:pPr>
+      <w:r>
+        <w:rPr>
+          <w:rFonts w:asciiTheme="majorBidi" w:hAnsiTheme="majorBidi" w:cstheme="majorBidi"/>
+          <w:lang w:val="en-US"/>
+        </w:rPr>
+        <w:t xml:space="preserve">The </w:t>
+      </w:r>
+      <w:r>
+        <w:rPr>
+          <w:rStyle w:val="CodeChar"/>
+        </w:rPr>
+        <w:t>del</w:t>
+      </w:r>
+      <w:r>
+        <w:rPr>
+          <w:rFonts w:asciiTheme="majorBidi" w:hAnsiTheme="majorBidi" w:cstheme="majorBidi"/>
+          <w:lang w:val="en-US"/>
+        </w:rPr>
+        <w:t xml:space="preserve"> statement removes a binding from the current scope or removes an element from a collection. When applied to a variable name it removes that name from its environment</w:t>
+      </w:r>
+      <w:r>
+        <w:rPr>
+          <w:rFonts w:asciiTheme="majorBidi" w:hAnsiTheme="majorBidi" w:cstheme="majorBidi"/>
+          <w:lang w:val="en-US"/>
+        </w:rPr>
+        <w:t xml:space="preserve">, </w:t>
+      </w:r>
+      <w:r>
+        <w:rPr>
+          <w:rFonts w:asciiTheme="majorBidi" w:hAnsiTheme="majorBidi" w:cstheme="majorBidi"/>
+          <w:lang w:val="en-US"/>
+        </w:rPr>
+        <w:t xml:space="preserve">subsequent references to the name will raise a </w:t>
+      </w:r>
+      <w:proofErr w:type="spellStart"/>
+      <w:r>
+        <w:rPr>
+          <w:rStyle w:val="CodeChar"/>
+        </w:rPr>
+        <w:t>NameError</w:t>
+      </w:r>
+      <w:proofErr w:type="spellEnd"/>
+      <w:r>
+        <w:rPr>
+          <w:rFonts w:asciiTheme="majorBidi" w:hAnsiTheme="majorBidi" w:cstheme="majorBidi"/>
+          <w:lang w:val="en-US"/>
+        </w:rPr>
+        <w:t>. When applied to an index expression it removes the element at that index from a list or removes the key from a dict. When applied to a member access expression it removes the field from an instance.</w:t>
+      </w:r>
+    </w:p>
+    <w:p>
+      <w:pPr>
+        <w:pStyle w:val="Code"/>
+      </w:pPr>
+      <w:r>
+        <w:t>x = 10</w:t>
+      </w:r>
+    </w:p>
+    <w:p>
+      <w:pPr>
+        <w:pStyle w:val="Code"/>
+      </w:pPr>
+      <w:r>
+        <w:t>del x</w:t>
+      </w:r>
+    </w:p>
+    <w:p>
+      <w:pPr>
+        <w:pStyle w:val="Code"/>
+      </w:pPr>
+    </w:p>
+    <w:p>
+      <w:pPr>
+        <w:pStyle w:val="Code"/>
+      </w:pPr>
+      <w:proofErr w:type="spellStart"/>
+      <w:r>
+        <w:t>lst</w:t>
+      </w:r>
+      <w:proofErr w:type="spellEnd"/>
+      <w:r>
+        <w:t xml:space="preserve"> = [1, 2, 3]</w:t>
+      </w:r>
+    </w:p>
+    <w:p>
+      <w:pPr>
+        <w:pStyle w:val="Code"/>
+      </w:pPr>
+      <w:r>
+        <w:t xml:space="preserve">del </w:t>
+      </w:r>
+      <w:proofErr w:type="spellStart"/>
+      <w:proofErr w:type="gramStart"/>
+      <w:r>
+        <w:t>lst</w:t>
+      </w:r>
+      <w:proofErr w:type="spellEnd"/>
+      <w:r>
+        <w:t>[</w:t>
+      </w:r>
+      <w:proofErr w:type="gramEnd"/>
+      <w:r>
+        <w:t>0]</w:t>
+      </w:r>
+    </w:p>
+    <w:p>
+      <w:pPr>
+        <w:pStyle w:val="Code"/>
+      </w:pPr>
+    </w:p>
+    <w:p>
+      <w:pPr>
+        <w:pStyle w:val="Code"/>
+      </w:pPr>
+      <w:r>
+        <w:t>d = {"a": 1, "b": 2}</w:t>
+      </w:r>
+    </w:p>
+    <w:p>
+      <w:pPr>
+        <w:pStyle w:val="Code"/>
+      </w:pPr>
+      <w:r>
+        <w:t>del d["a"]</w:t>
+      </w:r>
+    </w:p>
+    <w:p>
+      <w:pPr>
+        <w:pStyle w:val="Code"/>
+      </w:pPr>
+    </w:p>
+    <w:p>
+      <w:pPr>
+        <w:pStyle w:val="Code"/>
+      </w:pPr>
+      <w:r>
+        <w:t xml:space="preserve">del </w:t>
+      </w:r>
+      <w:proofErr w:type="spellStart"/>
+      <w:proofErr w:type="gramStart"/>
+      <w:r>
+        <w:t>obj.field</w:t>
+      </w:r>
+      <w:proofErr w:type="spellEnd"/>
+      <w:proofErr w:type="gramEnd"/>
+    </w:p>
+    <w:p>
+      <w:pPr>
+        <w:pStyle w:val="ListParagraph"/>
+        <w:ind w:left="846"/>
+        <w:jc w:val="both"/>
+        <w:rPr>
+          <w:rFonts w:asciiTheme="majorBidi" w:hAnsiTheme="majorBidi" w:cstheme="majorBidi"/>
+          <w:lang w:val="en-US"/>
+        </w:rPr>
+      </w:pPr>
+    </w:p>
+    <w:p>
+      <w:pPr>
+        <w:pStyle w:val="ListParagraph"/>
+        <w:numPr>
+          <w:ilvl w:val="1"/>
+          <w:numId w:val="2"/>
+        </w:numPr>
+        <w:ind w:left="845"/>
+        <w:jc w:val="both"/>
+        <w:outlineLvl w:val="1"/>
+        <w:rPr>
+          <w:rFonts w:asciiTheme="majorBidi" w:hAnsiTheme="majorBidi" w:cstheme="majorBidi"/>
+          <w:lang w:val="en-US"/>
+        </w:rPr>
+      </w:pPr>
+      <w:r>
+        <w:rPr>
+          <w:rFonts w:asciiTheme="majorBidi" w:hAnsiTheme="majorBidi" w:cstheme="majorBidi"/>
+          <w:lang w:val="en-US"/>
+        </w:rPr>
+        <w:t>If Statement</w:t>
+      </w:r>
+    </w:p>
+    <w:p>
+      <w:pPr>
+        <w:pStyle w:val="ListParagraph"/>
+        <w:ind w:left="846"/>
+        <w:jc w:val="both"/>
+        <w:rPr>
+          <w:rFonts w:asciiTheme="majorBidi" w:hAnsiTheme="majorBidi" w:cstheme="majorBidi"/>
+          <w:lang w:val="en-US"/>
+        </w:rPr>
+      </w:pPr>
+      <w:r>
+        <w:rPr>
+          <w:rFonts w:asciiTheme="majorBidi" w:hAnsiTheme="majorBidi" w:cstheme="majorBidi"/>
+          <w:lang w:val="en-US"/>
+        </w:rPr>
+        <w:t xml:space="preserve">The </w:t>
+      </w:r>
+      <w:r>
+        <w:rPr>
+          <w:rStyle w:val="CodeChar"/>
+        </w:rPr>
+        <w:t>if</w:t>
+      </w:r>
+      <w:r>
+        <w:rPr>
+          <w:rFonts w:asciiTheme="majorBidi" w:hAnsiTheme="majorBidi" w:cstheme="majorBidi"/>
+          <w:lang w:val="en-US"/>
+        </w:rPr>
+        <w:t xml:space="preserve"> statement conditionally executes a block based on a boolean condition. Any Pulse value can be used as a condition</w:t>
+      </w:r>
+      <w:r>
+        <w:rPr>
+          <w:rFonts w:asciiTheme="majorBidi" w:hAnsiTheme="majorBidi" w:cstheme="majorBidi"/>
+          <w:lang w:val="en-US"/>
+        </w:rPr>
+        <w:t xml:space="preserve">; </w:t>
+      </w:r>
+      <w:r>
+        <w:rPr>
+          <w:rFonts w:asciiTheme="majorBidi" w:hAnsiTheme="majorBidi" w:cstheme="majorBidi"/>
+          <w:lang w:val="en-US"/>
+        </w:rPr>
+        <w:t xml:space="preserve">the truthiness rules defined in Section 3.4 apply. An </w:t>
+      </w:r>
+      <w:r>
+        <w:rPr>
+          <w:rStyle w:val="CodeChar"/>
+        </w:rPr>
+        <w:t>if</w:t>
+      </w:r>
+      <w:r>
+        <w:rPr>
+          <w:rFonts w:asciiTheme="majorBidi" w:hAnsiTheme="majorBidi" w:cstheme="majorBidi"/>
+          <w:lang w:val="en-US"/>
+        </w:rPr>
+        <w:t xml:space="preserve"> statement can be followed by zero or more </w:t>
+      </w:r>
+      <w:r>
+        <w:rPr>
+          <w:rStyle w:val="CodeChar"/>
+        </w:rPr>
+        <w:t>elif</w:t>
+      </w:r>
+      <w:r>
+        <w:rPr>
+          <w:rFonts w:asciiTheme="majorBidi" w:hAnsiTheme="majorBidi" w:cstheme="majorBidi"/>
+          <w:lang w:val="en-US"/>
+        </w:rPr>
+        <w:t xml:space="preserve"> clauses and an optional </w:t>
+      </w:r>
+      <w:r>
+        <w:rPr>
+          <w:rStyle w:val="CodeChar"/>
+        </w:rPr>
+        <w:t>else</w:t>
+      </w:r>
+      <w:r>
+        <w:rPr>
+          <w:rFonts w:asciiTheme="majorBidi" w:hAnsiTheme="majorBidi" w:cstheme="majorBidi"/>
+          <w:lang w:val="en-US"/>
+        </w:rPr>
+        <w:t xml:space="preserve"> clause. Exactly one branch is executed</w:t>
+      </w:r>
+      <w:r>
+        <w:rPr>
+          <w:rFonts w:asciiTheme="majorBidi" w:hAnsiTheme="majorBidi" w:cstheme="majorBidi"/>
+          <w:lang w:val="en-US"/>
+        </w:rPr>
+        <w:t>;</w:t>
+      </w:r>
+      <w:r>
+        <w:rPr>
+          <w:rFonts w:asciiTheme="majorBidi" w:hAnsiTheme="majorBidi" w:cstheme="majorBidi"/>
+          <w:lang w:val="en-US"/>
+        </w:rPr>
+        <w:t xml:space="preserve"> the first branch whose condition is truthy, or the </w:t>
+      </w:r>
+      <w:r>
+        <w:rPr>
+          <w:rStyle w:val="CodeChar"/>
+        </w:rPr>
+        <w:t>else</w:t>
+      </w:r>
+      <w:r>
+        <w:rPr>
+          <w:rFonts w:asciiTheme="majorBidi" w:hAnsiTheme="majorBidi" w:cstheme="majorBidi"/>
+          <w:lang w:val="en-US"/>
+        </w:rPr>
+        <w:t xml:space="preserve"> branch if no condition is truthy.</w:t>
+      </w:r>
+    </w:p>
+    <w:p>
+      <w:pPr>
+        <w:pStyle w:val="Code"/>
+      </w:pPr>
+      <w:r>
+        <w:t>x = 15</w:t>
+      </w:r>
+    </w:p>
+    <w:p>
+      <w:pPr>
+        <w:pStyle w:val="Code"/>
+      </w:pPr>
+    </w:p>
+    <w:p>
+      <w:pPr>
+        <w:pStyle w:val="Code"/>
+      </w:pPr>
+      <w:r>
+        <w:t>if x &gt; 20:</w:t>
+      </w:r>
+    </w:p>
+    <w:p>
+      <w:pPr>
+        <w:pStyle w:val="Code"/>
+      </w:pPr>
+      <w:r>
+        <w:t xml:space="preserve">    print("big")</w:t>
+      </w:r>
+    </w:p>
+    <w:p>
+      <w:pPr>
+        <w:pStyle w:val="Code"/>
+      </w:pPr>
+      <w:r>
+        <w:t>elif x &gt; 10:</w:t>
+      </w:r>
+    </w:p>
+    <w:p>
+      <w:pPr>
+        <w:pStyle w:val="Code"/>
+      </w:pPr>
+      <w:r>
+        <w:lastRenderedPageBreak/>
+        <w:t xml:space="preserve">    print("medium")</w:t>
+      </w:r>
+    </w:p>
+    <w:p>
+      <w:pPr>
+        <w:pStyle w:val="Code"/>
+      </w:pPr>
+      <w:r>
+        <w:t>elif x &gt; 5:</w:t>
+      </w:r>
+    </w:p>
+    <w:p>
+      <w:pPr>
+        <w:pStyle w:val="Code"/>
+      </w:pPr>
+      <w:r>
+        <w:t xml:space="preserve">    print("small")</w:t>
+      </w:r>
+    </w:p>
+    <w:p>
+      <w:pPr>
+        <w:pStyle w:val="Code"/>
+      </w:pPr>
+      <w:r>
+        <w:t>else:</w:t>
+      </w:r>
+    </w:p>
+    <w:p>
+      <w:pPr>
+        <w:pStyle w:val="Code"/>
+      </w:pPr>
+      <w:r>
+        <w:t xml:space="preserve">    print("tiny")</w:t>
+      </w:r>
+    </w:p>
+    <w:p>
+      <w:pPr>
+        <w:pStyle w:val="ListParagraph"/>
+        <w:ind w:left="846"/>
+        <w:jc w:val="both"/>
+        <w:rPr>
+          <w:rFonts w:asciiTheme="majorBidi" w:hAnsiTheme="majorBidi" w:cstheme="majorBidi"/>
+          <w:lang w:val="en-US"/>
+        </w:rPr>
+      </w:pPr>
+    </w:p>
+    <w:p>
+      <w:pPr>
+        <w:pStyle w:val="ListParagraph"/>
+        <w:numPr>
+          <w:ilvl w:val="1"/>
+          <w:numId w:val="2"/>
+        </w:numPr>
+        <w:ind w:left="845"/>
+        <w:jc w:val="both"/>
+        <w:outlineLvl w:val="1"/>
+        <w:rPr>
+          <w:rFonts w:asciiTheme="majorBidi" w:hAnsiTheme="majorBidi" w:cstheme="majorBidi"/>
+          <w:lang w:val="en-US"/>
+        </w:rPr>
+      </w:pPr>
+      <w:r>
+        <w:rPr>
+          <w:rFonts w:asciiTheme="majorBidi" w:hAnsiTheme="majorBidi" w:cstheme="majorBidi"/>
+          <w:lang w:val="en-US"/>
+        </w:rPr>
+        <w:t>While Statement</w:t>
+      </w:r>
+    </w:p>
+    <w:p>
+      <w:pPr>
+        <w:pStyle w:val="ListParagraph"/>
+        <w:ind w:left="846"/>
+        <w:jc w:val="both"/>
+        <w:rPr>
+          <w:rFonts w:asciiTheme="majorBidi" w:hAnsiTheme="majorBidi" w:cstheme="majorBidi"/>
+          <w:lang w:val="en-US"/>
+        </w:rPr>
+      </w:pPr>
+      <w:r>
+        <w:rPr>
+          <w:rFonts w:asciiTheme="majorBidi" w:hAnsiTheme="majorBidi" w:cstheme="majorBidi"/>
+          <w:lang w:val="en-US"/>
+        </w:rPr>
+        <w:t xml:space="preserve">The </w:t>
+      </w:r>
+      <w:r>
+        <w:rPr>
+          <w:rStyle w:val="CodeChar"/>
+        </w:rPr>
+        <w:t>while</w:t>
+      </w:r>
+      <w:r>
+        <w:rPr>
+          <w:rFonts w:asciiTheme="majorBidi" w:hAnsiTheme="majorBidi" w:cstheme="majorBidi"/>
+          <w:lang w:val="en-US"/>
+        </w:rPr>
+        <w:t xml:space="preserve"> statement repeatedly executes a block as long as its condition remains truthy. The condition is evaluated before each iteration</w:t>
+      </w:r>
+      <w:r>
+        <w:rPr>
+          <w:rFonts w:asciiTheme="majorBidi" w:hAnsiTheme="majorBidi" w:cstheme="majorBidi"/>
+          <w:lang w:val="en-US"/>
+        </w:rPr>
+        <w:t>,</w:t>
+      </w:r>
+      <w:r>
+        <w:rPr>
+          <w:rFonts w:asciiTheme="majorBidi" w:hAnsiTheme="majorBidi" w:cstheme="majorBidi"/>
+          <w:lang w:val="en-US"/>
+        </w:rPr>
+        <w:t xml:space="preserve"> if it is falsy on the first check the body never executes. </w:t>
+      </w:r>
+      <w:r>
+        <w:rPr>
+          <w:rStyle w:val="CodeChar"/>
+        </w:rPr>
+        <w:t>break</w:t>
+      </w:r>
+      <w:r>
+        <w:rPr>
+          <w:rFonts w:asciiTheme="majorBidi" w:hAnsiTheme="majorBidi" w:cstheme="majorBidi"/>
+          <w:lang w:val="en-US"/>
+        </w:rPr>
+        <w:t xml:space="preserve"> exits the loop immediately. </w:t>
+      </w:r>
+      <w:r>
+        <w:rPr>
+          <w:rStyle w:val="CodeChar"/>
+        </w:rPr>
+        <w:t>continue</w:t>
+      </w:r>
+      <w:r>
+        <w:rPr>
+          <w:rFonts w:asciiTheme="majorBidi" w:hAnsiTheme="majorBidi" w:cstheme="majorBidi"/>
+          <w:lang w:val="en-US"/>
+        </w:rPr>
+        <w:t xml:space="preserve"> skips the rest of the current iteration and re-evaluates the condition.</w:t>
+      </w:r>
+    </w:p>
+    <w:p>
+      <w:pPr>
+        <w:pStyle w:val="Code"/>
+      </w:pPr>
+      <w:r>
+        <w:t>x = 0</w:t>
+      </w:r>
+    </w:p>
+    <w:p>
+      <w:pPr>
+        <w:pStyle w:val="Code"/>
+      </w:pPr>
+      <w:r>
+        <w:t>while x &lt; 5:</w:t>
+      </w:r>
+    </w:p>
+    <w:p>
+      <w:pPr>
+        <w:pStyle w:val="Code"/>
+      </w:pPr>
+      <w:r>
+        <w:t xml:space="preserve">    print(x)</w:t>
+      </w:r>
+    </w:p>
+    <w:p>
+      <w:pPr>
+        <w:pStyle w:val="Code"/>
+      </w:pPr>
+      <w:r>
+        <w:t xml:space="preserve">    x += 1</w:t>
+      </w:r>
+    </w:p>
+    <w:p>
+      <w:pPr>
+        <w:pStyle w:val="Code"/>
+      </w:pPr>
+    </w:p>
+    <w:p>
+      <w:pPr>
+        <w:pStyle w:val="Code"/>
+      </w:pPr>
+      <w:r>
+        <w:t>while True:</w:t>
+      </w:r>
+    </w:p>
+    <w:p>
+      <w:pPr>
+        <w:pStyle w:val="Code"/>
+      </w:pPr>
+      <w:r>
+        <w:t xml:space="preserve">    x = </w:t>
+      </w:r>
+      <w:proofErr w:type="gramStart"/>
+      <w:r>
+        <w:t>input(</w:t>
+      </w:r>
+      <w:proofErr w:type="gramEnd"/>
+      <w:r>
+        <w:t>)</w:t>
+      </w:r>
+    </w:p>
+    <w:p>
+      <w:pPr>
+        <w:pStyle w:val="Code"/>
+      </w:pPr>
+      <w:r>
+        <w:t xml:space="preserve">    if x == "quit":</w:t>
+      </w:r>
+    </w:p>
+    <w:p>
+      <w:pPr>
+        <w:pStyle w:val="Code"/>
+      </w:pPr>
+      <w:r>
+        <w:t xml:space="preserve">        break</w:t>
+      </w:r>
+    </w:p>
+    <w:p>
+      <w:pPr>
+        <w:pStyle w:val="Code"/>
+      </w:pPr>
+      <w:r>
+        <w:t xml:space="preserve">    if x == "":</w:t>
+      </w:r>
+    </w:p>
+    <w:p>
+      <w:pPr>
+        <w:pStyle w:val="Code"/>
+      </w:pPr>
+      <w:r>
+        <w:t xml:space="preserve">        continue</w:t>
+      </w:r>
+    </w:p>
+    <w:p>
+      <w:pPr>
+        <w:pStyle w:val="Code"/>
+      </w:pPr>
+      <w:r>
+        <w:t xml:space="preserve">    process(x)</w:t>
+      </w:r>
+    </w:p>
+    <w:p>
+      <w:pPr>
+        <w:pStyle w:val="ListParagraph"/>
+        <w:ind w:left="846"/>
+        <w:jc w:val="both"/>
+        <w:rPr>
+          <w:rFonts w:asciiTheme="majorBidi" w:hAnsiTheme="majorBidi" w:cstheme="majorBidi"/>
+          <w:lang w:val="en-US"/>
+        </w:rPr>
+      </w:pPr>
+    </w:p>
+    <w:p>
+      <w:pPr>
+        <w:pStyle w:val="ListParagraph"/>
+        <w:numPr>
+          <w:ilvl w:val="1"/>
+          <w:numId w:val="2"/>
+        </w:numPr>
+        <w:ind w:left="845"/>
+        <w:jc w:val="both"/>
+        <w:outlineLvl w:val="1"/>
+        <w:rPr>
+          <w:rFonts w:asciiTheme="majorBidi" w:hAnsiTheme="majorBidi" w:cstheme="majorBidi"/>
+          <w:lang w:val="en-US"/>
+        </w:rPr>
+      </w:pPr>
+      <w:r>
+        <w:rPr>
+          <w:rFonts w:asciiTheme="majorBidi" w:hAnsiTheme="majorBidi" w:cstheme="majorBidi"/>
+          <w:lang w:val="en-US"/>
+        </w:rPr>
+        <w:t>For Statement</w:t>
+      </w:r>
+    </w:p>
+    <w:p>
+      <w:pPr>
+        <w:pStyle w:val="ListParagraph"/>
+        <w:ind w:left="846"/>
+        <w:jc w:val="both"/>
+        <w:rPr>
+          <w:rFonts w:asciiTheme="majorBidi" w:hAnsiTheme="majorBidi" w:cstheme="majorBidi"/>
+          <w:lang w:val="en-US"/>
+        </w:rPr>
+      </w:pPr>
+      <w:r>
+        <w:rPr>
+          <w:rFonts w:asciiTheme="majorBidi" w:hAnsiTheme="majorBidi" w:cstheme="majorBidi"/>
+          <w:lang w:val="en-US"/>
+        </w:rPr>
+        <w:t xml:space="preserve">The </w:t>
+      </w:r>
+      <w:r>
+        <w:rPr>
+          <w:rStyle w:val="CodeChar"/>
+        </w:rPr>
+        <w:t>for</w:t>
+      </w:r>
+      <w:r>
+        <w:rPr>
+          <w:rFonts w:asciiTheme="majorBidi" w:hAnsiTheme="majorBidi" w:cstheme="majorBidi"/>
+          <w:lang w:val="en-US"/>
+        </w:rPr>
+        <w:t xml:space="preserve"> statement iterates over the elements of an iterable value</w:t>
+      </w:r>
+      <w:r>
+        <w:rPr>
+          <w:rFonts w:asciiTheme="majorBidi" w:hAnsiTheme="majorBidi" w:cstheme="majorBidi"/>
+          <w:lang w:val="en-US"/>
+        </w:rPr>
+        <w:t>;</w:t>
+      </w:r>
+      <w:r>
+        <w:rPr>
+          <w:rFonts w:asciiTheme="majorBidi" w:hAnsiTheme="majorBidi" w:cstheme="majorBidi"/>
+          <w:lang w:val="en-US"/>
+        </w:rPr>
+        <w:t xml:space="preserve"> a list, dict, range, or string. On each iteration the loop variable is bound to the current element and the body is executed. Iterating over a dict yields its keys. Iterating over a </w:t>
+      </w:r>
+      <w:proofErr w:type="gramStart"/>
+      <w:r>
+        <w:rPr>
+          <w:rFonts w:asciiTheme="majorBidi" w:hAnsiTheme="majorBidi" w:cstheme="majorBidi"/>
+          <w:lang w:val="en-US"/>
+        </w:rPr>
+        <w:t>string yields</w:t>
+      </w:r>
+      <w:proofErr w:type="gramEnd"/>
+      <w:r>
+        <w:rPr>
+          <w:rFonts w:asciiTheme="majorBidi" w:hAnsiTheme="majorBidi" w:cstheme="majorBidi"/>
+          <w:lang w:val="en-US"/>
+        </w:rPr>
+        <w:t xml:space="preserve"> </w:t>
+      </w:r>
+      <w:proofErr w:type="gramStart"/>
+      <w:r>
+        <w:rPr>
+          <w:rFonts w:asciiTheme="majorBidi" w:hAnsiTheme="majorBidi" w:cstheme="majorBidi"/>
+          <w:lang w:val="en-US"/>
+        </w:rPr>
+        <w:t>individual characters</w:t>
+      </w:r>
+      <w:proofErr w:type="gramEnd"/>
+      <w:r>
+        <w:rPr>
+          <w:rFonts w:asciiTheme="majorBidi" w:hAnsiTheme="majorBidi" w:cstheme="majorBidi"/>
+          <w:lang w:val="en-US"/>
+        </w:rPr>
+        <w:t xml:space="preserve">. </w:t>
+      </w:r>
+      <w:r>
+        <w:rPr>
+          <w:rStyle w:val="CodeChar"/>
+        </w:rPr>
+        <w:t>break</w:t>
+      </w:r>
+      <w:r>
+        <w:rPr>
+          <w:rFonts w:asciiTheme="majorBidi" w:hAnsiTheme="majorBidi" w:cstheme="majorBidi"/>
+          <w:lang w:val="en-US"/>
+        </w:rPr>
+        <w:t xml:space="preserve"> and </w:t>
+      </w:r>
+      <w:r>
+        <w:rPr>
+          <w:rStyle w:val="CodeChar"/>
+        </w:rPr>
+        <w:t>continue</w:t>
+      </w:r>
+      <w:r>
+        <w:rPr>
+          <w:rFonts w:asciiTheme="majorBidi" w:hAnsiTheme="majorBidi" w:cstheme="majorBidi"/>
+          <w:lang w:val="en-US"/>
+        </w:rPr>
+        <w:t xml:space="preserve"> behave the same as in </w:t>
+      </w:r>
+      <w:r>
+        <w:rPr>
+          <w:rStyle w:val="CodeChar"/>
+        </w:rPr>
+        <w:t>while</w:t>
+      </w:r>
+      <w:r>
+        <w:rPr>
+          <w:rFonts w:asciiTheme="majorBidi" w:hAnsiTheme="majorBidi" w:cstheme="majorBidi"/>
+          <w:lang w:val="en-US"/>
+        </w:rPr>
+        <w:t xml:space="preserve"> loops. The </w:t>
+      </w:r>
+      <w:r>
+        <w:rPr>
+          <w:rStyle w:val="CodeChar"/>
+        </w:rPr>
+        <w:t>for</w:t>
+      </w:r>
+      <w:r>
+        <w:rPr>
+          <w:rFonts w:asciiTheme="majorBidi" w:hAnsiTheme="majorBidi" w:cstheme="majorBidi"/>
+          <w:lang w:val="en-US"/>
+        </w:rPr>
+        <w:t xml:space="preserve"> statement also supports tuple unpacking</w:t>
+      </w:r>
+      <w:r>
+        <w:rPr>
+          <w:rFonts w:asciiTheme="majorBidi" w:hAnsiTheme="majorBidi" w:cstheme="majorBidi"/>
+          <w:lang w:val="en-US"/>
+        </w:rPr>
+        <w:t>,</w:t>
+      </w:r>
+      <w:r>
+        <w:rPr>
+          <w:rFonts w:asciiTheme="majorBidi" w:hAnsiTheme="majorBidi" w:cstheme="majorBidi"/>
+          <w:lang w:val="en-US"/>
+        </w:rPr>
+        <w:t xml:space="preserve"> if the iterable produces list elements, multiple loop variables can be declared to </w:t>
+      </w:r>
+      <w:proofErr w:type="spellStart"/>
+      <w:r>
+        <w:rPr>
+          <w:rFonts w:asciiTheme="majorBidi" w:hAnsiTheme="majorBidi" w:cstheme="majorBidi"/>
+          <w:lang w:val="en-US"/>
+        </w:rPr>
+        <w:t>destructure</w:t>
+      </w:r>
+      <w:proofErr w:type="spellEnd"/>
+      <w:r>
+        <w:rPr>
+          <w:rFonts w:asciiTheme="majorBidi" w:hAnsiTheme="majorBidi" w:cstheme="majorBidi"/>
+          <w:lang w:val="en-US"/>
+        </w:rPr>
+        <w:t xml:space="preserve"> each element.</w:t>
+      </w:r>
+    </w:p>
+    <w:p>
+      <w:pPr>
+        <w:pStyle w:val="Code"/>
+      </w:pPr>
+      <w:r>
+        <w:t xml:space="preserve">for i in </w:t>
+      </w:r>
+      <w:proofErr w:type="gramStart"/>
+      <w:r>
+        <w:t>range(</w:t>
+      </w:r>
+      <w:proofErr w:type="gramEnd"/>
+      <w:r>
+        <w:t>5):</w:t>
+      </w:r>
+    </w:p>
+    <w:p>
+      <w:pPr>
+        <w:pStyle w:val="Code"/>
+      </w:pPr>
+      <w:r>
+        <w:t xml:space="preserve">    print(i)</w:t>
+      </w:r>
+    </w:p>
+    <w:p>
+      <w:pPr>
+        <w:pStyle w:val="Code"/>
+      </w:pPr>
+    </w:p>
+    <w:p>
+      <w:pPr>
+        <w:pStyle w:val="Code"/>
+      </w:pPr>
+      <w:r>
+        <w:t>for char in "hello":</w:t>
+      </w:r>
+    </w:p>
+    <w:p>
+      <w:pPr>
+        <w:pStyle w:val="Code"/>
+      </w:pPr>
+      <w:r>
+        <w:t xml:space="preserve">    print(char)</w:t>
+      </w:r>
+    </w:p>
+    <w:p>
+      <w:pPr>
+        <w:pStyle w:val="Code"/>
+      </w:pPr>
+    </w:p>
+    <w:p>
+      <w:pPr>
+        <w:pStyle w:val="Code"/>
+      </w:pPr>
+      <w:r>
+        <w:t>for key in {"a": 1, "b": 2}:</w:t>
+      </w:r>
+    </w:p>
+    <w:p>
+      <w:pPr>
+        <w:pStyle w:val="Code"/>
+      </w:pPr>
+      <w:r>
+        <w:t xml:space="preserve">    print(key)</w:t>
+      </w:r>
+    </w:p>
+    <w:p>
+      <w:pPr>
+        <w:pStyle w:val="Code"/>
+      </w:pPr>
+    </w:p>
+    <w:p>
+      <w:pPr>
+        <w:pStyle w:val="Code"/>
+      </w:pPr>
+      <w:r>
+        <w:t>pairs = [[1, "one"], [2, "two"], [3, "three"]]</w:t>
+      </w:r>
+    </w:p>
+    <w:p>
+      <w:pPr>
+        <w:pStyle w:val="Code"/>
+      </w:pPr>
+      <w:r>
+        <w:t>for num, word in pairs:</w:t>
+      </w:r>
+    </w:p>
+    <w:p>
+      <w:pPr>
+        <w:pStyle w:val="Code"/>
+      </w:pPr>
+      <w:r>
+        <w:t xml:space="preserve">    print(f"{num} = {word}")</w:t>
+      </w:r>
+    </w:p>
+    <w:p>
+      <w:pPr>
+        <w:pStyle w:val="ListParagraph"/>
+        <w:ind w:left="846"/>
+        <w:jc w:val="both"/>
+        <w:rPr>
+          <w:rFonts w:asciiTheme="majorBidi" w:hAnsiTheme="majorBidi" w:cstheme="majorBidi"/>
+          <w:lang w:val="en-US"/>
+        </w:rPr>
+      </w:pPr>
+    </w:p>
+    <w:p>
+      <w:pPr>
+        <w:pStyle w:val="ListParagraph"/>
+        <w:numPr>
+          <w:ilvl w:val="1"/>
+          <w:numId w:val="2"/>
+        </w:numPr>
+        <w:ind w:left="845"/>
+        <w:jc w:val="both"/>
+        <w:outlineLvl w:val="1"/>
+        <w:rPr>
+          <w:rFonts w:asciiTheme="majorBidi" w:hAnsiTheme="majorBidi" w:cstheme="majorBidi"/>
+          <w:lang w:val="en-US"/>
+        </w:rPr>
+      </w:pPr>
+      <w:r>
+        <w:rPr>
+          <w:rFonts w:asciiTheme="majorBidi" w:hAnsiTheme="majorBidi" w:cstheme="majorBidi"/>
+          <w:lang w:val="en-US"/>
+        </w:rPr>
+        <w:t>Break and Continue Statements</w:t>
+      </w:r>
+    </w:p>
+    <w:p>
+      <w:pPr>
+        <w:pStyle w:val="ListParagraph"/>
+        <w:ind w:left="846"/>
+        <w:jc w:val="both"/>
+        <w:rPr>
+          <w:rFonts w:asciiTheme="majorBidi" w:hAnsiTheme="majorBidi" w:cstheme="majorBidi"/>
+          <w:lang w:val="en-US"/>
+        </w:rPr>
+      </w:pPr>
+      <w:r>
+        <w:rPr>
+          <w:rStyle w:val="CodeChar"/>
+        </w:rPr>
+        <w:t>break</w:t>
+      </w:r>
+      <w:r>
+        <w:rPr>
+          <w:rFonts w:asciiTheme="majorBidi" w:hAnsiTheme="majorBidi" w:cstheme="majorBidi"/>
+          <w:lang w:val="en-US"/>
+        </w:rPr>
+        <w:t xml:space="preserve"> immediately exits the nearest enclosing loop. </w:t>
+      </w:r>
+      <w:r>
+        <w:rPr>
+          <w:rStyle w:val="CodeChar"/>
+        </w:rPr>
+        <w:t>continue</w:t>
+      </w:r>
+      <w:r>
+        <w:rPr>
+          <w:rFonts w:asciiTheme="majorBidi" w:hAnsiTheme="majorBidi" w:cstheme="majorBidi"/>
+          <w:lang w:val="en-US"/>
+        </w:rPr>
+        <w:t xml:space="preserve"> skips the remainder of the current loop iteration and proceeds to the next. Both statements are only valid inside a </w:t>
+      </w:r>
+      <w:r>
+        <w:rPr>
+          <w:rStyle w:val="CodeChar"/>
+        </w:rPr>
+        <w:t>while</w:t>
+      </w:r>
+      <w:r>
+        <w:rPr>
+          <w:rFonts w:asciiTheme="majorBidi" w:hAnsiTheme="majorBidi" w:cstheme="majorBidi"/>
+          <w:lang w:val="en-US"/>
+        </w:rPr>
+        <w:t xml:space="preserve"> or </w:t>
+      </w:r>
+      <w:r>
+        <w:rPr>
+          <w:rStyle w:val="CodeChar"/>
+        </w:rPr>
+        <w:t>for</w:t>
+      </w:r>
+      <w:r>
+        <w:rPr>
+          <w:rFonts w:asciiTheme="majorBidi" w:hAnsiTheme="majorBidi" w:cstheme="majorBidi"/>
+          <w:lang w:val="en-US"/>
+        </w:rPr>
+        <w:t xml:space="preserve"> loop body</w:t>
+      </w:r>
+      <w:r>
+        <w:rPr>
+          <w:rFonts w:asciiTheme="majorBidi" w:hAnsiTheme="majorBidi" w:cstheme="majorBidi"/>
+          <w:lang w:val="en-US"/>
+        </w:rPr>
+        <w:t>,</w:t>
+      </w:r>
+      <w:r>
+        <w:rPr>
+          <w:rFonts w:asciiTheme="majorBidi" w:hAnsiTheme="majorBidi" w:cstheme="majorBidi"/>
+          <w:lang w:val="en-US"/>
+        </w:rPr>
+        <w:t xml:space="preserve"> using them outside a loop is a static error detected by the resolver before execution begins.</w:t>
+      </w:r>
+    </w:p>
+    <w:p>
+      <w:pPr>
+        <w:pStyle w:val="Code"/>
+      </w:pPr>
+      <w:r>
+        <w:t xml:space="preserve">for i in </w:t>
+      </w:r>
+      <w:proofErr w:type="gramStart"/>
+      <w:r>
+        <w:t>range(</w:t>
+      </w:r>
+      <w:proofErr w:type="gramEnd"/>
+      <w:r>
+        <w:t>10):</w:t>
+      </w:r>
+    </w:p>
+    <w:p>
+      <w:pPr>
+        <w:pStyle w:val="Code"/>
+      </w:pPr>
+      <w:r>
+        <w:t xml:space="preserve">    if i == 5:</w:t>
+      </w:r>
+    </w:p>
+    <w:p>
+      <w:pPr>
+        <w:pStyle w:val="Code"/>
+      </w:pPr>
+      <w:r>
+        <w:t xml:space="preserve">        break</w:t>
+      </w:r>
+    </w:p>
+    <w:p>
+      <w:pPr>
+        <w:pStyle w:val="Code"/>
+      </w:pPr>
+      <w:r>
+        <w:t xml:space="preserve">    if i % 2 == 0:</w:t>
+      </w:r>
+    </w:p>
+    <w:p>
+      <w:pPr>
+        <w:pStyle w:val="Code"/>
+      </w:pPr>
+      <w:r>
+        <w:t xml:space="preserve">        continue</w:t>
+      </w:r>
+    </w:p>
+    <w:p>
+      <w:pPr>
+        <w:pStyle w:val="Code"/>
+      </w:pPr>
+      <w:r>
+        <w:t xml:space="preserve">    print(i)</w:t>
+      </w:r>
+    </w:p>
+    <w:p>
+      <w:pPr>
+        <w:pStyle w:val="ListParagraph"/>
+        <w:ind w:left="846"/>
+        <w:jc w:val="both"/>
+        <w:rPr>
+          <w:rFonts w:asciiTheme="majorBidi" w:hAnsiTheme="majorBidi" w:cstheme="majorBidi"/>
+          <w:lang w:val="en-US"/>
+        </w:rPr>
+      </w:pPr>
+    </w:p>
+    <w:p>
+      <w:pPr>
+        <w:pStyle w:val="ListParagraph"/>
+        <w:numPr>
+          <w:ilvl w:val="1"/>
+          <w:numId w:val="2"/>
+        </w:numPr>
+        <w:ind w:left="845"/>
+        <w:jc w:val="both"/>
+        <w:outlineLvl w:val="1"/>
+        <w:rPr>
+          <w:rFonts w:asciiTheme="majorBidi" w:hAnsiTheme="majorBidi" w:cstheme="majorBidi"/>
+          <w:lang w:val="en-US"/>
+        </w:rPr>
+      </w:pPr>
+      <w:r>
+        <w:rPr>
+          <w:rFonts w:asciiTheme="majorBidi" w:hAnsiTheme="majorBidi" w:cstheme="majorBidi"/>
+          <w:lang w:val="en-US"/>
+        </w:rPr>
+        <w:t>Return Statement</w:t>
+      </w:r>
+    </w:p>
+    <w:p>
+      <w:pPr>
+        <w:pStyle w:val="ListParagraph"/>
+        <w:ind w:left="846"/>
+        <w:jc w:val="both"/>
+        <w:rPr>
+          <w:rFonts w:asciiTheme="majorBidi" w:hAnsiTheme="majorBidi" w:cstheme="majorBidi"/>
+          <w:lang w:val="en-US"/>
+        </w:rPr>
+      </w:pPr>
+      <w:r>
+        <w:rPr>
+          <w:rFonts w:asciiTheme="majorBidi" w:hAnsiTheme="majorBidi" w:cstheme="majorBidi"/>
+          <w:lang w:val="en-US"/>
+        </w:rPr>
+        <w:t xml:space="preserve">The </w:t>
+      </w:r>
+      <w:r>
+        <w:rPr>
+          <w:rStyle w:val="CodeChar"/>
+        </w:rPr>
+        <w:t>return</w:t>
+      </w:r>
+      <w:r>
+        <w:rPr>
+          <w:rFonts w:asciiTheme="majorBidi" w:hAnsiTheme="majorBidi" w:cstheme="majorBidi"/>
+          <w:lang w:val="en-US"/>
+        </w:rPr>
+        <w:t xml:space="preserve"> statement exits the current function and optionally returns a value to the caller. A </w:t>
+      </w:r>
+      <w:r>
+        <w:rPr>
+          <w:rStyle w:val="CodeChar"/>
+        </w:rPr>
+        <w:t>return</w:t>
+      </w:r>
+      <w:r>
+        <w:rPr>
+          <w:rFonts w:asciiTheme="majorBidi" w:hAnsiTheme="majorBidi" w:cstheme="majorBidi"/>
+          <w:lang w:val="en-US"/>
+        </w:rPr>
+        <w:t xml:space="preserve"> with no value returns </w:t>
+      </w:r>
+      <w:r>
+        <w:rPr>
+          <w:rStyle w:val="CodeChar"/>
+        </w:rPr>
+        <w:t>null</w:t>
+      </w:r>
+      <w:r>
+        <w:rPr>
+          <w:rFonts w:asciiTheme="majorBidi" w:hAnsiTheme="majorBidi" w:cstheme="majorBidi"/>
+          <w:lang w:val="en-US"/>
+        </w:rPr>
+        <w:t xml:space="preserve">. A </w:t>
+      </w:r>
+      <w:r>
+        <w:rPr>
+          <w:rStyle w:val="CodeChar"/>
+        </w:rPr>
+        <w:t>return</w:t>
+      </w:r>
+      <w:r>
+        <w:rPr>
+          <w:rFonts w:asciiTheme="majorBidi" w:hAnsiTheme="majorBidi" w:cstheme="majorBidi"/>
+          <w:lang w:val="en-US"/>
+        </w:rPr>
+        <w:t xml:space="preserve"> statement outside a function body is a static error detected by the resolver. A function that reaches the end of its body without executing a </w:t>
+      </w:r>
+      <w:r>
+        <w:rPr>
+          <w:rStyle w:val="CodeChar"/>
+        </w:rPr>
+        <w:t>return</w:t>
+      </w:r>
+      <w:r>
+        <w:rPr>
+          <w:rFonts w:asciiTheme="majorBidi" w:hAnsiTheme="majorBidi" w:cstheme="majorBidi"/>
+          <w:lang w:val="en-US"/>
+        </w:rPr>
+        <w:t xml:space="preserve"> implicitly returns </w:t>
+      </w:r>
+      <w:r>
+        <w:rPr>
+          <w:rStyle w:val="CodeChar"/>
+        </w:rPr>
+        <w:t>null</w:t>
+      </w:r>
+      <w:r>
+        <w:rPr>
+          <w:rFonts w:asciiTheme="majorBidi" w:hAnsiTheme="majorBidi" w:cstheme="majorBidi"/>
+          <w:lang w:val="en-US"/>
+        </w:rPr>
+        <w:t>.</w:t>
+      </w:r>
+    </w:p>
+    <w:p>
+      <w:pPr>
+        <w:pStyle w:val="Code"/>
+      </w:pPr>
+      <w:r>
+        <w:t xml:space="preserve">def </w:t>
+      </w:r>
+      <w:proofErr w:type="gramStart"/>
+      <w:r>
+        <w:t>add(</w:t>
+      </w:r>
+      <w:proofErr w:type="gramEnd"/>
+      <w:r>
+        <w:t>a, b):</w:t>
+      </w:r>
+    </w:p>
+    <w:p>
+      <w:pPr>
+        <w:pStyle w:val="Code"/>
+      </w:pPr>
+      <w:r>
+        <w:t xml:space="preserve">    return a + b</w:t>
+      </w:r>
+    </w:p>
+    <w:p>
+      <w:pPr>
+        <w:pStyle w:val="Code"/>
+      </w:pPr>
+    </w:p>
+    <w:p>
+      <w:pPr>
+        <w:pStyle w:val="Code"/>
+      </w:pPr>
+      <w:r>
+        <w:t xml:space="preserve">def </w:t>
+      </w:r>
+      <w:proofErr w:type="gramStart"/>
+      <w:r>
+        <w:t>nothing(</w:t>
+      </w:r>
+      <w:proofErr w:type="gramEnd"/>
+      <w:r>
+        <w:t>):</w:t>
+      </w:r>
+    </w:p>
+    <w:p>
+      <w:pPr>
+        <w:pStyle w:val="Code"/>
+      </w:pPr>
+      <w:r>
+        <w:t xml:space="preserve">    return</w:t>
+      </w:r>
+    </w:p>
+    <w:p>
+      <w:pPr>
+        <w:pStyle w:val="Code"/>
+      </w:pPr>
+    </w:p>
+    <w:p>
+      <w:pPr>
+        <w:pStyle w:val="Code"/>
+      </w:pPr>
+      <w:r>
+        <w:t xml:space="preserve">def </w:t>
+      </w:r>
+      <w:proofErr w:type="spellStart"/>
+      <w:r>
+        <w:t>also_</w:t>
+      </w:r>
+      <w:proofErr w:type="gramStart"/>
+      <w:r>
+        <w:t>nothing</w:t>
+      </w:r>
+      <w:proofErr w:type="spellEnd"/>
+      <w:r>
+        <w:t>(</w:t>
+      </w:r>
+      <w:proofErr w:type="gramEnd"/>
+      <w:r>
+        <w:t>):</w:t>
+      </w:r>
+    </w:p>
+    <w:p>
+      <w:pPr>
+        <w:pStyle w:val="Code"/>
+      </w:pPr>
+      <w:r>
+        <w:t xml:space="preserve">    pass</w:t>
+      </w:r>
+      <w:r>
+        <w:tab/>
+      </w:r>
+      <w:r>
+        <w:tab/>
+        <w:t># implicitly returns null</w:t>
+      </w:r>
+    </w:p>
+    <w:p>
+      <w:pPr>
+        <w:pStyle w:val="ListParagraph"/>
+        <w:ind w:left="846"/>
+        <w:jc w:val="both"/>
+        <w:rPr>
+          <w:rFonts w:asciiTheme="majorBidi" w:hAnsiTheme="majorBidi" w:cstheme="majorBidi"/>
+          <w:lang w:val="en-US"/>
+        </w:rPr>
+      </w:pPr>
+    </w:p>
+    <w:p>
+      <w:pPr>
+        <w:pStyle w:val="ListParagraph"/>
+        <w:numPr>
+          <w:ilvl w:val="1"/>
+          <w:numId w:val="2"/>
+        </w:numPr>
+        <w:ind w:left="845"/>
+        <w:jc w:val="both"/>
+        <w:outlineLvl w:val="1"/>
+        <w:rPr>
+          <w:rFonts w:asciiTheme="majorBidi" w:hAnsiTheme="majorBidi" w:cstheme="majorBidi"/>
+          <w:lang w:val="en-US"/>
+        </w:rPr>
+      </w:pPr>
+      <w:r>
+        <w:rPr>
+          <w:rFonts w:asciiTheme="majorBidi" w:hAnsiTheme="majorBidi" w:cstheme="majorBidi"/>
+          <w:lang w:val="en-US"/>
+        </w:rPr>
+        <w:t>Import Statement</w:t>
+      </w:r>
+    </w:p>
+    <w:p>
+      <w:pPr>
+        <w:pStyle w:val="ListParagraph"/>
+        <w:ind w:left="846"/>
+        <w:jc w:val="both"/>
+        <w:rPr>
+          <w:rFonts w:asciiTheme="majorBidi" w:hAnsiTheme="majorBidi" w:cstheme="majorBidi"/>
+          <w:lang w:val="en-US"/>
+        </w:rPr>
+      </w:pPr>
+      <w:r>
+        <w:rPr>
+          <w:rFonts w:asciiTheme="majorBidi" w:hAnsiTheme="majorBidi" w:cstheme="majorBidi"/>
+          <w:lang w:val="en-US"/>
+        </w:rPr>
+        <w:t xml:space="preserve">The </w:t>
+      </w:r>
+      <w:r>
+        <w:rPr>
+          <w:rStyle w:val="CodeChar"/>
+        </w:rPr>
+        <w:t>import</w:t>
+      </w:r>
+      <w:r>
+        <w:rPr>
+          <w:rFonts w:asciiTheme="majorBidi" w:hAnsiTheme="majorBidi" w:cstheme="majorBidi"/>
+          <w:lang w:val="en-US"/>
+        </w:rPr>
+        <w:t xml:space="preserve"> statement loads a module and makes its members available in the current scope. Pulse supports three forms of import. The basic form binds the entire module to a name. The </w:t>
+      </w:r>
+      <w:r>
+        <w:rPr>
+          <w:rStyle w:val="CodeChar"/>
+        </w:rPr>
+        <w:t>from</w:t>
+      </w:r>
+      <w:r>
+        <w:rPr>
+          <w:rFonts w:asciiTheme="majorBidi" w:hAnsiTheme="majorBidi" w:cstheme="majorBidi"/>
+          <w:lang w:val="en-US"/>
+        </w:rPr>
+        <w:t xml:space="preserve"> form imports specific named members from a module directly into the current scope. Both forms support the </w:t>
+      </w:r>
+      <w:r>
+        <w:rPr>
+          <w:rStyle w:val="CodeChar"/>
+        </w:rPr>
+        <w:t>as</w:t>
+      </w:r>
+      <w:r>
+        <w:rPr>
+          <w:rFonts w:asciiTheme="majorBidi" w:hAnsiTheme="majorBidi" w:cstheme="majorBidi"/>
+          <w:lang w:val="en-US"/>
+        </w:rPr>
+        <w:t xml:space="preserve"> keyword to bind the import under an alias.</w:t>
+      </w:r>
+    </w:p>
+    <w:p>
+      <w:pPr>
+        <w:pStyle w:val="Code"/>
+      </w:pPr>
+      <w:r>
+        <w:t>import math</w:t>
+      </w:r>
+      <w:r>
+        <w:tab/>
+      </w:r>
+      <w:r>
+        <w:tab/>
+      </w:r>
+      <w:r>
+        <w:tab/>
+      </w:r>
+      <w:r>
+        <w:tab/>
+      </w:r>
+      <w:r>
+        <w:t># basic import</w:t>
+      </w:r>
+    </w:p>
+    <w:p>
+      <w:pPr>
+        <w:pStyle w:val="Code"/>
+      </w:pPr>
+      <w:r>
+        <w:t>import math as m</w:t>
+      </w:r>
+      <w:r>
+        <w:tab/>
+      </w:r>
+      <w:r>
+        <w:tab/>
+      </w:r>
+      <w:r>
+        <w:tab/>
+      </w:r>
+      <w:r>
+        <w:tab/>
+      </w:r>
+      <w:r>
+        <w:t># aliased import</w:t>
+      </w:r>
+    </w:p>
+    <w:p>
+      <w:pPr>
+        <w:pStyle w:val="Code"/>
+      </w:pPr>
+      <w:r>
+        <w:t>from math import sqrt</w:t>
+      </w:r>
+      <w:r>
+        <w:tab/>
+      </w:r>
+      <w:r>
+        <w:tab/>
+      </w:r>
+      <w:r>
+        <w:tab/>
+      </w:r>
+      <w:r>
+        <w:t># named import</w:t>
+      </w:r>
+    </w:p>
+    <w:p>
+      <w:pPr>
+        <w:pStyle w:val="Code"/>
+      </w:pPr>
+      <w:r>
+        <w:t>from math import sqrt as sq</w:t>
+      </w:r>
+      <w:r>
+        <w:tab/>
+      </w:r>
+      <w:r>
+        <w:tab/>
+      </w:r>
+      <w:r>
+        <w:t># named + aliased</w:t>
+      </w:r>
+    </w:p>
+    <w:p>
+      <w:pPr>
+        <w:pStyle w:val="ListParagraph"/>
+        <w:ind w:left="846"/>
+        <w:jc w:val="both"/>
+        <w:rPr>
+          <w:rFonts w:asciiTheme="majorBidi" w:hAnsiTheme="majorBidi" w:cstheme="majorBidi"/>
+          <w:lang w:val="en-US"/>
+        </w:rPr>
+      </w:pPr>
+      <w:r>
+        <w:rPr>
+          <w:rFonts w:asciiTheme="majorBidi" w:hAnsiTheme="majorBidi" w:cstheme="majorBidi"/>
+          <w:lang w:val="en-US"/>
+        </w:rPr>
+        <w:t xml:space="preserve">The module system searches for built-in </w:t>
+      </w:r>
+      <w:proofErr w:type="spellStart"/>
+      <w:r>
+        <w:rPr>
+          <w:rFonts w:asciiTheme="majorBidi" w:hAnsiTheme="majorBidi" w:cstheme="majorBidi"/>
+          <w:lang w:val="en-US"/>
+        </w:rPr>
+        <w:t>stdlib</w:t>
+      </w:r>
+      <w:proofErr w:type="spellEnd"/>
+      <w:r>
+        <w:rPr>
+          <w:rFonts w:asciiTheme="majorBidi" w:hAnsiTheme="majorBidi" w:cstheme="majorBidi"/>
+          <w:lang w:val="en-US"/>
+        </w:rPr>
+        <w:t xml:space="preserve"> modules first, then falls back to user-defined </w:t>
+      </w:r>
+      <w:r>
+        <w:rPr>
+          <w:rStyle w:val="CodeChar"/>
+        </w:rPr>
+        <w:t>.pul</w:t>
+      </w:r>
+      <w:r>
+        <w:rPr>
+          <w:rFonts w:asciiTheme="majorBidi" w:hAnsiTheme="majorBidi" w:cstheme="majorBidi"/>
+          <w:lang w:val="en-US"/>
+        </w:rPr>
+        <w:t xml:space="preserve"> files resolved relative to the current working directory. Module results are cached after the first load</w:t>
+      </w:r>
+      <w:r>
+        <w:rPr>
+          <w:rFonts w:asciiTheme="majorBidi" w:hAnsiTheme="majorBidi" w:cstheme="majorBidi"/>
+          <w:lang w:val="en-US"/>
+        </w:rPr>
+        <w:t>,</w:t>
+      </w:r>
+      <w:r>
+        <w:rPr>
+          <w:rFonts w:asciiTheme="majorBidi" w:hAnsiTheme="majorBidi" w:cstheme="majorBidi"/>
+          <w:lang w:val="en-US"/>
+        </w:rPr>
+        <w:t xml:space="preserve"> importing the same module multiple times does not re-execute it.</w:t>
+      </w:r>
+    </w:p>
+    <w:p>
+      <w:pPr>
+        <w:pStyle w:val="ListParagraph"/>
+        <w:ind w:left="846"/>
+        <w:jc w:val="both"/>
+        <w:rPr>
+          <w:rFonts w:asciiTheme="majorBidi" w:hAnsiTheme="majorBidi" w:cstheme="majorBidi"/>
+          <w:lang w:val="en-US"/>
+        </w:rPr>
+      </w:pPr>
+    </w:p>
+    <w:p>
+      <w:pPr>
+        <w:pStyle w:val="ListParagraph"/>
+        <w:numPr>
+          <w:ilvl w:val="1"/>
+          <w:numId w:val="2"/>
+        </w:numPr>
+        <w:ind w:left="845"/>
+        <w:jc w:val="both"/>
+        <w:outlineLvl w:val="1"/>
+        <w:rPr>
+          <w:rFonts w:asciiTheme="majorBidi" w:hAnsiTheme="majorBidi" w:cstheme="majorBidi"/>
+          <w:lang w:val="en-US"/>
+        </w:rPr>
+      </w:pPr>
+      <w:r>
+        <w:rPr>
+          <w:rFonts w:asciiTheme="majorBidi" w:hAnsiTheme="majorBidi" w:cstheme="majorBidi"/>
+          <w:lang w:val="en-US"/>
+        </w:rPr>
+        <w:t>Raise Statement</w:t>
+      </w:r>
+    </w:p>
+    <w:p>
+      <w:pPr>
+        <w:pStyle w:val="ListParagraph"/>
+        <w:ind w:left="846"/>
+        <w:jc w:val="both"/>
+        <w:rPr>
+          <w:rFonts w:asciiTheme="majorBidi" w:hAnsiTheme="majorBidi" w:cstheme="majorBidi"/>
+          <w:lang w:val="en-US"/>
+        </w:rPr>
+      </w:pPr>
+      <w:r>
+        <w:rPr>
+          <w:rFonts w:asciiTheme="majorBidi" w:hAnsiTheme="majorBidi" w:cstheme="majorBidi"/>
+          <w:lang w:val="en-US"/>
+        </w:rPr>
+        <w:lastRenderedPageBreak/>
+        <w:t xml:space="preserve">The </w:t>
+      </w:r>
+      <w:r>
+        <w:rPr>
+          <w:rStyle w:val="CodeChar"/>
+        </w:rPr>
+        <w:t>raise</w:t>
+      </w:r>
+      <w:r>
+        <w:rPr>
+          <w:rFonts w:asciiTheme="majorBidi" w:hAnsiTheme="majorBidi" w:cstheme="majorBidi"/>
+          <w:lang w:val="en-US"/>
+        </w:rPr>
+        <w:t xml:space="preserve"> statement throws an exception, interrupting normal execution and unwinding the call stack until a matching </w:t>
+      </w:r>
+      <w:r>
+        <w:rPr>
+          <w:rStyle w:val="CodeChar"/>
+        </w:rPr>
+        <w:t>except</w:t>
+      </w:r>
+      <w:r>
+        <w:rPr>
+          <w:rFonts w:asciiTheme="majorBidi" w:hAnsiTheme="majorBidi" w:cstheme="majorBidi"/>
+          <w:lang w:val="en-US"/>
+        </w:rPr>
+        <w:t xml:space="preserve"> handler is found. The exception can be an instance of a built-in exception class or a string value. If no handler is found the program terminates with an error message and call stack traceback.</w:t>
+      </w:r>
+    </w:p>
+    <w:p>
+      <w:pPr>
+        <w:pStyle w:val="Code"/>
+      </w:pPr>
+      <w:r>
+        <w:t xml:space="preserve">raise </w:t>
+      </w:r>
+      <w:proofErr w:type="spellStart"/>
+      <w:proofErr w:type="gramStart"/>
+      <w:r>
+        <w:t>ValueError</w:t>
+      </w:r>
+      <w:proofErr w:type="spellEnd"/>
+      <w:r>
+        <w:t>(</w:t>
+      </w:r>
+      <w:proofErr w:type="gramEnd"/>
+      <w:r>
+        <w:t>"invalid input")</w:t>
+      </w:r>
+    </w:p>
+    <w:p>
+      <w:pPr>
+        <w:pStyle w:val="Code"/>
+      </w:pPr>
+      <w:r>
+        <w:t>raise "something went wrong"</w:t>
+      </w:r>
+    </w:p>
+    <w:p>
+      <w:pPr>
+        <w:pStyle w:val="Code"/>
+      </w:pPr>
+    </w:p>
+    <w:p>
+      <w:pPr>
+        <w:pStyle w:val="Code"/>
+      </w:pPr>
+      <w:r>
+        <w:t xml:space="preserve">def </w:t>
+      </w:r>
+      <w:proofErr w:type="gramStart"/>
+      <w:r>
+        <w:t>divide(</w:t>
+      </w:r>
+      <w:proofErr w:type="gramEnd"/>
+      <w:r>
+        <w:t>a, b):</w:t>
+      </w:r>
+    </w:p>
+    <w:p>
+      <w:pPr>
+        <w:pStyle w:val="Code"/>
+      </w:pPr>
+      <w:r>
+        <w:t xml:space="preserve">    if b == 0:</w:t>
+      </w:r>
+    </w:p>
+    <w:p>
+      <w:pPr>
+        <w:pStyle w:val="Code"/>
+      </w:pPr>
+      <w:r>
+        <w:t xml:space="preserve">        raise </w:t>
+      </w:r>
+      <w:proofErr w:type="gramStart"/>
+      <w:r>
+        <w:t>ZeroDivisionError(</w:t>
+      </w:r>
+      <w:proofErr w:type="gramEnd"/>
+      <w:r>
+        <w:t>"cannot divide by zero")</w:t>
+      </w:r>
+    </w:p>
+    <w:p>
+      <w:pPr>
+        <w:pStyle w:val="Code"/>
+      </w:pPr>
+      <w:r>
+        <w:t xml:space="preserve">    return a / b</w:t>
+      </w:r>
+    </w:p>
+    <w:p>
+      <w:pPr>
+        <w:pStyle w:val="ListParagraph"/>
+        <w:ind w:left="846"/>
+        <w:jc w:val="both"/>
+        <w:rPr>
+          <w:rFonts w:asciiTheme="majorBidi" w:hAnsiTheme="majorBidi" w:cstheme="majorBidi"/>
+          <w:lang w:val="en-US"/>
+        </w:rPr>
+      </w:pPr>
+    </w:p>
+    <w:p>
+      <w:pPr>
+        <w:pStyle w:val="ListParagraph"/>
+        <w:numPr>
+          <w:ilvl w:val="1"/>
+          <w:numId w:val="2"/>
+        </w:numPr>
+        <w:ind w:left="845"/>
+        <w:jc w:val="both"/>
+        <w:outlineLvl w:val="1"/>
+        <w:rPr>
+          <w:rFonts w:asciiTheme="majorBidi" w:hAnsiTheme="majorBidi" w:cstheme="majorBidi"/>
+          <w:lang w:val="en-US"/>
+        </w:rPr>
+      </w:pPr>
+      <w:r>
+        <w:rPr>
+          <w:rFonts w:asciiTheme="majorBidi" w:hAnsiTheme="majorBidi" w:cstheme="majorBidi"/>
+          <w:lang w:val="en-US"/>
+        </w:rPr>
+        <w:t>Try Statement</w:t>
+      </w:r>
+    </w:p>
+    <w:p>
+      <w:pPr>
+        <w:pStyle w:val="ListParagraph"/>
+        <w:ind w:left="846"/>
+        <w:jc w:val="both"/>
+        <w:rPr>
+          <w:rFonts w:asciiTheme="majorBidi" w:hAnsiTheme="majorBidi" w:cstheme="majorBidi"/>
+          <w:lang w:val="en-US"/>
+        </w:rPr>
+      </w:pPr>
+      <w:r>
+        <w:rPr>
+          <w:rFonts w:asciiTheme="majorBidi" w:hAnsiTheme="majorBidi" w:cstheme="majorBidi"/>
+          <w:lang w:val="en-US"/>
+        </w:rPr>
+        <w:t xml:space="preserve">The </w:t>
+      </w:r>
+      <w:r>
+        <w:rPr>
+          <w:rStyle w:val="CodeChar"/>
+        </w:rPr>
+        <w:t>try</w:t>
+      </w:r>
+      <w:r>
+        <w:rPr>
+          <w:rFonts w:asciiTheme="majorBidi" w:hAnsiTheme="majorBidi" w:cstheme="majorBidi"/>
+          <w:lang w:val="en-US"/>
+        </w:rPr>
+        <w:t xml:space="preserve"> statement provides structured exception handling. The </w:t>
+      </w:r>
+      <w:r>
+        <w:rPr>
+          <w:rStyle w:val="CodeChar"/>
+        </w:rPr>
+        <w:t>try</w:t>
+      </w:r>
+      <w:r>
+        <w:rPr>
+          <w:rFonts w:asciiTheme="majorBidi" w:hAnsiTheme="majorBidi" w:cstheme="majorBidi"/>
+          <w:lang w:val="en-US"/>
+        </w:rPr>
+        <w:t xml:space="preserve"> block contains code that may raise an exception. Each </w:t>
+      </w:r>
+      <w:r>
+        <w:rPr>
+          <w:rStyle w:val="CodeChar"/>
+        </w:rPr>
+        <w:t>except</w:t>
+      </w:r>
+      <w:r>
+        <w:rPr>
+          <w:rFonts w:asciiTheme="majorBidi" w:hAnsiTheme="majorBidi" w:cstheme="majorBidi"/>
+          <w:lang w:val="en-US"/>
+        </w:rPr>
+        <w:t xml:space="preserve"> clause specifies an exception type to catch and an optional variable to bind the exception to. An </w:t>
+      </w:r>
+      <w:r>
+        <w:rPr>
+          <w:rStyle w:val="CodeChar"/>
+        </w:rPr>
+        <w:t>else</w:t>
+      </w:r>
+      <w:r>
+        <w:rPr>
+          <w:rFonts w:asciiTheme="majorBidi" w:hAnsiTheme="majorBidi" w:cstheme="majorBidi"/>
+          <w:lang w:val="en-US"/>
+        </w:rPr>
+        <w:t xml:space="preserve"> block runs only if no exception was raised. A </w:t>
+      </w:r>
+      <w:r>
+        <w:rPr>
+          <w:rStyle w:val="CodeChar"/>
+        </w:rPr>
+        <w:t>finally</w:t>
+      </w:r>
+      <w:r>
+        <w:rPr>
+          <w:rFonts w:asciiTheme="majorBidi" w:hAnsiTheme="majorBidi" w:cstheme="majorBidi"/>
+          <w:lang w:val="en-US"/>
+        </w:rPr>
+        <w:t xml:space="preserve"> block always runs regardless of whether an exception occurred. Multiple </w:t>
+      </w:r>
+      <w:r>
+        <w:rPr>
+          <w:rStyle w:val="CodeChar"/>
+        </w:rPr>
+        <w:t>except</w:t>
+      </w:r>
+      <w:r>
+        <w:rPr>
+          <w:rFonts w:asciiTheme="majorBidi" w:hAnsiTheme="majorBidi" w:cstheme="majorBidi"/>
+          <w:lang w:val="en-US"/>
+        </w:rPr>
+        <w:t xml:space="preserve"> clauses are checked in order</w:t>
+      </w:r>
+      <w:r>
+        <w:rPr>
+          <w:rFonts w:asciiTheme="majorBidi" w:hAnsiTheme="majorBidi" w:cstheme="majorBidi"/>
+          <w:lang w:val="en-US"/>
+        </w:rPr>
+        <w:t>,</w:t>
+      </w:r>
+      <w:r>
+        <w:rPr>
+          <w:rFonts w:asciiTheme="majorBidi" w:hAnsiTheme="majorBidi" w:cstheme="majorBidi"/>
+          <w:lang w:val="en-US"/>
+        </w:rPr>
+        <w:t xml:space="preserve"> the first matching clause is executed and the rest are skipped. A bare </w:t>
+      </w:r>
+      <w:r>
+        <w:rPr>
+          <w:rStyle w:val="CodeChar"/>
+        </w:rPr>
+        <w:t>except</w:t>
+      </w:r>
+      <w:r>
+        <w:rPr>
+          <w:rFonts w:asciiTheme="majorBidi" w:hAnsiTheme="majorBidi" w:cstheme="majorBidi"/>
+          <w:lang w:val="en-US"/>
+        </w:rPr>
+        <w:t xml:space="preserve"> clause with no type catches any exception.</w:t>
+      </w:r>
+    </w:p>
+    <w:p>
+      <w:pPr>
+        <w:pStyle w:val="Code"/>
+      </w:pPr>
+      <w:r>
+        <w:t>try:</w:t>
+      </w:r>
+    </w:p>
+    <w:p>
+      <w:pPr>
+        <w:pStyle w:val="Code"/>
+      </w:pPr>
+      <w:r>
+        <w:t xml:space="preserve">    result = </w:t>
+      </w:r>
+      <w:proofErr w:type="gramStart"/>
+      <w:r>
+        <w:t>divide(</w:t>
+      </w:r>
+      <w:proofErr w:type="gramEnd"/>
+      <w:r>
+        <w:t>10, 0)</w:t>
+      </w:r>
+    </w:p>
+    <w:p>
+      <w:pPr>
+        <w:pStyle w:val="Code"/>
+      </w:pPr>
+      <w:r>
+        <w:t>except ZeroDivisionError as e:</w:t>
+      </w:r>
+    </w:p>
+    <w:p>
+      <w:pPr>
+        <w:pStyle w:val="Code"/>
+      </w:pPr>
+      <w:r>
+        <w:t xml:space="preserve">    </w:t>
+      </w:r>
+      <w:proofErr w:type="gramStart"/>
+      <w:r>
+        <w:t>print(</w:t>
+      </w:r>
+      <w:proofErr w:type="spellStart"/>
+      <w:proofErr w:type="gramEnd"/>
+      <w:r>
+        <w:t>f"caught</w:t>
+      </w:r>
+      <w:proofErr w:type="spellEnd"/>
+      <w:r>
+        <w:t>: {e}")</w:t>
+      </w:r>
+    </w:p>
+    <w:p>
+      <w:pPr>
+        <w:pStyle w:val="Code"/>
+      </w:pPr>
+      <w:r>
+        <w:t xml:space="preserve">except </w:t>
+      </w:r>
+      <w:proofErr w:type="spellStart"/>
+      <w:r>
+        <w:t>ValueError</w:t>
+      </w:r>
+      <w:proofErr w:type="spellEnd"/>
+      <w:r>
+        <w:t xml:space="preserve"> as e:</w:t>
+      </w:r>
+    </w:p>
+    <w:p>
+      <w:pPr>
+        <w:pStyle w:val="Code"/>
+      </w:pPr>
+      <w:r>
+        <w:t xml:space="preserve">    </w:t>
+      </w:r>
+      <w:proofErr w:type="gramStart"/>
+      <w:r>
+        <w:t>print(</w:t>
+      </w:r>
+      <w:proofErr w:type="spellStart"/>
+      <w:proofErr w:type="gramEnd"/>
+      <w:r>
+        <w:t>f"value</w:t>
+      </w:r>
+      <w:proofErr w:type="spellEnd"/>
+      <w:r>
+        <w:t xml:space="preserve"> error: {e}")</w:t>
+      </w:r>
+    </w:p>
+    <w:p>
+      <w:pPr>
+        <w:pStyle w:val="Code"/>
+      </w:pPr>
+      <w:r>
+        <w:t>except:</w:t>
+      </w:r>
+    </w:p>
+    <w:p>
+      <w:pPr>
+        <w:pStyle w:val="Code"/>
+      </w:pPr>
+      <w:r>
+        <w:t xml:space="preserve">    </w:t>
+      </w:r>
+      <w:proofErr w:type="gramStart"/>
+      <w:r>
+        <w:t>print(</w:t>
+      </w:r>
+      <w:proofErr w:type="gramEnd"/>
+      <w:r>
+        <w:t>"unknown error")</w:t>
+      </w:r>
+    </w:p>
+    <w:p>
+      <w:pPr>
+        <w:pStyle w:val="Code"/>
+      </w:pPr>
+      <w:r>
+        <w:t>else:</w:t>
+      </w:r>
+    </w:p>
+    <w:p>
+      <w:pPr>
+        <w:pStyle w:val="Code"/>
+      </w:pPr>
+      <w:r>
+        <w:t xml:space="preserve">    </w:t>
+      </w:r>
+      <w:proofErr w:type="gramStart"/>
+      <w:r>
+        <w:t>print(</w:t>
+      </w:r>
+      <w:proofErr w:type="spellStart"/>
+      <w:proofErr w:type="gramEnd"/>
+      <w:r>
+        <w:t>f"result</w:t>
+      </w:r>
+      <w:proofErr w:type="spellEnd"/>
+      <w:r>
+        <w:t>: {result}")</w:t>
+      </w:r>
+    </w:p>
+    <w:p>
+      <w:pPr>
+        <w:pStyle w:val="Code"/>
+      </w:pPr>
+      <w:r>
+        <w:t>finally:</w:t>
+      </w:r>
+    </w:p>
+    <w:p>
+      <w:pPr>
+        <w:pStyle w:val="Code"/>
+      </w:pPr>
+      <w:r>
+        <w:t xml:space="preserve">    </w:t>
+      </w:r>
+      <w:proofErr w:type="gramStart"/>
+      <w:r>
+        <w:t>print(</w:t>
+      </w:r>
+      <w:proofErr w:type="gramEnd"/>
+      <w:r>
+        <w:t>"always runs")</w:t>
+      </w:r>
+    </w:p>
+    <w:p>
+      <w:pPr>
+        <w:pStyle w:val="ListParagraph"/>
+        <w:ind w:left="846"/>
+        <w:jc w:val="both"/>
+        <w:rPr>
+          <w:rFonts w:asciiTheme="majorBidi" w:hAnsiTheme="majorBidi" w:cstheme="majorBidi"/>
+          <w:lang w:val="en-US"/>
+        </w:rPr>
+      </w:pPr>
+    </w:p>
+    <w:p>
+      <w:pPr>
+        <w:pStyle w:val="ListParagraph"/>
+        <w:numPr>
+          <w:ilvl w:val="1"/>
+          <w:numId w:val="2"/>
+        </w:numPr>
+        <w:ind w:left="845"/>
+        <w:jc w:val="both"/>
+        <w:outlineLvl w:val="1"/>
+        <w:rPr>
+          <w:rFonts w:asciiTheme="majorBidi" w:hAnsiTheme="majorBidi" w:cstheme="majorBidi"/>
+          <w:lang w:val="en-US"/>
+        </w:rPr>
+      </w:pPr>
+      <w:r>
+        <w:rPr>
+          <w:rFonts w:asciiTheme="majorBidi" w:hAnsiTheme="majorBidi" w:cstheme="majorBidi"/>
+          <w:lang w:val="en-US"/>
+        </w:rPr>
+        <w:t>Match Statement</w:t>
+      </w:r>
+    </w:p>
+    <w:p>
+      <w:pPr>
+        <w:pStyle w:val="ListParagraph"/>
+        <w:ind w:left="846"/>
+        <w:jc w:val="both"/>
+        <w:rPr>
+          <w:rFonts w:asciiTheme="majorBidi" w:hAnsiTheme="majorBidi" w:cstheme="majorBidi"/>
+          <w:lang w:val="en-US"/>
+        </w:rPr>
+      </w:pPr>
+      <w:r>
+        <w:rPr>
+          <w:rFonts w:asciiTheme="majorBidi" w:hAnsiTheme="majorBidi" w:cstheme="majorBidi"/>
+          <w:lang w:val="en-US"/>
+        </w:rPr>
+        <w:t xml:space="preserve">The </w:t>
+      </w:r>
+      <w:r>
+        <w:rPr>
+          <w:rStyle w:val="CodeChar"/>
+        </w:rPr>
+        <w:t>match</w:t>
+      </w:r>
+      <w:r>
+        <w:rPr>
+          <w:rFonts w:asciiTheme="majorBidi" w:hAnsiTheme="majorBidi" w:cstheme="majorBidi"/>
+          <w:lang w:val="en-US"/>
+        </w:rPr>
+        <w:t xml:space="preserve"> statement compares a subject value against a series of patterns and executes the body of the first matching case. Pulse supports six pattern forms: literal patterns that match exact values, wildcard patterns using </w:t>
+      </w:r>
+      <w:r>
+        <w:rPr>
+          <w:rStyle w:val="CodeChar"/>
+        </w:rPr>
+        <w:t>_</w:t>
+      </w:r>
+      <w:r>
+        <w:rPr>
+          <w:rFonts w:asciiTheme="majorBidi" w:hAnsiTheme="majorBidi" w:cstheme="majorBidi"/>
+          <w:lang w:val="en-US"/>
+        </w:rPr>
+        <w:t xml:space="preserve"> that match anything, capture patterns that bind the matched value to a name, OR patterns using </w:t>
+      </w:r>
+      <w:r>
+        <w:rPr>
+          <w:rStyle w:val="CodeChar"/>
+        </w:rPr>
+        <w:t>|</w:t>
+      </w:r>
+      <w:r>
+        <w:rPr>
+          <w:rFonts w:asciiTheme="majorBidi" w:hAnsiTheme="majorBidi" w:cstheme="majorBidi"/>
+          <w:lang w:val="en-US"/>
+        </w:rPr>
+        <w:t xml:space="preserve"> that match any of several alternatives, sequence patterns that </w:t>
+      </w:r>
+      <w:proofErr w:type="spellStart"/>
+      <w:r>
+        <w:rPr>
+          <w:rFonts w:asciiTheme="majorBidi" w:hAnsiTheme="majorBidi" w:cstheme="majorBidi"/>
+          <w:lang w:val="en-US"/>
+        </w:rPr>
+        <w:t>destructure</w:t>
+      </w:r>
+      <w:proofErr w:type="spellEnd"/>
+      <w:r>
+        <w:rPr>
+          <w:rFonts w:asciiTheme="majorBidi" w:hAnsiTheme="majorBidi" w:cstheme="majorBidi"/>
+          <w:lang w:val="en-US"/>
+        </w:rPr>
+        <w:t xml:space="preserve"> lists, and mapping patterns that </w:t>
+      </w:r>
+      <w:proofErr w:type="spellStart"/>
+      <w:r>
+        <w:rPr>
+          <w:rFonts w:asciiTheme="majorBidi" w:hAnsiTheme="majorBidi" w:cstheme="majorBidi"/>
+          <w:lang w:val="en-US"/>
+        </w:rPr>
+        <w:t>destructure</w:t>
+      </w:r>
+      <w:proofErr w:type="spellEnd"/>
+      <w:r>
+        <w:rPr>
+          <w:rFonts w:asciiTheme="majorBidi" w:hAnsiTheme="majorBidi" w:cstheme="majorBidi"/>
+          <w:lang w:val="en-US"/>
+        </w:rPr>
+        <w:t xml:space="preserve"> dicts. An optional guard condition using </w:t>
+      </w:r>
+      <w:r>
+        <w:rPr>
+          <w:rStyle w:val="CodeChar"/>
+        </w:rPr>
+        <w:t>if</w:t>
+      </w:r>
+      <w:r>
+        <w:rPr>
+          <w:rFonts w:asciiTheme="majorBidi" w:hAnsiTheme="majorBidi" w:cstheme="majorBidi"/>
+          <w:lang w:val="en-US"/>
+        </w:rPr>
+        <w:t xml:space="preserve"> can be added to any case to add an additional boolean constraint.</w:t>
+      </w:r>
+    </w:p>
+    <w:p>
+      <w:pPr>
+        <w:pStyle w:val="Code"/>
+      </w:pPr>
+      <w:r>
+        <w:t>match status:</w:t>
+      </w:r>
+    </w:p>
+    <w:p>
+      <w:pPr>
+        <w:pStyle w:val="Code"/>
+      </w:pPr>
+      <w:r>
+        <w:t xml:space="preserve">    case 200:</w:t>
+      </w:r>
+    </w:p>
+    <w:p>
+      <w:pPr>
+        <w:pStyle w:val="Code"/>
+      </w:pPr>
+      <w:r>
+        <w:t xml:space="preserve">        print("ok")</w:t>
+      </w:r>
+    </w:p>
+    <w:p>
+      <w:pPr>
+        <w:pStyle w:val="Code"/>
+      </w:pPr>
+      <w:r>
+        <w:lastRenderedPageBreak/>
+        <w:t xml:space="preserve">    case 404:</w:t>
+      </w:r>
+    </w:p>
+    <w:p>
+      <w:pPr>
+        <w:pStyle w:val="Code"/>
+      </w:pPr>
+      <w:r>
+        <w:t xml:space="preserve">        </w:t>
+      </w:r>
+      <w:proofErr w:type="gramStart"/>
+      <w:r>
+        <w:t>print(</w:t>
+      </w:r>
+      <w:proofErr w:type="gramEnd"/>
+      <w:r>
+        <w:t>"not found")</w:t>
+      </w:r>
+    </w:p>
+    <w:p>
+      <w:pPr>
+        <w:pStyle w:val="Code"/>
+      </w:pPr>
+      <w:r>
+        <w:t xml:space="preserve">    case 500 | 503:</w:t>
+      </w:r>
+    </w:p>
+    <w:p>
+      <w:pPr>
+        <w:pStyle w:val="Code"/>
+      </w:pPr>
+      <w:r>
+        <w:t xml:space="preserve">        </w:t>
+      </w:r>
+      <w:proofErr w:type="gramStart"/>
+      <w:r>
+        <w:t>print(</w:t>
+      </w:r>
+      <w:proofErr w:type="gramEnd"/>
+      <w:r>
+        <w:t>"server error")</w:t>
+      </w:r>
+    </w:p>
+    <w:p>
+      <w:pPr>
+        <w:pStyle w:val="Code"/>
+      </w:pPr>
+      <w:r>
+        <w:t xml:space="preserve">    case code if code &gt; 400:</w:t>
+      </w:r>
+    </w:p>
+    <w:p>
+      <w:pPr>
+        <w:pStyle w:val="Code"/>
+      </w:pPr>
+      <w:r>
+        <w:t xml:space="preserve">        </w:t>
+      </w:r>
+      <w:proofErr w:type="gramStart"/>
+      <w:r>
+        <w:t>print(</w:t>
+      </w:r>
+      <w:proofErr w:type="spellStart"/>
+      <w:proofErr w:type="gramEnd"/>
+      <w:r>
+        <w:t>f"client</w:t>
+      </w:r>
+      <w:proofErr w:type="spellEnd"/>
+      <w:r>
+        <w:t xml:space="preserve"> error: {code}")</w:t>
+      </w:r>
+    </w:p>
+    <w:p>
+      <w:pPr>
+        <w:pStyle w:val="Code"/>
+      </w:pPr>
+      <w:r>
+        <w:t xml:space="preserve">    case _:</w:t>
+      </w:r>
+    </w:p>
+    <w:p>
+      <w:pPr>
+        <w:pStyle w:val="Code"/>
+      </w:pPr>
+      <w:r>
+        <w:t xml:space="preserve">        print("unknown")</w:t>
+      </w:r>
+    </w:p>
+    <w:p>
+      <w:pPr>
+        <w:pStyle w:val="ListParagraph"/>
         <w:ind w:left="426"/>
         <w:jc w:val="both"/>
         <w:rPr>
           <w:rFonts w:asciiTheme="majorBidi" w:hAnsiTheme="majorBidi" w:cstheme="majorBidi"/>
-          <w:sz w:val="28"/>
-          <w:szCs w:val="28"/>
-          <w:lang w:val="en-US"/>
-        </w:rPr>
-      </w:pPr>
-    </w:p>
-    <w:p>
-      <w:pPr>
-        <w:pStyle w:val="ListParagraph"/>
-        <w:ind w:left="426"/>
-        <w:jc w:val="both"/>
-        <w:rPr>
-          <w:rFonts w:asciiTheme="majorBidi" w:hAnsiTheme="majorBidi" w:cstheme="majorBidi"/>
-          <w:sz w:val="28"/>
-          <w:szCs w:val="28"/>
           <w:lang w:val="en-US"/>
         </w:rPr>
       </w:pPr>
@@ -19071,6 +22616,7 @@
   <w:style w:type="character" w:default="1" w:styleId="DefaultParagraphFont">
     <w:name w:val="Default Paragraph Font"/>
     <w:uiPriority w:val="1"/>
+    <w:semiHidden/>
     <w:unhideWhenUsed/>
   </w:style>
   <w:style w:type="table" w:default="1" w:styleId="TableNormal">
